--- a/MANUAL.docx
+++ b/MANUAL.docx
@@ -91,7 +91,7 @@
       <w:r>
         <w:fldChar w:fldCharType="separate"/>
       </w:r>
-      <w:hyperlink w:anchor="_Toc243357793" w:history="1">
+      <w:hyperlink w:anchor="_Toc243362652" w:history="1">
         <w:r>
           <w:rPr>
             <w:rStyle w:val="aff8"/>
@@ -118,7 +118,7 @@
             <w:noProof/>
             <w:webHidden/>
           </w:rPr>
-          <w:instrText xml:space="preserve"> PAGEREF _Toc243357793 \h </w:instrText>
+          <w:instrText xml:space="preserve"> PAGEREF _Toc243362652 \h </w:instrText>
         </w:r>
         <w:r>
           <w:rPr>
@@ -161,7 +161,7 @@
           <w:lang w:val="ru-RU" w:eastAsia="ru-RU"/>
         </w:rPr>
       </w:pPr>
-      <w:hyperlink w:anchor="_Toc243357794" w:history="1">
+      <w:hyperlink w:anchor="_Toc243362653" w:history="1">
         <w:r>
           <w:rPr>
             <w:rStyle w:val="aff8"/>
@@ -188,7 +188,7 @@
             <w:noProof/>
             <w:webHidden/>
           </w:rPr>
-          <w:instrText xml:space="preserve"> PAGEREF _Toc243357794 \h </w:instrText>
+          <w:instrText xml:space="preserve"> PAGEREF _Toc243362653 \h </w:instrText>
         </w:r>
         <w:r>
           <w:rPr>
@@ -231,7 +231,7 @@
           <w:lang w:val="ru-RU" w:eastAsia="ru-RU"/>
         </w:rPr>
       </w:pPr>
-      <w:hyperlink w:anchor="_Toc243357795" w:history="1">
+      <w:hyperlink w:anchor="_Toc243362654" w:history="1">
         <w:r>
           <w:rPr>
             <w:rStyle w:val="aff8"/>
@@ -258,7 +258,7 @@
             <w:noProof/>
             <w:webHidden/>
           </w:rPr>
-          <w:instrText xml:space="preserve"> PAGEREF _Toc243357795 \h </w:instrText>
+          <w:instrText xml:space="preserve"> PAGEREF _Toc243362654 \h </w:instrText>
         </w:r>
         <w:r>
           <w:rPr>
@@ -301,7 +301,7 @@
           <w:lang w:val="ru-RU" w:eastAsia="ru-RU"/>
         </w:rPr>
       </w:pPr>
-      <w:hyperlink w:anchor="_Toc243357796" w:history="1">
+      <w:hyperlink w:anchor="_Toc243362655" w:history="1">
         <w:r>
           <w:rPr>
             <w:rStyle w:val="aff8"/>
@@ -328,7 +328,7 @@
             <w:noProof/>
             <w:webHidden/>
           </w:rPr>
-          <w:instrText xml:space="preserve"> PAGEREF _Toc243357796 \h </w:instrText>
+          <w:instrText xml:space="preserve"> PAGEREF _Toc243362655 \h </w:instrText>
         </w:r>
         <w:r>
           <w:rPr>
@@ -371,7 +371,7 @@
           <w:lang w:val="ru-RU" w:eastAsia="ru-RU"/>
         </w:rPr>
       </w:pPr>
-      <w:hyperlink w:anchor="_Toc243357797" w:history="1">
+      <w:hyperlink w:anchor="_Toc243362656" w:history="1">
         <w:r>
           <w:rPr>
             <w:rStyle w:val="aff8"/>
@@ -398,7 +398,7 @@
             <w:noProof/>
             <w:webHidden/>
           </w:rPr>
-          <w:instrText xml:space="preserve"> PAGEREF _Toc243357797 \h </w:instrText>
+          <w:instrText xml:space="preserve"> PAGEREF _Toc243362656 \h </w:instrText>
         </w:r>
         <w:r>
           <w:rPr>
@@ -441,7 +441,7 @@
           <w:lang w:val="ru-RU" w:eastAsia="ru-RU"/>
         </w:rPr>
       </w:pPr>
-      <w:hyperlink w:anchor="_Toc243357798" w:history="1">
+      <w:hyperlink w:anchor="_Toc243362657" w:history="1">
         <w:r>
           <w:rPr>
             <w:rStyle w:val="aff8"/>
@@ -468,7 +468,7 @@
             <w:noProof/>
             <w:webHidden/>
           </w:rPr>
-          <w:instrText xml:space="preserve"> PAGEREF _Toc243357798 \h </w:instrText>
+          <w:instrText xml:space="preserve"> PAGEREF _Toc243362657 \h </w:instrText>
         </w:r>
         <w:r>
           <w:rPr>
@@ -511,7 +511,7 @@
           <w:lang w:val="ru-RU" w:eastAsia="ru-RU"/>
         </w:rPr>
       </w:pPr>
-      <w:hyperlink w:anchor="_Toc243357799" w:history="1">
+      <w:hyperlink w:anchor="_Toc243362658" w:history="1">
         <w:r>
           <w:rPr>
             <w:rStyle w:val="aff8"/>
@@ -538,7 +538,7 @@
             <w:noProof/>
             <w:webHidden/>
           </w:rPr>
-          <w:instrText xml:space="preserve"> PAGEREF _Toc243357799 \h </w:instrText>
+          <w:instrText xml:space="preserve"> PAGEREF _Toc243362658 \h </w:instrText>
         </w:r>
         <w:r>
           <w:rPr>
@@ -581,7 +581,7 @@
           <w:lang w:val="ru-RU" w:eastAsia="ru-RU"/>
         </w:rPr>
       </w:pPr>
-      <w:hyperlink w:anchor="_Toc243357800" w:history="1">
+      <w:hyperlink w:anchor="_Toc243362659" w:history="1">
         <w:r>
           <w:rPr>
             <w:rStyle w:val="aff8"/>
@@ -608,7 +608,7 @@
             <w:noProof/>
             <w:webHidden/>
           </w:rPr>
-          <w:instrText xml:space="preserve"> PAGEREF _Toc243357800 \h </w:instrText>
+          <w:instrText xml:space="preserve"> PAGEREF _Toc243362659 \h </w:instrText>
         </w:r>
         <w:r>
           <w:rPr>
@@ -651,7 +651,7 @@
           <w:lang w:val="ru-RU" w:eastAsia="ru-RU"/>
         </w:rPr>
       </w:pPr>
-      <w:hyperlink w:anchor="_Toc243357801" w:history="1">
+      <w:hyperlink w:anchor="_Toc243362660" w:history="1">
         <w:r>
           <w:rPr>
             <w:rStyle w:val="aff8"/>
@@ -678,7 +678,7 @@
             <w:noProof/>
             <w:webHidden/>
           </w:rPr>
-          <w:instrText xml:space="preserve"> PAGEREF _Toc243357801 \h </w:instrText>
+          <w:instrText xml:space="preserve"> PAGEREF _Toc243362660 \h </w:instrText>
         </w:r>
         <w:r>
           <w:rPr>
@@ -698,7 +698,7 @@
             <w:noProof/>
             <w:webHidden/>
           </w:rPr>
-          <w:t>6</w:t>
+          <w:t>5</w:t>
         </w:r>
         <w:r>
           <w:rPr>
@@ -721,7 +721,7 @@
           <w:lang w:val="ru-RU" w:eastAsia="ru-RU"/>
         </w:rPr>
       </w:pPr>
-      <w:hyperlink w:anchor="_Toc243357802" w:history="1">
+      <w:hyperlink w:anchor="_Toc243362661" w:history="1">
         <w:r>
           <w:rPr>
             <w:rStyle w:val="aff8"/>
@@ -748,7 +748,7 @@
             <w:noProof/>
             <w:webHidden/>
           </w:rPr>
-          <w:instrText xml:space="preserve"> PAGEREF _Toc243357802 \h </w:instrText>
+          <w:instrText xml:space="preserve"> PAGEREF _Toc243362661 \h </w:instrText>
         </w:r>
         <w:r>
           <w:rPr>
@@ -791,13 +791,13 @@
           <w:lang w:val="ru-RU" w:eastAsia="ru-RU"/>
         </w:rPr>
       </w:pPr>
-      <w:hyperlink w:anchor="_Toc243357803" w:history="1">
+      <w:hyperlink w:anchor="_Toc243362662" w:history="1">
         <w:r>
           <w:rPr>
             <w:rStyle w:val="aff8"/>
             <w:noProof/>
           </w:rPr>
-          <w:t>4.1. Visual Studio с рабочей нагрузкой C++</w:t>
+          <w:t>4.1. Geant4 11.4.1</w:t>
         </w:r>
         <w:r>
           <w:rPr>
@@ -818,7 +818,7 @@
             <w:noProof/>
             <w:webHidden/>
           </w:rPr>
-          <w:instrText xml:space="preserve"> PAGEREF _Toc243357803 \h </w:instrText>
+          <w:instrText xml:space="preserve"> PAGEREF _Toc243362662 \h </w:instrText>
         </w:r>
         <w:r>
           <w:rPr>
@@ -839,6 +839,216 @@
             <w:webHidden/>
           </w:rPr>
           <w:t>6</w:t>
+        </w:r>
+        <w:r>
+          <w:rPr>
+            <w:noProof/>
+            <w:webHidden/>
+          </w:rPr>
+          <w:fldChar w:fldCharType="end"/>
+        </w:r>
+      </w:hyperlink>
+    </w:p>
+    <w:p>
+      <w:pPr>
+        <w:pStyle w:val="38"/>
+        <w:tabs>
+          <w:tab w:val="right" w:leader="dot" w:pos="9515"/>
+        </w:tabs>
+        <w:rPr>
+          <w:rFonts w:asciiTheme="minorHAnsi" w:hAnsiTheme="minorHAnsi"/>
+          <w:noProof/>
+          <w:lang w:val="ru-RU" w:eastAsia="ru-RU"/>
+        </w:rPr>
+      </w:pPr>
+      <w:hyperlink w:anchor="_Toc243362663" w:history="1">
+        <w:r>
+          <w:rPr>
+            <w:rStyle w:val="aff8"/>
+            <w:noProof/>
+          </w:rPr>
+          <w:t>4.1.1. Установка</w:t>
+        </w:r>
+        <w:r>
+          <w:rPr>
+            <w:noProof/>
+            <w:webHidden/>
+          </w:rPr>
+          <w:tab/>
+        </w:r>
+        <w:r>
+          <w:rPr>
+            <w:noProof/>
+            <w:webHidden/>
+          </w:rPr>
+          <w:fldChar w:fldCharType="begin"/>
+        </w:r>
+        <w:r>
+          <w:rPr>
+            <w:noProof/>
+            <w:webHidden/>
+          </w:rPr>
+          <w:instrText xml:space="preserve"> PAGEREF _Toc243362663 \h </w:instrText>
+        </w:r>
+        <w:r>
+          <w:rPr>
+            <w:noProof/>
+            <w:webHidden/>
+          </w:rPr>
+        </w:r>
+        <w:r>
+          <w:rPr>
+            <w:noProof/>
+            <w:webHidden/>
+          </w:rPr>
+          <w:fldChar w:fldCharType="separate"/>
+        </w:r>
+        <w:r>
+          <w:rPr>
+            <w:noProof/>
+            <w:webHidden/>
+          </w:rPr>
+          <w:t>6</w:t>
+        </w:r>
+        <w:r>
+          <w:rPr>
+            <w:noProof/>
+            <w:webHidden/>
+          </w:rPr>
+          <w:fldChar w:fldCharType="end"/>
+        </w:r>
+      </w:hyperlink>
+    </w:p>
+    <w:p>
+      <w:pPr>
+        <w:pStyle w:val="38"/>
+        <w:tabs>
+          <w:tab w:val="right" w:leader="dot" w:pos="9515"/>
+        </w:tabs>
+        <w:rPr>
+          <w:rFonts w:asciiTheme="minorHAnsi" w:hAnsiTheme="minorHAnsi"/>
+          <w:noProof/>
+          <w:lang w:val="ru-RU" w:eastAsia="ru-RU"/>
+        </w:rPr>
+      </w:pPr>
+      <w:hyperlink w:anchor="_Toc243362664" w:history="1">
+        <w:r>
+          <w:rPr>
+            <w:rStyle w:val="aff8"/>
+            <w:noProof/>
+          </w:rPr>
+          <w:t>4.1.2. Переменные среды</w:t>
+        </w:r>
+        <w:r>
+          <w:rPr>
+            <w:noProof/>
+            <w:webHidden/>
+          </w:rPr>
+          <w:tab/>
+        </w:r>
+        <w:r>
+          <w:rPr>
+            <w:noProof/>
+            <w:webHidden/>
+          </w:rPr>
+          <w:fldChar w:fldCharType="begin"/>
+        </w:r>
+        <w:r>
+          <w:rPr>
+            <w:noProof/>
+            <w:webHidden/>
+          </w:rPr>
+          <w:instrText xml:space="preserve"> PAGEREF _Toc243362664 \h </w:instrText>
+        </w:r>
+        <w:r>
+          <w:rPr>
+            <w:noProof/>
+            <w:webHidden/>
+          </w:rPr>
+        </w:r>
+        <w:r>
+          <w:rPr>
+            <w:noProof/>
+            <w:webHidden/>
+          </w:rPr>
+          <w:fldChar w:fldCharType="separate"/>
+        </w:r>
+        <w:r>
+          <w:rPr>
+            <w:noProof/>
+            <w:webHidden/>
+          </w:rPr>
+          <w:t>6</w:t>
+        </w:r>
+        <w:r>
+          <w:rPr>
+            <w:noProof/>
+            <w:webHidden/>
+          </w:rPr>
+          <w:fldChar w:fldCharType="end"/>
+        </w:r>
+      </w:hyperlink>
+    </w:p>
+    <w:p>
+      <w:pPr>
+        <w:pStyle w:val="38"/>
+        <w:tabs>
+          <w:tab w:val="right" w:leader="dot" w:pos="9515"/>
+        </w:tabs>
+        <w:rPr>
+          <w:rFonts w:asciiTheme="minorHAnsi" w:hAnsiTheme="minorHAnsi"/>
+          <w:noProof/>
+          <w:lang w:val="ru-RU" w:eastAsia="ru-RU"/>
+        </w:rPr>
+      </w:pPr>
+      <w:hyperlink w:anchor="_Toc243362665" w:history="1">
+        <w:r>
+          <w:rPr>
+            <w:rStyle w:val="aff8"/>
+            <w:noProof/>
+          </w:rPr>
+          <w:t>4.1.3. Добавление Geant4 в PATH</w:t>
+        </w:r>
+        <w:r>
+          <w:rPr>
+            <w:noProof/>
+            <w:webHidden/>
+          </w:rPr>
+          <w:tab/>
+        </w:r>
+        <w:r>
+          <w:rPr>
+            <w:noProof/>
+            <w:webHidden/>
+          </w:rPr>
+          <w:fldChar w:fldCharType="begin"/>
+        </w:r>
+        <w:r>
+          <w:rPr>
+            <w:noProof/>
+            <w:webHidden/>
+          </w:rPr>
+          <w:instrText xml:space="preserve"> PAGEREF _Toc243362665 \h </w:instrText>
+        </w:r>
+        <w:r>
+          <w:rPr>
+            <w:noProof/>
+            <w:webHidden/>
+          </w:rPr>
+        </w:r>
+        <w:r>
+          <w:rPr>
+            <w:noProof/>
+            <w:webHidden/>
+          </w:rPr>
+          <w:fldChar w:fldCharType="separate"/>
+        </w:r>
+        <w:r>
+          <w:rPr>
+            <w:noProof/>
+            <w:webHidden/>
+          </w:rPr>
+          <w:t>7</w:t>
         </w:r>
         <w:r>
           <w:rPr>
@@ -861,13 +1071,13 @@
           <w:lang w:val="ru-RU" w:eastAsia="ru-RU"/>
         </w:rPr>
       </w:pPr>
-      <w:hyperlink w:anchor="_Toc243357804" w:history="1">
+      <w:hyperlink w:anchor="_Toc243362666" w:history="1">
         <w:r>
           <w:rPr>
             <w:rStyle w:val="aff8"/>
             <w:noProof/>
           </w:rPr>
-          <w:t>4.2. CMake</w:t>
+          <w:t>4.2. Visual C++ Runtime</w:t>
         </w:r>
         <w:r>
           <w:rPr>
@@ -888,7 +1098,7 @@
             <w:noProof/>
             <w:webHidden/>
           </w:rPr>
-          <w:instrText xml:space="preserve"> PAGEREF _Toc243357804 \h </w:instrText>
+          <w:instrText xml:space="preserve"> PAGEREF _Toc243362666 \h </w:instrText>
         </w:r>
         <w:r>
           <w:rPr>
@@ -908,7 +1118,7 @@
             <w:noProof/>
             <w:webHidden/>
           </w:rPr>
-          <w:t>6</w:t>
+          <w:t>8</w:t>
         </w:r>
         <w:r>
           <w:rPr>
@@ -931,13 +1141,13 @@
           <w:lang w:val="ru-RU" w:eastAsia="ru-RU"/>
         </w:rPr>
       </w:pPr>
-      <w:hyperlink w:anchor="_Toc243357805" w:history="1">
+      <w:hyperlink w:anchor="_Toc243362667" w:history="1">
         <w:r>
           <w:rPr>
             <w:rStyle w:val="aff8"/>
             <w:noProof/>
           </w:rPr>
-          <w:t>4.3. Geant4 11.4.1</w:t>
+          <w:t>4.3. Python и tkinter</w:t>
         </w:r>
         <w:r>
           <w:rPr>
@@ -958,217 +1168,7 @@
             <w:noProof/>
             <w:webHidden/>
           </w:rPr>
-          <w:instrText xml:space="preserve"> PAGEREF _Toc243357805 \h </w:instrText>
-        </w:r>
-        <w:r>
-          <w:rPr>
-            <w:noProof/>
-            <w:webHidden/>
-          </w:rPr>
-        </w:r>
-        <w:r>
-          <w:rPr>
-            <w:noProof/>
-            <w:webHidden/>
-          </w:rPr>
-          <w:fldChar w:fldCharType="separate"/>
-        </w:r>
-        <w:r>
-          <w:rPr>
-            <w:noProof/>
-            <w:webHidden/>
-          </w:rPr>
-          <w:t>7</w:t>
-        </w:r>
-        <w:r>
-          <w:rPr>
-            <w:noProof/>
-            <w:webHidden/>
-          </w:rPr>
-          <w:fldChar w:fldCharType="end"/>
-        </w:r>
-      </w:hyperlink>
-    </w:p>
-    <w:p>
-      <w:pPr>
-        <w:pStyle w:val="38"/>
-        <w:tabs>
-          <w:tab w:val="right" w:leader="dot" w:pos="9515"/>
-        </w:tabs>
-        <w:rPr>
-          <w:rFonts w:asciiTheme="minorHAnsi" w:hAnsiTheme="minorHAnsi"/>
-          <w:noProof/>
-          <w:lang w:val="ru-RU" w:eastAsia="ru-RU"/>
-        </w:rPr>
-      </w:pPr>
-      <w:hyperlink w:anchor="_Toc243357806" w:history="1">
-        <w:r>
-          <w:rPr>
-            <w:rStyle w:val="aff8"/>
-            <w:noProof/>
-          </w:rPr>
-          <w:t>4.3.1. Установка</w:t>
-        </w:r>
-        <w:r>
-          <w:rPr>
-            <w:noProof/>
-            <w:webHidden/>
-          </w:rPr>
-          <w:tab/>
-        </w:r>
-        <w:r>
-          <w:rPr>
-            <w:noProof/>
-            <w:webHidden/>
-          </w:rPr>
-          <w:fldChar w:fldCharType="begin"/>
-        </w:r>
-        <w:r>
-          <w:rPr>
-            <w:noProof/>
-            <w:webHidden/>
-          </w:rPr>
-          <w:instrText xml:space="preserve"> PAGEREF _Toc243357806 \h </w:instrText>
-        </w:r>
-        <w:r>
-          <w:rPr>
-            <w:noProof/>
-            <w:webHidden/>
-          </w:rPr>
-        </w:r>
-        <w:r>
-          <w:rPr>
-            <w:noProof/>
-            <w:webHidden/>
-          </w:rPr>
-          <w:fldChar w:fldCharType="separate"/>
-        </w:r>
-        <w:r>
-          <w:rPr>
-            <w:noProof/>
-            <w:webHidden/>
-          </w:rPr>
-          <w:t>7</w:t>
-        </w:r>
-        <w:r>
-          <w:rPr>
-            <w:noProof/>
-            <w:webHidden/>
-          </w:rPr>
-          <w:fldChar w:fldCharType="end"/>
-        </w:r>
-      </w:hyperlink>
-    </w:p>
-    <w:p>
-      <w:pPr>
-        <w:pStyle w:val="38"/>
-        <w:tabs>
-          <w:tab w:val="right" w:leader="dot" w:pos="9515"/>
-        </w:tabs>
-        <w:rPr>
-          <w:rFonts w:asciiTheme="minorHAnsi" w:hAnsiTheme="minorHAnsi"/>
-          <w:noProof/>
-          <w:lang w:val="ru-RU" w:eastAsia="ru-RU"/>
-        </w:rPr>
-      </w:pPr>
-      <w:hyperlink w:anchor="_Toc243357807" w:history="1">
-        <w:r>
-          <w:rPr>
-            <w:rStyle w:val="aff8"/>
-            <w:noProof/>
-          </w:rPr>
-          <w:t>4.3.2. Переменные среды</w:t>
-        </w:r>
-        <w:r>
-          <w:rPr>
-            <w:noProof/>
-            <w:webHidden/>
-          </w:rPr>
-          <w:tab/>
-        </w:r>
-        <w:r>
-          <w:rPr>
-            <w:noProof/>
-            <w:webHidden/>
-          </w:rPr>
-          <w:fldChar w:fldCharType="begin"/>
-        </w:r>
-        <w:r>
-          <w:rPr>
-            <w:noProof/>
-            <w:webHidden/>
-          </w:rPr>
-          <w:instrText xml:space="preserve"> PAGEREF _Toc243357807 \h </w:instrText>
-        </w:r>
-        <w:r>
-          <w:rPr>
-            <w:noProof/>
-            <w:webHidden/>
-          </w:rPr>
-        </w:r>
-        <w:r>
-          <w:rPr>
-            <w:noProof/>
-            <w:webHidden/>
-          </w:rPr>
-          <w:fldChar w:fldCharType="separate"/>
-        </w:r>
-        <w:r>
-          <w:rPr>
-            <w:noProof/>
-            <w:webHidden/>
-          </w:rPr>
-          <w:t>7</w:t>
-        </w:r>
-        <w:r>
-          <w:rPr>
-            <w:noProof/>
-            <w:webHidden/>
-          </w:rPr>
-          <w:fldChar w:fldCharType="end"/>
-        </w:r>
-      </w:hyperlink>
-    </w:p>
-    <w:p>
-      <w:pPr>
-        <w:pStyle w:val="38"/>
-        <w:tabs>
-          <w:tab w:val="right" w:leader="dot" w:pos="9515"/>
-        </w:tabs>
-        <w:rPr>
-          <w:rFonts w:asciiTheme="minorHAnsi" w:hAnsiTheme="minorHAnsi"/>
-          <w:noProof/>
-          <w:lang w:val="ru-RU" w:eastAsia="ru-RU"/>
-        </w:rPr>
-      </w:pPr>
-      <w:hyperlink w:anchor="_Toc243357808" w:history="1">
-        <w:r>
-          <w:rPr>
-            <w:rStyle w:val="aff8"/>
-            <w:noProof/>
-          </w:rPr>
-          <w:t>4.3.3. Добавление Geant4 в PATH</w:t>
-        </w:r>
-        <w:r>
-          <w:rPr>
-            <w:noProof/>
-            <w:webHidden/>
-          </w:rPr>
-          <w:tab/>
-        </w:r>
-        <w:r>
-          <w:rPr>
-            <w:noProof/>
-            <w:webHidden/>
-          </w:rPr>
-          <w:fldChar w:fldCharType="begin"/>
-        </w:r>
-        <w:r>
-          <w:rPr>
-            <w:noProof/>
-            <w:webHidden/>
-          </w:rPr>
-          <w:instrText xml:space="preserve"> PAGEREF _Toc243357808 \h </w:instrText>
+          <w:instrText xml:space="preserve"> PAGEREF _Toc243362667 \h </w:instrText>
         </w:r>
         <w:r>
           <w:rPr>
@@ -1211,13 +1211,13 @@
           <w:lang w:val="ru-RU" w:eastAsia="ru-RU"/>
         </w:rPr>
       </w:pPr>
-      <w:hyperlink w:anchor="_Toc243357809" w:history="1">
+      <w:hyperlink w:anchor="_Toc243362668" w:history="1">
         <w:r>
           <w:rPr>
             <w:rStyle w:val="aff8"/>
             <w:noProof/>
           </w:rPr>
-          <w:t>4.4. Visual C++ Runtime</w:t>
+          <w:t>4.4. matplotlib (необязательно)</w:t>
         </w:r>
         <w:r>
           <w:rPr>
@@ -1238,7 +1238,7 @@
             <w:noProof/>
             <w:webHidden/>
           </w:rPr>
-          <w:instrText xml:space="preserve"> PAGEREF _Toc243357809 \h </w:instrText>
+          <w:instrText xml:space="preserve"> PAGEREF _Toc243362668 \h </w:instrText>
         </w:r>
         <w:r>
           <w:rPr>
@@ -1258,7 +1258,77 @@
             <w:noProof/>
             <w:webHidden/>
           </w:rPr>
-          <w:t>9</w:t>
+          <w:t>8</w:t>
+        </w:r>
+        <w:r>
+          <w:rPr>
+            <w:noProof/>
+            <w:webHidden/>
+          </w:rPr>
+          <w:fldChar w:fldCharType="end"/>
+        </w:r>
+      </w:hyperlink>
+    </w:p>
+    <w:p>
+      <w:pPr>
+        <w:pStyle w:val="14"/>
+        <w:tabs>
+          <w:tab w:val="right" w:leader="dot" w:pos="9515"/>
+        </w:tabs>
+        <w:rPr>
+          <w:rFonts w:asciiTheme="minorHAnsi" w:hAnsiTheme="minorHAnsi"/>
+          <w:noProof/>
+          <w:lang w:val="ru-RU" w:eastAsia="ru-RU"/>
+        </w:rPr>
+      </w:pPr>
+      <w:hyperlink w:anchor="_Toc243362669" w:history="1">
+        <w:r>
+          <w:rPr>
+            <w:rStyle w:val="aff8"/>
+            <w:noProof/>
+          </w:rPr>
+          <w:t>5. Проверка зависимостей</w:t>
+        </w:r>
+        <w:r>
+          <w:rPr>
+            <w:noProof/>
+            <w:webHidden/>
+          </w:rPr>
+          <w:tab/>
+        </w:r>
+        <w:r>
+          <w:rPr>
+            <w:noProof/>
+            <w:webHidden/>
+          </w:rPr>
+          <w:fldChar w:fldCharType="begin"/>
+        </w:r>
+        <w:r>
+          <w:rPr>
+            <w:noProof/>
+            <w:webHidden/>
+          </w:rPr>
+          <w:instrText xml:space="preserve"> PAGEREF _Toc243362669 \h </w:instrText>
+        </w:r>
+        <w:r>
+          <w:rPr>
+            <w:noProof/>
+            <w:webHidden/>
+          </w:rPr>
+        </w:r>
+        <w:r>
+          <w:rPr>
+            <w:noProof/>
+            <w:webHidden/>
+          </w:rPr>
+          <w:fldChar w:fldCharType="separate"/>
+        </w:r>
+        <w:r>
+          <w:rPr>
+            <w:noProof/>
+            <w:webHidden/>
+          </w:rPr>
+          <w:t>8</w:t>
         </w:r>
         <w:r>
           <w:rPr>
@@ -1281,13 +1351,13 @@
           <w:lang w:val="ru-RU" w:eastAsia="ru-RU"/>
         </w:rPr>
       </w:pPr>
-      <w:hyperlink w:anchor="_Toc243357810" w:history="1">
+      <w:hyperlink w:anchor="_Toc243362670" w:history="1">
         <w:r>
           <w:rPr>
             <w:rStyle w:val="aff8"/>
             <w:noProof/>
           </w:rPr>
-          <w:t>4.5. Python и tkinter</w:t>
+          <w:t>5.1. Python и tkinter</w:t>
         </w:r>
         <w:r>
           <w:rPr>
@@ -1308,7 +1378,7 @@
             <w:noProof/>
             <w:webHidden/>
           </w:rPr>
-          <w:instrText xml:space="preserve"> PAGEREF _Toc243357810 \h </w:instrText>
+          <w:instrText xml:space="preserve"> PAGEREF _Toc243362670 \h </w:instrText>
         </w:r>
         <w:r>
           <w:rPr>
@@ -1351,13 +1421,13 @@
           <w:lang w:val="ru-RU" w:eastAsia="ru-RU"/>
         </w:rPr>
       </w:pPr>
-      <w:hyperlink w:anchor="_Toc243357811" w:history="1">
+      <w:hyperlink w:anchor="_Toc243362671" w:history="1">
         <w:r>
           <w:rPr>
             <w:rStyle w:val="aff8"/>
             <w:noProof/>
           </w:rPr>
-          <w:t>4.6. matplotlib (необязательно)</w:t>
+          <w:t>5.2. Geant4</w:t>
         </w:r>
         <w:r>
           <w:rPr>
@@ -1378,7 +1448,77 @@
             <w:noProof/>
             <w:webHidden/>
           </w:rPr>
-          <w:instrText xml:space="preserve"> PAGEREF _Toc243357811 \h </w:instrText>
+          <w:instrText xml:space="preserve"> PAGEREF _Toc243362671 \h </w:instrText>
+        </w:r>
+        <w:r>
+          <w:rPr>
+            <w:noProof/>
+            <w:webHidden/>
+          </w:rPr>
+        </w:r>
+        <w:r>
+          <w:rPr>
+            <w:noProof/>
+            <w:webHidden/>
+          </w:rPr>
+          <w:fldChar w:fldCharType="separate"/>
+        </w:r>
+        <w:r>
+          <w:rPr>
+            <w:noProof/>
+            <w:webHidden/>
+          </w:rPr>
+          <w:t>9</w:t>
+        </w:r>
+        <w:r>
+          <w:rPr>
+            <w:noProof/>
+            <w:webHidden/>
+          </w:rPr>
+          <w:fldChar w:fldCharType="end"/>
+        </w:r>
+      </w:hyperlink>
+    </w:p>
+    <w:p>
+      <w:pPr>
+        <w:pStyle w:val="2c"/>
+        <w:tabs>
+          <w:tab w:val="right" w:leader="dot" w:pos="9515"/>
+        </w:tabs>
+        <w:rPr>
+          <w:rFonts w:asciiTheme="minorHAnsi" w:hAnsiTheme="minorHAnsi"/>
+          <w:noProof/>
+          <w:lang w:val="ru-RU" w:eastAsia="ru-RU"/>
+        </w:rPr>
+      </w:pPr>
+      <w:hyperlink w:anchor="_Toc243362672" w:history="1">
+        <w:r>
+          <w:rPr>
+            <w:rStyle w:val="aff8"/>
+            <w:noProof/>
+          </w:rPr>
+          <w:t>5.3. Наборы данных</w:t>
+        </w:r>
+        <w:r>
+          <w:rPr>
+            <w:noProof/>
+            <w:webHidden/>
+          </w:rPr>
+          <w:tab/>
+        </w:r>
+        <w:r>
+          <w:rPr>
+            <w:noProof/>
+            <w:webHidden/>
+          </w:rPr>
+          <w:fldChar w:fldCharType="begin"/>
+        </w:r>
+        <w:r>
+          <w:rPr>
+            <w:noProof/>
+            <w:webHidden/>
+          </w:rPr>
+          <w:instrText xml:space="preserve"> PAGEREF _Toc243362672 \h </w:instrText>
         </w:r>
         <w:r>
           <w:rPr>
@@ -1421,13 +1561,13 @@
           <w:lang w:val="ru-RU" w:eastAsia="ru-RU"/>
         </w:rPr>
       </w:pPr>
-      <w:hyperlink w:anchor="_Toc243357812" w:history="1">
+      <w:hyperlink w:anchor="_Toc243362673" w:history="1">
         <w:r>
           <w:rPr>
             <w:rStyle w:val="aff8"/>
             <w:noProof/>
           </w:rPr>
-          <w:t>5. Проверка зависимостей</w:t>
+          <w:t>6. Установка geant4-autoradiolysis-beta</w:t>
         </w:r>
         <w:r>
           <w:rPr>
@@ -1448,7 +1588,7 @@
             <w:noProof/>
             <w:webHidden/>
           </w:rPr>
-          <w:instrText xml:space="preserve"> PAGEREF _Toc243357812 \h </w:instrText>
+          <w:instrText xml:space="preserve"> PAGEREF _Toc243362673 \h </w:instrText>
         </w:r>
         <w:r>
           <w:rPr>
@@ -1468,7 +1608,7 @@
             <w:noProof/>
             <w:webHidden/>
           </w:rPr>
-          <w:t>10</w:t>
+          <w:t>9</w:t>
         </w:r>
         <w:r>
           <w:rPr>
@@ -1491,13 +1631,13 @@
           <w:lang w:val="ru-RU" w:eastAsia="ru-RU"/>
         </w:rPr>
       </w:pPr>
-      <w:hyperlink w:anchor="_Toc243357813" w:history="1">
+      <w:hyperlink w:anchor="_Toc243362674" w:history="1">
         <w:r>
           <w:rPr>
             <w:rStyle w:val="aff8"/>
             <w:noProof/>
           </w:rPr>
-          <w:t>5.1. CMake</w:t>
+          <w:t>6.1. Скачивание релиза</w:t>
         </w:r>
         <w:r>
           <w:rPr>
@@ -1518,7 +1658,7 @@
             <w:noProof/>
             <w:webHidden/>
           </w:rPr>
-          <w:instrText xml:space="preserve"> PAGEREF _Toc243357813 \h </w:instrText>
+          <w:instrText xml:space="preserve"> PAGEREF _Toc243362674 \h </w:instrText>
         </w:r>
         <w:r>
           <w:rPr>
@@ -1538,7 +1678,7 @@
             <w:noProof/>
             <w:webHidden/>
           </w:rPr>
-          <w:t>10</w:t>
+          <w:t>9</w:t>
         </w:r>
         <w:r>
           <w:rPr>
@@ -1561,13 +1701,13 @@
           <w:lang w:val="ru-RU" w:eastAsia="ru-RU"/>
         </w:rPr>
       </w:pPr>
-      <w:hyperlink w:anchor="_Toc243357814" w:history="1">
+      <w:hyperlink w:anchor="_Toc243362675" w:history="1">
         <w:r>
           <w:rPr>
             <w:rStyle w:val="aff8"/>
             <w:noProof/>
           </w:rPr>
-          <w:t>5.2. Python и tkinter</w:t>
+          <w:t>6.2. Порядок установки</w:t>
         </w:r>
         <w:r>
           <w:rPr>
@@ -1588,7 +1728,77 @@
             <w:noProof/>
             <w:webHidden/>
           </w:rPr>
-          <w:instrText xml:space="preserve"> PAGEREF _Toc243357814 \h </w:instrText>
+          <w:instrText xml:space="preserve"> PAGEREF _Toc243362675 \h </w:instrText>
+        </w:r>
+        <w:r>
+          <w:rPr>
+            <w:noProof/>
+            <w:webHidden/>
+          </w:rPr>
+        </w:r>
+        <w:r>
+          <w:rPr>
+            <w:noProof/>
+            <w:webHidden/>
+          </w:rPr>
+          <w:fldChar w:fldCharType="separate"/>
+        </w:r>
+        <w:r>
+          <w:rPr>
+            <w:noProof/>
+            <w:webHidden/>
+          </w:rPr>
+          <w:t>9</w:t>
+        </w:r>
+        <w:r>
+          <w:rPr>
+            <w:noProof/>
+            <w:webHidden/>
+          </w:rPr>
+          <w:fldChar w:fldCharType="end"/>
+        </w:r>
+      </w:hyperlink>
+    </w:p>
+    <w:p>
+      <w:pPr>
+        <w:pStyle w:val="14"/>
+        <w:tabs>
+          <w:tab w:val="right" w:leader="dot" w:pos="9515"/>
+        </w:tabs>
+        <w:rPr>
+          <w:rFonts w:asciiTheme="minorHAnsi" w:hAnsiTheme="minorHAnsi"/>
+          <w:noProof/>
+          <w:lang w:val="ru-RU" w:eastAsia="ru-RU"/>
+        </w:rPr>
+      </w:pPr>
+      <w:hyperlink w:anchor="_Toc243362676" w:history="1">
+        <w:r>
+          <w:rPr>
+            <w:rStyle w:val="aff8"/>
+            <w:noProof/>
+          </w:rPr>
+          <w:t>7. Проверка запуска</w:t>
+        </w:r>
+        <w:r>
+          <w:rPr>
+            <w:noProof/>
+            <w:webHidden/>
+          </w:rPr>
+          <w:tab/>
+        </w:r>
+        <w:r>
+          <w:rPr>
+            <w:noProof/>
+            <w:webHidden/>
+          </w:rPr>
+          <w:fldChar w:fldCharType="begin"/>
+        </w:r>
+        <w:r>
+          <w:rPr>
+            <w:noProof/>
+            <w:webHidden/>
+          </w:rPr>
+          <w:instrText xml:space="preserve"> PAGEREF _Toc243362676 \h </w:instrText>
         </w:r>
         <w:r>
           <w:rPr>
@@ -1631,13 +1841,13 @@
           <w:lang w:val="ru-RU" w:eastAsia="ru-RU"/>
         </w:rPr>
       </w:pPr>
-      <w:hyperlink w:anchor="_Toc243357815" w:history="1">
+      <w:hyperlink w:anchor="_Toc243362677" w:history="1">
         <w:r>
           <w:rPr>
             <w:rStyle w:val="aff8"/>
             <w:noProof/>
           </w:rPr>
-          <w:t>5.3. Geant4</w:t>
+          <w:t>7.1. Подготовка терминала</w:t>
         </w:r>
         <w:r>
           <w:rPr>
@@ -1658,7 +1868,7 @@
             <w:noProof/>
             <w:webHidden/>
           </w:rPr>
-          <w:instrText xml:space="preserve"> PAGEREF _Toc243357815 \h </w:instrText>
+          <w:instrText xml:space="preserve"> PAGEREF _Toc243362677 \h </w:instrText>
         </w:r>
         <w:r>
           <w:rPr>
@@ -1701,13 +1911,13 @@
           <w:lang w:val="ru-RU" w:eastAsia="ru-RU"/>
         </w:rPr>
       </w:pPr>
-      <w:hyperlink w:anchor="_Toc243357816" w:history="1">
+      <w:hyperlink w:anchor="_Toc243362678" w:history="1">
         <w:r>
           <w:rPr>
             <w:rStyle w:val="aff8"/>
             <w:noProof/>
           </w:rPr>
-          <w:t>5.4. Наборы данных</w:t>
+          <w:t>7.2. Быстрый тест в пакетном режиме</w:t>
         </w:r>
         <w:r>
           <w:rPr>
@@ -1728,7 +1938,7 @@
             <w:noProof/>
             <w:webHidden/>
           </w:rPr>
-          <w:instrText xml:space="preserve"> PAGEREF _Toc243357816 \h </w:instrText>
+          <w:instrText xml:space="preserve"> PAGEREF _Toc243362678 \h </w:instrText>
         </w:r>
         <w:r>
           <w:rPr>
@@ -1771,13 +1981,13 @@
           <w:lang w:val="ru-RU" w:eastAsia="ru-RU"/>
         </w:rPr>
       </w:pPr>
-      <w:hyperlink w:anchor="_Toc243357817" w:history="1">
+      <w:hyperlink w:anchor="_Toc243362679" w:history="1">
         <w:r>
           <w:rPr>
             <w:rStyle w:val="aff8"/>
             <w:noProof/>
           </w:rPr>
-          <w:t>5.5. Компилятор</w:t>
+          <w:t>7.3. Запуск графического интерфейса</w:t>
         </w:r>
         <w:r>
           <w:rPr>
@@ -1798,7 +2008,7 @@
             <w:noProof/>
             <w:webHidden/>
           </w:rPr>
-          <w:instrText xml:space="preserve"> PAGEREF _Toc243357817 \h </w:instrText>
+          <w:instrText xml:space="preserve"> PAGEREF _Toc243362679 \h </w:instrText>
         </w:r>
         <w:r>
           <w:rPr>
@@ -1819,6 +2029,76 @@
             <w:webHidden/>
           </w:rPr>
           <w:t>10</w:t>
+        </w:r>
+        <w:r>
+          <w:rPr>
+            <w:noProof/>
+            <w:webHidden/>
+          </w:rPr>
+          <w:fldChar w:fldCharType="end"/>
+        </w:r>
+      </w:hyperlink>
+    </w:p>
+    <w:p>
+      <w:pPr>
+        <w:pStyle w:val="2c"/>
+        <w:tabs>
+          <w:tab w:val="right" w:leader="dot" w:pos="9515"/>
+        </w:tabs>
+        <w:rPr>
+          <w:rFonts w:asciiTheme="minorHAnsi" w:hAnsiTheme="minorHAnsi"/>
+          <w:noProof/>
+          <w:lang w:val="ru-RU" w:eastAsia="ru-RU"/>
+        </w:rPr>
+      </w:pPr>
+      <w:hyperlink w:anchor="_Toc243362680" w:history="1">
+        <w:r>
+          <w:rPr>
+            <w:rStyle w:val="aff8"/>
+            <w:noProof/>
+          </w:rPr>
+          <w:t>7.4. Интерактивный режим</w:t>
+        </w:r>
+        <w:r>
+          <w:rPr>
+            <w:noProof/>
+            <w:webHidden/>
+          </w:rPr>
+          <w:tab/>
+        </w:r>
+        <w:r>
+          <w:rPr>
+            <w:noProof/>
+            <w:webHidden/>
+          </w:rPr>
+          <w:fldChar w:fldCharType="begin"/>
+        </w:r>
+        <w:r>
+          <w:rPr>
+            <w:noProof/>
+            <w:webHidden/>
+          </w:rPr>
+          <w:instrText xml:space="preserve"> PAGEREF _Toc243362680 \h </w:instrText>
+        </w:r>
+        <w:r>
+          <w:rPr>
+            <w:noProof/>
+            <w:webHidden/>
+          </w:rPr>
+        </w:r>
+        <w:r>
+          <w:rPr>
+            <w:noProof/>
+            <w:webHidden/>
+          </w:rPr>
+          <w:fldChar w:fldCharType="separate"/>
+        </w:r>
+        <w:r>
+          <w:rPr>
+            <w:noProof/>
+            <w:webHidden/>
+          </w:rPr>
+          <w:t>11</w:t>
         </w:r>
         <w:r>
           <w:rPr>
@@ -1841,13 +2121,13 @@
           <w:lang w:val="ru-RU" w:eastAsia="ru-RU"/>
         </w:rPr>
       </w:pPr>
-      <w:hyperlink w:anchor="_Toc243357818" w:history="1">
+      <w:hyperlink w:anchor="_Toc243362681" w:history="1">
         <w:r>
           <w:rPr>
             <w:rStyle w:val="aff8"/>
             <w:noProof/>
           </w:rPr>
-          <w:t>6. Установка geant4-autoradiolysis-beta</w:t>
+          <w:t>8. Типовые ошибки установки</w:t>
         </w:r>
         <w:r>
           <w:rPr>
@@ -1868,7 +2148,7 @@
             <w:noProof/>
             <w:webHidden/>
           </w:rPr>
-          <w:instrText xml:space="preserve"> PAGEREF _Toc243357818 \h </w:instrText>
+          <w:instrText xml:space="preserve"> PAGEREF _Toc243362681 \h </w:instrText>
         </w:r>
         <w:r>
           <w:rPr>
@@ -1888,7 +2168,7 @@
             <w:noProof/>
             <w:webHidden/>
           </w:rPr>
-          <w:t>10</w:t>
+          <w:t>11</w:t>
         </w:r>
         <w:r>
           <w:rPr>
@@ -1911,13 +2191,13 @@
           <w:lang w:val="ru-RU" w:eastAsia="ru-RU"/>
         </w:rPr>
       </w:pPr>
-      <w:hyperlink w:anchor="_Toc243357819" w:history="1">
+      <w:hyperlink w:anchor="_Toc243362682" w:history="1">
         <w:r>
           <w:rPr>
             <w:rStyle w:val="aff8"/>
             <w:noProof/>
           </w:rPr>
-          <w:t>6.1. Получение файлов программы</w:t>
+          <w:t>8.1. main.exe не запускается, отсутствуют DLL</w:t>
         </w:r>
         <w:r>
           <w:rPr>
@@ -1938,7 +2218,7 @@
             <w:noProof/>
             <w:webHidden/>
           </w:rPr>
-          <w:instrText xml:space="preserve"> PAGEREF _Toc243357819 \h </w:instrText>
+          <w:instrText xml:space="preserve"> PAGEREF _Toc243362682 \h </w:instrText>
         </w:r>
         <w:r>
           <w:rPr>
@@ -1958,7 +2238,7 @@
             <w:noProof/>
             <w:webHidden/>
           </w:rPr>
-          <w:t>10</w:t>
+          <w:t>11</w:t>
         </w:r>
         <w:r>
           <w:rPr>
@@ -1981,13 +2261,13 @@
           <w:lang w:val="ru-RU" w:eastAsia="ru-RU"/>
         </w:rPr>
       </w:pPr>
-      <w:hyperlink w:anchor="_Toc243357820" w:history="1">
+      <w:hyperlink w:anchor="_Toc243362683" w:history="1">
         <w:r>
           <w:rPr>
             <w:rStyle w:val="aff8"/>
             <w:noProof/>
           </w:rPr>
-          <w:t>6.2. Вариант A. Готовая сборка из релиза</w:t>
+          <w:t>8.2. python не является внутренней или внешней командой</w:t>
         </w:r>
         <w:r>
           <w:rPr>
@@ -2008,7 +2288,7 @@
             <w:noProof/>
             <w:webHidden/>
           </w:rPr>
-          <w:instrText xml:space="preserve"> PAGEREF _Toc243357820 \h </w:instrText>
+          <w:instrText xml:space="preserve"> PAGEREF _Toc243362683 \h </w:instrText>
         </w:r>
         <w:r>
           <w:rPr>
@@ -2051,13 +2331,13 @@
           <w:lang w:val="ru-RU" w:eastAsia="ru-RU"/>
         </w:rPr>
       </w:pPr>
-      <w:hyperlink w:anchor="_Toc243357821" w:history="1">
+      <w:hyperlink w:anchor="_Toc243362684" w:history="1">
         <w:r>
           <w:rPr>
             <w:rStyle w:val="aff8"/>
             <w:noProof/>
           </w:rPr>
-          <w:t>6.3. Вариант B. Сборка из исходников</w:t>
+          <w:t>8.3. ModuleNotFoundError: No module named 'matplotlib'</w:t>
         </w:r>
         <w:r>
           <w:rPr>
@@ -2078,7 +2358,7 @@
             <w:noProof/>
             <w:webHidden/>
           </w:rPr>
-          <w:instrText xml:space="preserve"> PAGEREF _Toc243357821 \h </w:instrText>
+          <w:instrText xml:space="preserve"> PAGEREF _Toc243362684 \h </w:instrText>
         </w:r>
         <w:r>
           <w:rPr>
@@ -2111,7 +2391,7 @@
     </w:p>
     <w:p>
       <w:pPr>
-        <w:pStyle w:val="38"/>
+        <w:pStyle w:val="2c"/>
         <w:tabs>
           <w:tab w:val="right" w:leader="dot" w:pos="9515"/>
         </w:tabs>
@@ -2121,13 +2401,13 @@
           <w:lang w:val="ru-RU" w:eastAsia="ru-RU"/>
         </w:rPr>
       </w:pPr>
-      <w:hyperlink w:anchor="_Toc243357822" w:history="1">
+      <w:hyperlink w:anchor="_Toc243362685" w:history="1">
         <w:r>
           <w:rPr>
             <w:rStyle w:val="aff8"/>
             <w:noProof/>
           </w:rPr>
-          <w:t>6.3.1. Подготовка</w:t>
+          <w:t>8.4. ModuleNotFoundError: No module named 'tkinter'</w:t>
         </w:r>
         <w:r>
           <w:rPr>
@@ -2148,7 +2428,7 @@
             <w:noProof/>
             <w:webHidden/>
           </w:rPr>
-          <w:instrText xml:space="preserve"> PAGEREF _Toc243357822 \h </w:instrText>
+          <w:instrText xml:space="preserve"> PAGEREF _Toc243362685 \h </w:instrText>
         </w:r>
         <w:r>
           <w:rPr>
@@ -2181,7 +2461,7 @@
     </w:p>
     <w:p>
       <w:pPr>
-        <w:pStyle w:val="38"/>
+        <w:pStyle w:val="2c"/>
         <w:tabs>
           <w:tab w:val="right" w:leader="dot" w:pos="9515"/>
         </w:tabs>
@@ -2191,13 +2471,13 @@
           <w:lang w:val="ru-RU" w:eastAsia="ru-RU"/>
         </w:rPr>
       </w:pPr>
-      <w:hyperlink w:anchor="_Toc243357823" w:history="1">
+      <w:hyperlink w:anchor="_Toc243362686" w:history="1">
         <w:r>
           <w:rPr>
             <w:rStyle w:val="aff8"/>
             <w:noProof/>
           </w:rPr>
-          <w:t>6.3.2. Конфигурация CMake</w:t>
+          <w:t>8.5. Illegal application state</w:t>
         </w:r>
         <w:r>
           <w:rPr>
@@ -2218,7 +2498,7 @@
             <w:noProof/>
             <w:webHidden/>
           </w:rPr>
-          <w:instrText xml:space="preserve"> PAGEREF _Toc243357823 \h </w:instrText>
+          <w:instrText xml:space="preserve"> PAGEREF _Toc243362686 \h </w:instrText>
         </w:r>
         <w:r>
           <w:rPr>
@@ -2238,7 +2518,7 @@
             <w:noProof/>
             <w:webHidden/>
           </w:rPr>
-          <w:t>11</w:t>
+          <w:t>12</w:t>
         </w:r>
         <w:r>
           <w:rPr>
@@ -2251,7 +2531,7 @@
     </w:p>
     <w:p>
       <w:pPr>
-        <w:pStyle w:val="38"/>
+        <w:pStyle w:val="2c"/>
         <w:tabs>
           <w:tab w:val="right" w:leader="dot" w:pos="9515"/>
         </w:tabs>
@@ -2261,13 +2541,13 @@
           <w:lang w:val="ru-RU" w:eastAsia="ru-RU"/>
         </w:rPr>
       </w:pPr>
-      <w:hyperlink w:anchor="_Toc243357824" w:history="1">
+      <w:hyperlink w:anchor="_Toc243362687" w:history="1">
         <w:r>
           <w:rPr>
             <w:rStyle w:val="aff8"/>
             <w:noProof/>
           </w:rPr>
-          <w:t>6.3.3. Сборка</w:t>
+          <w:t>8.6. Нулевая доза и сообщение об отсутствии вторичных частиц</w:t>
         </w:r>
         <w:r>
           <w:rPr>
@@ -2288,7 +2568,7 @@
             <w:noProof/>
             <w:webHidden/>
           </w:rPr>
-          <w:instrText xml:space="preserve"> PAGEREF _Toc243357824 \h </w:instrText>
+          <w:instrText xml:space="preserve"> PAGEREF _Toc243362687 \h </w:instrText>
         </w:r>
         <w:r>
           <w:rPr>
@@ -2308,7 +2588,7 @@
             <w:noProof/>
             <w:webHidden/>
           </w:rPr>
-          <w:t>11</w:t>
+          <w:t>12</w:t>
         </w:r>
         <w:r>
           <w:rPr>
@@ -2321,7 +2601,7 @@
     </w:p>
     <w:p>
       <w:pPr>
-        <w:pStyle w:val="38"/>
+        <w:pStyle w:val="2c"/>
         <w:tabs>
           <w:tab w:val="right" w:leader="dot" w:pos="9515"/>
         </w:tabs>
@@ -2331,13 +2611,13 @@
           <w:lang w:val="ru-RU" w:eastAsia="ru-RU"/>
         </w:rPr>
       </w:pPr>
-      <w:hyperlink w:anchor="_Toc243357825" w:history="1">
+      <w:hyperlink w:anchor="_Toc243362688" w:history="1">
         <w:r>
           <w:rPr>
             <w:rStyle w:val="aff8"/>
             <w:noProof/>
           </w:rPr>
-          <w:t>6.3.4. Повторная сборка</w:t>
+          <w:t>8.7. Не строятся графики спектров</w:t>
         </w:r>
         <w:r>
           <w:rPr>
@@ -2358,77 +2638,7 @@
             <w:noProof/>
             <w:webHidden/>
           </w:rPr>
-          <w:instrText xml:space="preserve"> PAGEREF _Toc243357825 \h </w:instrText>
-        </w:r>
-        <w:r>
-          <w:rPr>
-            <w:noProof/>
-            <w:webHidden/>
-          </w:rPr>
-        </w:r>
-        <w:r>
-          <w:rPr>
-            <w:noProof/>
-            <w:webHidden/>
-          </w:rPr>
-          <w:fldChar w:fldCharType="separate"/>
-        </w:r>
-        <w:r>
-          <w:rPr>
-            <w:noProof/>
-            <w:webHidden/>
-          </w:rPr>
-          <w:t>12</w:t>
-        </w:r>
-        <w:r>
-          <w:rPr>
-            <w:noProof/>
-            <w:webHidden/>
-          </w:rPr>
-          <w:fldChar w:fldCharType="end"/>
-        </w:r>
-      </w:hyperlink>
-    </w:p>
-    <w:p>
-      <w:pPr>
-        <w:pStyle w:val="38"/>
-        <w:tabs>
-          <w:tab w:val="right" w:leader="dot" w:pos="9515"/>
-        </w:tabs>
-        <w:rPr>
-          <w:rFonts w:asciiTheme="minorHAnsi" w:hAnsiTheme="minorHAnsi"/>
-          <w:noProof/>
-          <w:lang w:val="ru-RU" w:eastAsia="ru-RU"/>
-        </w:rPr>
-      </w:pPr>
-      <w:hyperlink w:anchor="_Toc243357826" w:history="1">
-        <w:r>
-          <w:rPr>
-            <w:rStyle w:val="aff8"/>
-            <w:noProof/>
-          </w:rPr>
-          <w:t>6.3.5. Если каталог build создан на другом компьютере</w:t>
-        </w:r>
-        <w:r>
-          <w:rPr>
-            <w:noProof/>
-            <w:webHidden/>
-          </w:rPr>
-          <w:tab/>
-        </w:r>
-        <w:r>
-          <w:rPr>
-            <w:noProof/>
-            <w:webHidden/>
-          </w:rPr>
-          <w:fldChar w:fldCharType="begin"/>
-        </w:r>
-        <w:r>
-          <w:rPr>
-            <w:noProof/>
-            <w:webHidden/>
-          </w:rPr>
-          <w:instrText xml:space="preserve"> PAGEREF _Toc243357826 \h </w:instrText>
+          <w:instrText xml:space="preserve"> PAGEREF _Toc243362688 \h </w:instrText>
         </w:r>
         <w:r>
           <w:rPr>
@@ -2471,13 +2681,13 @@
           <w:lang w:val="ru-RU" w:eastAsia="ru-RU"/>
         </w:rPr>
       </w:pPr>
-      <w:hyperlink w:anchor="_Toc243357827" w:history="1">
+      <w:hyperlink w:anchor="_Toc243362689" w:history="1">
         <w:r>
           <w:rPr>
             <w:rStyle w:val="aff8"/>
             <w:noProof/>
           </w:rPr>
-          <w:t>7. Проверка запуска</w:t>
+          <w:t>9. Обновление и удаление</w:t>
         </w:r>
         <w:r>
           <w:rPr>
@@ -2498,7 +2708,7 @@
             <w:noProof/>
             <w:webHidden/>
           </w:rPr>
-          <w:instrText xml:space="preserve"> PAGEREF _Toc243357827 \h </w:instrText>
+          <w:instrText xml:space="preserve"> PAGEREF _Toc243362689 \h </w:instrText>
         </w:r>
         <w:r>
           <w:rPr>
@@ -2541,13 +2751,13 @@
           <w:lang w:val="ru-RU" w:eastAsia="ru-RU"/>
         </w:rPr>
       </w:pPr>
-      <w:hyperlink w:anchor="_Toc243357828" w:history="1">
+      <w:hyperlink w:anchor="_Toc243362690" w:history="1">
         <w:r>
           <w:rPr>
             <w:rStyle w:val="aff8"/>
             <w:noProof/>
           </w:rPr>
-          <w:t>7.1. Подготовка терминала</w:t>
+          <w:t>9.1. Обновление программы</w:t>
         </w:r>
         <w:r>
           <w:rPr>
@@ -2568,7 +2778,7 @@
             <w:noProof/>
             <w:webHidden/>
           </w:rPr>
-          <w:instrText xml:space="preserve"> PAGEREF _Toc243357828 \h </w:instrText>
+          <w:instrText xml:space="preserve"> PAGEREF _Toc243362690 \h </w:instrText>
         </w:r>
         <w:r>
           <w:rPr>
@@ -2611,13 +2821,13 @@
           <w:lang w:val="ru-RU" w:eastAsia="ru-RU"/>
         </w:rPr>
       </w:pPr>
-      <w:hyperlink w:anchor="_Toc243357829" w:history="1">
+      <w:hyperlink w:anchor="_Toc243362691" w:history="1">
         <w:r>
           <w:rPr>
             <w:rStyle w:val="aff8"/>
             <w:noProof/>
           </w:rPr>
-          <w:t>7.2. Быстрый тест в пакетном режиме</w:t>
+          <w:t>9.2. Удаление программы</w:t>
         </w:r>
         <w:r>
           <w:rPr>
@@ -2638,7 +2848,7 @@
             <w:noProof/>
             <w:webHidden/>
           </w:rPr>
-          <w:instrText xml:space="preserve"> PAGEREF _Toc243357829 \h </w:instrText>
+          <w:instrText xml:space="preserve"> PAGEREF _Toc243362691 \h </w:instrText>
         </w:r>
         <w:r>
           <w:rPr>
@@ -2659,146 +2869,6 @@
             <w:webHidden/>
           </w:rPr>
           <w:t>12</w:t>
-        </w:r>
-        <w:r>
-          <w:rPr>
-            <w:noProof/>
-            <w:webHidden/>
-          </w:rPr>
-          <w:fldChar w:fldCharType="end"/>
-        </w:r>
-      </w:hyperlink>
-    </w:p>
-    <w:p>
-      <w:pPr>
-        <w:pStyle w:val="2c"/>
-        <w:tabs>
-          <w:tab w:val="right" w:leader="dot" w:pos="9515"/>
-        </w:tabs>
-        <w:rPr>
-          <w:rFonts w:asciiTheme="minorHAnsi" w:hAnsiTheme="minorHAnsi"/>
-          <w:noProof/>
-          <w:lang w:val="ru-RU" w:eastAsia="ru-RU"/>
-        </w:rPr>
-      </w:pPr>
-      <w:hyperlink w:anchor="_Toc243357830" w:history="1">
-        <w:r>
-          <w:rPr>
-            <w:rStyle w:val="aff8"/>
-            <w:noProof/>
-          </w:rPr>
-          <w:t>7.3. Запуск графического интерфейса</w:t>
-        </w:r>
-        <w:r>
-          <w:rPr>
-            <w:noProof/>
-            <w:webHidden/>
-          </w:rPr>
-          <w:tab/>
-        </w:r>
-        <w:r>
-          <w:rPr>
-            <w:noProof/>
-            <w:webHidden/>
-          </w:rPr>
-          <w:fldChar w:fldCharType="begin"/>
-        </w:r>
-        <w:r>
-          <w:rPr>
-            <w:noProof/>
-            <w:webHidden/>
-          </w:rPr>
-          <w:instrText xml:space="preserve"> PAGEREF _Toc243357830 \h </w:instrText>
-        </w:r>
-        <w:r>
-          <w:rPr>
-            <w:noProof/>
-            <w:webHidden/>
-          </w:rPr>
-        </w:r>
-        <w:r>
-          <w:rPr>
-            <w:noProof/>
-            <w:webHidden/>
-          </w:rPr>
-          <w:fldChar w:fldCharType="separate"/>
-        </w:r>
-        <w:r>
-          <w:rPr>
-            <w:noProof/>
-            <w:webHidden/>
-          </w:rPr>
-          <w:t>13</w:t>
-        </w:r>
-        <w:r>
-          <w:rPr>
-            <w:noProof/>
-            <w:webHidden/>
-          </w:rPr>
-          <w:fldChar w:fldCharType="end"/>
-        </w:r>
-      </w:hyperlink>
-    </w:p>
-    <w:p>
-      <w:pPr>
-        <w:pStyle w:val="2c"/>
-        <w:tabs>
-          <w:tab w:val="right" w:leader="dot" w:pos="9515"/>
-        </w:tabs>
-        <w:rPr>
-          <w:rFonts w:asciiTheme="minorHAnsi" w:hAnsiTheme="minorHAnsi"/>
-          <w:noProof/>
-          <w:lang w:val="ru-RU" w:eastAsia="ru-RU"/>
-        </w:rPr>
-      </w:pPr>
-      <w:hyperlink w:anchor="_Toc243357831" w:history="1">
-        <w:r>
-          <w:rPr>
-            <w:rStyle w:val="aff8"/>
-            <w:noProof/>
-          </w:rPr>
-          <w:t>7.4. Интерактивный режим</w:t>
-        </w:r>
-        <w:r>
-          <w:rPr>
-            <w:noProof/>
-            <w:webHidden/>
-          </w:rPr>
-          <w:tab/>
-        </w:r>
-        <w:r>
-          <w:rPr>
-            <w:noProof/>
-            <w:webHidden/>
-          </w:rPr>
-          <w:fldChar w:fldCharType="begin"/>
-        </w:r>
-        <w:r>
-          <w:rPr>
-            <w:noProof/>
-            <w:webHidden/>
-          </w:rPr>
-          <w:instrText xml:space="preserve"> PAGEREF _Toc243357831 \h </w:instrText>
-        </w:r>
-        <w:r>
-          <w:rPr>
-            <w:noProof/>
-            <w:webHidden/>
-          </w:rPr>
-        </w:r>
-        <w:r>
-          <w:rPr>
-            <w:noProof/>
-            <w:webHidden/>
-          </w:rPr>
-          <w:fldChar w:fldCharType="separate"/>
-        </w:r>
-        <w:r>
-          <w:rPr>
-            <w:noProof/>
-            <w:webHidden/>
-          </w:rPr>
-          <w:t>13</w:t>
         </w:r>
         <w:r>
           <w:rPr>
@@ -2821,13 +2891,13 @@
           <w:lang w:val="ru-RU" w:eastAsia="ru-RU"/>
         </w:rPr>
       </w:pPr>
-      <w:hyperlink w:anchor="_Toc243357832" w:history="1">
+      <w:hyperlink w:anchor="_Toc243362692" w:history="1">
         <w:r>
           <w:rPr>
             <w:rStyle w:val="aff8"/>
             <w:noProof/>
           </w:rPr>
-          <w:t>8. Типовые ошибки установки</w:t>
+          <w:t>10. Краткий контрольный список</w:t>
         </w:r>
         <w:r>
           <w:rPr>
@@ -2848,7 +2918,7 @@
             <w:noProof/>
             <w:webHidden/>
           </w:rPr>
-          <w:instrText xml:space="preserve"> PAGEREF _Toc243357832 \h </w:instrText>
+          <w:instrText xml:space="preserve"> PAGEREF _Toc243362692 \h </w:instrText>
         </w:r>
         <w:r>
           <w:rPr>
@@ -2868,987 +2938,7 @@
             <w:noProof/>
             <w:webHidden/>
           </w:rPr>
-          <w:t>13</w:t>
-        </w:r>
-        <w:r>
-          <w:rPr>
-            <w:noProof/>
-            <w:webHidden/>
-          </w:rPr>
-          <w:fldChar w:fldCharType="end"/>
-        </w:r>
-      </w:hyperlink>
-    </w:p>
-    <w:p>
-      <w:pPr>
-        <w:pStyle w:val="2c"/>
-        <w:tabs>
-          <w:tab w:val="right" w:leader="dot" w:pos="9515"/>
-        </w:tabs>
-        <w:rPr>
-          <w:rFonts w:asciiTheme="minorHAnsi" w:hAnsiTheme="minorHAnsi"/>
-          <w:noProof/>
-          <w:lang w:val="ru-RU" w:eastAsia="ru-RU"/>
-        </w:rPr>
-      </w:pPr>
-      <w:hyperlink w:anchor="_Toc243357833" w:history="1">
-        <w:r>
-          <w:rPr>
-            <w:rStyle w:val="aff8"/>
-            <w:noProof/>
-          </w:rPr>
-          <w:t>8.1. CMake Error: Could not find Geant4</w:t>
-        </w:r>
-        <w:r>
-          <w:rPr>
-            <w:noProof/>
-            <w:webHidden/>
-          </w:rPr>
-          <w:tab/>
-        </w:r>
-        <w:r>
-          <w:rPr>
-            <w:noProof/>
-            <w:webHidden/>
-          </w:rPr>
-          <w:fldChar w:fldCharType="begin"/>
-        </w:r>
-        <w:r>
-          <w:rPr>
-            <w:noProof/>
-            <w:webHidden/>
-          </w:rPr>
-          <w:instrText xml:space="preserve"> PAGEREF _Toc243357833 \h </w:instrText>
-        </w:r>
-        <w:r>
-          <w:rPr>
-            <w:noProof/>
-            <w:webHidden/>
-          </w:rPr>
-        </w:r>
-        <w:r>
-          <w:rPr>
-            <w:noProof/>
-            <w:webHidden/>
-          </w:rPr>
-          <w:fldChar w:fldCharType="separate"/>
-        </w:r>
-        <w:r>
-          <w:rPr>
-            <w:noProof/>
-            <w:webHidden/>
-          </w:rPr>
-          <w:t>13</w:t>
-        </w:r>
-        <w:r>
-          <w:rPr>
-            <w:noProof/>
-            <w:webHidden/>
-          </w:rPr>
-          <w:fldChar w:fldCharType="end"/>
-        </w:r>
-      </w:hyperlink>
-    </w:p>
-    <w:p>
-      <w:pPr>
-        <w:pStyle w:val="2c"/>
-        <w:tabs>
-          <w:tab w:val="right" w:leader="dot" w:pos="9515"/>
-        </w:tabs>
-        <w:rPr>
-          <w:rFonts w:asciiTheme="minorHAnsi" w:hAnsiTheme="minorHAnsi"/>
-          <w:noProof/>
-          <w:lang w:val="ru-RU" w:eastAsia="ru-RU"/>
-        </w:rPr>
-      </w:pPr>
-      <w:hyperlink w:anchor="_Toc243357834" w:history="1">
-        <w:r>
-          <w:rPr>
-            <w:rStyle w:val="aff8"/>
-            <w:noProof/>
-          </w:rPr>
-          <w:t>8.2. main.exe не запускается, отсутствуют DLL</w:t>
-        </w:r>
-        <w:r>
-          <w:rPr>
-            <w:noProof/>
-            <w:webHidden/>
-          </w:rPr>
-          <w:tab/>
-        </w:r>
-        <w:r>
-          <w:rPr>
-            <w:noProof/>
-            <w:webHidden/>
-          </w:rPr>
-          <w:fldChar w:fldCharType="begin"/>
-        </w:r>
-        <w:r>
-          <w:rPr>
-            <w:noProof/>
-            <w:webHidden/>
-          </w:rPr>
-          <w:instrText xml:space="preserve"> PAGEREF _Toc243357834 \h </w:instrText>
-        </w:r>
-        <w:r>
-          <w:rPr>
-            <w:noProof/>
-            <w:webHidden/>
-          </w:rPr>
-        </w:r>
-        <w:r>
-          <w:rPr>
-            <w:noProof/>
-            <w:webHidden/>
-          </w:rPr>
-          <w:fldChar w:fldCharType="separate"/>
-        </w:r>
-        <w:r>
-          <w:rPr>
-            <w:noProof/>
-            <w:webHidden/>
-          </w:rPr>
-          <w:t>14</w:t>
-        </w:r>
-        <w:r>
-          <w:rPr>
-            <w:noProof/>
-            <w:webHidden/>
-          </w:rPr>
-          <w:fldChar w:fldCharType="end"/>
-        </w:r>
-      </w:hyperlink>
-    </w:p>
-    <w:p>
-      <w:pPr>
-        <w:pStyle w:val="2c"/>
-        <w:tabs>
-          <w:tab w:val="right" w:leader="dot" w:pos="9515"/>
-        </w:tabs>
-        <w:rPr>
-          <w:rFonts w:asciiTheme="minorHAnsi" w:hAnsiTheme="minorHAnsi"/>
-          <w:noProof/>
-          <w:lang w:val="ru-RU" w:eastAsia="ru-RU"/>
-        </w:rPr>
-      </w:pPr>
-      <w:hyperlink w:anchor="_Toc243357835" w:history="1">
-        <w:r>
-          <w:rPr>
-            <w:rStyle w:val="aff8"/>
-            <w:noProof/>
-          </w:rPr>
-          <w:t>8.3. python не является внутренней или внешней командой</w:t>
-        </w:r>
-        <w:r>
-          <w:rPr>
-            <w:noProof/>
-            <w:webHidden/>
-          </w:rPr>
-          <w:tab/>
-        </w:r>
-        <w:r>
-          <w:rPr>
-            <w:noProof/>
-            <w:webHidden/>
-          </w:rPr>
-          <w:fldChar w:fldCharType="begin"/>
-        </w:r>
-        <w:r>
-          <w:rPr>
-            <w:noProof/>
-            <w:webHidden/>
-          </w:rPr>
-          <w:instrText xml:space="preserve"> PAGEREF _Toc243357835 \h </w:instrText>
-        </w:r>
-        <w:r>
-          <w:rPr>
-            <w:noProof/>
-            <w:webHidden/>
-          </w:rPr>
-        </w:r>
-        <w:r>
-          <w:rPr>
-            <w:noProof/>
-            <w:webHidden/>
-          </w:rPr>
-          <w:fldChar w:fldCharType="separate"/>
-        </w:r>
-        <w:r>
-          <w:rPr>
-            <w:noProof/>
-            <w:webHidden/>
-          </w:rPr>
-          <w:t>14</w:t>
-        </w:r>
-        <w:r>
-          <w:rPr>
-            <w:noProof/>
-            <w:webHidden/>
-          </w:rPr>
-          <w:fldChar w:fldCharType="end"/>
-        </w:r>
-      </w:hyperlink>
-    </w:p>
-    <w:p>
-      <w:pPr>
-        <w:pStyle w:val="2c"/>
-        <w:tabs>
-          <w:tab w:val="right" w:leader="dot" w:pos="9515"/>
-        </w:tabs>
-        <w:rPr>
-          <w:rFonts w:asciiTheme="minorHAnsi" w:hAnsiTheme="minorHAnsi"/>
-          <w:noProof/>
-          <w:lang w:val="ru-RU" w:eastAsia="ru-RU"/>
-        </w:rPr>
-      </w:pPr>
-      <w:hyperlink w:anchor="_Toc243357836" w:history="1">
-        <w:r>
-          <w:rPr>
-            <w:rStyle w:val="aff8"/>
-            <w:noProof/>
-          </w:rPr>
-          <w:t>8.4. ModuleNotFoundError: No module named 'matplotlib'</w:t>
-        </w:r>
-        <w:r>
-          <w:rPr>
-            <w:noProof/>
-            <w:webHidden/>
-          </w:rPr>
-          <w:tab/>
-        </w:r>
-        <w:r>
-          <w:rPr>
-            <w:noProof/>
-            <w:webHidden/>
-          </w:rPr>
-          <w:fldChar w:fldCharType="begin"/>
-        </w:r>
-        <w:r>
-          <w:rPr>
-            <w:noProof/>
-            <w:webHidden/>
-          </w:rPr>
-          <w:instrText xml:space="preserve"> PAGEREF _Toc243357836 \h </w:instrText>
-        </w:r>
-        <w:r>
-          <w:rPr>
-            <w:noProof/>
-            <w:webHidden/>
-          </w:rPr>
-        </w:r>
-        <w:r>
-          <w:rPr>
-            <w:noProof/>
-            <w:webHidden/>
-          </w:rPr>
-          <w:fldChar w:fldCharType="separate"/>
-        </w:r>
-        <w:r>
-          <w:rPr>
-            <w:noProof/>
-            <w:webHidden/>
-          </w:rPr>
-          <w:t>14</w:t>
-        </w:r>
-        <w:r>
-          <w:rPr>
-            <w:noProof/>
-            <w:webHidden/>
-          </w:rPr>
-          <w:fldChar w:fldCharType="end"/>
-        </w:r>
-      </w:hyperlink>
-    </w:p>
-    <w:p>
-      <w:pPr>
-        <w:pStyle w:val="2c"/>
-        <w:tabs>
-          <w:tab w:val="right" w:leader="dot" w:pos="9515"/>
-        </w:tabs>
-        <w:rPr>
-          <w:rFonts w:asciiTheme="minorHAnsi" w:hAnsiTheme="minorHAnsi"/>
-          <w:noProof/>
-          <w:lang w:val="ru-RU" w:eastAsia="ru-RU"/>
-        </w:rPr>
-      </w:pPr>
-      <w:hyperlink w:anchor="_Toc243357837" w:history="1">
-        <w:r>
-          <w:rPr>
-            <w:rStyle w:val="aff8"/>
-            <w:noProof/>
-          </w:rPr>
-          <w:t>8.5. ModuleNotFoundError: No module named 'tkinter'</w:t>
-        </w:r>
-        <w:r>
-          <w:rPr>
-            <w:noProof/>
-            <w:webHidden/>
-          </w:rPr>
-          <w:tab/>
-        </w:r>
-        <w:r>
-          <w:rPr>
-            <w:noProof/>
-            <w:webHidden/>
-          </w:rPr>
-          <w:fldChar w:fldCharType="begin"/>
-        </w:r>
-        <w:r>
-          <w:rPr>
-            <w:noProof/>
-            <w:webHidden/>
-          </w:rPr>
-          <w:instrText xml:space="preserve"> PAGEREF _Toc243357837 \h </w:instrText>
-        </w:r>
-        <w:r>
-          <w:rPr>
-            <w:noProof/>
-            <w:webHidden/>
-          </w:rPr>
-        </w:r>
-        <w:r>
-          <w:rPr>
-            <w:noProof/>
-            <w:webHidden/>
-          </w:rPr>
-          <w:fldChar w:fldCharType="separate"/>
-        </w:r>
-        <w:r>
-          <w:rPr>
-            <w:noProof/>
-            <w:webHidden/>
-          </w:rPr>
-          <w:t>14</w:t>
-        </w:r>
-        <w:r>
-          <w:rPr>
-            <w:noProof/>
-            <w:webHidden/>
-          </w:rPr>
-          <w:fldChar w:fldCharType="end"/>
-        </w:r>
-      </w:hyperlink>
-    </w:p>
-    <w:p>
-      <w:pPr>
-        <w:pStyle w:val="2c"/>
-        <w:tabs>
-          <w:tab w:val="right" w:leader="dot" w:pos="9515"/>
-        </w:tabs>
-        <w:rPr>
-          <w:rFonts w:asciiTheme="minorHAnsi" w:hAnsiTheme="minorHAnsi"/>
-          <w:noProof/>
-          <w:lang w:val="ru-RU" w:eastAsia="ru-RU"/>
-        </w:rPr>
-      </w:pPr>
-      <w:hyperlink w:anchor="_Toc243357838" w:history="1">
-        <w:r>
-          <w:rPr>
-            <w:rStyle w:val="aff8"/>
-            <w:noProof/>
-          </w:rPr>
-          <w:t>8.6. Ошибка компиляции, связанная с Geant4 11.3</w:t>
-        </w:r>
-        <w:r>
-          <w:rPr>
-            <w:noProof/>
-            <w:webHidden/>
-          </w:rPr>
-          <w:tab/>
-        </w:r>
-        <w:r>
-          <w:rPr>
-            <w:noProof/>
-            <w:webHidden/>
-          </w:rPr>
-          <w:fldChar w:fldCharType="begin"/>
-        </w:r>
-        <w:r>
-          <w:rPr>
-            <w:noProof/>
-            <w:webHidden/>
-          </w:rPr>
-          <w:instrText xml:space="preserve"> PAGEREF _Toc243357838 \h </w:instrText>
-        </w:r>
-        <w:r>
-          <w:rPr>
-            <w:noProof/>
-            <w:webHidden/>
-          </w:rPr>
-        </w:r>
-        <w:r>
-          <w:rPr>
-            <w:noProof/>
-            <w:webHidden/>
-          </w:rPr>
-          <w:fldChar w:fldCharType="separate"/>
-        </w:r>
-        <w:r>
-          <w:rPr>
-            <w:noProof/>
-            <w:webHidden/>
-          </w:rPr>
-          <w:t>14</w:t>
-        </w:r>
-        <w:r>
-          <w:rPr>
-            <w:noProof/>
-            <w:webHidden/>
-          </w:rPr>
-          <w:fldChar w:fldCharType="end"/>
-        </w:r>
-      </w:hyperlink>
-    </w:p>
-    <w:p>
-      <w:pPr>
-        <w:pStyle w:val="2c"/>
-        <w:tabs>
-          <w:tab w:val="right" w:leader="dot" w:pos="9515"/>
-        </w:tabs>
-        <w:rPr>
-          <w:rFonts w:asciiTheme="minorHAnsi" w:hAnsiTheme="minorHAnsi"/>
-          <w:noProof/>
-          <w:lang w:val="ru-RU" w:eastAsia="ru-RU"/>
-        </w:rPr>
-      </w:pPr>
-      <w:hyperlink w:anchor="_Toc243357839" w:history="1">
-        <w:r>
-          <w:rPr>
-            <w:rStyle w:val="aff8"/>
-            <w:noProof/>
-          </w:rPr>
-          <w:t>8.7. Illegal application state</w:t>
-        </w:r>
-        <w:r>
-          <w:rPr>
-            <w:noProof/>
-            <w:webHidden/>
-          </w:rPr>
-          <w:tab/>
-        </w:r>
-        <w:r>
-          <w:rPr>
-            <w:noProof/>
-            <w:webHidden/>
-          </w:rPr>
-          <w:fldChar w:fldCharType="begin"/>
-        </w:r>
-        <w:r>
-          <w:rPr>
-            <w:noProof/>
-            <w:webHidden/>
-          </w:rPr>
-          <w:instrText xml:space="preserve"> PAGEREF _Toc243357839 \h </w:instrText>
-        </w:r>
-        <w:r>
-          <w:rPr>
-            <w:noProof/>
-            <w:webHidden/>
-          </w:rPr>
-        </w:r>
-        <w:r>
-          <w:rPr>
-            <w:noProof/>
-            <w:webHidden/>
-          </w:rPr>
-          <w:fldChar w:fldCharType="separate"/>
-        </w:r>
-        <w:r>
-          <w:rPr>
-            <w:noProof/>
-            <w:webHidden/>
-          </w:rPr>
-          <w:t>14</w:t>
-        </w:r>
-        <w:r>
-          <w:rPr>
-            <w:noProof/>
-            <w:webHidden/>
-          </w:rPr>
-          <w:fldChar w:fldCharType="end"/>
-        </w:r>
-      </w:hyperlink>
-    </w:p>
-    <w:p>
-      <w:pPr>
-        <w:pStyle w:val="2c"/>
-        <w:tabs>
-          <w:tab w:val="right" w:leader="dot" w:pos="9515"/>
-        </w:tabs>
-        <w:rPr>
-          <w:rFonts w:asciiTheme="minorHAnsi" w:hAnsiTheme="minorHAnsi"/>
-          <w:noProof/>
-          <w:lang w:val="ru-RU" w:eastAsia="ru-RU"/>
-        </w:rPr>
-      </w:pPr>
-      <w:hyperlink w:anchor="_Toc243357840" w:history="1">
-        <w:r>
-          <w:rPr>
-            <w:rStyle w:val="aff8"/>
-            <w:noProof/>
-          </w:rPr>
-          <w:t>8.8. Нулевая доза и сообщение об отсутствии вторичных частиц</w:t>
-        </w:r>
-        <w:r>
-          <w:rPr>
-            <w:noProof/>
-            <w:webHidden/>
-          </w:rPr>
-          <w:tab/>
-        </w:r>
-        <w:r>
-          <w:rPr>
-            <w:noProof/>
-            <w:webHidden/>
-          </w:rPr>
-          <w:fldChar w:fldCharType="begin"/>
-        </w:r>
-        <w:r>
-          <w:rPr>
-            <w:noProof/>
-            <w:webHidden/>
-          </w:rPr>
-          <w:instrText xml:space="preserve"> PAGEREF _Toc243357840 \h </w:instrText>
-        </w:r>
-        <w:r>
-          <w:rPr>
-            <w:noProof/>
-            <w:webHidden/>
-          </w:rPr>
-        </w:r>
-        <w:r>
-          <w:rPr>
-            <w:noProof/>
-            <w:webHidden/>
-          </w:rPr>
-          <w:fldChar w:fldCharType="separate"/>
-        </w:r>
-        <w:r>
-          <w:rPr>
-            <w:noProof/>
-            <w:webHidden/>
-          </w:rPr>
-          <w:t>14</w:t>
-        </w:r>
-        <w:r>
-          <w:rPr>
-            <w:noProof/>
-            <w:webHidden/>
-          </w:rPr>
-          <w:fldChar w:fldCharType="end"/>
-        </w:r>
-      </w:hyperlink>
-    </w:p>
-    <w:p>
-      <w:pPr>
-        <w:pStyle w:val="2c"/>
-        <w:tabs>
-          <w:tab w:val="right" w:leader="dot" w:pos="9515"/>
-        </w:tabs>
-        <w:rPr>
-          <w:rFonts w:asciiTheme="minorHAnsi" w:hAnsiTheme="minorHAnsi"/>
-          <w:noProof/>
-          <w:lang w:val="ru-RU" w:eastAsia="ru-RU"/>
-        </w:rPr>
-      </w:pPr>
-      <w:hyperlink w:anchor="_Toc243357841" w:history="1">
-        <w:r>
-          <w:rPr>
-            <w:rStyle w:val="aff8"/>
-            <w:noProof/>
-          </w:rPr>
-          <w:t>8.9. CMake не находит Visual Studio</w:t>
-        </w:r>
-        <w:r>
-          <w:rPr>
-            <w:noProof/>
-            <w:webHidden/>
-          </w:rPr>
-          <w:tab/>
-        </w:r>
-        <w:r>
-          <w:rPr>
-            <w:noProof/>
-            <w:webHidden/>
-          </w:rPr>
-          <w:fldChar w:fldCharType="begin"/>
-        </w:r>
-        <w:r>
-          <w:rPr>
-            <w:noProof/>
-            <w:webHidden/>
-          </w:rPr>
-          <w:instrText xml:space="preserve"> PAGEREF _Toc243357841 \h </w:instrText>
-        </w:r>
-        <w:r>
-          <w:rPr>
-            <w:noProof/>
-            <w:webHidden/>
-          </w:rPr>
-        </w:r>
-        <w:r>
-          <w:rPr>
-            <w:noProof/>
-            <w:webHidden/>
-          </w:rPr>
-          <w:fldChar w:fldCharType="separate"/>
-        </w:r>
-        <w:r>
-          <w:rPr>
-            <w:noProof/>
-            <w:webHidden/>
-          </w:rPr>
-          <w:t>15</w:t>
-        </w:r>
-        <w:r>
-          <w:rPr>
-            <w:noProof/>
-            <w:webHidden/>
-          </w:rPr>
-          <w:fldChar w:fldCharType="end"/>
-        </w:r>
-      </w:hyperlink>
-    </w:p>
-    <w:p>
-      <w:pPr>
-        <w:pStyle w:val="2c"/>
-        <w:tabs>
-          <w:tab w:val="right" w:leader="dot" w:pos="9515"/>
-        </w:tabs>
-        <w:rPr>
-          <w:rFonts w:asciiTheme="minorHAnsi" w:hAnsiTheme="minorHAnsi"/>
-          <w:noProof/>
-          <w:lang w:val="ru-RU" w:eastAsia="ru-RU"/>
-        </w:rPr>
-      </w:pPr>
-      <w:hyperlink w:anchor="_Toc243357842" w:history="1">
-        <w:r>
-          <w:rPr>
-            <w:rStyle w:val="aff8"/>
-            <w:noProof/>
-          </w:rPr>
-          <w:t>8.10. Не строятся графики спектров</w:t>
-        </w:r>
-        <w:r>
-          <w:rPr>
-            <w:noProof/>
-            <w:webHidden/>
-          </w:rPr>
-          <w:tab/>
-        </w:r>
-        <w:r>
-          <w:rPr>
-            <w:noProof/>
-            <w:webHidden/>
-          </w:rPr>
-          <w:fldChar w:fldCharType="begin"/>
-        </w:r>
-        <w:r>
-          <w:rPr>
-            <w:noProof/>
-            <w:webHidden/>
-          </w:rPr>
-          <w:instrText xml:space="preserve"> PAGEREF _Toc243357842 \h </w:instrText>
-        </w:r>
-        <w:r>
-          <w:rPr>
-            <w:noProof/>
-            <w:webHidden/>
-          </w:rPr>
-        </w:r>
-        <w:r>
-          <w:rPr>
-            <w:noProof/>
-            <w:webHidden/>
-          </w:rPr>
-          <w:fldChar w:fldCharType="separate"/>
-        </w:r>
-        <w:r>
-          <w:rPr>
-            <w:noProof/>
-            <w:webHidden/>
-          </w:rPr>
-          <w:t>15</w:t>
-        </w:r>
-        <w:r>
-          <w:rPr>
-            <w:noProof/>
-            <w:webHidden/>
-          </w:rPr>
-          <w:fldChar w:fldCharType="end"/>
-        </w:r>
-      </w:hyperlink>
-    </w:p>
-    <w:p>
-      <w:pPr>
-        <w:pStyle w:val="14"/>
-        <w:tabs>
-          <w:tab w:val="right" w:leader="dot" w:pos="9515"/>
-        </w:tabs>
-        <w:rPr>
-          <w:rFonts w:asciiTheme="minorHAnsi" w:hAnsiTheme="minorHAnsi"/>
-          <w:noProof/>
-          <w:lang w:val="ru-RU" w:eastAsia="ru-RU"/>
-        </w:rPr>
-      </w:pPr>
-      <w:hyperlink w:anchor="_Toc243357843" w:history="1">
-        <w:r>
-          <w:rPr>
-            <w:rStyle w:val="aff8"/>
-            <w:noProof/>
-          </w:rPr>
-          <w:t>9. Обновление и удаление</w:t>
-        </w:r>
-        <w:r>
-          <w:rPr>
-            <w:noProof/>
-            <w:webHidden/>
-          </w:rPr>
-          <w:tab/>
-        </w:r>
-        <w:r>
-          <w:rPr>
-            <w:noProof/>
-            <w:webHidden/>
-          </w:rPr>
-          <w:fldChar w:fldCharType="begin"/>
-        </w:r>
-        <w:r>
-          <w:rPr>
-            <w:noProof/>
-            <w:webHidden/>
-          </w:rPr>
-          <w:instrText xml:space="preserve"> PAGEREF _Toc243357843 \h </w:instrText>
-        </w:r>
-        <w:r>
-          <w:rPr>
-            <w:noProof/>
-            <w:webHidden/>
-          </w:rPr>
-        </w:r>
-        <w:r>
-          <w:rPr>
-            <w:noProof/>
-            <w:webHidden/>
-          </w:rPr>
-          <w:fldChar w:fldCharType="separate"/>
-        </w:r>
-        <w:r>
-          <w:rPr>
-            <w:noProof/>
-            <w:webHidden/>
-          </w:rPr>
-          <w:t>15</w:t>
-        </w:r>
-        <w:r>
-          <w:rPr>
-            <w:noProof/>
-            <w:webHidden/>
-          </w:rPr>
-          <w:fldChar w:fldCharType="end"/>
-        </w:r>
-      </w:hyperlink>
-    </w:p>
-    <w:p>
-      <w:pPr>
-        <w:pStyle w:val="2c"/>
-        <w:tabs>
-          <w:tab w:val="right" w:leader="dot" w:pos="9515"/>
-        </w:tabs>
-        <w:rPr>
-          <w:rFonts w:asciiTheme="minorHAnsi" w:hAnsiTheme="minorHAnsi"/>
-          <w:noProof/>
-          <w:lang w:val="ru-RU" w:eastAsia="ru-RU"/>
-        </w:rPr>
-      </w:pPr>
-      <w:hyperlink w:anchor="_Toc243357844" w:history="1">
-        <w:r>
-          <w:rPr>
-            <w:rStyle w:val="aff8"/>
-            <w:noProof/>
-          </w:rPr>
-          <w:t>9.1. Обновление программы</w:t>
-        </w:r>
-        <w:r>
-          <w:rPr>
-            <w:noProof/>
-            <w:webHidden/>
-          </w:rPr>
-          <w:tab/>
-        </w:r>
-        <w:r>
-          <w:rPr>
-            <w:noProof/>
-            <w:webHidden/>
-          </w:rPr>
-          <w:fldChar w:fldCharType="begin"/>
-        </w:r>
-        <w:r>
-          <w:rPr>
-            <w:noProof/>
-            <w:webHidden/>
-          </w:rPr>
-          <w:instrText xml:space="preserve"> PAGEREF _Toc243357844 \h </w:instrText>
-        </w:r>
-        <w:r>
-          <w:rPr>
-            <w:noProof/>
-            <w:webHidden/>
-          </w:rPr>
-        </w:r>
-        <w:r>
-          <w:rPr>
-            <w:noProof/>
-            <w:webHidden/>
-          </w:rPr>
-          <w:fldChar w:fldCharType="separate"/>
-        </w:r>
-        <w:r>
-          <w:rPr>
-            <w:noProof/>
-            <w:webHidden/>
-          </w:rPr>
-          <w:t>15</w:t>
-        </w:r>
-        <w:r>
-          <w:rPr>
-            <w:noProof/>
-            <w:webHidden/>
-          </w:rPr>
-          <w:fldChar w:fldCharType="end"/>
-        </w:r>
-      </w:hyperlink>
-    </w:p>
-    <w:p>
-      <w:pPr>
-        <w:pStyle w:val="2c"/>
-        <w:tabs>
-          <w:tab w:val="right" w:leader="dot" w:pos="9515"/>
-        </w:tabs>
-        <w:rPr>
-          <w:rFonts w:asciiTheme="minorHAnsi" w:hAnsiTheme="minorHAnsi"/>
-          <w:noProof/>
-          <w:lang w:val="ru-RU" w:eastAsia="ru-RU"/>
-        </w:rPr>
-      </w:pPr>
-      <w:hyperlink w:anchor="_Toc243357845" w:history="1">
-        <w:r>
-          <w:rPr>
-            <w:rStyle w:val="aff8"/>
-            <w:noProof/>
-          </w:rPr>
-          <w:t>9.2. Удаление программы</w:t>
-        </w:r>
-        <w:r>
-          <w:rPr>
-            <w:noProof/>
-            <w:webHidden/>
-          </w:rPr>
-          <w:tab/>
-        </w:r>
-        <w:r>
-          <w:rPr>
-            <w:noProof/>
-            <w:webHidden/>
-          </w:rPr>
-          <w:fldChar w:fldCharType="begin"/>
-        </w:r>
-        <w:r>
-          <w:rPr>
-            <w:noProof/>
-            <w:webHidden/>
-          </w:rPr>
-          <w:instrText xml:space="preserve"> PAGEREF _Toc243357845 \h </w:instrText>
-        </w:r>
-        <w:r>
-          <w:rPr>
-            <w:noProof/>
-            <w:webHidden/>
-          </w:rPr>
-        </w:r>
-        <w:r>
-          <w:rPr>
-            <w:noProof/>
-            <w:webHidden/>
-          </w:rPr>
-          <w:fldChar w:fldCharType="separate"/>
-        </w:r>
-        <w:r>
-          <w:rPr>
-            <w:noProof/>
-            <w:webHidden/>
-          </w:rPr>
-          <w:t>15</w:t>
-        </w:r>
-        <w:r>
-          <w:rPr>
-            <w:noProof/>
-            <w:webHidden/>
-          </w:rPr>
-          <w:fldChar w:fldCharType="end"/>
-        </w:r>
-      </w:hyperlink>
-    </w:p>
-    <w:p>
-      <w:pPr>
-        <w:pStyle w:val="14"/>
-        <w:tabs>
-          <w:tab w:val="right" w:leader="dot" w:pos="9515"/>
-        </w:tabs>
-        <w:rPr>
-          <w:rFonts w:asciiTheme="minorHAnsi" w:hAnsiTheme="minorHAnsi"/>
-          <w:noProof/>
-          <w:lang w:val="ru-RU" w:eastAsia="ru-RU"/>
-        </w:rPr>
-      </w:pPr>
-      <w:hyperlink w:anchor="_Toc243357846" w:history="1">
-        <w:r>
-          <w:rPr>
-            <w:rStyle w:val="aff8"/>
-            <w:noProof/>
-          </w:rPr>
-          <w:t>10. Краткий контрольный список</w:t>
-        </w:r>
-        <w:r>
-          <w:rPr>
-            <w:noProof/>
-            <w:webHidden/>
-          </w:rPr>
-          <w:tab/>
-        </w:r>
-        <w:r>
-          <w:rPr>
-            <w:noProof/>
-            <w:webHidden/>
-          </w:rPr>
-          <w:fldChar w:fldCharType="begin"/>
-        </w:r>
-        <w:r>
-          <w:rPr>
-            <w:noProof/>
-            <w:webHidden/>
-          </w:rPr>
-          <w:instrText xml:space="preserve"> PAGEREF _Toc243357846 \h </w:instrText>
-        </w:r>
-        <w:r>
-          <w:rPr>
-            <w:noProof/>
-            <w:webHidden/>
-          </w:rPr>
-        </w:r>
-        <w:r>
-          <w:rPr>
-            <w:noProof/>
-            <w:webHidden/>
-          </w:rPr>
-          <w:fldChar w:fldCharType="separate"/>
-        </w:r>
-        <w:r>
-          <w:rPr>
-            <w:noProof/>
-            <w:webHidden/>
-          </w:rPr>
-          <w:t>15</w:t>
+          <w:t>12</w:t>
         </w:r>
         <w:r>
           <w:rPr>
@@ -3885,7 +2975,7 @@
       <w:pPr>
         <w:pStyle w:val="1"/>
       </w:pPr>
-      <w:bookmarkStart w:id="0" w:name="_Toc243357793"/>
+      <w:bookmarkStart w:id="0" w:name="_Toc243362652"/>
       <w:r>
         <w:t>1. Назначение документа</w:t>
       </w:r>
@@ -3901,7 +2991,7 @@
         <w:ind w:left="340" w:hanging="340"/>
       </w:pPr>
       <w:r>
-        <w:t>1. установку всех зависимостей, необходимых для сборки и запуска geant4-autoradiolysis-beta;</w:t>
+        <w:t>1. установку всех зависимостей, необходимых для запуска geant4-autoradiolysis-beta;</w:t>
       </w:r>
     </w:p>
     <w:p>
@@ -3925,10 +3015,10 @@
         <w:ind w:left="340" w:hanging="340"/>
       </w:pPr>
       <w:r>
-        <w:t xml:space="preserve">4. запуск программы после </w:t>
-      </w:r>
-      <w:r>
-        <w:t>установки.</w:t>
+        <w:t>4. запуск программы после установки</w:t>
+      </w:r>
+      <w:r>
+        <w:t>.</w:t>
       </w:r>
     </w:p>
     <w:p>
@@ -3976,12 +3066,9 @@
       <w:pPr>
         <w:pStyle w:val="1"/>
       </w:pPr>
-      <w:bookmarkStart w:id="1" w:name="_Toc243357794"/>
-      <w:r>
-        <w:t>2. Требования к си</w:t>
-      </w:r>
-      <w:r>
-        <w:t>стеме</w:t>
+      <w:bookmarkStart w:id="1" w:name="_Toc243362653"/>
+      <w:r>
+        <w:t>2. Требования к системе</w:t>
       </w:r>
       <w:bookmarkEnd w:id="1"/>
     </w:p>
@@ -3989,9 +3076,12 @@
       <w:pPr>
         <w:pStyle w:val="21"/>
       </w:pPr>
-      <w:bookmarkStart w:id="2" w:name="_Toc243357795"/>
-      <w:r>
-        <w:t>2.1. Минимальные требования</w:t>
+      <w:bookmarkStart w:id="2" w:name="_Toc243362654"/>
+      <w:r>
+        <w:t>2.1</w:t>
+      </w:r>
+      <w:r>
+        <w:t>. Минимальные требования</w:t>
       </w:r>
       <w:bookmarkEnd w:id="2"/>
     </w:p>
@@ -4222,10 +3312,7 @@
               <w:cnfStyle w:val="000000100000" w:firstRow="0" w:lastRow="0" w:firstColumn="0" w:lastColumn="0" w:oddVBand="0" w:evenVBand="0" w:oddHBand="1" w:evenHBand="0" w:firstRowFirstColumn="0" w:firstRowLastColumn="0" w:lastRowFirstColumn="0" w:lastRowLastColumn="0"/>
             </w:pPr>
             <w:r>
-              <w:t xml:space="preserve">установка зависимостей и изменение </w:t>
-            </w:r>
-            <w:r>
-              <w:t>переменных среды</w:t>
+              <w:t>установка зависимостей и изменение переменных среды</w:t>
             </w:r>
           </w:p>
         </w:tc>
@@ -4273,7 +3360,7 @@
       <w:pPr>
         <w:pStyle w:val="21"/>
       </w:pPr>
-      <w:bookmarkStart w:id="3" w:name="_Toc243357796"/>
+      <w:bookmarkStart w:id="3" w:name="_Toc243362655"/>
       <w:r>
         <w:t>2.2. Рекомендуемые требования</w:t>
       </w:r>
@@ -4474,50 +3561,13 @@
           </w:p>
         </w:tc>
       </w:tr>
-      <w:tr>
-        <w:trPr>
-          <w:cnfStyle w:val="000000100000" w:firstRow="0" w:lastRow="0" w:firstColumn="0" w:lastColumn="0" w:oddVBand="0" w:evenVBand="0" w:oddHBand="1" w:evenHBand="0" w:firstRowFirstColumn="0" w:firstRowLastColumn="0" w:lastRowFirstColumn="0" w:lastRowLastColumn="0"/>
-          <w:jc w:val="center"/>
-        </w:trPr>
-        <w:tc>
-          <w:tcPr>
-            <w:cnfStyle w:val="001000000000" w:firstRow="0" w:lastRow="0" w:firstColumn="1" w:lastColumn="0" w:oddVBand="0" w:evenVBand="0" w:oddHBand="0" w:evenHBand="0" w:firstRowFirstColumn="0" w:firstRowLastColumn="0" w:lastRowFirstColumn="0" w:lastRowLastColumn="0"/>
-            <w:tcW w:w="4762" w:type="dxa"/>
-          </w:tcPr>
-          <w:p>
-            <w:pPr>
-              <w:spacing w:before="40" w:after="40"/>
-            </w:pPr>
-            <w:r>
-              <w:rPr>
-                <w:b w:val="0"/>
-              </w:rPr>
-              <w:t>Visual Studio</w:t>
-            </w:r>
-          </w:p>
-        </w:tc>
-        <w:tc>
-          <w:tcPr>
-            <w:tcW w:w="4762" w:type="dxa"/>
-          </w:tcPr>
-          <w:p>
-            <w:pPr>
-              <w:spacing w:before="40" w:after="40"/>
-              <w:cnfStyle w:val="000000100000" w:firstRow="0" w:lastRow="0" w:firstColumn="0" w:lastColumn="0" w:oddVBand="0" w:evenVBand="0" w:oddHBand="1" w:evenHBand="0" w:firstRowFirstColumn="0" w:firstRowLastColumn="0" w:lastRowFirstColumn="0" w:lastRowLastColumn="0"/>
-            </w:pPr>
-            <w:r>
-              <w:t>2022 или 2026 с рабочей нагрузкой C++</w:t>
-            </w:r>
-          </w:p>
-        </w:tc>
-      </w:tr>
     </w:tbl>
     <w:p/>
     <w:p>
       <w:pPr>
         <w:pStyle w:val="21"/>
       </w:pPr>
-      <w:bookmarkStart w:id="4" w:name="_Toc243357797"/>
+      <w:bookmarkStart w:id="4" w:name="_Toc243362656"/>
       <w:r>
         <w:t>2.3. Проверенная конфигурация</w:t>
       </w:r>
@@ -4593,7 +3643,6 @@
               <w:rPr>
                 <w:b w:val="0"/>
               </w:rPr>
-              <w:lastRenderedPageBreak/>
               <w:t>Windows</w:t>
             </w:r>
           </w:p>
@@ -4631,6 +3680,7 @@
               <w:rPr>
                 <w:b w:val="0"/>
               </w:rPr>
+              <w:lastRenderedPageBreak/>
               <w:t>Geant4</w:t>
             </w:r>
           </w:p>
@@ -4646,80 +3696,6 @@
             </w:pPr>
             <w:r>
               <w:t>11.4.1</w:t>
-            </w:r>
-          </w:p>
-        </w:tc>
-      </w:tr>
-      <w:tr>
-        <w:trPr>
-          <w:cnfStyle w:val="000000100000" w:firstRow="0" w:lastRow="0" w:firstColumn="0" w:lastColumn="0" w:oddVBand="0" w:evenVBand="0" w:oddHBand="1" w:evenHBand="0" w:firstRowFirstColumn="0" w:firstRowLastColumn="0" w:lastRowFirstColumn="0" w:lastRowLastColumn="0"/>
-          <w:jc w:val="center"/>
-        </w:trPr>
-        <w:tc>
-          <w:tcPr>
-            <w:cnfStyle w:val="001000000000" w:firstRow="0" w:lastRow="0" w:firstColumn="1" w:lastColumn="0" w:oddVBand="0" w:evenVBand="0" w:oddHBand="0" w:evenHBand="0" w:firstRowFirstColumn="0" w:firstRowLastColumn="0" w:lastRowFirstColumn="0" w:lastRowLastColumn="0"/>
-            <w:tcW w:w="4762" w:type="dxa"/>
-          </w:tcPr>
-          <w:p>
-            <w:pPr>
-              <w:spacing w:before="40" w:after="40"/>
-            </w:pPr>
-            <w:r>
-              <w:rPr>
-                <w:b w:val="0"/>
-              </w:rPr>
-              <w:t>CMake</w:t>
-            </w:r>
-          </w:p>
-        </w:tc>
-        <w:tc>
-          <w:tcPr>
-            <w:tcW w:w="4762" w:type="dxa"/>
-          </w:tcPr>
-          <w:p>
-            <w:pPr>
-              <w:spacing w:before="40" w:after="40"/>
-              <w:cnfStyle w:val="000000100000" w:firstRow="0" w:lastRow="0" w:firstColumn="0" w:lastColumn="0" w:oddVBand="0" w:evenVBand="0" w:oddHBand="1" w:evenHBand="0" w:firstRowFirstColumn="0" w:firstRowLastColumn="0" w:lastRowFirstColumn="0" w:lastRowLastColumn="0"/>
-            </w:pPr>
-            <w:r>
-              <w:t>4.3.1</w:t>
-            </w:r>
-          </w:p>
-        </w:tc>
-      </w:tr>
-      <w:tr>
-        <w:trPr>
-          <w:cnfStyle w:val="000000010000" w:firstRow="0" w:lastRow="0" w:firstColumn="0" w:lastColumn="0" w:oddVBand="0" w:evenVBand="0" w:oddHBand="0" w:evenHBand="1" w:firstRowFirstColumn="0" w:firstRowLastColumn="0" w:lastRowFirstColumn="0" w:lastRowLastColumn="0"/>
-          <w:jc w:val="center"/>
-        </w:trPr>
-        <w:tc>
-          <w:tcPr>
-            <w:cnfStyle w:val="001000000000" w:firstRow="0" w:lastRow="0" w:firstColumn="1" w:lastColumn="0" w:oddVBand="0" w:evenVBand="0" w:oddHBand="0" w:evenHBand="0" w:firstRowFirstColumn="0" w:firstRowLastColumn="0" w:lastRowFirstColumn="0" w:lastRowLastColumn="0"/>
-            <w:tcW w:w="4762" w:type="dxa"/>
-          </w:tcPr>
-          <w:p>
-            <w:pPr>
-              <w:spacing w:before="40" w:after="40"/>
-            </w:pPr>
-            <w:r>
-              <w:rPr>
-                <w:b w:val="0"/>
-              </w:rPr>
-              <w:t>Visual Studio</w:t>
-            </w:r>
-          </w:p>
-        </w:tc>
-        <w:tc>
-          <w:tcPr>
-            <w:tcW w:w="4762" w:type="dxa"/>
-          </w:tcPr>
-          <w:p>
-            <w:pPr>
-              <w:spacing w:before="40" w:after="40"/>
-              <w:cnfStyle w:val="000000010000" w:firstRow="0" w:lastRow="0" w:firstColumn="0" w:lastColumn="0" w:oddVBand="0" w:evenVBand="0" w:oddHBand="0" w:evenHBand="1" w:firstRowFirstColumn="0" w:firstRowLastColumn="0" w:lastRowFirstColumn="0" w:lastRowLastColumn="0"/>
-            </w:pPr>
-            <w:r>
-              <w:t>2026 Insiders, MSVC 14.51.36231</w:t>
             </w:r>
           </w:p>
         </w:tc>
@@ -4841,7 +3817,7 @@
       <w:pPr>
         <w:pStyle w:val="1"/>
       </w:pPr>
-      <w:bookmarkStart w:id="5" w:name="_Toc243357798"/>
+      <w:bookmarkStart w:id="5" w:name="_Toc243362657"/>
       <w:r>
         <w:t>3. Состав зависимостей</w:t>
       </w:r>
@@ -4851,9 +3827,12 @@
       <w:pPr>
         <w:pStyle w:val="21"/>
       </w:pPr>
-      <w:bookmarkStart w:id="6" w:name="_Toc243357799"/>
-      <w:r>
-        <w:t>3.1. Обязательные зависимости</w:t>
+      <w:bookmarkStart w:id="6" w:name="_Toc243362658"/>
+      <w:r>
+        <w:t xml:space="preserve">3.1. </w:t>
+      </w:r>
+      <w:r>
+        <w:t>Обязательные зависимости</w:t>
       </w:r>
       <w:bookmarkEnd w:id="6"/>
     </w:p>
@@ -4865,9 +3844,9 @@
         <w:tblLook w:val="04A0" w:firstRow="1" w:lastRow="0" w:firstColumn="1" w:lastColumn="0" w:noHBand="0" w:noVBand="1"/>
       </w:tblPr>
       <w:tblGrid>
-        <w:gridCol w:w="2308"/>
-        <w:gridCol w:w="2169"/>
-        <w:gridCol w:w="5264"/>
+        <w:gridCol w:w="3175"/>
+        <w:gridCol w:w="3175"/>
+        <w:gridCol w:w="3175"/>
       </w:tblGrid>
       <w:tr>
         <w:trPr>
@@ -5007,10 +3986,7 @@
               <w:cnfStyle w:val="000000010000" w:firstRow="0" w:lastRow="0" w:firstColumn="0" w:lastColumn="0" w:oddVBand="0" w:evenVBand="0" w:oddHBand="0" w:evenHBand="1" w:firstRowFirstColumn="0" w:firstRowLastColumn="0" w:lastRowFirstColumn="0" w:lastRowLastColumn="0"/>
             </w:pPr>
             <w:r>
-              <w:t xml:space="preserve">физика, </w:t>
-            </w:r>
-            <w:r>
-              <w:t>геометрия, радиоактивный распад</w:t>
+              <w:t>физика, геометрия, радиоактивный распад</w:t>
             </w:r>
           </w:p>
         </w:tc>
@@ -5028,7 +4004,7 @@
                 <w:rFonts w:ascii="Consolas" w:hAnsi="Consolas"/>
                 <w:sz w:val="18"/>
               </w:rPr>
-              <w:t>Test-Path "&lt;путь_Geant4&gt;\lib\cmake\Geant4\Geant4Config.cmake"</w:t>
+              <w:t>where.exe geant4.bat</w:t>
             </w:r>
           </w:p>
         </w:tc>
@@ -5159,14 +4135,7 @@
                 <w:rFonts w:ascii="Consolas" w:hAnsi="Consolas"/>
                 <w:sz w:val="18"/>
               </w:rPr>
-              <w:t xml:space="preserve">where.exe </w:t>
-            </w:r>
-            <w:r>
-              <w:rPr>
-                <w:rFonts w:ascii="Consolas" w:hAnsi="Consolas"/>
-                <w:sz w:val="18"/>
-              </w:rPr>
-              <w:t>geant4.bat</w:t>
+              <w:t>where.exe geant4.bat</w:t>
             </w:r>
           </w:p>
         </w:tc>
@@ -5353,133 +4322,13 @@
           </w:p>
         </w:tc>
       </w:tr>
-      <w:tr>
-        <w:trPr>
-          <w:cnfStyle w:val="000000010000" w:firstRow="0" w:lastRow="0" w:firstColumn="0" w:lastColumn="0" w:oddVBand="0" w:evenVBand="0" w:oddHBand="0" w:evenHBand="1" w:firstRowFirstColumn="0" w:firstRowLastColumn="0" w:lastRowFirstColumn="0" w:lastRowLastColumn="0"/>
-          <w:jc w:val="center"/>
-        </w:trPr>
-        <w:tc>
-          <w:tcPr>
-            <w:cnfStyle w:val="001000000000" w:firstRow="0" w:lastRow="0" w:firstColumn="1" w:lastColumn="0" w:oddVBand="0" w:evenVBand="0" w:oddHBand="0" w:evenHBand="0" w:firstRowFirstColumn="0" w:firstRowLastColumn="0" w:lastRowFirstColumn="0" w:lastRowLastColumn="0"/>
-            <w:tcW w:w="3175" w:type="dxa"/>
-          </w:tcPr>
-          <w:p>
-            <w:pPr>
-              <w:spacing w:before="40" w:after="40"/>
-            </w:pPr>
-            <w:r>
-              <w:rPr>
-                <w:b w:val="0"/>
-              </w:rPr>
-              <w:t>CMake 3.16+</w:t>
-            </w:r>
-          </w:p>
-        </w:tc>
-        <w:tc>
-          <w:tcPr>
-            <w:tcW w:w="3175" w:type="dxa"/>
-          </w:tcPr>
-          <w:p>
-            <w:pPr>
-              <w:spacing w:before="40" w:after="40"/>
-              <w:cnfStyle w:val="000000010000" w:firstRow="0" w:lastRow="0" w:firstColumn="0" w:lastColumn="0" w:oddVBand="0" w:evenVBand="0" w:oddHBand="0" w:evenHBand="1" w:firstRowFirstColumn="0" w:firstRowLastColumn="0" w:lastRowFirstColumn="0" w:lastRowLastColumn="0"/>
-            </w:pPr>
-            <w:r>
-              <w:t>сборка C++-части</w:t>
-            </w:r>
-          </w:p>
-        </w:tc>
-        <w:tc>
-          <w:tcPr>
-            <w:tcW w:w="3175" w:type="dxa"/>
-          </w:tcPr>
-          <w:p>
-            <w:pPr>
-              <w:spacing w:before="40" w:after="40"/>
-              <w:cnfStyle w:val="000000010000" w:firstRow="0" w:lastRow="0" w:firstColumn="0" w:lastColumn="0" w:oddVBand="0" w:evenVBand="0" w:oddHBand="0" w:evenHBand="1" w:firstRowFirstColumn="0" w:firstRowLastColumn="0" w:lastRowFirstColumn="0" w:lastRowLastColumn="0"/>
-            </w:pPr>
-            <w:r>
-              <w:rPr>
-                <w:rFonts w:ascii="Consolas" w:hAnsi="Consolas"/>
-                <w:sz w:val="18"/>
-              </w:rPr>
-              <w:t xml:space="preserve">cmake </w:t>
-            </w:r>
-            <w:r>
-              <w:rPr>
-                <w:rFonts w:ascii="Consolas" w:hAnsi="Consolas"/>
-                <w:sz w:val="18"/>
-              </w:rPr>
-              <w:t>--version</w:t>
-            </w:r>
-          </w:p>
-        </w:tc>
-      </w:tr>
-      <w:tr>
-        <w:trPr>
-          <w:cnfStyle w:val="000000100000" w:firstRow="0" w:lastRow="0" w:firstColumn="0" w:lastColumn="0" w:oddVBand="0" w:evenVBand="0" w:oddHBand="1" w:evenHBand="0" w:firstRowFirstColumn="0" w:firstRowLastColumn="0" w:lastRowFirstColumn="0" w:lastRowLastColumn="0"/>
-          <w:jc w:val="center"/>
-        </w:trPr>
-        <w:tc>
-          <w:tcPr>
-            <w:cnfStyle w:val="001000000000" w:firstRow="0" w:lastRow="0" w:firstColumn="1" w:lastColumn="0" w:oddVBand="0" w:evenVBand="0" w:oddHBand="0" w:evenHBand="0" w:firstRowFirstColumn="0" w:firstRowLastColumn="0" w:lastRowFirstColumn="0" w:lastRowLastColumn="0"/>
-            <w:tcW w:w="3175" w:type="dxa"/>
-          </w:tcPr>
-          <w:p>
-            <w:pPr>
-              <w:spacing w:before="40" w:after="40"/>
-            </w:pPr>
-            <w:r>
-              <w:rPr>
-                <w:b w:val="0"/>
-              </w:rPr>
-              <w:t>Visual Studio с C++</w:t>
-            </w:r>
-          </w:p>
-        </w:tc>
-        <w:tc>
-          <w:tcPr>
-            <w:tcW w:w="3175" w:type="dxa"/>
-          </w:tcPr>
-          <w:p>
-            <w:pPr>
-              <w:spacing w:before="40" w:after="40"/>
-              <w:cnfStyle w:val="000000100000" w:firstRow="0" w:lastRow="0" w:firstColumn="0" w:lastColumn="0" w:oddVBand="0" w:evenVBand="0" w:oddHBand="1" w:evenHBand="0" w:firstRowFirstColumn="0" w:firstRowLastColumn="0" w:lastRowFirstColumn="0" w:lastRowLastColumn="0"/>
-            </w:pPr>
-            <w:r>
-              <w:t>компилятор MSVC и Windows SDK</w:t>
-            </w:r>
-          </w:p>
-        </w:tc>
-        <w:tc>
-          <w:tcPr>
-            <w:tcW w:w="3175" w:type="dxa"/>
-          </w:tcPr>
-          <w:p>
-            <w:pPr>
-              <w:spacing w:before="40" w:after="40"/>
-              <w:cnfStyle w:val="000000100000" w:firstRow="0" w:lastRow="0" w:firstColumn="0" w:lastColumn="0" w:oddVBand="0" w:evenVBand="0" w:oddHBand="1" w:evenHBand="0" w:firstRowFirstColumn="0" w:firstRowLastColumn="0" w:lastRowFirstColumn="0" w:lastRowLastColumn="0"/>
-            </w:pPr>
-            <w:r>
-              <w:rPr>
-                <w:rFonts w:ascii="Consolas" w:hAnsi="Consolas"/>
-                <w:sz w:val="18"/>
-              </w:rPr>
-              <w:t>cl</w:t>
-            </w:r>
-            <w:r>
-              <w:t xml:space="preserve"> в Developer Prompt</w:t>
-            </w:r>
-          </w:p>
-        </w:tc>
-      </w:tr>
     </w:tbl>
     <w:p/>
     <w:p>
       <w:pPr>
         <w:pStyle w:val="21"/>
       </w:pPr>
-      <w:bookmarkStart w:id="7" w:name="_Toc243357800"/>
+      <w:bookmarkStart w:id="7" w:name="_Toc243362659"/>
       <w:r>
         <w:t>3.2. Необязательные зависимости</w:t>
       </w:r>
@@ -5621,7 +4470,7 @@
               <w:rPr>
                 <w:b w:val="0"/>
               </w:rPr>
-              <w:t>Git</w:t>
+              <w:t>MS Word</w:t>
             </w:r>
           </w:p>
         </w:tc>
@@ -5635,10 +4484,17 @@
               <w:cnfStyle w:val="000000010000" w:firstRow="0" w:lastRow="0" w:firstColumn="0" w:lastColumn="0" w:oddVBand="0" w:evenVBand="0" w:oddHBand="0" w:evenHBand="1" w:firstRowFirstColumn="0" w:firstRowLastColumn="0" w:lastRowFirstColumn="0" w:lastRowLastColumn="0"/>
             </w:pPr>
             <w:r>
-              <w:t xml:space="preserve">клонирование </w:t>
+              <w:t xml:space="preserve">только для просмотра </w:t>
             </w:r>
             <w:r>
-              <w:t>репозитория</w:t>
+              <w:rPr>
+                <w:rFonts w:ascii="Consolas" w:hAnsi="Consolas"/>
+                <w:sz w:val="18"/>
+              </w:rPr>
+              <w:t>.docx</w:t>
+            </w:r>
+            <w:r>
+              <w:t>-версии мануала</w:t>
             </w:r>
           </w:p>
         </w:tc>
@@ -5652,73 +4508,10 @@
               <w:cnfStyle w:val="000000010000" w:firstRow="0" w:lastRow="0" w:firstColumn="0" w:lastColumn="0" w:oddVBand="0" w:evenVBand="0" w:oddHBand="0" w:evenHBand="1" w:firstRowFirstColumn="0" w:firstRowLastColumn="0" w:lastRowFirstColumn="0" w:lastRowLastColumn="0"/>
             </w:pPr>
             <w:r>
-              <w:t>с официального сайта Git</w:t>
-            </w:r>
-          </w:p>
-        </w:tc>
-      </w:tr>
-      <w:tr>
-        <w:trPr>
-          <w:cnfStyle w:val="000000100000" w:firstRow="0" w:lastRow="0" w:firstColumn="0" w:lastColumn="0" w:oddVBand="0" w:evenVBand="0" w:oddHBand="1" w:evenHBand="0" w:firstRowFirstColumn="0" w:firstRowLastColumn="0" w:lastRowFirstColumn="0" w:lastRowLastColumn="0"/>
-          <w:jc w:val="center"/>
-        </w:trPr>
-        <w:tc>
-          <w:tcPr>
-            <w:cnfStyle w:val="001000000000" w:firstRow="0" w:lastRow="0" w:firstColumn="1" w:lastColumn="0" w:oddVBand="0" w:evenVBand="0" w:oddHBand="0" w:evenHBand="0" w:firstRowFirstColumn="0" w:firstRowLastColumn="0" w:lastRowFirstColumn="0" w:lastRowLastColumn="0"/>
-            <w:tcW w:w="3175" w:type="dxa"/>
-          </w:tcPr>
-          <w:p>
-            <w:pPr>
-              <w:spacing w:before="40" w:after="40"/>
-            </w:pPr>
-            <w:r>
-              <w:rPr>
-                <w:b w:val="0"/>
-              </w:rPr>
-              <w:t>MS Word</w:t>
-            </w:r>
-          </w:p>
-        </w:tc>
-        <w:tc>
-          <w:tcPr>
-            <w:tcW w:w="3175" w:type="dxa"/>
-          </w:tcPr>
-          <w:p>
-            <w:pPr>
-              <w:spacing w:before="40" w:after="40"/>
-              <w:cnfStyle w:val="000000100000" w:firstRow="0" w:lastRow="0" w:firstColumn="0" w:lastColumn="0" w:oddVBand="0" w:evenVBand="0" w:oddHBand="1" w:evenHBand="0" w:firstRowFirstColumn="0" w:firstRowLastColumn="0" w:lastRowFirstColumn="0" w:lastRowLastColumn="0"/>
-            </w:pPr>
-            <w:r>
-              <w:t xml:space="preserve">только для просмотра </w:t>
+              <w:t xml:space="preserve">не </w:t>
             </w:r>
             <w:r>
-              <w:rPr>
-                <w:rFonts w:ascii="Consolas" w:hAnsi="Consolas"/>
-                <w:sz w:val="18"/>
-              </w:rPr>
-              <w:t>.docx</w:t>
-            </w:r>
-            <w:r>
-              <w:t>-</w:t>
-            </w:r>
-            <w:r>
-              <w:lastRenderedPageBreak/>
-              <w:t>версии мануала</w:t>
-            </w:r>
-          </w:p>
-        </w:tc>
-        <w:tc>
-          <w:tcPr>
-            <w:tcW w:w="3175" w:type="dxa"/>
-          </w:tcPr>
-          <w:p>
-            <w:pPr>
-              <w:spacing w:before="40" w:after="40"/>
-              <w:cnfStyle w:val="000000100000" w:firstRow="0" w:lastRow="0" w:firstColumn="0" w:lastColumn="0" w:oddVBand="0" w:evenVBand="0" w:oddHBand="1" w:evenHBand="0" w:firstRowFirstColumn="0" w:firstRowLastColumn="0" w:lastRowFirstColumn="0" w:lastRowLastColumn="0"/>
-            </w:pPr>
-            <w:r>
-              <w:lastRenderedPageBreak/>
-              <w:t>не требуется для программы</w:t>
+              <w:t>требуется для программы</w:t>
             </w:r>
           </w:p>
         </w:tc>
@@ -5729,7 +4522,7 @@
       <w:pPr>
         <w:pStyle w:val="21"/>
       </w:pPr>
-      <w:bookmarkStart w:id="8" w:name="_Toc243357801"/>
+      <w:bookmarkStart w:id="8" w:name="_Toc243362660"/>
       <w:r>
         <w:t>3.3. Важные замечания</w:t>
       </w:r>
@@ -5757,10 +4550,7 @@
         <w:pStyle w:val="a0"/>
       </w:pPr>
       <w:r>
-        <w:t xml:space="preserve">Для данной сборки Geant4 Qt </w:t>
-      </w:r>
-      <w:r>
-        <w:t>не требуется: используются UI Win32 и визуализация OpenGL Win32.</w:t>
+        <w:t>Для этой версии Geant4 Qt не требуется: используются UI Win32 и визуализация OpenGL Win32.</w:t>
       </w:r>
     </w:p>
     <w:p>
@@ -5844,19 +4634,20 @@
         <w:pStyle w:val="a0"/>
       </w:pPr>
       <w:r>
-        <w:t xml:space="preserve">После </w:t>
-      </w:r>
-      <w:r>
-        <w:t>изменения переменных среды закройте и снова откройте терминал.</w:t>
+        <w:t>После изменения переменных среды закройте и снова откройте терминал.</w:t>
       </w:r>
     </w:p>
     <w:p>
       <w:pPr>
         <w:pStyle w:val="1"/>
       </w:pPr>
-      <w:bookmarkStart w:id="9" w:name="_Toc243357802"/>
-      <w:r>
-        <w:t>4. Установка зависимостей</w:t>
+      <w:bookmarkStart w:id="9" w:name="_Toc243362661"/>
+      <w:r>
+        <w:lastRenderedPageBreak/>
+        <w:t>4. Установка</w:t>
+      </w:r>
+      <w:r>
+        <w:t xml:space="preserve"> зависимостей</w:t>
       </w:r>
       <w:bookmarkEnd w:id="9"/>
     </w:p>
@@ -5864,18 +4655,28 @@
       <w:pPr>
         <w:pStyle w:val="21"/>
       </w:pPr>
-      <w:bookmarkStart w:id="10" w:name="_Toc243357803"/>
-      <w:r>
-        <w:t>4.1. Visual Studio с рабочей нагрузкой C++</w:t>
+      <w:bookmarkStart w:id="10" w:name="_Toc243362662"/>
+      <w:r>
+        <w:t>4.1. Geant4 11.4.1</w:t>
       </w:r>
       <w:bookmarkEnd w:id="10"/>
     </w:p>
     <w:p>
       <w:pPr>
+        <w:pStyle w:val="31"/>
+      </w:pPr>
+      <w:bookmarkStart w:id="11" w:name="_Toc243362663"/>
+      <w:r>
+        <w:t>4.1.1. Установка</w:t>
+      </w:r>
+      <w:bookmarkEnd w:id="11"/>
+    </w:p>
+    <w:p>
+      <w:pPr>
         <w:ind w:left="340" w:hanging="340"/>
       </w:pPr>
       <w:r>
-        <w:t>1. Скачайте Visual Studio Community, Professional или Enterprise с официального сайта Microsoft.</w:t>
+        <w:t>1. Скачайте Windows-установщик Geant4 11.4.1 с официальной страницы загрузки Geant4.</w:t>
       </w:r>
     </w:p>
     <w:p>
@@ -5883,10 +4684,7 @@
         <w:ind w:left="340" w:hanging="340"/>
       </w:pPr>
       <w:r>
-        <w:t>2. Запустите установщик Vis</w:t>
-      </w:r>
-      <w:r>
-        <w:t>ual Studio Installer.</w:t>
+        <w:t>2. Запустите установщик.</w:t>
       </w:r>
     </w:p>
     <w:p>
@@ -5894,90 +4692,7 @@
         <w:ind w:left="340" w:hanging="340"/>
       </w:pPr>
       <w:r>
-        <w:t>3. Выберите рабочую нагрузку:</w:t>
-      </w:r>
-    </w:p>
-    <w:p>
-      <w:r>
-        <w:rPr>
-          <w:b/>
-        </w:rPr>
-        <w:t>Разработка классических приложений на C++ / Desktop development with C++</w:t>
-      </w:r>
-    </w:p>
-    <w:p>
-      <w:pPr>
-        <w:ind w:left="340" w:hanging="340"/>
-      </w:pPr>
-      <w:r>
-        <w:t>4. В правой части окна установщика убедитесь, что выбраны:</w:t>
-      </w:r>
-    </w:p>
-    <w:p>
-      <w:pPr>
-        <w:pStyle w:val="a0"/>
-      </w:pPr>
-      <w:r>
-        <w:t>MSVC — средства сборки C++ x64/x86;</w:t>
-      </w:r>
-    </w:p>
-    <w:p>
-      <w:pPr>
-        <w:pStyle w:val="a0"/>
-      </w:pPr>
-      <w:r>
-        <w:t>Windows 10 SDK или Windows 11 SDK;</w:t>
-      </w:r>
-    </w:p>
-    <w:p>
-      <w:pPr>
-        <w:pStyle w:val="a0"/>
-      </w:pPr>
-      <w:r>
-        <w:t>C</w:t>
-      </w:r>
-      <w:r>
-        <w:t>++ CMake tools for Windows (необязательно, если CMake устанавливается отдельно).</w:t>
-      </w:r>
-    </w:p>
-    <w:p>
-      <w:pPr>
-        <w:ind w:left="340" w:hanging="340"/>
-      </w:pPr>
-      <w:r>
-        <w:t>5. Нажмите «Установить» и дождитесь завершения.</w:t>
-      </w:r>
-    </w:p>
-    <w:p>
-      <w:pPr>
-        <w:ind w:left="340" w:hanging="340"/>
-      </w:pPr>
-      <w:r>
-        <w:t>6. Перезагрузите компьютер, если установщик этого потребует.</w:t>
-      </w:r>
-    </w:p>
-    <w:p>
-      <w:r>
-        <w:t>Проверка:</w:t>
-      </w:r>
-    </w:p>
-    <w:p>
-      <w:pPr>
-        <w:ind w:left="340" w:hanging="340"/>
-      </w:pPr>
-      <w:r>
-        <w:t>1. Откройте «Developer Command Prompt for VS» или «Devel</w:t>
-      </w:r>
-      <w:r>
-        <w:t>oper PowerShell for VS».</w:t>
-      </w:r>
-    </w:p>
-    <w:p>
-      <w:pPr>
-        <w:ind w:left="340" w:hanging="340"/>
-      </w:pPr>
-      <w:r>
-        <w:t>2. Выполните:</w:t>
+        <w:t>3. Укажите каталог установки. Путь может быть любым, например:</w:t>
       </w:r>
     </w:p>
     <w:p>
@@ -5991,107 +4706,35 @@
           <w:rFonts w:ascii="Consolas" w:hAnsi="Consolas"/>
           <w:sz w:val="18"/>
         </w:rPr>
-        <w:t>cl</w:t>
-      </w:r>
-    </w:p>
-    <w:p>
-      <w:r>
-        <w:t>Ожидается вывод версии компилятора Microsoft C/C++.</w:t>
-      </w:r>
-    </w:p>
-    <w:p>
-      <w:r>
-        <w:t xml:space="preserve">Если </w:t>
+        <w:t>C:\Geant4\geant4_11.4.1</w:t>
+      </w:r>
+    </w:p>
+    <w:p>
+      <w:r>
+        <w:t>Запомните</w:t>
+      </w:r>
+      <w:r>
+        <w:t xml:space="preserve"> этот путь: он понадобится для переменных среды и </w:t>
       </w:r>
       <w:r>
         <w:rPr>
           <w:rFonts w:ascii="Consolas" w:hAnsi="Consolas"/>
           <w:sz w:val="18"/>
         </w:rPr>
-        <w:t>cl</w:t>
-      </w:r>
-      <w:r>
-        <w:t xml:space="preserve"> не найден, откройте Visual Studio Installer, нажмите «Изменить» и добавьте компоненты C++.</w:t>
-      </w:r>
-    </w:p>
-    <w:p>
-      <w:pPr>
-        <w:pStyle w:val="21"/>
-      </w:pPr>
-      <w:bookmarkStart w:id="11" w:name="_Toc243357804"/>
-      <w:r>
-        <w:t>4.2. CMake</w:t>
-      </w:r>
-      <w:bookmarkEnd w:id="11"/>
-    </w:p>
-    <w:p>
-      <w:pPr>
-        <w:ind w:left="340" w:hanging="340"/>
-      </w:pPr>
-      <w:r>
-        <w:t>1. Скачайте установщик CMake для Windows x64 с офици</w:t>
-      </w:r>
-      <w:r>
-        <w:t>ального сайта CMake.</w:t>
-      </w:r>
-    </w:p>
-    <w:p>
-      <w:pPr>
-        <w:ind w:left="340" w:hanging="340"/>
-      </w:pPr>
-      <w:r>
-        <w:t>2. При установке выберите:</w:t>
-      </w:r>
-    </w:p>
-    <w:p>
-      <w:pPr>
-        <w:pStyle w:val="a0"/>
-      </w:pPr>
-      <w:r>
-        <w:rPr>
-          <w:b/>
-        </w:rPr>
-        <w:t>Add CMake to the system PATH for all users</w:t>
-      </w:r>
-    </w:p>
-    <w:p>
-      <w:r>
-        <w:t>или</w:t>
-      </w:r>
-    </w:p>
-    <w:p>
-      <w:pPr>
-        <w:pStyle w:val="a0"/>
-      </w:pPr>
-      <w:r>
-        <w:rPr>
-          <w:b/>
-        </w:rPr>
-        <w:t>Add CMake to the system PATH for the current user</w:t>
-      </w:r>
-      <w:r>
-        <w:t>.</w:t>
-      </w:r>
-    </w:p>
-    <w:p>
-      <w:pPr>
-        <w:ind w:left="340" w:hanging="340"/>
-      </w:pPr>
-      <w:r>
-        <w:t>3. Завершите установку.</w:t>
-      </w:r>
-    </w:p>
-    <w:p>
-      <w:pPr>
-        <w:ind w:left="340" w:hanging="340"/>
-      </w:pPr>
-      <w:r>
-        <w:t>4. Закройте и снова откройте терминал.</w:t>
-      </w:r>
-    </w:p>
-    <w:p>
-      <w:r>
-        <w:t>Проверка:</w:t>
+        <w:t>PATH</w:t>
+      </w:r>
+      <w:r>
+        <w:t xml:space="preserve">. В примерах ниже используется переменная PowerShell </w:t>
+      </w:r>
+      <w:r>
+        <w:rPr>
+          <w:rFonts w:ascii="Consolas" w:hAnsi="Consolas"/>
+          <w:sz w:val="18"/>
+        </w:rPr>
+        <w:t>$G4</w:t>
+      </w:r>
+      <w:r>
+        <w:t>; замените её значение на свой путь:</w:t>
       </w:r>
     </w:p>
     <w:p>
@@ -6105,16 +4748,94 @@
           <w:rFonts w:ascii="Consolas" w:hAnsi="Consolas"/>
           <w:sz w:val="18"/>
         </w:rPr>
-        <w:lastRenderedPageBreak/>
-        <w:t>cmake --version</w:t>
-      </w:r>
-    </w:p>
-    <w:p>
-      <w:r>
-        <w:t xml:space="preserve">Ожидается </w:t>
-      </w:r>
-      <w:r>
-        <w:t>строка вида:</w:t>
+        <w:t>$G4 = "C:\Geant4\geant4_11.4.1"</w:t>
+      </w:r>
+    </w:p>
+    <w:p>
+      <w:pPr>
+        <w:ind w:left="340" w:hanging="340"/>
+      </w:pPr>
+      <w:r>
+        <w:t>4. В компонентах установки включите:</w:t>
+      </w:r>
+    </w:p>
+    <w:p>
+      <w:pPr>
+        <w:pStyle w:val="a0"/>
+      </w:pPr>
+      <w:r>
+        <w:t>библиотеки Geant4;</w:t>
+      </w:r>
+    </w:p>
+    <w:p>
+      <w:pPr>
+        <w:pStyle w:val="a0"/>
+      </w:pPr>
+      <w:r>
+        <w:t>заголовочные файлы;</w:t>
+      </w:r>
+    </w:p>
+    <w:p>
+      <w:pPr>
+        <w:pStyle w:val="a0"/>
+      </w:pPr>
+      <w:r>
+        <w:t>наборы данных Geant4 (Data files);</w:t>
+      </w:r>
+    </w:p>
+    <w:p>
+      <w:pPr>
+        <w:pStyle w:val="a0"/>
+      </w:pPr>
+      <w:r>
+        <w:t>UI Win32;</w:t>
+      </w:r>
+    </w:p>
+    <w:p>
+      <w:pPr>
+        <w:pStyle w:val="a0"/>
+      </w:pPr>
+      <w:r>
+        <w:t>визуализацию OpenGL Win32.</w:t>
+      </w:r>
+    </w:p>
+    <w:p>
+      <w:pPr>
+        <w:ind w:left="340" w:hanging="340"/>
+      </w:pPr>
+      <w:r>
+        <w:t>5. Установку примеров (examples) можно отключить, если не планируется их использование.</w:t>
+      </w:r>
+    </w:p>
+    <w:p>
+      <w:pPr>
+        <w:ind w:left="340" w:hanging="340"/>
+      </w:pPr>
+      <w:r>
+        <w:t>6. Дождитесь завершения установки.</w:t>
+      </w:r>
+    </w:p>
+    <w:p>
+      <w:pPr>
+        <w:pStyle w:val="31"/>
+      </w:pPr>
+      <w:bookmarkStart w:id="12" w:name="_Toc243362664"/>
+      <w:r>
+        <w:t>4.1.2. Переменные среды</w:t>
+      </w:r>
+      <w:bookmarkEnd w:id="12"/>
+    </w:p>
+    <w:p>
+      <w:r>
+        <w:t>Установщик Geant4 обычно создаёт пере</w:t>
+      </w:r>
+      <w:r>
+        <w:t>менные среды автоматически. Если после установки переменные не заданы, их нужно создать вручную.</w:t>
+      </w:r>
+    </w:p>
+    <w:p>
+      <w:r>
+        <w:t>Проверка:</w:t>
       </w:r>
     </w:p>
     <w:p>
@@ -6128,227 +4849,7 @@
           <w:rFonts w:ascii="Consolas" w:hAnsi="Consolas"/>
           <w:sz w:val="18"/>
         </w:rPr>
-        <w:t>cmake version 4.3.1</w:t>
-      </w:r>
-    </w:p>
-    <w:p>
-      <w:r>
-        <w:t>Подходит CMake 3.16 и новее. Более старые версии не подходят.</w:t>
-      </w:r>
-    </w:p>
-    <w:p>
-      <w:pPr>
-        <w:pStyle w:val="21"/>
-      </w:pPr>
-      <w:bookmarkStart w:id="12" w:name="_Toc243357805"/>
-      <w:r>
-        <w:t>4.3. Geant4 11.4.1</w:t>
-      </w:r>
-      <w:bookmarkEnd w:id="12"/>
-    </w:p>
-    <w:p>
-      <w:pPr>
-        <w:pStyle w:val="31"/>
-      </w:pPr>
-      <w:bookmarkStart w:id="13" w:name="_Toc243357806"/>
-      <w:r>
-        <w:t>4.3.1. Установка</w:t>
-      </w:r>
-      <w:bookmarkEnd w:id="13"/>
-    </w:p>
-    <w:p>
-      <w:pPr>
-        <w:ind w:left="340" w:hanging="340"/>
-      </w:pPr>
-      <w:r>
-        <w:t>1. Скачайте Windows-установщик Geant4 11.4.1 с официальной страницы загрузки Geant4.</w:t>
-      </w:r>
-    </w:p>
-    <w:p>
-      <w:pPr>
-        <w:ind w:left="340" w:hanging="340"/>
-      </w:pPr>
-      <w:r>
-        <w:t>2. Запустите установщик.</w:t>
-      </w:r>
-    </w:p>
-    <w:p>
-      <w:pPr>
-        <w:ind w:left="340" w:hanging="340"/>
-      </w:pPr>
-      <w:r>
-        <w:t>3. Укажите ката</w:t>
-      </w:r>
-      <w:r>
-        <w:t>лог установки. Путь может быть любым, например:</w:t>
-      </w:r>
-    </w:p>
-    <w:p>
-      <w:pPr>
-        <w:shd w:val="clear" w:color="auto" w:fill="F2F2F2"/>
-        <w:spacing w:before="80" w:after="120"/>
-        <w:ind w:left="227" w:right="113"/>
-      </w:pPr>
-      <w:r>
-        <w:rPr>
-          <w:rFonts w:ascii="Consolas" w:hAnsi="Consolas"/>
-          <w:sz w:val="18"/>
-        </w:rPr>
-        <w:t>C:\Geant4\geant4_11.4.1</w:t>
-      </w:r>
-    </w:p>
-    <w:p>
-      <w:r>
-        <w:t xml:space="preserve">Запомните этот путь: он понадобится для переменных среды, </w:t>
-      </w:r>
-      <w:r>
-        <w:rPr>
-          <w:rFonts w:ascii="Consolas" w:hAnsi="Consolas"/>
-          <w:sz w:val="18"/>
-        </w:rPr>
-        <w:t>PATH</w:t>
-      </w:r>
-      <w:r>
-        <w:t xml:space="preserve"> и CMake. В примерах ниже используется переменная PowerShell </w:t>
-      </w:r>
-      <w:r>
-        <w:rPr>
-          <w:rFonts w:ascii="Consolas" w:hAnsi="Consolas"/>
-          <w:sz w:val="18"/>
-        </w:rPr>
-        <w:t>$G4</w:t>
-      </w:r>
-      <w:r>
-        <w:t>; замените её значение на свой путь:</w:t>
-      </w:r>
-    </w:p>
-    <w:p>
-      <w:pPr>
-        <w:shd w:val="clear" w:color="auto" w:fill="F2F2F2"/>
-        <w:spacing w:before="80" w:after="120"/>
-        <w:ind w:left="227" w:right="113"/>
-      </w:pPr>
-      <w:r>
-        <w:rPr>
-          <w:rFonts w:ascii="Consolas" w:hAnsi="Consolas"/>
-          <w:sz w:val="18"/>
-        </w:rPr>
-        <w:t>$G4 = "C:\Geant4\gean</w:t>
-      </w:r>
-      <w:r>
-        <w:rPr>
-          <w:rFonts w:ascii="Consolas" w:hAnsi="Consolas"/>
-          <w:sz w:val="18"/>
-        </w:rPr>
-        <w:t>t4_11.4.1"</w:t>
-      </w:r>
-    </w:p>
-    <w:p>
-      <w:pPr>
-        <w:ind w:left="340" w:hanging="340"/>
-      </w:pPr>
-      <w:r>
-        <w:t>4. В компонентах установки включите:</w:t>
-      </w:r>
-    </w:p>
-    <w:p>
-      <w:pPr>
-        <w:pStyle w:val="a0"/>
-      </w:pPr>
-      <w:r>
-        <w:t>библиотеки Geant4;</w:t>
-      </w:r>
-    </w:p>
-    <w:p>
-      <w:pPr>
-        <w:pStyle w:val="a0"/>
-      </w:pPr>
-      <w:r>
-        <w:t>заголовочные файлы;</w:t>
-      </w:r>
-    </w:p>
-    <w:p>
-      <w:pPr>
-        <w:pStyle w:val="a0"/>
-      </w:pPr>
-      <w:r>
-        <w:t>наборы данных Geant4 (Data files);</w:t>
-      </w:r>
-    </w:p>
-    <w:p>
-      <w:pPr>
-        <w:pStyle w:val="a0"/>
-      </w:pPr>
-      <w:r>
-        <w:t>UI Win32;</w:t>
-      </w:r>
-    </w:p>
-    <w:p>
-      <w:pPr>
-        <w:pStyle w:val="a0"/>
-      </w:pPr>
-      <w:r>
-        <w:t>визуализацию OpenGL Win32.</w:t>
-      </w:r>
-    </w:p>
-    <w:p>
-      <w:pPr>
-        <w:ind w:left="340" w:hanging="340"/>
-      </w:pPr>
-      <w:r>
-        <w:t xml:space="preserve">5. Установку примеров (examples) можно отключить, если не планируется их </w:t>
-      </w:r>
-      <w:r>
-        <w:t>использование.</w:t>
-      </w:r>
-    </w:p>
-    <w:p>
-      <w:pPr>
-        <w:ind w:left="340" w:hanging="340"/>
-      </w:pPr>
-      <w:r>
-        <w:t>6. Дождитесь завершения установки.</w:t>
-      </w:r>
-    </w:p>
-    <w:p>
-      <w:pPr>
-        <w:pStyle w:val="31"/>
-      </w:pPr>
-      <w:bookmarkStart w:id="14" w:name="_Toc243357807"/>
-      <w:r>
-        <w:t>4.3.2. Переменные среды</w:t>
-      </w:r>
-      <w:bookmarkEnd w:id="14"/>
-    </w:p>
-    <w:p>
-      <w:r>
-        <w:t>Установщик Geant4 обычно создаёт переменные среды автоматически. Если после установки переменные не заданы, их нужно создать вручную.</w:t>
-      </w:r>
-    </w:p>
-    <w:p>
-      <w:r>
-        <w:t>Проверка:</w:t>
-      </w:r>
-    </w:p>
-    <w:p>
-      <w:pPr>
-        <w:shd w:val="clear" w:color="auto" w:fill="F2F2F2"/>
-        <w:spacing w:before="80" w:after="120"/>
-        <w:ind w:left="227" w:right="113"/>
-      </w:pPr>
-      <w:r>
-        <w:rPr>
-          <w:rFonts w:ascii="Consolas" w:hAnsi="Consolas"/>
-          <w:sz w:val="18"/>
-        </w:rPr>
-        <w:t xml:space="preserve">Get-ChildItem Env: | </w:t>
-      </w:r>
-      <w:r>
-        <w:rPr>
-          <w:rFonts w:ascii="Consolas" w:hAnsi="Consolas"/>
-          <w:sz w:val="18"/>
-        </w:rPr>
-        <w:t>Where-Object Name -like 'G4*DATA'</w:t>
+        <w:t>Get-ChildItem Env: | Where-Object Name -like 'G4*DATA'</w:t>
       </w:r>
     </w:p>
     <w:p>
@@ -6891,7 +5392,6 @@
                 <w:rFonts w:ascii="Consolas" w:hAnsi="Consolas"/>
                 <w:sz w:val="18"/>
               </w:rPr>
-              <w:lastRenderedPageBreak/>
               <w:t>G4REALSURFACEDATA</w:t>
             </w:r>
           </w:p>
@@ -7018,6 +5518,7 @@
                 <w:rFonts w:ascii="Consolas" w:hAnsi="Consolas"/>
                 <w:sz w:val="18"/>
               </w:rPr>
+              <w:lastRenderedPageBreak/>
               <w:t>G4URRPTDATA</w:t>
             </w:r>
           </w:p>
@@ -7045,7 +5546,10 @@
     <w:p/>
     <w:p>
       <w:r>
-        <w:t>Если установщик не создал переменные, откройте PowerShell от имени администратора и выполните:</w:t>
+        <w:t xml:space="preserve">Если установщик не создал </w:t>
+      </w:r>
+      <w:r>
+        <w:t>переменные, откройте PowerShell от имени администратора и выполните:</w:t>
       </w:r>
     </w:p>
     <w:p>
@@ -7082,14 +5586,15 @@
           <w:sz w:val="18"/>
         </w:rPr>
         <w:br/>
-        <w:t>$vars = @</w:t>
+        <w:t>$vars = @{</w:t>
       </w:r>
       <w:r>
         <w:rPr>
           <w:rFonts w:ascii="Consolas" w:hAnsi="Consolas"/>
           <w:sz w:val="18"/>
         </w:rPr>
-        <w:t>{</w:t>
+        <w:br/>
+        <w:t xml:space="preserve">    "G4ABLADATA"        = "G4ABLA3.3"</w:t>
       </w:r>
       <w:r>
         <w:rPr>
@@ -7097,7 +5602,7 @@
           <w:sz w:val="18"/>
         </w:rPr>
         <w:br/>
-        <w:t xml:space="preserve">    "G4ABLADATA"        = "G4ABLA3.3"</w:t>
+        <w:t xml:space="preserve">    "G4CHANNELINGDATA"  = "G4CHANNELING2.0"</w:t>
       </w:r>
       <w:r>
         <w:rPr>
@@ -7105,15 +5610,14 @@
           <w:sz w:val="18"/>
         </w:rPr>
         <w:br/>
-        <w:t xml:space="preserve">    "G4CHANNELINGDATA"  = "G4CHANNELING2.0"</w:t>
+        <w:t xml:space="preserve">    "G4ENSDFSTATEDA</w:t>
       </w:r>
       <w:r>
         <w:rPr>
           <w:rFonts w:ascii="Consolas" w:hAnsi="Consolas"/>
           <w:sz w:val="18"/>
         </w:rPr>
-        <w:br/>
-        <w:t xml:space="preserve">    "G4ENSDFSTATEDATA"  = "G4ENSDFSTATE3.0"</w:t>
+        <w:t>TA"  = "G4ENSDFSTATE3.0"</w:t>
       </w:r>
       <w:r>
         <w:rPr>
@@ -7145,13 +5649,15 @@
           <w:sz w:val="18"/>
         </w:rPr>
         <w:br/>
+        <w:t xml:space="preserve">    "G4NEUTRONHPDATA"   = "G4NDL4.7.1"</w:t>
       </w:r>
       <w:r>
         <w:rPr>
           <w:rFonts w:ascii="Consolas" w:hAnsi="Consolas"/>
           <w:sz w:val="18"/>
         </w:rPr>
-        <w:t xml:space="preserve">    "G4NEUTRONHPDATA"   = "G4NDL4.7.1"</w:t>
+        <w:br/>
+        <w:t xml:space="preserve">    "G4NUDEXLIBDATA"    = "G4NUDEXLIB1.0"</w:t>
       </w:r>
       <w:r>
         <w:rPr>
@@ -7159,15 +5665,14 @@
           <w:sz w:val="18"/>
         </w:rPr>
         <w:br/>
-        <w:t xml:space="preserve">    "G4NUDEXLIBDATA"    = "G4NUDEXLIB1.0"</w:t>
+        <w:t xml:space="preserve">    "G4PARTICLEXSDATA"</w:t>
       </w:r>
       <w:r>
         <w:rPr>
           <w:rFonts w:ascii="Consolas" w:hAnsi="Consolas"/>
           <w:sz w:val="18"/>
         </w:rPr>
-        <w:br/>
-        <w:t xml:space="preserve">    "G4PARTICLEXSDATA"  = "G4PARTICLEXS4.2"</w:t>
+        <w:t xml:space="preserve">  = "G4PARTICLEXS4.2"</w:t>
       </w:r>
       <w:r>
         <w:rPr>
@@ -7199,14 +5704,15 @@
           <w:sz w:val="18"/>
         </w:rPr>
         <w:br/>
-        <w:t xml:space="preserve"> </w:t>
+        <w:t xml:space="preserve">    "G4SAIDXSDATA"      = "G4SAIDDATA2.0"</w:t>
       </w:r>
       <w:r>
         <w:rPr>
           <w:rFonts w:ascii="Consolas" w:hAnsi="Consolas"/>
           <w:sz w:val="18"/>
         </w:rPr>
-        <w:t xml:space="preserve">   "G4SAIDXSDATA"      = "G4SAIDDATA2.0"</w:t>
+        <w:br/>
+        <w:t xml:space="preserve">    "G4TENDLDATA"       = "G4TENDL1.4"</w:t>
       </w:r>
       <w:r>
         <w:rPr>
@@ -7214,15 +5720,14 @@
           <w:sz w:val="18"/>
         </w:rPr>
         <w:br/>
-        <w:t xml:space="preserve">    "G4TENDLDATA"       = "G4TENDL1.4"</w:t>
+        <w:t xml:space="preserve">    "G4URRPTDATA"      </w:t>
       </w:r>
       <w:r>
         <w:rPr>
           <w:rFonts w:ascii="Consolas" w:hAnsi="Consolas"/>
           <w:sz w:val="18"/>
         </w:rPr>
-        <w:br/>
-        <w:t xml:space="preserve">    "G4URRPTDATA"       = "G4URRPT1.1"</w:t>
+        <w:t xml:space="preserve"> = "G4URRPT1.1"</w:t>
       </w:r>
       <w:r>
         <w:rPr>
@@ -7269,14 +5774,15 @@
           <w:sz w:val="18"/>
         </w:rPr>
         <w:br/>
-        <w:t xml:space="preserve">        [Environment]::S</w:t>
+        <w:t xml:space="preserve">        [Environment]::SetEnvironmentVariable($item.Key, $path, "Machine")</w:t>
       </w:r>
       <w:r>
         <w:rPr>
           <w:rFonts w:ascii="Consolas" w:hAnsi="Consolas"/>
           <w:sz w:val="18"/>
         </w:rPr>
-        <w:t>etEnvironmentVariable($item.Key, $path, "Machine")</w:t>
+        <w:br/>
+        <w:t xml:space="preserve">    } else {</w:t>
       </w:r>
       <w:r>
         <w:rPr>
@@ -7284,15 +5790,14 @@
           <w:sz w:val="18"/>
         </w:rPr>
         <w:br/>
-        <w:t xml:space="preserve">    } else {</w:t>
+        <w:t xml:space="preserve">        Write-Host "Не найден каталог: </w:t>
       </w:r>
       <w:r>
         <w:rPr>
           <w:rFonts w:ascii="Consolas" w:hAnsi="Consolas"/>
           <w:sz w:val="18"/>
         </w:rPr>
-        <w:br/>
-        <w:t xml:space="preserve">        Write-Host "Не найден каталог: $path"</w:t>
+        <w:t>$path"</w:t>
       </w:r>
       <w:r>
         <w:rPr>
@@ -7338,21 +5843,18 @@
     </w:p>
     <w:p>
       <w:r>
-        <w:t xml:space="preserve">После создания переменных закройте и снова </w:t>
-      </w:r>
-      <w:r>
-        <w:t>откройте терминал.</w:t>
+        <w:t>После создания переменных закройте и снова откройте терминал.</w:t>
       </w:r>
     </w:p>
     <w:p>
       <w:pPr>
         <w:pStyle w:val="31"/>
       </w:pPr>
-      <w:bookmarkStart w:id="15" w:name="_Toc243357808"/>
-      <w:r>
-        <w:t>4.3.3. Добавление Geant4 в PATH</w:t>
-      </w:r>
-      <w:bookmarkEnd w:id="15"/>
+      <w:bookmarkStart w:id="13" w:name="_Toc243362665"/>
+      <w:r>
+        <w:t>4.1.3. Добавление Geant4 в PATH</w:t>
+      </w:r>
+      <w:bookmarkEnd w:id="13"/>
     </w:p>
     <w:p>
       <w:r>
@@ -7447,7 +5949,10 @@
         <w:ind w:left="340" w:hanging="340"/>
       </w:pPr>
       <w:r>
-        <w:t>1. Откройте «Параметры Windows» → «Система» → «О системе» → «Дополнительные параметры системы».</w:t>
+        <w:t xml:space="preserve">1. Откройте </w:t>
+      </w:r>
+      <w:r>
+        <w:t>«Параметры Windows» → «Система» → «О системе» → «Дополнительные параметры системы».</w:t>
       </w:r>
     </w:p>
     <w:p>
@@ -7481,10 +5986,7 @@
         <w:ind w:left="340" w:hanging="340"/>
       </w:pPr>
       <w:r>
-        <w:t>4. Добавьт</w:t>
-      </w:r>
-      <w:r>
-        <w:t xml:space="preserve">е путь к каталогу </w:t>
+        <w:t xml:space="preserve">4. Добавьте путь к каталогу </w:t>
       </w:r>
       <w:r>
         <w:rPr>
@@ -7508,20 +6010,23 @@
           <w:rFonts w:ascii="Consolas" w:hAnsi="Consolas"/>
           <w:sz w:val="18"/>
         </w:rPr>
+        <w:t>C:\Geant4\geant4_11.4.1\bin</w:t>
+      </w:r>
+    </w:p>
+    <w:p>
+      <w:pPr>
+        <w:ind w:left="340" w:hanging="340"/>
+      </w:pPr>
+      <w:r>
+        <w:t xml:space="preserve">5. Сохраните изменения и </w:t>
+      </w:r>
+      <w:r>
+        <w:t>перезапустите терминал.</w:t>
+      </w:r>
+    </w:p>
+    <w:p>
+      <w:r>
         <w:lastRenderedPageBreak/>
-        <w:t>C:\Geant4\geant4_11.4.1\bin</w:t>
-      </w:r>
-    </w:p>
-    <w:p>
-      <w:pPr>
-        <w:ind w:left="340" w:hanging="340"/>
-      </w:pPr>
-      <w:r>
-        <w:t>5. Сохраните изменения и перезапустите терминал.</w:t>
-      </w:r>
-    </w:p>
-    <w:p>
-      <w:r>
         <w:t>Альтернативно, в PowerShell от имени администратора:</w:t>
       </w:r>
     </w:p>
@@ -7552,14 +6057,15 @@
           <w:sz w:val="18"/>
         </w:rPr>
         <w:br/>
-        <w:t>$p = [Environment]::GetEn</w:t>
+        <w:t>$p = [Environment]::GetEnvironmentVariable("Path", "Machine")</w:t>
       </w:r>
       <w:r>
         <w:rPr>
           <w:rFonts w:ascii="Consolas" w:hAnsi="Consolas"/>
           <w:sz w:val="18"/>
         </w:rPr>
-        <w:t>vironmentVariable("Path", "Machine")</w:t>
+        <w:br/>
+        <w:t>if (($p -split ';') -notcontains $g4bin) {</w:t>
       </w:r>
       <w:r>
         <w:rPr>
@@ -7567,15 +6073,14 @@
           <w:sz w:val="18"/>
         </w:rPr>
         <w:br/>
-        <w:t>if (($p -split ';') -notcontains $g4bin) {</w:t>
+        <w:t xml:space="preserve">    [Environm</w:t>
       </w:r>
       <w:r>
         <w:rPr>
           <w:rFonts w:ascii="Consolas" w:hAnsi="Consolas"/>
           <w:sz w:val="18"/>
         </w:rPr>
-        <w:br/>
-        <w:t xml:space="preserve">    [Environment]::SetEnvironmentVariable("Path", "$p;$g4bin", "Machine")</w:t>
+        <w:t>ent]::SetEnvironmentVariable("Path", "$p;$g4bin", "Machine")</w:t>
       </w:r>
       <w:r>
         <w:rPr>
@@ -7590,11 +6095,11 @@
       <w:pPr>
         <w:pStyle w:val="21"/>
       </w:pPr>
-      <w:bookmarkStart w:id="16" w:name="_Toc243357809"/>
-      <w:r>
-        <w:t>4.4. Visual C++ Runtime</w:t>
-      </w:r>
-      <w:bookmarkEnd w:id="16"/>
+      <w:bookmarkStart w:id="14" w:name="_Toc243362666"/>
+      <w:r>
+        <w:t>4.2. Visual C++ Runtime</w:t>
+      </w:r>
+      <w:bookmarkEnd w:id="14"/>
     </w:p>
     <w:p>
       <w:r>
@@ -7661,7 +6166,10 @@
     </w:p>
     <w:p>
       <w:r>
-        <w:t xml:space="preserve">Обычно они уже установлены вместе с Visual Studio или Geant4. Если при запуске появляется ошибка о missing DLL, установите </w:t>
+        <w:t>Обычно они уже установлены. Если пр</w:t>
+      </w:r>
+      <w:r>
+        <w:t xml:space="preserve">и запуске появляется ошибка о missing DLL, установите </w:t>
       </w:r>
       <w:r>
         <w:rPr>
@@ -7677,14 +6185,11 @@
       <w:pPr>
         <w:pStyle w:val="21"/>
       </w:pPr>
-      <w:bookmarkStart w:id="17" w:name="_Toc243357810"/>
-      <w:r>
-        <w:t>4.</w:t>
-      </w:r>
-      <w:r>
-        <w:t>5. Python и tkinter</w:t>
-      </w:r>
-      <w:bookmarkEnd w:id="17"/>
+      <w:bookmarkStart w:id="15" w:name="_Toc243362667"/>
+      <w:r>
+        <w:t>4.3. Python и tkinter</w:t>
+      </w:r>
+      <w:bookmarkEnd w:id="15"/>
     </w:p>
     <w:p>
       <w:pPr>
@@ -7707,7 +6212,10 @@
         <w:ind w:left="340" w:hanging="340"/>
       </w:pPr>
       <w:r>
-        <w:t>3. Обязательно включите:</w:t>
+        <w:t>3. Обязательн</w:t>
+      </w:r>
+      <w:r>
+        <w:t>о включите:</w:t>
       </w:r>
     </w:p>
     <w:p>
@@ -7792,7 +6300,14 @@
           <w:sz w:val="18"/>
         </w:rPr>
         <w:br/>
-        <w:t>py -c "import tkinter; print(tkinter.TkVersion)"</w:t>
+        <w:t xml:space="preserve">py -c "import tkinter; </w:t>
+      </w:r>
+      <w:r>
+        <w:rPr>
+          <w:rFonts w:ascii="Consolas" w:hAnsi="Consolas"/>
+          <w:sz w:val="18"/>
+        </w:rPr>
+        <w:t>print(tkinter.TkVersion)"</w:t>
       </w:r>
     </w:p>
     <w:p>
@@ -7861,11 +6376,11 @@
       <w:pPr>
         <w:pStyle w:val="21"/>
       </w:pPr>
-      <w:bookmarkStart w:id="18" w:name="_Toc243357811"/>
-      <w:r>
-        <w:t>4.6. matplotlib (необязательно)</w:t>
-      </w:r>
-      <w:bookmarkEnd w:id="18"/>
+      <w:bookmarkStart w:id="16" w:name="_Toc243362668"/>
+      <w:r>
+        <w:t>4.4. matplotlib (необязательно)</w:t>
+      </w:r>
+      <w:bookmarkEnd w:id="16"/>
     </w:p>
     <w:p>
       <w:r>
@@ -7886,10 +6401,7 @@
         <w:t>program_b.py</w:t>
       </w:r>
       <w:r>
-        <w:t>. Без него остальные функ</w:t>
-      </w:r>
-      <w:r>
-        <w:t>ции программы работают.</w:t>
+        <w:t>. Без него остальные функции программы работают.</w:t>
       </w:r>
     </w:p>
     <w:p>
@@ -7934,27 +6446,30 @@
       <w:pPr>
         <w:pStyle w:val="1"/>
       </w:pPr>
-      <w:bookmarkStart w:id="19" w:name="_Toc243357812"/>
+      <w:bookmarkStart w:id="17" w:name="_Toc243362669"/>
+      <w:r>
+        <w:t>5. Проверка завис</w:t>
+      </w:r>
+      <w:r>
+        <w:t>имостей</w:t>
+      </w:r>
+      <w:bookmarkEnd w:id="17"/>
+    </w:p>
+    <w:p>
+      <w:r>
+        <w:t>Выполните команды в новом терминале после установки всех компонентов.</w:t>
+      </w:r>
+    </w:p>
+    <w:p>
+      <w:pPr>
+        <w:pStyle w:val="21"/>
+      </w:pPr>
+      <w:bookmarkStart w:id="18" w:name="_Toc243362670"/>
       <w:r>
         <w:lastRenderedPageBreak/>
-        <w:t>5. Проверка зависимостей</w:t>
-      </w:r>
-      <w:bookmarkEnd w:id="19"/>
-    </w:p>
-    <w:p>
-      <w:r>
-        <w:t>Выполните команды в новом терминале после установки всех компонентов.</w:t>
-      </w:r>
-    </w:p>
-    <w:p>
-      <w:pPr>
-        <w:pStyle w:val="21"/>
-      </w:pPr>
-      <w:bookmarkStart w:id="20" w:name="_Toc243357813"/>
-      <w:r>
-        <w:t>5.1. CMake</w:t>
-      </w:r>
-      <w:bookmarkEnd w:id="20"/>
+        <w:t>5.1. Python и tkinter</w:t>
+      </w:r>
+      <w:bookmarkEnd w:id="18"/>
     </w:p>
     <w:p>
       <w:pPr>
@@ -7967,21 +6482,41 @@
           <w:rFonts w:ascii="Consolas" w:hAnsi="Consolas"/>
           <w:sz w:val="18"/>
         </w:rPr>
-        <w:t>cmake --version</w:t>
+        <w:t>py --version</w:t>
+      </w:r>
+      <w:r>
+        <w:rPr>
+          <w:rFonts w:ascii="Consolas" w:hAnsi="Consolas"/>
+          <w:sz w:val="18"/>
+        </w:rPr>
+        <w:br/>
+        <w:t>py -c "import tkinter; print('tkinter OK', tkinter.TkVersion)"</w:t>
       </w:r>
     </w:p>
     <w:p>
       <w:pPr>
         <w:pStyle w:val="21"/>
       </w:pPr>
-      <w:bookmarkStart w:id="21" w:name="_Toc243357814"/>
-      <w:r>
-        <w:t>5.2</w:t>
-      </w:r>
-      <w:r>
-        <w:t>. Python и tkinter</w:t>
-      </w:r>
-      <w:bookmarkEnd w:id="21"/>
+      <w:bookmarkStart w:id="19" w:name="_Toc243362671"/>
+      <w:r>
+        <w:t>5.2. Geant4</w:t>
+      </w:r>
+      <w:bookmarkEnd w:id="19"/>
+    </w:p>
+    <w:p>
+      <w:r>
+        <w:t xml:space="preserve">Замените </w:t>
+      </w:r>
+      <w:r>
+        <w:rPr>
+          <w:rFonts w:ascii="Consolas" w:hAnsi="Consolas"/>
+          <w:sz w:val="18"/>
+        </w:rPr>
+        <w:t>$G4</w:t>
+      </w:r>
+      <w:r>
+        <w:t xml:space="preserve"> на фактический путь установки Geant4:</w:t>
+      </w:r>
     </w:p>
     <w:p>
       <w:pPr>
@@ -7994,41 +6529,82 @@
           <w:rFonts w:ascii="Consolas" w:hAnsi="Consolas"/>
           <w:sz w:val="18"/>
         </w:rPr>
-        <w:t>py --version</w:t>
+        <w:t>$G4 = "C:\Geant4\</w:t>
       </w:r>
       <w:r>
         <w:rPr>
           <w:rFonts w:ascii="Consolas" w:hAnsi="Consolas"/>
           <w:sz w:val="18"/>
         </w:rPr>
-        <w:br/>
-        <w:t>py -c "import tkinter; print('tkinter OK', tkinter.TkVersion)"</w:t>
-      </w:r>
-    </w:p>
-    <w:p>
-      <w:pPr>
-        <w:pStyle w:val="21"/>
-      </w:pPr>
-      <w:bookmarkStart w:id="22" w:name="_Toc243357815"/>
-      <w:r>
-        <w:t>5.3. Geant4</w:t>
-      </w:r>
-      <w:bookmarkEnd w:id="22"/>
-    </w:p>
-    <w:p>
-      <w:r>
-        <w:t xml:space="preserve">Замените </w:t>
+        <w:t>geant4_11.4.1"</w:t>
       </w:r>
       <w:r>
         <w:rPr>
           <w:rFonts w:ascii="Consolas" w:hAnsi="Consolas"/>
           <w:sz w:val="18"/>
         </w:rPr>
-        <w:t>$G4</w:t>
-      </w:r>
-      <w:r>
-        <w:t xml:space="preserve"> на фактический путь установки Geant4:</w:t>
-      </w:r>
+        <w:br/>
+        <w:t>Test-Path "$G4\bin\geant4.bat"</w:t>
+      </w:r>
+      <w:r>
+        <w:rPr>
+          <w:rFonts w:ascii="Consolas" w:hAnsi="Consolas"/>
+          <w:sz w:val="18"/>
+        </w:rPr>
+        <w:br/>
+        <w:t>Test-Path "$env:G4RADIOACTIVEDATA\z71.a177"</w:t>
+      </w:r>
+      <w:r>
+        <w:rPr>
+          <w:rFonts w:ascii="Consolas" w:hAnsi="Consolas"/>
+          <w:sz w:val="18"/>
+        </w:rPr>
+        <w:br/>
+        <w:t>Test-Path "$env:G4LEVELGAMMADATA\z39.a90"</w:t>
+      </w:r>
+      <w:r>
+        <w:rPr>
+          <w:rFonts w:ascii="Consolas" w:hAnsi="Consolas"/>
+          <w:sz w:val="18"/>
+        </w:rPr>
+        <w:br/>
+        <w:t>where.exe geant4.bat</w:t>
+      </w:r>
+    </w:p>
+    <w:p>
+      <w:r>
+        <w:t xml:space="preserve">Все команды </w:t>
+      </w:r>
+      <w:r>
+        <w:rPr>
+          <w:rFonts w:ascii="Consolas" w:hAnsi="Consolas"/>
+          <w:sz w:val="18"/>
+        </w:rPr>
+        <w:t>Test-Path</w:t>
+      </w:r>
+      <w:r>
+        <w:t xml:space="preserve"> должны вернуть </w:t>
+      </w:r>
+      <w:r>
+        <w:rPr>
+          <w:rFonts w:ascii="Consolas" w:hAnsi="Consolas"/>
+          <w:sz w:val="18"/>
+        </w:rPr>
+        <w:t>True</w:t>
+      </w:r>
+      <w:r>
+        <w:t>.</w:t>
+      </w:r>
+    </w:p>
+    <w:p>
+      <w:pPr>
+        <w:pStyle w:val="21"/>
+      </w:pPr>
+      <w:bookmarkStart w:id="20" w:name="_Toc243362672"/>
+      <w:r>
+        <w:t>5.3. Наборы данных</w:t>
+      </w:r>
+      <w:bookmarkEnd w:id="20"/>
     </w:p>
     <w:p>
       <w:pPr>
@@ -8041,7 +6617,7 @@
           <w:rFonts w:ascii="Consolas" w:hAnsi="Consolas"/>
           <w:sz w:val="18"/>
         </w:rPr>
-        <w:t>$G4 = "C:\Geant4\geant4_11.4.1"</w:t>
+        <w:t>Get-ChildItem Env: |</w:t>
       </w:r>
       <w:r>
         <w:rPr>
@@ -8049,22 +6625,22 @@
           <w:sz w:val="18"/>
         </w:rPr>
         <w:br/>
-        <w:t>Test-Path "$G4\lib\cmake\Geant4\Geant4Config.cmake"</w:t>
+        <w:t xml:space="preserve">    Where-Object Nam</w:t>
       </w:r>
       <w:r>
         <w:rPr>
           <w:rFonts w:ascii="Consolas" w:hAnsi="Consolas"/>
           <w:sz w:val="18"/>
         </w:rPr>
-        <w:br/>
-        <w:t>Test-Path "$en</w:t>
+        <w:t>e -like 'G4*DATA' |</w:t>
       </w:r>
       <w:r>
         <w:rPr>
           <w:rFonts w:ascii="Consolas" w:hAnsi="Consolas"/>
           <w:sz w:val="18"/>
         </w:rPr>
-        <w:t>v:G4RADIOACTIVEDATA\z71.a177"</w:t>
+        <w:br/>
+        <w:t xml:space="preserve">    Sort-Object Name |</w:t>
       </w:r>
       <w:r>
         <w:rPr>
@@ -8072,51 +6648,38 @@
           <w:sz w:val="18"/>
         </w:rPr>
         <w:br/>
-        <w:t>Test-Path "$env:G4LEVELGAMMADATA\z39.a90"</w:t>
-      </w:r>
-      <w:r>
-        <w:rPr>
-          <w:rFonts w:ascii="Consolas" w:hAnsi="Consolas"/>
-          <w:sz w:val="18"/>
-        </w:rPr>
-        <w:br/>
-        <w:t>where.exe geant4.bat</w:t>
-      </w:r>
-    </w:p>
-    <w:p>
-      <w:r>
-        <w:t xml:space="preserve">Все команды </w:t>
-      </w:r>
-      <w:r>
-        <w:rPr>
-          <w:rFonts w:ascii="Consolas" w:hAnsi="Consolas"/>
-          <w:sz w:val="18"/>
-        </w:rPr>
-        <w:t>Test-Path</w:t>
-      </w:r>
-      <w:r>
-        <w:t xml:space="preserve"> должны вернуть </w:t>
-      </w:r>
-      <w:r>
-        <w:rPr>
-          <w:rFonts w:ascii="Consolas" w:hAnsi="Consolas"/>
-          <w:sz w:val="18"/>
-        </w:rPr>
-        <w:t>True</w:t>
-      </w:r>
-      <w:r>
-        <w:t>.</w:t>
-      </w:r>
+        <w:t xml:space="preserve">    Format-Table Name, Value -AutoSize</w:t>
+      </w:r>
+    </w:p>
+    <w:p>
+      <w:r>
+        <w:t>В списке должны присутствовать все 15 переменных из таблицы раздела 4.1.2.</w:t>
+      </w:r>
+    </w:p>
+    <w:p>
+      <w:pPr>
+        <w:pStyle w:val="1"/>
+      </w:pPr>
+      <w:bookmarkStart w:id="21" w:name="_Toc243362673"/>
+      <w:r>
+        <w:t>6. Установка geant4-autoradiolysis-beta</w:t>
+      </w:r>
+      <w:bookmarkEnd w:id="21"/>
     </w:p>
     <w:p>
       <w:pPr>
         <w:pStyle w:val="21"/>
       </w:pPr>
-      <w:bookmarkStart w:id="23" w:name="_Toc243357816"/>
-      <w:r>
-        <w:t>5.4. Наборы данных</w:t>
-      </w:r>
-      <w:bookmarkEnd w:id="23"/>
+      <w:bookmarkStart w:id="22" w:name="_Toc243362674"/>
+      <w:r>
+        <w:t>6.1. Скачивание релиза</w:t>
+      </w:r>
+      <w:bookmarkEnd w:id="22"/>
+    </w:p>
+    <w:p>
+      <w:r>
+        <w:t>Скачайте архив последнего релиза:</w:t>
+      </w:r>
     </w:p>
     <w:p>
       <w:pPr>
@@ -8129,57 +6692,19 @@
           <w:rFonts w:ascii="Consolas" w:hAnsi="Consolas"/>
           <w:sz w:val="18"/>
         </w:rPr>
-        <w:t>Get-ChildItem Env: |</w:t>
+        <w:t>ht</w:t>
       </w:r>
       <w:r>
         <w:rPr>
           <w:rFonts w:ascii="Consolas" w:hAnsi="Consolas"/>
           <w:sz w:val="18"/>
         </w:rPr>
-        <w:br/>
-        <w:t xml:space="preserve">    Where-Object Name -like 'G4*DATA' |</w:t>
-      </w:r>
-      <w:r>
-        <w:rPr>
-          <w:rFonts w:ascii="Consolas" w:hAnsi="Consolas"/>
-          <w:sz w:val="18"/>
-        </w:rPr>
-        <w:br/>
-      </w:r>
-      <w:r>
-        <w:rPr>
-          <w:rFonts w:ascii="Consolas" w:hAnsi="Consolas"/>
-          <w:sz w:val="18"/>
-        </w:rPr>
-        <w:t xml:space="preserve">    Sort-Object Name |</w:t>
-      </w:r>
-      <w:r>
-        <w:rPr>
-          <w:rFonts w:ascii="Consolas" w:hAnsi="Consolas"/>
-          <w:sz w:val="18"/>
-        </w:rPr>
-        <w:br/>
-        <w:t xml:space="preserve">    Format-Table Name, Value -AutoSize</w:t>
-      </w:r>
-    </w:p>
-    <w:p>
-      <w:r>
-        <w:t>В списке должны присутствовать все 15 переменных из таблицы раздела 4.3.2.</w:t>
-      </w:r>
-    </w:p>
-    <w:p>
-      <w:pPr>
-        <w:pStyle w:val="21"/>
-      </w:pPr>
-      <w:bookmarkStart w:id="24" w:name="_Toc243357817"/>
-      <w:r>
-        <w:t>5.5. Компилятор</w:t>
-      </w:r>
-      <w:bookmarkEnd w:id="24"/>
-    </w:p>
-    <w:p>
-      <w:r>
-        <w:t>Откройте «Developer Command Prompt for VS» и выполните:</w:t>
+        <w:t>tps://github.com/timishavet/geant4-autoradiolysis-beta/releases/tag/v0.1.0-beta</w:t>
+      </w:r>
+    </w:p>
+    <w:p>
+      <w:r>
+        <w:t>Имя файла:</w:t>
       </w:r>
     </w:p>
     <w:p>
@@ -8193,35 +6718,12 @@
           <w:rFonts w:ascii="Consolas" w:hAnsi="Consolas"/>
           <w:sz w:val="18"/>
         </w:rPr>
-        <w:t>cl</w:t>
-      </w:r>
-    </w:p>
-    <w:p>
-      <w:pPr>
-        <w:pStyle w:val="1"/>
-      </w:pPr>
-      <w:bookmarkStart w:id="25" w:name="_Toc243357818"/>
-      <w:r>
-        <w:t>6. Установка geant4-autoradiolysis-beta</w:t>
-      </w:r>
-      <w:bookmarkEnd w:id="25"/>
-    </w:p>
-    <w:p>
-      <w:pPr>
-        <w:pStyle w:val="21"/>
-      </w:pPr>
-      <w:bookmarkStart w:id="26" w:name="_Toc243357819"/>
-      <w:r>
-        <w:t>6.1.</w:t>
-      </w:r>
-      <w:r>
-        <w:t xml:space="preserve"> Получение файлов программы</w:t>
-      </w:r>
-      <w:bookmarkEnd w:id="26"/>
-    </w:p>
-    <w:p>
-      <w:r>
-        <w:t>Скачайте архив последнего релиза:</w:t>
+        <w:t>geant4-autoradiolysis-beta-v0.1.0-win64.zip</w:t>
+      </w:r>
+    </w:p>
+    <w:p>
+      <w:r>
+        <w:t>Распакуйте архив в удобную папку, например:</w:t>
       </w:r>
     </w:p>
     <w:p>
@@ -8235,12 +6737,120 @@
           <w:rFonts w:ascii="Consolas" w:hAnsi="Consolas"/>
           <w:sz w:val="18"/>
         </w:rPr>
-        <w:t>https://github.com/timishavet/geant4-autoradiolysis-beta/releases/latest</w:t>
-      </w:r>
-    </w:p>
-    <w:p>
-      <w:r>
-        <w:t>Имя файла:</w:t>
+        <w:t>C:\geant4-autoradiolysis-beta</w:t>
+      </w:r>
+    </w:p>
+    <w:p>
+      <w:r>
+        <w:t xml:space="preserve">В архиве уже есть готовый </w:t>
+      </w:r>
+      <w:r>
+        <w:rPr>
+          <w:rFonts w:ascii="Consolas" w:hAnsi="Consolas"/>
+          <w:sz w:val="18"/>
+        </w:rPr>
+        <w:t>build\Release\main.exe</w:t>
+      </w:r>
+      <w:r>
+        <w:t>. Сборка программы не требуется.</w:t>
+      </w:r>
+    </w:p>
+    <w:p>
+      <w:r>
+        <w:t xml:space="preserve">Путь с пробелами, например </w:t>
+      </w:r>
+      <w:r>
+        <w:rPr>
+          <w:rFonts w:ascii="Consolas" w:hAnsi="Consolas"/>
+          <w:sz w:val="18"/>
+        </w:rPr>
+        <w:t>C:\Users\Имя\Desktop\OpenCode projects\geant4-autoradiolysis-beta</w:t>
+      </w:r>
+      <w:r>
+        <w:t>, тоже работает, но для первых запусков лучше использовать простой путь.</w:t>
+      </w:r>
+    </w:p>
+    <w:p>
+      <w:pPr>
+        <w:pStyle w:val="21"/>
+      </w:pPr>
+      <w:bookmarkStart w:id="23" w:name="_Toc243362675"/>
+      <w:r>
+        <w:t>6.2. Поряд</w:t>
+      </w:r>
+      <w:r>
+        <w:t>ок установки</w:t>
+      </w:r>
+      <w:bookmarkEnd w:id="23"/>
+    </w:p>
+    <w:p>
+      <w:pPr>
+        <w:ind w:left="340" w:hanging="340"/>
+      </w:pPr>
+      <w:r>
+        <w:t xml:space="preserve">1. Установите Geant4 11.4.1 и добавьте его каталог </w:t>
+      </w:r>
+      <w:r>
+        <w:rPr>
+          <w:rFonts w:ascii="Consolas" w:hAnsi="Consolas"/>
+          <w:sz w:val="18"/>
+        </w:rPr>
+        <w:t>bin</w:t>
+      </w:r>
+      <w:r>
+        <w:t xml:space="preserve"> в </w:t>
+      </w:r>
+      <w:r>
+        <w:rPr>
+          <w:rFonts w:ascii="Consolas" w:hAnsi="Consolas"/>
+          <w:sz w:val="18"/>
+        </w:rPr>
+        <w:t>PATH</w:t>
+      </w:r>
+      <w:r>
+        <w:t>.</w:t>
+      </w:r>
+    </w:p>
+    <w:p>
+      <w:pPr>
+        <w:ind w:left="340" w:hanging="340"/>
+      </w:pPr>
+      <w:r>
+        <w:t xml:space="preserve">2. Убедитесь, что заданы переменные </w:t>
+      </w:r>
+      <w:r>
+        <w:rPr>
+          <w:rFonts w:ascii="Consolas" w:hAnsi="Consolas"/>
+          <w:sz w:val="18"/>
+        </w:rPr>
+        <w:t>G4*DATA</w:t>
+      </w:r>
+      <w:r>
+        <w:t>.</w:t>
+      </w:r>
+    </w:p>
+    <w:p>
+      <w:pPr>
+        <w:ind w:left="340" w:hanging="340"/>
+      </w:pPr>
+      <w:r>
+        <w:t>3. Распакуйте архив релиза.</w:t>
+      </w:r>
+    </w:p>
+    <w:p>
+      <w:pPr>
+        <w:ind w:left="340" w:hanging="340"/>
+      </w:pPr>
+      <w:r>
+        <w:t>4. Откройте терминал в папке программы.</w:t>
+      </w:r>
+    </w:p>
+    <w:p>
+      <w:pPr>
+        <w:ind w:left="340" w:hanging="340"/>
+      </w:pPr>
+      <w:r>
+        <w:t>5. Проверьте наличие файла:</w:t>
       </w:r>
     </w:p>
     <w:p>
@@ -8254,12 +6864,67 @@
           <w:rFonts w:ascii="Consolas" w:hAnsi="Consolas"/>
           <w:sz w:val="18"/>
         </w:rPr>
-        <w:t>geant4-autoradiolysis-beta-v0.1.0-win64.zip</w:t>
-      </w:r>
-    </w:p>
-    <w:p>
-      <w:r>
-        <w:t>Распакуйте архив в удобную папку, например:</w:t>
+        <w:t xml:space="preserve">Test-Path </w:t>
+      </w:r>
+      <w:r>
+        <w:rPr>
+          <w:rFonts w:ascii="Consolas" w:hAnsi="Consolas"/>
+          <w:sz w:val="18"/>
+        </w:rPr>
+        <w:t>".\build\Release\main.exe"</w:t>
+      </w:r>
+    </w:p>
+    <w:p>
+      <w:pPr>
+        <w:ind w:left="340" w:hanging="340"/>
+      </w:pPr>
+      <w:r>
+        <w:t>6. Перейдите к разделу 7 «Проверка запуска».</w:t>
+      </w:r>
+    </w:p>
+    <w:p>
+      <w:r>
+        <w:t>Готовая сборка рассчитана на Geant4 11.4.1 x64. Для работы нужна именно эта версия Geant4.</w:t>
+      </w:r>
+    </w:p>
+    <w:p>
+      <w:pPr>
+        <w:pStyle w:val="1"/>
+      </w:pPr>
+      <w:bookmarkStart w:id="24" w:name="_Toc243362676"/>
+      <w:r>
+        <w:lastRenderedPageBreak/>
+        <w:t>7. Проверка запуска</w:t>
+      </w:r>
+      <w:bookmarkEnd w:id="24"/>
+    </w:p>
+    <w:p>
+      <w:pPr>
+        <w:pStyle w:val="21"/>
+      </w:pPr>
+      <w:bookmarkStart w:id="25" w:name="_Toc243362677"/>
+      <w:r>
+        <w:t>7.1. Подготовка терминала</w:t>
+      </w:r>
+      <w:bookmarkEnd w:id="25"/>
+    </w:p>
+    <w:p>
+      <w:pPr>
+        <w:ind w:left="340" w:hanging="340"/>
+      </w:pPr>
+      <w:r>
+        <w:t>1. Откройте новый терминал.</w:t>
+      </w:r>
+    </w:p>
+    <w:p>
+      <w:pPr>
+        <w:ind w:left="340" w:hanging="340"/>
+      </w:pPr>
+      <w:r>
+        <w:t>2. Перейдите в папк</w:t>
+      </w:r>
+      <w:r>
+        <w:t>у проекта:</w:t>
       </w:r>
     </w:p>
     <w:p>
@@ -8273,34 +6938,15 @@
           <w:rFonts w:ascii="Consolas" w:hAnsi="Consolas"/>
           <w:sz w:val="18"/>
         </w:rPr>
-        <w:t>C:\geant4-autoradiolys</w:t>
-      </w:r>
-      <w:r>
-        <w:rPr>
-          <w:rFonts w:ascii="Consolas" w:hAnsi="Consolas"/>
-          <w:sz w:val="18"/>
-        </w:rPr>
-        <w:t>is-beta</w:t>
-      </w:r>
-    </w:p>
-    <w:p>
-      <w:r>
-        <w:t xml:space="preserve">В архиве уже есть готовый </w:t>
-      </w:r>
-      <w:r>
-        <w:rPr>
-          <w:rFonts w:ascii="Consolas" w:hAnsi="Consolas"/>
-          <w:sz w:val="18"/>
-        </w:rPr>
-        <w:t>build\Release\main.exe</w:t>
-      </w:r>
-      <w:r>
-        <w:t>, поэтому Visual Studio и CMake для установки не нужны.</w:t>
-      </w:r>
-    </w:p>
-    <w:p>
-      <w:r>
-        <w:t>Если нужна сборка из исходников, клонируйте репозиторий:</w:t>
+        <w:t>cd C:\geant4-autoradiolysis-beta</w:t>
+      </w:r>
+    </w:p>
+    <w:p>
+      <w:pPr>
+        <w:ind w:left="340" w:hanging="340"/>
+      </w:pPr>
+      <w:r>
+        <w:t>3. Проверьте, что Geant4 доступен:</w:t>
       </w:r>
     </w:p>
     <w:p>
@@ -8314,111 +6960,15 @@
           <w:rFonts w:ascii="Consolas" w:hAnsi="Consolas"/>
           <w:sz w:val="18"/>
         </w:rPr>
-        <w:t>git clone &lt;URL-репозитория&gt; geant4-autoradiolysis-beta</w:t>
-      </w:r>
-    </w:p>
-    <w:p>
-      <w:r>
-        <w:t>Если Git не установлен, скачайте</w:t>
-      </w:r>
-      <w:r>
-        <w:t xml:space="preserve"> исходники на странице релиза.</w:t>
-      </w:r>
-    </w:p>
-    <w:p>
-      <w:r>
-        <w:lastRenderedPageBreak/>
-        <w:t xml:space="preserve">Путь с пробелами, например </w:t>
-      </w:r>
-      <w:r>
-        <w:rPr>
-          <w:rFonts w:ascii="Consolas" w:hAnsi="Consolas"/>
-          <w:sz w:val="18"/>
-        </w:rPr>
-        <w:t>C:\Users\Имя\Desktop\OpenCode projects\geant4-autoradiolysis-beta</w:t>
-      </w:r>
-      <w:r>
-        <w:t>, тоже работает, но для первых запусков лучше использовать простой путь.</w:t>
-      </w:r>
-    </w:p>
-    <w:p>
-      <w:pPr>
-        <w:pStyle w:val="21"/>
-      </w:pPr>
-      <w:bookmarkStart w:id="27" w:name="_Toc243357820"/>
-      <w:r>
-        <w:t>6.2. Вариант A. Готовая сборка из релиза</w:t>
-      </w:r>
-      <w:bookmarkEnd w:id="27"/>
+        <w:t>where.exe geant4.bat</w:t>
+      </w:r>
     </w:p>
     <w:p>
       <w:pPr>
         <w:ind w:left="340" w:hanging="340"/>
       </w:pPr>
       <w:r>
-        <w:t xml:space="preserve">1. Установите Geant4 11.4.1 и добавьте его каталог </w:t>
-      </w:r>
-      <w:r>
-        <w:rPr>
-          <w:rFonts w:ascii="Consolas" w:hAnsi="Consolas"/>
-          <w:sz w:val="18"/>
-        </w:rPr>
-        <w:t>bin</w:t>
-      </w:r>
-      <w:r>
-        <w:t xml:space="preserve"> в </w:t>
-      </w:r>
-      <w:r>
-        <w:rPr>
-          <w:rFonts w:ascii="Consolas" w:hAnsi="Consolas"/>
-          <w:sz w:val="18"/>
-        </w:rPr>
-        <w:t>PATH</w:t>
-      </w:r>
-      <w:r>
-        <w:t>.</w:t>
-      </w:r>
-    </w:p>
-    <w:p>
-      <w:pPr>
-        <w:ind w:left="340" w:hanging="340"/>
-      </w:pPr>
-      <w:r>
-        <w:t xml:space="preserve">2. Убедитесь, что заданы переменные </w:t>
-      </w:r>
-      <w:r>
-        <w:rPr>
-          <w:rFonts w:ascii="Consolas" w:hAnsi="Consolas"/>
-          <w:sz w:val="18"/>
-        </w:rPr>
-        <w:t>G4*DATA</w:t>
-      </w:r>
-      <w:r>
-        <w:t>.</w:t>
-      </w:r>
-    </w:p>
-    <w:p>
-      <w:pPr>
-        <w:ind w:left="340" w:hanging="340"/>
-      </w:pPr>
-      <w:r>
-        <w:t>3. Распакуйте архив релиза.</w:t>
-      </w:r>
-    </w:p>
-    <w:p>
-      <w:pPr>
-        <w:ind w:left="340" w:hanging="340"/>
-      </w:pPr>
-      <w:r>
-        <w:t>4. Откройте терминал в папке программы.</w:t>
-      </w:r>
-    </w:p>
-    <w:p>
-      <w:pPr>
-        <w:ind w:left="340" w:hanging="340"/>
-      </w:pPr>
-      <w:r>
-        <w:t>5. Проверьте наличие файла:</w:t>
+        <w:t>4. Проверьте переменные данных:</w:t>
       </w:r>
     </w:p>
     <w:p>
@@ -8432,82 +6982,32 @@
           <w:rFonts w:ascii="Consolas" w:hAnsi="Consolas"/>
           <w:sz w:val="18"/>
         </w:rPr>
-        <w:t xml:space="preserve">Test-Path </w:t>
+        <w:t>Test-Path "$env:G4RADIOACTIVEDATA\z39.a90"</w:t>
+      </w:r>
+    </w:p>
+    <w:p>
+      <w:pPr>
+        <w:pStyle w:val="21"/>
+      </w:pPr>
+      <w:bookmarkStart w:id="26" w:name="_Toc243362678"/>
+      <w:r>
+        <w:t>7.2. Быстрый тест в пакетном режиме</w:t>
+      </w:r>
+      <w:bookmarkEnd w:id="26"/>
+    </w:p>
+    <w:p>
+      <w:r>
+        <w:t xml:space="preserve">Создайте в папке проекта файл </w:t>
       </w:r>
       <w:r>
         <w:rPr>
           <w:rFonts w:ascii="Consolas" w:hAnsi="Consolas"/>
           <w:sz w:val="18"/>
         </w:rPr>
-        <w:t>".\build\Release\main.exe"</w:t>
-      </w:r>
-    </w:p>
-    <w:p>
-      <w:pPr>
-        <w:ind w:left="340" w:hanging="340"/>
-      </w:pPr>
-      <w:r>
-        <w:t>6. Перейдите к разделу 7 «Проверка запуска».</w:t>
-      </w:r>
-    </w:p>
-    <w:p>
-      <w:r>
-        <w:t>Готовая сборка рассчитана на Geant4 11.4.1 x64. Если установлена другая версия Geant4, соберите программу из исходников по варианту B.</w:t>
-      </w:r>
-    </w:p>
-    <w:p>
-      <w:pPr>
-        <w:pStyle w:val="21"/>
-      </w:pPr>
-      <w:bookmarkStart w:id="28" w:name="_Toc243357821"/>
-      <w:r>
-        <w:t>6.3. Вариант B. Сборка из исходников</w:t>
-      </w:r>
-      <w:bookmarkEnd w:id="28"/>
-    </w:p>
-    <w:p>
-      <w:pPr>
-        <w:pStyle w:val="31"/>
-      </w:pPr>
-      <w:bookmarkStart w:id="29" w:name="_Toc243357822"/>
-      <w:r>
-        <w:t>6.3.1. Подго</w:t>
-      </w:r>
-      <w:r>
-        <w:t>товка</w:t>
-      </w:r>
-      <w:bookmarkEnd w:id="29"/>
-    </w:p>
-    <w:p>
-      <w:pPr>
-        <w:ind w:left="340" w:hanging="340"/>
-      </w:pPr>
-      <w:r>
-        <w:t>1. Установите Visual Studio с рабочей нагрузкой C++.</w:t>
-      </w:r>
-    </w:p>
-    <w:p>
-      <w:pPr>
-        <w:ind w:left="340" w:hanging="340"/>
-      </w:pPr>
-      <w:r>
-        <w:t>2. Установите CMake.</w:t>
-      </w:r>
-    </w:p>
-    <w:p>
-      <w:pPr>
-        <w:ind w:left="340" w:hanging="340"/>
-      </w:pPr>
-      <w:r>
-        <w:t>3. Установите Geant4 11.4.1.</w:t>
-      </w:r>
-    </w:p>
-    <w:p>
-      <w:pPr>
-        <w:ind w:left="340" w:hanging="340"/>
-      </w:pPr>
-      <w:r>
-        <w:t>4. Убедитесь, что существует файл:</w:t>
+        <w:t>check_install.mac</w:t>
+      </w:r>
+      <w:r>
+        <w:t xml:space="preserve"> со следующим содержимым:</w:t>
       </w:r>
     </w:p>
     <w:p>
@@ -8521,15 +7021,75 @@
           <w:rFonts w:ascii="Consolas" w:hAnsi="Consolas"/>
           <w:sz w:val="18"/>
         </w:rPr>
-        <w:t>&lt;путь_Geant4&gt;\lib\cmake\Geant4\Geant4Config.cmake</w:t>
-      </w:r>
-    </w:p>
-    <w:p>
-      <w:pPr>
-        <w:ind w:left="340" w:hanging="340"/>
-      </w:pPr>
-      <w:r>
-        <w:t>5. Откройте терминал в папке проекта:</w:t>
+        <w:t>/myDetector/setGeometry cylinder</w:t>
+      </w:r>
+      <w:r>
+        <w:rPr>
+          <w:rFonts w:ascii="Consolas" w:hAnsi="Consolas"/>
+          <w:sz w:val="18"/>
+        </w:rPr>
+        <w:br/>
+        <w:t>/myDetector/setRadius 2 cm</w:t>
+      </w:r>
+      <w:r>
+        <w:rPr>
+          <w:rFonts w:ascii="Consolas" w:hAnsi="Consolas"/>
+          <w:sz w:val="18"/>
+        </w:rPr>
+        <w:br/>
+        <w:t>/myDetector/setHalfHeight 3 cm</w:t>
+      </w:r>
+      <w:r>
+        <w:rPr>
+          <w:rFonts w:ascii="Consolas" w:hAnsi="Consolas"/>
+          <w:sz w:val="18"/>
+        </w:rPr>
+        <w:br/>
+        <w:t>/myDetector/setMaterial G4_WATER</w:t>
+      </w:r>
+      <w:r>
+        <w:rPr>
+          <w:rFonts w:ascii="Consolas" w:hAnsi="Consolas"/>
+          <w:sz w:val="18"/>
+        </w:rPr>
+        <w:br/>
+        <w:t>/mySource/setRadionuclide 39 90</w:t>
+      </w:r>
+      <w:r>
+        <w:rPr>
+          <w:rFonts w:ascii="Consolas" w:hAnsi="Consolas"/>
+          <w:sz w:val="18"/>
+        </w:rPr>
+        <w:br/>
+        <w:t>/run/initialize</w:t>
+      </w:r>
+      <w:r>
+        <w:rPr>
+          <w:rFonts w:ascii="Consolas" w:hAnsi="Consolas"/>
+          <w:sz w:val="18"/>
+        </w:rPr>
+        <w:br/>
+        <w:t>/process/ha</w:t>
+      </w:r>
+      <w:r>
+        <w:rPr>
+          <w:rFonts w:ascii="Consolas" w:hAnsi="Consolas"/>
+          <w:sz w:val="18"/>
+        </w:rPr>
+        <w:t>d/rdm/thresholdForVeryLongDecayTime 1.0e+60 year</w:t>
+      </w:r>
+      <w:r>
+        <w:rPr>
+          <w:rFonts w:ascii="Consolas" w:hAnsi="Consolas"/>
+          <w:sz w:val="18"/>
+        </w:rPr>
+        <w:br/>
+        <w:t>/run/beamOn 10</w:t>
+      </w:r>
+    </w:p>
+    <w:p>
+      <w:r>
+        <w:t>Запустите:</w:t>
       </w:r>
     </w:p>
     <w:p>
@@ -8543,39 +7103,100 @@
           <w:rFonts w:ascii="Consolas" w:hAnsi="Consolas"/>
           <w:sz w:val="18"/>
         </w:rPr>
-        <w:t>cd C:\geant4-autoradioly</w:t>
+        <w:t>.\build\Release\main.exe check_install.mac</w:t>
+      </w:r>
+    </w:p>
+    <w:p>
+      <w:r>
+        <w:t>Признаки успешного запуска:</w:t>
+      </w:r>
+    </w:p>
+    <w:p>
+      <w:pPr>
+        <w:pStyle w:val="a0"/>
+      </w:pPr>
+      <w:r>
+        <w:t>программа завершилась без ошибок;</w:t>
+      </w:r>
+    </w:p>
+    <w:p>
+      <w:pPr>
+        <w:pStyle w:val="a0"/>
+      </w:pPr>
+      <w:r>
+        <w:t xml:space="preserve">в консоли появился блок </w:t>
       </w:r>
       <w:r>
         <w:rPr>
           <w:rFonts w:ascii="Consolas" w:hAnsi="Consolas"/>
           <w:sz w:val="18"/>
         </w:rPr>
-        <w:t>sis-beta</w:t>
-      </w:r>
-    </w:p>
-    <w:p>
-      <w:pPr>
-        <w:pStyle w:val="31"/>
-      </w:pPr>
-      <w:bookmarkStart w:id="30" w:name="_Toc243357823"/>
-      <w:r>
-        <w:t>6.3.2. Конфигурация CMake</w:t>
-      </w:r>
-      <w:bookmarkEnd w:id="30"/>
-    </w:p>
-    <w:p>
-      <w:r>
-        <w:t xml:space="preserve">Укажите фактический путь установки Geant4 в переменной </w:t>
+        <w:t>SIMULATION RESULTS</w:t>
+      </w:r>
+      <w:r>
+        <w:t>;</w:t>
+      </w:r>
+    </w:p>
+    <w:p>
+      <w:pPr>
+        <w:pStyle w:val="a0"/>
+      </w:pPr>
+      <w:r>
+        <w:t>в папке проекта создан или допол</w:t>
+      </w:r>
+      <w:r>
+        <w:t xml:space="preserve">нен файл </w:t>
       </w:r>
       <w:r>
         <w:rPr>
           <w:rFonts w:ascii="Consolas" w:hAnsi="Consolas"/>
           <w:sz w:val="18"/>
         </w:rPr>
-        <w:t>$G4</w:t>
-      </w:r>
-      <w:r>
-        <w:t xml:space="preserve"> и выполните:</w:t>
+        <w:t>results.txt</w:t>
+      </w:r>
+      <w:r>
+        <w:t>;</w:t>
+      </w:r>
+    </w:p>
+    <w:p>
+      <w:pPr>
+        <w:pStyle w:val="a0"/>
+      </w:pPr>
+      <w:r>
+        <w:t xml:space="preserve">в результатах есть </w:t>
+      </w:r>
+      <w:r>
+        <w:rPr>
+          <w:rFonts w:ascii="Consolas" w:hAnsi="Consolas"/>
+          <w:sz w:val="18"/>
+        </w:rPr>
+        <w:t>Number of decays: 10</w:t>
+      </w:r>
+      <w:r>
+        <w:t>;</w:t>
+      </w:r>
+    </w:p>
+    <w:p>
+      <w:pPr>
+        <w:pStyle w:val="a0"/>
+      </w:pPr>
+      <w:r>
+        <w:t xml:space="preserve">поглощённая доза </w:t>
+      </w:r>
+      <w:r>
+        <w:rPr>
+          <w:rFonts w:ascii="Consolas" w:hAnsi="Consolas"/>
+          <w:sz w:val="18"/>
+        </w:rPr>
+        <w:t>Absorbed dose (A)</w:t>
+      </w:r>
+      <w:r>
+        <w:t xml:space="preserve"> больше нуля.</w:t>
+      </w:r>
+    </w:p>
+    <w:p>
+      <w:r>
+        <w:t>Пример ожидаемого вывода:</w:t>
       </w:r>
     </w:p>
     <w:p>
@@ -8589,7 +7210,7 @@
           <w:rFonts w:ascii="Consolas" w:hAnsi="Consolas"/>
           <w:sz w:val="18"/>
         </w:rPr>
-        <w:t>$G4 = "C:\Geant4\geant4_11.4.1"</w:t>
+        <w:t>========================================</w:t>
       </w:r>
       <w:r>
         <w:rPr>
@@ -8597,65 +7218,112 @@
           <w:sz w:val="18"/>
         </w:rPr>
         <w:br/>
-        <w:t>cmake -S . -B build -DGeant4_DIR="$G4/lib/cmake/Geant4"</w:t>
-      </w:r>
-    </w:p>
-    <w:p>
-      <w:r>
-        <w:t>Если Geant4 установлен в другой каталог, измените только знач</w:t>
-      </w:r>
-      <w:r>
-        <w:t xml:space="preserve">ение </w:t>
+        <w:t xml:space="preserve">  SIMULATION RESULTS</w:t>
       </w:r>
       <w:r>
         <w:rPr>
           <w:rFonts w:ascii="Consolas" w:hAnsi="Consolas"/>
           <w:sz w:val="18"/>
         </w:rPr>
-        <w:t>$G4</w:t>
-      </w:r>
-      <w:r>
-        <w:t>.</w:t>
-      </w:r>
-    </w:p>
-    <w:p>
-      <w:r>
-        <w:t xml:space="preserve">В пути можно использовать прямые слэши </w:t>
+        <w:br/>
+        <w:t>========================================</w:t>
       </w:r>
       <w:r>
         <w:rPr>
           <w:rFonts w:ascii="Consolas" w:hAnsi="Consolas"/>
           <w:sz w:val="18"/>
         </w:rPr>
-        <w:t>/</w:t>
-      </w:r>
-      <w:r>
-        <w:t xml:space="preserve"> или двойные обратные </w:t>
+        <w:br/>
+        <w:t xml:space="preserve">Radionuclide:   </w:t>
       </w:r>
       <w:r>
         <w:rPr>
           <w:rFonts w:ascii="Consolas" w:hAnsi="Consolas"/>
           <w:sz w:val="18"/>
         </w:rPr>
-        <w:t>\\</w:t>
-      </w:r>
-      <w:r>
-        <w:t>.</w:t>
-      </w:r>
-    </w:p>
-    <w:p>
-      <w:r>
-        <w:t xml:space="preserve">Если нужно явно выбрать генератор Visual Studio, добавьте параметр </w:t>
+        <w:t xml:space="preserve">     Y-90 (Z=39, A=90)</w:t>
       </w:r>
       <w:r>
         <w:rPr>
           <w:rFonts w:ascii="Consolas" w:hAnsi="Consolas"/>
           <w:sz w:val="18"/>
         </w:rPr>
-        <w:t>-G</w:t>
-      </w:r>
-      <w:r>
-        <w:t>. Например, для Visual Studio 2022:</w:t>
+        <w:br/>
+        <w:t>Number of decays:    10</w:t>
+      </w:r>
+      <w:r>
+        <w:rPr>
+          <w:rFonts w:ascii="Consolas" w:hAnsi="Consolas"/>
+          <w:sz w:val="18"/>
+        </w:rPr>
+        <w:br/>
+        <w:t>Geometry variant:    cylinder</w:t>
+      </w:r>
+      <w:r>
+        <w:rPr>
+          <w:rFonts w:ascii="Consolas" w:hAnsi="Consolas"/>
+          <w:sz w:val="18"/>
+        </w:rPr>
+        <w:br/>
+        <w:t>Volume:              75.3982 cm3</w:t>
+      </w:r>
+      <w:r>
+        <w:rPr>
+          <w:rFonts w:ascii="Consolas" w:hAnsi="Consolas"/>
+          <w:sz w:val="18"/>
+        </w:rPr>
+        <w:br/>
+        <w:t>Material:            G4_WATER</w:t>
+      </w:r>
+      <w:r>
+        <w:rPr>
+          <w:rFonts w:ascii="Consolas" w:hAnsi="Consolas"/>
+          <w:sz w:val="18"/>
+        </w:rPr>
+        <w:br/>
+        <w:t>...</w:t>
+      </w:r>
+      <w:r>
+        <w:rPr>
+          <w:rFonts w:ascii="Consolas" w:hAnsi="Consolas"/>
+          <w:sz w:val="18"/>
+        </w:rPr>
+        <w:br/>
+        <w:t>Absorbed dose (A):   2.7646e-11 Gy</w:t>
+      </w:r>
+      <w:r>
+        <w:rPr>
+          <w:rFonts w:ascii="Consolas" w:hAnsi="Consolas"/>
+          <w:sz w:val="18"/>
+        </w:rPr>
+        <w:br/>
+        <w:t>...</w:t>
+      </w:r>
+      <w:r>
+        <w:rPr>
+          <w:rFonts w:ascii="Consolas" w:hAnsi="Consolas"/>
+          <w:sz w:val="18"/>
+        </w:rPr>
+        <w:br/>
+        <w:t>========================================</w:t>
+      </w:r>
+    </w:p>
+    <w:p>
+      <w:pPr>
+        <w:pStyle w:val="21"/>
+      </w:pPr>
+      <w:bookmarkStart w:id="27" w:name="_Toc243362679"/>
+      <w:r>
+        <w:t>7.3. Запуск графического интерфе</w:t>
+      </w:r>
+      <w:r>
+        <w:t>йса</w:t>
+      </w:r>
+      <w:bookmarkEnd w:id="27"/>
+    </w:p>
+    <w:p>
+      <w:r>
+        <w:t>Из папки проекта:</w:t>
       </w:r>
     </w:p>
     <w:p>
@@ -8669,38 +7337,87 @@
           <w:rFonts w:ascii="Consolas" w:hAnsi="Consolas"/>
           <w:sz w:val="18"/>
         </w:rPr>
-        <w:t>$G4 = "C:\Geant4\geant4_11.4.1"</w:t>
+        <w:t>py program_b.py</w:t>
+      </w:r>
+    </w:p>
+    <w:p>
+      <w:r>
+        <w:t>Откроется окно «Программа Б — Генератор макросов».</w:t>
+      </w:r>
+    </w:p>
+    <w:p>
+      <w:r>
+        <w:lastRenderedPageBreak/>
+        <w:t>Проверка установки:</w:t>
+      </w:r>
+    </w:p>
+    <w:p>
+      <w:pPr>
+        <w:ind w:left="340" w:hanging="340"/>
+      </w:pPr>
+      <w:r>
+        <w:t>1. Убедитесь, что вкладки открываются без ошибок.</w:t>
+      </w:r>
+    </w:p>
+    <w:p>
+      <w:pPr>
+        <w:ind w:left="340" w:hanging="340"/>
+      </w:pPr>
+      <w:r>
+        <w:t xml:space="preserve">2. На вкладке «Радионуклид» выберите, например, </w:t>
       </w:r>
       <w:r>
         <w:rPr>
           <w:rFonts w:ascii="Consolas" w:hAnsi="Consolas"/>
           <w:sz w:val="18"/>
         </w:rPr>
-        <w:br/>
-        <w:t>cmake -S . -B build -G "Visual Studio 17 20</w:t>
+        <w:t>Lu-177</w:t>
+      </w:r>
+      <w:r>
+        <w:t>.</w:t>
+      </w:r>
+    </w:p>
+    <w:p>
+      <w:pPr>
+        <w:ind w:left="340" w:hanging="340"/>
+      </w:pPr>
+      <w:r>
+        <w:t>3. Убедитесь, что отображается период пол</w:t>
+      </w:r>
+      <w:r>
+        <w:t>ураспада и сообщение о наличии данных Geant4.</w:t>
+      </w:r>
+    </w:p>
+    <w:p>
+      <w:pPr>
+        <w:ind w:left="340" w:hanging="340"/>
+      </w:pPr>
+      <w:r>
+        <w:t>4. На вкладке «Запуск и вывод» нажмите «Запустить симуляцию».</w:t>
+      </w:r>
+    </w:p>
+    <w:p>
+      <w:pPr>
+        <w:ind w:left="340" w:hanging="340"/>
+      </w:pPr>
+      <w:r>
+        <w:t>5. Дождитесь завершения и проверьте блок результатов.</w:t>
+      </w:r>
+    </w:p>
+    <w:p>
+      <w:r>
+        <w:t xml:space="preserve">Если вкладка «Спектры» сообщает об отсутствии </w:t>
       </w:r>
       <w:r>
         <w:rPr>
           <w:rFonts w:ascii="Consolas" w:hAnsi="Consolas"/>
           <w:sz w:val="18"/>
         </w:rPr>
-        <w:t>22" -A x64 -DGeant4_DIR="$G4/lib/cmake/Geant4"</w:t>
-      </w:r>
-    </w:p>
-    <w:p>
-      <w:r>
-        <w:t>Если генератор не указан, CMake выбирает установленный Visual Studio автоматически.</w:t>
-      </w:r>
-    </w:p>
-    <w:p>
-      <w:pPr>
-        <w:pStyle w:val="31"/>
-      </w:pPr>
-      <w:bookmarkStart w:id="31" w:name="_Toc243357824"/>
-      <w:r>
-        <w:t>6.3.3. Сборка</w:t>
-      </w:r>
-      <w:bookmarkEnd w:id="31"/>
+        <w:t>matplotlib</w:t>
+      </w:r>
+      <w:r>
+        <w:t>, установите его:</w:t>
+      </w:r>
     </w:p>
     <w:p>
       <w:pPr>
@@ -8713,12 +7430,29 @@
           <w:rFonts w:ascii="Consolas" w:hAnsi="Consolas"/>
           <w:sz w:val="18"/>
         </w:rPr>
-        <w:t>cmake --build build --config Release --target main</w:t>
-      </w:r>
-    </w:p>
-    <w:p>
-      <w:r>
-        <w:t>После успешной сборки появится файл:</w:t>
+        <w:t>py -m pip install ma</w:t>
+      </w:r>
+      <w:r>
+        <w:rPr>
+          <w:rFonts w:ascii="Consolas" w:hAnsi="Consolas"/>
+          <w:sz w:val="18"/>
+        </w:rPr>
+        <w:t>tplotlib</w:t>
+      </w:r>
+    </w:p>
+    <w:p>
+      <w:pPr>
+        <w:pStyle w:val="21"/>
+      </w:pPr>
+      <w:bookmarkStart w:id="28" w:name="_Toc243362680"/>
+      <w:r>
+        <w:t>7.4. Интерактивный режим</w:t>
+      </w:r>
+      <w:bookmarkEnd w:id="28"/>
+    </w:p>
+    <w:p>
+      <w:r>
+        <w:t>Запуск без аргументов:</w:t>
       </w:r>
     </w:p>
     <w:p>
@@ -8732,12 +7466,12 @@
           <w:rFonts w:ascii="Consolas" w:hAnsi="Consolas"/>
           <w:sz w:val="18"/>
         </w:rPr>
-        <w:t>build\Release\main.exe</w:t>
-      </w:r>
-    </w:p>
-    <w:p>
-      <w:r>
-        <w:t>Проверка:</w:t>
+        <w:t>.\build\Release\main.exe</w:t>
+      </w:r>
+    </w:p>
+    <w:p>
+      <w:r>
+        <w:t>или:</w:t>
       </w:r>
     </w:p>
     <w:p>
@@ -8751,58 +7485,119 @@
           <w:rFonts w:ascii="Consolas" w:hAnsi="Consolas"/>
           <w:sz w:val="18"/>
         </w:rPr>
-        <w:t>Test-Path ".\build\Release\main.exe"</w:t>
-      </w:r>
-    </w:p>
-    <w:p>
-      <w:r>
-        <w:lastRenderedPageBreak/>
-        <w:t xml:space="preserve">Команда должна вернуть </w:t>
+        <w:t>.\interactive.bat</w:t>
+      </w:r>
+    </w:p>
+    <w:p>
+      <w:r>
+        <w:t xml:space="preserve">В интерактивном режиме загружаются </w:t>
       </w:r>
       <w:r>
         <w:rPr>
           <w:rFonts w:ascii="Consolas" w:hAnsi="Consolas"/>
           <w:sz w:val="18"/>
         </w:rPr>
-        <w:t>True</w:t>
-      </w:r>
-      <w:r>
-        <w:t>.</w:t>
-      </w:r>
-    </w:p>
-    <w:p>
-      <w:pPr>
-        <w:pStyle w:val="31"/>
-      </w:pPr>
-      <w:bookmarkStart w:id="32" w:name="_Toc243357825"/>
-      <w:r>
-        <w:t>6.3.4. Повторная сборка</w:t>
-      </w:r>
-      <w:bookmarkEnd w:id="32"/>
-    </w:p>
-    <w:p>
-      <w:r>
-        <w:t xml:space="preserve">Если в проекте появились новые файлы </w:t>
+        <w:t>vis.mac</w:t>
+      </w:r>
+      <w:r>
+        <w:t xml:space="preserve"> и </w:t>
       </w:r>
       <w:r>
         <w:rPr>
           <w:rFonts w:ascii="Consolas" w:hAnsi="Consolas"/>
           <w:sz w:val="18"/>
         </w:rPr>
-        <w:t>.cc</w:t>
-      </w:r>
-      <w:r>
-        <w:t xml:space="preserve"> или </w:t>
+        <w:t>gui.mac</w:t>
+      </w:r>
+      <w:r>
+        <w:t>, открывается визуализация Geant4. Для этого нужна поддержка OpenGL.</w:t>
+      </w:r>
+    </w:p>
+    <w:p>
+      <w:pPr>
+        <w:pStyle w:val="1"/>
+      </w:pPr>
+      <w:bookmarkStart w:id="29" w:name="_Toc243362681"/>
+      <w:r>
+        <w:t xml:space="preserve">8. Типовые ошибки </w:t>
+      </w:r>
+      <w:r>
+        <w:t>установки</w:t>
+      </w:r>
+      <w:bookmarkEnd w:id="29"/>
+    </w:p>
+    <w:p>
+      <w:pPr>
+        <w:pStyle w:val="21"/>
+      </w:pPr>
+      <w:bookmarkStart w:id="30" w:name="_Toc243362682"/>
+      <w:r>
+        <w:t>8.1. main.exe не запускается, отсутствуют DLL</w:t>
+      </w:r>
+      <w:bookmarkEnd w:id="30"/>
+    </w:p>
+    <w:p>
+      <w:r>
+        <w:t xml:space="preserve">Причина: каталог </w:t>
       </w:r>
       <w:r>
         <w:rPr>
           <w:rFonts w:ascii="Consolas" w:hAnsi="Consolas"/>
           <w:sz w:val="18"/>
         </w:rPr>
-        <w:t>.hh</w:t>
-      </w:r>
-      <w:r>
-        <w:t>, выполните конфигурацию CMake заново, затем сборку:</w:t>
+        <w:t>bin</w:t>
+      </w:r>
+      <w:r>
+        <w:t xml:space="preserve"> установленного Geant4 отсутствует в </w:t>
+      </w:r>
+      <w:r>
+        <w:rPr>
+          <w:rFonts w:ascii="Consolas" w:hAnsi="Consolas"/>
+          <w:sz w:val="18"/>
+        </w:rPr>
+        <w:t>PATH</w:t>
+      </w:r>
+      <w:r>
+        <w:t>.</w:t>
+      </w:r>
+    </w:p>
+    <w:p>
+      <w:r>
+        <w:t>Решение:</w:t>
+      </w:r>
+    </w:p>
+    <w:p>
+      <w:pPr>
+        <w:ind w:left="340" w:hanging="340"/>
+      </w:pPr>
+      <w:r>
+        <w:t xml:space="preserve">1. Добавьте каталог в </w:t>
+      </w:r>
+      <w:r>
+        <w:rPr>
+          <w:rFonts w:ascii="Consolas" w:hAnsi="Consolas"/>
+          <w:sz w:val="18"/>
+        </w:rPr>
+        <w:t>PATH</w:t>
+      </w:r>
+      <w:r>
+        <w:t xml:space="preserve"> по разделу 4.1.3.</w:t>
+      </w:r>
+    </w:p>
+    <w:p>
+      <w:pPr>
+        <w:ind w:left="340" w:hanging="340"/>
+      </w:pPr>
+      <w:r>
+        <w:t>2. Закройте и снова откройте терминал.</w:t>
+      </w:r>
+    </w:p>
+    <w:p>
+      <w:pPr>
+        <w:ind w:left="340" w:hanging="340"/>
+      </w:pPr>
+      <w:r>
+        <w:t>3. Проверьте:</w:t>
       </w:r>
     </w:p>
     <w:p>
@@ -8816,63 +7611,60 @@
           <w:rFonts w:ascii="Consolas" w:hAnsi="Consolas"/>
           <w:sz w:val="18"/>
         </w:rPr>
-        <w:t xml:space="preserve">$G4 = </w:t>
+        <w:t>where.exe geant4.bat</w:t>
+      </w:r>
+    </w:p>
+    <w:p>
+      <w:pPr>
+        <w:pStyle w:val="21"/>
+      </w:pPr>
+      <w:bookmarkStart w:id="31" w:name="_Toc243362683"/>
+      <w:r>
+        <w:t>8.2. pyth</w:t>
+      </w:r>
+      <w:r>
+        <w:t>on не является внутренней или внешней командой</w:t>
+      </w:r>
+      <w:bookmarkEnd w:id="31"/>
+    </w:p>
+    <w:p>
+      <w:r>
+        <w:t xml:space="preserve">Причина: команда </w:t>
       </w:r>
       <w:r>
         <w:rPr>
           <w:rFonts w:ascii="Consolas" w:hAnsi="Consolas"/>
           <w:sz w:val="18"/>
         </w:rPr>
-        <w:t>"C:\Geant4\geant4_11.4.1"</w:t>
+        <w:t>python</w:t>
+      </w:r>
+      <w:r>
+        <w:t xml:space="preserve"> отсутствует в </w:t>
       </w:r>
       <w:r>
         <w:rPr>
           <w:rFonts w:ascii="Consolas" w:hAnsi="Consolas"/>
           <w:sz w:val="18"/>
         </w:rPr>
-        <w:br/>
-        <w:t>cmake -S . -B build -DGeant4_DIR="$G4/lib/cmake/Geant4"</w:t>
+        <w:t>PATH</w:t>
+      </w:r>
+      <w:r>
+        <w:t>.</w:t>
+      </w:r>
+    </w:p>
+    <w:p>
+      <w:r>
+        <w:t xml:space="preserve">Решение: используйте </w:t>
       </w:r>
       <w:r>
         <w:rPr>
           <w:rFonts w:ascii="Consolas" w:hAnsi="Consolas"/>
           <w:sz w:val="18"/>
         </w:rPr>
-        <w:br/>
-        <w:t>cmake --build build --config Release --target main</w:t>
-      </w:r>
-    </w:p>
-    <w:p>
-      <w:r>
-        <w:t xml:space="preserve">Это связано с тем, что список исходных файлов собирается через </w:t>
-      </w:r>
-      <w:r>
-        <w:rPr>
-          <w:rFonts w:ascii="Consolas" w:hAnsi="Consolas"/>
-          <w:sz w:val="18"/>
-        </w:rPr>
-        <w:t>file(GLOB ...)</w:t>
-      </w:r>
-      <w:r>
-        <w:t xml:space="preserve"> и не обновляется автоматически.</w:t>
-      </w:r>
-    </w:p>
-    <w:p>
-      <w:pPr>
-        <w:pStyle w:val="31"/>
-      </w:pPr>
-      <w:bookmarkStart w:id="33" w:name="_Toc243357826"/>
-      <w:r>
-        <w:t>6.3.5. Если к</w:t>
-      </w:r>
-      <w:r>
-        <w:t>аталог build создан на другом компьютере</w:t>
-      </w:r>
-      <w:bookmarkEnd w:id="33"/>
-    </w:p>
-    <w:p>
-      <w:r>
-        <w:t>Удалите старый каталог сборки и создайте его заново:</w:t>
+        <w:t>py</w:t>
+      </w:r>
+      <w:r>
+        <w:t>:</w:t>
       </w:r>
     </w:p>
     <w:p>
@@ -8886,74 +7678,27 @@
           <w:rFonts w:ascii="Consolas" w:hAnsi="Consolas"/>
           <w:sz w:val="18"/>
         </w:rPr>
-        <w:t>Remove-Item -Recurse -Force build</w:t>
-      </w:r>
-      <w:r>
-        <w:rPr>
-          <w:rFonts w:ascii="Consolas" w:hAnsi="Consolas"/>
-          <w:sz w:val="18"/>
-        </w:rPr>
-        <w:br/>
-        <w:t>$G4 = "C:\Geant4\geant4_11.4.1"</w:t>
-      </w:r>
-      <w:r>
-        <w:rPr>
-          <w:rFonts w:ascii="Consolas" w:hAnsi="Consolas"/>
-          <w:sz w:val="18"/>
-        </w:rPr>
-        <w:br/>
-        <w:t>cmake -S . -B build -DGeant4_DIR="$G4/lib/cmake/Geant4"</w:t>
-      </w:r>
-      <w:r>
-        <w:rPr>
-          <w:rFonts w:ascii="Consolas" w:hAnsi="Consolas"/>
-          <w:sz w:val="18"/>
-        </w:rPr>
-        <w:br/>
-        <w:t>cmake --build build --config Release --t</w:t>
-      </w:r>
-      <w:r>
-        <w:rPr>
-          <w:rFonts w:ascii="Consolas" w:hAnsi="Consolas"/>
-          <w:sz w:val="18"/>
-        </w:rPr>
-        <w:t>arget main</w:t>
-      </w:r>
-    </w:p>
-    <w:p>
-      <w:pPr>
-        <w:pStyle w:val="1"/>
-      </w:pPr>
-      <w:bookmarkStart w:id="34" w:name="_Toc243357827"/>
-      <w:r>
-        <w:t>7. Проверка запуска</w:t>
-      </w:r>
-      <w:bookmarkEnd w:id="34"/>
+        <w:t>py program_b.py</w:t>
+      </w:r>
     </w:p>
     <w:p>
       <w:pPr>
         <w:pStyle w:val="21"/>
       </w:pPr>
-      <w:bookmarkStart w:id="35" w:name="_Toc243357828"/>
-      <w:r>
-        <w:t>7.1. Подготовка терминала</w:t>
-      </w:r>
-      <w:bookmarkEnd w:id="35"/>
-    </w:p>
-    <w:p>
-      <w:pPr>
-        <w:ind w:left="340" w:hanging="340"/>
-      </w:pPr>
-      <w:r>
-        <w:t>1. Откройте новый терминал.</w:t>
-      </w:r>
-    </w:p>
-    <w:p>
-      <w:pPr>
-        <w:ind w:left="340" w:hanging="340"/>
-      </w:pPr>
-      <w:r>
-        <w:t>2. Перейдите в папку проекта:</w:t>
+      <w:bookmarkStart w:id="32" w:name="_Toc243362684"/>
+      <w:r>
+        <w:t>8.3. ModuleNotFoundError: No module named 'matplotlib'</w:t>
+      </w:r>
+      <w:bookmarkEnd w:id="32"/>
+    </w:p>
+    <w:p>
+      <w:r>
+        <w:t>Причина: не установлен matplotlib.</w:t>
+      </w:r>
+    </w:p>
+    <w:p>
+      <w:r>
+        <w:t>Решение:</w:t>
       </w:r>
     </w:p>
     <w:p>
@@ -8967,15 +7712,166 @@
           <w:rFonts w:ascii="Consolas" w:hAnsi="Consolas"/>
           <w:sz w:val="18"/>
         </w:rPr>
-        <w:t>cd C:\geant4-autoradiolysis-beta</w:t>
-      </w:r>
-    </w:p>
-    <w:p>
-      <w:pPr>
-        <w:ind w:left="340" w:hanging="340"/>
-      </w:pPr>
-      <w:r>
-        <w:t>3. Проверьте, что Geant4 доступен:</w:t>
+        <w:t>py -m pip install matplot</w:t>
+      </w:r>
+      <w:r>
+        <w:rPr>
+          <w:rFonts w:ascii="Consolas" w:hAnsi="Consolas"/>
+          <w:sz w:val="18"/>
+        </w:rPr>
+        <w:t>lib</w:t>
+      </w:r>
+    </w:p>
+    <w:p>
+      <w:r>
+        <w:t>Программа работает и без matplotlib, но вкладка «Спектры» не будет строить графики.</w:t>
+      </w:r>
+    </w:p>
+    <w:p>
+      <w:pPr>
+        <w:pStyle w:val="21"/>
+      </w:pPr>
+      <w:bookmarkStart w:id="33" w:name="_Toc243362685"/>
+      <w:r>
+        <w:t>8.4. ModuleNotFoundError: No module named 'tkinter'</w:t>
+      </w:r>
+      <w:bookmarkEnd w:id="33"/>
+    </w:p>
+    <w:p>
+      <w:r>
+        <w:t>Причина: Python установлен без tcl/tk.</w:t>
+      </w:r>
+    </w:p>
+    <w:p>
+      <w:r>
+        <w:t xml:space="preserve">Решение: запустите установщик Python, выберите «Modify» и включите компонент </w:t>
+      </w:r>
+      <w:r>
+        <w:rPr>
+          <w:b/>
+        </w:rPr>
+        <w:t>tcl/tk and IDLE</w:t>
+      </w:r>
+      <w:r>
+        <w:t>.</w:t>
+      </w:r>
+    </w:p>
+    <w:p>
+      <w:pPr>
+        <w:pStyle w:val="21"/>
+      </w:pPr>
+      <w:bookmarkStart w:id="34" w:name="_Toc243362686"/>
+      <w:r>
+        <w:lastRenderedPageBreak/>
+        <w:t>8.5. Illegal application state</w:t>
+      </w:r>
+      <w:bookmarkEnd w:id="34"/>
+    </w:p>
+    <w:p>
+      <w:r>
+        <w:t xml:space="preserve">Причина: команды настройки геометрии или радионуклида выполнены после </w:t>
+      </w:r>
+      <w:r>
+        <w:rPr>
+          <w:rFonts w:ascii="Consolas" w:hAnsi="Consolas"/>
+          <w:sz w:val="18"/>
+        </w:rPr>
+        <w:t>/run/initialize</w:t>
+      </w:r>
+      <w:r>
+        <w:t>.</w:t>
+      </w:r>
+    </w:p>
+    <w:p>
+      <w:r>
+        <w:t xml:space="preserve">Решение: в макросе команды </w:t>
+      </w:r>
+      <w:r>
+        <w:rPr>
+          <w:rFonts w:ascii="Consolas" w:hAnsi="Consolas"/>
+          <w:sz w:val="18"/>
+        </w:rPr>
+        <w:t>/myDetector/*</w:t>
+      </w:r>
+      <w:r>
+        <w:t xml:space="preserve"> и </w:t>
+      </w:r>
+      <w:r>
+        <w:rPr>
+          <w:rFonts w:ascii="Consolas" w:hAnsi="Consolas"/>
+          <w:sz w:val="18"/>
+        </w:rPr>
+        <w:t>/mySource/setRadionuclide</w:t>
+      </w:r>
+      <w:r>
+        <w:t xml:space="preserve"> должны находиться до </w:t>
+      </w:r>
+      <w:r>
+        <w:rPr>
+          <w:rFonts w:ascii="Consolas" w:hAnsi="Consolas"/>
+          <w:sz w:val="18"/>
+        </w:rPr>
+        <w:t>/run/initialize</w:t>
+      </w:r>
+      <w:r>
+        <w:t>.</w:t>
+      </w:r>
+    </w:p>
+    <w:p>
+      <w:pPr>
+        <w:pStyle w:val="21"/>
+      </w:pPr>
+      <w:bookmarkStart w:id="35" w:name="_Toc243362687"/>
+      <w:r>
+        <w:t xml:space="preserve">8.6. </w:t>
+      </w:r>
+      <w:r>
+        <w:t>Нулевая доза и сообщение об отсутствии вторичных частиц</w:t>
+      </w:r>
+      <w:bookmarkEnd w:id="35"/>
+    </w:p>
+    <w:p>
+      <w:r>
+        <w:t>Возможные причины:</w:t>
+      </w:r>
+    </w:p>
+    <w:p>
+      <w:pPr>
+        <w:pStyle w:val="a0"/>
+      </w:pPr>
+      <w:r>
+        <w:t xml:space="preserve">не задана переменная </w:t>
+      </w:r>
+      <w:r>
+        <w:rPr>
+          <w:rFonts w:ascii="Consolas" w:hAnsi="Consolas"/>
+          <w:sz w:val="18"/>
+        </w:rPr>
+        <w:t>G4RADIOACTIVEDATA</w:t>
+      </w:r>
+      <w:r>
+        <w:t>;</w:t>
+      </w:r>
+    </w:p>
+    <w:p>
+      <w:pPr>
+        <w:pStyle w:val="a0"/>
+      </w:pPr>
+      <w:r>
+        <w:t>отсутствуют файлы данных для выбранного нуклида;</w:t>
+      </w:r>
+    </w:p>
+    <w:p>
+      <w:pPr>
+        <w:pStyle w:val="a0"/>
+      </w:pPr>
+      <w:r>
+        <w:t>в макросе не снят порог очень долгого распада.</w:t>
+      </w:r>
+    </w:p>
+    <w:p>
+      <w:r>
+        <w:t>Проверьте:</w:t>
       </w:r>
     </w:p>
     <w:p>
@@ -8989,15 +7885,19 @@
           <w:rFonts w:ascii="Consolas" w:hAnsi="Consolas"/>
           <w:sz w:val="18"/>
         </w:rPr>
-        <w:t>where.exe geant4.bat</w:t>
-      </w:r>
-    </w:p>
-    <w:p>
-      <w:pPr>
-        <w:ind w:left="340" w:hanging="340"/>
-      </w:pPr>
-      <w:r>
-        <w:t>4. Проверьте переменные данных:</w:t>
+        <w:t xml:space="preserve">Test-Path </w:t>
+      </w:r>
+      <w:r>
+        <w:rPr>
+          <w:rFonts w:ascii="Consolas" w:hAnsi="Consolas"/>
+          <w:sz w:val="18"/>
+        </w:rPr>
+        <w:t>"$env:G4RADIOACTIVEDATA\z71.a177"</w:t>
+      </w:r>
+    </w:p>
+    <w:p>
+      <w:r>
+        <w:t>В макросе должна быть строка:</w:t>
       </w:r>
     </w:p>
     <w:p>
@@ -9011,39 +7911,27 @@
           <w:rFonts w:ascii="Consolas" w:hAnsi="Consolas"/>
           <w:sz w:val="18"/>
         </w:rPr>
-        <w:t>Test-Path "$env:G4RA</w:t>
-      </w:r>
-      <w:r>
-        <w:rPr>
-          <w:rFonts w:ascii="Consolas" w:hAnsi="Consolas"/>
-          <w:sz w:val="18"/>
-        </w:rPr>
-        <w:t>DIOACTIVEDATA\z39.a90"</w:t>
+        <w:t>/process/had/rdm/thresholdForVeryLongDecayTime 1.0e+60 year</w:t>
       </w:r>
     </w:p>
     <w:p>
       <w:pPr>
         <w:pStyle w:val="21"/>
       </w:pPr>
-      <w:bookmarkStart w:id="36" w:name="_Toc243357829"/>
-      <w:r>
-        <w:t>7.2. Быстрый тест в пакетном режиме</w:t>
+      <w:bookmarkStart w:id="36" w:name="_Toc243362688"/>
+      <w:r>
+        <w:t>8.7. Не строятся графики спектров</w:t>
       </w:r>
       <w:bookmarkEnd w:id="36"/>
     </w:p>
     <w:p>
       <w:r>
-        <w:t xml:space="preserve">Создайте в папке проекта файл </w:t>
-      </w:r>
-      <w:r>
-        <w:rPr>
-          <w:rFonts w:ascii="Consolas" w:hAnsi="Consolas"/>
-          <w:sz w:val="18"/>
-        </w:rPr>
-        <w:t>check_install.mac</w:t>
-      </w:r>
-      <w:r>
-        <w:t xml:space="preserve"> со следующим содержимым:</w:t>
+        <w:t>Причина: не установлен matplotlib.</w:t>
+      </w:r>
+    </w:p>
+    <w:p>
+      <w:r>
+        <w:t>Решение:</w:t>
       </w:r>
     </w:p>
     <w:p>
@@ -9057,93 +7945,250 @@
           <w:rFonts w:ascii="Consolas" w:hAnsi="Consolas"/>
           <w:sz w:val="18"/>
         </w:rPr>
-        <w:t>/myDetector/setGeometry cylinder</w:t>
+        <w:t>py -m pip install matplotlib</w:t>
+      </w:r>
+    </w:p>
+    <w:p>
+      <w:pPr>
+        <w:pStyle w:val="1"/>
+      </w:pPr>
+      <w:bookmarkStart w:id="37" w:name="_Toc243362689"/>
+      <w:r>
+        <w:t>9. Обновление и удаление</w:t>
+      </w:r>
+      <w:bookmarkEnd w:id="37"/>
+    </w:p>
+    <w:p>
+      <w:pPr>
+        <w:pStyle w:val="21"/>
+      </w:pPr>
+      <w:bookmarkStart w:id="38" w:name="_Toc243362690"/>
+      <w:r>
+        <w:t>9.1. Обновление программы</w:t>
+      </w:r>
+      <w:bookmarkEnd w:id="38"/>
+    </w:p>
+    <w:p>
+      <w:pPr>
+        <w:ind w:left="340" w:hanging="340"/>
+      </w:pPr>
+      <w:r>
+        <w:t>1. Скачайте новый архив релиза.</w:t>
+      </w:r>
+    </w:p>
+    <w:p>
+      <w:pPr>
+        <w:ind w:left="340" w:hanging="340"/>
+      </w:pPr>
+      <w:r>
+        <w:t xml:space="preserve">2. Закройте </w:t>
       </w:r>
       <w:r>
         <w:rPr>
           <w:rFonts w:ascii="Consolas" w:hAnsi="Consolas"/>
           <w:sz w:val="18"/>
         </w:rPr>
-        <w:br/>
-        <w:t>/myDetector/setRadius 2 cm</w:t>
+        <w:t>program_b.py</w:t>
+      </w:r>
+      <w:r>
+        <w:t xml:space="preserve"> и </w:t>
       </w:r>
       <w:r>
         <w:rPr>
           <w:rFonts w:ascii="Consolas" w:hAnsi="Consolas"/>
           <w:sz w:val="18"/>
         </w:rPr>
-        <w:br/>
-        <w:t>/myDetector/setHalfHeight 3 cm</w:t>
+        <w:t>main.exe</w:t>
+      </w:r>
+      <w:r>
+        <w:t>.</w:t>
+      </w:r>
+    </w:p>
+    <w:p>
+      <w:pPr>
+        <w:ind w:left="340" w:hanging="340"/>
+      </w:pPr>
+      <w:r>
+        <w:t>3. Распакуйте архив в папку программы, заменив старые файлы.</w:t>
+      </w:r>
+    </w:p>
+    <w:p>
+      <w:pPr>
+        <w:ind w:left="340" w:hanging="340"/>
+      </w:pPr>
+      <w:r>
+        <w:t>4. Проверьте запуск по разделу 7.</w:t>
+      </w:r>
+    </w:p>
+    <w:p>
+      <w:r>
+        <w:t xml:space="preserve">Файлы </w:t>
       </w:r>
       <w:r>
         <w:rPr>
           <w:rFonts w:ascii="Consolas" w:hAnsi="Consolas"/>
           <w:sz w:val="18"/>
         </w:rPr>
-        <w:br/>
-        <w:t>/myDetector/setMaterial G4_WATER</w:t>
+        <w:t>run.mac</w:t>
+      </w:r>
+      <w:r>
+        <w:t xml:space="preserve"> и </w:t>
       </w:r>
       <w:r>
         <w:rPr>
           <w:rFonts w:ascii="Consolas" w:hAnsi="Consolas"/>
           <w:sz w:val="18"/>
         </w:rPr>
-        <w:br/>
+        <w:t>results.txt</w:t>
+      </w:r>
+      <w:r>
+        <w:t xml:space="preserve">, созданные программой, при обновлении </w:t>
+      </w:r>
+      <w:r>
+        <w:t>можно сохранить.</w:t>
+      </w:r>
+    </w:p>
+    <w:p>
+      <w:pPr>
+        <w:pStyle w:val="21"/>
+      </w:pPr>
+      <w:bookmarkStart w:id="39" w:name="_Toc243362691"/>
+      <w:r>
+        <w:t>9.2. Удаление программы</w:t>
+      </w:r>
+      <w:bookmarkEnd w:id="39"/>
+    </w:p>
+    <w:p>
+      <w:pPr>
+        <w:ind w:left="340" w:hanging="340"/>
+      </w:pPr>
+      <w:r>
+        <w:t xml:space="preserve">1. Закройте </w:t>
       </w:r>
       <w:r>
         <w:rPr>
           <w:rFonts w:ascii="Consolas" w:hAnsi="Consolas"/>
           <w:sz w:val="18"/>
         </w:rPr>
-        <w:t>/mySource/setRadionuclide 39 90</w:t>
+        <w:t>program_b.py</w:t>
+      </w:r>
+      <w:r>
+        <w:t xml:space="preserve"> и </w:t>
       </w:r>
       <w:r>
         <w:rPr>
           <w:rFonts w:ascii="Consolas" w:hAnsi="Consolas"/>
           <w:sz w:val="18"/>
         </w:rPr>
-        <w:br/>
-        <w:t>/run/initialize</w:t>
+        <w:t>main.exe</w:t>
+      </w:r>
+      <w:r>
+        <w:t>.</w:t>
+      </w:r>
+    </w:p>
+    <w:p>
+      <w:pPr>
+        <w:ind w:left="340" w:hanging="340"/>
+      </w:pPr>
+      <w:r>
+        <w:t>2. Удалите папку программы.</w:t>
+      </w:r>
+    </w:p>
+    <w:p>
+      <w:r>
+        <w:t>Зависимости (Geant4, Python, Visual C++ Runtime) удаляются стандартными средствами Windows, если они больше не нужны.</w:t>
+      </w:r>
+    </w:p>
+    <w:p>
+      <w:pPr>
+        <w:pStyle w:val="1"/>
+      </w:pPr>
+      <w:bookmarkStart w:id="40" w:name="_Toc243362692"/>
+      <w:r>
+        <w:t xml:space="preserve">10. Краткий </w:t>
+      </w:r>
+      <w:r>
+        <w:t>контрольный список</w:t>
+      </w:r>
+      <w:bookmarkEnd w:id="40"/>
+    </w:p>
+    <w:p>
+      <w:r>
+        <w:t>Перед первым запуском проверьте:</w:t>
+      </w:r>
+    </w:p>
+    <w:p>
+      <w:pPr>
+        <w:pStyle w:val="a0"/>
+      </w:pPr>
+      <w:r>
+        <w:t>☐</w:t>
+      </w:r>
+      <w:r>
+        <w:t xml:space="preserve"> Windows 10/11 x64.</w:t>
+      </w:r>
+    </w:p>
+    <w:p>
+      <w:pPr>
+        <w:pStyle w:val="a0"/>
+      </w:pPr>
+      <w:r>
+        <w:t>☐</w:t>
+      </w:r>
+      <w:r>
+        <w:t xml:space="preserve"> Geant4 11.4.1 установлен.</w:t>
+      </w:r>
+    </w:p>
+    <w:p>
+      <w:pPr>
+        <w:pStyle w:val="a0"/>
+      </w:pPr>
+      <w:r>
+        <w:t>☐</w:t>
+      </w:r>
+      <w:r>
+        <w:t xml:space="preserve"> Все 15 переменных </w:t>
       </w:r>
       <w:r>
         <w:rPr>
           <w:rFonts w:ascii="Consolas" w:hAnsi="Consolas"/>
           <w:sz w:val="18"/>
         </w:rPr>
-        <w:br/>
-        <w:t>/process/had/rdm/thresholdForVeryLongDecayTime 1.0e+60 year</w:t>
+        <w:t>G4*DATA</w:t>
+      </w:r>
+      <w:r>
+        <w:t xml:space="preserve"> заданы.</w:t>
+      </w:r>
+    </w:p>
+    <w:p>
+      <w:pPr>
+        <w:pStyle w:val="a0"/>
+      </w:pPr>
+      <w:r>
+        <w:t>☐</w:t>
+      </w:r>
+      <w:r>
+        <w:t xml:space="preserve"> Каталог </w:t>
       </w:r>
       <w:r>
         <w:rPr>
           <w:rFonts w:ascii="Consolas" w:hAnsi="Consolas"/>
           <w:sz w:val="18"/>
         </w:rPr>
-        <w:br/>
-        <w:t>/run/beamOn 10</w:t>
-      </w:r>
-    </w:p>
-    <w:p>
-      <w:r>
-        <w:t>Запустите:</w:t>
-      </w:r>
-    </w:p>
-    <w:p>
-      <w:pPr>
-        <w:shd w:val="clear" w:color="auto" w:fill="F2F2F2"/>
-        <w:spacing w:before="80" w:after="120"/>
-        <w:ind w:left="227" w:right="113"/>
-      </w:pPr>
+        <w:t>bin</w:t>
+      </w:r>
+      <w:r>
+        <w:t xml:space="preserve"> установленного Geant4 добавлен в </w:t>
+      </w:r>
       <w:r>
         <w:rPr>
           <w:rFonts w:ascii="Consolas" w:hAnsi="Consolas"/>
           <w:sz w:val="18"/>
         </w:rPr>
-        <w:t>.\build\Release\main.exe check_install.mac</w:t>
-      </w:r>
-    </w:p>
-    <w:p>
-      <w:r>
-        <w:t>Признаки успешного запуска:</w:t>
+        <w:t>PATH</w:t>
+      </w:r>
+      <w:r>
+        <w:t>.</w:t>
       </w:r>
     </w:p>
     <w:p>
@@ -9151,7 +8196,10 @@
         <w:pStyle w:val="a0"/>
       </w:pPr>
       <w:r>
-        <w:t>программа завершилась без ошибок;</w:t>
+        <w:t>☐</w:t>
+      </w:r>
+      <w:r>
+        <w:t xml:space="preserve"> Python 3.12 или новее установлен.</w:t>
       </w:r>
     </w:p>
     <w:p>
@@ -9159,1354 +8207,57 @@
         <w:pStyle w:val="a0"/>
       </w:pPr>
       <w:r>
-        <w:t xml:space="preserve">в консоли появился блок </w:t>
+        <w:lastRenderedPageBreak/>
+        <w:t>☐</w:t>
+      </w:r>
+      <w:r>
+        <w:t xml:space="preserve"> tkinter работает.</w:t>
+      </w:r>
+    </w:p>
+    <w:p>
+      <w:pPr>
+        <w:pStyle w:val="a0"/>
+      </w:pPr>
+      <w:r>
+        <w:t>☐</w:t>
+      </w:r>
+      <w:r>
+        <w:t xml:space="preserve"> matplotl</w:t>
+      </w:r>
+      <w:r>
+        <w:t>ib установлен, если нужны графики спектров.</w:t>
+      </w:r>
+    </w:p>
+    <w:p>
+      <w:pPr>
+        <w:pStyle w:val="a0"/>
+      </w:pPr>
+      <w:r>
+        <w:t>☐</w:t>
+      </w:r>
+      <w:r>
+        <w:t xml:space="preserve"> Архив релиза распакован.</w:t>
+      </w:r>
+    </w:p>
+    <w:p>
+      <w:pPr>
+        <w:pStyle w:val="a0"/>
+      </w:pPr>
+      <w:r>
+        <w:t>☐</w:t>
+      </w:r>
+      <w:r>
+        <w:t xml:space="preserve"> </w:t>
       </w:r>
       <w:r>
         <w:rPr>
           <w:rFonts w:ascii="Consolas" w:hAnsi="Consolas"/>
           <w:sz w:val="18"/>
         </w:rPr>
-        <w:t>SIMULATION RESULTS</w:t>
-      </w:r>
-      <w:r>
-        <w:t>;</w:t>
-      </w:r>
-    </w:p>
-    <w:p>
-      <w:pPr>
-        <w:pStyle w:val="a0"/>
-      </w:pPr>
-      <w:r>
-        <w:t xml:space="preserve">в папке проекта создан или дополнен файл </w:t>
-      </w:r>
-      <w:r>
-        <w:rPr>
-          <w:rFonts w:ascii="Consolas" w:hAnsi="Consolas"/>
-          <w:sz w:val="18"/>
-        </w:rPr>
-        <w:t>results.txt</w:t>
-      </w:r>
-      <w:r>
-        <w:t>;</w:t>
-      </w:r>
-    </w:p>
-    <w:p>
-      <w:pPr>
-        <w:pStyle w:val="a0"/>
-      </w:pPr>
-      <w:r>
-        <w:t xml:space="preserve">в результатах есть </w:t>
-      </w:r>
-      <w:r>
-        <w:rPr>
-          <w:rFonts w:ascii="Consolas" w:hAnsi="Consolas"/>
-          <w:sz w:val="18"/>
-        </w:rPr>
-        <w:t>Number of decays: 10</w:t>
-      </w:r>
-      <w:r>
-        <w:t>;</w:t>
-      </w:r>
-    </w:p>
-    <w:p>
-      <w:pPr>
-        <w:pStyle w:val="a0"/>
-      </w:pPr>
-      <w:r>
-        <w:t xml:space="preserve">поглощённая доза </w:t>
-      </w:r>
-      <w:r>
-        <w:rPr>
-          <w:rFonts w:ascii="Consolas" w:hAnsi="Consolas"/>
-          <w:sz w:val="18"/>
-        </w:rPr>
-        <w:t>Absorbed dose (A)</w:t>
-      </w:r>
-      <w:r>
-        <w:t xml:space="preserve"> больше нуля.</w:t>
-      </w:r>
-    </w:p>
-    <w:p>
-      <w:r>
-        <w:lastRenderedPageBreak/>
-        <w:t>Пример ожидаемого вывода:</w:t>
-      </w:r>
-    </w:p>
-    <w:p>
-      <w:pPr>
-        <w:shd w:val="clear" w:color="auto" w:fill="F2F2F2"/>
-        <w:spacing w:before="80" w:after="120"/>
-        <w:ind w:left="227" w:right="113"/>
-      </w:pPr>
-      <w:r>
-        <w:rPr>
-          <w:rFonts w:ascii="Consolas" w:hAnsi="Consolas"/>
-          <w:sz w:val="18"/>
-        </w:rPr>
-        <w:t>========================================</w:t>
-      </w:r>
-      <w:r>
-        <w:rPr>
-          <w:rFonts w:ascii="Consolas" w:hAnsi="Consolas"/>
-          <w:sz w:val="18"/>
-        </w:rPr>
-        <w:br/>
-        <w:t xml:space="preserve">  </w:t>
-      </w:r>
-      <w:r>
-        <w:rPr>
-          <w:rFonts w:ascii="Consolas" w:hAnsi="Consolas"/>
-          <w:sz w:val="18"/>
-        </w:rPr>
-        <w:t>SIMULATION RESULTS</w:t>
-      </w:r>
-      <w:r>
-        <w:rPr>
-          <w:rFonts w:ascii="Consolas" w:hAnsi="Consolas"/>
-          <w:sz w:val="18"/>
-        </w:rPr>
-        <w:br/>
-        <w:t>========================================</w:t>
-      </w:r>
-      <w:r>
-        <w:rPr>
-          <w:rFonts w:ascii="Consolas" w:hAnsi="Consolas"/>
-          <w:sz w:val="18"/>
-        </w:rPr>
-        <w:br/>
-        <w:t>Radionuclide:        Y-90 (Z=39, A=90)</w:t>
-      </w:r>
-      <w:r>
-        <w:rPr>
-          <w:rFonts w:ascii="Consolas" w:hAnsi="Consolas"/>
-          <w:sz w:val="18"/>
-        </w:rPr>
-        <w:br/>
-        <w:t>Number of decays:    10</w:t>
-      </w:r>
-      <w:r>
-        <w:rPr>
-          <w:rFonts w:ascii="Consolas" w:hAnsi="Consolas"/>
-          <w:sz w:val="18"/>
-        </w:rPr>
-        <w:br/>
-        <w:t>Geometry variant:    cylinder</w:t>
-      </w:r>
-      <w:r>
-        <w:rPr>
-          <w:rFonts w:ascii="Consolas" w:hAnsi="Consolas"/>
-          <w:sz w:val="18"/>
-        </w:rPr>
-        <w:br/>
-        <w:t>Volume:              75.3982 cm3</w:t>
-      </w:r>
-      <w:r>
-        <w:rPr>
-          <w:rFonts w:ascii="Consolas" w:hAnsi="Consolas"/>
-          <w:sz w:val="18"/>
-        </w:rPr>
-        <w:br/>
-        <w:t>Material:            G4_WATER</w:t>
-      </w:r>
-      <w:r>
-        <w:rPr>
-          <w:rFonts w:ascii="Consolas" w:hAnsi="Consolas"/>
-          <w:sz w:val="18"/>
-        </w:rPr>
-        <w:br/>
-        <w:t>...</w:t>
-      </w:r>
-      <w:r>
-        <w:rPr>
-          <w:rFonts w:ascii="Consolas" w:hAnsi="Consolas"/>
-          <w:sz w:val="18"/>
-        </w:rPr>
-        <w:br/>
-        <w:t>Absorbed dose (A):   2.7646e-11 Gy</w:t>
-      </w:r>
-      <w:r>
-        <w:rPr>
-          <w:rFonts w:ascii="Consolas" w:hAnsi="Consolas"/>
-          <w:sz w:val="18"/>
-        </w:rPr>
-        <w:br/>
-        <w:t>.</w:t>
-      </w:r>
-      <w:r>
-        <w:rPr>
-          <w:rFonts w:ascii="Consolas" w:hAnsi="Consolas"/>
-          <w:sz w:val="18"/>
-        </w:rPr>
-        <w:t>..</w:t>
-      </w:r>
-      <w:r>
-        <w:rPr>
-          <w:rFonts w:ascii="Consolas" w:hAnsi="Consolas"/>
-          <w:sz w:val="18"/>
-        </w:rPr>
-        <w:br/>
-        <w:t>========================================</w:t>
-      </w:r>
-    </w:p>
-    <w:p>
-      <w:pPr>
-        <w:pStyle w:val="21"/>
-      </w:pPr>
-      <w:bookmarkStart w:id="37" w:name="_Toc243357830"/>
-      <w:r>
-        <w:t>7.3. Запуск графического интерфейса</w:t>
-      </w:r>
-      <w:bookmarkEnd w:id="37"/>
-    </w:p>
-    <w:p>
-      <w:r>
-        <w:t>Из папки проекта:</w:t>
-      </w:r>
-    </w:p>
-    <w:p>
-      <w:pPr>
-        <w:shd w:val="clear" w:color="auto" w:fill="F2F2F2"/>
-        <w:spacing w:before="80" w:after="120"/>
-        <w:ind w:left="227" w:right="113"/>
-      </w:pPr>
-      <w:r>
-        <w:rPr>
-          <w:rFonts w:ascii="Consolas" w:hAnsi="Consolas"/>
-          <w:sz w:val="18"/>
-        </w:rPr>
-        <w:t>py program_b.py</w:t>
-      </w:r>
-    </w:p>
-    <w:p>
-      <w:r>
-        <w:t>Откроется окно «Программа Б — Генератор макросов».</w:t>
-      </w:r>
-    </w:p>
-    <w:p>
-      <w:r>
-        <w:t>Проверка установки:</w:t>
-      </w:r>
-    </w:p>
-    <w:p>
-      <w:pPr>
-        <w:ind w:left="340" w:hanging="340"/>
-      </w:pPr>
-      <w:r>
-        <w:t>1. Убедитесь, что вкладки открываются без ошибок.</w:t>
-      </w:r>
-    </w:p>
-    <w:p>
-      <w:pPr>
-        <w:ind w:left="340" w:hanging="340"/>
-      </w:pPr>
-      <w:r>
-        <w:t>2. На вкладке «Радион</w:t>
-      </w:r>
-      <w:r>
-        <w:t xml:space="preserve">уклид» выберите, например, </w:t>
-      </w:r>
-      <w:r>
-        <w:rPr>
-          <w:rFonts w:ascii="Consolas" w:hAnsi="Consolas"/>
-          <w:sz w:val="18"/>
-        </w:rPr>
-        <w:t>Lu-177</w:t>
-      </w:r>
-      <w:r>
-        <w:t>.</w:t>
-      </w:r>
-    </w:p>
-    <w:p>
-      <w:pPr>
-        <w:ind w:left="340" w:hanging="340"/>
-      </w:pPr>
-      <w:r>
-        <w:t>3. Убедитесь, что отображается период полураспада и сообщение о наличии данных Geant4.</w:t>
-      </w:r>
-    </w:p>
-    <w:p>
-      <w:pPr>
-        <w:ind w:left="340" w:hanging="340"/>
-      </w:pPr>
-      <w:r>
-        <w:t>4. На вкладке «Запуск и вывод» нажмите «Запустить симуляцию».</w:t>
-      </w:r>
-    </w:p>
-    <w:p>
-      <w:pPr>
-        <w:ind w:left="340" w:hanging="340"/>
-      </w:pPr>
-      <w:r>
-        <w:t>5. Дождитесь завершения и проверьте блок результатов.</w:t>
-      </w:r>
-    </w:p>
-    <w:p>
-      <w:r>
-        <w:t>Если вкладка «Спек</w:t>
-      </w:r>
-      <w:r>
-        <w:t xml:space="preserve">тры» сообщает об отсутствии </w:t>
-      </w:r>
-      <w:r>
-        <w:rPr>
-          <w:rFonts w:ascii="Consolas" w:hAnsi="Consolas"/>
-          <w:sz w:val="18"/>
-        </w:rPr>
-        <w:t>matplotlib</w:t>
-      </w:r>
-      <w:r>
-        <w:t>, установите его:</w:t>
-      </w:r>
-    </w:p>
-    <w:p>
-      <w:pPr>
-        <w:shd w:val="clear" w:color="auto" w:fill="F2F2F2"/>
-        <w:spacing w:before="80" w:after="120"/>
-        <w:ind w:left="227" w:right="113"/>
-      </w:pPr>
-      <w:r>
-        <w:rPr>
-          <w:rFonts w:ascii="Consolas" w:hAnsi="Consolas"/>
-          <w:sz w:val="18"/>
-        </w:rPr>
-        <w:t>py -m pip install matplotlib</w:t>
-      </w:r>
-    </w:p>
-    <w:p>
-      <w:pPr>
-        <w:pStyle w:val="21"/>
-      </w:pPr>
-      <w:bookmarkStart w:id="38" w:name="_Toc243357831"/>
-      <w:r>
-        <w:t>7.4. Интерактивный режим</w:t>
-      </w:r>
-      <w:bookmarkEnd w:id="38"/>
-    </w:p>
-    <w:p>
-      <w:r>
-        <w:t>Запуск без аргументов:</w:t>
-      </w:r>
-    </w:p>
-    <w:p>
-      <w:pPr>
-        <w:shd w:val="clear" w:color="auto" w:fill="F2F2F2"/>
-        <w:spacing w:before="80" w:after="120"/>
-        <w:ind w:left="227" w:right="113"/>
-      </w:pPr>
-      <w:r>
-        <w:rPr>
-          <w:rFonts w:ascii="Consolas" w:hAnsi="Consolas"/>
-          <w:sz w:val="18"/>
-        </w:rPr>
-        <w:t>.\build\Release\main.exe</w:t>
-      </w:r>
-    </w:p>
-    <w:p>
-      <w:r>
-        <w:t>или:</w:t>
-      </w:r>
-    </w:p>
-    <w:p>
-      <w:pPr>
-        <w:shd w:val="clear" w:color="auto" w:fill="F2F2F2"/>
-        <w:spacing w:before="80" w:after="120"/>
-        <w:ind w:left="227" w:right="113"/>
-      </w:pPr>
-      <w:r>
-        <w:rPr>
-          <w:rFonts w:ascii="Consolas" w:hAnsi="Consolas"/>
-          <w:sz w:val="18"/>
-        </w:rPr>
-        <w:t>.\interactive.bat</w:t>
-      </w:r>
-    </w:p>
-    <w:p>
-      <w:r>
-        <w:t xml:space="preserve">В интерактивном режиме загружаются </w:t>
-      </w:r>
-      <w:r>
-        <w:rPr>
-          <w:rFonts w:ascii="Consolas" w:hAnsi="Consolas"/>
-          <w:sz w:val="18"/>
-        </w:rPr>
-        <w:t>vis.mac</w:t>
-      </w:r>
-      <w:r>
-        <w:t xml:space="preserve"> и </w:t>
-      </w:r>
-      <w:r>
-        <w:rPr>
-          <w:rFonts w:ascii="Consolas" w:hAnsi="Consolas"/>
-          <w:sz w:val="18"/>
-        </w:rPr>
-        <w:t>gui.mac</w:t>
-      </w:r>
-      <w:r>
-        <w:t xml:space="preserve">, </w:t>
-      </w:r>
-      <w:r>
-        <w:t>открывается визуализация Geant4. Для этого нужна поддержка OpenGL.</w:t>
-      </w:r>
-    </w:p>
-    <w:p>
-      <w:pPr>
-        <w:pStyle w:val="1"/>
-      </w:pPr>
-      <w:bookmarkStart w:id="39" w:name="_Toc243357832"/>
-      <w:r>
-        <w:t>8. Типовые ошибки установки</w:t>
-      </w:r>
-      <w:bookmarkEnd w:id="39"/>
-    </w:p>
-    <w:p>
-      <w:pPr>
-        <w:pStyle w:val="21"/>
-      </w:pPr>
-      <w:bookmarkStart w:id="40" w:name="_Toc243357833"/>
-      <w:r>
-        <w:t>8.1. CMake Error: Could not find Geant4</w:t>
-      </w:r>
-      <w:bookmarkEnd w:id="40"/>
-    </w:p>
-    <w:p>
-      <w:r>
-        <w:t xml:space="preserve">Причина: неверный путь </w:t>
-      </w:r>
-      <w:r>
-        <w:rPr>
-          <w:rFonts w:ascii="Consolas" w:hAnsi="Consolas"/>
-          <w:sz w:val="18"/>
-        </w:rPr>
-        <w:t>Geant4_DIR</w:t>
-      </w:r>
-      <w:r>
-        <w:t>.</w:t>
-      </w:r>
-    </w:p>
-    <w:p>
-      <w:r>
-        <w:t>Решение:</w:t>
-      </w:r>
-    </w:p>
-    <w:p>
-      <w:pPr>
-        <w:shd w:val="clear" w:color="auto" w:fill="F2F2F2"/>
-        <w:spacing w:before="80" w:after="120"/>
-        <w:ind w:left="227" w:right="113"/>
-      </w:pPr>
-      <w:r>
-        <w:rPr>
-          <w:rFonts w:ascii="Consolas" w:hAnsi="Consolas"/>
-          <w:sz w:val="18"/>
-        </w:rPr>
-        <w:t>$G4 = "C:\Geant4\geant4_11.4.1"</w:t>
-      </w:r>
-      <w:r>
-        <w:rPr>
-          <w:rFonts w:ascii="Consolas" w:hAnsi="Consolas"/>
-          <w:sz w:val="18"/>
-        </w:rPr>
-        <w:br/>
-        <w:t xml:space="preserve">Test-Path </w:t>
-      </w:r>
-      <w:r>
-        <w:rPr>
-          <w:rFonts w:ascii="Consolas" w:hAnsi="Consolas"/>
-          <w:sz w:val="18"/>
-        </w:rPr>
-        <w:t>"$G4\lib\cmake\Geant4\Geant4Config.cmake"</w:t>
-      </w:r>
-    </w:p>
-    <w:p>
-      <w:r>
-        <w:t>Укажите правильный путь:</w:t>
-      </w:r>
-    </w:p>
-    <w:p>
-      <w:pPr>
-        <w:shd w:val="clear" w:color="auto" w:fill="F2F2F2"/>
-        <w:spacing w:before="80" w:after="120"/>
-        <w:ind w:left="227" w:right="113"/>
-      </w:pPr>
-      <w:r>
-        <w:rPr>
-          <w:rFonts w:ascii="Consolas" w:hAnsi="Consolas"/>
-          <w:sz w:val="18"/>
-        </w:rPr>
-        <w:t>$G4 = "C:\Geant4\geant4_11.4.1"</w:t>
-      </w:r>
-      <w:r>
-        <w:rPr>
-          <w:rFonts w:ascii="Consolas" w:hAnsi="Consolas"/>
-          <w:sz w:val="18"/>
-        </w:rPr>
-        <w:br/>
-        <w:t>cmake -S . -B build -DGeant4_DIR="$G4/lib/cmake/Geant4"</w:t>
-      </w:r>
-    </w:p>
-    <w:p>
-      <w:pPr>
-        <w:pStyle w:val="21"/>
-      </w:pPr>
-      <w:bookmarkStart w:id="41" w:name="_Toc243357834"/>
-      <w:r>
-        <w:lastRenderedPageBreak/>
-        <w:t>8.2. main.exe не запускается, отсутствуют DLL</w:t>
-      </w:r>
-      <w:bookmarkEnd w:id="41"/>
-    </w:p>
-    <w:p>
-      <w:r>
-        <w:t xml:space="preserve">Причина: каталог </w:t>
-      </w:r>
-      <w:r>
-        <w:rPr>
-          <w:rFonts w:ascii="Consolas" w:hAnsi="Consolas"/>
-          <w:sz w:val="18"/>
-        </w:rPr>
-        <w:t>bin</w:t>
-      </w:r>
-      <w:r>
-        <w:t xml:space="preserve"> установленного Geant4 отсутствует </w:t>
-      </w:r>
-      <w:r>
-        <w:t xml:space="preserve">в </w:t>
-      </w:r>
-      <w:r>
-        <w:rPr>
-          <w:rFonts w:ascii="Consolas" w:hAnsi="Consolas"/>
-          <w:sz w:val="18"/>
-        </w:rPr>
-        <w:t>PATH</w:t>
-      </w:r>
-      <w:r>
-        <w:t>.</w:t>
-      </w:r>
-    </w:p>
-    <w:p>
-      <w:r>
-        <w:t>Решение:</w:t>
-      </w:r>
-    </w:p>
-    <w:p>
-      <w:pPr>
-        <w:ind w:left="340" w:hanging="340"/>
-      </w:pPr>
-      <w:r>
-        <w:t xml:space="preserve">1. Добавьте каталог в </w:t>
-      </w:r>
-      <w:r>
-        <w:rPr>
-          <w:rFonts w:ascii="Consolas" w:hAnsi="Consolas"/>
-          <w:sz w:val="18"/>
-        </w:rPr>
-        <w:t>PATH</w:t>
-      </w:r>
-      <w:r>
-        <w:t xml:space="preserve"> по разделу 4.3.3.</w:t>
-      </w:r>
-    </w:p>
-    <w:p>
-      <w:pPr>
-        <w:ind w:left="340" w:hanging="340"/>
-      </w:pPr>
-      <w:r>
-        <w:t>2. Закройте и снова откройте терминал.</w:t>
-      </w:r>
-    </w:p>
-    <w:p>
-      <w:pPr>
-        <w:ind w:left="340" w:hanging="340"/>
-      </w:pPr>
-      <w:r>
-        <w:t>3. Проверьте:</w:t>
-      </w:r>
-    </w:p>
-    <w:p>
-      <w:pPr>
-        <w:shd w:val="clear" w:color="auto" w:fill="F2F2F2"/>
-        <w:spacing w:before="80" w:after="120"/>
-        <w:ind w:left="227" w:right="113"/>
-      </w:pPr>
-      <w:r>
-        <w:rPr>
-          <w:rFonts w:ascii="Consolas" w:hAnsi="Consolas"/>
-          <w:sz w:val="18"/>
-        </w:rPr>
-        <w:t>where.exe geant4.bat</w:t>
-      </w:r>
-    </w:p>
-    <w:p>
-      <w:pPr>
-        <w:pStyle w:val="21"/>
-      </w:pPr>
-      <w:bookmarkStart w:id="42" w:name="_Toc243357835"/>
-      <w:r>
-        <w:t>8.3. python не является внутренней или внешней командой</w:t>
-      </w:r>
-      <w:bookmarkEnd w:id="42"/>
-    </w:p>
-    <w:p>
-      <w:r>
-        <w:t xml:space="preserve">Причина: команда </w:t>
-      </w:r>
-      <w:r>
-        <w:rPr>
-          <w:rFonts w:ascii="Consolas" w:hAnsi="Consolas"/>
-          <w:sz w:val="18"/>
-        </w:rPr>
-        <w:t>python</w:t>
-      </w:r>
-      <w:r>
-        <w:t xml:space="preserve"> отсутствует в </w:t>
-      </w:r>
-      <w:r>
-        <w:rPr>
-          <w:rFonts w:ascii="Consolas" w:hAnsi="Consolas"/>
-          <w:sz w:val="18"/>
-        </w:rPr>
-        <w:t>PATH</w:t>
-      </w:r>
-      <w:r>
-        <w:t>.</w:t>
-      </w:r>
-    </w:p>
-    <w:p>
-      <w:r>
-        <w:t>Решение: используйте</w:t>
-      </w:r>
-      <w:r>
-        <w:t xml:space="preserve"> </w:t>
-      </w:r>
-      <w:r>
-        <w:rPr>
-          <w:rFonts w:ascii="Consolas" w:hAnsi="Consolas"/>
-          <w:sz w:val="18"/>
-        </w:rPr>
-        <w:t>py</w:t>
-      </w:r>
-      <w:r>
-        <w:t>:</w:t>
-      </w:r>
-    </w:p>
-    <w:p>
-      <w:pPr>
-        <w:shd w:val="clear" w:color="auto" w:fill="F2F2F2"/>
-        <w:spacing w:before="80" w:after="120"/>
-        <w:ind w:left="227" w:right="113"/>
-      </w:pPr>
-      <w:r>
-        <w:rPr>
-          <w:rFonts w:ascii="Consolas" w:hAnsi="Consolas"/>
-          <w:sz w:val="18"/>
-        </w:rPr>
-        <w:t>py program_b.py</w:t>
-      </w:r>
-    </w:p>
-    <w:p>
-      <w:pPr>
-        <w:pStyle w:val="21"/>
-      </w:pPr>
-      <w:bookmarkStart w:id="43" w:name="_Toc243357836"/>
-      <w:r>
-        <w:t>8.4. ModuleNotFoundError: No module named 'matplotlib'</w:t>
-      </w:r>
-      <w:bookmarkEnd w:id="43"/>
-    </w:p>
-    <w:p>
-      <w:r>
-        <w:t>Причина: не установлен matplotlib.</w:t>
-      </w:r>
-    </w:p>
-    <w:p>
-      <w:r>
-        <w:t>Решение:</w:t>
-      </w:r>
-    </w:p>
-    <w:p>
-      <w:pPr>
-        <w:shd w:val="clear" w:color="auto" w:fill="F2F2F2"/>
-        <w:spacing w:before="80" w:after="120"/>
-        <w:ind w:left="227" w:right="113"/>
-      </w:pPr>
-      <w:r>
-        <w:rPr>
-          <w:rFonts w:ascii="Consolas" w:hAnsi="Consolas"/>
-          <w:sz w:val="18"/>
-        </w:rPr>
-        <w:t>py -m pip install matplotlib</w:t>
-      </w:r>
-    </w:p>
-    <w:p>
-      <w:r>
-        <w:t>Программа работает и без matplotlib, но вкладка «Спектры» не будет строить графики.</w:t>
-      </w:r>
-    </w:p>
-    <w:p>
-      <w:pPr>
-        <w:pStyle w:val="21"/>
-      </w:pPr>
-      <w:bookmarkStart w:id="44" w:name="_Toc243357837"/>
-      <w:r>
-        <w:t>8.5. ModuleNotFoundErro</w:t>
-      </w:r>
-      <w:r>
-        <w:t>r: No module named 'tkinter'</w:t>
-      </w:r>
-      <w:bookmarkEnd w:id="44"/>
-    </w:p>
-    <w:p>
-      <w:r>
-        <w:t>Причина: Python установлен без tcl/tk.</w:t>
-      </w:r>
-    </w:p>
-    <w:p>
-      <w:r>
-        <w:t xml:space="preserve">Решение: запустите установщик Python, выберите «Modify» и включите компонент </w:t>
-      </w:r>
-      <w:r>
-        <w:rPr>
-          <w:b/>
-        </w:rPr>
-        <w:t>tcl/tk and IDLE</w:t>
-      </w:r>
-      <w:r>
-        <w:t>.</w:t>
-      </w:r>
-    </w:p>
-    <w:p>
-      <w:pPr>
-        <w:pStyle w:val="21"/>
-      </w:pPr>
-      <w:bookmarkStart w:id="45" w:name="_Toc243357838"/>
-      <w:r>
-        <w:t>8.6. Ошибка компиляции, связанная с Geant4 11.3</w:t>
-      </w:r>
-      <w:bookmarkEnd w:id="45"/>
-    </w:p>
-    <w:p>
-      <w:r>
-        <w:t xml:space="preserve">Причина: используется неподходящая </w:t>
-      </w:r>
-      <w:r>
-        <w:t>версия Geant4.</w:t>
-      </w:r>
-    </w:p>
-    <w:p>
-      <w:r>
-        <w:t>Решение: установите Geant4 11.4.x и заново выполните конфигурацию CMake:</w:t>
-      </w:r>
-    </w:p>
-    <w:p>
-      <w:pPr>
-        <w:shd w:val="clear" w:color="auto" w:fill="F2F2F2"/>
-        <w:spacing w:before="80" w:after="120"/>
-        <w:ind w:left="227" w:right="113"/>
-      </w:pPr>
-      <w:r>
-        <w:rPr>
-          <w:rFonts w:ascii="Consolas" w:hAnsi="Consolas"/>
-          <w:sz w:val="18"/>
-        </w:rPr>
-        <w:t>Remove-Item -Recurse -Force build</w:t>
-      </w:r>
-      <w:r>
-        <w:rPr>
-          <w:rFonts w:ascii="Consolas" w:hAnsi="Consolas"/>
-          <w:sz w:val="18"/>
-        </w:rPr>
-        <w:br/>
-        <w:t>$G4 = "C:\Geant4\geant4_11.4.1"</w:t>
-      </w:r>
-      <w:r>
-        <w:rPr>
-          <w:rFonts w:ascii="Consolas" w:hAnsi="Consolas"/>
-          <w:sz w:val="18"/>
-        </w:rPr>
-        <w:br/>
-        <w:t>cmake -S . -B build -DGeant4_DIR="$G4/lib/cmake/Geant4"</w:t>
-      </w:r>
-      <w:r>
-        <w:rPr>
-          <w:rFonts w:ascii="Consolas" w:hAnsi="Consolas"/>
-          <w:sz w:val="18"/>
-        </w:rPr>
-        <w:br/>
-        <w:t xml:space="preserve">cmake --build build --config Release --target </w:t>
-      </w:r>
-      <w:r>
-        <w:rPr>
-          <w:rFonts w:ascii="Consolas" w:hAnsi="Consolas"/>
-          <w:sz w:val="18"/>
-        </w:rPr>
-        <w:t>main</w:t>
-      </w:r>
-    </w:p>
-    <w:p>
-      <w:pPr>
-        <w:pStyle w:val="21"/>
-      </w:pPr>
-      <w:bookmarkStart w:id="46" w:name="_Toc243357839"/>
-      <w:r>
-        <w:t>8.7. Illegal application state</w:t>
-      </w:r>
-      <w:bookmarkEnd w:id="46"/>
-    </w:p>
-    <w:p>
-      <w:r>
-        <w:t xml:space="preserve">Причина: команды настройки геометрии или радионуклида выполнены после </w:t>
-      </w:r>
-      <w:r>
-        <w:rPr>
-          <w:rFonts w:ascii="Consolas" w:hAnsi="Consolas"/>
-          <w:sz w:val="18"/>
-        </w:rPr>
-        <w:t>/run/initialize</w:t>
-      </w:r>
-      <w:r>
-        <w:t>.</w:t>
-      </w:r>
-    </w:p>
-    <w:p>
-      <w:r>
-        <w:t xml:space="preserve">Решение: в макросе команды </w:t>
-      </w:r>
-      <w:r>
-        <w:rPr>
-          <w:rFonts w:ascii="Consolas" w:hAnsi="Consolas"/>
-          <w:sz w:val="18"/>
-        </w:rPr>
-        <w:t>/myDetector/*</w:t>
-      </w:r>
-      <w:r>
-        <w:t xml:space="preserve"> и </w:t>
-      </w:r>
-      <w:r>
-        <w:rPr>
-          <w:rFonts w:ascii="Consolas" w:hAnsi="Consolas"/>
-          <w:sz w:val="18"/>
-        </w:rPr>
-        <w:t>/mySource/setRadionuclide</w:t>
-      </w:r>
-      <w:r>
-        <w:t xml:space="preserve"> должны находиться до </w:t>
-      </w:r>
-      <w:r>
-        <w:rPr>
-          <w:rFonts w:ascii="Consolas" w:hAnsi="Consolas"/>
-          <w:sz w:val="18"/>
-        </w:rPr>
-        <w:t>/run/initialize</w:t>
-      </w:r>
-      <w:r>
-        <w:t>.</w:t>
-      </w:r>
-    </w:p>
-    <w:p>
-      <w:pPr>
-        <w:pStyle w:val="21"/>
-      </w:pPr>
-      <w:bookmarkStart w:id="47" w:name="_Toc243357840"/>
-      <w:r>
-        <w:t xml:space="preserve">8.8. Нулевая доза и </w:t>
-      </w:r>
-      <w:r>
-        <w:t>сообщение об отсутствии вторичных частиц</w:t>
-      </w:r>
-      <w:bookmarkEnd w:id="47"/>
-    </w:p>
-    <w:p>
-      <w:r>
-        <w:t>Возможные причины:</w:t>
-      </w:r>
-    </w:p>
-    <w:p>
-      <w:pPr>
-        <w:pStyle w:val="a0"/>
-      </w:pPr>
-      <w:r>
-        <w:t xml:space="preserve">не задана переменная </w:t>
-      </w:r>
-      <w:r>
-        <w:rPr>
-          <w:rFonts w:ascii="Consolas" w:hAnsi="Consolas"/>
-          <w:sz w:val="18"/>
-        </w:rPr>
-        <w:t>G4RADIOACTIVEDATA</w:t>
-      </w:r>
-      <w:r>
-        <w:t>;</w:t>
-      </w:r>
-    </w:p>
-    <w:p>
-      <w:pPr>
-        <w:pStyle w:val="a0"/>
-      </w:pPr>
-      <w:r>
-        <w:t>отсутствуют файлы данных для выбранного нуклида;</w:t>
-      </w:r>
-    </w:p>
-    <w:p>
-      <w:pPr>
-        <w:pStyle w:val="a0"/>
-      </w:pPr>
-      <w:r>
-        <w:t>в макросе не снят порог очень долгого распада.</w:t>
-      </w:r>
-    </w:p>
-    <w:p>
-      <w:r>
-        <w:t>Проверьте:</w:t>
-      </w:r>
-    </w:p>
-    <w:p>
-      <w:pPr>
-        <w:shd w:val="clear" w:color="auto" w:fill="F2F2F2"/>
-        <w:spacing w:before="80" w:after="120"/>
-        <w:ind w:left="227" w:right="113"/>
-      </w:pPr>
-      <w:r>
-        <w:rPr>
-          <w:rFonts w:ascii="Consolas" w:hAnsi="Consolas"/>
-          <w:sz w:val="18"/>
-        </w:rPr>
-        <w:t>Test-Path "$env:G4RADIOACTIVEDATA\z71.a177"</w:t>
-      </w:r>
-    </w:p>
-    <w:p>
-      <w:r>
-        <w:lastRenderedPageBreak/>
-        <w:t>В мак</w:t>
-      </w:r>
-      <w:r>
-        <w:t>росе должна быть строка:</w:t>
-      </w:r>
-    </w:p>
-    <w:p>
-      <w:pPr>
-        <w:shd w:val="clear" w:color="auto" w:fill="F2F2F2"/>
-        <w:spacing w:before="80" w:after="120"/>
-        <w:ind w:left="227" w:right="113"/>
-      </w:pPr>
-      <w:r>
-        <w:rPr>
-          <w:rFonts w:ascii="Consolas" w:hAnsi="Consolas"/>
-          <w:sz w:val="18"/>
-        </w:rPr>
-        <w:t>/process/had/rdm/thresholdForVeryLongDecayTime 1.0e+60 year</w:t>
-      </w:r>
-    </w:p>
-    <w:p>
-      <w:pPr>
-        <w:pStyle w:val="21"/>
-      </w:pPr>
-      <w:bookmarkStart w:id="48" w:name="_Toc243357841"/>
-      <w:r>
-        <w:t>8.9. CMake не находит Visual Studio</w:t>
-      </w:r>
-      <w:bookmarkEnd w:id="48"/>
-    </w:p>
-    <w:p>
-      <w:r>
-        <w:t>Причина: не установлена рабочая нагрузка C++ или Windows SDK.</w:t>
-      </w:r>
-    </w:p>
-    <w:p>
-      <w:r>
-        <w:t>Решение: откройте Visual Studio Installer, нажмите «Изменить» и установит</w:t>
-      </w:r>
-      <w:r>
-        <w:t>е:</w:t>
-      </w:r>
-    </w:p>
-    <w:p>
-      <w:pPr>
-        <w:pStyle w:val="a0"/>
-      </w:pPr>
-      <w:r>
-        <w:t>«Разработка классических приложений на C++»;</w:t>
-      </w:r>
-    </w:p>
-    <w:p>
-      <w:pPr>
-        <w:pStyle w:val="a0"/>
-      </w:pPr>
-      <w:r>
-        <w:t>Windows 10/11 SDK;</w:t>
-      </w:r>
-    </w:p>
-    <w:p>
-      <w:pPr>
-        <w:pStyle w:val="a0"/>
-      </w:pPr>
-      <w:r>
-        <w:t>MSVC x64/x86.</w:t>
-      </w:r>
-    </w:p>
-    <w:p>
-      <w:pPr>
-        <w:pStyle w:val="21"/>
-      </w:pPr>
-      <w:bookmarkStart w:id="49" w:name="_Toc243357842"/>
-      <w:r>
-        <w:t>8.10. Не строятся графики спектров</w:t>
-      </w:r>
-      <w:bookmarkEnd w:id="49"/>
-    </w:p>
-    <w:p>
-      <w:r>
-        <w:t>Причина: не установлен matplotlib.</w:t>
-      </w:r>
-    </w:p>
-    <w:p>
-      <w:r>
-        <w:t>Решение:</w:t>
-      </w:r>
-    </w:p>
-    <w:p>
-      <w:pPr>
-        <w:shd w:val="clear" w:color="auto" w:fill="F2F2F2"/>
-        <w:spacing w:before="80" w:after="120"/>
-        <w:ind w:left="227" w:right="113"/>
-      </w:pPr>
-      <w:r>
-        <w:rPr>
-          <w:rFonts w:ascii="Consolas" w:hAnsi="Consolas"/>
-          <w:sz w:val="18"/>
-        </w:rPr>
-        <w:t>py -m pip install matplotlib</w:t>
-      </w:r>
-    </w:p>
-    <w:p>
-      <w:pPr>
-        <w:pStyle w:val="1"/>
-      </w:pPr>
-      <w:bookmarkStart w:id="50" w:name="_Toc243357843"/>
-      <w:r>
-        <w:t>9. Обновление и удаление</w:t>
-      </w:r>
-      <w:bookmarkEnd w:id="50"/>
-    </w:p>
-    <w:p>
-      <w:pPr>
-        <w:pStyle w:val="21"/>
-      </w:pPr>
-      <w:bookmarkStart w:id="51" w:name="_Toc243357844"/>
-      <w:r>
-        <w:t>9.1. Обновление программы</w:t>
-      </w:r>
-      <w:bookmarkEnd w:id="51"/>
-    </w:p>
-    <w:p>
-      <w:pPr>
-        <w:ind w:left="340" w:hanging="340"/>
-      </w:pPr>
-      <w:r>
-        <w:t xml:space="preserve">1. </w:t>
-      </w:r>
-      <w:r>
-        <w:t>Замените файлы проекта новой версией.</w:t>
-      </w:r>
-    </w:p>
-    <w:p>
-      <w:pPr>
-        <w:ind w:left="340" w:hanging="340"/>
-      </w:pPr>
-      <w:r>
-        <w:t>2. Если изменились исходники C++, пересоберите программу:</w:t>
-      </w:r>
-    </w:p>
-    <w:p>
-      <w:pPr>
-        <w:shd w:val="clear" w:color="auto" w:fill="F2F2F2"/>
-        <w:spacing w:before="80" w:after="120"/>
-        <w:ind w:left="227" w:right="113"/>
-      </w:pPr>
-      <w:r>
-        <w:rPr>
-          <w:rFonts w:ascii="Consolas" w:hAnsi="Consolas"/>
-          <w:sz w:val="18"/>
-        </w:rPr>
-        <w:t>$G4 = "C:\Geant4\geant4_11.4.1"</w:t>
-      </w:r>
-      <w:r>
-        <w:rPr>
-          <w:rFonts w:ascii="Consolas" w:hAnsi="Consolas"/>
-          <w:sz w:val="18"/>
-        </w:rPr>
-        <w:br/>
-        <w:t>cmake -S . -B build -DGeant4_DIR="$G4/lib/cmake/Geant4"</w:t>
-      </w:r>
-      <w:r>
-        <w:rPr>
-          <w:rFonts w:ascii="Consolas" w:hAnsi="Consolas"/>
-          <w:sz w:val="18"/>
-        </w:rPr>
-        <w:br/>
-        <w:t>cmake --build build --config Release --target main</w:t>
-      </w:r>
-    </w:p>
-    <w:p>
-      <w:pPr>
-        <w:ind w:left="340" w:hanging="340"/>
-      </w:pPr>
-      <w:r>
-        <w:t>3. Проверьте запуск п</w:t>
-      </w:r>
-      <w:r>
-        <w:t>о разделу 7.</w:t>
-      </w:r>
-    </w:p>
-    <w:p>
-      <w:pPr>
-        <w:pStyle w:val="21"/>
-      </w:pPr>
-      <w:bookmarkStart w:id="52" w:name="_Toc243357845"/>
-      <w:r>
-        <w:t>9.2. Удаление программы</w:t>
-      </w:r>
-      <w:bookmarkEnd w:id="52"/>
-    </w:p>
-    <w:p>
-      <w:pPr>
-        <w:ind w:left="340" w:hanging="340"/>
-      </w:pPr>
-      <w:r>
-        <w:t xml:space="preserve">1. Закройте </w:t>
-      </w:r>
-      <w:r>
-        <w:rPr>
-          <w:rFonts w:ascii="Consolas" w:hAnsi="Consolas"/>
-          <w:sz w:val="18"/>
-        </w:rPr>
-        <w:t>program_b.py</w:t>
-      </w:r>
-      <w:r>
-        <w:t xml:space="preserve"> и </w:t>
-      </w:r>
-      <w:r>
-        <w:rPr>
-          <w:rFonts w:ascii="Consolas" w:hAnsi="Consolas"/>
-          <w:sz w:val="18"/>
-        </w:rPr>
-        <w:t>main.exe</w:t>
-      </w:r>
-      <w:r>
-        <w:t>.</w:t>
-      </w:r>
-    </w:p>
-    <w:p>
-      <w:pPr>
-        <w:ind w:left="340" w:hanging="340"/>
-      </w:pPr>
-      <w:r>
-        <w:t>2. Удалите папку проекта.</w:t>
-      </w:r>
-    </w:p>
-    <w:p>
-      <w:pPr>
-        <w:ind w:left="340" w:hanging="340"/>
-      </w:pPr>
-      <w:r>
-        <w:t xml:space="preserve">3. При необходимости удалите </w:t>
-      </w:r>
-      <w:r>
-        <w:rPr>
-          <w:rFonts w:ascii="Consolas" w:hAnsi="Consolas"/>
-          <w:sz w:val="18"/>
-        </w:rPr>
-        <w:t>build</w:t>
-      </w:r>
-      <w:r>
-        <w:t xml:space="preserve"> отдельно, если он находится вне папки проекта.</w:t>
-      </w:r>
-    </w:p>
-    <w:p>
-      <w:r>
-        <w:t xml:space="preserve">Зависимости (Geant4, Python, CMake, Visual Studio) удаляются стандартными </w:t>
-      </w:r>
-      <w:r>
-        <w:t>средствами Windows, если они больше не нужны.</w:t>
-      </w:r>
-    </w:p>
-    <w:p>
-      <w:pPr>
-        <w:pStyle w:val="1"/>
-      </w:pPr>
-      <w:bookmarkStart w:id="53" w:name="_Toc243357846"/>
-      <w:r>
-        <w:t>10. Краткий контрольный список</w:t>
-      </w:r>
-      <w:bookmarkEnd w:id="53"/>
-    </w:p>
-    <w:p>
-      <w:r>
-        <w:t>Перед первым запуском проверьте:</w:t>
-      </w:r>
-    </w:p>
-    <w:p>
-      <w:pPr>
-        <w:pStyle w:val="a0"/>
-      </w:pPr>
-      <w:r>
-        <w:t>☐</w:t>
-      </w:r>
-      <w:r>
-        <w:t xml:space="preserve"> Windows 10/11 x64.</w:t>
-      </w:r>
-    </w:p>
-    <w:p>
-      <w:pPr>
-        <w:pStyle w:val="a0"/>
-      </w:pPr>
-      <w:r>
-        <w:t>☐</w:t>
-      </w:r>
-      <w:r>
-        <w:t xml:space="preserve"> Visual Studio с рабочей нагрузкой C++.</w:t>
-      </w:r>
-    </w:p>
-    <w:p>
-      <w:pPr>
-        <w:pStyle w:val="a0"/>
-      </w:pPr>
-      <w:r>
-        <w:t>☐</w:t>
-      </w:r>
-      <w:r>
-        <w:t xml:space="preserve"> CMake 3.16 или новее.</w:t>
-      </w:r>
-    </w:p>
-    <w:p>
-      <w:pPr>
-        <w:pStyle w:val="a0"/>
-      </w:pPr>
-      <w:r>
-        <w:t>☐</w:t>
-      </w:r>
-      <w:r>
-        <w:t xml:space="preserve"> Geant4 11.4.1 установлен.</w:t>
-      </w:r>
-    </w:p>
-    <w:p>
-      <w:pPr>
-        <w:pStyle w:val="a0"/>
-      </w:pPr>
-      <w:r>
-        <w:t>☐</w:t>
-      </w:r>
-      <w:r>
-        <w:t xml:space="preserve"> Все 15 переменных </w:t>
-      </w:r>
-      <w:r>
-        <w:rPr>
-          <w:rFonts w:ascii="Consolas" w:hAnsi="Consolas"/>
-          <w:sz w:val="18"/>
-        </w:rPr>
-        <w:t>G4*DATA</w:t>
-      </w:r>
-      <w:r>
-        <w:t xml:space="preserve"> заданы.</w:t>
-      </w:r>
-    </w:p>
-    <w:p>
-      <w:pPr>
-        <w:pStyle w:val="a0"/>
-      </w:pPr>
-      <w:r>
-        <w:t>☐</w:t>
-      </w:r>
-      <w:r>
-        <w:t xml:space="preserve"> Каталог </w:t>
-      </w:r>
-      <w:r>
-        <w:rPr>
-          <w:rFonts w:ascii="Consolas" w:hAnsi="Consolas"/>
-          <w:sz w:val="18"/>
-        </w:rPr>
-        <w:t>bin</w:t>
-      </w:r>
-      <w:r>
-        <w:t xml:space="preserve"> установленного Geant4 добавлен в </w:t>
-      </w:r>
-      <w:r>
-        <w:rPr>
-          <w:rFonts w:ascii="Consolas" w:hAnsi="Consolas"/>
-          <w:sz w:val="18"/>
-        </w:rPr>
-        <w:t>PATH</w:t>
-      </w:r>
-      <w:r>
-        <w:t>.</w:t>
-      </w:r>
-    </w:p>
-    <w:p>
-      <w:pPr>
-        <w:pStyle w:val="a0"/>
-      </w:pPr>
-      <w:r>
-        <w:t>☐</w:t>
-      </w:r>
-      <w:r>
-        <w:t xml:space="preserve"> Python 3.12 или новее установлен.</w:t>
-      </w:r>
-    </w:p>
-    <w:p>
-      <w:pPr>
-        <w:pStyle w:val="a0"/>
-      </w:pPr>
-      <w:r>
-        <w:t>☐</w:t>
-      </w:r>
-      <w:r>
-        <w:t xml:space="preserve"> tkinter работает.</w:t>
-      </w:r>
-    </w:p>
-    <w:p>
-      <w:pPr>
-        <w:pStyle w:val="a0"/>
-      </w:pPr>
-      <w:r>
-        <w:t>☐</w:t>
-      </w:r>
-      <w:r>
-        <w:t xml:space="preserve"> matplotlib установлен, если нужны графики спектров.</w:t>
-      </w:r>
-    </w:p>
-    <w:p>
-      <w:pPr>
-        <w:pStyle w:val="a0"/>
-      </w:pPr>
-      <w:r>
-        <w:lastRenderedPageBreak/>
-        <w:t>☐</w:t>
-      </w:r>
-      <w:r>
-        <w:t xml:space="preserve"> Проект скопирован на диск.</w:t>
-      </w:r>
-    </w:p>
-    <w:p>
-      <w:pPr>
-        <w:pStyle w:val="a0"/>
-      </w:pPr>
-      <w:r>
-        <w:t>☐</w:t>
-      </w:r>
-      <w:r>
-        <w:t xml:space="preserve"> </w:t>
-      </w:r>
-      <w:r>
-        <w:rPr>
-          <w:rFonts w:ascii="Consolas" w:hAnsi="Consolas"/>
-          <w:sz w:val="18"/>
-        </w:rPr>
         <w:t>build\Release\main.exe</w:t>
       </w:r>
       <w:r>
-        <w:t xml:space="preserve"> соб</w:t>
-      </w:r>
-      <w:r>
-        <w:t>ран или присутствует.</w:t>
+        <w:t xml:space="preserve"> присутствует.</w:t>
       </w:r>
     </w:p>
     <w:p>
@@ -22243,7 +19994,7 @@
     <w:autoRedefine/>
     <w:uiPriority w:val="39"/>
     <w:unhideWhenUsed/>
-    <w:rsid w:val="00DB5927"/>
+    <w:rsid w:val="00684FEF"/>
     <w:pPr>
       <w:spacing w:after="100"/>
     </w:pPr>
@@ -22255,7 +20006,7 @@
     <w:autoRedefine/>
     <w:uiPriority w:val="39"/>
     <w:unhideWhenUsed/>
-    <w:rsid w:val="00DB5927"/>
+    <w:rsid w:val="00684FEF"/>
     <w:pPr>
       <w:spacing w:after="100"/>
       <w:ind w:left="220"/>
@@ -22268,7 +20019,7 @@
     <w:autoRedefine/>
     <w:uiPriority w:val="39"/>
     <w:unhideWhenUsed/>
-    <w:rsid w:val="00DB5927"/>
+    <w:rsid w:val="00684FEF"/>
     <w:pPr>
       <w:spacing w:after="100"/>
       <w:ind w:left="440"/>
@@ -22279,7 +20030,7 @@
     <w:basedOn w:val="a2"/>
     <w:uiPriority w:val="99"/>
     <w:unhideWhenUsed/>
-    <w:rsid w:val="00DB5927"/>
+    <w:rsid w:val="00684FEF"/>
     <w:rPr>
       <w:color w:val="0000FF" w:themeColor="hyperlink"/>
       <w:u w:val="single"/>

--- a/MANUAL.docx
+++ b/MANUAL.docx
@@ -27,7 +27,7 @@
         <w:ind w:left="340" w:hanging="198"/>
       </w:pPr>
       <w:r>
-        <w:t>Версия документа: 3.0</w:t>
+        <w:t>Версия документа: 3.2</w:t>
       </w:r>
     </w:p>
     <w:p>
@@ -93,7 +93,7 @@
       <w:r>
         <w:fldChar w:fldCharType="separate"/>
       </w:r>
-      <w:hyperlink w:anchor="_Toc243386421" w:history="1">
+      <w:hyperlink w:anchor="_Toc243409789" w:history="1">
         <w:r>
           <w:rPr>
             <w:rStyle w:val="aff8"/>
@@ -120,7 +120,7 @@
             <w:noProof/>
             <w:webHidden/>
           </w:rPr>
-          <w:instrText xml:space="preserve"> PAGEREF _Toc243386421 \h </w:instrText>
+          <w:instrText xml:space="preserve"> PAGEREF _Toc243409789 \h </w:instrText>
         </w:r>
         <w:r>
           <w:rPr>
@@ -161,7 +161,7 @@
           <w:noProof/>
         </w:rPr>
       </w:pPr>
-      <w:hyperlink w:anchor="_Toc243386422" w:history="1">
+      <w:hyperlink w:anchor="_Toc243409790" w:history="1">
         <w:r>
           <w:rPr>
             <w:rStyle w:val="aff8"/>
@@ -188,7 +188,7 @@
             <w:noProof/>
             <w:webHidden/>
           </w:rPr>
-          <w:instrText xml:space="preserve"> PAGEREF _Toc243386422 \h </w:instrText>
+          <w:instrText xml:space="preserve"> PAGEREF _Toc243409790 \h </w:instrText>
         </w:r>
         <w:r>
           <w:rPr>
@@ -229,7 +229,7 @@
           <w:noProof/>
         </w:rPr>
       </w:pPr>
-      <w:hyperlink w:anchor="_Toc243386423" w:history="1">
+      <w:hyperlink w:anchor="_Toc243409791" w:history="1">
         <w:r>
           <w:rPr>
             <w:rStyle w:val="aff8"/>
@@ -256,7 +256,143 @@
             <w:noProof/>
             <w:webHidden/>
           </w:rPr>
-          <w:instrText xml:space="preserve"> PAGEREF _Toc243386423 \h </w:instrText>
+          <w:instrText xml:space="preserve"> PAGEREF _Toc243409791 \h </w:instrText>
+        </w:r>
+        <w:r>
+          <w:rPr>
+            <w:noProof/>
+            <w:webHidden/>
+          </w:rPr>
+        </w:r>
+        <w:r>
+          <w:rPr>
+            <w:noProof/>
+            <w:webHidden/>
+          </w:rPr>
+          <w:fldChar w:fldCharType="separate"/>
+        </w:r>
+        <w:r>
+          <w:rPr>
+            <w:noProof/>
+            <w:webHidden/>
+          </w:rPr>
+          <w:t>4</w:t>
+        </w:r>
+        <w:r>
+          <w:rPr>
+            <w:noProof/>
+            <w:webHidden/>
+          </w:rPr>
+          <w:fldChar w:fldCharType="end"/>
+        </w:r>
+      </w:hyperlink>
+    </w:p>
+    <w:p>
+      <w:pPr>
+        <w:pStyle w:val="2c"/>
+        <w:tabs>
+          <w:tab w:val="right" w:leader="dot" w:pos="10246"/>
+        </w:tabs>
+        <w:rPr>
+          <w:noProof/>
+        </w:rPr>
+      </w:pPr>
+      <w:hyperlink w:anchor="_Toc243409792" w:history="1">
+        <w:r>
+          <w:rPr>
+            <w:rStyle w:val="aff8"/>
+            <w:noProof/>
+          </w:rPr>
+          <w:t>3.1. Установка Geant4</w:t>
+        </w:r>
+        <w:r>
+          <w:rPr>
+            <w:noProof/>
+            <w:webHidden/>
+          </w:rPr>
+          <w:tab/>
+        </w:r>
+        <w:r>
+          <w:rPr>
+            <w:noProof/>
+            <w:webHidden/>
+          </w:rPr>
+          <w:fldChar w:fldCharType="begin"/>
+        </w:r>
+        <w:r>
+          <w:rPr>
+            <w:noProof/>
+            <w:webHidden/>
+          </w:rPr>
+          <w:instrText xml:space="preserve"> PAGEREF _Toc243409792 \h </w:instrText>
+        </w:r>
+        <w:r>
+          <w:rPr>
+            <w:noProof/>
+            <w:webHidden/>
+          </w:rPr>
+        </w:r>
+        <w:r>
+          <w:rPr>
+            <w:noProof/>
+            <w:webHidden/>
+          </w:rPr>
+          <w:fldChar w:fldCharType="separate"/>
+        </w:r>
+        <w:r>
+          <w:rPr>
+            <w:noProof/>
+            <w:webHidden/>
+          </w:rPr>
+          <w:t>4</w:t>
+        </w:r>
+        <w:r>
+          <w:rPr>
+            <w:noProof/>
+            <w:webHidden/>
+          </w:rPr>
+          <w:fldChar w:fldCharType="end"/>
+        </w:r>
+      </w:hyperlink>
+    </w:p>
+    <w:p>
+      <w:pPr>
+        <w:pStyle w:val="2c"/>
+        <w:tabs>
+          <w:tab w:val="right" w:leader="dot" w:pos="10246"/>
+        </w:tabs>
+        <w:rPr>
+          <w:noProof/>
+        </w:rPr>
+      </w:pPr>
+      <w:hyperlink w:anchor="_Toc243409793" w:history="1">
+        <w:r>
+          <w:rPr>
+            <w:rStyle w:val="aff8"/>
+            <w:noProof/>
+          </w:rPr>
+          <w:t>3.2. Установка пакетов данных Geant4</w:t>
+        </w:r>
+        <w:r>
+          <w:rPr>
+            <w:noProof/>
+            <w:webHidden/>
+          </w:rPr>
+          <w:tab/>
+        </w:r>
+        <w:r>
+          <w:rPr>
+            <w:noProof/>
+            <w:webHidden/>
+          </w:rPr>
+          <w:fldChar w:fldCharType="begin"/>
+        </w:r>
+        <w:r>
+          <w:rPr>
+            <w:noProof/>
+            <w:webHidden/>
+          </w:rPr>
+          <w:instrText xml:space="preserve"> PAGEREF _Toc243409793 \h </w:instrText>
         </w:r>
         <w:r>
           <w:rPr>
@@ -297,7 +433,7 @@
           <w:noProof/>
         </w:rPr>
       </w:pPr>
-      <w:hyperlink w:anchor="_Toc243386424" w:history="1">
+      <w:hyperlink w:anchor="_Toc243409794" w:history="1">
         <w:r>
           <w:rPr>
             <w:rStyle w:val="aff8"/>
@@ -324,7 +460,7 @@
             <w:noProof/>
             <w:webHidden/>
           </w:rPr>
-          <w:instrText xml:space="preserve"> PAGEREF _Toc243386424 \h </w:instrText>
+          <w:instrText xml:space="preserve"> PAGEREF _Toc243409794 \h </w:instrText>
         </w:r>
         <w:r>
           <w:rPr>
@@ -344,7 +480,7 @@
             <w:noProof/>
             <w:webHidden/>
           </w:rPr>
-          <w:t>4</w:t>
+          <w:t>6</w:t>
         </w:r>
         <w:r>
           <w:rPr>
@@ -365,7 +501,7 @@
           <w:noProof/>
         </w:rPr>
       </w:pPr>
-      <w:hyperlink w:anchor="_Toc243386425" w:history="1">
+      <w:hyperlink w:anchor="_Toc243409795" w:history="1">
         <w:r>
           <w:rPr>
             <w:rStyle w:val="aff8"/>
@@ -392,7 +528,7 @@
             <w:noProof/>
             <w:webHidden/>
           </w:rPr>
-          <w:instrText xml:space="preserve"> PAGEREF _Toc243386425 \h </w:instrText>
+          <w:instrText xml:space="preserve"> PAGEREF _Toc243409795 \h </w:instrText>
         </w:r>
         <w:r>
           <w:rPr>
@@ -412,7 +548,7 @@
             <w:noProof/>
             <w:webHidden/>
           </w:rPr>
-          <w:t>4</w:t>
+          <w:t>6</w:t>
         </w:r>
         <w:r>
           <w:rPr>
@@ -433,7 +569,7 @@
           <w:noProof/>
         </w:rPr>
       </w:pPr>
-      <w:hyperlink w:anchor="_Toc243386426" w:history="1">
+      <w:hyperlink w:anchor="_Toc243409796" w:history="1">
         <w:r>
           <w:rPr>
             <w:rStyle w:val="aff8"/>
@@ -460,7 +596,7 @@
             <w:noProof/>
             <w:webHidden/>
           </w:rPr>
-          <w:instrText xml:space="preserve"> PAGEREF _Toc243386426 \h </w:instrText>
+          <w:instrText xml:space="preserve"> PAGEREF _Toc243409796 \h </w:instrText>
         </w:r>
         <w:r>
           <w:rPr>
@@ -480,7 +616,7 @@
             <w:noProof/>
             <w:webHidden/>
           </w:rPr>
-          <w:t>5</w:t>
+          <w:t>6</w:t>
         </w:r>
         <w:r>
           <w:rPr>
@@ -501,7 +637,7 @@
           <w:noProof/>
         </w:rPr>
       </w:pPr>
-      <w:hyperlink w:anchor="_Toc243386427" w:history="1">
+      <w:hyperlink w:anchor="_Toc243409797" w:history="1">
         <w:r>
           <w:rPr>
             <w:rStyle w:val="aff8"/>
@@ -528,7 +664,7 @@
             <w:noProof/>
             <w:webHidden/>
           </w:rPr>
-          <w:instrText xml:space="preserve"> PAGEREF _Toc243386427 \h </w:instrText>
+          <w:instrText xml:space="preserve"> PAGEREF _Toc243409797 \h </w:instrText>
         </w:r>
         <w:r>
           <w:rPr>
@@ -548,7 +684,7 @@
             <w:noProof/>
             <w:webHidden/>
           </w:rPr>
-          <w:t>5</w:t>
+          <w:t>6</w:t>
         </w:r>
         <w:r>
           <w:rPr>
@@ -569,7 +705,7 @@
           <w:noProof/>
         </w:rPr>
       </w:pPr>
-      <w:hyperlink w:anchor="_Toc243386428" w:history="1">
+      <w:hyperlink w:anchor="_Toc243409798" w:history="1">
         <w:r>
           <w:rPr>
             <w:rStyle w:val="aff8"/>
@@ -596,7 +732,7 @@
             <w:noProof/>
             <w:webHidden/>
           </w:rPr>
-          <w:instrText xml:space="preserve"> PAGEREF _Toc243386428 \h </w:instrText>
+          <w:instrText xml:space="preserve"> PAGEREF _Toc243409798 \h </w:instrText>
         </w:r>
         <w:r>
           <w:rPr>
@@ -616,7 +752,7 @@
             <w:noProof/>
             <w:webHidden/>
           </w:rPr>
-          <w:t>5</w:t>
+          <w:t>7</w:t>
         </w:r>
         <w:r>
           <w:rPr>
@@ -637,7 +773,7 @@
           <w:noProof/>
         </w:rPr>
       </w:pPr>
-      <w:hyperlink w:anchor="_Toc243386429" w:history="1">
+      <w:hyperlink w:anchor="_Toc243409799" w:history="1">
         <w:r>
           <w:rPr>
             <w:rStyle w:val="aff8"/>
@@ -664,7 +800,7 @@
             <w:noProof/>
             <w:webHidden/>
           </w:rPr>
-          <w:instrText xml:space="preserve"> PAGEREF _Toc243386429 \h </w:instrText>
+          <w:instrText xml:space="preserve"> PAGEREF _Toc243409799 \h </w:instrText>
         </w:r>
         <w:r>
           <w:rPr>
@@ -684,7 +820,7 @@
             <w:noProof/>
             <w:webHidden/>
           </w:rPr>
-          <w:t>5</w:t>
+          <w:t>7</w:t>
         </w:r>
         <w:r>
           <w:rPr>
@@ -705,7 +841,7 @@
           <w:noProof/>
         </w:rPr>
       </w:pPr>
-      <w:hyperlink w:anchor="_Toc243386430" w:history="1">
+      <w:hyperlink w:anchor="_Toc243409800" w:history="1">
         <w:r>
           <w:rPr>
             <w:rStyle w:val="aff8"/>
@@ -732,7 +868,7 @@
             <w:noProof/>
             <w:webHidden/>
           </w:rPr>
-          <w:instrText xml:space="preserve"> PAGEREF _Toc243386430 \h </w:instrText>
+          <w:instrText xml:space="preserve"> PAGEREF _Toc243409800 \h </w:instrText>
         </w:r>
         <w:r>
           <w:rPr>
@@ -752,7 +888,7 @@
             <w:noProof/>
             <w:webHidden/>
           </w:rPr>
-          <w:t>6</w:t>
+          <w:t>7</w:t>
         </w:r>
         <w:r>
           <w:rPr>
@@ -773,7 +909,7 @@
           <w:noProof/>
         </w:rPr>
       </w:pPr>
-      <w:hyperlink w:anchor="_Toc243386431" w:history="1">
+      <w:hyperlink w:anchor="_Toc243409801" w:history="1">
         <w:r>
           <w:rPr>
             <w:rStyle w:val="aff8"/>
@@ -800,7 +936,7 @@
             <w:noProof/>
             <w:webHidden/>
           </w:rPr>
-          <w:instrText xml:space="preserve"> PAGEREF _Toc243386431 \h </w:instrText>
+          <w:instrText xml:space="preserve"> PAGEREF _Toc243409801 \h </w:instrText>
         </w:r>
         <w:r>
           <w:rPr>
@@ -820,7 +956,7 @@
             <w:noProof/>
             <w:webHidden/>
           </w:rPr>
-          <w:t>6</w:t>
+          <w:t>7</w:t>
         </w:r>
         <w:r>
           <w:rPr>
@@ -841,7 +977,7 @@
           <w:noProof/>
         </w:rPr>
       </w:pPr>
-      <w:hyperlink w:anchor="_Toc243386432" w:history="1">
+      <w:hyperlink w:anchor="_Toc243409802" w:history="1">
         <w:r>
           <w:rPr>
             <w:rStyle w:val="aff8"/>
@@ -868,7 +1004,7 @@
             <w:noProof/>
             <w:webHidden/>
           </w:rPr>
-          <w:instrText xml:space="preserve"> PAGEREF _Toc243386432 \h </w:instrText>
+          <w:instrText xml:space="preserve"> PAGEREF _Toc243409802 \h </w:instrText>
         </w:r>
         <w:r>
           <w:rPr>
@@ -888,7 +1024,7 @@
             <w:noProof/>
             <w:webHidden/>
           </w:rPr>
-          <w:t>6</w:t>
+          <w:t>7</w:t>
         </w:r>
         <w:r>
           <w:rPr>
@@ -909,7 +1045,7 @@
           <w:noProof/>
         </w:rPr>
       </w:pPr>
-      <w:hyperlink w:anchor="_Toc243386433" w:history="1">
+      <w:hyperlink w:anchor="_Toc243409803" w:history="1">
         <w:r>
           <w:rPr>
             <w:rStyle w:val="aff8"/>
@@ -936,7 +1072,7 @@
             <w:noProof/>
             <w:webHidden/>
           </w:rPr>
-          <w:instrText xml:space="preserve"> PAGEREF _Toc243386433 \h </w:instrText>
+          <w:instrText xml:space="preserve"> PAGEREF _Toc243409803 \h </w:instrText>
         </w:r>
         <w:r>
           <w:rPr>
@@ -956,7 +1092,7 @@
             <w:noProof/>
             <w:webHidden/>
           </w:rPr>
-          <w:t>6</w:t>
+          <w:t>7</w:t>
         </w:r>
         <w:r>
           <w:rPr>
@@ -977,7 +1113,7 @@
           <w:noProof/>
         </w:rPr>
       </w:pPr>
-      <w:hyperlink w:anchor="_Toc243386434" w:history="1">
+      <w:hyperlink w:anchor="_Toc243409804" w:history="1">
         <w:r>
           <w:rPr>
             <w:rStyle w:val="aff8"/>
@@ -1004,7 +1140,7 @@
             <w:noProof/>
             <w:webHidden/>
           </w:rPr>
-          <w:instrText xml:space="preserve"> PAGEREF _Toc243386434 \h </w:instrText>
+          <w:instrText xml:space="preserve"> PAGEREF _Toc243409804 \h </w:instrText>
         </w:r>
         <w:r>
           <w:rPr>
@@ -1024,7 +1160,7 @@
             <w:noProof/>
             <w:webHidden/>
           </w:rPr>
-          <w:t>6</w:t>
+          <w:t>8</w:t>
         </w:r>
         <w:r>
           <w:rPr>
@@ -1045,7 +1181,7 @@
           <w:noProof/>
         </w:rPr>
       </w:pPr>
-      <w:hyperlink w:anchor="_Toc243386435" w:history="1">
+      <w:hyperlink w:anchor="_Toc243409805" w:history="1">
         <w:r>
           <w:rPr>
             <w:rStyle w:val="aff8"/>
@@ -1072,7 +1208,7 @@
             <w:noProof/>
             <w:webHidden/>
           </w:rPr>
-          <w:instrText xml:space="preserve"> PAGEREF _Toc243386435 \h </w:instrText>
+          <w:instrText xml:space="preserve"> PAGEREF _Toc243409805 \h </w:instrText>
         </w:r>
         <w:r>
           <w:rPr>
@@ -1092,7 +1228,7 @@
             <w:noProof/>
             <w:webHidden/>
           </w:rPr>
-          <w:t>6</w:t>
+          <w:t>8</w:t>
         </w:r>
         <w:r>
           <w:rPr>
@@ -1113,7 +1249,7 @@
           <w:noProof/>
         </w:rPr>
       </w:pPr>
-      <w:hyperlink w:anchor="_Toc243386436" w:history="1">
+      <w:hyperlink w:anchor="_Toc243409806" w:history="1">
         <w:r>
           <w:rPr>
             <w:rStyle w:val="aff8"/>
@@ -1140,7 +1276,7 @@
             <w:noProof/>
             <w:webHidden/>
           </w:rPr>
-          <w:instrText xml:space="preserve"> PAGEREF _Toc243386436 \h </w:instrText>
+          <w:instrText xml:space="preserve"> PAGEREF _Toc243409806 \h </w:instrText>
         </w:r>
         <w:r>
           <w:rPr>
@@ -1160,7 +1296,7 @@
             <w:noProof/>
             <w:webHidden/>
           </w:rPr>
-          <w:t>7</w:t>
+          <w:t>8</w:t>
         </w:r>
         <w:r>
           <w:rPr>
@@ -1181,7 +1317,7 @@
           <w:noProof/>
         </w:rPr>
       </w:pPr>
-      <w:hyperlink w:anchor="_Toc243386437" w:history="1">
+      <w:hyperlink w:anchor="_Toc243409807" w:history="1">
         <w:r>
           <w:rPr>
             <w:rStyle w:val="aff8"/>
@@ -1208,7 +1344,7 @@
             <w:noProof/>
             <w:webHidden/>
           </w:rPr>
-          <w:instrText xml:space="preserve"> PAGEREF _Toc243386437 \h </w:instrText>
+          <w:instrText xml:space="preserve"> PAGEREF _Toc243409807 \h </w:instrText>
         </w:r>
         <w:r>
           <w:rPr>
@@ -1228,7 +1364,7 @@
             <w:noProof/>
             <w:webHidden/>
           </w:rPr>
-          <w:t>8</w:t>
+          <w:t>9</w:t>
         </w:r>
         <w:r>
           <w:rPr>
@@ -1249,7 +1385,7 @@
           <w:noProof/>
         </w:rPr>
       </w:pPr>
-      <w:hyperlink w:anchor="_Toc243386438" w:history="1">
+      <w:hyperlink w:anchor="_Toc243409808" w:history="1">
         <w:r>
           <w:rPr>
             <w:rStyle w:val="aff8"/>
@@ -1276,7 +1412,7 @@
             <w:noProof/>
             <w:webHidden/>
           </w:rPr>
-          <w:instrText xml:space="preserve"> PAGEREF _Toc243386438 \h </w:instrText>
+          <w:instrText xml:space="preserve"> PAGEREF _Toc243409808 \h </w:instrText>
         </w:r>
         <w:r>
           <w:rPr>
@@ -1296,7 +1432,7 @@
             <w:noProof/>
             <w:webHidden/>
           </w:rPr>
-          <w:t>9</w:t>
+          <w:t>10</w:t>
         </w:r>
         <w:r>
           <w:rPr>
@@ -1317,7 +1453,7 @@
           <w:noProof/>
         </w:rPr>
       </w:pPr>
-      <w:hyperlink w:anchor="_Toc243386439" w:history="1">
+      <w:hyperlink w:anchor="_Toc243409809" w:history="1">
         <w:r>
           <w:rPr>
             <w:rStyle w:val="aff8"/>
@@ -1344,7 +1480,7 @@
             <w:noProof/>
             <w:webHidden/>
           </w:rPr>
-          <w:instrText xml:space="preserve"> PAGEREF _Toc243386439 \h </w:instrText>
+          <w:instrText xml:space="preserve"> PAGEREF _Toc243409809 \h </w:instrText>
         </w:r>
         <w:r>
           <w:rPr>
@@ -1364,7 +1500,7 @@
             <w:noProof/>
             <w:webHidden/>
           </w:rPr>
-          <w:t>9</w:t>
+          <w:t>10</w:t>
         </w:r>
         <w:r>
           <w:rPr>
@@ -1385,7 +1521,7 @@
           <w:noProof/>
         </w:rPr>
       </w:pPr>
-      <w:hyperlink w:anchor="_Toc243386440" w:history="1">
+      <w:hyperlink w:anchor="_Toc243409810" w:history="1">
         <w:r>
           <w:rPr>
             <w:rStyle w:val="aff8"/>
@@ -1412,7 +1548,7 @@
             <w:noProof/>
             <w:webHidden/>
           </w:rPr>
-          <w:instrText xml:space="preserve"> PAGEREF _Toc243386440 \h </w:instrText>
+          <w:instrText xml:space="preserve"> PAGEREF _Toc243409810 \h </w:instrText>
         </w:r>
         <w:r>
           <w:rPr>
@@ -1432,7 +1568,7 @@
             <w:noProof/>
             <w:webHidden/>
           </w:rPr>
-          <w:t>9</w:t>
+          <w:t>10</w:t>
         </w:r>
         <w:r>
           <w:rPr>
@@ -1453,13 +1589,13 @@
           <w:noProof/>
         </w:rPr>
       </w:pPr>
-      <w:hyperlink w:anchor="_Toc243386441" w:history="1">
+      <w:hyperlink w:anchor="_Toc243409811" w:history="1">
         <w:r>
           <w:rPr>
             <w:rStyle w:val="aff8"/>
             <w:noProof/>
           </w:rPr>
-          <w:t>7.2. Окно программы открылось, но что-то не так</w:t>
+          <w:t>7.2. Ошибки Geant4 при расчёте</w:t>
         </w:r>
         <w:r>
           <w:rPr>
@@ -1480,7 +1616,7 @@
             <w:noProof/>
             <w:webHidden/>
           </w:rPr>
-          <w:instrText xml:space="preserve"> PAGEREF _Toc243386441 \h </w:instrText>
+          <w:instrText xml:space="preserve"> PAGEREF _Toc243409811 \h </w:instrText>
         </w:r>
         <w:r>
           <w:rPr>
@@ -1500,7 +1636,75 @@
             <w:noProof/>
             <w:webHidden/>
           </w:rPr>
-          <w:t>9</w:t>
+          <w:t>11</w:t>
+        </w:r>
+        <w:r>
+          <w:rPr>
+            <w:noProof/>
+            <w:webHidden/>
+          </w:rPr>
+          <w:fldChar w:fldCharType="end"/>
+        </w:r>
+      </w:hyperlink>
+    </w:p>
+    <w:p>
+      <w:pPr>
+        <w:pStyle w:val="2c"/>
+        <w:tabs>
+          <w:tab w:val="right" w:leader="dot" w:pos="10246"/>
+        </w:tabs>
+        <w:rPr>
+          <w:noProof/>
+        </w:rPr>
+      </w:pPr>
+      <w:hyperlink w:anchor="_Toc243409812" w:history="1">
+        <w:r>
+          <w:rPr>
+            <w:rStyle w:val="aff8"/>
+            <w:noProof/>
+          </w:rPr>
+          <w:t>7.3. Окно программы открылось, но что-то не так</w:t>
+        </w:r>
+        <w:r>
+          <w:rPr>
+            <w:noProof/>
+            <w:webHidden/>
+          </w:rPr>
+          <w:tab/>
+        </w:r>
+        <w:r>
+          <w:rPr>
+            <w:noProof/>
+            <w:webHidden/>
+          </w:rPr>
+          <w:fldChar w:fldCharType="begin"/>
+        </w:r>
+        <w:r>
+          <w:rPr>
+            <w:noProof/>
+            <w:webHidden/>
+          </w:rPr>
+          <w:instrText xml:space="preserve"> PAGEREF _Toc243409812 \h </w:instrText>
+        </w:r>
+        <w:r>
+          <w:rPr>
+            <w:noProof/>
+            <w:webHidden/>
+          </w:rPr>
+        </w:r>
+        <w:r>
+          <w:rPr>
+            <w:noProof/>
+            <w:webHidden/>
+          </w:rPr>
+          <w:fldChar w:fldCharType="separate"/>
+        </w:r>
+        <w:r>
+          <w:rPr>
+            <w:noProof/>
+            <w:webHidden/>
+          </w:rPr>
+          <w:t>11</w:t>
         </w:r>
         <w:r>
           <w:rPr>
@@ -1521,7 +1725,7 @@
           <w:noProof/>
         </w:rPr>
       </w:pPr>
-      <w:hyperlink w:anchor="_Toc243386442" w:history="1">
+      <w:hyperlink w:anchor="_Toc243409813" w:history="1">
         <w:r>
           <w:rPr>
             <w:rStyle w:val="aff8"/>
@@ -1548,7 +1752,7 @@
             <w:noProof/>
             <w:webHidden/>
           </w:rPr>
-          <w:instrText xml:space="preserve"> PAGEREF _Toc243386442 \h </w:instrText>
+          <w:instrText xml:space="preserve"> PAGEREF _Toc243409813 \h </w:instrText>
         </w:r>
         <w:r>
           <w:rPr>
@@ -1568,7 +1772,7 @@
             <w:noProof/>
             <w:webHidden/>
           </w:rPr>
-          <w:t>10</w:t>
+          <w:t>12</w:t>
         </w:r>
         <w:r>
           <w:rPr>
@@ -1589,7 +1793,7 @@
           <w:noProof/>
         </w:rPr>
       </w:pPr>
-      <w:hyperlink w:anchor="_Toc243386443" w:history="1">
+      <w:hyperlink w:anchor="_Toc243409814" w:history="1">
         <w:r>
           <w:rPr>
             <w:rStyle w:val="aff8"/>
@@ -1616,7 +1820,7 @@
             <w:noProof/>
             <w:webHidden/>
           </w:rPr>
-          <w:instrText xml:space="preserve"> PAGEREF _Toc243386443 \h </w:instrText>
+          <w:instrText xml:space="preserve"> PAGEREF _Toc243409814 \h </w:instrText>
         </w:r>
         <w:r>
           <w:rPr>
@@ -1636,7 +1840,7 @@
             <w:noProof/>
             <w:webHidden/>
           </w:rPr>
-          <w:t>10</w:t>
+          <w:t>12</w:t>
         </w:r>
         <w:r>
           <w:rPr>
@@ -1657,7 +1861,7 @@
           <w:noProof/>
         </w:rPr>
       </w:pPr>
-      <w:hyperlink w:anchor="_Toc243386444" w:history="1">
+      <w:hyperlink w:anchor="_Toc243409815" w:history="1">
         <w:r>
           <w:rPr>
             <w:rStyle w:val="aff8"/>
@@ -1684,7 +1888,7 @@
             <w:noProof/>
             <w:webHidden/>
           </w:rPr>
-          <w:instrText xml:space="preserve"> PAGEREF _Toc243386444 \h </w:instrText>
+          <w:instrText xml:space="preserve"> PAGEREF _Toc243409815 \h </w:instrText>
         </w:r>
         <w:r>
           <w:rPr>
@@ -1704,7 +1908,7 @@
             <w:noProof/>
             <w:webHidden/>
           </w:rPr>
-          <w:t>10</w:t>
+          <w:t>12</w:t>
         </w:r>
         <w:r>
           <w:rPr>
@@ -1725,13 +1929,13 @@
           <w:noProof/>
         </w:rPr>
       </w:pPr>
-      <w:hyperlink w:anchor="_Toc243386445" w:history="1">
+      <w:hyperlink w:anchor="_Toc243409816" w:history="1">
         <w:r>
           <w:rPr>
             <w:rStyle w:val="aff8"/>
             <w:noProof/>
           </w:rPr>
-          <w:t>8.3. Переменные G4*DATA</w:t>
+          <w:t>8.3. Ручная распаковка пакетов и переменные G4*DATA</w:t>
         </w:r>
         <w:r>
           <w:rPr>
@@ -1752,7 +1956,7 @@
             <w:noProof/>
             <w:webHidden/>
           </w:rPr>
-          <w:instrText xml:space="preserve"> PAGEREF _Toc243386445 \h </w:instrText>
+          <w:instrText xml:space="preserve"> PAGEREF _Toc243409816 \h </w:instrText>
         </w:r>
         <w:r>
           <w:rPr>
@@ -1772,7 +1976,7 @@
             <w:noProof/>
             <w:webHidden/>
           </w:rPr>
-          <w:t>10</w:t>
+          <w:t>12</w:t>
         </w:r>
         <w:r>
           <w:rPr>
@@ -1793,7 +1997,7 @@
           <w:noProof/>
         </w:rPr>
       </w:pPr>
-      <w:hyperlink w:anchor="_Toc243386446" w:history="1">
+      <w:hyperlink w:anchor="_Toc243409817" w:history="1">
         <w:r>
           <w:rPr>
             <w:rStyle w:val="aff8"/>
@@ -1820,7 +2024,7 @@
             <w:noProof/>
             <w:webHidden/>
           </w:rPr>
-          <w:instrText xml:space="preserve"> PAGEREF _Toc243386446 \h </w:instrText>
+          <w:instrText xml:space="preserve"> PAGEREF _Toc243409817 \h </w:instrText>
         </w:r>
         <w:r>
           <w:rPr>
@@ -1840,7 +2044,7 @@
             <w:noProof/>
             <w:webHidden/>
           </w:rPr>
-          <w:t>11</w:t>
+          <w:t>13</w:t>
         </w:r>
         <w:r>
           <w:rPr>
@@ -1861,7 +2065,7 @@
           <w:noProof/>
         </w:rPr>
       </w:pPr>
-      <w:hyperlink w:anchor="_Toc243386447" w:history="1">
+      <w:hyperlink w:anchor="_Toc243409818" w:history="1">
         <w:r>
           <w:rPr>
             <w:rStyle w:val="aff8"/>
@@ -1888,7 +2092,7 @@
             <w:noProof/>
             <w:webHidden/>
           </w:rPr>
-          <w:instrText xml:space="preserve"> PAGEREF _Toc243386447 \h </w:instrText>
+          <w:instrText xml:space="preserve"> PAGEREF _Toc243409818 \h </w:instrText>
         </w:r>
         <w:r>
           <w:rPr>
@@ -1908,7 +2112,7 @@
             <w:noProof/>
             <w:webHidden/>
           </w:rPr>
-          <w:t>11</w:t>
+          <w:t>13</w:t>
         </w:r>
         <w:r>
           <w:rPr>
@@ -1933,7 +2137,7 @@
       <w:pPr>
         <w:pStyle w:val="1"/>
       </w:pPr>
-      <w:bookmarkStart w:id="0" w:name="_Toc243386421"/>
+      <w:bookmarkStart w:id="0" w:name="_Toc243409789"/>
       <w:r>
         <w:lastRenderedPageBreak/>
         <w:t>1. О программе</w:t>
@@ -1952,41 +2156,22 @@
       <w:r>
         <w:t xml:space="preserve"> — программа для моделирования </w:t>
       </w:r>
-      <w:proofErr w:type="spellStart"/>
       <w:r>
         <w:rPr>
           <w:b/>
         </w:rPr>
-        <w:t>авторадиолиза</w:t>
-      </w:r>
-      <w:proofErr w:type="spellEnd"/>
-      <w:r>
-        <w:rPr>
-          <w:b/>
-        </w:rPr>
-        <w:t xml:space="preserve"> β-</w:t>
-      </w:r>
-      <w:proofErr w:type="spellStart"/>
-      <w:r>
-        <w:rPr>
-          <w:b/>
-        </w:rPr>
-        <w:t>распадчиков</w:t>
-      </w:r>
-      <w:proofErr w:type="spellEnd"/>
-      <w:r>
-        <w:rPr>
-          <w:b/>
-        </w:rPr>
-        <w:t xml:space="preserve"> в жидкой среде</w:t>
-      </w:r>
-      <w:r>
-        <w:t>: она рассчитывает, какую поглощённую дозу получает жидкая среда (вода) в цилиндрической ёмкости от собственного радионуклида, растворённого в ней, на движке Geant4.</w:t>
-      </w:r>
-    </w:p>
-    <w:p>
-      <w:r>
-        <w:t xml:space="preserve">В программе реализованы </w:t>
+        <w:t>авторадиолиза β-распадчиков в жидкой среде</w:t>
+      </w:r>
+      <w:r>
+        <w:t>: она рассчитывает, какую поглощённую дозу получает жидкая среда в ёмкости от собственного радионуклида, равномерно растворённого в ней, на движке Geant4.</w:t>
+      </w:r>
+    </w:p>
+    <w:p>
+      <w:r>
+        <w:t xml:space="preserve">В </w:t>
+      </w:r>
+      <w:r>
+        <w:t xml:space="preserve">программе реализованы </w:t>
       </w:r>
       <w:r>
         <w:rPr>
@@ -2058,13 +2243,8 @@
             <w:pPr>
               <w:spacing w:after="40"/>
             </w:pPr>
-            <w:proofErr w:type="spellStart"/>
             <w:r>
-              <w:t>Path</w:t>
-            </w:r>
-            <w:proofErr w:type="spellEnd"/>
-            <w:r>
-              <w:t xml:space="preserve"> A</w:t>
+              <w:t>Path A</w:t>
             </w:r>
           </w:p>
         </w:tc>
@@ -2078,29 +2258,7 @@
               <w:cnfStyle w:val="000000100000" w:firstRow="0" w:lastRow="0" w:firstColumn="0" w:lastColumn="0" w:oddVBand="0" w:evenVBand="0" w:oddHBand="1" w:evenHBand="0" w:firstRowFirstColumn="0" w:firstRowLastColumn="0" w:lastRowFirstColumn="0" w:lastRowLastColumn="0"/>
             </w:pPr>
             <w:r>
-              <w:t>Энерговыделение (</w:t>
-            </w:r>
-            <w:proofErr w:type="spellStart"/>
-            <w:r>
-              <w:t>energy</w:t>
-            </w:r>
-            <w:proofErr w:type="spellEnd"/>
-            <w:r>
-              <w:t xml:space="preserve"> </w:t>
-            </w:r>
-            <w:proofErr w:type="spellStart"/>
-            <w:r>
-              <w:t>deposit</w:t>
-            </w:r>
-            <w:proofErr w:type="spellEnd"/>
-            <w:r>
-              <w:t>) — по тр</w:t>
-            </w:r>
-            <w:r>
-              <w:t>ека</w:t>
-            </w:r>
-            <w:r>
-              <w:t>м вторичных частиц в чувствительном объёме жидкости</w:t>
+              <w:t>Энерговыделение по трекам вторичных частиц в чувствительном объёме жидкости</w:t>
             </w:r>
           </w:p>
         </w:tc>
@@ -2119,13 +2277,8 @@
             <w:pPr>
               <w:spacing w:after="40"/>
             </w:pPr>
-            <w:proofErr w:type="spellStart"/>
             <w:r>
-              <w:t>Path</w:t>
-            </w:r>
-            <w:proofErr w:type="spellEnd"/>
-            <w:r>
-              <w:t xml:space="preserve"> B</w:t>
+              <w:t>Path B</w:t>
             </w:r>
           </w:p>
         </w:tc>
@@ -2139,13 +2292,10 @@
               <w:cnfStyle w:val="000000010000" w:firstRow="0" w:lastRow="0" w:firstColumn="0" w:lastColumn="0" w:oddVBand="0" w:evenVBand="0" w:oddHBand="0" w:evenHBand="1" w:firstRowFirstColumn="0" w:firstRowLastColumn="0" w:lastRowFirstColumn="0" w:lastRowLastColumn="0"/>
             </w:pPr>
             <w:r>
-              <w:t xml:space="preserve">Энергетический баланс распада — по разности рождённой энергии и энергии, </w:t>
+              <w:t xml:space="preserve">Энергетический баланс распада по разности выделившейся в результате </w:t>
             </w:r>
             <w:r>
-              <w:t>покинувшей</w:t>
-            </w:r>
-            <w:r>
-              <w:t xml:space="preserve"> объём</w:t>
+              <w:t>распада энергии и энергии, покинувшей объём</w:t>
             </w:r>
           </w:p>
         </w:tc>
@@ -2164,21 +2314,7 @@
         <w:rPr>
           <w:b/>
         </w:rPr>
-        <w:t>Cross-</w:t>
-      </w:r>
-      <w:proofErr w:type="spellStart"/>
-      <w:r>
-        <w:rPr>
-          <w:b/>
-        </w:rPr>
-        <w:t>check</w:t>
-      </w:r>
-      <w:proofErr w:type="spellEnd"/>
-      <w:r>
-        <w:rPr>
-          <w:b/>
-        </w:rPr>
-        <w:t xml:space="preserve"> (A−B)</w:t>
+        <w:t>Cross-check (A−B)</w:t>
       </w:r>
       <w:r>
         <w:t>: его значение должно быть близко к нулю (на много порядков меньше, чем результаты расчёта) — это подтверждает, что энергетический баланс сходится.</w:t>
@@ -2186,7 +2322,10 @@
     </w:p>
     <w:p>
       <w:r>
-        <w:t>Программа состоит из двух частей:</w:t>
+        <w:t>Пр</w:t>
+      </w:r>
+      <w:r>
+        <w:t>ограмма состоит из двух частей:</w:t>
       </w:r>
     </w:p>
     <w:tbl>
@@ -2249,41 +2388,13 @@
             <w:pPr>
               <w:spacing w:after="40"/>
             </w:pPr>
-            <w:proofErr w:type="spellStart"/>
             <w:r>
               <w:rPr>
                 <w:rFonts w:ascii="Consolas" w:hAnsi="Consolas" w:cs="Consolas"/>
                 <w:sz w:val="18"/>
                 <w:shd w:val="clear" w:color="auto" w:fill="F4F4F4"/>
               </w:rPr>
-              <w:t>build</w:t>
-            </w:r>
-            <w:proofErr w:type="spellEnd"/>
-            <w:r>
-              <w:rPr>
-                <w:rFonts w:ascii="Consolas" w:hAnsi="Consolas" w:cs="Consolas"/>
-                <w:sz w:val="18"/>
-                <w:shd w:val="clear" w:color="auto" w:fill="F4F4F4"/>
-              </w:rPr>
-              <w:t>\</w:t>
-            </w:r>
-            <w:proofErr w:type="spellStart"/>
-            <w:r>
-              <w:rPr>
-                <w:rFonts w:ascii="Consolas" w:hAnsi="Consolas" w:cs="Consolas"/>
-                <w:sz w:val="18"/>
-                <w:shd w:val="clear" w:color="auto" w:fill="F4F4F4"/>
-              </w:rPr>
-              <w:t>Release</w:t>
-            </w:r>
-            <w:proofErr w:type="spellEnd"/>
-            <w:r>
-              <w:rPr>
-                <w:rFonts w:ascii="Consolas" w:hAnsi="Consolas" w:cs="Consolas"/>
-                <w:sz w:val="18"/>
-                <w:shd w:val="clear" w:color="auto" w:fill="F4F4F4"/>
-              </w:rPr>
-              <w:t>\main.exe</w:t>
+              <w:t>build\Release\main.exe</w:t>
             </w:r>
           </w:p>
         </w:tc>
@@ -2336,15 +2447,7 @@
               <w:cnfStyle w:val="000000010000" w:firstRow="0" w:lastRow="0" w:firstColumn="0" w:lastColumn="0" w:oddVBand="0" w:evenVBand="0" w:oddHBand="0" w:evenHBand="1" w:firstRowFirstColumn="0" w:firstRowLastColumn="0" w:lastRowFirstColumn="0" w:lastRowLastColumn="0"/>
             </w:pPr>
             <w:r>
-              <w:t>графический интерфейс: выбор параметров, запуск, просмотр результатов (Python/</w:t>
-            </w:r>
-            <w:proofErr w:type="spellStart"/>
-            <w:r>
-              <w:t>tkinter</w:t>
-            </w:r>
-            <w:proofErr w:type="spellEnd"/>
-            <w:r>
-              <w:t>)</w:t>
+              <w:t>графический интерфейс: выбор параметров, запуск, просмотр результатов (Python/tkinter)</w:t>
             </w:r>
           </w:p>
         </w:tc>
@@ -2357,7 +2460,10 @@
     </w:p>
     <w:p>
       <w:r>
-        <w:t xml:space="preserve">Пользователь работает в основном с графическим интерфейсом; </w:t>
+        <w:t>Пользователь работает в основном с графическим интер</w:t>
+      </w:r>
+      <w:r>
+        <w:t xml:space="preserve">фейсом; </w:t>
       </w:r>
       <w:r>
         <w:rPr>
@@ -2382,15 +2488,11 @@
         <w:shd w:val="clear" w:color="auto" w:fill="F4F4F4"/>
         <w:spacing w:before="120" w:after="0" w:line="240" w:lineRule="auto"/>
         <w:ind w:left="227"/>
-        <w:rPr>
-          <w:lang w:val="en-US"/>
-        </w:rPr>
       </w:pPr>
       <w:r>
         <w:rPr>
           <w:rFonts w:ascii="Consolas" w:hAnsi="Consolas" w:cs="Consolas"/>
           <w:sz w:val="18"/>
-          <w:lang w:val="en-US"/>
         </w:rPr>
         <w:t>geant4-autoradiolysis-beta-v0.1.0-win64\</w:t>
       </w:r>
@@ -2401,39 +2503,13 @@
         <w:shd w:val="clear" w:color="auto" w:fill="F4F4F4"/>
         <w:spacing w:after="0" w:line="240" w:lineRule="auto"/>
         <w:ind w:left="227"/>
-        <w:rPr>
-          <w:lang w:val="en-US"/>
-        </w:rPr>
       </w:pPr>
       <w:r>
         <w:rPr>
           <w:rFonts w:ascii="Consolas" w:hAnsi="Consolas" w:cs="Consolas"/>
           <w:sz w:val="18"/>
-          <w:lang w:val="en-US"/>
-        </w:rPr>
-        <w:t xml:space="preserve">├── build\Release\main.exe   — </w:t>
-      </w:r>
-      <w:r>
-        <w:rPr>
-          <w:rFonts w:ascii="Consolas" w:hAnsi="Consolas" w:cs="Consolas"/>
-          <w:sz w:val="18"/>
-        </w:rPr>
-        <w:t>расчётная</w:t>
-      </w:r>
-      <w:r>
-        <w:rPr>
-          <w:rFonts w:ascii="Consolas" w:hAnsi="Consolas" w:cs="Consolas"/>
-          <w:sz w:val="18"/>
-          <w:lang w:val="en-US"/>
-        </w:rPr>
-        <w:t xml:space="preserve"> </w:t>
-      </w:r>
-      <w:r>
-        <w:rPr>
-          <w:rFonts w:ascii="Consolas" w:hAnsi="Consolas" w:cs="Consolas"/>
-          <w:sz w:val="18"/>
-        </w:rPr>
-        <w:t>часть</w:t>
+        </w:rPr>
+        <w:t>├── build\Release\main.exe   — расчётная часть</w:t>
       </w:r>
     </w:p>
     <w:p>
@@ -2463,7 +2539,14 @@
           <w:rFonts w:ascii="Consolas" w:hAnsi="Consolas" w:cs="Consolas"/>
           <w:sz w:val="18"/>
         </w:rPr>
-        <w:t>├── start.bat                 — запуск программы с проверкой установки</w:t>
+        <w:t xml:space="preserve">├── start.bat                 — </w:t>
+      </w:r>
+      <w:r>
+        <w:rPr>
+          <w:rFonts w:ascii="Consolas" w:hAnsi="Consolas" w:cs="Consolas"/>
+          <w:sz w:val="18"/>
+        </w:rPr>
+        <w:t>запуск программы с проверкой установки</w:t>
       </w:r>
     </w:p>
     <w:p>
@@ -2478,7 +2561,7 @@
           <w:rFonts w:ascii="Consolas" w:hAnsi="Consolas" w:cs="Consolas"/>
           <w:sz w:val="18"/>
         </w:rPr>
-        <w:t>├── interactive.bat           — запуск интерактивного режима Geant4</w:t>
+        <w:t>├── install_data.bat          — установка пакетов данных Geant4 (запускается один раз)</w:t>
       </w:r>
     </w:p>
     <w:p>
@@ -2493,7 +2576,7 @@
           <w:rFonts w:ascii="Consolas" w:hAnsi="Consolas" w:cs="Consolas"/>
           <w:sz w:val="18"/>
         </w:rPr>
-        <w:t>├── vis.mac, gui.mac          — макросы визуализации и меню</w:t>
+        <w:t>├── interactive.bat           — запуск интерактивного режима Geant4</w:t>
       </w:r>
     </w:p>
     <w:p>
@@ -2508,7 +2591,29 @@
           <w:rFonts w:ascii="Consolas" w:hAnsi="Consolas" w:cs="Consolas"/>
           <w:sz w:val="18"/>
         </w:rPr>
-        <w:t>├── MANUAL.docx               — это руководство в формате Word</w:t>
+        <w:t>├── vis.mac, gui.mac          — макросы визуализации и меню</w:t>
+      </w:r>
+    </w:p>
+    <w:p>
+      <w:pPr>
+        <w:keepNext/>
+        <w:shd w:val="clear" w:color="auto" w:fill="F4F4F4"/>
+        <w:spacing w:after="0" w:line="240" w:lineRule="auto"/>
+        <w:ind w:left="227"/>
+      </w:pPr>
+      <w:r>
+        <w:rPr>
+          <w:rFonts w:ascii="Consolas" w:hAnsi="Consolas" w:cs="Consolas"/>
+          <w:sz w:val="18"/>
+        </w:rPr>
+        <w:t>├─</w:t>
+      </w:r>
+      <w:r>
+        <w:rPr>
+          <w:rFonts w:ascii="Consolas" w:hAnsi="Consolas" w:cs="Consolas"/>
+          <w:sz w:val="18"/>
+        </w:rPr>
+        <w:t>─ MANUAL.docx               — это руководство в формате Word</w:t>
       </w:r>
     </w:p>
     <w:p>
@@ -2537,7 +2642,7 @@
       <w:pPr>
         <w:pStyle w:val="1"/>
       </w:pPr>
-      <w:bookmarkStart w:id="1" w:name="_Toc243386422"/>
+      <w:bookmarkStart w:id="1" w:name="_Toc243409790"/>
       <w:r>
         <w:t>2. Системные требования</w:t>
       </w:r>
@@ -2631,24 +2736,9 @@
             <w:pPr>
               <w:spacing w:after="40"/>
               <w:cnfStyle w:val="000000100000" w:firstRow="0" w:lastRow="0" w:firstColumn="0" w:lastColumn="0" w:oddVBand="0" w:evenVBand="0" w:oddHBand="1" w:evenHBand="0" w:firstRowFirstColumn="0" w:firstRowLastColumn="0" w:lastRowFirstColumn="0" w:lastRowLastColumn="0"/>
-              <w:rPr>
-                <w:lang w:val="en-US"/>
-              </w:rPr>
             </w:pPr>
             <w:r>
-              <w:rPr>
-                <w:lang w:val="en-US"/>
-              </w:rPr>
-              <w:t xml:space="preserve">Windows 10 x64 </w:t>
-            </w:r>
-            <w:r>
-              <w:t>или</w:t>
-            </w:r>
-            <w:r>
-              <w:rPr>
-                <w:lang w:val="en-US"/>
-              </w:rPr>
-              <w:t xml:space="preserve"> Windows 11 x64</w:t>
+              <w:t>Windows 10 x64 или Windows 11 x64</w:t>
             </w:r>
           </w:p>
         </w:tc>
@@ -2660,9 +2750,6 @@
             <w:pPr>
               <w:spacing w:after="40"/>
               <w:cnfStyle w:val="000000100000" w:firstRow="0" w:lastRow="0" w:firstColumn="0" w:lastColumn="0" w:oddVBand="0" w:evenVBand="0" w:oddHBand="1" w:evenHBand="0" w:firstRowFirstColumn="0" w:firstRowLastColumn="0" w:lastRowFirstColumn="0" w:lastRowLastColumn="0"/>
-              <w:rPr>
-                <w:lang w:val="en-US"/>
-              </w:rPr>
             </w:pPr>
           </w:p>
         </w:tc>
@@ -2710,7 +2797,14 @@
               <w:cnfStyle w:val="000000010000" w:firstRow="0" w:lastRow="0" w:firstColumn="0" w:lastColumn="0" w:oddVBand="0" w:evenVBand="0" w:oddHBand="0" w:evenHBand="1" w:firstRowFirstColumn="0" w:firstRowLastColumn="0" w:lastRowFirstColumn="0" w:lastRowLastColumn="0"/>
             </w:pPr>
             <w:r>
-              <w:t>крупный пакет, занимает несколько ГБ на диске</w:t>
+              <w:t xml:space="preserve">крупный </w:t>
+            </w:r>
+            <w:r>
+              <w:t xml:space="preserve">пакет, занимает несколько ГБ на диске; отдельно скачиваются пакеты данных, см. </w:t>
+            </w:r>
+            <w:r>
+              <w:lastRenderedPageBreak/>
+              <w:t>раздел 3.2</w:t>
             </w:r>
           </w:p>
         </w:tc>
@@ -2730,6 +2824,7 @@
               <w:spacing w:after="40"/>
             </w:pPr>
             <w:r>
+              <w:lastRenderedPageBreak/>
               <w:t>Python</w:t>
             </w:r>
           </w:p>
@@ -2757,13 +2852,8 @@
               <w:spacing w:after="40"/>
               <w:cnfStyle w:val="000000100000" w:firstRow="0" w:lastRow="0" w:firstColumn="0" w:lastColumn="0" w:oddVBand="0" w:evenVBand="0" w:oddHBand="1" w:evenHBand="0" w:firstRowFirstColumn="0" w:firstRowLastColumn="0" w:lastRowFirstColumn="0" w:lastRowLastColumn="0"/>
             </w:pPr>
-            <w:proofErr w:type="spellStart"/>
             <w:r>
-              <w:t>tkinter</w:t>
-            </w:r>
-            <w:proofErr w:type="spellEnd"/>
-            <w:r>
-              <w:t xml:space="preserve"> входит в стандартную установку</w:t>
+              <w:t>tkinter входит в стандартную установку</w:t>
             </w:r>
           </w:p>
         </w:tc>
@@ -2782,12 +2872,9 @@
             <w:pPr>
               <w:spacing w:after="40"/>
             </w:pPr>
-            <w:proofErr w:type="spellStart"/>
             <w:r>
-              <w:lastRenderedPageBreak/>
               <w:t>matplotlib</w:t>
             </w:r>
-            <w:proofErr w:type="spellEnd"/>
           </w:p>
         </w:tc>
         <w:tc>
@@ -2834,15 +2921,7 @@
               <w:spacing w:after="40"/>
             </w:pPr>
             <w:r>
-              <w:t xml:space="preserve">Visual C++ </w:t>
-            </w:r>
-            <w:proofErr w:type="spellStart"/>
-            <w:r>
-              <w:t>Runtime</w:t>
-            </w:r>
-            <w:proofErr w:type="spellEnd"/>
-            <w:r>
-              <w:t xml:space="preserve"> x64</w:t>
+              <w:t>Visual C++ Runtime x64</w:t>
             </w:r>
           </w:p>
         </w:tc>
@@ -2856,7 +2935,10 @@
               <w:cnfStyle w:val="000000100000" w:firstRow="0" w:lastRow="0" w:firstColumn="0" w:lastColumn="0" w:oddVBand="0" w:evenVBand="0" w:oddHBand="1" w:evenHBand="0" w:firstRowFirstColumn="0" w:firstRowLastColumn="0" w:lastRowFirstColumn="0" w:lastRowLastColumn="0"/>
             </w:pPr>
             <w:r>
-              <w:t>ставится вместе с Geant4</w:t>
+              <w:t>ставится вм</w:t>
+            </w:r>
+            <w:r>
+              <w:t>есте с Geant4</w:t>
             </w:r>
           </w:p>
         </w:tc>
@@ -2904,7 +2986,7 @@
               <w:cnfStyle w:val="000000010000" w:firstRow="0" w:lastRow="0" w:firstColumn="0" w:lastColumn="0" w:oddVBand="0" w:evenVBand="0" w:oddHBand="0" w:evenHBand="1" w:firstRowFirstColumn="0" w:firstRowLastColumn="0" w:lastRowFirstColumn="0" w:lastRowLastColumn="0"/>
             </w:pPr>
             <w:r>
-              <w:t>~10 ГБ</w:t>
+              <w:t>~3 ГБ</w:t>
             </w:r>
           </w:p>
         </w:tc>
@@ -2986,11 +3068,21 @@
       <w:pPr>
         <w:pStyle w:val="1"/>
       </w:pPr>
-      <w:bookmarkStart w:id="2" w:name="_Toc243386423"/>
+      <w:bookmarkStart w:id="2" w:name="_Toc243409791"/>
       <w:r>
         <w:t>3. Установка Geant4</w:t>
       </w:r>
       <w:bookmarkEnd w:id="2"/>
+    </w:p>
+    <w:p>
+      <w:pPr>
+        <w:pStyle w:val="21"/>
+      </w:pPr>
+      <w:bookmarkStart w:id="3" w:name="_Toc243409792"/>
+      <w:r>
+        <w:t>3.1. Установка Geant4</w:t>
+      </w:r>
+      <w:bookmarkEnd w:id="3"/>
     </w:p>
     <w:p>
       <w:pPr>
@@ -3030,97 +3122,22 @@
         <w:rPr>
           <w:b/>
         </w:rPr>
-        <w:t>[Скриншот: страница загрузки Geant4 в браузере</w:t>
-      </w:r>
-      <w:proofErr w:type="gramStart"/>
-      <w:r>
-        <w:rPr>
-          <w:b/>
-        </w:rPr>
-        <w:t>]</w:t>
-      </w:r>
-      <w:r>
-        <w:t xml:space="preserve"> &gt;</w:t>
-      </w:r>
-      <w:proofErr w:type="gramEnd"/>
-      <w:r>
-        <w:t xml:space="preserve"> </w:t>
+        <w:t>[Скриншот: страница загрузки Geant4 в браузере]</w:t>
+      </w:r>
+      <w:r>
+        <w:t xml:space="preserve"> &gt; </w:t>
       </w:r>
       <w:r>
         <w:rPr>
           <w:i/>
         </w:rPr>
-        <w:t>— страница geant4.web.cern.ch/</w:t>
-      </w:r>
-      <w:proofErr w:type="spellStart"/>
+        <w:t xml:space="preserve">— страница geant4.web.cern.ch/download/11.4.1, виден раздел </w:t>
+      </w:r>
       <w:r>
         <w:rPr>
           <w:i/>
         </w:rPr>
-        <w:t>download</w:t>
-      </w:r>
-      <w:proofErr w:type="spellEnd"/>
-      <w:r>
-        <w:rPr>
-          <w:i/>
-        </w:rPr>
-        <w:t xml:space="preserve">/11.4.1, виден раздел </w:t>
-      </w:r>
-      <w:proofErr w:type="spellStart"/>
-      <w:r>
-        <w:rPr>
-          <w:i/>
-        </w:rPr>
-        <w:t>Binary</w:t>
-      </w:r>
-      <w:proofErr w:type="spellEnd"/>
-      <w:r>
-        <w:rPr>
-          <w:i/>
-        </w:rPr>
-        <w:t xml:space="preserve"> </w:t>
-      </w:r>
-      <w:proofErr w:type="spellStart"/>
-      <w:r>
-        <w:rPr>
-          <w:i/>
-        </w:rPr>
-        <w:t>releases</w:t>
-      </w:r>
-      <w:proofErr w:type="spellEnd"/>
-      <w:r>
-        <w:rPr>
-          <w:i/>
-        </w:rPr>
-        <w:t xml:space="preserve"> и кнопка </w:t>
-      </w:r>
-      <w:proofErr w:type="spellStart"/>
-      <w:r>
-        <w:rPr>
-          <w:i/>
-        </w:rPr>
-        <w:t>Download</w:t>
-      </w:r>
-      <w:proofErr w:type="spellEnd"/>
-      <w:r>
-        <w:rPr>
-          <w:i/>
-        </w:rPr>
-        <w:t xml:space="preserve"> </w:t>
-      </w:r>
-      <w:proofErr w:type="spellStart"/>
-      <w:r>
-        <w:rPr>
-          <w:i/>
-        </w:rPr>
-        <w:t>exe</w:t>
-      </w:r>
-      <w:proofErr w:type="spellEnd"/>
-      <w:r>
-        <w:rPr>
-          <w:i/>
-        </w:rPr>
-        <w:t xml:space="preserve"> в строке Windows.</w:t>
+        <w:t>Binary releases и кнопка Download exe в строке Windows.</w:t>
       </w:r>
     </w:p>
     <w:p>
@@ -3152,42 +3169,14 @@
       <w:r>
         <w:t xml:space="preserve"> → кнопка </w:t>
       </w:r>
-      <w:proofErr w:type="spellStart"/>
       <w:r>
         <w:rPr>
           <w:b/>
         </w:rPr>
-        <w:t>Download</w:t>
-      </w:r>
-      <w:proofErr w:type="spellEnd"/>
-      <w:r>
-        <w:rPr>
-          <w:b/>
-        </w:rPr>
-        <w:t xml:space="preserve"> </w:t>
-      </w:r>
-      <w:proofErr w:type="spellStart"/>
-      <w:r>
-        <w:rPr>
-          <w:b/>
-        </w:rPr>
-        <w:t>exe</w:t>
-      </w:r>
-      <w:proofErr w:type="spellEnd"/>
-      <w:r>
-        <w:t xml:space="preserve"> (прямая ссылка: </w:t>
-      </w:r>
-      <w:hyperlink r:id="rId7">
-        <w:r>
-          <w:rPr>
-            <w:color w:val="0563C1"/>
-            <w:u w:val="single"/>
-          </w:rPr>
-          <w:t>https://cern.ch/geant4-data/releases/lib4.11.4.p01/WIN64-VC17.11.4-11.exe</w:t>
-        </w:r>
-      </w:hyperlink>
-      <w:r>
-        <w:t>). Файл большой — скачивание может занять продолжительное время.</w:t>
+        <w:t>Download exe</w:t>
+      </w:r>
+      <w:r>
+        <w:t>.</w:t>
       </w:r>
     </w:p>
     <w:p>
@@ -3227,7 +3216,13 @@
           <w:b/>
         </w:rPr>
         <w:tab/>
-        <w:t>Единственное, на что стоит обратить внимание, — каталог установки.</w:t>
+        <w:t>На что обратить вниман</w:t>
+      </w:r>
+      <w:r>
+        <w:rPr>
+          <w:b/>
+        </w:rPr>
+        <w:t>ие — каталог установки.</w:t>
       </w:r>
       <w:r>
         <w:t xml:space="preserve"> Укажите простой путь без пробелов и без кириллицы, например:</w:t>
@@ -3244,7 +3239,7 @@
           <w:rFonts w:ascii="Consolas" w:hAnsi="Consolas" w:cs="Consolas"/>
           <w:sz w:val="18"/>
         </w:rPr>
-        <w:t xml:space="preserve">   C:\Geant4\geant4_11.4.1</w:t>
+        <w:t xml:space="preserve">   C:\Geant4</w:t>
       </w:r>
     </w:p>
     <w:p>
@@ -3255,27 +3250,16 @@
         <w:rPr>
           <w:b/>
         </w:rPr>
-        <w:t>[Скриншот: окно установщика Geant4 с выбором каталога</w:t>
-      </w:r>
-      <w:proofErr w:type="gramStart"/>
-      <w:r>
-        <w:rPr>
-          <w:b/>
-        </w:rPr>
-        <w:t>]</w:t>
-      </w:r>
-      <w:r>
-        <w:t xml:space="preserve"> &gt;</w:t>
-      </w:r>
-      <w:proofErr w:type="gramEnd"/>
-      <w:r>
-        <w:t xml:space="preserve"> </w:t>
+        <w:t>[Скриншот: окно установщика Geant4 с выбором каталога]</w:t>
+      </w:r>
+      <w:r>
+        <w:t xml:space="preserve"> &gt; </w:t>
       </w:r>
       <w:r>
         <w:rPr>
           <w:i/>
         </w:rPr>
-        <w:t>— шаг установки, где вводится путь C:\Geant4\geant4_11.4.1.</w:t>
+        <w:t>— шаг установки, где вводится путь C:\Geant4.</w:t>
       </w:r>
     </w:p>
     <w:p>
@@ -3294,17 +3278,42 @@
           <w:b/>
         </w:rPr>
         <w:tab/>
-      </w:r>
-      <w:r>
-        <w:t>Состав компонентов оставьте по умолчанию. Примеры (</w:t>
-      </w:r>
-      <w:proofErr w:type="spellStart"/>
-      <w:r>
-        <w:t>Examples</w:t>
-      </w:r>
-      <w:proofErr w:type="spellEnd"/>
-      <w:r>
-        <w:t>) можно отключить — они не нужны.</w:t>
+        <w:t>В одном из окон установщика есть предложение добав</w:t>
+      </w:r>
+      <w:r>
+        <w:rPr>
+          <w:b/>
+        </w:rPr>
+        <w:t>ить Geant4 в переменные системы Windows (PATH) — обязательно отметьте его.</w:t>
+      </w:r>
+      <w:r>
+        <w:t xml:space="preserve"> Без этой опции система не узнает, где стоит Geant4, и программа его не найдёт.</w:t>
+      </w:r>
+    </w:p>
+    <w:p>
+      <w:r>
+        <w:t xml:space="preserve">&gt; </w:t>
+      </w:r>
+      <w:r>
+        <w:rPr>
+          <w:b/>
+        </w:rPr>
+        <w:t>[Скриншот: окно установщика Geant4 с опцией добавления в PATH]</w:t>
+      </w:r>
+      <w:r>
+        <w:t xml:space="preserve"> &gt; </w:t>
+      </w:r>
+      <w:r>
+        <w:rPr>
+          <w:i/>
+        </w:rPr>
+        <w:t xml:space="preserve">— шаг установки, отмечена </w:t>
+      </w:r>
+      <w:r>
+        <w:rPr>
+          <w:i/>
+        </w:rPr>
+        <w:t>опция добавления Geant4 в PATH.</w:t>
       </w:r>
     </w:p>
     <w:p>
@@ -3325,40 +3334,1130 @@
         <w:tab/>
       </w:r>
       <w:r>
-        <w:t xml:space="preserve">Дождитесь завершения установки и нажмите </w:t>
-      </w:r>
-      <w:proofErr w:type="spellStart"/>
-      <w:r>
-        <w:t>Finish</w:t>
-      </w:r>
-      <w:proofErr w:type="spellEnd"/>
+        <w:t>Состав компонентов оставьте по умолчанию.</w:t>
+      </w:r>
+    </w:p>
+    <w:p>
+      <w:pPr>
+        <w:spacing w:after="40"/>
+        <w:ind w:left="510" w:hanging="510"/>
+      </w:pPr>
+      <w:r>
+        <w:rPr>
+          <w:b/>
+        </w:rPr>
+        <w:t>7.</w:t>
+      </w:r>
+      <w:r>
+        <w:rPr>
+          <w:b/>
+        </w:rPr>
+        <w:tab/>
+      </w:r>
+      <w:r>
+        <w:t>Дождитесь завершения установки и нажмите Finish.</w:t>
+      </w:r>
+    </w:p>
+    <w:p>
+      <w:r>
+        <w:rPr>
+          <w:b/>
+        </w:rPr>
+        <w:t>После полной установки перезагрузите компьютер</w:t>
+      </w:r>
+      <w:r>
+        <w:t xml:space="preserve"> — это гарантирует, что все изменения (в том числе PATH) вступят в силу.</w:t>
+      </w:r>
+    </w:p>
+    <w:p>
+      <w:pPr>
+        <w:pStyle w:val="21"/>
+      </w:pPr>
+      <w:bookmarkStart w:id="4" w:name="_Toc243409793"/>
+      <w:r>
+        <w:t>3.2. Установка пакетов данных Geant4</w:t>
+      </w:r>
+      <w:bookmarkEnd w:id="4"/>
+    </w:p>
+    <w:p>
+      <w:r>
+        <w:t>Geant4 работает не сама — ей нужны таблицы физических данных: схемы распада, уровни дочерних ядер, сечения взаимодействий частиц. Они распространя</w:t>
+      </w:r>
+      <w:r>
+        <w:t>ются отдельными пакетами.</w:t>
+      </w:r>
+    </w:p>
+    <w:p>
+      <w:r>
+        <w:rPr>
+          <w:b/>
+        </w:rPr>
+        <w:t>Что скачать.</w:t>
+      </w:r>
+      <w:r>
+        <w:t xml:space="preserve"> Для работы программы критичны пять пакетов (версии указаны для Geant4 11.4.1):</w:t>
+      </w:r>
+    </w:p>
+    <w:tbl>
+      <w:tblPr>
+        <w:tblStyle w:val="-11"/>
+        <w:tblW w:w="0" w:type="auto"/>
+        <w:jc w:val="center"/>
+        <w:tblLook w:val="04A0" w:firstRow="1" w:lastRow="0" w:firstColumn="1" w:lastColumn="0" w:noHBand="0" w:noVBand="1"/>
+      </w:tblPr>
+      <w:tblGrid>
+        <w:gridCol w:w="5128"/>
+        <w:gridCol w:w="5128"/>
+      </w:tblGrid>
+      <w:tr>
+        <w:trPr>
+          <w:cnfStyle w:val="100000000000" w:firstRow="1" w:lastRow="0" w:firstColumn="0" w:lastColumn="0" w:oddVBand="0" w:evenVBand="0" w:oddHBand="0" w:evenHBand="0" w:firstRowFirstColumn="0" w:firstRowLastColumn="0" w:lastRowFirstColumn="0" w:lastRowLastColumn="0"/>
+          <w:tblHeader/>
+          <w:jc w:val="center"/>
+        </w:trPr>
+        <w:tc>
+          <w:tcPr>
+            <w:cnfStyle w:val="001000000000" w:firstRow="0" w:lastRow="0" w:firstColumn="1" w:lastColumn="0" w:oddVBand="0" w:evenVBand="0" w:oddHBand="0" w:evenHBand="0" w:firstRowFirstColumn="0" w:firstRowLastColumn="0" w:lastRowFirstColumn="0" w:lastRowLastColumn="0"/>
+            <w:tcW w:w="5128" w:type="dxa"/>
+          </w:tcPr>
+          <w:p>
+            <w:pPr>
+              <w:spacing w:after="40"/>
+            </w:pPr>
+            <w:r>
+              <w:lastRenderedPageBreak/>
+              <w:t>Пакет</w:t>
+            </w:r>
+          </w:p>
+        </w:tc>
+        <w:tc>
+          <w:tcPr>
+            <w:tcW w:w="5128" w:type="dxa"/>
+          </w:tcPr>
+          <w:p>
+            <w:pPr>
+              <w:spacing w:after="40"/>
+              <w:cnfStyle w:val="100000000000" w:firstRow="1" w:lastRow="0" w:firstColumn="0" w:lastColumn="0" w:oddVBand="0" w:evenVBand="0" w:oddHBand="0" w:evenHBand="0" w:firstRowFirstColumn="0" w:firstRowLastColumn="0" w:lastRowFirstColumn="0" w:lastRowLastColumn="0"/>
+            </w:pPr>
+            <w:r>
+              <w:t>Ссылка для скачивания</w:t>
+            </w:r>
+          </w:p>
+        </w:tc>
+      </w:tr>
+      <w:tr>
+        <w:trPr>
+          <w:cnfStyle w:val="000000100000" w:firstRow="0" w:lastRow="0" w:firstColumn="0" w:lastColumn="0" w:oddVBand="0" w:evenVBand="0" w:oddHBand="1" w:evenHBand="0" w:firstRowFirstColumn="0" w:firstRowLastColumn="0" w:lastRowFirstColumn="0" w:lastRowLastColumn="0"/>
+          <w:jc w:val="center"/>
+        </w:trPr>
+        <w:tc>
+          <w:tcPr>
+            <w:cnfStyle w:val="001000000000" w:firstRow="0" w:lastRow="0" w:firstColumn="1" w:lastColumn="0" w:oddVBand="0" w:evenVBand="0" w:oddHBand="0" w:evenHBand="0" w:firstRowFirstColumn="0" w:firstRowLastColumn="0" w:lastRowFirstColumn="0" w:lastRowLastColumn="0"/>
+            <w:tcW w:w="5128" w:type="dxa"/>
+          </w:tcPr>
+          <w:p>
+            <w:pPr>
+              <w:spacing w:after="40"/>
+            </w:pPr>
+            <w:r>
+              <w:t>G4EMLOW.8.8</w:t>
+            </w:r>
+          </w:p>
+        </w:tc>
+        <w:tc>
+          <w:tcPr>
+            <w:tcW w:w="5128" w:type="dxa"/>
+          </w:tcPr>
+          <w:p>
+            <w:pPr>
+              <w:spacing w:after="40"/>
+              <w:cnfStyle w:val="000000100000" w:firstRow="0" w:lastRow="0" w:firstColumn="0" w:lastColumn="0" w:oddVBand="0" w:evenVBand="0" w:oddHBand="1" w:evenHBand="0" w:firstRowFirstColumn="0" w:firstRowLastColumn="0" w:lastRowFirstColumn="0" w:lastRowLastColumn="0"/>
+            </w:pPr>
+            <w:hyperlink r:id="rId7">
+              <w:r>
+                <w:rPr>
+                  <w:color w:val="0563C1"/>
+                  <w:u w:val="single"/>
+                </w:rPr>
+                <w:t>https://cern.ch/geant4</w:t>
+              </w:r>
+              <w:r>
+                <w:rPr>
+                  <w:color w:val="0563C1"/>
+                  <w:u w:val="single"/>
+                </w:rPr>
+                <w:t>-data/datasets/G4EMLOW.8.8.tar.gz</w:t>
+              </w:r>
+            </w:hyperlink>
+          </w:p>
+        </w:tc>
+      </w:tr>
+      <w:tr>
+        <w:trPr>
+          <w:cnfStyle w:val="000000010000" w:firstRow="0" w:lastRow="0" w:firstColumn="0" w:lastColumn="0" w:oddVBand="0" w:evenVBand="0" w:oddHBand="0" w:evenHBand="1" w:firstRowFirstColumn="0" w:firstRowLastColumn="0" w:lastRowFirstColumn="0" w:lastRowLastColumn="0"/>
+          <w:jc w:val="center"/>
+        </w:trPr>
+        <w:tc>
+          <w:tcPr>
+            <w:cnfStyle w:val="001000000000" w:firstRow="0" w:lastRow="0" w:firstColumn="1" w:lastColumn="0" w:oddVBand="0" w:evenVBand="0" w:oddHBand="0" w:evenHBand="0" w:firstRowFirstColumn="0" w:firstRowLastColumn="0" w:lastRowFirstColumn="0" w:lastRowLastColumn="0"/>
+            <w:tcW w:w="5128" w:type="dxa"/>
+          </w:tcPr>
+          <w:p>
+            <w:pPr>
+              <w:spacing w:after="40"/>
+            </w:pPr>
+            <w:r>
+              <w:t>G4RadioactiveDecay.6.1.2</w:t>
+            </w:r>
+          </w:p>
+        </w:tc>
+        <w:tc>
+          <w:tcPr>
+            <w:tcW w:w="5128" w:type="dxa"/>
+          </w:tcPr>
+          <w:p>
+            <w:pPr>
+              <w:spacing w:after="40"/>
+              <w:cnfStyle w:val="000000010000" w:firstRow="0" w:lastRow="0" w:firstColumn="0" w:lastColumn="0" w:oddVBand="0" w:evenVBand="0" w:oddHBand="0" w:evenHBand="1" w:firstRowFirstColumn="0" w:firstRowLastColumn="0" w:lastRowFirstColumn="0" w:lastRowLastColumn="0"/>
+            </w:pPr>
+            <w:hyperlink r:id="rId8">
+              <w:r>
+                <w:rPr>
+                  <w:color w:val="0563C1"/>
+                  <w:u w:val="single"/>
+                </w:rPr>
+                <w:t>https://cern.ch/geant4-data/datasets/G4RadioactiveDecay.6.1.2.tar.gz</w:t>
+              </w:r>
+            </w:hyperlink>
+          </w:p>
+        </w:tc>
+      </w:tr>
+      <w:tr>
+        <w:trPr>
+          <w:cnfStyle w:val="000000100000" w:firstRow="0" w:lastRow="0" w:firstColumn="0" w:lastColumn="0" w:oddVBand="0" w:evenVBand="0" w:oddHBand="1" w:evenHBand="0" w:firstRowFirstColumn="0" w:firstRowLastColumn="0" w:lastRowFirstColumn="0" w:lastRowLastColumn="0"/>
+          <w:jc w:val="center"/>
+        </w:trPr>
+        <w:tc>
+          <w:tcPr>
+            <w:cnfStyle w:val="001000000000" w:firstRow="0" w:lastRow="0" w:firstColumn="1" w:lastColumn="0" w:oddVBand="0" w:evenVBand="0" w:oddHBand="0" w:evenHBand="0" w:firstRowFirstColumn="0" w:firstRowLastColumn="0" w:lastRowFirstColumn="0" w:lastRowLastColumn="0"/>
+            <w:tcW w:w="5128" w:type="dxa"/>
+          </w:tcPr>
+          <w:p>
+            <w:pPr>
+              <w:spacing w:after="40"/>
+            </w:pPr>
+            <w:r>
+              <w:t>G4PhotonEvaporation.6.1.2</w:t>
+            </w:r>
+          </w:p>
+        </w:tc>
+        <w:tc>
+          <w:tcPr>
+            <w:tcW w:w="5128" w:type="dxa"/>
+          </w:tcPr>
+          <w:p>
+            <w:pPr>
+              <w:spacing w:after="40"/>
+              <w:cnfStyle w:val="000000100000" w:firstRow="0" w:lastRow="0" w:firstColumn="0" w:lastColumn="0" w:oddVBand="0" w:evenVBand="0" w:oddHBand="1" w:evenHBand="0" w:firstRowFirstColumn="0" w:firstRowLastColumn="0" w:lastRowFirstColumn="0" w:lastRowLastColumn="0"/>
+            </w:pPr>
+            <w:hyperlink r:id="rId9">
+              <w:r>
+                <w:rPr>
+                  <w:color w:val="0563C1"/>
+                  <w:u w:val="single"/>
+                </w:rPr>
+                <w:t>https://cern.ch/geant4-data/datasets/G4PhotonEvaporation.6.1.2.tar.gz</w:t>
+              </w:r>
+            </w:hyperlink>
+          </w:p>
+        </w:tc>
+      </w:tr>
+      <w:tr>
+        <w:trPr>
+          <w:cnfStyle w:val="000000010000" w:firstRow="0" w:lastRow="0" w:firstColumn="0" w:lastColumn="0" w:oddVBand="0" w:evenVBand="0" w:oddHBand="0" w:evenHBand="1" w:firstRowFirstColumn="0" w:firstRowLastColumn="0" w:lastRowFirstColumn="0" w:lastRowLastColumn="0"/>
+          <w:jc w:val="center"/>
+        </w:trPr>
+        <w:tc>
+          <w:tcPr>
+            <w:cnfStyle w:val="001000000000" w:firstRow="0" w:lastRow="0" w:firstColumn="1" w:lastColumn="0" w:oddVBand="0" w:evenVBand="0" w:oddHBand="0" w:evenHBand="0" w:firstRowFirstColumn="0" w:firstRowLastColumn="0" w:lastRowFirstColumn="0" w:lastRowLastColumn="0"/>
+            <w:tcW w:w="5128" w:type="dxa"/>
+          </w:tcPr>
+          <w:p>
+            <w:pPr>
+              <w:spacing w:after="40"/>
+            </w:pPr>
+            <w:r>
+              <w:t>G4ENSDFSTATE.3.0</w:t>
+            </w:r>
+          </w:p>
+        </w:tc>
+        <w:tc>
+          <w:tcPr>
+            <w:tcW w:w="5128" w:type="dxa"/>
+          </w:tcPr>
+          <w:p>
+            <w:pPr>
+              <w:spacing w:after="40"/>
+              <w:cnfStyle w:val="000000010000" w:firstRow="0" w:lastRow="0" w:firstColumn="0" w:lastColumn="0" w:oddVBand="0" w:evenVBand="0" w:oddHBand="0" w:evenHBand="1" w:firstRowFirstColumn="0" w:firstRowLastColumn="0" w:lastRowFirstColumn="0" w:lastRowLastColumn="0"/>
+            </w:pPr>
+            <w:hyperlink r:id="rId10">
+              <w:r>
+                <w:rPr>
+                  <w:color w:val="0563C1"/>
+                  <w:u w:val="single"/>
+                </w:rPr>
+                <w:t>https://cern.ch/geant4-data/datasets/G4ENSDFSTATE.3.0.tar.gz</w:t>
+              </w:r>
+            </w:hyperlink>
+          </w:p>
+        </w:tc>
+      </w:tr>
+      <w:tr>
+        <w:trPr>
+          <w:cnfStyle w:val="000000100000" w:firstRow="0" w:lastRow="0" w:firstColumn="0" w:lastColumn="0" w:oddVBand="0" w:evenVBand="0" w:oddHBand="1" w:evenHBand="0" w:firstRowFirstColumn="0" w:firstRowLastColumn="0" w:lastRowFirstColumn="0" w:lastRowLastColumn="0"/>
+          <w:jc w:val="center"/>
+        </w:trPr>
+        <w:tc>
+          <w:tcPr>
+            <w:cnfStyle w:val="001000000000" w:firstRow="0" w:lastRow="0" w:firstColumn="1" w:lastColumn="0" w:oddVBand="0" w:evenVBand="0" w:oddHBand="0" w:evenHBand="0" w:firstRowFirstColumn="0" w:firstRowLastColumn="0" w:lastRowFirstColumn="0" w:lastRowLastColumn="0"/>
+            <w:tcW w:w="5128" w:type="dxa"/>
+          </w:tcPr>
+          <w:p>
+            <w:pPr>
+              <w:spacing w:after="40"/>
+            </w:pPr>
+            <w:r>
+              <w:t>G4PARTICLEXS.4.2</w:t>
+            </w:r>
+          </w:p>
+        </w:tc>
+        <w:tc>
+          <w:tcPr>
+            <w:tcW w:w="5128" w:type="dxa"/>
+          </w:tcPr>
+          <w:p>
+            <w:pPr>
+              <w:spacing w:after="40"/>
+              <w:cnfStyle w:val="000000100000" w:firstRow="0" w:lastRow="0" w:firstColumn="0" w:lastColumn="0" w:oddVBand="0" w:evenVBand="0" w:oddHBand="1" w:evenHBand="0" w:firstRowFirstColumn="0" w:firstRowLastColumn="0" w:lastRowFirstColumn="0" w:lastRowLastColumn="0"/>
+            </w:pPr>
+            <w:hyperlink r:id="rId11">
+              <w:r>
+                <w:rPr>
+                  <w:color w:val="0563C1"/>
+                  <w:u w:val="single"/>
+                </w:rPr>
+                <w:t>https://cern.ch/gea</w:t>
+              </w:r>
+              <w:r>
+                <w:rPr>
+                  <w:color w:val="0563C1"/>
+                  <w:u w:val="single"/>
+                </w:rPr>
+                <w:t>nt4-data/datasets/G4PARTICLEXS.4.2.tar.gz</w:t>
+              </w:r>
+            </w:hyperlink>
+          </w:p>
+        </w:tc>
+      </w:tr>
+    </w:tbl>
+    <w:p>
+      <w:pPr>
+        <w:spacing w:after="80"/>
+      </w:pPr>
+    </w:p>
+    <w:p>
+      <w:r>
+        <w:t xml:space="preserve">Полный список пакетов Geant4 (остальные для работы программы не обязательны) — на странице </w:t>
+      </w:r>
+      <w:hyperlink r:id="rId12">
+        <w:r>
+          <w:rPr>
+            <w:color w:val="0563C1"/>
+            <w:u w:val="single"/>
+          </w:rPr>
+          <w:t>https://geant4.web.cern.ch/download/11.4.1.html</w:t>
+        </w:r>
+      </w:hyperlink>
+      <w:r>
+        <w:t>, разде</w:t>
+      </w:r>
+      <w:r>
+        <w:t xml:space="preserve">л </w:t>
+      </w:r>
+      <w:r>
+        <w:rPr>
+          <w:b/>
+        </w:rPr>
+        <w:t>Datasets</w:t>
+      </w:r>
       <w:r>
         <w:t>.</w:t>
       </w:r>
     </w:p>
     <w:p>
       <w:r>
-        <w:t xml:space="preserve">Установщик </w:t>
-      </w:r>
-      <w:r>
         <w:rPr>
           <w:b/>
         </w:rPr>
-        <w:t>сам</w:t>
-      </w:r>
-      <w:r>
-        <w:t xml:space="preserve"> настраивает систему: добавляет Geant4 в PATH и создаёт все необходимые переменные с данными распадов. Ничего дописывать вручную не нужно.</w:t>
-      </w:r>
-    </w:p>
-    <w:p>
+        <w:t>Порядок действий:</w:t>
+      </w:r>
+    </w:p>
+    <w:p>
+      <w:pPr>
+        <w:spacing w:after="40"/>
+        <w:ind w:left="510" w:hanging="510"/>
+      </w:pPr>
       <w:r>
         <w:rPr>
           <w:b/>
         </w:rPr>
-        <w:t>После установки Geant4 рекомендуется перезагрузить компьютер</w:t>
-      </w:r>
-      <w:r>
-        <w:t xml:space="preserve"> — это гарантирует, что все изменения вступят в силу.</w:t>
+        <w:t>1.</w:t>
+      </w:r>
+      <w:r>
+        <w:rPr>
+          <w:b/>
+        </w:rPr>
+        <w:tab/>
+      </w:r>
+      <w:r>
+        <w:t xml:space="preserve">Скачайте пять файлов из таблицы выше — по каждой ссылке браузер начнёт загрузку файла </w:t>
+      </w:r>
+      <w:r>
+        <w:rPr>
+          <w:rFonts w:ascii="Consolas" w:hAnsi="Consolas" w:cs="Consolas"/>
+          <w:sz w:val="18"/>
+          <w:shd w:val="clear" w:color="auto" w:fill="F4F4F4"/>
+        </w:rPr>
+        <w:t>.tar.gz</w:t>
+      </w:r>
+      <w:r>
+        <w:t>.</w:t>
+      </w:r>
+    </w:p>
+    <w:p>
+      <w:pPr>
+        <w:spacing w:after="40"/>
+        <w:ind w:left="510" w:hanging="510"/>
+      </w:pPr>
+      <w:r>
+        <w:rPr>
+          <w:b/>
+        </w:rPr>
+        <w:t>2.</w:t>
+      </w:r>
+      <w:r>
+        <w:rPr>
+          <w:b/>
+        </w:rPr>
+        <w:tab/>
+      </w:r>
+      <w:r>
+        <w:t xml:space="preserve">Положите скачанные файлы </w:t>
+      </w:r>
+      <w:r>
+        <w:rPr>
+          <w:b/>
+        </w:rPr>
+        <w:t>рядом с `install_data.bat`</w:t>
+      </w:r>
+      <w:r>
+        <w:t xml:space="preserve"> — то есть в папку программы (туда, где лежат </w:t>
+      </w:r>
+      <w:r>
+        <w:rPr>
+          <w:rFonts w:ascii="Consolas" w:hAnsi="Consolas" w:cs="Consolas"/>
+          <w:sz w:val="18"/>
+          <w:shd w:val="clear" w:color="auto" w:fill="F4F4F4"/>
+        </w:rPr>
+        <w:t>start.bat</w:t>
+      </w:r>
+      <w:r>
+        <w:t xml:space="preserve"> и </w:t>
+      </w:r>
+      <w:r>
+        <w:rPr>
+          <w:rFonts w:ascii="Consolas" w:hAnsi="Consolas" w:cs="Consolas"/>
+          <w:sz w:val="18"/>
+          <w:shd w:val="clear" w:color="auto" w:fill="F4F4F4"/>
+        </w:rPr>
+        <w:t>program_b.py</w:t>
+      </w:r>
+      <w:r>
+        <w:t>). В</w:t>
+      </w:r>
+      <w:r>
+        <w:t xml:space="preserve"> папке «Загрузки» их оставлять не нужно.</w:t>
+      </w:r>
+    </w:p>
+    <w:p>
+      <w:pPr>
+        <w:spacing w:after="40"/>
+        <w:ind w:left="510" w:hanging="510"/>
+      </w:pPr>
+      <w:r>
+        <w:rPr>
+          <w:b/>
+        </w:rPr>
+        <w:t>3.</w:t>
+      </w:r>
+      <w:r>
+        <w:rPr>
+          <w:b/>
+        </w:rPr>
+        <w:tab/>
+      </w:r>
+      <w:r>
+        <w:t xml:space="preserve">Дважды щёлкните по файлу </w:t>
+      </w:r>
+      <w:r>
+        <w:rPr>
+          <w:rFonts w:ascii="Consolas" w:hAnsi="Consolas" w:cs="Consolas"/>
+          <w:sz w:val="18"/>
+          <w:shd w:val="clear" w:color="auto" w:fill="F4F4F4"/>
+        </w:rPr>
+        <w:t>install_data.bat</w:t>
+      </w:r>
+      <w:r>
+        <w:t xml:space="preserve"> — он распакует пакеты и сам пропишет переменные среды Windows. При первом запуске Windows может показать предупреждение «Windows защищена от запуска незнакомых приложений» — нажмите «Всё равно запустить».</w:t>
+      </w:r>
+    </w:p>
+    <w:p>
+      <w:pPr>
+        <w:spacing w:after="40"/>
+        <w:ind w:left="510" w:hanging="510"/>
+      </w:pPr>
+      <w:r>
+        <w:rPr>
+          <w:b/>
+        </w:rPr>
+        <w:t>4.</w:t>
+      </w:r>
+      <w:r>
+        <w:rPr>
+          <w:b/>
+        </w:rPr>
+        <w:tab/>
+      </w:r>
+      <w:r>
+        <w:t>Дождитесь конца: в конце должно появиться сообщ</w:t>
+      </w:r>
+      <w:r>
+        <w:t xml:space="preserve">ение </w:t>
+      </w:r>
+      <w:r>
+        <w:rPr>
+          <w:rFonts w:ascii="Consolas" w:hAnsi="Consolas" w:cs="Consolas"/>
+          <w:sz w:val="18"/>
+          <w:shd w:val="clear" w:color="auto" w:fill="F4F4F4"/>
+        </w:rPr>
+        <w:t>Готово: установлено 5 из 5 пакетов.</w:t>
+      </w:r>
+      <w:r>
+        <w:t xml:space="preserve"> Если каких-то пакетов не хватило — экран покажет перечень с ссылками: скачайте недостающие файлы, положите рядом с </w:t>
+      </w:r>
+      <w:r>
+        <w:rPr>
+          <w:rFonts w:ascii="Consolas" w:hAnsi="Consolas" w:cs="Consolas"/>
+          <w:sz w:val="18"/>
+          <w:shd w:val="clear" w:color="auto" w:fill="F4F4F4"/>
+        </w:rPr>
+        <w:t>install_data.bat</w:t>
+      </w:r>
+      <w:r>
+        <w:t xml:space="preserve"> и запустите его ещё раз.</w:t>
+      </w:r>
+    </w:p>
+    <w:p>
+      <w:pPr>
+        <w:spacing w:after="40"/>
+        <w:ind w:left="510" w:hanging="510"/>
+      </w:pPr>
+      <w:r>
+        <w:rPr>
+          <w:b/>
+        </w:rPr>
+        <w:t>5.</w:t>
+      </w:r>
+      <w:r>
+        <w:rPr>
+          <w:b/>
+        </w:rPr>
+        <w:tab/>
+      </w:r>
+      <w:r>
+        <w:t xml:space="preserve">Запустите </w:t>
+      </w:r>
+      <w:r>
+        <w:rPr>
+          <w:rFonts w:ascii="Consolas" w:hAnsi="Consolas" w:cs="Consolas"/>
+          <w:sz w:val="18"/>
+          <w:shd w:val="clear" w:color="auto" w:fill="F4F4F4"/>
+        </w:rPr>
+        <w:t>start.bat</w:t>
+      </w:r>
+      <w:r>
+        <w:t xml:space="preserve"> (раздел 5.3) — откроется окно прогр</w:t>
+      </w:r>
+      <w:r>
+        <w:t>аммы.</w:t>
+      </w:r>
+    </w:p>
+    <w:p>
+      <w:r>
+        <w:t xml:space="preserve">Пример вывода </w:t>
+      </w:r>
+      <w:r>
+        <w:rPr>
+          <w:rFonts w:ascii="Consolas" w:hAnsi="Consolas" w:cs="Consolas"/>
+          <w:sz w:val="18"/>
+          <w:shd w:val="clear" w:color="auto" w:fill="F4F4F4"/>
+        </w:rPr>
+        <w:t>install_data.bat</w:t>
+      </w:r>
+      <w:r>
+        <w:t>:</w:t>
+      </w:r>
+    </w:p>
+    <w:p>
+      <w:pPr>
+        <w:keepNext/>
+        <w:shd w:val="clear" w:color="auto" w:fill="F4F4F4"/>
+        <w:spacing w:before="120" w:after="0" w:line="240" w:lineRule="auto"/>
+        <w:ind w:left="227"/>
+      </w:pPr>
+      <w:r>
+        <w:rPr>
+          <w:rFonts w:ascii="Consolas" w:hAnsi="Consolas" w:cs="Consolas"/>
+          <w:sz w:val="18"/>
+        </w:rPr>
+        <w:t>=============================================================</w:t>
+      </w:r>
+    </w:p>
+    <w:p>
+      <w:pPr>
+        <w:keepNext/>
+        <w:shd w:val="clear" w:color="auto" w:fill="F4F4F4"/>
+        <w:spacing w:after="0" w:line="240" w:lineRule="auto"/>
+        <w:ind w:left="227"/>
+      </w:pPr>
+      <w:r>
+        <w:rPr>
+          <w:rFonts w:ascii="Consolas" w:hAnsi="Consolas" w:cs="Consolas"/>
+          <w:sz w:val="18"/>
+        </w:rPr>
+        <w:t xml:space="preserve"> Установка пакетов данных Geant4 11.4.1</w:t>
+      </w:r>
+    </w:p>
+    <w:p>
+      <w:pPr>
+        <w:keepNext/>
+        <w:shd w:val="clear" w:color="auto" w:fill="F4F4F4"/>
+        <w:spacing w:after="0" w:line="240" w:lineRule="auto"/>
+        <w:ind w:left="227"/>
+      </w:pPr>
+      <w:r>
+        <w:rPr>
+          <w:rFonts w:ascii="Consolas" w:hAnsi="Consolas" w:cs="Consolas"/>
+          <w:sz w:val="18"/>
+        </w:rPr>
+        <w:t xml:space="preserve"> Папка назначения: C:\Geant4\Geant4-11.4.1\data</w:t>
+      </w:r>
+    </w:p>
+    <w:p>
+      <w:pPr>
+        <w:keepNext/>
+        <w:shd w:val="clear" w:color="auto" w:fill="F4F4F4"/>
+        <w:spacing w:after="0" w:line="240" w:lineRule="auto"/>
+        <w:ind w:left="227"/>
+      </w:pPr>
+      <w:r>
+        <w:rPr>
+          <w:rFonts w:ascii="Consolas" w:hAnsi="Consolas" w:cs="Consolas"/>
+          <w:sz w:val="18"/>
+        </w:rPr>
+        <w:t>=============================================================</w:t>
+      </w:r>
+    </w:p>
+    <w:p>
+      <w:pPr>
+        <w:keepNext/>
+        <w:shd w:val="clear" w:color="auto" w:fill="F4F4F4"/>
+        <w:spacing w:after="0" w:line="240" w:lineRule="auto"/>
+        <w:ind w:left="227"/>
+      </w:pPr>
+      <w:r>
+        <w:rPr>
+          <w:rFonts w:ascii="Consolas" w:hAnsi="Consolas" w:cs="Consolas"/>
+          <w:sz w:val="18"/>
+        </w:rPr>
+        <w:t xml:space="preserve">  [распаковано] G4EMLOW.8.8 - папка: ...\Geant4-11.4.1\data\G4EMLOW8.8</w:t>
+      </w:r>
+    </w:p>
+    <w:p>
+      <w:pPr>
+        <w:keepNext/>
+        <w:shd w:val="clear" w:color="auto" w:fill="F4F4F4"/>
+        <w:spacing w:after="0" w:line="240" w:lineRule="auto"/>
+        <w:ind w:left="227"/>
+      </w:pPr>
+      <w:r>
+        <w:rPr>
+          <w:rFonts w:ascii="Consolas" w:hAnsi="Consolas" w:cs="Consolas"/>
+          <w:sz w:val="18"/>
+        </w:rPr>
+        <w:t xml:space="preserve">  ...</w:t>
+      </w:r>
+    </w:p>
+    <w:p>
+      <w:pPr>
+        <w:keepNext/>
+        <w:shd w:val="clear" w:color="auto" w:fill="F4F4F4"/>
+        <w:spacing w:after="0" w:line="240" w:lineRule="auto"/>
+        <w:ind w:left="227"/>
+      </w:pPr>
+      <w:r>
+        <w:rPr>
+          <w:rFonts w:ascii="Consolas" w:hAnsi="Consolas" w:cs="Consolas"/>
+          <w:sz w:val="18"/>
+        </w:rPr>
+        <w:t xml:space="preserve"> Готово: установлено 5 из 5 пакетов.</w:t>
+      </w:r>
+    </w:p>
+    <w:p>
+      <w:pPr>
+        <w:keepNext/>
+        <w:shd w:val="clear" w:color="auto" w:fill="F4F4F4"/>
+        <w:spacing w:after="0" w:line="240" w:lineRule="auto"/>
+        <w:ind w:left="227"/>
+      </w:pPr>
+      <w:r>
+        <w:rPr>
+          <w:rFonts w:ascii="Consolas" w:hAnsi="Consolas" w:cs="Consolas"/>
+          <w:sz w:val="18"/>
+        </w:rPr>
+        <w:t xml:space="preserve"> Теперь запустите start.bat.</w:t>
+      </w:r>
+    </w:p>
+    <w:p>
+      <w:pPr>
+        <w:shd w:val="clear" w:color="auto" w:fill="F4F4F4"/>
+        <w:spacing w:line="240" w:lineRule="auto"/>
+        <w:ind w:left="227"/>
+      </w:pPr>
+      <w:r>
+        <w:rPr>
+          <w:rFonts w:ascii="Consolas" w:hAnsi="Consolas" w:cs="Consolas"/>
+          <w:sz w:val="18"/>
+        </w:rPr>
+        <w:t>===================================================</w:t>
+      </w:r>
+      <w:r>
+        <w:rPr>
+          <w:rFonts w:ascii="Consolas" w:hAnsi="Consolas" w:cs="Consolas"/>
+          <w:sz w:val="18"/>
+        </w:rPr>
+        <w:t>==========</w:t>
+      </w:r>
+    </w:p>
+    <w:p>
+      <w:r>
+        <w:t xml:space="preserve">Статус </w:t>
+      </w:r>
+      <w:r>
+        <w:rPr>
+          <w:rFonts w:ascii="Consolas" w:hAnsi="Consolas" w:cs="Consolas"/>
+          <w:sz w:val="18"/>
+          <w:shd w:val="clear" w:color="auto" w:fill="F4F4F4"/>
+        </w:rPr>
+        <w:t>[ок]</w:t>
+      </w:r>
+      <w:r>
+        <w:t xml:space="preserve"> означает, что пакет уже стоит (например, его поставил сам установщик Geant4) — распаковывать его повторно не нужно.</w:t>
+      </w:r>
+    </w:p>
+    <w:p>
+      <w:r>
+        <w:rPr>
+          <w:b/>
+        </w:rPr>
+        <w:t>Как понять, что данных не хватает.</w:t>
+      </w:r>
+      <w:r>
+        <w:t xml:space="preserve"> Если пакета нет, при расчёте Geant4 выдаёт ошибку вида </w:t>
+      </w:r>
+      <w:r>
+        <w:rPr>
+          <w:rFonts w:ascii="Consolas" w:hAnsi="Consolas" w:cs="Consolas"/>
+          <w:sz w:val="18"/>
+          <w:shd w:val="clear" w:color="auto" w:fill="F4F4F4"/>
+        </w:rPr>
+        <w:t>G4LEDATA data directory was</w:t>
+      </w:r>
+      <w:r>
+        <w:rPr>
+          <w:rFonts w:ascii="Consolas" w:hAnsi="Consolas" w:cs="Consolas"/>
+          <w:sz w:val="18"/>
+          <w:shd w:val="clear" w:color="auto" w:fill="F4F4F4"/>
+        </w:rPr>
+        <w:t xml:space="preserve"> not found</w:t>
+      </w:r>
+      <w:r>
+        <w:t xml:space="preserve"> (или похожую, с другим именем переменной):</w:t>
+      </w:r>
+    </w:p>
+    <w:tbl>
+      <w:tblPr>
+        <w:tblStyle w:val="-11"/>
+        <w:tblW w:w="0" w:type="auto"/>
+        <w:jc w:val="center"/>
+        <w:tblLook w:val="04A0" w:firstRow="1" w:lastRow="0" w:firstColumn="1" w:lastColumn="0" w:noHBand="0" w:noVBand="1"/>
+      </w:tblPr>
+      <w:tblGrid>
+        <w:gridCol w:w="5128"/>
+        <w:gridCol w:w="5128"/>
+      </w:tblGrid>
+      <w:tr>
+        <w:trPr>
+          <w:cnfStyle w:val="100000000000" w:firstRow="1" w:lastRow="0" w:firstColumn="0" w:lastColumn="0" w:oddVBand="0" w:evenVBand="0" w:oddHBand="0" w:evenHBand="0" w:firstRowFirstColumn="0" w:firstRowLastColumn="0" w:lastRowFirstColumn="0" w:lastRowLastColumn="0"/>
+          <w:tblHeader/>
+          <w:jc w:val="center"/>
+        </w:trPr>
+        <w:tc>
+          <w:tcPr>
+            <w:cnfStyle w:val="001000000000" w:firstRow="0" w:lastRow="0" w:firstColumn="1" w:lastColumn="0" w:oddVBand="0" w:evenVBand="0" w:oddHBand="0" w:evenHBand="0" w:firstRowFirstColumn="0" w:firstRowLastColumn="0" w:lastRowFirstColumn="0" w:lastRowLastColumn="0"/>
+            <w:tcW w:w="5128" w:type="dxa"/>
+          </w:tcPr>
+          <w:p>
+            <w:pPr>
+              <w:spacing w:after="40"/>
+            </w:pPr>
+            <w:r>
+              <w:t>Сообщение об ошибке</w:t>
+            </w:r>
+          </w:p>
+        </w:tc>
+        <w:tc>
+          <w:tcPr>
+            <w:tcW w:w="5128" w:type="dxa"/>
+          </w:tcPr>
+          <w:p>
+            <w:pPr>
+              <w:spacing w:after="40"/>
+              <w:cnfStyle w:val="100000000000" w:firstRow="1" w:lastRow="0" w:firstColumn="0" w:lastColumn="0" w:oddVBand="0" w:evenVBand="0" w:oddHBand="0" w:evenHBand="0" w:firstRowFirstColumn="0" w:firstRowLastColumn="0" w:lastRowFirstColumn="0" w:lastRowLastColumn="0"/>
+            </w:pPr>
+            <w:r>
+              <w:t>Чего не хватает</w:t>
+            </w:r>
+          </w:p>
+        </w:tc>
+      </w:tr>
+      <w:tr>
+        <w:trPr>
+          <w:cnfStyle w:val="000000100000" w:firstRow="0" w:lastRow="0" w:firstColumn="0" w:lastColumn="0" w:oddVBand="0" w:evenVBand="0" w:oddHBand="1" w:evenHBand="0" w:firstRowFirstColumn="0" w:firstRowLastColumn="0" w:lastRowFirstColumn="0" w:lastRowLastColumn="0"/>
+          <w:jc w:val="center"/>
+        </w:trPr>
+        <w:tc>
+          <w:tcPr>
+            <w:cnfStyle w:val="001000000000" w:firstRow="0" w:lastRow="0" w:firstColumn="1" w:lastColumn="0" w:oddVBand="0" w:evenVBand="0" w:oddHBand="0" w:evenHBand="0" w:firstRowFirstColumn="0" w:firstRowLastColumn="0" w:lastRowFirstColumn="0" w:lastRowLastColumn="0"/>
+            <w:tcW w:w="5128" w:type="dxa"/>
+          </w:tcPr>
+          <w:p>
+            <w:pPr>
+              <w:spacing w:after="40"/>
+            </w:pPr>
+            <w:r>
+              <w:rPr>
+                <w:rFonts w:ascii="Consolas" w:hAnsi="Consolas" w:cs="Consolas"/>
+                <w:sz w:val="18"/>
+                <w:shd w:val="clear" w:color="auto" w:fill="F4F4F4"/>
+              </w:rPr>
+              <w:t>G4LEDATA data directory was not found</w:t>
+            </w:r>
+          </w:p>
+        </w:tc>
+        <w:tc>
+          <w:tcPr>
+            <w:tcW w:w="5128" w:type="dxa"/>
+          </w:tcPr>
+          <w:p>
+            <w:pPr>
+              <w:spacing w:after="40"/>
+              <w:cnfStyle w:val="000000100000" w:firstRow="0" w:lastRow="0" w:firstColumn="0" w:lastColumn="0" w:oddVBand="0" w:evenVBand="0" w:oddHBand="1" w:evenHBand="0" w:firstRowFirstColumn="0" w:firstRowLastColumn="0" w:lastRowFirstColumn="0" w:lastRowLastColumn="0"/>
+            </w:pPr>
+            <w:r>
+              <w:t>пакет G4EMLOW — таблицы электромагнитного взаимодействия</w:t>
+            </w:r>
+          </w:p>
+        </w:tc>
+      </w:tr>
+      <w:tr>
+        <w:trPr>
+          <w:cnfStyle w:val="000000010000" w:firstRow="0" w:lastRow="0" w:firstColumn="0" w:lastColumn="0" w:oddVBand="0" w:evenVBand="0" w:oddHBand="0" w:evenHBand="1" w:firstRowFirstColumn="0" w:firstRowLastColumn="0" w:lastRowFirstColumn="0" w:lastRowLastColumn="0"/>
+          <w:jc w:val="center"/>
+        </w:trPr>
+        <w:tc>
+          <w:tcPr>
+            <w:cnfStyle w:val="001000000000" w:firstRow="0" w:lastRow="0" w:firstColumn="1" w:lastColumn="0" w:oddVBand="0" w:evenVBand="0" w:oddHBand="0" w:evenHBand="0" w:firstRowFirstColumn="0" w:firstRowLastColumn="0" w:lastRowFirstColumn="0" w:lastRowLastColumn="0"/>
+            <w:tcW w:w="5128" w:type="dxa"/>
+          </w:tcPr>
+          <w:p>
+            <w:pPr>
+              <w:spacing w:after="40"/>
+            </w:pPr>
+            <w:r>
+              <w:rPr>
+                <w:rFonts w:ascii="Consolas" w:hAnsi="Consolas" w:cs="Consolas"/>
+                <w:sz w:val="18"/>
+                <w:shd w:val="clear" w:color="auto" w:fill="F4F4F4"/>
+              </w:rPr>
+              <w:t>G4RADIOACTIVEDATA ...</w:t>
+            </w:r>
+          </w:p>
+        </w:tc>
+        <w:tc>
+          <w:tcPr>
+            <w:tcW w:w="5128" w:type="dxa"/>
+          </w:tcPr>
+          <w:p>
+            <w:pPr>
+              <w:spacing w:after="40"/>
+              <w:cnfStyle w:val="000000010000" w:firstRow="0" w:lastRow="0" w:firstColumn="0" w:lastColumn="0" w:oddVBand="0" w:evenVBand="0" w:oddHBand="0" w:evenHBand="1" w:firstRowFirstColumn="0" w:firstRowLastColumn="0" w:lastRowFirstColumn="0" w:lastRowLastColumn="0"/>
+            </w:pPr>
+            <w:r>
+              <w:t>пакет RadioactiveDecay — схемы распадов</w:t>
+            </w:r>
+          </w:p>
+        </w:tc>
+      </w:tr>
+      <w:tr>
+        <w:trPr>
+          <w:cnfStyle w:val="000000100000" w:firstRow="0" w:lastRow="0" w:firstColumn="0" w:lastColumn="0" w:oddVBand="0" w:evenVBand="0" w:oddHBand="1" w:evenHBand="0" w:firstRowFirstColumn="0" w:firstRowLastColumn="0" w:lastRowFirstColumn="0" w:lastRowLastColumn="0"/>
+          <w:jc w:val="center"/>
+        </w:trPr>
+        <w:tc>
+          <w:tcPr>
+            <w:cnfStyle w:val="001000000000" w:firstRow="0" w:lastRow="0" w:firstColumn="1" w:lastColumn="0" w:oddVBand="0" w:evenVBand="0" w:oddHBand="0" w:evenHBand="0" w:firstRowFirstColumn="0" w:firstRowLastColumn="0" w:lastRowFirstColumn="0" w:lastRowLastColumn="0"/>
+            <w:tcW w:w="5128" w:type="dxa"/>
+          </w:tcPr>
+          <w:p>
+            <w:pPr>
+              <w:spacing w:after="40"/>
+            </w:pPr>
+            <w:r>
+              <w:rPr>
+                <w:rFonts w:ascii="Consolas" w:hAnsi="Consolas" w:cs="Consolas"/>
+                <w:sz w:val="18"/>
+                <w:shd w:val="clear" w:color="auto" w:fill="F4F4F4"/>
+              </w:rPr>
+              <w:t>G4LEVELGAMMADATA ...</w:t>
+            </w:r>
+          </w:p>
+        </w:tc>
+        <w:tc>
+          <w:tcPr>
+            <w:tcW w:w="5128" w:type="dxa"/>
+          </w:tcPr>
+          <w:p>
+            <w:pPr>
+              <w:spacing w:after="40"/>
+              <w:cnfStyle w:val="000000100000" w:firstRow="0" w:lastRow="0" w:firstColumn="0" w:lastColumn="0" w:oddVBand="0" w:evenVBand="0" w:oddHBand="1" w:evenHBand="0" w:firstRowFirstColumn="0" w:firstRowLastColumn="0" w:lastRowFirstColumn="0" w:lastRowLastColumn="0"/>
+            </w:pPr>
+            <w:r>
+              <w:t>пакет PhotonEvaporation — испускание γ-квантов</w:t>
+            </w:r>
+          </w:p>
+        </w:tc>
+      </w:tr>
+      <w:tr>
+        <w:trPr>
+          <w:cnfStyle w:val="000000010000" w:firstRow="0" w:lastRow="0" w:firstColumn="0" w:lastColumn="0" w:oddVBand="0" w:evenVBand="0" w:oddHBand="0" w:evenHBand="1" w:firstRowFirstColumn="0" w:firstRowLastColumn="0" w:lastRowFirstColumn="0" w:lastRowLastColumn="0"/>
+          <w:jc w:val="center"/>
+        </w:trPr>
+        <w:tc>
+          <w:tcPr>
+            <w:cnfStyle w:val="001000000000" w:firstRow="0" w:lastRow="0" w:firstColumn="1" w:lastColumn="0" w:oddVBand="0" w:evenVBand="0" w:oddHBand="0" w:evenHBand="0" w:firstRowFirstColumn="0" w:firstRowLastColumn="0" w:lastRowFirstColumn="0" w:lastRowLastColumn="0"/>
+            <w:tcW w:w="5128" w:type="dxa"/>
+          </w:tcPr>
+          <w:p>
+            <w:pPr>
+              <w:spacing w:after="40"/>
+            </w:pPr>
+            <w:r>
+              <w:rPr>
+                <w:rFonts w:ascii="Consolas" w:hAnsi="Consolas" w:cs="Consolas"/>
+                <w:sz w:val="18"/>
+                <w:shd w:val="clear" w:color="auto" w:fill="F4F4F4"/>
+              </w:rPr>
+              <w:lastRenderedPageBreak/>
+              <w:t>G4ENSDFSTATEDATA ...</w:t>
+            </w:r>
+          </w:p>
+        </w:tc>
+        <w:tc>
+          <w:tcPr>
+            <w:tcW w:w="5128" w:type="dxa"/>
+          </w:tcPr>
+          <w:p>
+            <w:pPr>
+              <w:spacing w:after="40"/>
+              <w:cnfStyle w:val="000000010000" w:firstRow="0" w:lastRow="0" w:firstColumn="0" w:lastColumn="0" w:oddVBand="0" w:evenVBand="0" w:oddHBand="0" w:evenHBand="1" w:firstRowFirstColumn="0" w:firstRowLastColumn="0" w:lastRowFirstColumn="0" w:lastRowLastColumn="0"/>
+            </w:pPr>
+            <w:r>
+              <w:t>пакет G4ENSDFSTATE — энергии уровней ядер</w:t>
+            </w:r>
+          </w:p>
+        </w:tc>
+      </w:tr>
+      <w:tr>
+        <w:trPr>
+          <w:cnfStyle w:val="000000100000" w:firstRow="0" w:lastRow="0" w:firstColumn="0" w:lastColumn="0" w:oddVBand="0" w:evenVBand="0" w:oddHBand="1" w:evenHBand="0" w:firstRowFirstColumn="0" w:firstRowLastColumn="0" w:lastRowFirstColumn="0" w:lastRowLastColumn="0"/>
+          <w:jc w:val="center"/>
+        </w:trPr>
+        <w:tc>
+          <w:tcPr>
+            <w:cnfStyle w:val="001000000000" w:firstRow="0" w:lastRow="0" w:firstColumn="1" w:lastColumn="0" w:oddVBand="0" w:evenVBand="0" w:oddHBand="0" w:evenHBand="0" w:firstRowFirstColumn="0" w:firstRowLastColumn="0" w:lastRowFirstColumn="0" w:lastRowLastColumn="0"/>
+            <w:tcW w:w="5128" w:type="dxa"/>
+          </w:tcPr>
+          <w:p>
+            <w:pPr>
+              <w:spacing w:after="40"/>
+            </w:pPr>
+            <w:r>
+              <w:rPr>
+                <w:rFonts w:ascii="Consolas" w:hAnsi="Consolas" w:cs="Consolas"/>
+                <w:sz w:val="18"/>
+                <w:shd w:val="clear" w:color="auto" w:fill="F4F4F4"/>
+              </w:rPr>
+              <w:t>G4PARTICLEXSDATA ...</w:t>
+            </w:r>
+          </w:p>
+        </w:tc>
+        <w:tc>
+          <w:tcPr>
+            <w:tcW w:w="5128" w:type="dxa"/>
+          </w:tcPr>
+          <w:p>
+            <w:pPr>
+              <w:spacing w:after="40"/>
+              <w:cnfStyle w:val="000000100000" w:firstRow="0" w:lastRow="0" w:firstColumn="0" w:lastColumn="0" w:oddVBand="0" w:evenVBand="0" w:oddHBand="1" w:evenHBand="0" w:firstRowFirstColumn="0" w:firstRowLastColumn="0" w:lastRowFirstColumn="0" w:lastRowLastColumn="0"/>
+            </w:pPr>
+            <w:r>
+              <w:t>пакет G4PARTICLEXS — сечения взаимодействий</w:t>
+            </w:r>
+          </w:p>
+        </w:tc>
+      </w:tr>
+    </w:tbl>
+    <w:p>
+      <w:pPr>
+        <w:spacing w:after="80"/>
+      </w:pPr>
+    </w:p>
+    <w:p>
+      <w:r>
+        <w:t>Все эти ошибки лечатся одинаково: выполните порядок дейс</w:t>
+      </w:r>
+      <w:r>
+        <w:t>твий выше. Подробнее — раздел 7.2.</w:t>
+      </w:r>
+    </w:p>
+    <w:p>
+      <w:r>
+        <w:rPr>
+          <w:b/>
+        </w:rPr>
+        <w:t>Переменные среды — вручную ничего не нужно.</w:t>
+      </w:r>
+      <w:r>
+        <w:t xml:space="preserve"> Каждый пакет должна сопровождать переменная Windows (например, </w:t>
+      </w:r>
+      <w:r>
+        <w:rPr>
+          <w:rFonts w:ascii="Consolas" w:hAnsi="Consolas" w:cs="Consolas"/>
+          <w:sz w:val="18"/>
+          <w:shd w:val="clear" w:color="auto" w:fill="F4F4F4"/>
+        </w:rPr>
+        <w:t>G4LEDATA</w:t>
+      </w:r>
+      <w:r>
+        <w:t xml:space="preserve"> → путь к папке </w:t>
+      </w:r>
+      <w:r>
+        <w:rPr>
+          <w:rFonts w:ascii="Consolas" w:hAnsi="Consolas" w:cs="Consolas"/>
+          <w:sz w:val="18"/>
+          <w:shd w:val="clear" w:color="auto" w:fill="F4F4F4"/>
+        </w:rPr>
+        <w:t>G4EMLOW8.8</w:t>
+      </w:r>
+      <w:r>
+        <w:t xml:space="preserve">). </w:t>
+      </w:r>
+      <w:r>
+        <w:rPr>
+          <w:rFonts w:ascii="Consolas" w:hAnsi="Consolas" w:cs="Consolas"/>
+          <w:sz w:val="18"/>
+          <w:shd w:val="clear" w:color="auto" w:fill="F4F4F4"/>
+        </w:rPr>
+        <w:t>install_data.bat</w:t>
+      </w:r>
+      <w:r>
+        <w:t xml:space="preserve"> и </w:t>
+      </w:r>
+      <w:r>
+        <w:rPr>
+          <w:rFonts w:ascii="Consolas" w:hAnsi="Consolas" w:cs="Consolas"/>
+          <w:sz w:val="18"/>
+          <w:shd w:val="clear" w:color="auto" w:fill="F4F4F4"/>
+        </w:rPr>
+        <w:t>start.bat</w:t>
+      </w:r>
+      <w:r>
+        <w:t xml:space="preserve"> сами находят установленные папки данных и создаю</w:t>
+      </w:r>
+      <w:r>
+        <w:t xml:space="preserve">т недостающие переменные. Например, </w:t>
+      </w:r>
+      <w:r>
+        <w:rPr>
+          <w:rFonts w:ascii="Consolas" w:hAnsi="Consolas" w:cs="Consolas"/>
+          <w:sz w:val="18"/>
+          <w:shd w:val="clear" w:color="auto" w:fill="F4F4F4"/>
+        </w:rPr>
+        <w:t>start.bat</w:t>
+      </w:r>
+      <w:r>
+        <w:t xml:space="preserve"> печатает:</w:t>
+      </w:r>
+    </w:p>
+    <w:p>
+      <w:pPr>
+        <w:shd w:val="clear" w:color="auto" w:fill="F4F4F4"/>
+        <w:spacing w:before="120" w:line="240" w:lineRule="auto"/>
+        <w:ind w:left="227"/>
+      </w:pPr>
+      <w:r>
+        <w:rPr>
+          <w:rFonts w:ascii="Consolas" w:hAnsi="Consolas" w:cs="Consolas"/>
+          <w:sz w:val="18"/>
+        </w:rPr>
+        <w:t>[Исправлено] создана переменная G4LEDATA = C:\Geant4\Geant4-11.4.1\data\G4EMLOW8.8</w:t>
+      </w:r>
+    </w:p>
+    <w:p>
+      <w:r>
+        <w:t xml:space="preserve">Распаковать архивы вручную (без </w:t>
+      </w:r>
+      <w:r>
+        <w:rPr>
+          <w:rFonts w:ascii="Consolas" w:hAnsi="Consolas" w:cs="Consolas"/>
+          <w:sz w:val="18"/>
+          <w:shd w:val="clear" w:color="auto" w:fill="F4F4F4"/>
+        </w:rPr>
+        <w:t>install_data.bat</w:t>
+      </w:r>
+      <w:r>
+        <w:t>) или посмотреть переменную вручную — раздел 8.3.</w:t>
       </w:r>
     </w:p>
     <w:p>
@@ -3373,21 +4472,24 @@
       <w:pPr>
         <w:pStyle w:val="1"/>
       </w:pPr>
-      <w:bookmarkStart w:id="3" w:name="_Toc243386424"/>
-      <w:r>
-        <w:t>4. Установка Python и зависимостей</w:t>
-      </w:r>
-      <w:bookmarkEnd w:id="3"/>
+      <w:bookmarkStart w:id="5" w:name="_Toc243409794"/>
+      <w:r>
+        <w:t xml:space="preserve">4. </w:t>
+      </w:r>
+      <w:r>
+        <w:t>Установка Python и зависимостей</w:t>
+      </w:r>
+      <w:bookmarkEnd w:id="5"/>
     </w:p>
     <w:p>
       <w:pPr>
         <w:pStyle w:val="21"/>
       </w:pPr>
-      <w:bookmarkStart w:id="4" w:name="_Toc243386425"/>
+      <w:bookmarkStart w:id="6" w:name="_Toc243409795"/>
       <w:r>
         <w:t>4.1. Установка Python</w:t>
       </w:r>
-      <w:bookmarkEnd w:id="4"/>
+      <w:bookmarkEnd w:id="6"/>
     </w:p>
     <w:p>
       <w:pPr>
@@ -3409,7 +4511,7 @@
       <w:r>
         <w:t xml:space="preserve">Откройте в браузере страницу: </w:t>
       </w:r>
-      <w:hyperlink r:id="rId8">
+      <w:hyperlink r:id="rId13">
         <w:r>
           <w:rPr>
             <w:color w:val="0563C1"/>
@@ -3443,21 +4545,7 @@
         <w:rPr>
           <w:b/>
         </w:rPr>
-        <w:t xml:space="preserve">Windows </w:t>
-      </w:r>
-      <w:proofErr w:type="spellStart"/>
-      <w:r>
-        <w:rPr>
-          <w:b/>
-        </w:rPr>
-        <w:t>installer</w:t>
-      </w:r>
-      <w:proofErr w:type="spellEnd"/>
-      <w:r>
-        <w:rPr>
-          <w:b/>
-        </w:rPr>
-        <w:t xml:space="preserve"> (64-bit)</w:t>
+        <w:t>Windows installer (64-bit)</w:t>
       </w:r>
       <w:r>
         <w:t>.</w:t>
@@ -3500,154 +4588,36 @@
           <w:b/>
         </w:rPr>
         <w:tab/>
-        <w:t>Обязательно включите галочку внизу окна: «</w:t>
-      </w:r>
-      <w:proofErr w:type="spellStart"/>
+        <w:t>Обязательно включите галочку внизу окна: «Add python.exe to PATH»</w:t>
+      </w:r>
+      <w:r>
+        <w:t xml:space="preserve"> — без неё программа не сможет найти Python.</w:t>
+      </w:r>
+    </w:p>
+    <w:p>
+      <w:r>
+        <w:t xml:space="preserve">&gt; </w:t>
+      </w:r>
       <w:r>
         <w:rPr>
           <w:b/>
         </w:rPr>
-        <w:t>Add</w:t>
-      </w:r>
-      <w:proofErr w:type="spellEnd"/>
-      <w:r>
-        <w:rPr>
-          <w:b/>
-        </w:rPr>
-        <w:t xml:space="preserve"> python.exe </w:t>
-      </w:r>
-      <w:proofErr w:type="spellStart"/>
-      <w:r>
-        <w:rPr>
-          <w:b/>
-        </w:rPr>
-        <w:t>to</w:t>
-      </w:r>
-      <w:proofErr w:type="spellEnd"/>
-      <w:r>
-        <w:rPr>
-          <w:b/>
-        </w:rPr>
-        <w:t xml:space="preserve"> PATH»</w:t>
-      </w:r>
-      <w:r>
-        <w:t xml:space="preserve"> — без неё программа не сможет найти Python.</w:t>
-      </w:r>
-    </w:p>
-    <w:p>
-      <w:r>
-        <w:lastRenderedPageBreak/>
-        <w:t xml:space="preserve">&gt; </w:t>
-      </w:r>
-      <w:r>
-        <w:rPr>
-          <w:b/>
-        </w:rPr>
-        <w:t xml:space="preserve">[Скриншот: окно установщика Python с галочкой </w:t>
-      </w:r>
-      <w:proofErr w:type="spellStart"/>
-      <w:r>
-        <w:rPr>
-          <w:b/>
-        </w:rPr>
-        <w:t>Add</w:t>
-      </w:r>
-      <w:proofErr w:type="spellEnd"/>
-      <w:r>
-        <w:rPr>
-          <w:b/>
-        </w:rPr>
-        <w:t xml:space="preserve"> python.exe </w:t>
-      </w:r>
-      <w:proofErr w:type="spellStart"/>
-      <w:r>
-        <w:rPr>
-          <w:b/>
-        </w:rPr>
-        <w:t>to</w:t>
-      </w:r>
-      <w:proofErr w:type="spellEnd"/>
-      <w:r>
-        <w:rPr>
-          <w:b/>
-        </w:rPr>
-        <w:t xml:space="preserve"> PATH</w:t>
-      </w:r>
-      <w:proofErr w:type="gramStart"/>
-      <w:r>
-        <w:rPr>
-          <w:b/>
-        </w:rPr>
-        <w:t>]</w:t>
-      </w:r>
-      <w:r>
-        <w:t xml:space="preserve"> &gt;</w:t>
-      </w:r>
-      <w:proofErr w:type="gramEnd"/>
-      <w:r>
-        <w:t xml:space="preserve"> </w:t>
+        <w:t>[Скриншот: окно установщика Python с галочкой Add python.exe to PATH]</w:t>
+      </w:r>
+      <w:r>
+        <w:t xml:space="preserve"> &gt; </w:t>
       </w:r>
       <w:r>
         <w:rPr>
           <w:i/>
         </w:rPr>
-        <w:t>— первое окно установщика, внизу отмечена галочка «</w:t>
-      </w:r>
-      <w:proofErr w:type="spellStart"/>
+        <w:t>— первое окно установщика, внизу отмечена галоч</w:t>
+      </w:r>
       <w:r>
         <w:rPr>
           <w:i/>
         </w:rPr>
-        <w:t>Add</w:t>
-      </w:r>
-      <w:proofErr w:type="spellEnd"/>
-      <w:r>
-        <w:rPr>
-          <w:i/>
-        </w:rPr>
-        <w:t xml:space="preserve"> python.exe </w:t>
-      </w:r>
-      <w:proofErr w:type="spellStart"/>
-      <w:r>
-        <w:rPr>
-          <w:i/>
-        </w:rPr>
-        <w:t>to</w:t>
-      </w:r>
-      <w:proofErr w:type="spellEnd"/>
-      <w:r>
-        <w:rPr>
-          <w:i/>
-        </w:rPr>
-        <w:t xml:space="preserve"> PATH», затем нажата кнопка «</w:t>
-      </w:r>
-      <w:proofErr w:type="spellStart"/>
-      <w:r>
-        <w:rPr>
-          <w:i/>
-        </w:rPr>
-        <w:t>Install</w:t>
-      </w:r>
-      <w:proofErr w:type="spellEnd"/>
-      <w:r>
-        <w:rPr>
-          <w:i/>
-        </w:rPr>
-        <w:t xml:space="preserve"> </w:t>
-      </w:r>
-      <w:proofErr w:type="spellStart"/>
-      <w:r>
-        <w:rPr>
-          <w:i/>
-        </w:rPr>
-        <w:t>Now</w:t>
-      </w:r>
-      <w:proofErr w:type="spellEnd"/>
-      <w:r>
-        <w:rPr>
-          <w:i/>
-        </w:rPr>
-        <w:t>».</w:t>
+        <w:t>ка «Add python.exe to PATH», затем нажата кнопка «Install Now».</w:t>
       </w:r>
     </w:p>
     <w:p>
@@ -3670,28 +4640,12 @@
       <w:r>
         <w:t xml:space="preserve">Нажмите </w:t>
       </w:r>
-      <w:proofErr w:type="spellStart"/>
       <w:r>
         <w:rPr>
           <w:b/>
         </w:rPr>
-        <w:t>Install</w:t>
-      </w:r>
-      <w:proofErr w:type="spellEnd"/>
-      <w:r>
-        <w:rPr>
-          <w:b/>
-        </w:rPr>
-        <w:t xml:space="preserve"> </w:t>
-      </w:r>
-      <w:proofErr w:type="spellStart"/>
-      <w:r>
-        <w:rPr>
-          <w:b/>
-        </w:rPr>
-        <w:t>Now</w:t>
-      </w:r>
-      <w:proofErr w:type="spellEnd"/>
+        <w:t>Install Now</w:t>
+      </w:r>
       <w:r>
         <w:t xml:space="preserve"> и дождитесь завершения.</w:t>
       </w:r>
@@ -3700,23 +4654,18 @@
       <w:pPr>
         <w:pStyle w:val="21"/>
       </w:pPr>
-      <w:bookmarkStart w:id="5" w:name="_Toc243386426"/>
+      <w:bookmarkStart w:id="7" w:name="_Toc243409796"/>
       <w:r>
         <w:t>4.2. Открываем командную строку</w:t>
       </w:r>
-      <w:bookmarkEnd w:id="5"/>
-    </w:p>
-    <w:p>
-      <w:r>
-        <w:t>Для установки одной библиотеки (</w:t>
-      </w:r>
-      <w:proofErr w:type="spellStart"/>
-      <w:r>
-        <w:t>matplotlib</w:t>
-      </w:r>
-      <w:proofErr w:type="spellEnd"/>
-      <w:r>
-        <w:t>) понадобится командная строка — это чёрное окно, куда вводятся текстовые команды. Открывается она так:</w:t>
+      <w:bookmarkEnd w:id="7"/>
+    </w:p>
+    <w:p>
+      <w:r>
+        <w:t>Для установки одной библиотеки (matplotlib) понадобится командная строка — это чёрное окно, куда вводятся текстов</w:t>
+      </w:r>
+      <w:r>
+        <w:t>ые команды. Открывается она так:</w:t>
       </w:r>
     </w:p>
     <w:p>
@@ -3739,19 +4688,11 @@
       <w:r>
         <w:t xml:space="preserve">Нажмите на клавиатуре </w:t>
       </w:r>
-      <w:proofErr w:type="spellStart"/>
       <w:r>
         <w:rPr>
           <w:b/>
         </w:rPr>
-        <w:t>Win</w:t>
-      </w:r>
-      <w:proofErr w:type="spellEnd"/>
-      <w:r>
-        <w:rPr>
-          <w:b/>
-        </w:rPr>
-        <w:t xml:space="preserve"> + R</w:t>
+        <w:t>Win + R</w:t>
       </w:r>
       <w:r>
         <w:t xml:space="preserve"> (клавиша Windows и буква R одновременно).</w:t>
@@ -3777,7 +4718,6 @@
       <w:r>
         <w:t xml:space="preserve">В появившемся маленьком окне «Выполнить» введите слово </w:t>
       </w:r>
-      <w:proofErr w:type="spellStart"/>
       <w:r>
         <w:rPr>
           <w:rFonts w:ascii="Consolas" w:hAnsi="Consolas" w:cs="Consolas"/>
@@ -3786,7 +4726,6 @@
         </w:rPr>
         <w:t>cmd</w:t>
       </w:r>
-      <w:proofErr w:type="spellEnd"/>
       <w:r>
         <w:t xml:space="preserve"> и нажмите </w:t>
       </w:r>
@@ -3808,63 +4747,22 @@
         <w:rPr>
           <w:b/>
         </w:rPr>
-        <w:t xml:space="preserve">[Скриншот: окно «Выполнить» с введённой командой </w:t>
-      </w:r>
-      <w:proofErr w:type="spellStart"/>
-      <w:r>
-        <w:rPr>
-          <w:b/>
-        </w:rPr>
-        <w:t>cmd</w:t>
-      </w:r>
-      <w:proofErr w:type="spellEnd"/>
-      <w:proofErr w:type="gramStart"/>
-      <w:r>
-        <w:rPr>
-          <w:b/>
-        </w:rPr>
-        <w:t>]</w:t>
-      </w:r>
-      <w:r>
-        <w:t xml:space="preserve"> &gt;</w:t>
-      </w:r>
-      <w:proofErr w:type="gramEnd"/>
-      <w:r>
-        <w:t xml:space="preserve"> </w:t>
+        <w:t>[Скриншот: окно «Выполнить» с введённой командой cmd]</w:t>
+      </w:r>
+      <w:r>
+        <w:t xml:space="preserve"> &gt; </w:t>
       </w:r>
       <w:r>
         <w:rPr>
           <w:i/>
         </w:rPr>
-        <w:t xml:space="preserve">— окно </w:t>
-      </w:r>
-      <w:proofErr w:type="spellStart"/>
+        <w:t>— окно Win+</w:t>
+      </w:r>
       <w:r>
         <w:rPr>
           <w:i/>
         </w:rPr>
-        <w:t>Win+R</w:t>
-      </w:r>
-      <w:proofErr w:type="spellEnd"/>
-      <w:r>
-        <w:rPr>
-          <w:i/>
-        </w:rPr>
-        <w:t xml:space="preserve">, в поле «Открыть» набрано </w:t>
-      </w:r>
-      <w:proofErr w:type="spellStart"/>
-      <w:r>
-        <w:rPr>
-          <w:i/>
-        </w:rPr>
-        <w:t>cmd</w:t>
-      </w:r>
-      <w:proofErr w:type="spellEnd"/>
-      <w:r>
-        <w:rPr>
-          <w:i/>
-        </w:rPr>
-        <w:t>.</w:t>
+        <w:t>R, в поле «Открыть» набрано cmd.</w:t>
       </w:r>
     </w:p>
     <w:p>
@@ -3896,21 +4794,10 @@
         <w:rPr>
           <w:b/>
         </w:rPr>
-        <w:t>[Скриншот: окно командной строки</w:t>
-      </w:r>
-      <w:proofErr w:type="gramStart"/>
-      <w:r>
-        <w:rPr>
-          <w:b/>
-        </w:rPr>
-        <w:t>]</w:t>
-      </w:r>
-      <w:r>
-        <w:t xml:space="preserve"> &gt;</w:t>
-      </w:r>
-      <w:proofErr w:type="gramEnd"/>
-      <w:r>
-        <w:t xml:space="preserve"> </w:t>
+        <w:t>[Скриншот: окно командной строки]</w:t>
+      </w:r>
+      <w:r>
+        <w:t xml:space="preserve"> &gt; </w:t>
       </w:r>
       <w:r>
         <w:rPr>
@@ -3923,15 +4810,18 @@
       <w:pPr>
         <w:pStyle w:val="21"/>
       </w:pPr>
-      <w:bookmarkStart w:id="6" w:name="_Toc243386427"/>
+      <w:bookmarkStart w:id="8" w:name="_Toc243409797"/>
       <w:r>
         <w:t>4.3. Проверка, что Python установлен</w:t>
       </w:r>
-      <w:bookmarkEnd w:id="6"/>
-    </w:p>
-    <w:p>
-      <w:r>
-        <w:t>В командной строке введите (можно скопировать и вставить) и нажмите Enter:</w:t>
+      <w:bookmarkEnd w:id="8"/>
+    </w:p>
+    <w:p>
+      <w:r>
+        <w:t>В командной</w:t>
+      </w:r>
+      <w:r>
+        <w:t xml:space="preserve"> строке введите (можно скопировать и вставить) и нажмите Enter:</w:t>
       </w:r>
     </w:p>
     <w:p>
@@ -3940,31 +4830,13 @@
         <w:spacing w:before="120" w:line="240" w:lineRule="auto"/>
         <w:ind w:left="227"/>
       </w:pPr>
-      <w:proofErr w:type="spellStart"/>
       <w:r>
         <w:rPr>
           <w:rFonts w:ascii="Consolas" w:hAnsi="Consolas" w:cs="Consolas"/>
           <w:sz w:val="18"/>
         </w:rPr>
-        <w:t>py</w:t>
-      </w:r>
-      <w:proofErr w:type="spellEnd"/>
-      <w:r>
-        <w:rPr>
-          <w:rFonts w:ascii="Consolas" w:hAnsi="Consolas" w:cs="Consolas"/>
-          <w:sz w:val="18"/>
-        </w:rPr>
-        <w:t xml:space="preserve"> --</w:t>
-      </w:r>
-      <w:proofErr w:type="spellStart"/>
-      <w:r>
-        <w:rPr>
-          <w:rFonts w:ascii="Consolas" w:hAnsi="Consolas" w:cs="Consolas"/>
-          <w:sz w:val="18"/>
-        </w:rPr>
-        <w:t>version</w:t>
-      </w:r>
-      <w:proofErr w:type="spellEnd"/>
+        <w:t>py --version</w:t>
+      </w:r>
     </w:p>
     <w:p>
       <w:r>
@@ -3987,6 +4859,7 @@
     </w:p>
     <w:p>
       <w:r>
+        <w:lastRenderedPageBreak/>
         <w:t xml:space="preserve">Любая версия 3.12 или новее подходит. Если написано </w:t>
       </w:r>
       <w:r>
@@ -3998,81 +4871,37 @@
         <w:t>Python 3.11.x</w:t>
       </w:r>
       <w:r>
-        <w:t xml:space="preserve"> или старше — скачайте и переустановите Python, не забыв про галочку «</w:t>
-      </w:r>
-      <w:proofErr w:type="spellStart"/>
-      <w:r>
-        <w:t>Add</w:t>
-      </w:r>
-      <w:proofErr w:type="spellEnd"/>
-      <w:r>
-        <w:t xml:space="preserve"> python.exe </w:t>
-      </w:r>
-      <w:proofErr w:type="spellStart"/>
-      <w:r>
-        <w:t>to</w:t>
-      </w:r>
-      <w:proofErr w:type="spellEnd"/>
-      <w:r>
-        <w:t xml:space="preserve"> PATH».</w:t>
-      </w:r>
-    </w:p>
-    <w:p>
-      <w:r>
-        <w:t>Если появилось сообщение «'</w:t>
-      </w:r>
-      <w:proofErr w:type="spellStart"/>
-      <w:r>
-        <w:t>py</w:t>
-      </w:r>
-      <w:proofErr w:type="spellEnd"/>
-      <w:r>
-        <w:t>' не является внутренней или внешней командой» — галочка «</w:t>
-      </w:r>
-      <w:proofErr w:type="spellStart"/>
-      <w:r>
-        <w:t>Add</w:t>
-      </w:r>
-      <w:proofErr w:type="spellEnd"/>
-      <w:r>
-        <w:t xml:space="preserve"> python.exe </w:t>
-      </w:r>
-      <w:proofErr w:type="spellStart"/>
-      <w:r>
-        <w:t>to</w:t>
-      </w:r>
-      <w:proofErr w:type="spellEnd"/>
-      <w:r>
-        <w:t xml:space="preserve"> PATH» не была отмечена. Переустановите Python с этой галочкой и снова проверьте.</w:t>
+        <w:t xml:space="preserve"> или старше — скачайте и переустановите Python, не забыв про галочку </w:t>
+      </w:r>
+      <w:r>
+        <w:t>«Add python.exe to PATH».</w:t>
+      </w:r>
+    </w:p>
+    <w:p>
+      <w:r>
+        <w:t>Если появилось сообщение «'py' не является внутренней или внешней командой» — галочка «Add python.exe to PATH» не была отмечена. Переустановите Python с этой галочкой и снова проверьте.</w:t>
       </w:r>
     </w:p>
     <w:p>
       <w:pPr>
         <w:pStyle w:val="21"/>
       </w:pPr>
-      <w:bookmarkStart w:id="7" w:name="_Toc243386428"/>
-      <w:r>
-        <w:t xml:space="preserve">4.4. Установка </w:t>
-      </w:r>
-      <w:proofErr w:type="spellStart"/>
-      <w:r>
+      <w:bookmarkStart w:id="9" w:name="_Toc243409798"/>
+      <w:r>
+        <w:t>4.4. Установка matplotlib</w:t>
+      </w:r>
+      <w:bookmarkEnd w:id="9"/>
+    </w:p>
+    <w:p>
+      <w:r>
+        <w:t xml:space="preserve">Программе нужна библиотека </w:t>
+      </w:r>
+      <w:r>
+        <w:rPr>
+          <w:b/>
+        </w:rPr>
         <w:t>matplotlib</w:t>
       </w:r>
-      <w:bookmarkEnd w:id="7"/>
-      <w:proofErr w:type="spellEnd"/>
-    </w:p>
-    <w:p>
-      <w:r>
-        <w:t xml:space="preserve">Программе нужна библиотека </w:t>
-      </w:r>
-      <w:proofErr w:type="spellStart"/>
-      <w:r>
-        <w:rPr>
-          <w:b/>
-        </w:rPr>
-        <w:t>matplotlib</w:t>
-      </w:r>
-      <w:proofErr w:type="spellEnd"/>
       <w:r>
         <w:t xml:space="preserve"> — она рисует графики бета-спектров на вкладке «Спектры». Всё остальное работает и без неё, но в полной комплектации её лучше поставить сразу.</w:t>
       </w:r>
@@ -4088,248 +4917,54 @@
         <w:spacing w:before="120" w:line="240" w:lineRule="auto"/>
         <w:ind w:left="227"/>
       </w:pPr>
-      <w:proofErr w:type="spellStart"/>
       <w:r>
         <w:rPr>
           <w:rFonts w:ascii="Consolas" w:hAnsi="Consolas" w:cs="Consolas"/>
           <w:sz w:val="18"/>
         </w:rPr>
-        <w:t>py</w:t>
-      </w:r>
-      <w:proofErr w:type="spellEnd"/>
-      <w:r>
-        <w:rPr>
-          <w:rFonts w:ascii="Consolas" w:hAnsi="Consolas" w:cs="Consolas"/>
-          <w:sz w:val="18"/>
-        </w:rPr>
-        <w:t xml:space="preserve"> -m </w:t>
-      </w:r>
-      <w:proofErr w:type="spellStart"/>
-      <w:r>
-        <w:rPr>
-          <w:rFonts w:ascii="Consolas" w:hAnsi="Consolas" w:cs="Consolas"/>
-          <w:sz w:val="18"/>
-        </w:rPr>
-        <w:t>pip</w:t>
-      </w:r>
-      <w:proofErr w:type="spellEnd"/>
-      <w:r>
-        <w:rPr>
-          <w:rFonts w:ascii="Consolas" w:hAnsi="Consolas" w:cs="Consolas"/>
-          <w:sz w:val="18"/>
-        </w:rPr>
-        <w:t xml:space="preserve"> </w:t>
-      </w:r>
-      <w:proofErr w:type="spellStart"/>
-      <w:r>
-        <w:rPr>
-          <w:rFonts w:ascii="Consolas" w:hAnsi="Consolas" w:cs="Consolas"/>
-          <w:sz w:val="18"/>
-        </w:rPr>
-        <w:t>install</w:t>
-      </w:r>
-      <w:proofErr w:type="spellEnd"/>
-      <w:r>
-        <w:rPr>
-          <w:rFonts w:ascii="Consolas" w:hAnsi="Consolas" w:cs="Consolas"/>
-          <w:sz w:val="18"/>
-        </w:rPr>
-        <w:t xml:space="preserve"> </w:t>
-      </w:r>
-      <w:proofErr w:type="spellStart"/>
-      <w:r>
-        <w:rPr>
-          <w:rFonts w:ascii="Consolas" w:hAnsi="Consolas" w:cs="Consolas"/>
-          <w:sz w:val="18"/>
-        </w:rPr>
-        <w:t>matplotlib</w:t>
-      </w:r>
-      <w:proofErr w:type="spellEnd"/>
+        <w:t>py -m pip install matplotlib</w:t>
+      </w:r>
     </w:p>
     <w:p>
       <w:r>
         <w:t xml:space="preserve">Дождитесь завершения (в конце должна появиться строчка </w:t>
       </w:r>
-      <w:proofErr w:type="spellStart"/>
       <w:r>
         <w:rPr>
           <w:rFonts w:ascii="Consolas" w:hAnsi="Consolas" w:cs="Consolas"/>
           <w:sz w:val="18"/>
           <w:shd w:val="clear" w:color="auto" w:fill="F4F4F4"/>
         </w:rPr>
-        <w:t>Successfully</w:t>
-      </w:r>
-      <w:proofErr w:type="spellEnd"/>
+        <w:t>Successfully installed matplotlib-...</w:t>
+      </w:r>
+      <w:r>
+        <w:t>). Проверьте:</w:t>
+      </w:r>
+    </w:p>
+    <w:p>
+      <w:pPr>
+        <w:shd w:val="clear" w:color="auto" w:fill="F4F4F4"/>
+        <w:spacing w:before="120" w:line="240" w:lineRule="auto"/>
+        <w:ind w:left="227"/>
+      </w:pPr>
+      <w:r>
+        <w:rPr>
+          <w:rFonts w:ascii="Consolas" w:hAnsi="Consolas" w:cs="Consolas"/>
+          <w:sz w:val="18"/>
+        </w:rPr>
+        <w:t>py -c "import matplotlib; print(matplotlib.__version__)"</w:t>
+      </w:r>
+    </w:p>
+    <w:p>
+      <w:r>
+        <w:t xml:space="preserve">Должна напечататься версия, например </w:t>
+      </w:r>
       <w:r>
         <w:rPr>
           <w:rFonts w:ascii="Consolas" w:hAnsi="Consolas" w:cs="Consolas"/>
           <w:sz w:val="18"/>
           <w:shd w:val="clear" w:color="auto" w:fill="F4F4F4"/>
         </w:rPr>
-        <w:t xml:space="preserve"> </w:t>
-      </w:r>
-      <w:proofErr w:type="spellStart"/>
-      <w:r>
-        <w:rPr>
-          <w:rFonts w:ascii="Consolas" w:hAnsi="Consolas" w:cs="Consolas"/>
-          <w:sz w:val="18"/>
-          <w:shd w:val="clear" w:color="auto" w:fill="F4F4F4"/>
-        </w:rPr>
-        <w:t>installed</w:t>
-      </w:r>
-      <w:proofErr w:type="spellEnd"/>
-      <w:r>
-        <w:rPr>
-          <w:rFonts w:ascii="Consolas" w:hAnsi="Consolas" w:cs="Consolas"/>
-          <w:sz w:val="18"/>
-          <w:shd w:val="clear" w:color="auto" w:fill="F4F4F4"/>
-        </w:rPr>
-        <w:t xml:space="preserve"> </w:t>
-      </w:r>
-      <w:proofErr w:type="spellStart"/>
-      <w:r>
-        <w:rPr>
-          <w:rFonts w:ascii="Consolas" w:hAnsi="Consolas" w:cs="Consolas"/>
-          <w:sz w:val="18"/>
-          <w:shd w:val="clear" w:color="auto" w:fill="F4F4F4"/>
-        </w:rPr>
-        <w:t>matplotlib</w:t>
-      </w:r>
-      <w:proofErr w:type="spellEnd"/>
-      <w:r>
-        <w:rPr>
-          <w:rFonts w:ascii="Consolas" w:hAnsi="Consolas" w:cs="Consolas"/>
-          <w:sz w:val="18"/>
-          <w:shd w:val="clear" w:color="auto" w:fill="F4F4F4"/>
-        </w:rPr>
-        <w:t>-...</w:t>
-      </w:r>
-      <w:r>
-        <w:t>). Проверьте:</w:t>
-      </w:r>
-    </w:p>
-    <w:p>
-      <w:pPr>
-        <w:shd w:val="clear" w:color="auto" w:fill="F4F4F4"/>
-        <w:spacing w:before="120" w:line="240" w:lineRule="auto"/>
-        <w:ind w:left="227"/>
-      </w:pPr>
-      <w:proofErr w:type="spellStart"/>
-      <w:r>
-        <w:rPr>
-          <w:rFonts w:ascii="Consolas" w:hAnsi="Consolas" w:cs="Consolas"/>
-          <w:sz w:val="18"/>
-        </w:rPr>
-        <w:t>py</w:t>
-      </w:r>
-      <w:proofErr w:type="spellEnd"/>
-      <w:r>
-        <w:rPr>
-          <w:rFonts w:ascii="Consolas" w:hAnsi="Consolas" w:cs="Consolas"/>
-          <w:sz w:val="18"/>
-        </w:rPr>
-        <w:t xml:space="preserve"> -c "</w:t>
-      </w:r>
-      <w:proofErr w:type="spellStart"/>
-      <w:r>
-        <w:rPr>
-          <w:rFonts w:ascii="Consolas" w:hAnsi="Consolas" w:cs="Consolas"/>
-          <w:sz w:val="18"/>
-        </w:rPr>
-        <w:t>import</w:t>
-      </w:r>
-      <w:proofErr w:type="spellEnd"/>
-      <w:r>
-        <w:rPr>
-          <w:rFonts w:ascii="Consolas" w:hAnsi="Consolas" w:cs="Consolas"/>
-          <w:sz w:val="18"/>
-        </w:rPr>
-        <w:t xml:space="preserve"> </w:t>
-      </w:r>
-      <w:proofErr w:type="spellStart"/>
-      <w:r>
-        <w:rPr>
-          <w:rFonts w:ascii="Consolas" w:hAnsi="Consolas" w:cs="Consolas"/>
-          <w:sz w:val="18"/>
-        </w:rPr>
-        <w:t>matplotlib</w:t>
-      </w:r>
-      <w:proofErr w:type="spellEnd"/>
-      <w:r>
-        <w:rPr>
-          <w:rFonts w:ascii="Consolas" w:hAnsi="Consolas" w:cs="Consolas"/>
-          <w:sz w:val="18"/>
-        </w:rPr>
-        <w:t xml:space="preserve">; </w:t>
-      </w:r>
-      <w:proofErr w:type="spellStart"/>
-      <w:r>
-        <w:rPr>
-          <w:rFonts w:ascii="Consolas" w:hAnsi="Consolas" w:cs="Consolas"/>
-          <w:sz w:val="18"/>
-        </w:rPr>
-        <w:t>print</w:t>
-      </w:r>
-      <w:proofErr w:type="spellEnd"/>
-      <w:r>
-        <w:rPr>
-          <w:rFonts w:ascii="Consolas" w:hAnsi="Consolas" w:cs="Consolas"/>
-          <w:sz w:val="18"/>
-        </w:rPr>
-        <w:t>(</w:t>
-      </w:r>
-      <w:proofErr w:type="spellStart"/>
-      <w:proofErr w:type="gramStart"/>
-      <w:r>
-        <w:rPr>
-          <w:rFonts w:ascii="Consolas" w:hAnsi="Consolas" w:cs="Consolas"/>
-          <w:sz w:val="18"/>
-        </w:rPr>
-        <w:t>matplotlib</w:t>
-      </w:r>
-      <w:proofErr w:type="spellEnd"/>
-      <w:r>
-        <w:rPr>
-          <w:rFonts w:ascii="Consolas" w:hAnsi="Consolas" w:cs="Consolas"/>
-          <w:sz w:val="18"/>
-        </w:rPr>
-        <w:t>._</w:t>
-      </w:r>
-      <w:proofErr w:type="gramEnd"/>
-      <w:r>
-        <w:rPr>
-          <w:rFonts w:ascii="Consolas" w:hAnsi="Consolas" w:cs="Consolas"/>
-          <w:sz w:val="18"/>
-        </w:rPr>
-        <w:t>_</w:t>
-      </w:r>
-      <w:proofErr w:type="spellStart"/>
-      <w:r>
-        <w:rPr>
-          <w:rFonts w:ascii="Consolas" w:hAnsi="Consolas" w:cs="Consolas"/>
-          <w:sz w:val="18"/>
-        </w:rPr>
-        <w:t>version</w:t>
-      </w:r>
-      <w:proofErr w:type="spellEnd"/>
-      <w:r>
-        <w:rPr>
-          <w:rFonts w:ascii="Consolas" w:hAnsi="Consolas" w:cs="Consolas"/>
-          <w:sz w:val="18"/>
-        </w:rPr>
-        <w:t>__)"</w:t>
-      </w:r>
-    </w:p>
-    <w:p>
-      <w:r>
-        <w:t xml:space="preserve">Должна напечататься версия, например </w:t>
-      </w:r>
-      <w:r>
-        <w:rPr>
-          <w:rFonts w:ascii="Consolas" w:hAnsi="Consolas" w:cs="Consolas"/>
-          <w:sz w:val="18"/>
-          <w:shd w:val="clear" w:color="auto" w:fill="F4F4F4"/>
-        </w:rPr>
         <w:t>3.10.9</w:t>
       </w:r>
       <w:r>
@@ -4340,15 +4975,18 @@
       <w:pPr>
         <w:pStyle w:val="21"/>
       </w:pPr>
-      <w:bookmarkStart w:id="8" w:name="_Toc243386429"/>
+      <w:bookmarkStart w:id="10" w:name="_Toc243409799"/>
       <w:r>
         <w:t>4.5. Закройте командную строку</w:t>
       </w:r>
-      <w:bookmarkEnd w:id="8"/>
-    </w:p>
-    <w:p>
-      <w:r>
-        <w:t>Окно командной строки можно закрыть — оно больше не понадобится.</w:t>
+      <w:bookmarkEnd w:id="10"/>
+    </w:p>
+    <w:p>
+      <w:r>
+        <w:t>Окно командной ст</w:t>
+      </w:r>
+      <w:r>
+        <w:t>роки можно закрыть — оно больше не понадобится.</w:t>
       </w:r>
     </w:p>
     <w:p>
@@ -4363,34 +5001,40 @@
       <w:pPr>
         <w:pStyle w:val="1"/>
       </w:pPr>
-      <w:bookmarkStart w:id="9" w:name="_Toc243386430"/>
-      <w:r>
-        <w:lastRenderedPageBreak/>
+      <w:bookmarkStart w:id="11" w:name="_Toc243409800"/>
+      <w:r>
         <w:t>5. Скачивание и запуск программы</w:t>
       </w:r>
-      <w:bookmarkEnd w:id="9"/>
+      <w:bookmarkEnd w:id="11"/>
     </w:p>
     <w:p>
       <w:pPr>
         <w:pStyle w:val="21"/>
       </w:pPr>
-      <w:bookmarkStart w:id="10" w:name="_Toc243386431"/>
+      <w:bookmarkStart w:id="12" w:name="_Toc243409801"/>
       <w:r>
         <w:t>5.1. Скачивание</w:t>
       </w:r>
-      <w:bookmarkEnd w:id="10"/>
+      <w:bookmarkEnd w:id="12"/>
     </w:p>
     <w:p>
       <w:r>
         <w:t xml:space="preserve">Страница релизов: </w:t>
       </w:r>
-      <w:hyperlink r:id="rId9">
+      <w:hyperlink r:id="rId14">
         <w:r>
           <w:rPr>
             <w:color w:val="0563C1"/>
             <w:u w:val="single"/>
           </w:rPr>
-          <w:t>https://github.com/timishavet/geant4-autoradiolysis-beta/releases</w:t>
+          <w:t>https://github.com/timishavet/geant4-autoradiolysis-bet</w:t>
+        </w:r>
+        <w:r>
+          <w:rPr>
+            <w:color w:val="0563C1"/>
+            <w:u w:val="single"/>
+          </w:rPr>
+          <w:t>a/releases</w:t>
         </w:r>
       </w:hyperlink>
     </w:p>
@@ -4417,11 +5061,11 @@
       <w:pPr>
         <w:pStyle w:val="21"/>
       </w:pPr>
-      <w:bookmarkStart w:id="11" w:name="_Toc243386432"/>
+      <w:bookmarkStart w:id="13" w:name="_Toc243409802"/>
       <w:r>
         <w:t>5.2. Распаковка</w:t>
       </w:r>
-      <w:bookmarkEnd w:id="11"/>
+      <w:bookmarkEnd w:id="13"/>
     </w:p>
     <w:p>
       <w:pPr>
@@ -4480,7 +5124,10 @@
         <w:t>«Извлечь всё»</w:t>
       </w:r>
       <w:r>
-        <w:t xml:space="preserve"> → укажите, куда распаковать, например </w:t>
+        <w:t xml:space="preserve"> → укажите, куда распаковать</w:t>
+      </w:r>
+      <w:r>
+        <w:t xml:space="preserve">, например </w:t>
       </w:r>
       <w:r>
         <w:rPr>
@@ -4542,101 +5189,24 @@
           <w:sz w:val="18"/>
           <w:shd w:val="clear" w:color="auto" w:fill="F4F4F4"/>
         </w:rPr>
-        <w:t>program_b.py</w:t>
-      </w:r>
-      <w:r>
-        <w:t xml:space="preserve"> и папка </w:t>
-      </w:r>
-      <w:proofErr w:type="spellStart"/>
+        <w:t>install_data.bat</w:t>
+      </w:r>
+      <w:r>
+        <w:t xml:space="preserve">, </w:t>
+      </w:r>
       <w:r>
         <w:rPr>
           <w:rFonts w:ascii="Consolas" w:hAnsi="Consolas" w:cs="Consolas"/>
           <w:sz w:val="18"/>
           <w:shd w:val="clear" w:color="auto" w:fill="F4F4F4"/>
         </w:rPr>
-        <w:t>build</w:t>
-      </w:r>
-      <w:proofErr w:type="spellEnd"/>
-      <w:r>
-        <w:t>.</w:t>
-      </w:r>
-    </w:p>
-    <w:p>
-      <w:r>
-        <w:t xml:space="preserve">&gt; </w:t>
-      </w:r>
-      <w:r>
-        <w:rPr>
-          <w:b/>
-        </w:rPr>
-        <w:t>[Скриншот: распакованная папка в Проводнике</w:t>
-      </w:r>
-      <w:proofErr w:type="gramStart"/>
-      <w:r>
-        <w:rPr>
-          <w:b/>
-        </w:rPr>
-        <w:t>]</w:t>
-      </w:r>
-      <w:r>
-        <w:t xml:space="preserve"> &gt;</w:t>
-      </w:r>
-      <w:proofErr w:type="gramEnd"/>
-      <w:r>
-        <w:t xml:space="preserve"> </w:t>
-      </w:r>
-      <w:r>
-        <w:rPr>
-          <w:i/>
-        </w:rPr>
-        <w:t xml:space="preserve">— видны start.bat, program_b.py, папка </w:t>
-      </w:r>
-      <w:proofErr w:type="spellStart"/>
-      <w:r>
-        <w:rPr>
-          <w:i/>
-        </w:rPr>
-        <w:t>build</w:t>
-      </w:r>
-      <w:proofErr w:type="spellEnd"/>
-      <w:r>
-        <w:rPr>
-          <w:i/>
-        </w:rPr>
-        <w:t xml:space="preserve"> и остальные файлы.</w:t>
-      </w:r>
-    </w:p>
-    <w:p>
-      <w:r>
-        <w:t>Если внутри окажется ещё одна вложенная папка — просто зайдите в неё.</w:t>
-      </w:r>
-    </w:p>
-    <w:p>
-      <w:pPr>
-        <w:pStyle w:val="21"/>
-      </w:pPr>
-      <w:bookmarkStart w:id="12" w:name="_Toc243386433"/>
-      <w:r>
-        <w:t>5.3. Запуск</w:t>
-      </w:r>
-      <w:bookmarkEnd w:id="12"/>
-    </w:p>
-    <w:p>
-      <w:r>
-        <w:rPr>
-          <w:b/>
-        </w:rPr>
-        <w:t>Дважды щёлкните по файлу `start.bat`.</w:t>
-      </w:r>
-    </w:p>
-    <w:p>
-      <w:r>
-        <w:t>При первом запуске Windows может показать предупреждение «Windows защищена от запуска незнакомых приложений» — нажмите «Всё равно запустить» (этот файл — часть программы, он безопасен).</w:t>
-      </w:r>
-    </w:p>
-    <w:p>
-      <w:r>
-        <w:t xml:space="preserve">Что делает </w:t>
+        <w:t>program_b.py</w:t>
+      </w:r>
+      <w:r>
+        <w:t xml:space="preserve"> и п</w:t>
+      </w:r>
+      <w:r>
+        <w:t xml:space="preserve">апка </w:t>
       </w:r>
       <w:r>
         <w:rPr>
@@ -4644,188 +5214,243 @@
           <w:sz w:val="18"/>
           <w:shd w:val="clear" w:color="auto" w:fill="F4F4F4"/>
         </w:rPr>
-        <w:t>start.bat</w:t>
-      </w:r>
-      <w:r>
-        <w:t>:</w:t>
-      </w:r>
-    </w:p>
-    <w:p>
-      <w:pPr>
-        <w:spacing w:after="40"/>
-        <w:ind w:left="510" w:hanging="510"/>
-      </w:pPr>
+        <w:t>build</w:t>
+      </w:r>
+      <w:r>
+        <w:t>.</w:t>
+      </w:r>
+    </w:p>
+    <w:p>
+      <w:r>
+        <w:t xml:space="preserve">&gt; </w:t>
+      </w:r>
       <w:r>
         <w:rPr>
           <w:b/>
         </w:rPr>
-        <w:t>1.</w:t>
-      </w:r>
+        <w:t>[Скриншот: распакованная папка в Проводнике]</w:t>
+      </w:r>
+      <w:r>
+        <w:t xml:space="preserve"> &gt; </w:t>
+      </w:r>
+      <w:r>
+        <w:rPr>
+          <w:i/>
+        </w:rPr>
+        <w:t>— видны start.bat, install_data.bat, program_b.py, папка build и остальные файлы.</w:t>
+      </w:r>
+    </w:p>
+    <w:p>
+      <w:r>
+        <w:t>Если внутри окажется ещё одна вложенная папка — просто зайдите в неё.</w:t>
+      </w:r>
+    </w:p>
+    <w:p>
+      <w:pPr>
+        <w:pStyle w:val="21"/>
+      </w:pPr>
+      <w:bookmarkStart w:id="14" w:name="_Toc243409803"/>
+      <w:r>
+        <w:t>5.3. Запуск</w:t>
+      </w:r>
+      <w:bookmarkEnd w:id="14"/>
+    </w:p>
+    <w:p>
       <w:r>
         <w:rPr>
           <w:b/>
         </w:rPr>
-        <w:tab/>
-      </w:r>
-      <w:r>
-        <w:t>Проверяет, что установлен Python.</w:t>
-      </w:r>
-    </w:p>
-    <w:p>
-      <w:pPr>
-        <w:spacing w:after="40"/>
-        <w:ind w:left="510" w:hanging="510"/>
-      </w:pPr>
+        <w:t>Дважды щёлкните по файлу `start</w:t>
+      </w:r>
       <w:r>
         <w:rPr>
           <w:b/>
         </w:rPr>
-        <w:t>2.</w:t>
-      </w:r>
-      <w:r>
-        <w:rPr>
-          <w:b/>
-        </w:rPr>
-        <w:tab/>
-      </w:r>
-      <w:r>
-        <w:t xml:space="preserve">Проверяет, что Python собран с </w:t>
-      </w:r>
-      <w:proofErr w:type="spellStart"/>
-      <w:r>
-        <w:t>tkinter</w:t>
-      </w:r>
-      <w:proofErr w:type="spellEnd"/>
-      <w:r>
-        <w:t xml:space="preserve"> (нужен для окон интерфейса).</w:t>
-      </w:r>
-    </w:p>
-    <w:p>
-      <w:pPr>
-        <w:spacing w:after="40"/>
-        <w:ind w:left="510" w:hanging="510"/>
-      </w:pPr>
-      <w:r>
-        <w:rPr>
-          <w:b/>
-        </w:rPr>
-        <w:t>3.</w:t>
-      </w:r>
-      <w:r>
-        <w:rPr>
-          <w:b/>
-        </w:rPr>
-        <w:tab/>
-      </w:r>
-      <w:r>
-        <w:t xml:space="preserve">Проверяет, что установлен </w:t>
-      </w:r>
-      <w:proofErr w:type="spellStart"/>
-      <w:r>
-        <w:t>matplotlib</w:t>
-      </w:r>
-      <w:proofErr w:type="spellEnd"/>
-      <w:r>
-        <w:t>.</w:t>
-      </w:r>
-    </w:p>
-    <w:p>
-      <w:pPr>
-        <w:spacing w:after="40"/>
-        <w:ind w:left="510" w:hanging="510"/>
-      </w:pPr>
-      <w:r>
-        <w:rPr>
-          <w:b/>
-        </w:rPr>
-        <w:t>4.</w:t>
-      </w:r>
-      <w:r>
-        <w:rPr>
-          <w:b/>
-        </w:rPr>
-        <w:tab/>
-      </w:r>
-      <w:r>
-        <w:t>Проверяет, что установлен Geant4 и он прописан в системе.</w:t>
-      </w:r>
-    </w:p>
-    <w:p>
-      <w:pPr>
-        <w:spacing w:after="40"/>
-        <w:ind w:left="510" w:hanging="510"/>
-      </w:pPr>
-      <w:r>
-        <w:rPr>
-          <w:b/>
-        </w:rPr>
-        <w:t>5.</w:t>
-      </w:r>
-      <w:r>
-        <w:rPr>
-          <w:b/>
-        </w:rPr>
-        <w:tab/>
-      </w:r>
-      <w:r>
-        <w:t>Проверяет, что в системе есть данные распадов Geant4.</w:t>
-      </w:r>
-    </w:p>
-    <w:p>
-      <w:pPr>
-        <w:spacing w:after="40"/>
-        <w:ind w:left="510" w:hanging="510"/>
-      </w:pPr>
-      <w:r>
-        <w:rPr>
-          <w:b/>
-        </w:rPr>
-        <w:t>6.</w:t>
-      </w:r>
-      <w:r>
-        <w:rPr>
-          <w:b/>
-        </w:rPr>
-        <w:tab/>
-      </w:r>
-      <w:r>
-        <w:t xml:space="preserve">Проверяет, что файл </w:t>
-      </w:r>
-      <w:proofErr w:type="spellStart"/>
+        <w:t>.bat`.</w:t>
+      </w:r>
+    </w:p>
+    <w:p>
+      <w:r>
+        <w:t>При первом запуске Windows может показать предупреждение «Windows защищена от запуска незнакомых приложений» — нажмите «Всё равно запустить» (этот файл — часть программы, он безопасен).</w:t>
+      </w:r>
+    </w:p>
+    <w:p>
+      <w:r>
+        <w:lastRenderedPageBreak/>
+        <w:t xml:space="preserve">Что делает </w:t>
+      </w:r>
       <w:r>
         <w:rPr>
           <w:rFonts w:ascii="Consolas" w:hAnsi="Consolas" w:cs="Consolas"/>
           <w:sz w:val="18"/>
           <w:shd w:val="clear" w:color="auto" w:fill="F4F4F4"/>
         </w:rPr>
-        <w:t>build</w:t>
-      </w:r>
-      <w:proofErr w:type="spellEnd"/>
+        <w:t>start.bat</w:t>
+      </w:r>
+      <w:r>
+        <w:t>:</w:t>
+      </w:r>
+    </w:p>
+    <w:p>
+      <w:pPr>
+        <w:spacing w:after="40"/>
+        <w:ind w:left="510" w:hanging="510"/>
+      </w:pPr>
+      <w:r>
+        <w:rPr>
+          <w:b/>
+        </w:rPr>
+        <w:t>1.</w:t>
+      </w:r>
+      <w:r>
+        <w:rPr>
+          <w:b/>
+        </w:rPr>
+        <w:tab/>
+      </w:r>
+      <w:r>
+        <w:t xml:space="preserve">Проверяет, что установлен </w:t>
+      </w:r>
+      <w:r>
+        <w:t>Python.</w:t>
+      </w:r>
+    </w:p>
+    <w:p>
+      <w:pPr>
+        <w:spacing w:after="40"/>
+        <w:ind w:left="510" w:hanging="510"/>
+      </w:pPr>
+      <w:r>
+        <w:rPr>
+          <w:b/>
+        </w:rPr>
+        <w:t>2.</w:t>
+      </w:r>
+      <w:r>
+        <w:rPr>
+          <w:b/>
+        </w:rPr>
+        <w:tab/>
+      </w:r>
+      <w:r>
+        <w:t>Проверяет, что Python собран с tkinter (нужен для окон интерфейса).</w:t>
+      </w:r>
+    </w:p>
+    <w:p>
+      <w:pPr>
+        <w:spacing w:after="40"/>
+        <w:ind w:left="510" w:hanging="510"/>
+      </w:pPr>
+      <w:r>
+        <w:rPr>
+          <w:b/>
+        </w:rPr>
+        <w:t>3.</w:t>
+      </w:r>
+      <w:r>
+        <w:rPr>
+          <w:b/>
+        </w:rPr>
+        <w:tab/>
+      </w:r>
+      <w:r>
+        <w:t>Проверяет, что установлен matplotlib.</w:t>
+      </w:r>
+    </w:p>
+    <w:p>
+      <w:pPr>
+        <w:spacing w:after="40"/>
+        <w:ind w:left="510" w:hanging="510"/>
+      </w:pPr>
+      <w:r>
+        <w:rPr>
+          <w:b/>
+        </w:rPr>
+        <w:t>4.</w:t>
+      </w:r>
+      <w:r>
+        <w:rPr>
+          <w:b/>
+        </w:rPr>
+        <w:tab/>
+      </w:r>
+      <w:r>
+        <w:t>Находит установленный Geant4 и проверяет, прописан ли он в системе (PATH).</w:t>
+      </w:r>
+    </w:p>
+    <w:p>
+      <w:pPr>
+        <w:spacing w:after="40"/>
+        <w:ind w:left="510" w:hanging="510"/>
+      </w:pPr>
+      <w:r>
+        <w:rPr>
+          <w:b/>
+        </w:rPr>
+        <w:t>5.</w:t>
+      </w:r>
+      <w:r>
+        <w:rPr>
+          <w:b/>
+        </w:rPr>
+        <w:tab/>
+      </w:r>
+      <w:r>
+        <w:t xml:space="preserve">Проверяет все пакеты данных Geant4: если папка с данными есть, а переменная не задана — создаёт её сама (печатает </w:t>
+      </w:r>
       <w:r>
         <w:rPr>
           <w:rFonts w:ascii="Consolas" w:hAnsi="Consolas" w:cs="Consolas"/>
           <w:sz w:val="18"/>
           <w:shd w:val="clear" w:color="auto" w:fill="F4F4F4"/>
         </w:rPr>
-        <w:t>\</w:t>
-      </w:r>
-      <w:proofErr w:type="spellStart"/>
+        <w:t>[Исправлено] создана переменная ...</w:t>
+      </w:r>
+      <w:r>
+        <w:t xml:space="preserve">); если пакетов не хватает — предлагает скачать архивы и запустить </w:t>
+      </w:r>
       <w:r>
         <w:rPr>
           <w:rFonts w:ascii="Consolas" w:hAnsi="Consolas" w:cs="Consolas"/>
           <w:sz w:val="18"/>
           <w:shd w:val="clear" w:color="auto" w:fill="F4F4F4"/>
         </w:rPr>
-        <w:t>Release</w:t>
-      </w:r>
-      <w:proofErr w:type="spellEnd"/>
+        <w:t>install_data.bat</w:t>
+      </w:r>
+      <w:r>
+        <w:t xml:space="preserve"> (раздел 3.2).</w:t>
+      </w:r>
+    </w:p>
+    <w:p>
+      <w:pPr>
+        <w:spacing w:after="40"/>
+        <w:ind w:left="510" w:hanging="510"/>
+      </w:pPr>
+      <w:r>
+        <w:rPr>
+          <w:b/>
+        </w:rPr>
+        <w:t>6.</w:t>
+      </w:r>
+      <w:r>
+        <w:rPr>
+          <w:b/>
+        </w:rPr>
+        <w:tab/>
+      </w:r>
+      <w:r>
+        <w:t>Провер</w:t>
+      </w:r>
+      <w:r>
+        <w:t xml:space="preserve">яет, что файл </w:t>
+      </w:r>
       <w:r>
         <w:rPr>
           <w:rFonts w:ascii="Consolas" w:hAnsi="Consolas" w:cs="Consolas"/>
           <w:sz w:val="18"/>
           <w:shd w:val="clear" w:color="auto" w:fill="F4F4F4"/>
         </w:rPr>
-        <w:t>\main.exe</w:t>
+        <w:t>build\Release\main.exe</w:t>
       </w:r>
       <w:r>
         <w:t xml:space="preserve"> на месте (архив распакован полностью).</w:t>
@@ -4853,7 +5478,10 @@
         <w:t>start.bat</w:t>
       </w:r>
       <w:r>
-        <w:t xml:space="preserve"> напишет, чего именно не хватает и что сделать (список сообщений — в разделе 7).</w:t>
+        <w:t xml:space="preserve"> напишет, чего именно не хватает и что сделать (список с</w:t>
+      </w:r>
+      <w:r>
+        <w:t>ообщений — в разделе 7).</w:t>
       </w:r>
     </w:p>
     <w:p>
@@ -4864,21 +5492,10 @@
         <w:rPr>
           <w:b/>
         </w:rPr>
-        <w:t>[Скриншот: окно «Программа Б — Генератор макросов»</w:t>
-      </w:r>
-      <w:proofErr w:type="gramStart"/>
-      <w:r>
-        <w:rPr>
-          <w:b/>
-        </w:rPr>
-        <w:t>]</w:t>
-      </w:r>
-      <w:r>
-        <w:t xml:space="preserve"> &gt;</w:t>
-      </w:r>
-      <w:proofErr w:type="gramEnd"/>
-      <w:r>
-        <w:t xml:space="preserve"> </w:t>
+        <w:t>[Скриншот: окно «Программа Б — Генератор макросов»]</w:t>
+      </w:r>
+      <w:r>
+        <w:t xml:space="preserve"> &gt; </w:t>
       </w:r>
       <w:r>
         <w:rPr>
@@ -4899,21 +5516,24 @@
       <w:pPr>
         <w:pStyle w:val="1"/>
       </w:pPr>
-      <w:bookmarkStart w:id="13" w:name="_Toc243386434"/>
+      <w:bookmarkStart w:id="15" w:name="_Toc243409804"/>
       <w:r>
         <w:t>6. Программа: устройство и пример расчёта</w:t>
       </w:r>
-      <w:bookmarkEnd w:id="13"/>
+      <w:bookmarkEnd w:id="15"/>
     </w:p>
     <w:p>
       <w:pPr>
         <w:pStyle w:val="21"/>
       </w:pPr>
-      <w:bookmarkStart w:id="14" w:name="_Toc243386435"/>
-      <w:r>
-        <w:t>6.1. Вкладки программы</w:t>
-      </w:r>
-      <w:bookmarkEnd w:id="14"/>
+      <w:bookmarkStart w:id="16" w:name="_Toc243409805"/>
+      <w:r>
+        <w:t>6.</w:t>
+      </w:r>
+      <w:r>
+        <w:t>1. Вкладки программы</w:t>
+      </w:r>
+      <w:bookmarkEnd w:id="16"/>
     </w:p>
     <w:tbl>
       <w:tblPr>
@@ -4976,7 +5596,6 @@
               <w:spacing w:after="40"/>
             </w:pPr>
             <w:r>
-              <w:lastRenderedPageBreak/>
               <w:t>Геометрия</w:t>
             </w:r>
           </w:p>
@@ -5059,7 +5678,10 @@
               <w:cnfStyle w:val="000000100000" w:firstRow="0" w:lastRow="0" w:firstColumn="0" w:lastColumn="0" w:oddVBand="0" w:evenVBand="0" w:oddHBand="1" w:evenHBand="0" w:firstRowFirstColumn="0" w:firstRowLastColumn="0" w:lastRowFirstColumn="0" w:lastRowLastColumn="0"/>
             </w:pPr>
             <w:r>
-              <w:t>выбор радионуклида; показываются период полураспада T½ и наличие данных Geant4</w:t>
+              <w:t xml:space="preserve">выбор </w:t>
+            </w:r>
+            <w:r>
+              <w:t>радионуклида; показываются период полураспада T½ и наличие данных Geant4</w:t>
             </w:r>
           </w:p>
         </w:tc>
@@ -5161,7 +5783,10 @@
               <w:cnfStyle w:val="000000010000" w:firstRow="0" w:lastRow="0" w:firstColumn="0" w:lastColumn="0" w:oddVBand="0" w:evenVBand="0" w:oddHBand="0" w:evenHBand="1" w:firstRowFirstColumn="0" w:firstRowLastColumn="0" w:lastRowFirstColumn="0" w:lastRowLastColumn="0"/>
             </w:pPr>
             <w:r>
-              <w:t>запуск симуляции, прогресс, просмотр результатов</w:t>
+              <w:t>запуск симуляции, прогресс, просмо</w:t>
+            </w:r>
+            <w:r>
+              <w:t>тр результатов</w:t>
             </w:r>
           </w:p>
         </w:tc>
@@ -5210,31 +5835,18 @@
       <w:pPr>
         <w:pStyle w:val="21"/>
       </w:pPr>
-      <w:bookmarkStart w:id="15" w:name="_Toc243386436"/>
+      <w:bookmarkStart w:id="17" w:name="_Toc243409806"/>
       <w:r>
         <w:t>6.2. Пример: Lu-177 в стакане</w:t>
       </w:r>
-      <w:bookmarkEnd w:id="15"/>
-    </w:p>
-    <w:p>
-      <w:r>
-        <w:t>Разберём полный расчёт: сколько поглощённой дозы получает вода в стакане от растворённого в ней Lu-177 (β⁻-излучатель, E_β</w:t>
-      </w:r>
-      <w:proofErr w:type="spellStart"/>
-      <w:r>
-        <w:t>max</w:t>
-      </w:r>
-      <w:proofErr w:type="spellEnd"/>
-      <w:r>
-        <w:t xml:space="preserve"> ≈ 497 кэВ, один из основных нуклидов </w:t>
-      </w:r>
-      <w:proofErr w:type="spellStart"/>
-      <w:r>
-        <w:t>таргетной</w:t>
-      </w:r>
-      <w:proofErr w:type="spellEnd"/>
-      <w:r>
-        <w:t xml:space="preserve"> радиотерапии).</w:t>
+      <w:bookmarkEnd w:id="17"/>
+    </w:p>
+    <w:p>
+      <w:r>
+        <w:t>Разберём полный расчёт: сколько поглощённой дозы получает вода в стакане от растворённого в ней Lu-177 (β⁻-излучатель, E_βmax ≈ 497 кэВ, один из основных нуклидов таргетной радио</w:t>
+      </w:r>
+      <w:r>
+        <w:t>терапии).</w:t>
       </w:r>
     </w:p>
     <w:p>
@@ -5286,7 +5898,10 @@
     </w:p>
     <w:p>
       <w:r>
-        <w:t>Программа сразу покажет объём жидкости — для этих размеров 75,3982 см³.</w:t>
+        <w:t xml:space="preserve">Программа сразу покажет объём жидкости — для этих размеров </w:t>
+      </w:r>
+      <w:r>
+        <w:t>75,3982 см³.</w:t>
       </w:r>
     </w:p>
     <w:p>
@@ -5294,18 +5909,11 @@
         <w:rPr>
           <w:b/>
         </w:rPr>
+        <w:lastRenderedPageBreak/>
         <w:t>Шаг 2 — Среда и материалы.</w:t>
       </w:r>
       <w:r>
-        <w:t xml:space="preserve"> Оставляем по умолчанию: жидкость — вода (G4_WATER, 1,000 г/см³), оболочка — стекло (</w:t>
-      </w:r>
-      <w:proofErr w:type="spellStart"/>
-      <w:r>
-        <w:t>SiO</w:t>
-      </w:r>
-      <w:proofErr w:type="spellEnd"/>
-      <w:r>
-        <w:t>₂, 2,320 г/см³).</w:t>
+        <w:t xml:space="preserve"> Оставляем по умолчанию: жидкость — вода (G4_WATER, 1,000 г/см³), оболочка — стекло (SiO₂, 2,320 г/см³).</w:t>
       </w:r>
     </w:p>
     <w:p>
@@ -5325,15 +5933,10 @@
         <w:t>Lu-177</w:t>
       </w:r>
       <w:r>
-        <w:t xml:space="preserve">. Программа покажет период полураспада (T½ ≈ 6,647 </w:t>
-      </w:r>
-      <w:proofErr w:type="spellStart"/>
-      <w:r>
-        <w:t>сут</w:t>
-      </w:r>
-      <w:proofErr w:type="spellEnd"/>
-      <w:r>
-        <w:t>) и сообщение «Схема распада есть. Уровни дочерних есть.» — значит, данные Geant4 на месте.</w:t>
+        <w:t xml:space="preserve">. Программа покажет период </w:t>
+      </w:r>
+      <w:r>
+        <w:t>полураспада (T½ ≈ 6,644 сут) и сообщение «Схема распада есть. Уровни дочерних есть.» — значит, данные Geant4 на месте.</w:t>
       </w:r>
     </w:p>
     <w:p>
@@ -5384,7 +5987,10 @@
         <w:t>«Запустить симуляцию»</w:t>
       </w:r>
       <w:r>
-        <w:t>. Следите за прогресс-баром. Для ста тысяч распадов на обычном компьютере требуется меньше секунды.</w:t>
+        <w:t>. Сл</w:t>
+      </w:r>
+      <w:r>
+        <w:t>едите за прогресс-баром. Для ста тысяч распадов на обычном компьютере требуется не больше пары секунд.</w:t>
       </w:r>
     </w:p>
     <w:p>
@@ -5395,7 +6001,10 @@
         <w:t>Шаг 6 — Результаты.</w:t>
       </w:r>
       <w:r>
-        <w:t xml:space="preserve"> После завершения внизу появится блок результатов (примерный вид; точные числа будут отличаться, так как генератор случайных чисел каждый раз другой):</w:t>
+        <w:t xml:space="preserve"> После завершения внизу появится блок результатов (примерный вид; точные числа будут отличаться, так как генератор случайных чисел каж</w:t>
+      </w:r>
+      <w:r>
+        <w:t>дый раз другой):</w:t>
       </w:r>
     </w:p>
     <w:p>
@@ -5404,17 +6013,12 @@
         <w:shd w:val="clear" w:color="auto" w:fill="F4F4F4"/>
         <w:spacing w:before="120" w:after="0" w:line="240" w:lineRule="auto"/>
         <w:ind w:left="227"/>
-        <w:rPr>
-          <w:lang w:val="en-US"/>
-        </w:rPr>
       </w:pPr>
       <w:r>
         <w:rPr>
           <w:rFonts w:ascii="Consolas" w:hAnsi="Consolas" w:cs="Consolas"/>
           <w:sz w:val="18"/>
-          <w:lang w:val="en-US"/>
-        </w:rPr>
-        <w:lastRenderedPageBreak/>
+        </w:rPr>
         <w:t>========================================</w:t>
       </w:r>
     </w:p>
@@ -5424,15 +6028,11 @@
         <w:shd w:val="clear" w:color="auto" w:fill="F4F4F4"/>
         <w:spacing w:after="0" w:line="240" w:lineRule="auto"/>
         <w:ind w:left="227"/>
-        <w:rPr>
-          <w:lang w:val="en-US"/>
-        </w:rPr>
       </w:pPr>
       <w:r>
         <w:rPr>
           <w:rFonts w:ascii="Consolas" w:hAnsi="Consolas" w:cs="Consolas"/>
           <w:sz w:val="18"/>
-          <w:lang w:val="en-US"/>
         </w:rPr>
         <w:t xml:space="preserve">  SIMULATION RESULTS</w:t>
       </w:r>
@@ -5443,15 +6043,11 @@
         <w:shd w:val="clear" w:color="auto" w:fill="F4F4F4"/>
         <w:spacing w:after="0" w:line="240" w:lineRule="auto"/>
         <w:ind w:left="227"/>
-        <w:rPr>
-          <w:lang w:val="en-US"/>
-        </w:rPr>
       </w:pPr>
       <w:r>
         <w:rPr>
           <w:rFonts w:ascii="Consolas" w:hAnsi="Consolas" w:cs="Consolas"/>
           <w:sz w:val="18"/>
-          <w:lang w:val="en-US"/>
         </w:rPr>
         <w:t>========================================</w:t>
       </w:r>
@@ -5462,15 +6058,11 @@
         <w:shd w:val="clear" w:color="auto" w:fill="F4F4F4"/>
         <w:spacing w:after="0" w:line="240" w:lineRule="auto"/>
         <w:ind w:left="227"/>
-        <w:rPr>
-          <w:lang w:val="en-US"/>
-        </w:rPr>
       </w:pPr>
       <w:r>
         <w:rPr>
           <w:rFonts w:ascii="Consolas" w:hAnsi="Consolas" w:cs="Consolas"/>
           <w:sz w:val="18"/>
-          <w:lang w:val="en-US"/>
         </w:rPr>
         <w:t>Date/time:           2026-10-20 10:22:12</w:t>
       </w:r>
@@ -5481,15 +6073,11 @@
         <w:shd w:val="clear" w:color="auto" w:fill="F4F4F4"/>
         <w:spacing w:after="0" w:line="240" w:lineRule="auto"/>
         <w:ind w:left="227"/>
-        <w:rPr>
-          <w:lang w:val="en-US"/>
-        </w:rPr>
       </w:pPr>
       <w:r>
         <w:rPr>
           <w:rFonts w:ascii="Consolas" w:hAnsi="Consolas" w:cs="Consolas"/>
           <w:sz w:val="18"/>
-          <w:lang w:val="en-US"/>
         </w:rPr>
         <w:t>Radionuclide:        Lu-177 (Z=71, A=177)</w:t>
       </w:r>
@@ -5500,15 +6088,11 @@
         <w:shd w:val="clear" w:color="auto" w:fill="F4F4F4"/>
         <w:spacing w:after="0" w:line="240" w:lineRule="auto"/>
         <w:ind w:left="227"/>
-        <w:rPr>
-          <w:lang w:val="en-US"/>
-        </w:rPr>
       </w:pPr>
       <w:r>
         <w:rPr>
           <w:rFonts w:ascii="Consolas" w:hAnsi="Consolas" w:cs="Consolas"/>
           <w:sz w:val="18"/>
-          <w:lang w:val="en-US"/>
         </w:rPr>
         <w:t>Number of decays:    100000</w:t>
       </w:r>
@@ -5519,17 +6103,20 @@
         <w:shd w:val="clear" w:color="auto" w:fill="F4F4F4"/>
         <w:spacing w:after="0" w:line="240" w:lineRule="auto"/>
         <w:ind w:left="227"/>
-        <w:rPr>
-          <w:lang w:val="en-US"/>
-        </w:rPr>
       </w:pPr>
       <w:r>
         <w:rPr>
           <w:rFonts w:ascii="Consolas" w:hAnsi="Consolas" w:cs="Consolas"/>
           <w:sz w:val="18"/>
-          <w:lang w:val="en-US"/>
-        </w:rPr>
-        <w:t>Geometry variant:    beaker</w:t>
+        </w:rPr>
+        <w:t>Geometry variant:    beak</w:t>
+      </w:r>
+      <w:r>
+        <w:rPr>
+          <w:rFonts w:ascii="Consolas" w:hAnsi="Consolas" w:cs="Consolas"/>
+          <w:sz w:val="18"/>
+        </w:rPr>
+        <w:t>er</w:t>
       </w:r>
     </w:p>
     <w:p>
@@ -5538,15 +6125,11 @@
         <w:shd w:val="clear" w:color="auto" w:fill="F4F4F4"/>
         <w:spacing w:after="0" w:line="240" w:lineRule="auto"/>
         <w:ind w:left="227"/>
-        <w:rPr>
-          <w:lang w:val="en-US"/>
-        </w:rPr>
       </w:pPr>
       <w:r>
         <w:rPr>
           <w:rFonts w:ascii="Consolas" w:hAnsi="Consolas" w:cs="Consolas"/>
           <w:sz w:val="18"/>
-          <w:lang w:val="en-US"/>
         </w:rPr>
         <w:t>Cylinder radius:     2.0000 cm</w:t>
       </w:r>
@@ -5557,15 +6140,11 @@
         <w:shd w:val="clear" w:color="auto" w:fill="F4F4F4"/>
         <w:spacing w:after="0" w:line="240" w:lineRule="auto"/>
         <w:ind w:left="227"/>
-        <w:rPr>
-          <w:lang w:val="en-US"/>
-        </w:rPr>
       </w:pPr>
       <w:r>
         <w:rPr>
           <w:rFonts w:ascii="Consolas" w:hAnsi="Consolas" w:cs="Consolas"/>
           <w:sz w:val="18"/>
-          <w:lang w:val="en-US"/>
         </w:rPr>
         <w:t>Cylinder height:     6.0000 cm</w:t>
       </w:r>
@@ -5576,15 +6155,11 @@
         <w:shd w:val="clear" w:color="auto" w:fill="F4F4F4"/>
         <w:spacing w:after="0" w:line="240" w:lineRule="auto"/>
         <w:ind w:left="227"/>
-        <w:rPr>
-          <w:lang w:val="en-US"/>
-        </w:rPr>
       </w:pPr>
       <w:r>
         <w:rPr>
           <w:rFonts w:ascii="Consolas" w:hAnsi="Consolas" w:cs="Consolas"/>
           <w:sz w:val="18"/>
-          <w:lang w:val="en-US"/>
         </w:rPr>
         <w:t>Volume:              75.3982 cm3</w:t>
       </w:r>
@@ -5595,15 +6170,11 @@
         <w:shd w:val="clear" w:color="auto" w:fill="F4F4F4"/>
         <w:spacing w:after="0" w:line="240" w:lineRule="auto"/>
         <w:ind w:left="227"/>
-        <w:rPr>
-          <w:lang w:val="en-US"/>
-        </w:rPr>
       </w:pPr>
       <w:r>
         <w:rPr>
           <w:rFonts w:ascii="Consolas" w:hAnsi="Consolas" w:cs="Consolas"/>
           <w:sz w:val="18"/>
-          <w:lang w:val="en-US"/>
         </w:rPr>
         <w:t>Material:            G4_WATER</w:t>
       </w:r>
@@ -5614,15 +6185,11 @@
         <w:shd w:val="clear" w:color="auto" w:fill="F4F4F4"/>
         <w:spacing w:after="0" w:line="240" w:lineRule="auto"/>
         <w:ind w:left="227"/>
-        <w:rPr>
-          <w:lang w:val="en-US"/>
-        </w:rPr>
       </w:pPr>
       <w:r>
         <w:rPr>
           <w:rFonts w:ascii="Consolas" w:hAnsi="Consolas" w:cs="Consolas"/>
           <w:sz w:val="18"/>
-          <w:lang w:val="en-US"/>
         </w:rPr>
         <w:t>Material density:    1.0000 g/cm3</w:t>
       </w:r>
@@ -5633,15 +6200,11 @@
         <w:shd w:val="clear" w:color="auto" w:fill="F4F4F4"/>
         <w:spacing w:after="0" w:line="240" w:lineRule="auto"/>
         <w:ind w:left="227"/>
-        <w:rPr>
-          <w:lang w:val="en-US"/>
-        </w:rPr>
       </w:pPr>
       <w:r>
         <w:rPr>
           <w:rFonts w:ascii="Consolas" w:hAnsi="Consolas" w:cs="Consolas"/>
           <w:sz w:val="18"/>
-          <w:lang w:val="en-US"/>
         </w:rPr>
         <w:t>Material mass:       75.3982 g</w:t>
       </w:r>
@@ -5652,15 +6215,11 @@
         <w:shd w:val="clear" w:color="auto" w:fill="F4F4F4"/>
         <w:spacing w:after="0" w:line="240" w:lineRule="auto"/>
         <w:ind w:left="227"/>
-        <w:rPr>
-          <w:lang w:val="en-US"/>
-        </w:rPr>
       </w:pPr>
       <w:r>
         <w:rPr>
           <w:rFonts w:ascii="Consolas" w:hAnsi="Consolas" w:cs="Consolas"/>
           <w:sz w:val="18"/>
-          <w:lang w:val="en-US"/>
         </w:rPr>
         <w:t>Glass wall:          0.1500 cm</w:t>
       </w:r>
@@ -5671,17 +6230,20 @@
         <w:shd w:val="clear" w:color="auto" w:fill="F4F4F4"/>
         <w:spacing w:after="0" w:line="240" w:lineRule="auto"/>
         <w:ind w:left="227"/>
-        <w:rPr>
-          <w:lang w:val="en-US"/>
-        </w:rPr>
       </w:pPr>
       <w:r>
         <w:rPr>
           <w:rFonts w:ascii="Consolas" w:hAnsi="Consolas" w:cs="Consolas"/>
           <w:sz w:val="18"/>
-          <w:lang w:val="en-US"/>
-        </w:rPr>
-        <w:t>Dry rim above:       0.0000 cm</w:t>
+        </w:rPr>
+        <w:t xml:space="preserve">Dry rim above:       </w:t>
+      </w:r>
+      <w:r>
+        <w:rPr>
+          <w:rFonts w:ascii="Consolas" w:hAnsi="Consolas" w:cs="Consolas"/>
+          <w:sz w:val="18"/>
+        </w:rPr>
+        <w:t>0.0000 cm</w:t>
       </w:r>
     </w:p>
     <w:p>
@@ -5690,15 +6252,11 @@
         <w:shd w:val="clear" w:color="auto" w:fill="F4F4F4"/>
         <w:spacing w:after="0" w:line="240" w:lineRule="auto"/>
         <w:ind w:left="227"/>
-        <w:rPr>
-          <w:lang w:val="en-US"/>
-        </w:rPr>
       </w:pPr>
       <w:r>
         <w:rPr>
           <w:rFonts w:ascii="Consolas" w:hAnsi="Consolas" w:cs="Consolas"/>
           <w:sz w:val="18"/>
-          <w:lang w:val="en-US"/>
         </w:rPr>
         <w:t>Glass material:      G4_SILICON_DIOXIDE (2.3200 g/cm3)</w:t>
       </w:r>
@@ -5709,15 +6267,11 @@
         <w:shd w:val="clear" w:color="auto" w:fill="F4F4F4"/>
         <w:spacing w:after="0" w:line="240" w:lineRule="auto"/>
         <w:ind w:left="227"/>
-        <w:rPr>
-          <w:lang w:val="en-US"/>
-        </w:rPr>
       </w:pPr>
       <w:r>
         <w:rPr>
           <w:rFonts w:ascii="Consolas" w:hAnsi="Consolas" w:cs="Consolas"/>
           <w:sz w:val="18"/>
-          <w:lang w:val="en-US"/>
         </w:rPr>
         <w:t>=== Simulation results ===</w:t>
       </w:r>
@@ -5728,15 +6282,11 @@
         <w:shd w:val="clear" w:color="auto" w:fill="F4F4F4"/>
         <w:spacing w:after="0" w:line="240" w:lineRule="auto"/>
         <w:ind w:left="227"/>
-        <w:rPr>
-          <w:lang w:val="en-US"/>
-        </w:rPr>
       </w:pPr>
       <w:r>
         <w:rPr>
           <w:rFonts w:ascii="Consolas" w:hAnsi="Consolas" w:cs="Consolas"/>
           <w:sz w:val="18"/>
-          <w:lang w:val="en-US"/>
         </w:rPr>
         <w:t>Energy deposit (A):  1.4951e+04 MeV</w:t>
       </w:r>
@@ -5747,28 +6297,14 @@
         <w:shd w:val="clear" w:color="auto" w:fill="F4F4F4"/>
         <w:spacing w:after="0" w:line="240" w:lineRule="auto"/>
         <w:ind w:left="227"/>
-        <w:rPr>
-          <w:lang w:val="en-US"/>
-        </w:rPr>
       </w:pPr>
       <w:r>
         <w:rPr>
           <w:rFonts w:ascii="Consolas" w:hAnsi="Consolas" w:cs="Consolas"/>
           <w:sz w:val="18"/>
-          <w:lang w:val="en-US"/>
-        </w:rPr>
-        <w:t xml:space="preserve">Absorbed dose (A):   3.1771e-08 </w:t>
-      </w:r>
-      <w:proofErr w:type="spellStart"/>
-      <w:r>
-        <w:rPr>
-          <w:rFonts w:ascii="Consolas" w:hAnsi="Consolas" w:cs="Consolas"/>
-          <w:sz w:val="18"/>
-          <w:lang w:val="en-US"/>
-        </w:rPr>
-        <w:t>Gy</w:t>
-      </w:r>
-      <w:proofErr w:type="spellEnd"/>
+        </w:rPr>
+        <w:t>Absorbed dose (A):   3.1771e-08 Gy</w:t>
+      </w:r>
     </w:p>
     <w:p>
       <w:pPr>
@@ -5776,15 +6312,11 @@
         <w:shd w:val="clear" w:color="auto" w:fill="F4F4F4"/>
         <w:spacing w:after="0" w:line="240" w:lineRule="auto"/>
         <w:ind w:left="227"/>
-        <w:rPr>
-          <w:lang w:val="en-US"/>
-        </w:rPr>
       </w:pPr>
       <w:r>
         <w:rPr>
           <w:rFonts w:ascii="Consolas" w:hAnsi="Consolas" w:cs="Consolas"/>
           <w:sz w:val="18"/>
-          <w:lang w:val="en-US"/>
         </w:rPr>
         <w:t>Decay energy (B):    4.8323e+04 MeV</w:t>
       </w:r>
@@ -5795,15 +6327,11 @@
         <w:shd w:val="clear" w:color="auto" w:fill="F4F4F4"/>
         <w:spacing w:after="0" w:line="240" w:lineRule="auto"/>
         <w:ind w:left="227"/>
-        <w:rPr>
-          <w:lang w:val="en-US"/>
-        </w:rPr>
       </w:pPr>
       <w:r>
         <w:rPr>
           <w:rFonts w:ascii="Consolas" w:hAnsi="Consolas" w:cs="Consolas"/>
           <w:sz w:val="18"/>
-          <w:lang w:val="en-US"/>
         </w:rPr>
         <w:t>Escaped energy (B):  3.3446e+04 MeV</w:t>
       </w:r>
@@ -5814,17 +6342,20 @@
         <w:shd w:val="clear" w:color="auto" w:fill="F4F4F4"/>
         <w:spacing w:after="0" w:line="240" w:lineRule="auto"/>
         <w:ind w:left="227"/>
-        <w:rPr>
-          <w:lang w:val="en-US"/>
-        </w:rPr>
       </w:pPr>
       <w:r>
         <w:rPr>
           <w:rFonts w:ascii="Consolas" w:hAnsi="Consolas" w:cs="Consolas"/>
           <w:sz w:val="18"/>
-          <w:lang w:val="en-US"/>
-        </w:rPr>
-        <w:t>Transferred (B):     1.4951e+04 MeV</w:t>
+        </w:rPr>
+        <w:t xml:space="preserve">Transferred (B):     </w:t>
+      </w:r>
+      <w:r>
+        <w:rPr>
+          <w:rFonts w:ascii="Consolas" w:hAnsi="Consolas" w:cs="Consolas"/>
+          <w:sz w:val="18"/>
+        </w:rPr>
+        <w:t>1.4951e+04 MeV</w:t>
       </w:r>
     </w:p>
     <w:p>
@@ -5833,28 +6364,14 @@
         <w:shd w:val="clear" w:color="auto" w:fill="F4F4F4"/>
         <w:spacing w:after="0" w:line="240" w:lineRule="auto"/>
         <w:ind w:left="227"/>
-        <w:rPr>
-          <w:lang w:val="en-US"/>
-        </w:rPr>
       </w:pPr>
       <w:r>
         <w:rPr>
           <w:rFonts w:ascii="Consolas" w:hAnsi="Consolas" w:cs="Consolas"/>
           <w:sz w:val="18"/>
-          <w:lang w:val="en-US"/>
-        </w:rPr>
-        <w:t xml:space="preserve">Absorbed dose (B):   3.1771e-08 </w:t>
-      </w:r>
-      <w:proofErr w:type="spellStart"/>
-      <w:r>
-        <w:rPr>
-          <w:rFonts w:ascii="Consolas" w:hAnsi="Consolas" w:cs="Consolas"/>
-          <w:sz w:val="18"/>
-          <w:lang w:val="en-US"/>
-        </w:rPr>
-        <w:t>Gy</w:t>
-      </w:r>
-      <w:proofErr w:type="spellEnd"/>
+        </w:rPr>
+        <w:t>Absorbed dose (B):   3.1771e-08 Gy</w:t>
+      </w:r>
     </w:p>
     <w:p>
       <w:pPr>
@@ -5862,15 +6379,11 @@
         <w:shd w:val="clear" w:color="auto" w:fill="F4F4F4"/>
         <w:spacing w:after="0" w:line="240" w:lineRule="auto"/>
         <w:ind w:left="227"/>
-        <w:rPr>
-          <w:lang w:val="en-US"/>
-        </w:rPr>
       </w:pPr>
       <w:r>
         <w:rPr>
           <w:rFonts w:ascii="Consolas" w:hAnsi="Consolas" w:cs="Consolas"/>
           <w:sz w:val="18"/>
-          <w:lang w:val="en-US"/>
         </w:rPr>
         <w:t>Cross-check (A-B):   -3.0923e-11 MeV</w:t>
       </w:r>
@@ -5881,15 +6394,11 @@
         <w:shd w:val="clear" w:color="auto" w:fill="F4F4F4"/>
         <w:spacing w:after="0" w:line="240" w:lineRule="auto"/>
         <w:ind w:left="227"/>
-        <w:rPr>
-          <w:lang w:val="en-US"/>
-        </w:rPr>
       </w:pPr>
       <w:r>
         <w:rPr>
           <w:rFonts w:ascii="Consolas" w:hAnsi="Consolas" w:cs="Consolas"/>
           <w:sz w:val="18"/>
-          <w:lang w:val="en-US"/>
         </w:rPr>
         <w:t>Energy per decay:    0.1495 MeV</w:t>
       </w:r>
@@ -5900,28 +6409,14 @@
         <w:shd w:val="clear" w:color="auto" w:fill="F4F4F4"/>
         <w:spacing w:after="0" w:line="240" w:lineRule="auto"/>
         <w:ind w:left="227"/>
-        <w:rPr>
-          <w:lang w:val="en-US"/>
-        </w:rPr>
       </w:pPr>
       <w:r>
         <w:rPr>
           <w:rFonts w:ascii="Consolas" w:hAnsi="Consolas" w:cs="Consolas"/>
           <w:sz w:val="18"/>
-          <w:lang w:val="en-US"/>
-        </w:rPr>
-        <w:t xml:space="preserve">Threading mode:      </w:t>
-      </w:r>
-      <w:proofErr w:type="gramStart"/>
-      <w:r>
-        <w:rPr>
-          <w:rFonts w:ascii="Consolas" w:hAnsi="Consolas" w:cs="Consolas"/>
-          <w:sz w:val="18"/>
-          <w:lang w:val="en-US"/>
-        </w:rPr>
-        <w:t>Multi-threaded</w:t>
-      </w:r>
-      <w:proofErr w:type="gramEnd"/>
+        </w:rPr>
+        <w:t>Threading mode:      Multi-threaded</w:t>
+      </w:r>
     </w:p>
     <w:p>
       <w:pPr>
@@ -5929,15 +6424,11 @@
         <w:shd w:val="clear" w:color="auto" w:fill="F4F4F4"/>
         <w:spacing w:after="0" w:line="240" w:lineRule="auto"/>
         <w:ind w:left="227"/>
-        <w:rPr>
-          <w:lang w:val="en-US"/>
-        </w:rPr>
       </w:pPr>
       <w:r>
         <w:rPr>
           <w:rFonts w:ascii="Consolas" w:hAnsi="Consolas" w:cs="Consolas"/>
           <w:sz w:val="18"/>
-          <w:lang w:val="en-US"/>
         </w:rPr>
         <w:t>Number of threads:   16</w:t>
       </w:r>
@@ -5948,15 +6439,11 @@
         <w:shd w:val="clear" w:color="auto" w:fill="F4F4F4"/>
         <w:spacing w:after="0" w:line="240" w:lineRule="auto"/>
         <w:ind w:left="227"/>
-        <w:rPr>
-          <w:lang w:val="en-US"/>
-        </w:rPr>
       </w:pPr>
       <w:r>
         <w:rPr>
           <w:rFonts w:ascii="Consolas" w:hAnsi="Consolas" w:cs="Consolas"/>
           <w:sz w:val="18"/>
-          <w:lang w:val="en-US"/>
         </w:rPr>
         <w:t>Wall time:           0.6367 s</w:t>
       </w:r>
@@ -5979,11 +6466,14 @@
       <w:pPr>
         <w:pStyle w:val="21"/>
       </w:pPr>
-      <w:bookmarkStart w:id="16" w:name="_Toc243386437"/>
-      <w:r>
-        <w:t>6.3. Как читать результаты</w:t>
-      </w:r>
-      <w:bookmarkEnd w:id="16"/>
+      <w:bookmarkStart w:id="18" w:name="_Toc243409807"/>
+      <w:r>
+        <w:t>6.3. К</w:t>
+      </w:r>
+      <w:r>
+        <w:t>ак читать результаты</w:t>
+      </w:r>
+      <w:bookmarkEnd w:id="18"/>
     </w:p>
     <w:tbl>
       <w:tblPr>
@@ -6051,36 +6541,8 @@
                 <w:sz w:val="18"/>
                 <w:shd w:val="clear" w:color="auto" w:fill="F4F4F4"/>
               </w:rPr>
-              <w:t xml:space="preserve">Number </w:t>
+              <w:t>Number of decays</w:t>
             </w:r>
-            <w:proofErr w:type="spellStart"/>
-            <w:r>
-              <w:rPr>
-                <w:rFonts w:ascii="Consolas" w:hAnsi="Consolas" w:cs="Consolas"/>
-                <w:sz w:val="18"/>
-                <w:shd w:val="clear" w:color="auto" w:fill="F4F4F4"/>
-              </w:rPr>
-              <w:t>of</w:t>
-            </w:r>
-            <w:proofErr w:type="spellEnd"/>
-            <w:r>
-              <w:rPr>
-                <w:rFonts w:ascii="Consolas" w:hAnsi="Consolas" w:cs="Consolas"/>
-                <w:sz w:val="18"/>
-                <w:shd w:val="clear" w:color="auto" w:fill="F4F4F4"/>
-              </w:rPr>
-              <w:t xml:space="preserve"> </w:t>
-            </w:r>
-            <w:proofErr w:type="spellStart"/>
-            <w:r>
-              <w:rPr>
-                <w:rFonts w:ascii="Consolas" w:hAnsi="Consolas" w:cs="Consolas"/>
-                <w:sz w:val="18"/>
-                <w:shd w:val="clear" w:color="auto" w:fill="F4F4F4"/>
-              </w:rPr>
-              <w:t>decays</w:t>
-            </w:r>
-            <w:proofErr w:type="spellEnd"/>
           </w:p>
         </w:tc>
         <w:tc>
@@ -6112,7 +6574,6 @@
             <w:pPr>
               <w:spacing w:after="40"/>
             </w:pPr>
-            <w:proofErr w:type="spellStart"/>
             <w:r>
               <w:rPr>
                 <w:rFonts w:ascii="Consolas" w:hAnsi="Consolas" w:cs="Consolas"/>
@@ -6121,38 +6582,17 @@
               </w:rPr>
               <w:t>Volume</w:t>
             </w:r>
-            <w:proofErr w:type="spellEnd"/>
             <w:r>
               <w:t xml:space="preserve">, </w:t>
             </w:r>
-            <w:proofErr w:type="spellStart"/>
             <w:r>
               <w:rPr>
                 <w:rFonts w:ascii="Consolas" w:hAnsi="Consolas" w:cs="Consolas"/>
                 <w:sz w:val="18"/>
                 <w:shd w:val="clear" w:color="auto" w:fill="F4F4F4"/>
               </w:rPr>
-              <w:t>Material</w:t>
+              <w:t>Material mass</w:t>
             </w:r>
-            <w:proofErr w:type="spellEnd"/>
-            <w:r>
-              <w:rPr>
-                <w:rFonts w:ascii="Consolas" w:hAnsi="Consolas" w:cs="Consolas"/>
-                <w:sz w:val="18"/>
-                <w:shd w:val="clear" w:color="auto" w:fill="F4F4F4"/>
-              </w:rPr>
-              <w:t xml:space="preserve"> </w:t>
-            </w:r>
-            <w:proofErr w:type="spellStart"/>
-            <w:r>
-              <w:rPr>
-                <w:rFonts w:ascii="Consolas" w:hAnsi="Consolas" w:cs="Consolas"/>
-                <w:sz w:val="18"/>
-                <w:shd w:val="clear" w:color="auto" w:fill="F4F4F4"/>
-              </w:rPr>
-              <w:t>mass</w:t>
-            </w:r>
-            <w:proofErr w:type="spellEnd"/>
           </w:p>
         </w:tc>
         <w:tc>
@@ -6190,25 +6630,7 @@
                 <w:sz w:val="18"/>
                 <w:shd w:val="clear" w:color="auto" w:fill="F4F4F4"/>
               </w:rPr>
-              <w:t xml:space="preserve">Energy </w:t>
-            </w:r>
-            <w:proofErr w:type="spellStart"/>
-            <w:r>
-              <w:rPr>
-                <w:rFonts w:ascii="Consolas" w:hAnsi="Consolas" w:cs="Consolas"/>
-                <w:sz w:val="18"/>
-                <w:shd w:val="clear" w:color="auto" w:fill="F4F4F4"/>
-              </w:rPr>
-              <w:t>deposit</w:t>
-            </w:r>
-            <w:proofErr w:type="spellEnd"/>
-            <w:r>
-              <w:rPr>
-                <w:rFonts w:ascii="Consolas" w:hAnsi="Consolas" w:cs="Consolas"/>
-                <w:sz w:val="18"/>
-                <w:shd w:val="clear" w:color="auto" w:fill="F4F4F4"/>
-              </w:rPr>
-              <w:t xml:space="preserve"> (A)</w:t>
+              <w:t>Energy deposit (A)</w:t>
             </w:r>
           </w:p>
         </w:tc>
@@ -6222,15 +6644,10 @@
               <w:cnfStyle w:val="000000100000" w:firstRow="0" w:lastRow="0" w:firstColumn="0" w:lastColumn="0" w:oddVBand="0" w:evenVBand="0" w:oddHBand="1" w:evenHBand="0" w:firstRowFirstColumn="0" w:firstRowLastColumn="0" w:lastRowFirstColumn="0" w:lastRowLastColumn="0"/>
             </w:pPr>
             <w:r>
-              <w:t xml:space="preserve">энергия, поглощённая жидкостью по </w:t>
+              <w:t xml:space="preserve">энергия, поглощённая </w:t>
             </w:r>
-            <w:proofErr w:type="spellStart"/>
             <w:r>
-              <w:t>Path</w:t>
-            </w:r>
-            <w:proofErr w:type="spellEnd"/>
-            <w:r>
-              <w:t xml:space="preserve"> A, МэВ</w:t>
+              <w:t>жидкостью по Path A, МэВ</w:t>
             </w:r>
           </w:p>
         </w:tc>
@@ -6249,41 +6666,13 @@
             <w:pPr>
               <w:spacing w:after="40"/>
             </w:pPr>
-            <w:proofErr w:type="spellStart"/>
             <w:r>
               <w:rPr>
                 <w:rFonts w:ascii="Consolas" w:hAnsi="Consolas" w:cs="Consolas"/>
                 <w:sz w:val="18"/>
                 <w:shd w:val="clear" w:color="auto" w:fill="F4F4F4"/>
               </w:rPr>
-              <w:t>Absorbed</w:t>
-            </w:r>
-            <w:proofErr w:type="spellEnd"/>
-            <w:r>
-              <w:rPr>
-                <w:rFonts w:ascii="Consolas" w:hAnsi="Consolas" w:cs="Consolas"/>
-                <w:sz w:val="18"/>
-                <w:shd w:val="clear" w:color="auto" w:fill="F4F4F4"/>
-              </w:rPr>
-              <w:t xml:space="preserve"> </w:t>
-            </w:r>
-            <w:proofErr w:type="spellStart"/>
-            <w:r>
-              <w:rPr>
-                <w:rFonts w:ascii="Consolas" w:hAnsi="Consolas" w:cs="Consolas"/>
-                <w:sz w:val="18"/>
-                <w:shd w:val="clear" w:color="auto" w:fill="F4F4F4"/>
-              </w:rPr>
-              <w:t>dose</w:t>
-            </w:r>
-            <w:proofErr w:type="spellEnd"/>
-            <w:r>
-              <w:rPr>
-                <w:rFonts w:ascii="Consolas" w:hAnsi="Consolas" w:cs="Consolas"/>
-                <w:sz w:val="18"/>
-                <w:shd w:val="clear" w:color="auto" w:fill="F4F4F4"/>
-              </w:rPr>
-              <w:t xml:space="preserve"> (A)</w:t>
+              <w:t>Absorbed dose (A)</w:t>
             </w:r>
           </w:p>
         </w:tc>
@@ -6300,21 +6689,7 @@
               <w:rPr>
                 <w:b/>
               </w:rPr>
-              <w:t xml:space="preserve">поглощённая доза по </w:t>
-            </w:r>
-            <w:proofErr w:type="spellStart"/>
-            <w:r>
-              <w:rPr>
-                <w:b/>
-              </w:rPr>
-              <w:t>Path</w:t>
-            </w:r>
-            <w:proofErr w:type="spellEnd"/>
-            <w:r>
-              <w:rPr>
-                <w:b/>
-              </w:rPr>
-              <w:t xml:space="preserve"> A, Гр (Грей)</w:t>
+              <w:t>поглощённая доза по Path A, Гр (Грей)</w:t>
             </w:r>
             <w:r>
               <w:t xml:space="preserve"> — основной результат расчёта</w:t>
@@ -6336,41 +6711,13 @@
             <w:pPr>
               <w:spacing w:after="40"/>
             </w:pPr>
-            <w:proofErr w:type="spellStart"/>
             <w:r>
               <w:rPr>
                 <w:rFonts w:ascii="Consolas" w:hAnsi="Consolas" w:cs="Consolas"/>
                 <w:sz w:val="18"/>
                 <w:shd w:val="clear" w:color="auto" w:fill="F4F4F4"/>
               </w:rPr>
-              <w:t>Decay</w:t>
-            </w:r>
-            <w:proofErr w:type="spellEnd"/>
-            <w:r>
-              <w:rPr>
-                <w:rFonts w:ascii="Consolas" w:hAnsi="Consolas" w:cs="Consolas"/>
-                <w:sz w:val="18"/>
-                <w:shd w:val="clear" w:color="auto" w:fill="F4F4F4"/>
-              </w:rPr>
-              <w:t xml:space="preserve"> </w:t>
-            </w:r>
-            <w:proofErr w:type="spellStart"/>
-            <w:r>
-              <w:rPr>
-                <w:rFonts w:ascii="Consolas" w:hAnsi="Consolas" w:cs="Consolas"/>
-                <w:sz w:val="18"/>
-                <w:shd w:val="clear" w:color="auto" w:fill="F4F4F4"/>
-              </w:rPr>
-              <w:t>energy</w:t>
-            </w:r>
-            <w:proofErr w:type="spellEnd"/>
-            <w:r>
-              <w:rPr>
-                <w:rFonts w:ascii="Consolas" w:hAnsi="Consolas" w:cs="Consolas"/>
-                <w:sz w:val="18"/>
-                <w:shd w:val="clear" w:color="auto" w:fill="F4F4F4"/>
-              </w:rPr>
-              <w:t xml:space="preserve"> (B)</w:t>
+              <w:t>Decay energy (B)</w:t>
             </w:r>
           </w:p>
         </w:tc>
@@ -6403,41 +6750,14 @@
             <w:pPr>
               <w:spacing w:after="40"/>
             </w:pPr>
-            <w:proofErr w:type="spellStart"/>
             <w:r>
               <w:rPr>
                 <w:rFonts w:ascii="Consolas" w:hAnsi="Consolas" w:cs="Consolas"/>
                 <w:sz w:val="18"/>
                 <w:shd w:val="clear" w:color="auto" w:fill="F4F4F4"/>
               </w:rPr>
-              <w:t>Escaped</w:t>
-            </w:r>
-            <w:proofErr w:type="spellEnd"/>
-            <w:r>
-              <w:rPr>
-                <w:rFonts w:ascii="Consolas" w:hAnsi="Consolas" w:cs="Consolas"/>
-                <w:sz w:val="18"/>
-                <w:shd w:val="clear" w:color="auto" w:fill="F4F4F4"/>
-              </w:rPr>
-              <w:t xml:space="preserve"> </w:t>
-            </w:r>
-            <w:proofErr w:type="spellStart"/>
-            <w:r>
-              <w:rPr>
-                <w:rFonts w:ascii="Consolas" w:hAnsi="Consolas" w:cs="Consolas"/>
-                <w:sz w:val="18"/>
-                <w:shd w:val="clear" w:color="auto" w:fill="F4F4F4"/>
-              </w:rPr>
-              <w:t>energy</w:t>
-            </w:r>
-            <w:proofErr w:type="spellEnd"/>
-            <w:r>
-              <w:rPr>
-                <w:rFonts w:ascii="Consolas" w:hAnsi="Consolas" w:cs="Consolas"/>
-                <w:sz w:val="18"/>
-                <w:shd w:val="clear" w:color="auto" w:fill="F4F4F4"/>
-              </w:rPr>
-              <w:t xml:space="preserve"> (B)</w:t>
+              <w:lastRenderedPageBreak/>
+              <w:t>Escaped energy (B)</w:t>
             </w:r>
           </w:p>
         </w:tc>
@@ -6451,7 +6771,10 @@
               <w:cnfStyle w:val="000000010000" w:firstRow="0" w:lastRow="0" w:firstColumn="0" w:lastColumn="0" w:oddVBand="0" w:evenVBand="0" w:oddHBand="0" w:evenHBand="1" w:firstRowFirstColumn="0" w:firstRowLastColumn="0" w:lastRowFirstColumn="0" w:lastRowLastColumn="0"/>
             </w:pPr>
             <w:r>
-              <w:t>энергия, убежавшая из объёма жидкости (бета-частицы и γ уходят в стекло и наружу), МэВ</w:t>
+              <w:t>энергия, покинувшая объём жидкости чере</w:t>
+            </w:r>
+            <w:r>
+              <w:t>з её границу (в основном вторичными γ-квантами), МэВ</w:t>
             </w:r>
           </w:p>
         </w:tc>
@@ -6470,23 +6793,13 @@
             <w:pPr>
               <w:spacing w:after="40"/>
             </w:pPr>
-            <w:proofErr w:type="spellStart"/>
             <w:r>
               <w:rPr>
                 <w:rFonts w:ascii="Consolas" w:hAnsi="Consolas" w:cs="Consolas"/>
                 <w:sz w:val="18"/>
                 <w:shd w:val="clear" w:color="auto" w:fill="F4F4F4"/>
               </w:rPr>
-              <w:t>Transferred</w:t>
-            </w:r>
-            <w:proofErr w:type="spellEnd"/>
-            <w:r>
-              <w:rPr>
-                <w:rFonts w:ascii="Consolas" w:hAnsi="Consolas" w:cs="Consolas"/>
-                <w:sz w:val="18"/>
-                <w:shd w:val="clear" w:color="auto" w:fill="F4F4F4"/>
-              </w:rPr>
-              <w:t xml:space="preserve"> (B)</w:t>
+              <w:t>Transferred (B)</w:t>
             </w:r>
           </w:p>
         </w:tc>
@@ -6519,41 +6832,13 @@
             <w:pPr>
               <w:spacing w:after="40"/>
             </w:pPr>
-            <w:proofErr w:type="spellStart"/>
             <w:r>
               <w:rPr>
                 <w:rFonts w:ascii="Consolas" w:hAnsi="Consolas" w:cs="Consolas"/>
                 <w:sz w:val="18"/>
                 <w:shd w:val="clear" w:color="auto" w:fill="F4F4F4"/>
               </w:rPr>
-              <w:t>Absorbed</w:t>
-            </w:r>
-            <w:proofErr w:type="spellEnd"/>
-            <w:r>
-              <w:rPr>
-                <w:rFonts w:ascii="Consolas" w:hAnsi="Consolas" w:cs="Consolas"/>
-                <w:sz w:val="18"/>
-                <w:shd w:val="clear" w:color="auto" w:fill="F4F4F4"/>
-              </w:rPr>
-              <w:t xml:space="preserve"> </w:t>
-            </w:r>
-            <w:proofErr w:type="spellStart"/>
-            <w:r>
-              <w:rPr>
-                <w:rFonts w:ascii="Consolas" w:hAnsi="Consolas" w:cs="Consolas"/>
-                <w:sz w:val="18"/>
-                <w:shd w:val="clear" w:color="auto" w:fill="F4F4F4"/>
-              </w:rPr>
-              <w:t>dose</w:t>
-            </w:r>
-            <w:proofErr w:type="spellEnd"/>
-            <w:r>
-              <w:rPr>
-                <w:rFonts w:ascii="Consolas" w:hAnsi="Consolas" w:cs="Consolas"/>
-                <w:sz w:val="18"/>
-                <w:shd w:val="clear" w:color="auto" w:fill="F4F4F4"/>
-              </w:rPr>
-              <w:t xml:space="preserve"> (B)</w:t>
+              <w:t>Absorbed dose (B)</w:t>
             </w:r>
           </w:p>
         </w:tc>
@@ -6567,15 +6852,7 @@
               <w:cnfStyle w:val="000000010000" w:firstRow="0" w:lastRow="0" w:firstColumn="0" w:lastColumn="0" w:oddVBand="0" w:evenVBand="0" w:oddHBand="0" w:evenHBand="1" w:firstRowFirstColumn="0" w:firstRowLastColumn="0" w:lastRowFirstColumn="0" w:lastRowLastColumn="0"/>
             </w:pPr>
             <w:r>
-              <w:t xml:space="preserve">поглощённая доза, посчитанная по </w:t>
-            </w:r>
-            <w:proofErr w:type="spellStart"/>
-            <w:r>
-              <w:t>Path</w:t>
-            </w:r>
-            <w:proofErr w:type="spellEnd"/>
-            <w:r>
-              <w:t xml:space="preserve"> B, Гр</w:t>
+              <w:t>поглощённая доза, посчитанная по Path B, Гр</w:t>
             </w:r>
           </w:p>
         </w:tc>
@@ -6600,25 +6877,7 @@
                 <w:sz w:val="18"/>
                 <w:shd w:val="clear" w:color="auto" w:fill="F4F4F4"/>
               </w:rPr>
-              <w:t>Cross-</w:t>
-            </w:r>
-            <w:proofErr w:type="spellStart"/>
-            <w:r>
-              <w:rPr>
-                <w:rFonts w:ascii="Consolas" w:hAnsi="Consolas" w:cs="Consolas"/>
-                <w:sz w:val="18"/>
-                <w:shd w:val="clear" w:color="auto" w:fill="F4F4F4"/>
-              </w:rPr>
-              <w:t>check</w:t>
-            </w:r>
-            <w:proofErr w:type="spellEnd"/>
-            <w:r>
-              <w:rPr>
-                <w:rFonts w:ascii="Consolas" w:hAnsi="Consolas" w:cs="Consolas"/>
-                <w:sz w:val="18"/>
-                <w:shd w:val="clear" w:color="auto" w:fill="F4F4F4"/>
-              </w:rPr>
-              <w:t xml:space="preserve"> (A-B)</w:t>
+              <w:t>Cross-check (A-B)</w:t>
             </w:r>
           </w:p>
         </w:tc>
@@ -6666,36 +6925,8 @@
                 <w:sz w:val="18"/>
                 <w:shd w:val="clear" w:color="auto" w:fill="F4F4F4"/>
               </w:rPr>
-              <w:t xml:space="preserve">Energy </w:t>
+              <w:t>Energy per decay</w:t>
             </w:r>
-            <w:proofErr w:type="spellStart"/>
-            <w:r>
-              <w:rPr>
-                <w:rFonts w:ascii="Consolas" w:hAnsi="Consolas" w:cs="Consolas"/>
-                <w:sz w:val="18"/>
-                <w:shd w:val="clear" w:color="auto" w:fill="F4F4F4"/>
-              </w:rPr>
-              <w:t>per</w:t>
-            </w:r>
-            <w:proofErr w:type="spellEnd"/>
-            <w:r>
-              <w:rPr>
-                <w:rFonts w:ascii="Consolas" w:hAnsi="Consolas" w:cs="Consolas"/>
-                <w:sz w:val="18"/>
-                <w:shd w:val="clear" w:color="auto" w:fill="F4F4F4"/>
-              </w:rPr>
-              <w:t xml:space="preserve"> </w:t>
-            </w:r>
-            <w:proofErr w:type="spellStart"/>
-            <w:r>
-              <w:rPr>
-                <w:rFonts w:ascii="Consolas" w:hAnsi="Consolas" w:cs="Consolas"/>
-                <w:sz w:val="18"/>
-                <w:shd w:val="clear" w:color="auto" w:fill="F4F4F4"/>
-              </w:rPr>
-              <w:t>decay</w:t>
-            </w:r>
-            <w:proofErr w:type="spellEnd"/>
           </w:p>
         </w:tc>
         <w:tc>
@@ -6721,195 +6952,145 @@
     </w:p>
     <w:p>
       <w:r>
-        <w:lastRenderedPageBreak/>
-        <w:t xml:space="preserve">Физический смысл: из </w:t>
-      </w:r>
-      <w:proofErr w:type="spellStart"/>
+        <w:t>Физический смысл: полная энергия распадов делится на пог</w:t>
+      </w:r>
+      <w:r>
+        <w:t>лощённую в жидкости и ушедшую наружу. Поглощённая часть (</w:t>
+      </w:r>
       <w:r>
         <w:rPr>
           <w:rFonts w:ascii="Consolas" w:hAnsi="Consolas" w:cs="Consolas"/>
           <w:sz w:val="18"/>
           <w:shd w:val="clear" w:color="auto" w:fill="F4F4F4"/>
         </w:rPr>
-        <w:t>Decay</w:t>
-      </w:r>
-      <w:proofErr w:type="spellEnd"/>
+        <w:t>Energy deposit (A)</w:t>
+      </w:r>
+      <w:r>
+        <w:t xml:space="preserve"> ≈ </w:t>
+      </w:r>
       <w:r>
         <w:rPr>
           <w:rFonts w:ascii="Consolas" w:hAnsi="Consolas" w:cs="Consolas"/>
           <w:sz w:val="18"/>
           <w:shd w:val="clear" w:color="auto" w:fill="F4F4F4"/>
         </w:rPr>
-        <w:t xml:space="preserve"> </w:t>
-      </w:r>
-      <w:proofErr w:type="spellStart"/>
+        <w:t>Transferred (B)</w:t>
+      </w:r>
+      <w:r>
+        <w:t>) — это в основном энергия β-частиц: их пробег в воде при E_βmax ≈ 497 кэВ около миллиметра, поэтому практически все они останавливаются в сантиметровом объёме и о</w:t>
+      </w:r>
+      <w:r>
+        <w:t>тдают энергию на ионизацию среды. Энергию же, покинувшую объём через границу жидкости (</w:t>
+      </w:r>
       <w:r>
         <w:rPr>
           <w:rFonts w:ascii="Consolas" w:hAnsi="Consolas" w:cs="Consolas"/>
           <w:sz w:val="18"/>
           <w:shd w:val="clear" w:color="auto" w:fill="F4F4F4"/>
         </w:rPr>
-        <w:t>energy</w:t>
-      </w:r>
-      <w:proofErr w:type="spellEnd"/>
+        <w:t>Escaped energy (B)</w:t>
+      </w:r>
+      <w:r>
+        <w:t xml:space="preserve">), уносят преимущественно вторичные γ-кванта — прежде всего квант 208 кэВ дочернего ядра Hf-177: длина свободного пробега такого кванта в воде порядка </w:t>
+      </w:r>
+      <w:r>
+        <w:t>10 см, поэтому часть квантов проходит сквозь несколько сантиметров воды, не поглотившись. В этой геометрии наружу уходит около двух третей энергии распада, и поглощённая доза при 10⁵ распадов в 75 см³ воды — порядка 10⁻⁸ Гр.</w:t>
+      </w:r>
+    </w:p>
+    <w:p>
+      <w:pPr>
+        <w:pStyle w:val="21"/>
+      </w:pPr>
+      <w:bookmarkStart w:id="19" w:name="_Toc243409808"/>
+      <w:r>
+        <w:t>6.4. Где сохраняются результаты</w:t>
+      </w:r>
+      <w:bookmarkEnd w:id="19"/>
+    </w:p>
+    <w:p>
+      <w:pPr>
+        <w:pStyle w:val="a0"/>
+        <w:spacing w:after="40"/>
+        <w:ind w:left="340" w:hanging="198"/>
+      </w:pPr>
+      <w:r>
+        <w:t>В окне программы на вкладке «Запуск и вывод».</w:t>
+      </w:r>
+    </w:p>
+    <w:p>
+      <w:pPr>
+        <w:pStyle w:val="a0"/>
+        <w:spacing w:after="40"/>
+        <w:ind w:left="340" w:hanging="198"/>
+      </w:pPr>
+      <w:r>
+        <w:t xml:space="preserve">В файле </w:t>
+      </w:r>
       <w:r>
         <w:rPr>
           <w:rFonts w:ascii="Consolas" w:hAnsi="Consolas" w:cs="Consolas"/>
           <w:sz w:val="18"/>
           <w:shd w:val="clear" w:color="auto" w:fill="F4F4F4"/>
         </w:rPr>
-        <w:t xml:space="preserve"> (B)</w:t>
-      </w:r>
-      <w:r>
-        <w:t xml:space="preserve"> и </w:t>
-      </w:r>
-      <w:proofErr w:type="spellStart"/>
+        <w:t>results.txt</w:t>
+      </w:r>
+      <w:r>
+        <w:t xml:space="preserve"> в папке программы — каждый запуск </w:t>
+      </w:r>
+      <w:r>
+        <w:rPr>
+          <w:b/>
+        </w:rPr>
+        <w:t>дописывается</w:t>
+      </w:r>
+      <w:r>
+        <w:t xml:space="preserve"> в конец файла, так что </w:t>
+      </w:r>
       <w:r>
         <w:rPr>
           <w:rFonts w:ascii="Consolas" w:hAnsi="Consolas" w:cs="Consolas"/>
           <w:sz w:val="18"/>
           <w:shd w:val="clear" w:color="auto" w:fill="F4F4F4"/>
         </w:rPr>
-        <w:t>Escaped</w:t>
-      </w:r>
-      <w:proofErr w:type="spellEnd"/>
+        <w:t>results.txt</w:t>
+      </w:r>
+      <w:r>
+        <w:t xml:space="preserve"> хранит историю всех расчётов.</w:t>
+      </w:r>
+    </w:p>
+    <w:p>
+      <w:pPr>
+        <w:pStyle w:val="a0"/>
+        <w:spacing w:after="40"/>
+        <w:ind w:left="340" w:hanging="198"/>
+      </w:pPr>
+      <w:r>
+        <w:t xml:space="preserve">Рядом могут создаваться </w:t>
+      </w:r>
       <w:r>
         <w:rPr>
           <w:rFonts w:ascii="Consolas" w:hAnsi="Consolas" w:cs="Consolas"/>
           <w:sz w:val="18"/>
           <w:shd w:val="clear" w:color="auto" w:fill="F4F4F4"/>
         </w:rPr>
-        <w:t xml:space="preserve"> </w:t>
-      </w:r>
-      <w:proofErr w:type="spellStart"/>
+        <w:t>beta_minus.txt</w:t>
+      </w:r>
+      <w:r>
+        <w:t xml:space="preserve"> и </w:t>
+      </w:r>
       <w:r>
         <w:rPr>
           <w:rFonts w:ascii="Consolas" w:hAnsi="Consolas" w:cs="Consolas"/>
           <w:sz w:val="18"/>
           <w:shd w:val="clear" w:color="auto" w:fill="F4F4F4"/>
         </w:rPr>
-        <w:t>energy</w:t>
-      </w:r>
-      <w:proofErr w:type="spellEnd"/>
-      <w:r>
-        <w:rPr>
-          <w:rFonts w:ascii="Consolas" w:hAnsi="Consolas" w:cs="Consolas"/>
-          <w:sz w:val="18"/>
-          <w:shd w:val="clear" w:color="auto" w:fill="F4F4F4"/>
-        </w:rPr>
-        <w:t xml:space="preserve"> (B)</w:t>
-      </w:r>
-      <w:r>
-        <w:t xml:space="preserve"> видно, что </w:t>
-      </w:r>
-      <w:proofErr w:type="spellStart"/>
-      <w:r>
-        <w:t>бо́льшая</w:t>
-      </w:r>
-      <w:proofErr w:type="spellEnd"/>
-      <w:r>
-        <w:t xml:space="preserve"> часть энергии распада Lu-177 уходит из объёма жидкости — это ожидаемо, так как бета-частицы с E_β</w:t>
-      </w:r>
-      <w:proofErr w:type="spellStart"/>
-      <w:r>
-        <w:t>max</w:t>
-      </w:r>
-      <w:proofErr w:type="spellEnd"/>
-      <w:r>
-        <w:t xml:space="preserve"> ≈ 497 кэВ имеют пробег в воде около миллиметра и легко покидают объём даже при сантиметровых размерах ёмкости. Поглощённая доза при 10⁵ распадов в 75 см³ воды — порядка 10⁻⁸ Гр.</w:t>
-      </w:r>
-    </w:p>
-    <w:p>
-      <w:pPr>
-        <w:pStyle w:val="21"/>
-      </w:pPr>
-      <w:bookmarkStart w:id="17" w:name="_Toc243386438"/>
-      <w:r>
-        <w:t>6.4. Где сохраняются результаты</w:t>
-      </w:r>
-      <w:bookmarkEnd w:id="17"/>
-    </w:p>
-    <w:p>
-      <w:pPr>
-        <w:pStyle w:val="a0"/>
-        <w:spacing w:after="40"/>
-        <w:ind w:left="340" w:hanging="198"/>
-      </w:pPr>
-      <w:r>
-        <w:t>В окне программы на вкладке «Запуск и вывод».</w:t>
-      </w:r>
-    </w:p>
-    <w:p>
-      <w:pPr>
-        <w:pStyle w:val="a0"/>
-        <w:spacing w:after="40"/>
-        <w:ind w:left="340" w:hanging="198"/>
-      </w:pPr>
-      <w:r>
-        <w:t xml:space="preserve">В файле </w:t>
-      </w:r>
-      <w:r>
-        <w:rPr>
-          <w:rFonts w:ascii="Consolas" w:hAnsi="Consolas" w:cs="Consolas"/>
-          <w:sz w:val="18"/>
-          <w:shd w:val="clear" w:color="auto" w:fill="F4F4F4"/>
-        </w:rPr>
-        <w:t>results.txt</w:t>
-      </w:r>
-      <w:r>
-        <w:t xml:space="preserve"> в папке программы — каждый запуск </w:t>
-      </w:r>
-      <w:r>
-        <w:rPr>
-          <w:b/>
-        </w:rPr>
-        <w:t>дописывается</w:t>
-      </w:r>
-      <w:r>
-        <w:t xml:space="preserve"> в конец файла, так что </w:t>
-      </w:r>
-      <w:r>
-        <w:rPr>
-          <w:rFonts w:ascii="Consolas" w:hAnsi="Consolas" w:cs="Consolas"/>
-          <w:sz w:val="18"/>
-          <w:shd w:val="clear" w:color="auto" w:fill="F4F4F4"/>
-        </w:rPr>
-        <w:t>results.txt</w:t>
-      </w:r>
-      <w:r>
-        <w:t xml:space="preserve"> хранит историю всех расчётов.</w:t>
-      </w:r>
-    </w:p>
-    <w:p>
-      <w:pPr>
-        <w:pStyle w:val="a0"/>
-        <w:spacing w:after="40"/>
-        <w:ind w:left="340" w:hanging="198"/>
-      </w:pPr>
-      <w:r>
-        <w:t xml:space="preserve">Рядом могут создаваться </w:t>
-      </w:r>
-      <w:r>
-        <w:rPr>
-          <w:rFonts w:ascii="Consolas" w:hAnsi="Consolas" w:cs="Consolas"/>
-          <w:sz w:val="18"/>
-          <w:shd w:val="clear" w:color="auto" w:fill="F4F4F4"/>
-        </w:rPr>
-        <w:t>beta_minus.txt</w:t>
-      </w:r>
-      <w:r>
-        <w:t xml:space="preserve"> и </w:t>
-      </w:r>
-      <w:r>
-        <w:rPr>
-          <w:rFonts w:ascii="Consolas" w:hAnsi="Consolas" w:cs="Consolas"/>
-          <w:sz w:val="18"/>
-          <w:shd w:val="clear" w:color="auto" w:fill="F4F4F4"/>
-        </w:rPr>
         <w:t>beta_plus.txt</w:t>
       </w:r>
       <w:r>
-        <w:t xml:space="preserve"> — энергии бета-частиц, если на вкладке «Спектры» включена запись спектров.</w:t>
+        <w:t xml:space="preserve"> — энергии бета-частиц,</w:t>
+      </w:r>
+      <w:r>
+        <w:t xml:space="preserve"> если на вкладке «Спектры» включена запись спектров.</w:t>
       </w:r>
     </w:p>
     <w:p>
@@ -6924,21 +7105,21 @@
       <w:pPr>
         <w:pStyle w:val="1"/>
       </w:pPr>
-      <w:bookmarkStart w:id="18" w:name="_Toc243386439"/>
+      <w:bookmarkStart w:id="20" w:name="_Toc243409809"/>
       <w:r>
         <w:t>7. Если что-то пошло не так</w:t>
       </w:r>
-      <w:bookmarkEnd w:id="18"/>
+      <w:bookmarkEnd w:id="20"/>
     </w:p>
     <w:p>
       <w:pPr>
         <w:pStyle w:val="21"/>
       </w:pPr>
-      <w:bookmarkStart w:id="19" w:name="_Toc243386440"/>
+      <w:bookmarkStart w:id="21" w:name="_Toc243409810"/>
       <w:r>
         <w:t>7.1. Сообщения start.bat</w:t>
       </w:r>
-      <w:bookmarkEnd w:id="19"/>
+      <w:bookmarkEnd w:id="21"/>
     </w:p>
     <w:tbl>
       <w:tblPr>
@@ -7022,7 +7203,7 @@
             <w:r>
               <w:t xml:space="preserve">Установите Python 3.12+ с </w:t>
             </w:r>
-            <w:hyperlink r:id="rId10">
+            <w:hyperlink r:id="rId15">
               <w:r>
                 <w:rPr>
                   <w:color w:val="0563C1"/>
@@ -7032,23 +7213,7 @@
               </w:r>
             </w:hyperlink>
             <w:r>
-              <w:t>, включив «</w:t>
-            </w:r>
-            <w:proofErr w:type="spellStart"/>
-            <w:r>
-              <w:t>Add</w:t>
-            </w:r>
-            <w:proofErr w:type="spellEnd"/>
-            <w:r>
-              <w:t xml:space="preserve"> python.exe </w:t>
-            </w:r>
-            <w:proofErr w:type="spellStart"/>
-            <w:r>
-              <w:t>to</w:t>
-            </w:r>
-            <w:proofErr w:type="spellEnd"/>
-            <w:r>
-              <w:t xml:space="preserve"> PATH» (раздел 4.1)</w:t>
+              <w:t>, включив «Add python.exe to PATH» (раздел 4.1)</w:t>
             </w:r>
           </w:p>
         </w:tc>
@@ -7073,18 +7238,8 @@
                 <w:sz w:val="18"/>
                 <w:shd w:val="clear" w:color="auto" w:fill="F4F4F4"/>
               </w:rPr>
-              <w:t xml:space="preserve">Python установлен без компонента </w:t>
+              <w:t>Python установлен без компонента tkinter</w:t>
             </w:r>
-            <w:proofErr w:type="spellStart"/>
-            <w:r>
-              <w:rPr>
-                <w:rFonts w:ascii="Consolas" w:hAnsi="Consolas" w:cs="Consolas"/>
-                <w:sz w:val="18"/>
-                <w:shd w:val="clear" w:color="auto" w:fill="F4F4F4"/>
-              </w:rPr>
-              <w:t>tkinter</w:t>
-            </w:r>
-            <w:proofErr w:type="spellEnd"/>
           </w:p>
         </w:tc>
         <w:tc>
@@ -7097,39 +7252,10 @@
               <w:cnfStyle w:val="000000010000" w:firstRow="0" w:lastRow="0" w:firstColumn="0" w:lastColumn="0" w:oddVBand="0" w:evenVBand="0" w:oddHBand="0" w:evenHBand="1" w:firstRowFirstColumn="0" w:firstRowLastColumn="0" w:lastRowFirstColumn="0" w:lastRowLastColumn="0"/>
             </w:pPr>
             <w:r>
-              <w:t>Переустановите Python: запустите установщик повторно → «</w:t>
+              <w:t xml:space="preserve">Переустановите Python: запустите установщик повторно → «Modify» → </w:t>
             </w:r>
-            <w:proofErr w:type="spellStart"/>
             <w:r>
-              <w:t>Modify</w:t>
-            </w:r>
-            <w:proofErr w:type="spellEnd"/>
-            <w:r>
-              <w:t>» → включите «</w:t>
-            </w:r>
-            <w:proofErr w:type="spellStart"/>
-            <w:r>
-              <w:t>tcl</w:t>
-            </w:r>
-            <w:proofErr w:type="spellEnd"/>
-            <w:r>
-              <w:t>/</w:t>
-            </w:r>
-            <w:proofErr w:type="spellStart"/>
-            <w:r>
-              <w:t>tk</w:t>
-            </w:r>
-            <w:proofErr w:type="spellEnd"/>
-            <w:r>
-              <w:t xml:space="preserve"> </w:t>
-            </w:r>
-            <w:proofErr w:type="spellStart"/>
-            <w:r>
-              <w:t>and</w:t>
-            </w:r>
-            <w:proofErr w:type="spellEnd"/>
-            <w:r>
-              <w:t xml:space="preserve"> IDLE»</w:t>
+              <w:t>включите «tcl/tk and IDLE»</w:t>
             </w:r>
           </w:p>
         </w:tc>
@@ -7154,18 +7280,8 @@
                 <w:sz w:val="18"/>
                 <w:shd w:val="clear" w:color="auto" w:fill="F4F4F4"/>
               </w:rPr>
-              <w:t xml:space="preserve">не установлен пакет </w:t>
+              <w:t>не установлен пакет matplotlib</w:t>
             </w:r>
-            <w:proofErr w:type="spellStart"/>
-            <w:r>
-              <w:rPr>
-                <w:rFonts w:ascii="Consolas" w:hAnsi="Consolas" w:cs="Consolas"/>
-                <w:sz w:val="18"/>
-                <w:shd w:val="clear" w:color="auto" w:fill="F4F4F4"/>
-              </w:rPr>
-              <w:t>matplotlib</w:t>
-            </w:r>
-            <w:proofErr w:type="spellEnd"/>
           </w:p>
         </w:tc>
         <w:tc>
@@ -7178,17 +7294,8 @@
               <w:cnfStyle w:val="000000100000" w:firstRow="0" w:lastRow="0" w:firstColumn="0" w:lastColumn="0" w:oddVBand="0" w:evenVBand="0" w:oddHBand="1" w:evenHBand="0" w:firstRowFirstColumn="0" w:firstRowLastColumn="0" w:lastRowFirstColumn="0" w:lastRowLastColumn="0"/>
             </w:pPr>
             <w:r>
-              <w:t>Откройте командную строку (</w:t>
+              <w:t xml:space="preserve">Откройте командную строку (Win+R, </w:t>
             </w:r>
-            <w:proofErr w:type="spellStart"/>
-            <w:r>
-              <w:t>Win+R</w:t>
-            </w:r>
-            <w:proofErr w:type="spellEnd"/>
-            <w:r>
-              <w:t xml:space="preserve">, </w:t>
-            </w:r>
-            <w:proofErr w:type="spellStart"/>
             <w:r>
               <w:rPr>
                 <w:rFonts w:ascii="Consolas" w:hAnsi="Consolas" w:cs="Consolas"/>
@@ -7197,74 +7304,17 @@
               </w:rPr>
               <w:t>cmd</w:t>
             </w:r>
-            <w:proofErr w:type="spellEnd"/>
             <w:r>
               <w:t xml:space="preserve">) и выполните </w:t>
             </w:r>
-            <w:proofErr w:type="spellStart"/>
             <w:r>
               <w:rPr>
                 <w:rFonts w:ascii="Consolas" w:hAnsi="Consolas" w:cs="Consolas"/>
                 <w:sz w:val="18"/>
                 <w:shd w:val="clear" w:color="auto" w:fill="F4F4F4"/>
               </w:rPr>
-              <w:t>py</w:t>
+              <w:t>py -m pip install matplotlib</w:t>
             </w:r>
-            <w:proofErr w:type="spellEnd"/>
-            <w:r>
-              <w:rPr>
-                <w:rFonts w:ascii="Consolas" w:hAnsi="Consolas" w:cs="Consolas"/>
-                <w:sz w:val="18"/>
-                <w:shd w:val="clear" w:color="auto" w:fill="F4F4F4"/>
-              </w:rPr>
-              <w:t xml:space="preserve"> -m </w:t>
-            </w:r>
-            <w:proofErr w:type="spellStart"/>
-            <w:r>
-              <w:rPr>
-                <w:rFonts w:ascii="Consolas" w:hAnsi="Consolas" w:cs="Consolas"/>
-                <w:sz w:val="18"/>
-                <w:shd w:val="clear" w:color="auto" w:fill="F4F4F4"/>
-              </w:rPr>
-              <w:t>pip</w:t>
-            </w:r>
-            <w:proofErr w:type="spellEnd"/>
-            <w:r>
-              <w:rPr>
-                <w:rFonts w:ascii="Consolas" w:hAnsi="Consolas" w:cs="Consolas"/>
-                <w:sz w:val="18"/>
-                <w:shd w:val="clear" w:color="auto" w:fill="F4F4F4"/>
-              </w:rPr>
-              <w:t xml:space="preserve"> </w:t>
-            </w:r>
-            <w:proofErr w:type="spellStart"/>
-            <w:r>
-              <w:rPr>
-                <w:rFonts w:ascii="Consolas" w:hAnsi="Consolas" w:cs="Consolas"/>
-                <w:sz w:val="18"/>
-                <w:shd w:val="clear" w:color="auto" w:fill="F4F4F4"/>
-              </w:rPr>
-              <w:t>install</w:t>
-            </w:r>
-            <w:proofErr w:type="spellEnd"/>
-            <w:r>
-              <w:rPr>
-                <w:rFonts w:ascii="Consolas" w:hAnsi="Consolas" w:cs="Consolas"/>
-                <w:sz w:val="18"/>
-                <w:shd w:val="clear" w:color="auto" w:fill="F4F4F4"/>
-              </w:rPr>
-              <w:t xml:space="preserve"> </w:t>
-            </w:r>
-            <w:proofErr w:type="spellStart"/>
-            <w:r>
-              <w:rPr>
-                <w:rFonts w:ascii="Consolas" w:hAnsi="Consolas" w:cs="Consolas"/>
-                <w:sz w:val="18"/>
-                <w:shd w:val="clear" w:color="auto" w:fill="F4F4F4"/>
-              </w:rPr>
-              <w:t>matplotlib</w:t>
-            </w:r>
-            <w:proofErr w:type="spellEnd"/>
             <w:r>
               <w:t xml:space="preserve"> (раздел 4.4)</w:t>
             </w:r>
@@ -7305,7 +7355,14 @@
               <w:cnfStyle w:val="000000010000" w:firstRow="0" w:lastRow="0" w:firstColumn="0" w:lastColumn="0" w:oddVBand="0" w:evenVBand="0" w:oddHBand="0" w:evenHBand="1" w:firstRowFirstColumn="0" w:firstRowLastColumn="0" w:lastRowFirstColumn="0" w:lastRowLastColumn="0"/>
             </w:pPr>
             <w:r>
-              <w:t>Установите Geant4 11.4.1 (раздел 3), после установки перезагрузите компьютер</w:t>
+              <w:t xml:space="preserve">Установите Geant4 11.4.1 (раздел 3), не забудьте отметить опцию добавления в PATH </w:t>
+            </w:r>
+            <w:r>
+              <w:t xml:space="preserve">(шаг 5) и </w:t>
+            </w:r>
+            <w:r>
+              <w:lastRenderedPageBreak/>
+              <w:t>перезагрузите компьютер</w:t>
             </w:r>
           </w:p>
         </w:tc>
@@ -7330,7 +7387,8 @@
                 <w:sz w:val="18"/>
                 <w:shd w:val="clear" w:color="auto" w:fill="F4F4F4"/>
               </w:rPr>
-              <w:t>не найдены данные распадов Geant4 (G4RADIOACTIVEDATA)</w:t>
+              <w:lastRenderedPageBreak/>
+              <w:t>в установке Geant4 не хватает пакетов данных</w:t>
             </w:r>
           </w:p>
         </w:tc>
@@ -7344,7 +7402,51 @@
               <w:cnfStyle w:val="000000100000" w:firstRow="0" w:lastRow="0" w:firstColumn="0" w:lastColumn="0" w:oddVBand="0" w:evenVBand="0" w:oddHBand="1" w:evenHBand="0" w:firstRowFirstColumn="0" w:firstRowLastColumn="0" w:lastRowFirstColumn="0" w:lastRowLastColumn="0"/>
             </w:pPr>
             <w:r>
-              <w:t>Переустановите Geant4 11.4.1 — установщик создаёт эти данные сам</w:t>
+              <w:t xml:space="preserve">Скачайте архивы </w:t>
+            </w:r>
+            <w:r>
+              <w:rPr>
+                <w:rFonts w:ascii="Consolas" w:hAnsi="Consolas" w:cs="Consolas"/>
+                <w:sz w:val="18"/>
+                <w:shd w:val="clear" w:color="auto" w:fill="F4F4F4"/>
+              </w:rPr>
+              <w:t>.tar.gz</w:t>
+            </w:r>
+            <w:r>
+              <w:t xml:space="preserve"> (ссылки — в разделе 3.2), положите их рядом с </w:t>
+            </w:r>
+            <w:r>
+              <w:rPr>
+                <w:rFonts w:ascii="Consolas" w:hAnsi="Consolas" w:cs="Consolas"/>
+                <w:sz w:val="18"/>
+                <w:shd w:val="clear" w:color="auto" w:fill="F4F4F4"/>
+              </w:rPr>
+              <w:t>install_data.bat</w:t>
+            </w:r>
+            <w:r>
+              <w:t xml:space="preserve">, запустите </w:t>
+            </w:r>
+            <w:r>
+              <w:rPr>
+                <w:rFonts w:ascii="Consolas" w:hAnsi="Consolas" w:cs="Consolas"/>
+                <w:sz w:val="18"/>
+                <w:shd w:val="clear" w:color="auto" w:fill="F4F4F4"/>
+              </w:rPr>
+              <w:t>install_data.bat</w:t>
+            </w:r>
+            <w:r>
+              <w:t xml:space="preserve"> один раз, затем </w:t>
+            </w:r>
+            <w:r>
+              <w:rPr>
+                <w:rFonts w:ascii="Consolas" w:hAnsi="Consolas" w:cs="Consolas"/>
+                <w:sz w:val="18"/>
+                <w:shd w:val="clear" w:color="auto" w:fill="F4F4F4"/>
+              </w:rPr>
+              <w:t>start.bat</w:t>
+            </w:r>
+            <w:r>
+              <w:t xml:space="preserve"> ещё раз</w:t>
             </w:r>
           </w:p>
         </w:tc>
@@ -7362,9 +7464,6 @@
           <w:p>
             <w:pPr>
               <w:spacing w:after="40"/>
-              <w:rPr>
-                <w:lang w:val="en-US"/>
-              </w:rPr>
             </w:pPr>
             <w:r>
               <w:rPr>
@@ -7372,16 +7471,7 @@
                 <w:sz w:val="18"/>
                 <w:shd w:val="clear" w:color="auto" w:fill="F4F4F4"/>
               </w:rPr>
-              <w:t>не</w:t>
-            </w:r>
-            <w:r>
-              <w:rPr>
-                <w:rFonts w:ascii="Consolas" w:hAnsi="Consolas" w:cs="Consolas"/>
-                <w:sz w:val="18"/>
-                <w:shd w:val="clear" w:color="auto" w:fill="F4F4F4"/>
-                <w:lang w:val="en-US"/>
-              </w:rPr>
-              <w:t xml:space="preserve"> </w:t>
+              <w:t>не найден файл build\Relea</w:t>
             </w:r>
             <w:r>
               <w:rPr>
@@ -7389,33 +7479,7 @@
                 <w:sz w:val="18"/>
                 <w:shd w:val="clear" w:color="auto" w:fill="F4F4F4"/>
               </w:rPr>
-              <w:t>найден</w:t>
-            </w:r>
-            <w:r>
-              <w:rPr>
-                <w:rFonts w:ascii="Consolas" w:hAnsi="Consolas" w:cs="Consolas"/>
-                <w:sz w:val="18"/>
-                <w:shd w:val="clear" w:color="auto" w:fill="F4F4F4"/>
-                <w:lang w:val="en-US"/>
-              </w:rPr>
-              <w:t xml:space="preserve"> </w:t>
-            </w:r>
-            <w:r>
-              <w:rPr>
-                <w:rFonts w:ascii="Consolas" w:hAnsi="Consolas" w:cs="Consolas"/>
-                <w:sz w:val="18"/>
-                <w:shd w:val="clear" w:color="auto" w:fill="F4F4F4"/>
-              </w:rPr>
-              <w:t>файл</w:t>
-            </w:r>
-            <w:r>
-              <w:rPr>
-                <w:rFonts w:ascii="Consolas" w:hAnsi="Consolas" w:cs="Consolas"/>
-                <w:sz w:val="18"/>
-                <w:shd w:val="clear" w:color="auto" w:fill="F4F4F4"/>
-                <w:lang w:val="en-US"/>
-              </w:rPr>
-              <w:t xml:space="preserve"> build\Release\main.exe</w:t>
+              <w:t>se\main.exe</w:t>
             </w:r>
           </w:p>
         </w:tc>
@@ -7460,11 +7524,335 @@
       <w:pPr>
         <w:pStyle w:val="21"/>
       </w:pPr>
-      <w:bookmarkStart w:id="20" w:name="_Toc243386441"/>
-      <w:r>
-        <w:t>7.2. Окно программы открылось, но что-то не так</w:t>
-      </w:r>
-      <w:bookmarkEnd w:id="20"/>
+      <w:bookmarkStart w:id="22" w:name="_Toc243409811"/>
+      <w:r>
+        <w:t>7.2. Ошибки Geant4 при расчёте</w:t>
+      </w:r>
+      <w:bookmarkEnd w:id="22"/>
+    </w:p>
+    <w:p>
+      <w:r>
+        <w:t xml:space="preserve">Эти ошибки появляются в самой программе (не в окне </w:t>
+      </w:r>
+      <w:r>
+        <w:rPr>
+          <w:rFonts w:ascii="Consolas" w:hAnsi="Consolas" w:cs="Consolas"/>
+          <w:sz w:val="18"/>
+          <w:shd w:val="clear" w:color="auto" w:fill="F4F4F4"/>
+        </w:rPr>
+        <w:t>start.bat</w:t>
+      </w:r>
+      <w:r>
+        <w:t xml:space="preserve">) — обычно если </w:t>
+      </w:r>
+      <w:r>
+        <w:rPr>
+          <w:rFonts w:ascii="Consolas" w:hAnsi="Consolas" w:cs="Consolas"/>
+          <w:sz w:val="18"/>
+          <w:shd w:val="clear" w:color="auto" w:fill="F4F4F4"/>
+        </w:rPr>
+        <w:t>start.bat</w:t>
+      </w:r>
+      <w:r>
+        <w:t xml:space="preserve"> запускали не перед расчётом или обходили его:</w:t>
+      </w:r>
+    </w:p>
+    <w:tbl>
+      <w:tblPr>
+        <w:tblStyle w:val="-11"/>
+        <w:tblW w:w="0" w:type="auto"/>
+        <w:jc w:val="center"/>
+        <w:tblLook w:val="04A0" w:firstRow="1" w:lastRow="0" w:firstColumn="1" w:lastColumn="0" w:noHBand="0" w:noVBand="1"/>
+      </w:tblPr>
+      <w:tblGrid>
+        <w:gridCol w:w="5128"/>
+        <w:gridCol w:w="5128"/>
+      </w:tblGrid>
+      <w:tr>
+        <w:trPr>
+          <w:cnfStyle w:val="100000000000" w:firstRow="1" w:lastRow="0" w:firstColumn="0" w:lastColumn="0" w:oddVBand="0" w:evenVBand="0" w:oddHBand="0" w:evenHBand="0" w:firstRowFirstColumn="0" w:firstRowLastColumn="0" w:lastRowFirstColumn="0" w:lastRowLastColumn="0"/>
+          <w:tblHeader/>
+          <w:jc w:val="center"/>
+        </w:trPr>
+        <w:tc>
+          <w:tcPr>
+            <w:cnfStyle w:val="001000000000" w:firstRow="0" w:lastRow="0" w:firstColumn="1" w:lastColumn="0" w:oddVBand="0" w:evenVBand="0" w:oddHBand="0" w:evenHBand="0" w:firstRowFirstColumn="0" w:firstRowLastColumn="0" w:lastRowFirstColumn="0" w:lastRowLastColumn="0"/>
+            <w:tcW w:w="5128" w:type="dxa"/>
+          </w:tcPr>
+          <w:p>
+            <w:pPr>
+              <w:spacing w:after="40"/>
+            </w:pPr>
+            <w:r>
+              <w:t>Сообщение</w:t>
+            </w:r>
+          </w:p>
+        </w:tc>
+        <w:tc>
+          <w:tcPr>
+            <w:tcW w:w="5128" w:type="dxa"/>
+          </w:tcPr>
+          <w:p>
+            <w:pPr>
+              <w:spacing w:after="40"/>
+              <w:cnfStyle w:val="100000000000" w:firstRow="1" w:lastRow="0" w:firstColumn="0" w:lastColumn="0" w:oddVBand="0" w:evenVBand="0" w:oddHBand="0" w:evenHBand="0" w:firstRowFirstColumn="0" w:firstRowLastColumn="0" w:lastRowFirstColumn="0" w:lastRowLastColumn="0"/>
+            </w:pPr>
+            <w:r>
+              <w:t>Что сделать</w:t>
+            </w:r>
+          </w:p>
+        </w:tc>
+      </w:tr>
+      <w:tr>
+        <w:trPr>
+          <w:cnfStyle w:val="000000100000" w:firstRow="0" w:lastRow="0" w:firstColumn="0" w:lastColumn="0" w:oddVBand="0" w:evenVBand="0" w:oddHBand="1" w:evenHBand="0" w:firstRowFirstColumn="0" w:firstRowLastColumn="0" w:lastRowFirstColumn="0" w:lastRowLastColumn="0"/>
+          <w:jc w:val="center"/>
+        </w:trPr>
+        <w:tc>
+          <w:tcPr>
+            <w:cnfStyle w:val="001000000000" w:firstRow="0" w:lastRow="0" w:firstColumn="1" w:lastColumn="0" w:oddVBand="0" w:evenVBand="0" w:oddHBand="0" w:evenHBand="0" w:firstRowFirstColumn="0" w:firstRowLastColumn="0" w:lastRowFirstColumn="0" w:lastRowLastColumn="0"/>
+            <w:tcW w:w="5128" w:type="dxa"/>
+          </w:tcPr>
+          <w:p>
+            <w:pPr>
+              <w:spacing w:after="40"/>
+            </w:pPr>
+            <w:r>
+              <w:rPr>
+                <w:rFonts w:ascii="Consolas" w:hAnsi="Consolas" w:cs="Consolas"/>
+                <w:sz w:val="18"/>
+                <w:shd w:val="clear" w:color="auto" w:fill="F4F4F4"/>
+              </w:rPr>
+              <w:t>G4LEDATA data directory was not found</w:t>
+            </w:r>
+          </w:p>
+        </w:tc>
+        <w:tc>
+          <w:tcPr>
+            <w:tcW w:w="5128" w:type="dxa"/>
+          </w:tcPr>
+          <w:p>
+            <w:pPr>
+              <w:spacing w:after="40"/>
+              <w:cnfStyle w:val="000000100000" w:firstRow="0" w:lastRow="0" w:firstColumn="0" w:lastColumn="0" w:oddVBand="0" w:evenVBand="0" w:oddHBand="1" w:evenHBand="0" w:firstRowFirstColumn="0" w:firstRowLastColumn="0" w:lastRowFirstColumn="0" w:lastRowLastColumn="0"/>
+            </w:pPr>
+            <w:r>
+              <w:t>Не хватает пакета G4EMLOW — раздел 3.2: скачайте архив, положит</w:t>
+            </w:r>
+            <w:r>
+              <w:t xml:space="preserve">е рядом с </w:t>
+            </w:r>
+            <w:r>
+              <w:rPr>
+                <w:rFonts w:ascii="Consolas" w:hAnsi="Consolas" w:cs="Consolas"/>
+                <w:sz w:val="18"/>
+                <w:shd w:val="clear" w:color="auto" w:fill="F4F4F4"/>
+              </w:rPr>
+              <w:t>install_data.bat</w:t>
+            </w:r>
+            <w:r>
+              <w:t xml:space="preserve">, запустите </w:t>
+            </w:r>
+            <w:r>
+              <w:rPr>
+                <w:rFonts w:ascii="Consolas" w:hAnsi="Consolas" w:cs="Consolas"/>
+                <w:sz w:val="18"/>
+                <w:shd w:val="clear" w:color="auto" w:fill="F4F4F4"/>
+              </w:rPr>
+              <w:t>install_data.bat</w:t>
+            </w:r>
+            <w:r>
+              <w:t xml:space="preserve"> и затем </w:t>
+            </w:r>
+            <w:r>
+              <w:rPr>
+                <w:rFonts w:ascii="Consolas" w:hAnsi="Consolas" w:cs="Consolas"/>
+                <w:sz w:val="18"/>
+                <w:shd w:val="clear" w:color="auto" w:fill="F4F4F4"/>
+              </w:rPr>
+              <w:t>start.bat</w:t>
+            </w:r>
+            <w:r>
+              <w:t xml:space="preserve"> (переменная </w:t>
+            </w:r>
+            <w:r>
+              <w:rPr>
+                <w:rFonts w:ascii="Consolas" w:hAnsi="Consolas" w:cs="Consolas"/>
+                <w:sz w:val="18"/>
+                <w:shd w:val="clear" w:color="auto" w:fill="F4F4F4"/>
+              </w:rPr>
+              <w:t>G4LEDATA</w:t>
+            </w:r>
+            <w:r>
+              <w:t xml:space="preserve"> пропишется сама)</w:t>
+            </w:r>
+          </w:p>
+        </w:tc>
+      </w:tr>
+      <w:tr>
+        <w:trPr>
+          <w:cnfStyle w:val="000000010000" w:firstRow="0" w:lastRow="0" w:firstColumn="0" w:lastColumn="0" w:oddVBand="0" w:evenVBand="0" w:oddHBand="0" w:evenHBand="1" w:firstRowFirstColumn="0" w:firstRowLastColumn="0" w:lastRowFirstColumn="0" w:lastRowLastColumn="0"/>
+          <w:jc w:val="center"/>
+        </w:trPr>
+        <w:tc>
+          <w:tcPr>
+            <w:cnfStyle w:val="001000000000" w:firstRow="0" w:lastRow="0" w:firstColumn="1" w:lastColumn="0" w:oddVBand="0" w:evenVBand="0" w:oddHBand="0" w:evenHBand="0" w:firstRowFirstColumn="0" w:firstRowLastColumn="0" w:lastRowFirstColumn="0" w:lastRowLastColumn="0"/>
+            <w:tcW w:w="5128" w:type="dxa"/>
+          </w:tcPr>
+          <w:p>
+            <w:pPr>
+              <w:spacing w:after="40"/>
+            </w:pPr>
+            <w:r>
+              <w:rPr>
+                <w:rFonts w:ascii="Consolas" w:hAnsi="Consolas" w:cs="Consolas"/>
+                <w:sz w:val="18"/>
+                <w:shd w:val="clear" w:color="auto" w:fill="F4F4F4"/>
+              </w:rPr>
+              <w:t>G4RADIOACTIVEDATA ...</w:t>
+            </w:r>
+            <w:r>
+              <w:t xml:space="preserve"> / </w:t>
+            </w:r>
+            <w:r>
+              <w:rPr>
+                <w:rFonts w:ascii="Consolas" w:hAnsi="Consolas" w:cs="Consolas"/>
+                <w:sz w:val="18"/>
+                <w:shd w:val="clear" w:color="auto" w:fill="F4F4F4"/>
+              </w:rPr>
+              <w:t>G4LEVELGAMMADATA ...</w:t>
+            </w:r>
+          </w:p>
+        </w:tc>
+        <w:tc>
+          <w:tcPr>
+            <w:tcW w:w="5128" w:type="dxa"/>
+          </w:tcPr>
+          <w:p>
+            <w:pPr>
+              <w:spacing w:after="40"/>
+              <w:cnfStyle w:val="000000010000" w:firstRow="0" w:lastRow="0" w:firstColumn="0" w:lastColumn="0" w:oddVBand="0" w:evenVBand="0" w:oddHBand="0" w:evenHBand="1" w:firstRowFirstColumn="0" w:firstRowLastColumn="0" w:lastRowFirstColumn="0" w:lastRowLastColumn="0"/>
+            </w:pPr>
+            <w:r>
+              <w:t>Не хватает пакетов RadioactiveDecay / PhotonEvaporation — раздел 3.2</w:t>
+            </w:r>
+          </w:p>
+        </w:tc>
+      </w:tr>
+      <w:tr>
+        <w:trPr>
+          <w:cnfStyle w:val="000000100000" w:firstRow="0" w:lastRow="0" w:firstColumn="0" w:lastColumn="0" w:oddVBand="0" w:evenVBand="0" w:oddHBand="1" w:evenHBand="0" w:firstRowFirstColumn="0" w:firstRowLastColumn="0" w:lastRowFirstColumn="0" w:lastRowLastColumn="0"/>
+          <w:jc w:val="center"/>
+        </w:trPr>
+        <w:tc>
+          <w:tcPr>
+            <w:cnfStyle w:val="001000000000" w:firstRow="0" w:lastRow="0" w:firstColumn="1" w:lastColumn="0" w:oddVBand="0" w:evenVBand="0" w:oddHBand="0" w:evenHBand="0" w:firstRowFirstColumn="0" w:firstRowLastColumn="0" w:lastRowFirstColumn="0" w:lastRowLastColumn="0"/>
+            <w:tcW w:w="5128" w:type="dxa"/>
+          </w:tcPr>
+          <w:p>
+            <w:pPr>
+              <w:spacing w:after="40"/>
+            </w:pPr>
+            <w:r>
+              <w:rPr>
+                <w:rFonts w:ascii="Consolas" w:hAnsi="Consolas" w:cs="Consolas"/>
+                <w:sz w:val="18"/>
+                <w:shd w:val="clear" w:color="auto" w:fill="F4F4F4"/>
+              </w:rPr>
+              <w:t>G4ENSDFSTATEDATA ...</w:t>
+            </w:r>
+            <w:r>
+              <w:t xml:space="preserve"> / </w:t>
+            </w:r>
+            <w:r>
+              <w:rPr>
+                <w:rFonts w:ascii="Consolas" w:hAnsi="Consolas" w:cs="Consolas"/>
+                <w:sz w:val="18"/>
+                <w:shd w:val="clear" w:color="auto" w:fill="F4F4F4"/>
+              </w:rPr>
+              <w:t>G4PART</w:t>
+            </w:r>
+            <w:r>
+              <w:rPr>
+                <w:rFonts w:ascii="Consolas" w:hAnsi="Consolas" w:cs="Consolas"/>
+                <w:sz w:val="18"/>
+                <w:shd w:val="clear" w:color="auto" w:fill="F4F4F4"/>
+              </w:rPr>
+              <w:t>ICLEXSDATA ...</w:t>
+            </w:r>
+          </w:p>
+        </w:tc>
+        <w:tc>
+          <w:tcPr>
+            <w:tcW w:w="5128" w:type="dxa"/>
+          </w:tcPr>
+          <w:p>
+            <w:pPr>
+              <w:spacing w:after="40"/>
+              <w:cnfStyle w:val="000000100000" w:firstRow="0" w:lastRow="0" w:firstColumn="0" w:lastColumn="0" w:oddVBand="0" w:evenVBand="0" w:oddHBand="1" w:evenHBand="0" w:firstRowFirstColumn="0" w:firstRowLastColumn="0" w:lastRowFirstColumn="0" w:lastRowLastColumn="0"/>
+            </w:pPr>
+            <w:r>
+              <w:t>Не хватает пакетов G4ENSDFSTATE / G4PARTICLEXS — раздел 3.2</w:t>
+            </w:r>
+          </w:p>
+        </w:tc>
+      </w:tr>
+    </w:tbl>
+    <w:p>
+      <w:pPr>
+        <w:spacing w:after="80"/>
+      </w:pPr>
+    </w:p>
+    <w:p>
+      <w:r>
+        <w:t xml:space="preserve">Все подобные ошибки вида </w:t>
+      </w:r>
+      <w:r>
+        <w:rPr>
+          <w:rFonts w:ascii="Consolas" w:hAnsi="Consolas" w:cs="Consolas"/>
+          <w:sz w:val="18"/>
+          <w:shd w:val="clear" w:color="auto" w:fill="F4F4F4"/>
+        </w:rPr>
+        <w:t>... data directory was not found</w:t>
+      </w:r>
+      <w:r>
+        <w:t xml:space="preserve"> лечатся одинаково: выполните порядок действий из раздела 3.2 — скачайте нужный архив, положите рядом с </w:t>
+      </w:r>
+      <w:r>
+        <w:rPr>
+          <w:rFonts w:ascii="Consolas" w:hAnsi="Consolas" w:cs="Consolas"/>
+          <w:sz w:val="18"/>
+          <w:shd w:val="clear" w:color="auto" w:fill="F4F4F4"/>
+        </w:rPr>
+        <w:t>install_data.bat</w:t>
+      </w:r>
+      <w:r>
+        <w:t xml:space="preserve">, </w:t>
+      </w:r>
+      <w:r>
+        <w:t xml:space="preserve">запустите его, затем запустите </w:t>
+      </w:r>
+      <w:r>
+        <w:rPr>
+          <w:rFonts w:ascii="Consolas" w:hAnsi="Consolas" w:cs="Consolas"/>
+          <w:sz w:val="18"/>
+          <w:shd w:val="clear" w:color="auto" w:fill="F4F4F4"/>
+        </w:rPr>
+        <w:t>start.bat</w:t>
+      </w:r>
+      <w:r>
+        <w:t>.</w:t>
+      </w:r>
+    </w:p>
+    <w:p>
+      <w:pPr>
+        <w:pStyle w:val="21"/>
+      </w:pPr>
+      <w:bookmarkStart w:id="23" w:name="_Toc243409812"/>
+      <w:r>
+        <w:t>7.3. Окно программы открылось, но что-то не так</w:t>
+      </w:r>
+      <w:bookmarkEnd w:id="23"/>
     </w:p>
     <w:tbl>
       <w:tblPr>
@@ -7527,31 +7915,7 @@
               <w:spacing w:after="40"/>
             </w:pPr>
             <w:r>
-              <w:t>Ошибка «</w:t>
-            </w:r>
-            <w:proofErr w:type="spellStart"/>
-            <w:r>
-              <w:t>Illegal</w:t>
-            </w:r>
-            <w:proofErr w:type="spellEnd"/>
-            <w:r>
-              <w:t xml:space="preserve"> </w:t>
-            </w:r>
-            <w:proofErr w:type="spellStart"/>
-            <w:r>
-              <w:t>application</w:t>
-            </w:r>
-            <w:proofErr w:type="spellEnd"/>
-            <w:r>
-              <w:t xml:space="preserve"> </w:t>
-            </w:r>
-            <w:proofErr w:type="spellStart"/>
-            <w:r>
-              <w:t>state</w:t>
-            </w:r>
-            <w:proofErr w:type="spellEnd"/>
-            <w:r>
-              <w:t>» при запуске по своему макросу</w:t>
+              <w:t>Ошибка «Illegal application state» при запуске по своему макросу</w:t>
             </w:r>
           </w:p>
         </w:tc>
@@ -7582,36 +7946,8 @@
                 <w:sz w:val="18"/>
                 <w:shd w:val="clear" w:color="auto" w:fill="F4F4F4"/>
               </w:rPr>
-              <w:t>/</w:t>
+              <w:t>/run/initialize</w:t>
             </w:r>
-            <w:proofErr w:type="spellStart"/>
-            <w:r>
-              <w:rPr>
-                <w:rFonts w:ascii="Consolas" w:hAnsi="Consolas" w:cs="Consolas"/>
-                <w:sz w:val="18"/>
-                <w:shd w:val="clear" w:color="auto" w:fill="F4F4F4"/>
-              </w:rPr>
-              <w:t>run</w:t>
-            </w:r>
-            <w:proofErr w:type="spellEnd"/>
-            <w:r>
-              <w:rPr>
-                <w:rFonts w:ascii="Consolas" w:hAnsi="Consolas" w:cs="Consolas"/>
-                <w:sz w:val="18"/>
-                <w:shd w:val="clear" w:color="auto" w:fill="F4F4F4"/>
-              </w:rPr>
-              <w:t>/</w:t>
-            </w:r>
-            <w:proofErr w:type="spellStart"/>
-            <w:r>
-              <w:rPr>
-                <w:rFonts w:ascii="Consolas" w:hAnsi="Consolas" w:cs="Consolas"/>
-                <w:sz w:val="18"/>
-                <w:shd w:val="clear" w:color="auto" w:fill="F4F4F4"/>
-              </w:rPr>
-              <w:t>initialize</w:t>
-            </w:r>
-            <w:proofErr w:type="spellEnd"/>
           </w:p>
         </w:tc>
       </w:tr>
@@ -7664,7 +8000,10 @@
               <w:spacing w:after="40"/>
             </w:pPr>
             <w:r>
-              <w:t>Программа «зависла» на прогресс-баре</w:t>
+              <w:t>Программа «зависла</w:t>
+            </w:r>
+            <w:r>
+              <w:t>» на прогресс-баре</w:t>
             </w:r>
           </w:p>
         </w:tc>
@@ -7678,11 +8017,7 @@
               <w:cnfStyle w:val="000000100000" w:firstRow="0" w:lastRow="0" w:firstColumn="0" w:lastColumn="0" w:oddVBand="0" w:evenVBand="0" w:oddHBand="1" w:evenHBand="0" w:firstRowFirstColumn="0" w:firstRowLastColumn="0" w:lastRowFirstColumn="0" w:lastRowLastColumn="0"/>
             </w:pPr>
             <w:r>
-              <w:t xml:space="preserve">Возможно, задано очень много распадов — подождите или нажмите «Остановить симуляцию» </w:t>
-            </w:r>
-            <w:r>
-              <w:lastRenderedPageBreak/>
-              <w:t>и уменьшите число распадов</w:t>
+              <w:t>Возможно, задано очень много распадов — подождите или нажмите «Остановить симуляцию» и уменьшите число распадов</w:t>
             </w:r>
           </w:p>
         </w:tc>
@@ -7702,7 +8037,6 @@
               <w:spacing w:after="40"/>
             </w:pPr>
             <w:r>
-              <w:lastRenderedPageBreak/>
               <w:t>Окно start.bat открывается и тут же закрывается</w:t>
             </w:r>
           </w:p>
@@ -7717,7 +8051,33 @@
               <w:cnfStyle w:val="000000010000" w:firstRow="0" w:lastRow="0" w:firstColumn="0" w:lastColumn="0" w:oddVBand="0" w:evenVBand="0" w:oddHBand="0" w:evenHBand="1" w:firstRowFirstColumn="0" w:firstRowLastColumn="0" w:lastRowFirstColumn="0" w:lastRowLastColumn="0"/>
             </w:pPr>
             <w:r>
-              <w:t>Запустите start.bat через правую кнопку мыши → «Запуск от имени администратора»; если не помогло — сообщите текст ошибки из окна</w:t>
+              <w:t xml:space="preserve">Запустите start.bat через правую кнопку мыши → «Запуск от имени администратора». Если окно всё равно закрывается — запустите его из командной строки, чтобы увидеть текст ошибки: Win+R → </w:t>
+            </w:r>
+            <w:r>
+              <w:rPr>
+                <w:rFonts w:ascii="Consolas" w:hAnsi="Consolas" w:cs="Consolas"/>
+                <w:sz w:val="18"/>
+                <w:shd w:val="clear" w:color="auto" w:fill="F4F4F4"/>
+              </w:rPr>
+              <w:t>cmd</w:t>
+            </w:r>
+            <w:r>
+              <w:t xml:space="preserve"> → перетащите файл </w:t>
+            </w:r>
+            <w:r>
+              <w:rPr>
+                <w:rFonts w:ascii="Consolas" w:hAnsi="Consolas" w:cs="Consolas"/>
+                <w:sz w:val="18"/>
+                <w:shd w:val="clear" w:color="auto" w:fill="F4F4F4"/>
+              </w:rPr>
+              <w:t>start.bat</w:t>
+            </w:r>
+            <w:r>
+              <w:t xml:space="preserve"> в окно и нажмите </w:t>
+            </w:r>
+            <w:r>
+              <w:lastRenderedPageBreak/>
+              <w:t>Enter</w:t>
             </w:r>
           </w:p>
         </w:tc>
@@ -7740,11 +8100,14 @@
       <w:pPr>
         <w:pStyle w:val="1"/>
       </w:pPr>
-      <w:bookmarkStart w:id="21" w:name="_Toc243386442"/>
-      <w:r>
-        <w:t>8. Приложение для опытных пользователей</w:t>
-      </w:r>
-      <w:bookmarkEnd w:id="21"/>
+      <w:bookmarkStart w:id="24" w:name="_Toc243409813"/>
+      <w:r>
+        <w:t xml:space="preserve">8. </w:t>
+      </w:r>
+      <w:r>
+        <w:t>Приложение для опытных пользователей</w:t>
+      </w:r>
+      <w:bookmarkEnd w:id="24"/>
     </w:p>
     <w:p>
       <w:r>
@@ -7755,11 +8118,11 @@
       <w:pPr>
         <w:pStyle w:val="21"/>
       </w:pPr>
-      <w:bookmarkStart w:id="22" w:name="_Toc243386443"/>
+      <w:bookmarkStart w:id="25" w:name="_Toc243409814"/>
       <w:r>
         <w:t>8.1. Пакетный режим (без графического интерфейса)</w:t>
       </w:r>
-      <w:bookmarkEnd w:id="22"/>
+      <w:bookmarkEnd w:id="25"/>
     </w:p>
     <w:p>
       <w:r>
@@ -7771,7 +8134,10 @@
         <w:t>main.exe</w:t>
       </w:r>
       <w:r>
-        <w:t xml:space="preserve"> умеет работать по файлу-макросу:</w:t>
+        <w:t xml:space="preserve"> умеет</w:t>
+      </w:r>
+      <w:r>
+        <w:t xml:space="preserve"> работать по файлу-макросу:</w:t>
       </w:r>
     </w:p>
     <w:p>
@@ -7779,15 +8145,11 @@
         <w:shd w:val="clear" w:color="auto" w:fill="F4F4F4"/>
         <w:spacing w:before="120" w:line="240" w:lineRule="auto"/>
         <w:ind w:left="227"/>
-        <w:rPr>
-          <w:lang w:val="en-US"/>
-        </w:rPr>
       </w:pPr>
       <w:r>
         <w:rPr>
           <w:rFonts w:ascii="Consolas" w:hAnsi="Consolas" w:cs="Consolas"/>
           <w:sz w:val="18"/>
-          <w:lang w:val="en-US"/>
         </w:rPr>
         <w:t>build\Release\main.exe run.mac</w:t>
       </w:r>
@@ -7805,15 +8167,7 @@
         <w:t>run.mac</w:t>
       </w:r>
       <w:r>
-        <w:t xml:space="preserve"> создаётся графическим интерфейсом автоматически при каждом запуске (его также можно сохранить кнопкой «Сохранить .</w:t>
-      </w:r>
-      <w:proofErr w:type="spellStart"/>
-      <w:r>
-        <w:t>mac</w:t>
-      </w:r>
-      <w:proofErr w:type="spellEnd"/>
-      <w:r>
-        <w:t>»). Основные команды макроса:</w:t>
+        <w:t xml:space="preserve"> создаётся графическим интерфейсом автоматически при каждом запуске (его также можно сохранить кнопкой «Сохранить .mac»). Основные команды макроса:</w:t>
       </w:r>
     </w:p>
     <w:p>
@@ -7828,81 +8182,15 @@
           <w:rFonts w:ascii="Consolas" w:hAnsi="Consolas" w:cs="Consolas"/>
           <w:sz w:val="18"/>
         </w:rPr>
-        <w:t>/</w:t>
-      </w:r>
-      <w:proofErr w:type="spellStart"/>
+        <w:t>/myDetector/setGeometry        cylind</w:t>
+      </w:r>
       <w:r>
         <w:rPr>
           <w:rFonts w:ascii="Consolas" w:hAnsi="Consolas" w:cs="Consolas"/>
           <w:sz w:val="18"/>
         </w:rPr>
-        <w:t>myDetector</w:t>
-      </w:r>
-      <w:proofErr w:type="spellEnd"/>
-      <w:r>
-        <w:rPr>
-          <w:rFonts w:ascii="Consolas" w:hAnsi="Consolas" w:cs="Consolas"/>
-          <w:sz w:val="18"/>
-        </w:rPr>
-        <w:t>/</w:t>
-      </w:r>
-      <w:proofErr w:type="spellStart"/>
-      <w:r>
-        <w:rPr>
-          <w:rFonts w:ascii="Consolas" w:hAnsi="Consolas" w:cs="Consolas"/>
-          <w:sz w:val="18"/>
-        </w:rPr>
-        <w:t>setGeometry</w:t>
-      </w:r>
-      <w:proofErr w:type="spellEnd"/>
-      <w:r>
-        <w:rPr>
-          <w:rFonts w:ascii="Consolas" w:hAnsi="Consolas" w:cs="Consolas"/>
-          <w:sz w:val="18"/>
-        </w:rPr>
-        <w:t xml:space="preserve">        </w:t>
-      </w:r>
-      <w:proofErr w:type="spellStart"/>
-      <w:r>
-        <w:rPr>
-          <w:rFonts w:ascii="Consolas" w:hAnsi="Consolas" w:cs="Consolas"/>
-          <w:sz w:val="18"/>
-        </w:rPr>
-        <w:t>cylinder</w:t>
-      </w:r>
-      <w:proofErr w:type="spellEnd"/>
-      <w:r>
-        <w:rPr>
-          <w:rFonts w:ascii="Consolas" w:hAnsi="Consolas" w:cs="Consolas"/>
-          <w:sz w:val="18"/>
-        </w:rPr>
-        <w:t xml:space="preserve"> | </w:t>
-      </w:r>
-      <w:proofErr w:type="spellStart"/>
-      <w:r>
-        <w:rPr>
-          <w:rFonts w:ascii="Consolas" w:hAnsi="Consolas" w:cs="Consolas"/>
-          <w:sz w:val="18"/>
-        </w:rPr>
-        <w:t>beaker</w:t>
-      </w:r>
-      <w:proofErr w:type="spellEnd"/>
-      <w:r>
-        <w:rPr>
-          <w:rFonts w:ascii="Consolas" w:hAnsi="Consolas" w:cs="Consolas"/>
-          <w:sz w:val="18"/>
-        </w:rPr>
-        <w:t xml:space="preserve"> | </w:t>
-      </w:r>
-      <w:proofErr w:type="spellStart"/>
-      <w:r>
-        <w:rPr>
-          <w:rFonts w:ascii="Consolas" w:hAnsi="Consolas" w:cs="Consolas"/>
-          <w:sz w:val="18"/>
-        </w:rPr>
-        <w:t>tube</w:t>
-      </w:r>
-      <w:proofErr w:type="spellEnd"/>
+        <w:t>er | beaker | tube</w:t>
+      </w:r>
     </w:p>
     <w:p>
       <w:pPr>
@@ -7916,49 +8204,8 @@
           <w:rFonts w:ascii="Consolas" w:hAnsi="Consolas" w:cs="Consolas"/>
           <w:sz w:val="18"/>
         </w:rPr>
-        <w:t>/</w:t>
-      </w:r>
-      <w:proofErr w:type="spellStart"/>
-      <w:r>
-        <w:rPr>
-          <w:rFonts w:ascii="Consolas" w:hAnsi="Consolas" w:cs="Consolas"/>
-          <w:sz w:val="18"/>
-        </w:rPr>
-        <w:t>myDetector</w:t>
-      </w:r>
-      <w:proofErr w:type="spellEnd"/>
-      <w:r>
-        <w:rPr>
-          <w:rFonts w:ascii="Consolas" w:hAnsi="Consolas" w:cs="Consolas"/>
-          <w:sz w:val="18"/>
-        </w:rPr>
-        <w:t>/</w:t>
-      </w:r>
-      <w:proofErr w:type="spellStart"/>
-      <w:r>
-        <w:rPr>
-          <w:rFonts w:ascii="Consolas" w:hAnsi="Consolas" w:cs="Consolas"/>
-          <w:sz w:val="18"/>
-        </w:rPr>
-        <w:t>setRadius</w:t>
-      </w:r>
-      <w:proofErr w:type="spellEnd"/>
-      <w:r>
-        <w:rPr>
-          <w:rFonts w:ascii="Consolas" w:hAnsi="Consolas" w:cs="Consolas"/>
-          <w:sz w:val="18"/>
-        </w:rPr>
-        <w:t xml:space="preserve">          2 </w:t>
-      </w:r>
-      <w:proofErr w:type="spellStart"/>
-      <w:r>
-        <w:rPr>
-          <w:rFonts w:ascii="Consolas" w:hAnsi="Consolas" w:cs="Consolas"/>
-          <w:sz w:val="18"/>
-        </w:rPr>
-        <w:t>cm</w:t>
-      </w:r>
-      <w:proofErr w:type="spellEnd"/>
+        <w:t>/myDetector/setRadius          2 cm</w:t>
+      </w:r>
     </w:p>
     <w:p>
       <w:pPr>
@@ -7966,53 +8213,13 @@
         <w:shd w:val="clear" w:color="auto" w:fill="F4F4F4"/>
         <w:spacing w:after="0" w:line="240" w:lineRule="auto"/>
         <w:ind w:left="227"/>
-        <w:rPr>
-          <w:lang w:val="en-US"/>
-        </w:rPr>
       </w:pPr>
       <w:r>
         <w:rPr>
           <w:rFonts w:ascii="Consolas" w:hAnsi="Consolas" w:cs="Consolas"/>
           <w:sz w:val="18"/>
-          <w:lang w:val="en-US"/>
-        </w:rPr>
-        <w:t>/</w:t>
-      </w:r>
-      <w:proofErr w:type="spellStart"/>
-      <w:r>
-        <w:rPr>
-          <w:rFonts w:ascii="Consolas" w:hAnsi="Consolas" w:cs="Consolas"/>
-          <w:sz w:val="18"/>
-          <w:lang w:val="en-US"/>
-        </w:rPr>
-        <w:t>myDetector</w:t>
-      </w:r>
-      <w:proofErr w:type="spellEnd"/>
-      <w:r>
-        <w:rPr>
-          <w:rFonts w:ascii="Consolas" w:hAnsi="Consolas" w:cs="Consolas"/>
-          <w:sz w:val="18"/>
-          <w:lang w:val="en-US"/>
-        </w:rPr>
-        <w:t>/</w:t>
-      </w:r>
-      <w:proofErr w:type="spellStart"/>
-      <w:r>
-        <w:rPr>
-          <w:rFonts w:ascii="Consolas" w:hAnsi="Consolas" w:cs="Consolas"/>
-          <w:sz w:val="18"/>
-          <w:lang w:val="en-US"/>
-        </w:rPr>
-        <w:t>setHalfHeight</w:t>
-      </w:r>
-      <w:proofErr w:type="spellEnd"/>
-      <w:r>
-        <w:rPr>
-          <w:rFonts w:ascii="Consolas" w:hAnsi="Consolas" w:cs="Consolas"/>
-          <w:sz w:val="18"/>
-          <w:lang w:val="en-US"/>
-        </w:rPr>
-        <w:t xml:space="preserve">      3 cm</w:t>
+        </w:rPr>
+        <w:t>/myDetector/setHalfHeight      3 cm</w:t>
       </w:r>
     </w:p>
     <w:p>
@@ -8021,53 +8228,13 @@
         <w:shd w:val="clear" w:color="auto" w:fill="F4F4F4"/>
         <w:spacing w:after="0" w:line="240" w:lineRule="auto"/>
         <w:ind w:left="227"/>
-        <w:rPr>
-          <w:lang w:val="en-US"/>
-        </w:rPr>
       </w:pPr>
       <w:r>
         <w:rPr>
           <w:rFonts w:ascii="Consolas" w:hAnsi="Consolas" w:cs="Consolas"/>
           <w:sz w:val="18"/>
-          <w:lang w:val="en-US"/>
-        </w:rPr>
-        <w:t>/</w:t>
-      </w:r>
-      <w:proofErr w:type="spellStart"/>
-      <w:r>
-        <w:rPr>
-          <w:rFonts w:ascii="Consolas" w:hAnsi="Consolas" w:cs="Consolas"/>
-          <w:sz w:val="18"/>
-          <w:lang w:val="en-US"/>
-        </w:rPr>
-        <w:t>myDetector</w:t>
-      </w:r>
-      <w:proofErr w:type="spellEnd"/>
-      <w:r>
-        <w:rPr>
-          <w:rFonts w:ascii="Consolas" w:hAnsi="Consolas" w:cs="Consolas"/>
-          <w:sz w:val="18"/>
-          <w:lang w:val="en-US"/>
-        </w:rPr>
-        <w:t>/</w:t>
-      </w:r>
-      <w:proofErr w:type="spellStart"/>
-      <w:r>
-        <w:rPr>
-          <w:rFonts w:ascii="Consolas" w:hAnsi="Consolas" w:cs="Consolas"/>
-          <w:sz w:val="18"/>
-          <w:lang w:val="en-US"/>
-        </w:rPr>
-        <w:t>setGlassWall</w:t>
-      </w:r>
-      <w:proofErr w:type="spellEnd"/>
-      <w:r>
-        <w:rPr>
-          <w:rFonts w:ascii="Consolas" w:hAnsi="Consolas" w:cs="Consolas"/>
-          <w:sz w:val="18"/>
-          <w:lang w:val="en-US"/>
-        </w:rPr>
-        <w:t xml:space="preserve">       0.15 cm</w:t>
+        </w:rPr>
+        <w:t>/myDetector/setGlassWall       0.15 cm</w:t>
       </w:r>
     </w:p>
     <w:p>
@@ -8076,53 +8243,13 @@
         <w:shd w:val="clear" w:color="auto" w:fill="F4F4F4"/>
         <w:spacing w:after="0" w:line="240" w:lineRule="auto"/>
         <w:ind w:left="227"/>
-        <w:rPr>
-          <w:lang w:val="en-US"/>
-        </w:rPr>
       </w:pPr>
       <w:r>
         <w:rPr>
           <w:rFonts w:ascii="Consolas" w:hAnsi="Consolas" w:cs="Consolas"/>
           <w:sz w:val="18"/>
-          <w:lang w:val="en-US"/>
-        </w:rPr>
-        <w:t>/</w:t>
-      </w:r>
-      <w:proofErr w:type="spellStart"/>
-      <w:r>
-        <w:rPr>
-          <w:rFonts w:ascii="Consolas" w:hAnsi="Consolas" w:cs="Consolas"/>
-          <w:sz w:val="18"/>
-          <w:lang w:val="en-US"/>
-        </w:rPr>
-        <w:t>myDetector</w:t>
-      </w:r>
-      <w:proofErr w:type="spellEnd"/>
-      <w:r>
-        <w:rPr>
-          <w:rFonts w:ascii="Consolas" w:hAnsi="Consolas" w:cs="Consolas"/>
-          <w:sz w:val="18"/>
-          <w:lang w:val="en-US"/>
-        </w:rPr>
-        <w:t>/</w:t>
-      </w:r>
-      <w:proofErr w:type="spellStart"/>
-      <w:r>
-        <w:rPr>
-          <w:rFonts w:ascii="Consolas" w:hAnsi="Consolas" w:cs="Consolas"/>
-          <w:sz w:val="18"/>
-          <w:lang w:val="en-US"/>
-        </w:rPr>
-        <w:t>setRim</w:t>
-      </w:r>
-      <w:proofErr w:type="spellEnd"/>
-      <w:r>
-        <w:rPr>
-          <w:rFonts w:ascii="Consolas" w:hAnsi="Consolas" w:cs="Consolas"/>
-          <w:sz w:val="18"/>
-          <w:lang w:val="en-US"/>
-        </w:rPr>
-        <w:t xml:space="preserve">             0 cm</w:t>
+        </w:rPr>
+        <w:t>/myDetector/setRim             0 cm</w:t>
       </w:r>
     </w:p>
     <w:p>
@@ -8131,53 +8258,13 @@
         <w:shd w:val="clear" w:color="auto" w:fill="F4F4F4"/>
         <w:spacing w:after="0" w:line="240" w:lineRule="auto"/>
         <w:ind w:left="227"/>
-        <w:rPr>
-          <w:lang w:val="en-US"/>
-        </w:rPr>
       </w:pPr>
       <w:r>
         <w:rPr>
           <w:rFonts w:ascii="Consolas" w:hAnsi="Consolas" w:cs="Consolas"/>
           <w:sz w:val="18"/>
-          <w:lang w:val="en-US"/>
-        </w:rPr>
-        <w:t>/</w:t>
-      </w:r>
-      <w:proofErr w:type="spellStart"/>
-      <w:r>
-        <w:rPr>
-          <w:rFonts w:ascii="Consolas" w:hAnsi="Consolas" w:cs="Consolas"/>
-          <w:sz w:val="18"/>
-          <w:lang w:val="en-US"/>
-        </w:rPr>
-        <w:t>myDetector</w:t>
-      </w:r>
-      <w:proofErr w:type="spellEnd"/>
-      <w:r>
-        <w:rPr>
-          <w:rFonts w:ascii="Consolas" w:hAnsi="Consolas" w:cs="Consolas"/>
-          <w:sz w:val="18"/>
-          <w:lang w:val="en-US"/>
-        </w:rPr>
-        <w:t>/</w:t>
-      </w:r>
-      <w:proofErr w:type="spellStart"/>
-      <w:r>
-        <w:rPr>
-          <w:rFonts w:ascii="Consolas" w:hAnsi="Consolas" w:cs="Consolas"/>
-          <w:sz w:val="18"/>
-          <w:lang w:val="en-US"/>
-        </w:rPr>
-        <w:t>setGlassMaterial</w:t>
-      </w:r>
-      <w:proofErr w:type="spellEnd"/>
-      <w:r>
-        <w:rPr>
-          <w:rFonts w:ascii="Consolas" w:hAnsi="Consolas" w:cs="Consolas"/>
-          <w:sz w:val="18"/>
-          <w:lang w:val="en-US"/>
-        </w:rPr>
-        <w:t xml:space="preserve">   G4_SILICON_DIOXIDE</w:t>
+        </w:rPr>
+        <w:t>/myDetector/setGlassMaterial   G4_SILICON_DIOXIDE</w:t>
       </w:r>
     </w:p>
     <w:p>
@@ -8186,53 +8273,13 @@
         <w:shd w:val="clear" w:color="auto" w:fill="F4F4F4"/>
         <w:spacing w:after="0" w:line="240" w:lineRule="auto"/>
         <w:ind w:left="227"/>
-        <w:rPr>
-          <w:lang w:val="en-US"/>
-        </w:rPr>
       </w:pPr>
       <w:r>
         <w:rPr>
           <w:rFonts w:ascii="Consolas" w:hAnsi="Consolas" w:cs="Consolas"/>
           <w:sz w:val="18"/>
-          <w:lang w:val="en-US"/>
-        </w:rPr>
-        <w:t>/</w:t>
-      </w:r>
-      <w:proofErr w:type="spellStart"/>
-      <w:r>
-        <w:rPr>
-          <w:rFonts w:ascii="Consolas" w:hAnsi="Consolas" w:cs="Consolas"/>
-          <w:sz w:val="18"/>
-          <w:lang w:val="en-US"/>
-        </w:rPr>
-        <w:t>myDetector</w:t>
-      </w:r>
-      <w:proofErr w:type="spellEnd"/>
-      <w:r>
-        <w:rPr>
-          <w:rFonts w:ascii="Consolas" w:hAnsi="Consolas" w:cs="Consolas"/>
-          <w:sz w:val="18"/>
-          <w:lang w:val="en-US"/>
-        </w:rPr>
-        <w:t>/</w:t>
-      </w:r>
-      <w:proofErr w:type="spellStart"/>
-      <w:r>
-        <w:rPr>
-          <w:rFonts w:ascii="Consolas" w:hAnsi="Consolas" w:cs="Consolas"/>
-          <w:sz w:val="18"/>
-          <w:lang w:val="en-US"/>
-        </w:rPr>
-        <w:t>setMaterial</w:t>
-      </w:r>
-      <w:proofErr w:type="spellEnd"/>
-      <w:r>
-        <w:rPr>
-          <w:rFonts w:ascii="Consolas" w:hAnsi="Consolas" w:cs="Consolas"/>
-          <w:sz w:val="18"/>
-          <w:lang w:val="en-US"/>
-        </w:rPr>
-        <w:t xml:space="preserve">        G4_WATER</w:t>
+        </w:rPr>
+        <w:t>/myDetector/setMaterial        G4_WATER</w:t>
       </w:r>
     </w:p>
     <w:p>
@@ -8241,53 +8288,13 @@
         <w:shd w:val="clear" w:color="auto" w:fill="F4F4F4"/>
         <w:spacing w:after="0" w:line="240" w:lineRule="auto"/>
         <w:ind w:left="227"/>
-        <w:rPr>
-          <w:lang w:val="en-US"/>
-        </w:rPr>
       </w:pPr>
       <w:r>
         <w:rPr>
           <w:rFonts w:ascii="Consolas" w:hAnsi="Consolas" w:cs="Consolas"/>
           <w:sz w:val="18"/>
-          <w:lang w:val="en-US"/>
-        </w:rPr>
-        <w:t>/</w:t>
-      </w:r>
-      <w:proofErr w:type="spellStart"/>
-      <w:r>
-        <w:rPr>
-          <w:rFonts w:ascii="Consolas" w:hAnsi="Consolas" w:cs="Consolas"/>
-          <w:sz w:val="18"/>
-          <w:lang w:val="en-US"/>
-        </w:rPr>
-        <w:t>mySource</w:t>
-      </w:r>
-      <w:proofErr w:type="spellEnd"/>
-      <w:r>
-        <w:rPr>
-          <w:rFonts w:ascii="Consolas" w:hAnsi="Consolas" w:cs="Consolas"/>
-          <w:sz w:val="18"/>
-          <w:lang w:val="en-US"/>
-        </w:rPr>
-        <w:t>/</w:t>
-      </w:r>
-      <w:proofErr w:type="spellStart"/>
-      <w:r>
-        <w:rPr>
-          <w:rFonts w:ascii="Consolas" w:hAnsi="Consolas" w:cs="Consolas"/>
-          <w:sz w:val="18"/>
-          <w:lang w:val="en-US"/>
-        </w:rPr>
-        <w:t>setRadionuclide</w:t>
-      </w:r>
-      <w:proofErr w:type="spellEnd"/>
-      <w:r>
-        <w:rPr>
-          <w:rFonts w:ascii="Consolas" w:hAnsi="Consolas" w:cs="Consolas"/>
-          <w:sz w:val="18"/>
-          <w:lang w:val="en-US"/>
-        </w:rPr>
-        <w:t xml:space="preserve">      71 177</w:t>
+        </w:rPr>
+        <w:t>/mySource/setRadionuclide      71 177</w:t>
       </w:r>
     </w:p>
     <w:p>
@@ -8296,46 +8303,14 @@
         <w:shd w:val="clear" w:color="auto" w:fill="F4F4F4"/>
         <w:spacing w:after="0" w:line="240" w:lineRule="auto"/>
         <w:ind w:left="227"/>
-        <w:rPr>
-          <w:lang w:val="en-US"/>
-        </w:rPr>
       </w:pPr>
       <w:r>
         <w:rPr>
           <w:rFonts w:ascii="Consolas" w:hAnsi="Consolas" w:cs="Consolas"/>
           <w:sz w:val="18"/>
-          <w:lang w:val="en-US"/>
-        </w:rPr>
-        <w:t>/</w:t>
-      </w:r>
-      <w:proofErr w:type="spellStart"/>
-      <w:r>
-        <w:rPr>
-          <w:rFonts w:ascii="Consolas" w:hAnsi="Consolas" w:cs="Consolas"/>
-          <w:sz w:val="18"/>
-          <w:lang w:val="en-US"/>
-        </w:rPr>
-        <w:t>myOutput</w:t>
-      </w:r>
-      <w:proofErr w:type="spellEnd"/>
-      <w:r>
-        <w:rPr>
-          <w:rFonts w:ascii="Consolas" w:hAnsi="Consolas" w:cs="Consolas"/>
-          <w:sz w:val="18"/>
-          <w:lang w:val="en-US"/>
-        </w:rPr>
-        <w:t>/</w:t>
-      </w:r>
-      <w:proofErr w:type="spellStart"/>
-      <w:r>
-        <w:rPr>
-          <w:rFonts w:ascii="Consolas" w:hAnsi="Consolas" w:cs="Consolas"/>
-          <w:sz w:val="18"/>
-          <w:lang w:val="en-US"/>
-        </w:rPr>
-        <w:t>enableAll</w:t>
-      </w:r>
-      <w:proofErr w:type="spellEnd"/>
+        </w:rPr>
+        <w:t>/myOutput/enableAll</w:t>
+      </w:r>
     </w:p>
     <w:p>
       <w:pPr>
@@ -8343,35 +8318,13 @@
         <w:shd w:val="clear" w:color="auto" w:fill="F4F4F4"/>
         <w:spacing w:after="0" w:line="240" w:lineRule="auto"/>
         <w:ind w:left="227"/>
-        <w:rPr>
-          <w:lang w:val="en-US"/>
-        </w:rPr>
       </w:pPr>
       <w:r>
         <w:rPr>
           <w:rFonts w:ascii="Consolas" w:hAnsi="Consolas" w:cs="Consolas"/>
           <w:sz w:val="18"/>
-          <w:lang w:val="en-US"/>
-        </w:rPr>
-        <w:t>/</w:t>
-      </w:r>
-      <w:proofErr w:type="spellStart"/>
-      <w:r>
-        <w:rPr>
-          <w:rFonts w:ascii="Consolas" w:hAnsi="Consolas" w:cs="Consolas"/>
-          <w:sz w:val="18"/>
-          <w:lang w:val="en-US"/>
-        </w:rPr>
-        <w:t>mySpectrum</w:t>
-      </w:r>
-      <w:proofErr w:type="spellEnd"/>
-      <w:r>
-        <w:rPr>
-          <w:rFonts w:ascii="Consolas" w:hAnsi="Consolas" w:cs="Consolas"/>
-          <w:sz w:val="18"/>
-          <w:lang w:val="en-US"/>
-        </w:rPr>
-        <w:t>/enable</w:t>
+        </w:rPr>
+        <w:t>/mySpectrum/enable</w:t>
       </w:r>
     </w:p>
     <w:p>
@@ -8380,15 +8333,11 @@
         <w:shd w:val="clear" w:color="auto" w:fill="F4F4F4"/>
         <w:spacing w:after="0" w:line="240" w:lineRule="auto"/>
         <w:ind w:left="227"/>
-        <w:rPr>
-          <w:lang w:val="en-US"/>
-        </w:rPr>
       </w:pPr>
       <w:r>
         <w:rPr>
           <w:rFonts w:ascii="Consolas" w:hAnsi="Consolas" w:cs="Consolas"/>
           <w:sz w:val="18"/>
-          <w:lang w:val="en-US"/>
         </w:rPr>
         <w:t>/run/initialize</w:t>
       </w:r>
@@ -8399,53 +8348,13 @@
         <w:shd w:val="clear" w:color="auto" w:fill="F4F4F4"/>
         <w:spacing w:after="0" w:line="240" w:lineRule="auto"/>
         <w:ind w:left="227"/>
-        <w:rPr>
-          <w:lang w:val="en-US"/>
-        </w:rPr>
       </w:pPr>
       <w:r>
         <w:rPr>
           <w:rFonts w:ascii="Consolas" w:hAnsi="Consolas" w:cs="Consolas"/>
           <w:sz w:val="18"/>
-          <w:lang w:val="en-US"/>
-        </w:rPr>
-        <w:t>/process/had/</w:t>
-      </w:r>
-      <w:proofErr w:type="spellStart"/>
-      <w:r>
-        <w:rPr>
-          <w:rFonts w:ascii="Consolas" w:hAnsi="Consolas" w:cs="Consolas"/>
-          <w:sz w:val="18"/>
-          <w:lang w:val="en-US"/>
-        </w:rPr>
-        <w:t>rdm</w:t>
-      </w:r>
-      <w:proofErr w:type="spellEnd"/>
-      <w:r>
-        <w:rPr>
-          <w:rFonts w:ascii="Consolas" w:hAnsi="Consolas" w:cs="Consolas"/>
-          <w:sz w:val="18"/>
-          <w:lang w:val="en-US"/>
-        </w:rPr>
-        <w:t>/</w:t>
-      </w:r>
-      <w:proofErr w:type="spellStart"/>
-      <w:r>
-        <w:rPr>
-          <w:rFonts w:ascii="Consolas" w:hAnsi="Consolas" w:cs="Consolas"/>
-          <w:sz w:val="18"/>
-          <w:lang w:val="en-US"/>
-        </w:rPr>
-        <w:t>thresholdForVeryLongDecayTime</w:t>
-      </w:r>
-      <w:proofErr w:type="spellEnd"/>
-      <w:r>
-        <w:rPr>
-          <w:rFonts w:ascii="Consolas" w:hAnsi="Consolas" w:cs="Consolas"/>
-          <w:sz w:val="18"/>
-          <w:lang w:val="en-US"/>
-        </w:rPr>
-        <w:t xml:space="preserve"> 1.0e+60 year</w:t>
+        </w:rPr>
+        <w:t>/process/had/rdm/thresholdForVeryLongDecayTime 1.0e+60 year</w:t>
       </w:r>
     </w:p>
     <w:p>
@@ -8453,206 +8362,253 @@
         <w:shd w:val="clear" w:color="auto" w:fill="F4F4F4"/>
         <w:spacing w:line="240" w:lineRule="auto"/>
         <w:ind w:left="227"/>
-        <w:rPr>
-          <w:lang w:val="en-US"/>
-        </w:rPr>
       </w:pPr>
       <w:r>
         <w:rPr>
           <w:rFonts w:ascii="Consolas" w:hAnsi="Consolas" w:cs="Consolas"/>
           <w:sz w:val="18"/>
-          <w:lang w:val="en-US"/>
-        </w:rPr>
-        <w:t>/run/</w:t>
-      </w:r>
-      <w:proofErr w:type="spellStart"/>
-      <w:r>
-        <w:rPr>
-          <w:rFonts w:ascii="Consolas" w:hAnsi="Consolas" w:cs="Consolas"/>
-          <w:sz w:val="18"/>
-          <w:lang w:val="en-US"/>
-        </w:rPr>
-        <w:t>beamOn</w:t>
-      </w:r>
-      <w:proofErr w:type="spellEnd"/>
-      <w:r>
-        <w:rPr>
-          <w:rFonts w:ascii="Consolas" w:hAnsi="Consolas" w:cs="Consolas"/>
-          <w:sz w:val="18"/>
-          <w:lang w:val="en-US"/>
-        </w:rPr>
-        <w:t xml:space="preserve"> 100000</w:t>
-      </w:r>
-    </w:p>
-    <w:p>
-      <w:pPr>
-        <w:rPr>
-          <w:lang w:val="en-US"/>
-        </w:rPr>
-      </w:pPr>
-      <w:r>
-        <w:t>Важно</w:t>
-      </w:r>
-      <w:r>
-        <w:rPr>
-          <w:lang w:val="en-US"/>
-        </w:rPr>
-        <w:t xml:space="preserve">: </w:t>
-      </w:r>
-      <w:r>
-        <w:t>команды</w:t>
-      </w:r>
-      <w:r>
-        <w:rPr>
-          <w:lang w:val="en-US"/>
-        </w:rPr>
-        <w:t xml:space="preserve"> </w:t>
+        </w:rPr>
+        <w:t>/run/beamOn 100000</w:t>
+      </w:r>
+    </w:p>
+    <w:p>
+      <w:r>
+        <w:t xml:space="preserve">Важно: команды </w:t>
       </w:r>
       <w:r>
         <w:rPr>
           <w:rFonts w:ascii="Consolas" w:hAnsi="Consolas" w:cs="Consolas"/>
           <w:sz w:val="18"/>
           <w:shd w:val="clear" w:color="auto" w:fill="F4F4F4"/>
-          <w:lang w:val="en-US"/>
-        </w:rPr>
-        <w:t>/</w:t>
-      </w:r>
-      <w:proofErr w:type="spellStart"/>
+        </w:rPr>
+        <w:t>/myDetector/*</w:t>
+      </w:r>
+      <w:r>
+        <w:t xml:space="preserve"> и </w:t>
+      </w:r>
       <w:r>
         <w:rPr>
           <w:rFonts w:ascii="Consolas" w:hAnsi="Consolas" w:cs="Consolas"/>
           <w:sz w:val="18"/>
           <w:shd w:val="clear" w:color="auto" w:fill="F4F4F4"/>
-          <w:lang w:val="en-US"/>
-        </w:rPr>
-        <w:t>myDetector</w:t>
-      </w:r>
-      <w:proofErr w:type="spellEnd"/>
+        </w:rPr>
+        <w:t>/mySource/setRadionuclide</w:t>
+      </w:r>
+      <w:r>
+        <w:t xml:space="preserve"> должны стоять </w:t>
+      </w:r>
+      <w:r>
+        <w:rPr>
+          <w:b/>
+        </w:rPr>
+        <w:t>до</w:t>
+      </w:r>
+      <w:r>
+        <w:t xml:space="preserve"> </w:t>
+      </w:r>
       <w:r>
         <w:rPr>
           <w:rFonts w:ascii="Consolas" w:hAnsi="Consolas" w:cs="Consolas"/>
           <w:sz w:val="18"/>
           <w:shd w:val="clear" w:color="auto" w:fill="F4F4F4"/>
-          <w:lang w:val="en-US"/>
-        </w:rPr>
-        <w:t>/*</w:t>
-      </w:r>
-      <w:r>
-        <w:rPr>
-          <w:lang w:val="en-US"/>
-        </w:rPr>
-        <w:t xml:space="preserve"> </w:t>
-      </w:r>
-      <w:r>
-        <w:t>и</w:t>
-      </w:r>
-      <w:r>
-        <w:rPr>
-          <w:lang w:val="en-US"/>
-        </w:rPr>
-        <w:t xml:space="preserve"> </w:t>
+        </w:rPr>
+        <w:t>/run/initialize</w:t>
+      </w:r>
+      <w:r>
+        <w:t>.</w:t>
+      </w:r>
+    </w:p>
+    <w:p>
+      <w:pPr>
+        <w:pStyle w:val="21"/>
+      </w:pPr>
+      <w:bookmarkStart w:id="26" w:name="_Toc243409815"/>
+      <w:r>
+        <w:t>8.2. Интерактивный режим с визуализацией</w:t>
+      </w:r>
+      <w:bookmarkEnd w:id="26"/>
+    </w:p>
+    <w:p>
+      <w:pPr>
+        <w:shd w:val="clear" w:color="auto" w:fill="F4F4F4"/>
+        <w:spacing w:before="120" w:line="240" w:lineRule="auto"/>
+        <w:ind w:left="227"/>
+      </w:pPr>
+      <w:r>
+        <w:rPr>
+          <w:rFonts w:ascii="Consolas" w:hAnsi="Consolas" w:cs="Consolas"/>
+          <w:sz w:val="18"/>
+        </w:rPr>
+        <w:t>interactive.bat</w:t>
+      </w:r>
+    </w:p>
+    <w:p>
+      <w:r>
+        <w:t xml:space="preserve">или запустите </w:t>
       </w:r>
       <w:r>
         <w:rPr>
           <w:rFonts w:ascii="Consolas" w:hAnsi="Consolas" w:cs="Consolas"/>
           <w:sz w:val="18"/>
           <w:shd w:val="clear" w:color="auto" w:fill="F4F4F4"/>
-          <w:lang w:val="en-US"/>
-        </w:rPr>
-        <w:t>/</w:t>
-      </w:r>
-      <w:proofErr w:type="spellStart"/>
+        </w:rPr>
+        <w:t>main.exe</w:t>
+      </w:r>
+      <w:r>
+        <w:t xml:space="preserve"> без аргументов — откроется меню Geant4 с визуализацией геометрии (нужна поддержка OpenGL). Запускайте из папки программы: макросы </w:t>
+      </w:r>
       <w:r>
         <w:rPr>
           <w:rFonts w:ascii="Consolas" w:hAnsi="Consolas" w:cs="Consolas"/>
           <w:sz w:val="18"/>
           <w:shd w:val="clear" w:color="auto" w:fill="F4F4F4"/>
-          <w:lang w:val="en-US"/>
-        </w:rPr>
-        <w:t>mySource</w:t>
-      </w:r>
-      <w:proofErr w:type="spellEnd"/>
+        </w:rPr>
+        <w:t>vis.mac</w:t>
+      </w:r>
+      <w:r>
+        <w:t xml:space="preserve"> и </w:t>
+      </w:r>
       <w:r>
         <w:rPr>
           <w:rFonts w:ascii="Consolas" w:hAnsi="Consolas" w:cs="Consolas"/>
           <w:sz w:val="18"/>
           <w:shd w:val="clear" w:color="auto" w:fill="F4F4F4"/>
-          <w:lang w:val="en-US"/>
-        </w:rPr>
-        <w:t>/</w:t>
-      </w:r>
-      <w:proofErr w:type="spellStart"/>
+        </w:rPr>
+        <w:t>g</w:t>
+      </w:r>
       <w:r>
         <w:rPr>
           <w:rFonts w:ascii="Consolas" w:hAnsi="Consolas" w:cs="Consolas"/>
           <w:sz w:val="18"/>
           <w:shd w:val="clear" w:color="auto" w:fill="F4F4F4"/>
-          <w:lang w:val="en-US"/>
-        </w:rPr>
-        <w:t>setRadionuclide</w:t>
-      </w:r>
-      <w:proofErr w:type="spellEnd"/>
-      <w:r>
-        <w:rPr>
-          <w:lang w:val="en-US"/>
-        </w:rPr>
-        <w:t xml:space="preserve"> </w:t>
-      </w:r>
-      <w:r>
-        <w:t>должны</w:t>
-      </w:r>
-      <w:r>
-        <w:rPr>
-          <w:lang w:val="en-US"/>
-        </w:rPr>
-        <w:t xml:space="preserve"> </w:t>
-      </w:r>
-      <w:r>
-        <w:t>стоять</w:t>
-      </w:r>
-      <w:r>
-        <w:rPr>
-          <w:lang w:val="en-US"/>
-        </w:rPr>
-        <w:t xml:space="preserve"> </w:t>
-      </w:r>
+        </w:rPr>
+        <w:t>ui.mac</w:t>
+      </w:r>
+      <w:r>
+        <w:t xml:space="preserve"> ищутся в текущем каталоге.</w:t>
+      </w:r>
+    </w:p>
+    <w:p>
+      <w:pPr>
+        <w:pStyle w:val="21"/>
+      </w:pPr>
+      <w:bookmarkStart w:id="27" w:name="_Toc243409816"/>
+      <w:r>
+        <w:t>8.3. Ручная распаковка пакетов и переменные G4*DATA</w:t>
+      </w:r>
+      <w:bookmarkEnd w:id="27"/>
+    </w:p>
+    <w:p>
       <w:r>
         <w:rPr>
           <w:b/>
         </w:rPr>
-        <w:t>до</w:t>
-      </w:r>
-      <w:r>
-        <w:rPr>
-          <w:lang w:val="en-US"/>
-        </w:rPr>
-        <w:t xml:space="preserve"> </w:t>
+        <w:t>Распаковка вручную.</w:t>
+      </w:r>
+      <w:r>
+        <w:t xml:space="preserve"> Обычно пакеты ставит </w:t>
       </w:r>
       <w:r>
         <w:rPr>
           <w:rFonts w:ascii="Consolas" w:hAnsi="Consolas" w:cs="Consolas"/>
           <w:sz w:val="18"/>
           <w:shd w:val="clear" w:color="auto" w:fill="F4F4F4"/>
-          <w:lang w:val="en-US"/>
-        </w:rPr>
-        <w:t>/run/initialize</w:t>
-      </w:r>
-      <w:r>
-        <w:rPr>
-          <w:lang w:val="en-US"/>
-        </w:rPr>
-        <w:t>.</w:t>
-      </w:r>
-    </w:p>
-    <w:p>
-      <w:pPr>
-        <w:pStyle w:val="21"/>
-      </w:pPr>
-      <w:bookmarkStart w:id="23" w:name="_Toc243386444"/>
-      <w:r>
-        <w:t>8.2. Интерактивный режим с визуализацией</w:t>
-      </w:r>
-      <w:bookmarkEnd w:id="23"/>
+        </w:rPr>
+        <w:t>install_data.bat</w:t>
+      </w:r>
+      <w:r>
+        <w:t xml:space="preserve"> (раздел 3.2) — ручной способ нужен, только если он по каким-то причинам не подходит. Файл пакета имеет расширени</w:t>
+      </w:r>
+      <w:r>
+        <w:t xml:space="preserve">е </w:t>
+      </w:r>
+      <w:r>
+        <w:rPr>
+          <w:rFonts w:ascii="Consolas" w:hAnsi="Consolas" w:cs="Consolas"/>
+          <w:sz w:val="18"/>
+          <w:shd w:val="clear" w:color="auto" w:fill="F4F4F4"/>
+        </w:rPr>
+        <w:t>.tar.gz</w:t>
+      </w:r>
+      <w:r>
+        <w:t xml:space="preserve">: Windows 11 открывает такие архивы прямо в Проводнике (правая кнопка → «Извлечь всё»), а в Windows 10 встроенной поддержки нет — там пригодится бесплатный 7-Zip (описан ниже). Способ, работающий в обеих системах, — команда </w:t>
+      </w:r>
+      <w:r>
+        <w:rPr>
+          <w:rFonts w:ascii="Consolas" w:hAnsi="Consolas" w:cs="Consolas"/>
+          <w:sz w:val="18"/>
+          <w:shd w:val="clear" w:color="auto" w:fill="F4F4F4"/>
+        </w:rPr>
+        <w:t>tar</w:t>
+      </w:r>
+      <w:r>
+        <w:t>, встроенная в Windo</w:t>
+      </w:r>
+      <w:r>
+        <w:t>ws 10/11:</w:t>
+      </w:r>
+    </w:p>
+    <w:p>
+      <w:pPr>
+        <w:spacing w:after="40"/>
+        <w:ind w:left="510" w:hanging="510"/>
+      </w:pPr>
+      <w:r>
+        <w:rPr>
+          <w:b/>
+        </w:rPr>
+        <w:t>1.</w:t>
+      </w:r>
+      <w:r>
+        <w:rPr>
+          <w:b/>
+        </w:rPr>
+        <w:tab/>
+      </w:r>
+      <w:r>
+        <w:t xml:space="preserve">Откройте командную строку: </w:t>
+      </w:r>
+      <w:r>
+        <w:rPr>
+          <w:b/>
+        </w:rPr>
+        <w:t>Win + R</w:t>
+      </w:r>
+      <w:r>
+        <w:t xml:space="preserve"> → </w:t>
+      </w:r>
+      <w:r>
+        <w:rPr>
+          <w:rFonts w:ascii="Consolas" w:hAnsi="Consolas" w:cs="Consolas"/>
+          <w:sz w:val="18"/>
+          <w:shd w:val="clear" w:color="auto" w:fill="F4F4F4"/>
+        </w:rPr>
+        <w:t>cmd</w:t>
+      </w:r>
+      <w:r>
+        <w:t xml:space="preserve"> → Enter (как в разделе 4.2).</w:t>
+      </w:r>
+    </w:p>
+    <w:p>
+      <w:pPr>
+        <w:spacing w:after="40"/>
+        <w:ind w:left="510" w:hanging="510"/>
+      </w:pPr>
+      <w:r>
+        <w:rPr>
+          <w:b/>
+        </w:rPr>
+        <w:t>2.</w:t>
+      </w:r>
+      <w:r>
+        <w:rPr>
+          <w:b/>
+        </w:rPr>
+        <w:tab/>
+      </w:r>
+      <w:r>
+        <w:t>Перейдите в папку данных Geant4 (путь подставьте свой):</w:t>
+      </w:r>
     </w:p>
     <w:p>
       <w:pPr>
@@ -8665,23 +8621,80 @@
           <w:rFonts w:ascii="Consolas" w:hAnsi="Consolas" w:cs="Consolas"/>
           <w:sz w:val="18"/>
         </w:rPr>
-        <w:t>interactive.bat</w:t>
-      </w:r>
-    </w:p>
-    <w:p>
-      <w:r>
-        <w:t xml:space="preserve">или запустите </w:t>
-      </w:r>
+        <w:t xml:space="preserve">   cd /d "C:\Geant4\share\Geant4\data"</w:t>
+      </w:r>
+    </w:p>
+    <w:p>
+      <w:pPr>
+        <w:spacing w:after="40"/>
+        <w:ind w:left="510" w:hanging="510"/>
+      </w:pPr>
+      <w:r>
+        <w:rPr>
+          <w:b/>
+        </w:rPr>
+        <w:t>3.</w:t>
+      </w:r>
+      <w:r>
+        <w:rPr>
+          <w:b/>
+        </w:rPr>
+        <w:tab/>
+      </w:r>
+      <w:r>
+        <w:t xml:space="preserve">Распакуйте скачанный файл (путь подставьте свой, обычно это папка </w:t>
+      </w:r>
+      <w:r>
+        <w:t>«Загрузки»):</w:t>
+      </w:r>
+    </w:p>
+    <w:p>
+      <w:pPr>
+        <w:shd w:val="clear" w:color="auto" w:fill="F4F4F4"/>
+        <w:spacing w:before="120" w:line="240" w:lineRule="auto"/>
+        <w:ind w:left="227"/>
+      </w:pPr>
+      <w:r>
+        <w:rPr>
+          <w:rFonts w:ascii="Consolas" w:hAnsi="Consolas" w:cs="Consolas"/>
+          <w:sz w:val="18"/>
+        </w:rPr>
+        <w:lastRenderedPageBreak/>
+        <w:t xml:space="preserve">   tar -xzf "C:\Users\&lt;имя пользователя&gt;\Downloads\G4EMLOW.8.8.tar.gz"</w:t>
+      </w:r>
+    </w:p>
+    <w:p>
+      <w:pPr>
+        <w:spacing w:after="40"/>
+        <w:ind w:left="510" w:hanging="510"/>
+      </w:pPr>
+      <w:r>
+        <w:rPr>
+          <w:b/>
+        </w:rPr>
+        <w:t>4.</w:t>
+      </w:r>
+      <w:r>
+        <w:rPr>
+          <w:b/>
+        </w:rPr>
+        <w:tab/>
+      </w:r>
+      <w:r>
+        <w:t>Повторите команду для каждого скачанного пакета — у каждого свой путь к файлу.</w:t>
+      </w:r>
+    </w:p>
+    <w:p>
       <w:r>
         <w:rPr>
           <w:rFonts w:ascii="Consolas" w:hAnsi="Consolas" w:cs="Consolas"/>
           <w:sz w:val="18"/>
           <w:shd w:val="clear" w:color="auto" w:fill="F4F4F4"/>
         </w:rPr>
-        <w:t>main.exe</w:t>
-      </w:r>
-      <w:r>
-        <w:t xml:space="preserve"> без аргументов — откроется меню Geant4 с визуализацией геометрии (нужна поддержка OpenGL). Запускайте из папки программы: макросы </w:t>
+        <w:t>start.bat</w:t>
+      </w:r>
+      <w:r>
+        <w:t xml:space="preserve"> ищет папки данных и в </w:t>
       </w:r>
       <w:r>
         <w:rPr>
@@ -8689,10 +8702,10 @@
           <w:sz w:val="18"/>
           <w:shd w:val="clear" w:color="auto" w:fill="F4F4F4"/>
         </w:rPr>
-        <w:t>vis.mac</w:t>
-      </w:r>
-      <w:r>
-        <w:t xml:space="preserve"> и </w:t>
+        <w:t>share\Geant4\data</w:t>
+      </w:r>
+      <w:r>
+        <w:t xml:space="preserve">, и в </w:t>
       </w:r>
       <w:r>
         <w:rPr>
@@ -8700,25 +8713,7 @@
           <w:sz w:val="18"/>
           <w:shd w:val="clear" w:color="auto" w:fill="F4F4F4"/>
         </w:rPr>
-        <w:t>gui.mac</w:t>
-      </w:r>
-      <w:r>
-        <w:t xml:space="preserve"> ищутся в текущем каталоге.</w:t>
-      </w:r>
-    </w:p>
-    <w:p>
-      <w:pPr>
-        <w:pStyle w:val="21"/>
-      </w:pPr>
-      <w:bookmarkStart w:id="24" w:name="_Toc243386445"/>
-      <w:r>
-        <w:t>8.3. Переменные G4*DATA</w:t>
-      </w:r>
-      <w:bookmarkEnd w:id="24"/>
-    </w:p>
-    <w:p>
-      <w:r>
-        <w:t xml:space="preserve">Установщик Geant4 11.4.1 создаёт переменные окружения </w:t>
+        <w:t>&lt;каталог Geant4&gt;\Geant4-&lt;версия&gt;\da</w:t>
       </w:r>
       <w:r>
         <w:rPr>
@@ -8726,15 +8721,10 @@
           <w:sz w:val="18"/>
           <w:shd w:val="clear" w:color="auto" w:fill="F4F4F4"/>
         </w:rPr>
-        <w:t>G4*DATA</w:t>
-      </w:r>
-      <w:r>
-        <w:t xml:space="preserve"> автоматически. Этот раздел нужен только для понимания, что это и где посмотреть.</w:t>
-      </w:r>
-    </w:p>
-    <w:p>
-      <w:r>
-        <w:t xml:space="preserve">Переменные окружения — это записи в системе Windows, которые указывают программам, где лежат файлы. Программе важны две из них: </w:t>
+        <w:t>ta</w:t>
+      </w:r>
+      <w:r>
+        <w:t xml:space="preserve"> (туда ставит пакеты </w:t>
       </w:r>
       <w:r>
         <w:rPr>
@@ -8742,10 +8732,27 @@
           <w:sz w:val="18"/>
           <w:shd w:val="clear" w:color="auto" w:fill="F4F4F4"/>
         </w:rPr>
-        <w:t>G4RADIOACTIVEDATA</w:t>
-      </w:r>
-      <w:r>
-        <w:t xml:space="preserve"> (схемы распада) и </w:t>
+        <w:t>install_data.bat</w:t>
+      </w:r>
+      <w:r>
+        <w:t>) — распаковывать в любую из этих папок, результат одинаков.</w:t>
+      </w:r>
+    </w:p>
+    <w:p>
+      <w:r>
+        <w:t xml:space="preserve">Если командная строка пугает — распакуйте через бесплатный архиватор 7-Zip: правая кнопка мыши по файлу → </w:t>
+      </w:r>
+      <w:r>
+        <w:rPr>
+          <w:b/>
+        </w:rPr>
+        <w:t>7-Zip → «Извлечь сюда»</w:t>
+      </w:r>
+      <w:r>
+        <w:t>, затем перенесите появившую</w:t>
+      </w:r>
+      <w:r>
+        <w:t xml:space="preserve">ся папку (например </w:t>
       </w:r>
       <w:r>
         <w:rPr>
@@ -8753,109 +8760,32 @@
           <w:sz w:val="18"/>
           <w:shd w:val="clear" w:color="auto" w:fill="F4F4F4"/>
         </w:rPr>
-        <w:t>G4LEVELGAMMADATA</w:t>
-      </w:r>
-      <w:r>
-        <w:t xml:space="preserve"> (уровни дочерних ядер).</w:t>
-      </w:r>
-    </w:p>
-    <w:p>
-      <w:r>
-        <w:t>Посмотреть их можно вручную:</w:t>
-      </w:r>
-    </w:p>
-    <w:p>
-      <w:pPr>
-        <w:spacing w:after="40"/>
-        <w:ind w:left="510" w:hanging="510"/>
-      </w:pPr>
+        <w:t>G4EMLOW8.8</w:t>
+      </w:r>
+      <w:r>
+        <w:t>) в папку данных Geant4.</w:t>
+      </w:r>
+    </w:p>
+    <w:p>
       <w:r>
         <w:rPr>
           <w:b/>
         </w:rPr>
-        <w:lastRenderedPageBreak/>
-        <w:t>1.</w:t>
-      </w:r>
-      <w:r>
-        <w:rPr>
-          <w:b/>
-        </w:rPr>
-        <w:tab/>
-      </w:r>
-      <w:r>
-        <w:t xml:space="preserve">Нажмите </w:t>
-      </w:r>
-      <w:proofErr w:type="spellStart"/>
-      <w:r>
-        <w:rPr>
-          <w:b/>
-        </w:rPr>
-        <w:t>Win</w:t>
-      </w:r>
-      <w:proofErr w:type="spellEnd"/>
-      <w:r>
-        <w:rPr>
-          <w:b/>
-        </w:rPr>
-        <w:t xml:space="preserve"> + R</w:t>
-      </w:r>
-      <w:r>
-        <w:t xml:space="preserve">, введите </w:t>
-      </w:r>
-      <w:proofErr w:type="spellStart"/>
+        <w:t>Переменные среды.</w:t>
+      </w:r>
+      <w:r>
+        <w:t xml:space="preserve"> Переменные окружения — это записи в системе Windows, которые указывают программам, где лежат файлы. Geant4 использует переменные вида </w:t>
+      </w:r>
       <w:r>
         <w:rPr>
           <w:rFonts w:ascii="Consolas" w:hAnsi="Consolas" w:cs="Consolas"/>
           <w:sz w:val="18"/>
           <w:shd w:val="clear" w:color="auto" w:fill="F4F4F4"/>
         </w:rPr>
-        <w:t>sysdm.cpl</w:t>
-      </w:r>
-      <w:proofErr w:type="spellEnd"/>
-      <w:r>
-        <w:t>, нажмите Enter.</w:t>
-      </w:r>
-    </w:p>
-    <w:p>
-      <w:pPr>
-        <w:spacing w:after="40"/>
-        <w:ind w:left="510" w:hanging="510"/>
-      </w:pPr>
-      <w:r>
-        <w:rPr>
-          <w:b/>
-        </w:rPr>
-        <w:t>2.</w:t>
-      </w:r>
-      <w:r>
-        <w:rPr>
-          <w:b/>
-        </w:rPr>
-        <w:tab/>
-      </w:r>
-      <w:r>
-        <w:t>Вкладка «Дополнительно» → кнопка «Переменные среды…».</w:t>
-      </w:r>
-    </w:p>
-    <w:p>
-      <w:pPr>
-        <w:spacing w:after="40"/>
-        <w:ind w:left="510" w:hanging="510"/>
-      </w:pPr>
-      <w:r>
-        <w:rPr>
-          <w:b/>
-        </w:rPr>
-        <w:t>3.</w:t>
-      </w:r>
-      <w:r>
-        <w:rPr>
-          <w:b/>
-        </w:rPr>
-        <w:tab/>
-      </w:r>
-      <w:r>
-        <w:t xml:space="preserve">В блоке «Системные переменные» найдите </w:t>
+        <w:t>G4*DATA</w:t>
+      </w:r>
+      <w:r>
+        <w:t xml:space="preserve">: например, </w:t>
       </w:r>
       <w:r>
         <w:rPr>
@@ -8866,7 +8796,10 @@
         <w:t>G4RADIOACTIVEDATA</w:t>
       </w:r>
       <w:r>
-        <w:t xml:space="preserve"> — её значением должен быть путь вида </w:t>
+        <w:t xml:space="preserve"> указывает на </w:t>
+      </w:r>
+      <w:r>
+        <w:t xml:space="preserve">папку со схемами распадов, </w:t>
       </w:r>
       <w:r>
         <w:rPr>
@@ -8874,83 +8807,213 @@
           <w:sz w:val="18"/>
           <w:shd w:val="clear" w:color="auto" w:fill="F4F4F4"/>
         </w:rPr>
-        <w:t>...\</w:t>
-      </w:r>
-      <w:proofErr w:type="spellStart"/>
+        <w:t>G4LEVELGAMMADATA</w:t>
+      </w:r>
+      <w:r>
+        <w:t xml:space="preserve"> — на папку с уровнями дочерних ядер.</w:t>
+      </w:r>
+    </w:p>
+    <w:p>
+      <w:r>
+        <w:t xml:space="preserve">Обычно переменные создаёт установщик Geant4, но при установке без пакетов данных их может не оказаться. </w:t>
+      </w:r>
+      <w:r>
+        <w:rPr>
+          <w:b/>
+        </w:rPr>
+        <w:t>Проще всего не трогать их руками: запустите `install_data.bat`, а затем</w:t>
+      </w:r>
+      <w:r>
+        <w:rPr>
+          <w:b/>
+        </w:rPr>
+        <w:t xml:space="preserve"> `start.bat`</w:t>
+      </w:r>
+      <w:r>
+        <w:t xml:space="preserve"> — они сами найдут папки данных и создадут недостающие переменные (раздел 3.2).</w:t>
+      </w:r>
+    </w:p>
+    <w:p>
+      <w:r>
+        <w:t>Если нужно посмотреть или создать переменную вручную:</w:t>
+      </w:r>
+    </w:p>
+    <w:p>
+      <w:pPr>
+        <w:spacing w:after="40"/>
+        <w:ind w:left="510" w:hanging="510"/>
+      </w:pPr>
+      <w:r>
+        <w:rPr>
+          <w:b/>
+        </w:rPr>
+        <w:t>1.</w:t>
+      </w:r>
+      <w:r>
+        <w:rPr>
+          <w:b/>
+        </w:rPr>
+        <w:tab/>
+      </w:r>
+      <w:r>
+        <w:t xml:space="preserve">Нажмите </w:t>
+      </w:r>
+      <w:r>
+        <w:rPr>
+          <w:b/>
+        </w:rPr>
+        <w:t>Win + R</w:t>
+      </w:r>
+      <w:r>
+        <w:t xml:space="preserve">, введите </w:t>
+      </w:r>
       <w:r>
         <w:rPr>
           <w:rFonts w:ascii="Consolas" w:hAnsi="Consolas" w:cs="Consolas"/>
           <w:sz w:val="18"/>
           <w:shd w:val="clear" w:color="auto" w:fill="F4F4F4"/>
         </w:rPr>
-        <w:t>share</w:t>
-      </w:r>
-      <w:proofErr w:type="spellEnd"/>
+        <w:t>sysdm.cpl</w:t>
+      </w:r>
+      <w:r>
+        <w:t>, нажмите Enter.</w:t>
+      </w:r>
+    </w:p>
+    <w:p>
+      <w:pPr>
+        <w:spacing w:after="40"/>
+        <w:ind w:left="510" w:hanging="510"/>
+      </w:pPr>
+      <w:r>
+        <w:rPr>
+          <w:b/>
+        </w:rPr>
+        <w:t>2.</w:t>
+      </w:r>
+      <w:r>
+        <w:rPr>
+          <w:b/>
+        </w:rPr>
+        <w:tab/>
+      </w:r>
+      <w:r>
+        <w:t>Вкладка «Дополнительно» → кнопка «Переменные среды…».</w:t>
+      </w:r>
+    </w:p>
+    <w:p>
+      <w:pPr>
+        <w:spacing w:after="40"/>
+        <w:ind w:left="510" w:hanging="510"/>
+      </w:pPr>
+      <w:r>
+        <w:rPr>
+          <w:b/>
+        </w:rPr>
+        <w:t>3.</w:t>
+      </w:r>
+      <w:r>
+        <w:rPr>
+          <w:b/>
+        </w:rPr>
+        <w:tab/>
+      </w:r>
+      <w:r>
+        <w:t xml:space="preserve">Найдите </w:t>
+      </w:r>
       <w:r>
         <w:rPr>
           <w:rFonts w:ascii="Consolas" w:hAnsi="Consolas" w:cs="Consolas"/>
           <w:sz w:val="18"/>
           <w:shd w:val="clear" w:color="auto" w:fill="F4F4F4"/>
         </w:rPr>
-        <w:t>\Geant4\</w:t>
-      </w:r>
-      <w:proofErr w:type="spellStart"/>
+        <w:t>G4RADIOACTIVEDATA</w:t>
+      </w:r>
+      <w:r>
+        <w:t xml:space="preserve"> — она может находиться в блоке «Системные переменные» или «Переменные пользователя»; значением должен быть путь вида </w:t>
+      </w:r>
       <w:r>
         <w:rPr>
           <w:rFonts w:ascii="Consolas" w:hAnsi="Consolas" w:cs="Consolas"/>
           <w:sz w:val="18"/>
           <w:shd w:val="clear" w:color="auto" w:fill="F4F4F4"/>
         </w:rPr>
-        <w:t>data</w:t>
-      </w:r>
-      <w:proofErr w:type="spellEnd"/>
+        <w:t>...\share\Geant4\data\RadioactiveDecay6.1.2</w:t>
+      </w:r>
+      <w:r>
+        <w:t>.</w:t>
+      </w:r>
+    </w:p>
+    <w:p>
+      <w:r>
+        <w:t xml:space="preserve">&gt; </w:t>
+      </w:r>
+      <w:r>
+        <w:rPr>
+          <w:b/>
+        </w:rPr>
+        <w:t>[Скриншот: окно «Переменные среды» с подсвеченной G4RADIOACTIV</w:t>
+      </w:r>
+      <w:r>
+        <w:rPr>
+          <w:b/>
+        </w:rPr>
+        <w:t>EDATA]</w:t>
+      </w:r>
+    </w:p>
+    <w:p>
+      <w:pPr>
+        <w:spacing w:after="40"/>
+        <w:ind w:left="510" w:hanging="510"/>
+      </w:pPr>
+      <w:r>
+        <w:rPr>
+          <w:b/>
+        </w:rPr>
+        <w:t>4.</w:t>
+      </w:r>
+      <w:r>
+        <w:rPr>
+          <w:b/>
+        </w:rPr>
+        <w:tab/>
+      </w:r>
+      <w:r>
+        <w:t xml:space="preserve">Если переменной нет, а папка с данными уже скачана — нажмите «Создать…» и укажите имя переменной и путь к папке. Но быстрее и надёжнее это делает </w:t>
+      </w:r>
       <w:r>
         <w:rPr>
           <w:rFonts w:ascii="Consolas" w:hAnsi="Consolas" w:cs="Consolas"/>
           <w:sz w:val="18"/>
           <w:shd w:val="clear" w:color="auto" w:fill="F4F4F4"/>
         </w:rPr>
-        <w:t>\RadioactiveDecay6.1.2</w:t>
+        <w:t>start.bat</w:t>
       </w:r>
       <w:r>
         <w:t>.</w:t>
       </w:r>
     </w:p>
     <w:p>
-      <w:r>
-        <w:t xml:space="preserve">&gt; </w:t>
-      </w:r>
+      <w:pPr>
+        <w:pStyle w:val="21"/>
+      </w:pPr>
+      <w:bookmarkStart w:id="28" w:name="_Toc243409817"/>
+      <w:r>
+        <w:t>8.4. Обновление и удаление</w:t>
+      </w:r>
+      <w:bookmarkEnd w:id="28"/>
+    </w:p>
+    <w:p>
       <w:r>
         <w:rPr>
           <w:b/>
         </w:rPr>
-        <w:t>[Скриншот: окно «Переменные среды» с подсвеченной G4RADIOACTIVEDATA]</w:t>
-      </w:r>
-    </w:p>
-    <w:p>
-      <w:r>
-        <w:t>Если переменной нет — переустановите Geant4. Править переменные вручную можно, но при недоступности путей программа будет выдавать ошибки; надёжнее переустановить Geant4 стандартным установщиком.</w:t>
-      </w:r>
-    </w:p>
-    <w:p>
-      <w:pPr>
-        <w:pStyle w:val="21"/>
-      </w:pPr>
-      <w:bookmarkStart w:id="25" w:name="_Toc243386446"/>
-      <w:r>
-        <w:t>8.4. Обновление и удаление</w:t>
-      </w:r>
-      <w:bookmarkEnd w:id="25"/>
-    </w:p>
-    <w:p>
-      <w:r>
-        <w:rPr>
-          <w:b/>
-        </w:rPr>
         <w:t>Обновление:</w:t>
       </w:r>
       <w:r>
-        <w:t xml:space="preserve"> скачайте новый архив релиза, распакуйте его поверх папки программы, заменив файлы. Файлы </w:t>
+        <w:t xml:space="preserve"> скачайте новый архив релиза, распакуйте его поверх</w:t>
+      </w:r>
+      <w:r>
+        <w:t xml:space="preserve"> папки программы, заменив файлы. Файлы </w:t>
       </w:r>
       <w:r>
         <w:rPr>
@@ -8983,15 +9046,10 @@
         <w:t>Удаление:</w:t>
       </w:r>
       <w:r>
-        <w:t xml:space="preserve"> просто удалите папку программы. Установленные Geant4, Python и </w:t>
-      </w:r>
-      <w:proofErr w:type="spellStart"/>
-      <w:r>
-        <w:t>matplotlib</w:t>
-      </w:r>
-      <w:proofErr w:type="spellEnd"/>
-      <w:r>
-        <w:t xml:space="preserve"> удаляются стандартными средствами Windows («Приложения»), если они больше не нужны.</w:t>
+        <w:t xml:space="preserve"> просто удалите папку программы. Установленные Geant4, Python и matplotlib удаляются стандартными средствами Windows («Приложения»), если они больше не ну</w:t>
+      </w:r>
+      <w:r>
+        <w:t>жны.</w:t>
       </w:r>
     </w:p>
     <w:p>
@@ -9006,11 +9064,11 @@
       <w:pPr>
         <w:pStyle w:val="1"/>
       </w:pPr>
-      <w:bookmarkStart w:id="26" w:name="_Toc243386447"/>
+      <w:bookmarkStart w:id="29" w:name="_Toc243409818"/>
       <w:r>
         <w:t>9. Контрольный список перед первым запуском</w:t>
       </w:r>
-      <w:bookmarkEnd w:id="26"/>
+      <w:bookmarkEnd w:id="29"/>
     </w:p>
     <w:p>
       <w:pPr>
@@ -9051,7 +9109,7 @@
         <w:tab/>
       </w:r>
       <w:r>
-        <w:t>Установлен Geant4 11.4.1 (раздел 3), компьютер перезагружался после установки.</w:t>
+        <w:t>Установлен Geant4 11.4.1 (раздел 3), отмечена опция добавления в PATH, компьютер перезагружался после установки.</w:t>
       </w:r>
     </w:p>
     <w:p>
@@ -9072,38 +9130,40 @@
         <w:tab/>
       </w:r>
       <w:r>
-        <w:t xml:space="preserve">Установлен Python 3.12 или новее, команда </w:t>
-      </w:r>
-      <w:proofErr w:type="spellStart"/>
+        <w:t xml:space="preserve">Скачаны пять архивов данных Geant4 и положены рядом с </w:t>
+      </w:r>
       <w:r>
         <w:rPr>
           <w:rFonts w:ascii="Consolas" w:hAnsi="Consolas" w:cs="Consolas"/>
           <w:sz w:val="18"/>
           <w:shd w:val="clear" w:color="auto" w:fill="F4F4F4"/>
         </w:rPr>
-        <w:t>py</w:t>
-      </w:r>
-      <w:proofErr w:type="spellEnd"/>
+        <w:t>install_data.bat</w:t>
+      </w:r>
+      <w:r>
+        <w:t xml:space="preserve">, </w:t>
+      </w:r>
       <w:r>
         <w:rPr>
           <w:rFonts w:ascii="Consolas" w:hAnsi="Consolas" w:cs="Consolas"/>
           <w:sz w:val="18"/>
           <w:shd w:val="clear" w:color="auto" w:fill="F4F4F4"/>
         </w:rPr>
-        <w:t xml:space="preserve"> --</w:t>
-      </w:r>
-      <w:proofErr w:type="spellStart"/>
+        <w:t>install_data.bat</w:t>
+      </w:r>
+      <w:r>
+        <w:t xml:space="preserve"> запущен и написал </w:t>
+      </w:r>
       <w:r>
         <w:rPr>
           <w:rFonts w:ascii="Consolas" w:hAnsi="Consolas" w:cs="Consolas"/>
           <w:sz w:val="18"/>
           <w:shd w:val="clear" w:color="auto" w:fill="F4F4F4"/>
         </w:rPr>
-        <w:t>version</w:t>
-      </w:r>
-      <w:proofErr w:type="spellEnd"/>
-      <w:r>
-        <w:t xml:space="preserve"> возвращает нужную версию (раздел 4.3).</w:t>
+        <w:t>Готово: установлено 5 из 5 пакетов</w:t>
+      </w:r>
+      <w:r>
+        <w:t xml:space="preserve"> (раздел 3.2).</w:t>
       </w:r>
     </w:p>
     <w:p>
@@ -9124,36 +9184,7 @@
         <w:tab/>
       </w:r>
       <w:r>
-        <w:t xml:space="preserve">Установлен </w:t>
-      </w:r>
-      <w:proofErr w:type="spellStart"/>
-      <w:r>
-        <w:t>matplotlib</w:t>
-      </w:r>
-      <w:proofErr w:type="spellEnd"/>
-      <w:r>
-        <w:t xml:space="preserve"> (раздел 4.4).</w:t>
-      </w:r>
-    </w:p>
-    <w:p>
-      <w:pPr>
-        <w:spacing w:after="40"/>
-        <w:ind w:left="340" w:hanging="340"/>
-      </w:pPr>
-      <w:r>
-        <w:rPr>
-          <w:rFonts w:ascii="Segoe UI Symbol" w:hAnsi="Segoe UI Symbol"/>
-        </w:rPr>
-        <w:t>☐</w:t>
-      </w:r>
-      <w:r>
-        <w:rPr>
-          <w:rFonts w:ascii="Segoe UI Symbol" w:hAnsi="Segoe UI Symbol"/>
-        </w:rPr>
-        <w:tab/>
-      </w:r>
-      <w:r>
-        <w:t xml:space="preserve">Архив релиза распакован в простую папку без кириллицы в пути — например, </w:t>
+        <w:t xml:space="preserve">Установлен Python 3.12 или новее, команда </w:t>
       </w:r>
       <w:r>
         <w:rPr>
@@ -9161,10 +9192,10 @@
           <w:sz w:val="18"/>
           <w:shd w:val="clear" w:color="auto" w:fill="F4F4F4"/>
         </w:rPr>
-        <w:t>C:\geant4-autoradiolysis-beta</w:t>
-      </w:r>
-      <w:r>
-        <w:t>.</w:t>
+        <w:t>py --version</w:t>
+      </w:r>
+      <w:r>
+        <w:t xml:space="preserve"> возвращает нужную версию (раздел 4.3).</w:t>
       </w:r>
     </w:p>
     <w:p>
@@ -9185,7 +9216,31 @@
         <w:tab/>
       </w:r>
       <w:r>
-        <w:t xml:space="preserve">Двойной клик по </w:t>
+        <w:t>Ус</w:t>
+      </w:r>
+      <w:r>
+        <w:t>тановлен matplotlib (раздел 4.4).</w:t>
+      </w:r>
+    </w:p>
+    <w:p>
+      <w:pPr>
+        <w:spacing w:after="40"/>
+        <w:ind w:left="340" w:hanging="340"/>
+      </w:pPr>
+      <w:r>
+        <w:rPr>
+          <w:rFonts w:ascii="Segoe UI Symbol" w:hAnsi="Segoe UI Symbol"/>
+        </w:rPr>
+        <w:t>☐</w:t>
+      </w:r>
+      <w:r>
+        <w:rPr>
+          <w:rFonts w:ascii="Segoe UI Symbol" w:hAnsi="Segoe UI Symbol"/>
+        </w:rPr>
+        <w:tab/>
+      </w:r>
+      <w:r>
+        <w:t xml:space="preserve">Архив релиза распакован в простую папку без кириллицы в пути — например, </w:t>
       </w:r>
       <w:r>
         <w:rPr>
@@ -9193,10 +9248,10 @@
           <w:sz w:val="18"/>
           <w:shd w:val="clear" w:color="auto" w:fill="F4F4F4"/>
         </w:rPr>
-        <w:t>start.bat</w:t>
-      </w:r>
-      <w:r>
-        <w:t xml:space="preserve"> открывает окно программы без ошибок.</w:t>
+        <w:t>C:\geant4-autoradiolysis-beta</w:t>
+      </w:r>
+      <w:r>
+        <w:t>.</w:t>
       </w:r>
     </w:p>
     <w:p>
@@ -9217,28 +9272,7 @@
         <w:tab/>
       </w:r>
       <w:r>
-        <w:t>На вкладке «Радионуклид» выбран нуклид, и показаны T½ и статус данных Geant4.</w:t>
-      </w:r>
-    </w:p>
-    <w:p>
-      <w:pPr>
-        <w:spacing w:after="40"/>
-        <w:ind w:left="340" w:hanging="340"/>
-      </w:pPr>
-      <w:r>
-        <w:rPr>
-          <w:rFonts w:ascii="Segoe UI Symbol" w:hAnsi="Segoe UI Symbol"/>
-        </w:rPr>
-        <w:t>☐</w:t>
-      </w:r>
-      <w:r>
-        <w:rPr>
-          <w:rFonts w:ascii="Segoe UI Symbol" w:hAnsi="Segoe UI Symbol"/>
-        </w:rPr>
-        <w:tab/>
-      </w:r>
-      <w:r>
-        <w:t xml:space="preserve">Тестовый расчёт (раздел 6.2) выполнен, в результатах </w:t>
+        <w:t xml:space="preserve">Двойной клик по </w:t>
       </w:r>
       <w:r>
         <w:rPr>
@@ -9246,25 +9280,64 @@
           <w:sz w:val="18"/>
           <w:shd w:val="clear" w:color="auto" w:fill="F4F4F4"/>
         </w:rPr>
-        <w:t>Cross-</w:t>
-      </w:r>
-      <w:proofErr w:type="spellStart"/>
+        <w:t>start.bat</w:t>
+      </w:r>
+      <w:r>
+        <w:t xml:space="preserve"> открывает окно программы без ошибок.</w:t>
+      </w:r>
+    </w:p>
+    <w:p>
+      <w:pPr>
+        <w:spacing w:after="40"/>
+        <w:ind w:left="340" w:hanging="340"/>
+      </w:pPr>
+      <w:r>
+        <w:rPr>
+          <w:rFonts w:ascii="Segoe UI Symbol" w:hAnsi="Segoe UI Symbol"/>
+        </w:rPr>
+        <w:lastRenderedPageBreak/>
+        <w:t>☐</w:t>
+      </w:r>
+      <w:r>
+        <w:rPr>
+          <w:rFonts w:ascii="Segoe UI Symbol" w:hAnsi="Segoe UI Symbol"/>
+        </w:rPr>
+        <w:tab/>
+      </w:r>
+      <w:r>
+        <w:t>На вкладке «Радионуклид» выбран нуклид, и показан</w:t>
+      </w:r>
+      <w:r>
+        <w:t>ы T½ и статус данных Geant4.</w:t>
+      </w:r>
+    </w:p>
+    <w:p>
+      <w:pPr>
+        <w:spacing w:after="40"/>
+        <w:ind w:left="340" w:hanging="340"/>
+      </w:pPr>
+      <w:r>
+        <w:rPr>
+          <w:rFonts w:ascii="Segoe UI Symbol" w:hAnsi="Segoe UI Symbol"/>
+        </w:rPr>
+        <w:t>☐</w:t>
+      </w:r>
+      <w:r>
+        <w:rPr>
+          <w:rFonts w:ascii="Segoe UI Symbol" w:hAnsi="Segoe UI Symbol"/>
+        </w:rPr>
+        <w:tab/>
+      </w:r>
+      <w:r>
+        <w:t xml:space="preserve">Тестовый расчёт (раздел 6.2) выполнен, в результатах </w:t>
+      </w:r>
       <w:r>
         <w:rPr>
           <w:rFonts w:ascii="Consolas" w:hAnsi="Consolas" w:cs="Consolas"/>
           <w:sz w:val="18"/>
           <w:shd w:val="clear" w:color="auto" w:fill="F4F4F4"/>
         </w:rPr>
-        <w:t>check</w:t>
-      </w:r>
-      <w:proofErr w:type="spellEnd"/>
-      <w:r>
-        <w:rPr>
-          <w:rFonts w:ascii="Consolas" w:hAnsi="Consolas" w:cs="Consolas"/>
-          <w:sz w:val="18"/>
-          <w:shd w:val="clear" w:color="auto" w:fill="F4F4F4"/>
-        </w:rPr>
-        <w:t xml:space="preserve"> (A-B)</w:t>
+        <w:t>Cross-check (A-B)</w:t>
       </w:r>
       <w:r>
         <w:t xml:space="preserve"> близок к нулю.</w:t>
@@ -9768,6 +9841,11 @@
     <w:lsdException w:name="Book Title" w:uiPriority="33" w:qFormat="1"/>
     <w:lsdException w:name="Bibliography" w:semiHidden="1" w:uiPriority="37" w:unhideWhenUsed="1"/>
     <w:lsdException w:name="TOC Heading" w:semiHidden="1" w:uiPriority="39" w:unhideWhenUsed="1" w:qFormat="1"/>
+    <w:lsdException w:name="Plain Table 5" w:semiHidden="1" w:unhideWhenUsed="1"/>
+    <w:lsdException w:name="Grid Table Light" w:semiHidden="1" w:unhideWhenUsed="1"/>
+    <w:lsdException w:name="Grid Table 1 Light" w:semiHidden="1" w:unhideWhenUsed="1"/>
+    <w:lsdException w:name="Grid Table 2" w:semiHidden="1" w:unhideWhenUsed="1"/>
+    <w:lsdException w:name="Grid Table 3" w:semiHidden="1" w:unhideWhenUsed="1"/>
     <w:lsdException w:name="Grid Table 4" w:uiPriority="49"/>
     <w:lsdException w:name="Grid Table 5 Dark" w:uiPriority="50"/>
     <w:lsdException w:name="Grid Table 6 Colorful" w:uiPriority="51"/>
@@ -20873,7 +20951,7 @@
     <w:autoRedefine/>
     <w:uiPriority w:val="39"/>
     <w:unhideWhenUsed/>
-    <w:rsid w:val="00C26B1F"/>
+    <w:rsid w:val="006509F8"/>
     <w:pPr>
       <w:spacing w:after="100"/>
     </w:pPr>
@@ -20885,7 +20963,7 @@
     <w:autoRedefine/>
     <w:uiPriority w:val="39"/>
     <w:unhideWhenUsed/>
-    <w:rsid w:val="00C26B1F"/>
+    <w:rsid w:val="006509F8"/>
     <w:pPr>
       <w:spacing w:after="100"/>
       <w:ind w:left="220"/>
@@ -20896,7 +20974,7 @@
     <w:basedOn w:val="a2"/>
     <w:uiPriority w:val="99"/>
     <w:unhideWhenUsed/>
-    <w:rsid w:val="00C26B1F"/>
+    <w:rsid w:val="006509F8"/>
     <w:rPr>
       <w:color w:val="0000FF" w:themeColor="hyperlink"/>
       <w:u w:val="single"/>

--- a/MANUAL.docx
+++ b/MANUAL.docx
@@ -93,7 +93,7 @@
       <w:r>
         <w:fldChar w:fldCharType="separate"/>
       </w:r>
-      <w:hyperlink w:anchor="_Toc243409789" w:history="1">
+      <w:hyperlink w:anchor="_Toc243412937" w:history="1">
         <w:r>
           <w:rPr>
             <w:rStyle w:val="aff8"/>
@@ -120,7 +120,7 @@
             <w:noProof/>
             <w:webHidden/>
           </w:rPr>
-          <w:instrText xml:space="preserve"> PAGEREF _Toc243409789 \h </w:instrText>
+          <w:instrText xml:space="preserve"> PAGEREF _Toc243412937 \h </w:instrText>
         </w:r>
         <w:r>
           <w:rPr>
@@ -161,7 +161,7 @@
           <w:noProof/>
         </w:rPr>
       </w:pPr>
-      <w:hyperlink w:anchor="_Toc243409790" w:history="1">
+      <w:hyperlink w:anchor="_Toc243412938" w:history="1">
         <w:r>
           <w:rPr>
             <w:rStyle w:val="aff8"/>
@@ -188,7 +188,7 @@
             <w:noProof/>
             <w:webHidden/>
           </w:rPr>
-          <w:instrText xml:space="preserve"> PAGEREF _Toc243409790 \h </w:instrText>
+          <w:instrText xml:space="preserve"> PAGEREF _Toc243412938 \h </w:instrText>
         </w:r>
         <w:r>
           <w:rPr>
@@ -229,7 +229,7 @@
           <w:noProof/>
         </w:rPr>
       </w:pPr>
-      <w:hyperlink w:anchor="_Toc243409791" w:history="1">
+      <w:hyperlink w:anchor="_Toc243412939" w:history="1">
         <w:r>
           <w:rPr>
             <w:rStyle w:val="aff8"/>
@@ -256,7 +256,7 @@
             <w:noProof/>
             <w:webHidden/>
           </w:rPr>
-          <w:instrText xml:space="preserve"> PAGEREF _Toc243409791 \h </w:instrText>
+          <w:instrText xml:space="preserve"> PAGEREF _Toc243412939 \h </w:instrText>
         </w:r>
         <w:r>
           <w:rPr>
@@ -297,7 +297,7 @@
           <w:noProof/>
         </w:rPr>
       </w:pPr>
-      <w:hyperlink w:anchor="_Toc243409792" w:history="1">
+      <w:hyperlink w:anchor="_Toc243412940" w:history="1">
         <w:r>
           <w:rPr>
             <w:rStyle w:val="aff8"/>
@@ -324,7 +324,7 @@
             <w:noProof/>
             <w:webHidden/>
           </w:rPr>
-          <w:instrText xml:space="preserve"> PAGEREF _Toc243409792 \h </w:instrText>
+          <w:instrText xml:space="preserve"> PAGEREF _Toc243412940 \h </w:instrText>
         </w:r>
         <w:r>
           <w:rPr>
@@ -365,7 +365,7 @@
           <w:noProof/>
         </w:rPr>
       </w:pPr>
-      <w:hyperlink w:anchor="_Toc243409793" w:history="1">
+      <w:hyperlink w:anchor="_Toc243412941" w:history="1">
         <w:r>
           <w:rPr>
             <w:rStyle w:val="aff8"/>
@@ -392,7 +392,7 @@
             <w:noProof/>
             <w:webHidden/>
           </w:rPr>
-          <w:instrText xml:space="preserve"> PAGEREF _Toc243409793 \h </w:instrText>
+          <w:instrText xml:space="preserve"> PAGEREF _Toc243412941 \h </w:instrText>
         </w:r>
         <w:r>
           <w:rPr>
@@ -433,7 +433,7 @@
           <w:noProof/>
         </w:rPr>
       </w:pPr>
-      <w:hyperlink w:anchor="_Toc243409794" w:history="1">
+      <w:hyperlink w:anchor="_Toc243412942" w:history="1">
         <w:r>
           <w:rPr>
             <w:rStyle w:val="aff8"/>
@@ -460,7 +460,7 @@
             <w:noProof/>
             <w:webHidden/>
           </w:rPr>
-          <w:instrText xml:space="preserve"> PAGEREF _Toc243409794 \h </w:instrText>
+          <w:instrText xml:space="preserve"> PAGEREF _Toc243412942 \h </w:instrText>
         </w:r>
         <w:r>
           <w:rPr>
@@ -501,7 +501,7 @@
           <w:noProof/>
         </w:rPr>
       </w:pPr>
-      <w:hyperlink w:anchor="_Toc243409795" w:history="1">
+      <w:hyperlink w:anchor="_Toc243412943" w:history="1">
         <w:r>
           <w:rPr>
             <w:rStyle w:val="aff8"/>
@@ -528,7 +528,7 @@
             <w:noProof/>
             <w:webHidden/>
           </w:rPr>
-          <w:instrText xml:space="preserve"> PAGEREF _Toc243409795 \h </w:instrText>
+          <w:instrText xml:space="preserve"> PAGEREF _Toc243412943 \h </w:instrText>
         </w:r>
         <w:r>
           <w:rPr>
@@ -569,7 +569,7 @@
           <w:noProof/>
         </w:rPr>
       </w:pPr>
-      <w:hyperlink w:anchor="_Toc243409796" w:history="1">
+      <w:hyperlink w:anchor="_Toc243412944" w:history="1">
         <w:r>
           <w:rPr>
             <w:rStyle w:val="aff8"/>
@@ -596,7 +596,7 @@
             <w:noProof/>
             <w:webHidden/>
           </w:rPr>
-          <w:instrText xml:space="preserve"> PAGEREF _Toc243409796 \h </w:instrText>
+          <w:instrText xml:space="preserve"> PAGEREF _Toc243412944 \h </w:instrText>
         </w:r>
         <w:r>
           <w:rPr>
@@ -637,7 +637,7 @@
           <w:noProof/>
         </w:rPr>
       </w:pPr>
-      <w:hyperlink w:anchor="_Toc243409797" w:history="1">
+      <w:hyperlink w:anchor="_Toc243412945" w:history="1">
         <w:r>
           <w:rPr>
             <w:rStyle w:val="aff8"/>
@@ -664,7 +664,7 @@
             <w:noProof/>
             <w:webHidden/>
           </w:rPr>
-          <w:instrText xml:space="preserve"> PAGEREF _Toc243409797 \h </w:instrText>
+          <w:instrText xml:space="preserve"> PAGEREF _Toc243412945 \h </w:instrText>
         </w:r>
         <w:r>
           <w:rPr>
@@ -705,7 +705,7 @@
           <w:noProof/>
         </w:rPr>
       </w:pPr>
-      <w:hyperlink w:anchor="_Toc243409798" w:history="1">
+      <w:hyperlink w:anchor="_Toc243412946" w:history="1">
         <w:r>
           <w:rPr>
             <w:rStyle w:val="aff8"/>
@@ -732,7 +732,7 @@
             <w:noProof/>
             <w:webHidden/>
           </w:rPr>
-          <w:instrText xml:space="preserve"> PAGEREF _Toc243409798 \h </w:instrText>
+          <w:instrText xml:space="preserve"> PAGEREF _Toc243412946 \h </w:instrText>
         </w:r>
         <w:r>
           <w:rPr>
@@ -773,7 +773,7 @@
           <w:noProof/>
         </w:rPr>
       </w:pPr>
-      <w:hyperlink w:anchor="_Toc243409799" w:history="1">
+      <w:hyperlink w:anchor="_Toc243412947" w:history="1">
         <w:r>
           <w:rPr>
             <w:rStyle w:val="aff8"/>
@@ -800,7 +800,7 @@
             <w:noProof/>
             <w:webHidden/>
           </w:rPr>
-          <w:instrText xml:space="preserve"> PAGEREF _Toc243409799 \h </w:instrText>
+          <w:instrText xml:space="preserve"> PAGEREF _Toc243412947 \h </w:instrText>
         </w:r>
         <w:r>
           <w:rPr>
@@ -841,7 +841,7 @@
           <w:noProof/>
         </w:rPr>
       </w:pPr>
-      <w:hyperlink w:anchor="_Toc243409800" w:history="1">
+      <w:hyperlink w:anchor="_Toc243412948" w:history="1">
         <w:r>
           <w:rPr>
             <w:rStyle w:val="aff8"/>
@@ -868,7 +868,7 @@
             <w:noProof/>
             <w:webHidden/>
           </w:rPr>
-          <w:instrText xml:space="preserve"> PAGEREF _Toc243409800 \h </w:instrText>
+          <w:instrText xml:space="preserve"> PAGEREF _Toc243412948 \h </w:instrText>
         </w:r>
         <w:r>
           <w:rPr>
@@ -909,7 +909,7 @@
           <w:noProof/>
         </w:rPr>
       </w:pPr>
-      <w:hyperlink w:anchor="_Toc243409801" w:history="1">
+      <w:hyperlink w:anchor="_Toc243412949" w:history="1">
         <w:r>
           <w:rPr>
             <w:rStyle w:val="aff8"/>
@@ -936,7 +936,7 @@
             <w:noProof/>
             <w:webHidden/>
           </w:rPr>
-          <w:instrText xml:space="preserve"> PAGEREF _Toc243409801 \h </w:instrText>
+          <w:instrText xml:space="preserve"> PAGEREF _Toc243412949 \h </w:instrText>
         </w:r>
         <w:r>
           <w:rPr>
@@ -977,7 +977,7 @@
           <w:noProof/>
         </w:rPr>
       </w:pPr>
-      <w:hyperlink w:anchor="_Toc243409802" w:history="1">
+      <w:hyperlink w:anchor="_Toc243412950" w:history="1">
         <w:r>
           <w:rPr>
             <w:rStyle w:val="aff8"/>
@@ -1004,7 +1004,7 @@
             <w:noProof/>
             <w:webHidden/>
           </w:rPr>
-          <w:instrText xml:space="preserve"> PAGEREF _Toc243409802 \h </w:instrText>
+          <w:instrText xml:space="preserve"> PAGEREF _Toc243412950 \h </w:instrText>
         </w:r>
         <w:r>
           <w:rPr>
@@ -1045,7 +1045,7 @@
           <w:noProof/>
         </w:rPr>
       </w:pPr>
-      <w:hyperlink w:anchor="_Toc243409803" w:history="1">
+      <w:hyperlink w:anchor="_Toc243412951" w:history="1">
         <w:r>
           <w:rPr>
             <w:rStyle w:val="aff8"/>
@@ -1072,7 +1072,7 @@
             <w:noProof/>
             <w:webHidden/>
           </w:rPr>
-          <w:instrText xml:space="preserve"> PAGEREF _Toc243409803 \h </w:instrText>
+          <w:instrText xml:space="preserve"> PAGEREF _Toc243412951 \h </w:instrText>
         </w:r>
         <w:r>
           <w:rPr>
@@ -1113,7 +1113,7 @@
           <w:noProof/>
         </w:rPr>
       </w:pPr>
-      <w:hyperlink w:anchor="_Toc243409804" w:history="1">
+      <w:hyperlink w:anchor="_Toc243412952" w:history="1">
         <w:r>
           <w:rPr>
             <w:rStyle w:val="aff8"/>
@@ -1140,7 +1140,7 @@
             <w:noProof/>
             <w:webHidden/>
           </w:rPr>
-          <w:instrText xml:space="preserve"> PAGEREF _Toc243409804 \h </w:instrText>
+          <w:instrText xml:space="preserve"> PAGEREF _Toc243412952 \h </w:instrText>
         </w:r>
         <w:r>
           <w:rPr>
@@ -1181,7 +1181,7 @@
           <w:noProof/>
         </w:rPr>
       </w:pPr>
-      <w:hyperlink w:anchor="_Toc243409805" w:history="1">
+      <w:hyperlink w:anchor="_Toc243412953" w:history="1">
         <w:r>
           <w:rPr>
             <w:rStyle w:val="aff8"/>
@@ -1208,7 +1208,7 @@
             <w:noProof/>
             <w:webHidden/>
           </w:rPr>
-          <w:instrText xml:space="preserve"> PAGEREF _Toc243409805 \h </w:instrText>
+          <w:instrText xml:space="preserve"> PAGEREF _Toc243412953 \h </w:instrText>
         </w:r>
         <w:r>
           <w:rPr>
@@ -1249,7 +1249,7 @@
           <w:noProof/>
         </w:rPr>
       </w:pPr>
-      <w:hyperlink w:anchor="_Toc243409806" w:history="1">
+      <w:hyperlink w:anchor="_Toc243412954" w:history="1">
         <w:r>
           <w:rPr>
             <w:rStyle w:val="aff8"/>
@@ -1276,7 +1276,7 @@
             <w:noProof/>
             <w:webHidden/>
           </w:rPr>
-          <w:instrText xml:space="preserve"> PAGEREF _Toc243409806 \h </w:instrText>
+          <w:instrText xml:space="preserve"> PAGEREF _Toc243412954 \h </w:instrText>
         </w:r>
         <w:r>
           <w:rPr>
@@ -1317,7 +1317,7 @@
           <w:noProof/>
         </w:rPr>
       </w:pPr>
-      <w:hyperlink w:anchor="_Toc243409807" w:history="1">
+      <w:hyperlink w:anchor="_Toc243412955" w:history="1">
         <w:r>
           <w:rPr>
             <w:rStyle w:val="aff8"/>
@@ -1344,7 +1344,7 @@
             <w:noProof/>
             <w:webHidden/>
           </w:rPr>
-          <w:instrText xml:space="preserve"> PAGEREF _Toc243409807 \h </w:instrText>
+          <w:instrText xml:space="preserve"> PAGEREF _Toc243412955 \h </w:instrText>
         </w:r>
         <w:r>
           <w:rPr>
@@ -1385,7 +1385,7 @@
           <w:noProof/>
         </w:rPr>
       </w:pPr>
-      <w:hyperlink w:anchor="_Toc243409808" w:history="1">
+      <w:hyperlink w:anchor="_Toc243412956" w:history="1">
         <w:r>
           <w:rPr>
             <w:rStyle w:val="aff8"/>
@@ -1412,7 +1412,7 @@
             <w:noProof/>
             <w:webHidden/>
           </w:rPr>
-          <w:instrText xml:space="preserve"> PAGEREF _Toc243409808 \h </w:instrText>
+          <w:instrText xml:space="preserve"> PAGEREF _Toc243412956 \h </w:instrText>
         </w:r>
         <w:r>
           <w:rPr>
@@ -1453,7 +1453,7 @@
           <w:noProof/>
         </w:rPr>
       </w:pPr>
-      <w:hyperlink w:anchor="_Toc243409809" w:history="1">
+      <w:hyperlink w:anchor="_Toc243412957" w:history="1">
         <w:r>
           <w:rPr>
             <w:rStyle w:val="aff8"/>
@@ -1480,7 +1480,7 @@
             <w:noProof/>
             <w:webHidden/>
           </w:rPr>
-          <w:instrText xml:space="preserve"> PAGEREF _Toc243409809 \h </w:instrText>
+          <w:instrText xml:space="preserve"> PAGEREF _Toc243412957 \h </w:instrText>
         </w:r>
         <w:r>
           <w:rPr>
@@ -1521,7 +1521,7 @@
           <w:noProof/>
         </w:rPr>
       </w:pPr>
-      <w:hyperlink w:anchor="_Toc243409810" w:history="1">
+      <w:hyperlink w:anchor="_Toc243412958" w:history="1">
         <w:r>
           <w:rPr>
             <w:rStyle w:val="aff8"/>
@@ -1548,7 +1548,7 @@
             <w:noProof/>
             <w:webHidden/>
           </w:rPr>
-          <w:instrText xml:space="preserve"> PAGEREF _Toc243409810 \h </w:instrText>
+          <w:instrText xml:space="preserve"> PAGEREF _Toc243412958 \h </w:instrText>
         </w:r>
         <w:r>
           <w:rPr>
@@ -1589,7 +1589,7 @@
           <w:noProof/>
         </w:rPr>
       </w:pPr>
-      <w:hyperlink w:anchor="_Toc243409811" w:history="1">
+      <w:hyperlink w:anchor="_Toc243412959" w:history="1">
         <w:r>
           <w:rPr>
             <w:rStyle w:val="aff8"/>
@@ -1616,7 +1616,7 @@
             <w:noProof/>
             <w:webHidden/>
           </w:rPr>
-          <w:instrText xml:space="preserve"> PAGEREF _Toc243409811 \h </w:instrText>
+          <w:instrText xml:space="preserve"> PAGEREF _Toc243412959 \h </w:instrText>
         </w:r>
         <w:r>
           <w:rPr>
@@ -1657,7 +1657,7 @@
           <w:noProof/>
         </w:rPr>
       </w:pPr>
-      <w:hyperlink w:anchor="_Toc243409812" w:history="1">
+      <w:hyperlink w:anchor="_Toc243412960" w:history="1">
         <w:r>
           <w:rPr>
             <w:rStyle w:val="aff8"/>
@@ -1684,7 +1684,7 @@
             <w:noProof/>
             <w:webHidden/>
           </w:rPr>
-          <w:instrText xml:space="preserve"> PAGEREF _Toc243409812 \h </w:instrText>
+          <w:instrText xml:space="preserve"> PAGEREF _Toc243412960 \h </w:instrText>
         </w:r>
         <w:r>
           <w:rPr>
@@ -1725,7 +1725,7 @@
           <w:noProof/>
         </w:rPr>
       </w:pPr>
-      <w:hyperlink w:anchor="_Toc243409813" w:history="1">
+      <w:hyperlink w:anchor="_Toc243412961" w:history="1">
         <w:r>
           <w:rPr>
             <w:rStyle w:val="aff8"/>
@@ -1752,7 +1752,7 @@
             <w:noProof/>
             <w:webHidden/>
           </w:rPr>
-          <w:instrText xml:space="preserve"> PAGEREF _Toc243409813 \h </w:instrText>
+          <w:instrText xml:space="preserve"> PAGEREF _Toc243412961 \h </w:instrText>
         </w:r>
         <w:r>
           <w:rPr>
@@ -1793,7 +1793,7 @@
           <w:noProof/>
         </w:rPr>
       </w:pPr>
-      <w:hyperlink w:anchor="_Toc243409814" w:history="1">
+      <w:hyperlink w:anchor="_Toc243412962" w:history="1">
         <w:r>
           <w:rPr>
             <w:rStyle w:val="aff8"/>
@@ -1820,7 +1820,7 @@
             <w:noProof/>
             <w:webHidden/>
           </w:rPr>
-          <w:instrText xml:space="preserve"> PAGEREF _Toc243409814 \h </w:instrText>
+          <w:instrText xml:space="preserve"> PAGEREF _Toc243412962 \h </w:instrText>
         </w:r>
         <w:r>
           <w:rPr>
@@ -1861,7 +1861,7 @@
           <w:noProof/>
         </w:rPr>
       </w:pPr>
-      <w:hyperlink w:anchor="_Toc243409815" w:history="1">
+      <w:hyperlink w:anchor="_Toc243412963" w:history="1">
         <w:r>
           <w:rPr>
             <w:rStyle w:val="aff8"/>
@@ -1888,7 +1888,7 @@
             <w:noProof/>
             <w:webHidden/>
           </w:rPr>
-          <w:instrText xml:space="preserve"> PAGEREF _Toc243409815 \h </w:instrText>
+          <w:instrText xml:space="preserve"> PAGEREF _Toc243412963 \h </w:instrText>
         </w:r>
         <w:r>
           <w:rPr>
@@ -1929,7 +1929,7 @@
           <w:noProof/>
         </w:rPr>
       </w:pPr>
-      <w:hyperlink w:anchor="_Toc243409816" w:history="1">
+      <w:hyperlink w:anchor="_Toc243412964" w:history="1">
         <w:r>
           <w:rPr>
             <w:rStyle w:val="aff8"/>
@@ -1956,7 +1956,7 @@
             <w:noProof/>
             <w:webHidden/>
           </w:rPr>
-          <w:instrText xml:space="preserve"> PAGEREF _Toc243409816 \h </w:instrText>
+          <w:instrText xml:space="preserve"> PAGEREF _Toc243412964 \h </w:instrText>
         </w:r>
         <w:r>
           <w:rPr>
@@ -1997,7 +1997,7 @@
           <w:noProof/>
         </w:rPr>
       </w:pPr>
-      <w:hyperlink w:anchor="_Toc243409817" w:history="1">
+      <w:hyperlink w:anchor="_Toc243412965" w:history="1">
         <w:r>
           <w:rPr>
             <w:rStyle w:val="aff8"/>
@@ -2024,7 +2024,7 @@
             <w:noProof/>
             <w:webHidden/>
           </w:rPr>
-          <w:instrText xml:space="preserve"> PAGEREF _Toc243409817 \h </w:instrText>
+          <w:instrText xml:space="preserve"> PAGEREF _Toc243412965 \h </w:instrText>
         </w:r>
         <w:r>
           <w:rPr>
@@ -2065,7 +2065,7 @@
           <w:noProof/>
         </w:rPr>
       </w:pPr>
-      <w:hyperlink w:anchor="_Toc243409818" w:history="1">
+      <w:hyperlink w:anchor="_Toc243412966" w:history="1">
         <w:r>
           <w:rPr>
             <w:rStyle w:val="aff8"/>
@@ -2092,7 +2092,7 @@
             <w:noProof/>
             <w:webHidden/>
           </w:rPr>
-          <w:instrText xml:space="preserve"> PAGEREF _Toc243409818 \h </w:instrText>
+          <w:instrText xml:space="preserve"> PAGEREF _Toc243412966 \h </w:instrText>
         </w:r>
         <w:r>
           <w:rPr>
@@ -2137,7 +2137,7 @@
       <w:pPr>
         <w:pStyle w:val="1"/>
       </w:pPr>
-      <w:bookmarkStart w:id="0" w:name="_Toc243409789"/>
+      <w:bookmarkStart w:id="0" w:name="_Toc243412937"/>
       <w:r>
         <w:lastRenderedPageBreak/>
         <w:t>1. О программе</w:t>
@@ -2642,7 +2642,7 @@
       <w:pPr>
         <w:pStyle w:val="1"/>
       </w:pPr>
-      <w:bookmarkStart w:id="1" w:name="_Toc243409790"/>
+      <w:bookmarkStart w:id="1" w:name="_Toc243412938"/>
       <w:r>
         <w:t>2. Системные требования</w:t>
       </w:r>
@@ -3068,7 +3068,7 @@
       <w:pPr>
         <w:pStyle w:val="1"/>
       </w:pPr>
-      <w:bookmarkStart w:id="2" w:name="_Toc243409791"/>
+      <w:bookmarkStart w:id="2" w:name="_Toc243412939"/>
       <w:r>
         <w:t>3. Установка Geant4</w:t>
       </w:r>
@@ -3078,7 +3078,7 @@
       <w:pPr>
         <w:pStyle w:val="21"/>
       </w:pPr>
-      <w:bookmarkStart w:id="3" w:name="_Toc243409792"/>
+      <w:bookmarkStart w:id="3" w:name="_Toc243412940"/>
       <w:r>
         <w:t>3.1. Установка Geant4</w:t>
       </w:r>
@@ -3373,7 +3373,7 @@
       <w:pPr>
         <w:pStyle w:val="21"/>
       </w:pPr>
-      <w:bookmarkStart w:id="4" w:name="_Toc243409793"/>
+      <w:bookmarkStart w:id="4" w:name="_Toc243412941"/>
       <w:r>
         <w:t>3.2. Установка пакетов данных Geant4</w:t>
       </w:r>
@@ -3818,31 +3818,7 @@
         <w:t>install_data.bat</w:t>
       </w:r>
       <w:r>
-        <w:t xml:space="preserve"> — он распакует пакеты и сам пропишет переменные среды Windows. При первом запуске Windows может показать предупреждение «Windows защищена от запуска незнакомых приложений» — нажмите «Всё равно запустить».</w:t>
-      </w:r>
-    </w:p>
-    <w:p>
-      <w:pPr>
-        <w:spacing w:after="40"/>
-        <w:ind w:left="510" w:hanging="510"/>
-      </w:pPr>
-      <w:r>
-        <w:rPr>
-          <w:b/>
-        </w:rPr>
-        <w:t>4.</w:t>
-      </w:r>
-      <w:r>
-        <w:rPr>
-          <w:b/>
-        </w:rPr>
-        <w:tab/>
-      </w:r>
-      <w:r>
-        <w:t>Дождитесь конца: в конце должно появиться сообщ</w:t>
-      </w:r>
-      <w:r>
-        <w:t xml:space="preserve">ение </w:t>
+        <w:t xml:space="preserve"> — он распакует пакеты в папку </w:t>
       </w:r>
       <w:r>
         <w:rPr>
@@ -3850,10 +3826,34 @@
           <w:sz w:val="18"/>
           <w:shd w:val="clear" w:color="auto" w:fill="F4F4F4"/>
         </w:rPr>
-        <w:t>Готово: установлено 5 из 5 пакетов.</w:t>
-      </w:r>
-      <w:r>
-        <w:t xml:space="preserve"> Если каких-то пакетов не хватило — экран покажет перечень с ссылками: скачайте недостающие файлы, положите рядом с </w:t>
+        <w:t>&lt;каталог Geant4&gt;\data</w:t>
+      </w:r>
+      <w:r>
+        <w:t xml:space="preserve"> (она создаётся автоматически) и сам пропишет переменные среды Windows. При первом запуске Windows может показать предупреждение «Windows защищена от запуска незнакомых приложений» — нажмите «Всё равно запустить».</w:t>
+      </w:r>
+    </w:p>
+    <w:p>
+      <w:pPr>
+        <w:spacing w:after="40"/>
+        <w:ind w:left="510" w:hanging="510"/>
+      </w:pPr>
+      <w:r>
+        <w:rPr>
+          <w:b/>
+        </w:rPr>
+        <w:t>4.</w:t>
+      </w:r>
+      <w:r>
+        <w:rPr>
+          <w:b/>
+        </w:rPr>
+        <w:tab/>
+      </w:r>
+      <w:r>
+        <w:t>Дождитесь конца: в конце должно появить</w:t>
+      </w:r>
+      <w:r>
+        <w:t xml:space="preserve">ся сообщение </w:t>
       </w:r>
       <w:r>
         <w:rPr>
@@ -3861,31 +3861,10 @@
           <w:sz w:val="18"/>
           <w:shd w:val="clear" w:color="auto" w:fill="F4F4F4"/>
         </w:rPr>
-        <w:t>install_data.bat</w:t>
-      </w:r>
-      <w:r>
-        <w:t xml:space="preserve"> и запустите его ещё раз.</w:t>
-      </w:r>
-    </w:p>
-    <w:p>
-      <w:pPr>
-        <w:spacing w:after="40"/>
-        <w:ind w:left="510" w:hanging="510"/>
-      </w:pPr>
-      <w:r>
-        <w:rPr>
-          <w:b/>
-        </w:rPr>
-        <w:t>5.</w:t>
-      </w:r>
-      <w:r>
-        <w:rPr>
-          <w:b/>
-        </w:rPr>
-        <w:tab/>
-      </w:r>
-      <w:r>
-        <w:t xml:space="preserve">Запустите </w:t>
+        <w:t>Готово: установлено 5 из 5 пакетов.</w:t>
+      </w:r>
+      <w:r>
+        <w:t xml:space="preserve"> Если каких-то пакетов не хватило — экран покажет перечень с ссылками: скачайте недостающие файлы, положите рядом с </w:t>
       </w:r>
       <w:r>
         <w:rPr>
@@ -3893,13 +3872,45 @@
           <w:sz w:val="18"/>
           <w:shd w:val="clear" w:color="auto" w:fill="F4F4F4"/>
         </w:rPr>
+        <w:t>install_data.bat</w:t>
+      </w:r>
+      <w:r>
+        <w:t xml:space="preserve"> и запустите его ещё раз.</w:t>
+      </w:r>
+    </w:p>
+    <w:p>
+      <w:pPr>
+        <w:spacing w:after="40"/>
+        <w:ind w:left="510" w:hanging="510"/>
+      </w:pPr>
+      <w:r>
+        <w:rPr>
+          <w:b/>
+        </w:rPr>
+        <w:t>5.</w:t>
+      </w:r>
+      <w:r>
+        <w:rPr>
+          <w:b/>
+        </w:rPr>
+        <w:tab/>
+      </w:r>
+      <w:r>
+        <w:t xml:space="preserve">Запустите </w:t>
+      </w:r>
+      <w:r>
+        <w:rPr>
+          <w:rFonts w:ascii="Consolas" w:hAnsi="Consolas" w:cs="Consolas"/>
+          <w:sz w:val="18"/>
+          <w:shd w:val="clear" w:color="auto" w:fill="F4F4F4"/>
+        </w:rPr>
         <w:t>start.bat</w:t>
       </w:r>
       <w:r>
-        <w:t xml:space="preserve"> (раздел 5.3) — откроется окно прогр</w:t>
-      </w:r>
-      <w:r>
-        <w:t>аммы.</w:t>
+        <w:t xml:space="preserve"> (раздел 5.3) — откроется ок</w:t>
+      </w:r>
+      <w:r>
+        <w:t>но программы.</w:t>
       </w:r>
     </w:p>
     <w:p>
@@ -3960,7 +3971,7 @@
           <w:rFonts w:ascii="Consolas" w:hAnsi="Consolas" w:cs="Consolas"/>
           <w:sz w:val="18"/>
         </w:rPr>
-        <w:t xml:space="preserve"> Папка назначения: C:\Geant4\Geant4-11.4.1\data</w:t>
+        <w:t xml:space="preserve"> Папка назначения: C:\Geant4\data</w:t>
       </w:r>
     </w:p>
     <w:p>
@@ -3975,7 +3986,7 @@
           <w:rFonts w:ascii="Consolas" w:hAnsi="Consolas" w:cs="Consolas"/>
           <w:sz w:val="18"/>
         </w:rPr>
-        <w:t>=============================================================</w:t>
+        <w:t>============================================================</w:t>
       </w:r>
     </w:p>
     <w:p>
@@ -3990,7 +4001,7 @@
           <w:rFonts w:ascii="Consolas" w:hAnsi="Consolas" w:cs="Consolas"/>
           <w:sz w:val="18"/>
         </w:rPr>
-        <w:t xml:space="preserve">  [распаковано] G4EMLOW.8.8 - папка: ...\Geant4-11.4.1\data\G4EMLOW8.8</w:t>
+        <w:t xml:space="preserve">  [распаковано] G4EMLOW.8.8 - папка: ...\data\G4EMLOW8.8</w:t>
       </w:r>
     </w:p>
     <w:p>
@@ -4049,19 +4060,15 @@
           <w:rFonts w:ascii="Consolas" w:hAnsi="Consolas" w:cs="Consolas"/>
           <w:sz w:val="18"/>
         </w:rPr>
-        <w:t>===================================================</w:t>
-      </w:r>
-      <w:r>
-        <w:rPr>
-          <w:rFonts w:ascii="Consolas" w:hAnsi="Consolas" w:cs="Consolas"/>
-          <w:sz w:val="18"/>
-        </w:rPr>
-        <w:t>==========</w:t>
-      </w:r>
-    </w:p>
-    <w:p>
-      <w:r>
-        <w:t xml:space="preserve">Статус </w:t>
+        <w:t>=============================================================</w:t>
+      </w:r>
+    </w:p>
+    <w:p>
+      <w:r>
+        <w:t>Стат</w:t>
+      </w:r>
+      <w:r>
+        <w:t xml:space="preserve">ус </w:t>
       </w:r>
       <w:r>
         <w:rPr>
@@ -4091,18 +4098,13 @@
           <w:sz w:val="18"/>
           <w:shd w:val="clear" w:color="auto" w:fill="F4F4F4"/>
         </w:rPr>
-        <w:t>G4LEDATA data directory was</w:t>
-      </w:r>
-      <w:r>
-        <w:rPr>
-          <w:rFonts w:ascii="Consolas" w:hAnsi="Consolas" w:cs="Consolas"/>
-          <w:sz w:val="18"/>
-          <w:shd w:val="clear" w:color="auto" w:fill="F4F4F4"/>
-        </w:rPr>
-        <w:t xml:space="preserve"> not found</w:t>
-      </w:r>
-      <w:r>
-        <w:t xml:space="preserve"> (или похожую, с другим именем переменной):</w:t>
+        <w:t>G4LEDATA data directory was not found</w:t>
+      </w:r>
+      <w:r>
+        <w:t xml:space="preserve"> (или</w:t>
+      </w:r>
+      <w:r>
+        <w:t xml:space="preserve"> похожую, с другим именем переменной):</w:t>
       </w:r>
     </w:p>
     <w:tbl>
@@ -4249,6 +4251,7 @@
                 <w:sz w:val="18"/>
                 <w:shd w:val="clear" w:color="auto" w:fill="F4F4F4"/>
               </w:rPr>
+              <w:lastRenderedPageBreak/>
               <w:t>G4LEVELGAMMADATA ...</w:t>
             </w:r>
           </w:p>
@@ -4288,7 +4291,6 @@
                 <w:sz w:val="18"/>
                 <w:shd w:val="clear" w:color="auto" w:fill="F4F4F4"/>
               </w:rPr>
-              <w:lastRenderedPageBreak/>
               <w:t>G4ENSDFSTATEDATA ...</w:t>
             </w:r>
           </w:p>
@@ -4441,7 +4443,7 @@
           <w:rFonts w:ascii="Consolas" w:hAnsi="Consolas" w:cs="Consolas"/>
           <w:sz w:val="18"/>
         </w:rPr>
-        <w:t>[Исправлено] создана переменная G4LEDATA = C:\Geant4\Geant4-11.4.1\data\G4EMLOW8.8</w:t>
+        <w:t>[Исправлено] создана переменная G4LEDATA = C:\Geant4\data\G4EMLOW8.8</w:t>
       </w:r>
     </w:p>
     <w:p>
@@ -4472,12 +4474,12 @@
       <w:pPr>
         <w:pStyle w:val="1"/>
       </w:pPr>
-      <w:bookmarkStart w:id="5" w:name="_Toc243409794"/>
-      <w:r>
-        <w:t xml:space="preserve">4. </w:t>
-      </w:r>
-      <w:r>
-        <w:t>Установка Python и зависимостей</w:t>
+      <w:bookmarkStart w:id="5" w:name="_Toc243412942"/>
+      <w:r>
+        <w:t xml:space="preserve">4. Установка Python и </w:t>
+      </w:r>
+      <w:r>
+        <w:t>зависимостей</w:t>
       </w:r>
       <w:bookmarkEnd w:id="5"/>
     </w:p>
@@ -4485,7 +4487,7 @@
       <w:pPr>
         <w:pStyle w:val="21"/>
       </w:pPr>
-      <w:bookmarkStart w:id="6" w:name="_Toc243409795"/>
+      <w:bookmarkStart w:id="6" w:name="_Toc243412943"/>
       <w:r>
         <w:t>4.1. Установка Python</w:t>
       </w:r>
@@ -4569,7 +4571,10 @@
         <w:tab/>
       </w:r>
       <w:r>
-        <w:t>Запустите установщик.</w:t>
+        <w:t xml:space="preserve">Запустите </w:t>
+      </w:r>
+      <w:r>
+        <w:t>установщик.</w:t>
       </w:r>
     </w:p>
     <w:p>
@@ -4611,13 +4616,13 @@
         <w:rPr>
           <w:i/>
         </w:rPr>
-        <w:t>— первое окно установщика, внизу отмечена галоч</w:t>
+        <w:t>— первое окно установщика, внизу отмечена галочка «Add py</w:t>
       </w:r>
       <w:r>
         <w:rPr>
           <w:i/>
         </w:rPr>
-        <w:t>ка «Add python.exe to PATH», затем нажата кнопка «Install Now».</w:t>
+        <w:t>thon.exe to PATH», затем нажата кнопка «Install Now».</w:t>
       </w:r>
     </w:p>
     <w:p>
@@ -4654,7 +4659,7 @@
       <w:pPr>
         <w:pStyle w:val="21"/>
       </w:pPr>
-      <w:bookmarkStart w:id="7" w:name="_Toc243409796"/>
+      <w:bookmarkStart w:id="7" w:name="_Toc243412944"/>
       <w:r>
         <w:t>4.2. Открываем командную строку</w:t>
       </w:r>
@@ -4662,10 +4667,10 @@
     </w:p>
     <w:p>
       <w:r>
-        <w:t>Для установки одной библиотеки (matplotlib) понадобится командная строка — это чёрное окно, куда вводятся текстов</w:t>
-      </w:r>
-      <w:r>
-        <w:t>ые команды. Открывается она так:</w:t>
+        <w:t>Для установки одной библиотеки (matplotlib) понадобится командная строка — это чёрное окно, куда вводятся текстовые команды</w:t>
+      </w:r>
+      <w:r>
+        <w:t>. Открывается она так:</w:t>
       </w:r>
     </w:p>
     <w:p>
@@ -4756,13 +4761,13 @@
         <w:rPr>
           <w:i/>
         </w:rPr>
-        <w:t>— окно Win+</w:t>
+        <w:t xml:space="preserve">— окно Win+R, в поле </w:t>
       </w:r>
       <w:r>
         <w:rPr>
           <w:i/>
         </w:rPr>
-        <w:t>R, в поле «Открыть» набрано cmd.</w:t>
+        <w:t>«Открыть» набрано cmd.</w:t>
       </w:r>
     </w:p>
     <w:p>
@@ -4810,7 +4815,7 @@
       <w:pPr>
         <w:pStyle w:val="21"/>
       </w:pPr>
-      <w:bookmarkStart w:id="8" w:name="_Toc243409797"/>
+      <w:bookmarkStart w:id="8" w:name="_Toc243412945"/>
       <w:r>
         <w:t>4.3. Проверка, что Python установлен</w:t>
       </w:r>
@@ -4818,10 +4823,10 @@
     </w:p>
     <w:p>
       <w:r>
-        <w:t>В командной</w:t>
-      </w:r>
-      <w:r>
-        <w:t xml:space="preserve"> строке введите (можно скопировать и вставить) и нажмите Enter:</w:t>
+        <w:t>В командной строке вв</w:t>
+      </w:r>
+      <w:r>
+        <w:t>едите (можно скопировать и вставить) и нажмите Enter:</w:t>
       </w:r>
     </w:p>
     <w:p>
@@ -4871,10 +4876,10 @@
         <w:t>Python 3.11.x</w:t>
       </w:r>
       <w:r>
-        <w:t xml:space="preserve"> или старше — скачайте и переустановите Python, не забыв про галочку </w:t>
-      </w:r>
-      <w:r>
-        <w:t>«Add python.exe to PATH».</w:t>
+        <w:t xml:space="preserve"> или старше — скачайте и переустановите Python, не забыв про галочку «Add pytho</w:t>
+      </w:r>
+      <w:r>
+        <w:t>n.exe to PATH».</w:t>
       </w:r>
     </w:p>
     <w:p>
@@ -4886,7 +4891,7 @@
       <w:pPr>
         <w:pStyle w:val="21"/>
       </w:pPr>
-      <w:bookmarkStart w:id="9" w:name="_Toc243409798"/>
+      <w:bookmarkStart w:id="9" w:name="_Toc243412946"/>
       <w:r>
         <w:t>4.4. Установка matplotlib</w:t>
       </w:r>
@@ -4975,7 +4980,7 @@
       <w:pPr>
         <w:pStyle w:val="21"/>
       </w:pPr>
-      <w:bookmarkStart w:id="10" w:name="_Toc243409799"/>
+      <w:bookmarkStart w:id="10" w:name="_Toc243412947"/>
       <w:r>
         <w:t>4.5. Закройте командную строку</w:t>
       </w:r>
@@ -5001,7 +5006,7 @@
       <w:pPr>
         <w:pStyle w:val="1"/>
       </w:pPr>
-      <w:bookmarkStart w:id="11" w:name="_Toc243409800"/>
+      <w:bookmarkStart w:id="11" w:name="_Toc243412948"/>
       <w:r>
         <w:t>5. Скачивание и запуск программы</w:t>
       </w:r>
@@ -5011,7 +5016,7 @@
       <w:pPr>
         <w:pStyle w:val="21"/>
       </w:pPr>
-      <w:bookmarkStart w:id="12" w:name="_Toc243409801"/>
+      <w:bookmarkStart w:id="12" w:name="_Toc243412949"/>
       <w:r>
         <w:t>5.1. Скачивание</w:t>
       </w:r>
@@ -5061,7 +5066,7 @@
       <w:pPr>
         <w:pStyle w:val="21"/>
       </w:pPr>
-      <w:bookmarkStart w:id="13" w:name="_Toc243409802"/>
+      <w:bookmarkStart w:id="13" w:name="_Toc243412950"/>
       <w:r>
         <w:t>5.2. Распаковка</w:t>
       </w:r>
@@ -5249,7 +5254,7 @@
       <w:pPr>
         <w:pStyle w:val="21"/>
       </w:pPr>
-      <w:bookmarkStart w:id="14" w:name="_Toc243409803"/>
+      <w:bookmarkStart w:id="14" w:name="_Toc243412951"/>
       <w:r>
         <w:t>5.3. Запуск</w:t>
       </w:r>
@@ -5516,7 +5521,7 @@
       <w:pPr>
         <w:pStyle w:val="1"/>
       </w:pPr>
-      <w:bookmarkStart w:id="15" w:name="_Toc243409804"/>
+      <w:bookmarkStart w:id="15" w:name="_Toc243412952"/>
       <w:r>
         <w:t>6. Программа: устройство и пример расчёта</w:t>
       </w:r>
@@ -5526,7 +5531,7 @@
       <w:pPr>
         <w:pStyle w:val="21"/>
       </w:pPr>
-      <w:bookmarkStart w:id="16" w:name="_Toc243409805"/>
+      <w:bookmarkStart w:id="16" w:name="_Toc243412953"/>
       <w:r>
         <w:t>6.</w:t>
       </w:r>
@@ -5835,7 +5840,7 @@
       <w:pPr>
         <w:pStyle w:val="21"/>
       </w:pPr>
-      <w:bookmarkStart w:id="17" w:name="_Toc243409806"/>
+      <w:bookmarkStart w:id="17" w:name="_Toc243412954"/>
       <w:r>
         <w:t>6.2. Пример: Lu-177 в стакане</w:t>
       </w:r>
@@ -6466,7 +6471,7 @@
       <w:pPr>
         <w:pStyle w:val="21"/>
       </w:pPr>
-      <w:bookmarkStart w:id="18" w:name="_Toc243409807"/>
+      <w:bookmarkStart w:id="18" w:name="_Toc243412955"/>
       <w:r>
         <w:t>6.3. К</w:t>
       </w:r>
@@ -7001,7 +7006,7 @@
       <w:pPr>
         <w:pStyle w:val="21"/>
       </w:pPr>
-      <w:bookmarkStart w:id="19" w:name="_Toc243409808"/>
+      <w:bookmarkStart w:id="19" w:name="_Toc243412956"/>
       <w:r>
         <w:t>6.4. Где сохраняются результаты</w:t>
       </w:r>
@@ -7105,7 +7110,7 @@
       <w:pPr>
         <w:pStyle w:val="1"/>
       </w:pPr>
-      <w:bookmarkStart w:id="20" w:name="_Toc243409809"/>
+      <w:bookmarkStart w:id="20" w:name="_Toc243412957"/>
       <w:r>
         <w:t>7. Если что-то пошло не так</w:t>
       </w:r>
@@ -7115,7 +7120,7 @@
       <w:pPr>
         <w:pStyle w:val="21"/>
       </w:pPr>
-      <w:bookmarkStart w:id="21" w:name="_Toc243409810"/>
+      <w:bookmarkStart w:id="21" w:name="_Toc243412958"/>
       <w:r>
         <w:t>7.1. Сообщения start.bat</w:t>
       </w:r>
@@ -7524,7 +7529,7 @@
       <w:pPr>
         <w:pStyle w:val="21"/>
       </w:pPr>
-      <w:bookmarkStart w:id="22" w:name="_Toc243409811"/>
+      <w:bookmarkStart w:id="22" w:name="_Toc243412959"/>
       <w:r>
         <w:t>7.2. Ошибки Geant4 при расчёте</w:t>
       </w:r>
@@ -7848,7 +7853,7 @@
       <w:pPr>
         <w:pStyle w:val="21"/>
       </w:pPr>
-      <w:bookmarkStart w:id="23" w:name="_Toc243409812"/>
+      <w:bookmarkStart w:id="23" w:name="_Toc243412960"/>
       <w:r>
         <w:t>7.3. Окно программы открылось, но что-то не так</w:t>
       </w:r>
@@ -8000,10 +8005,10 @@
               <w:spacing w:after="40"/>
             </w:pPr>
             <w:r>
-              <w:t>Программа «зависла</w:t>
+              <w:t xml:space="preserve">Программа </w:t>
             </w:r>
             <w:r>
-              <w:t>» на прогресс-баре</w:t>
+              <w:t>«зависла» на прогресс-баре</w:t>
             </w:r>
           </w:p>
         </w:tc>
@@ -8051,7 +8056,10 @@
               <w:cnfStyle w:val="000000010000" w:firstRow="0" w:lastRow="0" w:firstColumn="0" w:lastColumn="0" w:oddVBand="0" w:evenVBand="0" w:oddHBand="0" w:evenHBand="1" w:firstRowFirstColumn="0" w:firstRowLastColumn="0" w:lastRowFirstColumn="0" w:lastRowLastColumn="0"/>
             </w:pPr>
             <w:r>
-              <w:t xml:space="preserve">Запустите start.bat через правую кнопку мыши → «Запуск от имени администратора». Если окно всё равно закрывается — запустите его из командной строки, чтобы увидеть текст ошибки: Win+R → </w:t>
+              <w:t>Запустите start.bat через правую кнопку мыши → «Запуск от имени адми</w:t>
+            </w:r>
+            <w:r>
+              <w:t xml:space="preserve">нистратора». Если окно всё равно закрывается — запустите его из командной строки, чтобы увидеть текст ошибки: Win+R → </w:t>
             </w:r>
             <w:r>
               <w:rPr>
@@ -8100,25 +8108,25 @@
       <w:pPr>
         <w:pStyle w:val="1"/>
       </w:pPr>
-      <w:bookmarkStart w:id="24" w:name="_Toc243409813"/>
-      <w:r>
-        <w:t xml:space="preserve">8. </w:t>
-      </w:r>
-      <w:r>
-        <w:t>Приложение для опытных пользователей</w:t>
+      <w:bookmarkStart w:id="24" w:name="_Toc243412961"/>
+      <w:r>
+        <w:t>8. Приложение для опытных пользователей</w:t>
       </w:r>
       <w:bookmarkEnd w:id="24"/>
     </w:p>
     <w:p>
       <w:r>
-        <w:t>Разделы ниже не нужны для обычной работы; они пригодятся, если потребуется запускать расчёты без интерфейса или разбираться в устройстве установки Geant4.</w:t>
+        <w:t xml:space="preserve">Разделы ниже не нужны для обычной </w:t>
+      </w:r>
+      <w:r>
+        <w:t>работы; они пригодятся, если потребуется запускать расчёты без интерфейса или разбираться в устройстве установки Geant4.</w:t>
       </w:r>
     </w:p>
     <w:p>
       <w:pPr>
         <w:pStyle w:val="21"/>
       </w:pPr>
-      <w:bookmarkStart w:id="25" w:name="_Toc243409814"/>
+      <w:bookmarkStart w:id="25" w:name="_Toc243412962"/>
       <w:r>
         <w:t>8.1. Пакетный режим (без графического интерфейса)</w:t>
       </w:r>
@@ -8134,10 +8142,7 @@
         <w:t>main.exe</w:t>
       </w:r>
       <w:r>
-        <w:t xml:space="preserve"> умеет</w:t>
-      </w:r>
-      <w:r>
-        <w:t xml:space="preserve"> работать по файлу-макросу:</w:t>
+        <w:t xml:space="preserve"> умеет работать по файлу-макросу:</w:t>
       </w:r>
     </w:p>
     <w:p>
@@ -8182,14 +8187,7 @@
           <w:rFonts w:ascii="Consolas" w:hAnsi="Consolas" w:cs="Consolas"/>
           <w:sz w:val="18"/>
         </w:rPr>
-        <w:t>/myDetector/setGeometry        cylind</w:t>
-      </w:r>
-      <w:r>
-        <w:rPr>
-          <w:rFonts w:ascii="Consolas" w:hAnsi="Consolas" w:cs="Consolas"/>
-          <w:sz w:val="18"/>
-        </w:rPr>
-        <w:t>er | beaker | tube</w:t>
+        <w:t>/myDetector/setGeometry        cylinder | beaker | tube</w:t>
       </w:r>
     </w:p>
     <w:p>
@@ -8219,7 +8217,14 @@
           <w:rFonts w:ascii="Consolas" w:hAnsi="Consolas" w:cs="Consolas"/>
           <w:sz w:val="18"/>
         </w:rPr>
-        <w:t>/myDetector/setHalfHeight      3 cm</w:t>
+        <w:t>/myDetector/setH</w:t>
+      </w:r>
+      <w:r>
+        <w:rPr>
+          <w:rFonts w:ascii="Consolas" w:hAnsi="Consolas" w:cs="Consolas"/>
+          <w:sz w:val="18"/>
+        </w:rPr>
+        <w:t>alfHeight      3 cm</w:t>
       </w:r>
     </w:p>
     <w:p>
@@ -8324,7 +8329,14 @@
           <w:rFonts w:ascii="Consolas" w:hAnsi="Consolas" w:cs="Consolas"/>
           <w:sz w:val="18"/>
         </w:rPr>
-        <w:t>/mySpectrum/enable</w:t>
+        <w:t>/mySpectrum/e</w:t>
+      </w:r>
+      <w:r>
+        <w:rPr>
+          <w:rFonts w:ascii="Consolas" w:hAnsi="Consolas" w:cs="Consolas"/>
+          <w:sz w:val="18"/>
+        </w:rPr>
+        <w:t>nable</w:t>
       </w:r>
     </w:p>
     <w:p>
@@ -8422,7 +8434,7 @@
       <w:pPr>
         <w:pStyle w:val="21"/>
       </w:pPr>
-      <w:bookmarkStart w:id="26" w:name="_Toc243409815"/>
+      <w:bookmarkStart w:id="26" w:name="_Toc243412963"/>
       <w:r>
         <w:t>8.2. Интерактивный режим с визуализацией</w:t>
       </w:r>
@@ -8474,7 +8486,34 @@
           <w:sz w:val="18"/>
           <w:shd w:val="clear" w:color="auto" w:fill="F4F4F4"/>
         </w:rPr>
-        <w:t>g</w:t>
+        <w:t>gui.mac</w:t>
+      </w:r>
+      <w:r>
+        <w:t xml:space="preserve"> ищутся в текущем каталоге.</w:t>
+      </w:r>
+    </w:p>
+    <w:p>
+      <w:pPr>
+        <w:pStyle w:val="21"/>
+      </w:pPr>
+      <w:bookmarkStart w:id="27" w:name="_Toc243412964"/>
+      <w:r>
+        <w:t>8.3. Ручная распаковка пакетов и переменны</w:t>
+      </w:r>
+      <w:r>
+        <w:t>е G4*DATA</w:t>
+      </w:r>
+      <w:bookmarkEnd w:id="27"/>
+    </w:p>
+    <w:p>
+      <w:r>
+        <w:rPr>
+          <w:b/>
+        </w:rPr>
+        <w:t>Распаковка вручную.</w:t>
+      </w:r>
+      <w:r>
+        <w:t xml:space="preserve"> Обычно пакеты ставит </w:t>
       </w:r>
       <w:r>
         <w:rPr>
@@ -8482,31 +8521,10 @@
           <w:sz w:val="18"/>
           <w:shd w:val="clear" w:color="auto" w:fill="F4F4F4"/>
         </w:rPr>
-        <w:t>ui.mac</w:t>
-      </w:r>
-      <w:r>
-        <w:t xml:space="preserve"> ищутся в текущем каталоге.</w:t>
-      </w:r>
-    </w:p>
-    <w:p>
-      <w:pPr>
-        <w:pStyle w:val="21"/>
-      </w:pPr>
-      <w:bookmarkStart w:id="27" w:name="_Toc243409816"/>
-      <w:r>
-        <w:t>8.3. Ручная распаковка пакетов и переменные G4*DATA</w:t>
-      </w:r>
-      <w:bookmarkEnd w:id="27"/>
-    </w:p>
-    <w:p>
-      <w:r>
-        <w:rPr>
-          <w:b/>
-        </w:rPr>
-        <w:t>Распаковка вручную.</w:t>
-      </w:r>
-      <w:r>
-        <w:t xml:space="preserve"> Обычно пакеты ставит </w:t>
+        <w:t>install_data.bat</w:t>
+      </w:r>
+      <w:r>
+        <w:t xml:space="preserve"> (раздел 3.2) — ручной способ нужен, только если он по каким-то причинам не подходит. Файл пакета имеет расширение </w:t>
       </w:r>
       <w:r>
         <w:rPr>
@@ -8514,13 +8532,13 @@
           <w:sz w:val="18"/>
           <w:shd w:val="clear" w:color="auto" w:fill="F4F4F4"/>
         </w:rPr>
-        <w:t>install_data.bat</w:t>
-      </w:r>
-      <w:r>
-        <w:t xml:space="preserve"> (раздел 3.2) — ручной способ нужен, только если он по каким-то причинам не подходит. Файл пакета имеет расширени</w:t>
-      </w:r>
-      <w:r>
-        <w:t xml:space="preserve">е </w:t>
+        <w:t>.tar.gz</w:t>
+      </w:r>
+      <w:r>
+        <w:t>: Windows 11 открывает такие архивы прямо в Проводнике (правая кноп</w:t>
+      </w:r>
+      <w:r>
+        <w:t xml:space="preserve">ка → «Извлечь всё»), а в Windows 10 встроенной поддержки нет — там пригодится бесплатный 7-Zip (описан ниже). Способ, работающий в обеих системах, — команда </w:t>
       </w:r>
       <w:r>
         <w:rPr>
@@ -8528,10 +8546,40 @@
           <w:sz w:val="18"/>
           <w:shd w:val="clear" w:color="auto" w:fill="F4F4F4"/>
         </w:rPr>
-        <w:t>.tar.gz</w:t>
-      </w:r>
-      <w:r>
-        <w:t xml:space="preserve">: Windows 11 открывает такие архивы прямо в Проводнике (правая кнопка → «Извлечь всё»), а в Windows 10 встроенной поддержки нет — там пригодится бесплатный 7-Zip (описан ниже). Способ, работающий в обеих системах, — команда </w:t>
+        <w:t>tar</w:t>
+      </w:r>
+      <w:r>
+        <w:t>, встроенная в Windows 10/11:</w:t>
+      </w:r>
+    </w:p>
+    <w:p>
+      <w:pPr>
+        <w:spacing w:after="40"/>
+        <w:ind w:left="510" w:hanging="510"/>
+      </w:pPr>
+      <w:r>
+        <w:rPr>
+          <w:b/>
+        </w:rPr>
+        <w:t>1.</w:t>
+      </w:r>
+      <w:r>
+        <w:rPr>
+          <w:b/>
+        </w:rPr>
+        <w:tab/>
+      </w:r>
+      <w:r>
+        <w:t xml:space="preserve">Откройте командную строку: </w:t>
+      </w:r>
+      <w:r>
+        <w:rPr>
+          <w:b/>
+        </w:rPr>
+        <w:t>Win + R</w:t>
+      </w:r>
+      <w:r>
+        <w:t xml:space="preserve"> → </w:t>
       </w:r>
       <w:r>
         <w:rPr>
@@ -8539,13 +8587,10 @@
           <w:sz w:val="18"/>
           <w:shd w:val="clear" w:color="auto" w:fill="F4F4F4"/>
         </w:rPr>
-        <w:t>tar</w:t>
-      </w:r>
-      <w:r>
-        <w:t>, встроенная в Windo</w:t>
-      </w:r>
-      <w:r>
-        <w:t>ws 10/11:</w:t>
+        <w:t>cmd</w:t>
+      </w:r>
+      <w:r>
+        <w:t xml:space="preserve"> → Enter (как в разделе 4.2).</w:t>
       </w:r>
     </w:p>
     <w:p>
@@ -8557,7 +8602,7 @@
         <w:rPr>
           <w:b/>
         </w:rPr>
-        <w:t>1.</w:t>
+        <w:t>2.</w:t>
       </w:r>
       <w:r>
         <w:rPr>
@@ -8566,135 +8611,109 @@
         <w:tab/>
       </w:r>
       <w:r>
-        <w:t xml:space="preserve">Откройте командную строку: </w:t>
-      </w:r>
+        <w:t>Перейдите в папку данных Geant4 (путь подставьте свой):</w:t>
+      </w:r>
+    </w:p>
+    <w:p>
+      <w:pPr>
+        <w:shd w:val="clear" w:color="auto" w:fill="F4F4F4"/>
+        <w:spacing w:before="120" w:line="240" w:lineRule="auto"/>
+        <w:ind w:left="227"/>
+      </w:pPr>
+      <w:r>
+        <w:rPr>
+          <w:rFonts w:ascii="Consolas" w:hAnsi="Consolas" w:cs="Consolas"/>
+          <w:sz w:val="18"/>
+        </w:rPr>
+        <w:t xml:space="preserve">   cd /d "C:\Geant4\data"</w:t>
+      </w:r>
+    </w:p>
+    <w:p>
+      <w:pPr>
+        <w:spacing w:after="40"/>
+        <w:ind w:left="510" w:hanging="510"/>
+      </w:pPr>
       <w:r>
         <w:rPr>
           <w:b/>
         </w:rPr>
-        <w:t>Win + R</w:t>
-      </w:r>
-      <w:r>
-        <w:t xml:space="preserve"> → </w:t>
-      </w:r>
+        <w:t>3.</w:t>
+      </w:r>
+      <w:r>
+        <w:rPr>
+          <w:b/>
+        </w:rPr>
+        <w:tab/>
+      </w:r>
+      <w:r>
+        <w:t>Распакуйте скачанный файл (путь подставьте свой, обычно это папка «Загрузки»):</w:t>
+      </w:r>
+    </w:p>
+    <w:p>
+      <w:pPr>
+        <w:shd w:val="clear" w:color="auto" w:fill="F4F4F4"/>
+        <w:spacing w:before="120" w:line="240" w:lineRule="auto"/>
+        <w:ind w:left="227"/>
+      </w:pPr>
+      <w:r>
+        <w:rPr>
+          <w:rFonts w:ascii="Consolas" w:hAnsi="Consolas" w:cs="Consolas"/>
+          <w:sz w:val="18"/>
+        </w:rPr>
+        <w:lastRenderedPageBreak/>
+        <w:t xml:space="preserve">   tar -xzf "C:\Users\&lt;имя пользователя&gt;\Downloads\G4EMLOW.</w:t>
+      </w:r>
+      <w:r>
+        <w:rPr>
+          <w:rFonts w:ascii="Consolas" w:hAnsi="Consolas" w:cs="Consolas"/>
+          <w:sz w:val="18"/>
+        </w:rPr>
+        <w:t>8.8.tar.gz"</w:t>
+      </w:r>
+    </w:p>
+    <w:p>
+      <w:pPr>
+        <w:spacing w:after="40"/>
+        <w:ind w:left="510" w:hanging="510"/>
+      </w:pPr>
+      <w:r>
+        <w:rPr>
+          <w:b/>
+        </w:rPr>
+        <w:t>4.</w:t>
+      </w:r>
+      <w:r>
+        <w:rPr>
+          <w:b/>
+        </w:rPr>
+        <w:tab/>
+      </w:r>
+      <w:r>
+        <w:t>Повторите команду для каждого скачанного пакета — у каждого свой путь к файлу.</w:t>
+      </w:r>
+    </w:p>
+    <w:p>
       <w:r>
         <w:rPr>
           <w:rFonts w:ascii="Consolas" w:hAnsi="Consolas" w:cs="Consolas"/>
           <w:sz w:val="18"/>
           <w:shd w:val="clear" w:color="auto" w:fill="F4F4F4"/>
         </w:rPr>
-        <w:t>cmd</w:t>
-      </w:r>
-      <w:r>
-        <w:t xml:space="preserve"> → Enter (как в разделе 4.2).</w:t>
-      </w:r>
-    </w:p>
-    <w:p>
-      <w:pPr>
-        <w:spacing w:after="40"/>
-        <w:ind w:left="510" w:hanging="510"/>
-      </w:pPr>
-      <w:r>
-        <w:rPr>
-          <w:b/>
-        </w:rPr>
-        <w:t>2.</w:t>
-      </w:r>
-      <w:r>
-        <w:rPr>
-          <w:b/>
-        </w:rPr>
-        <w:tab/>
-      </w:r>
-      <w:r>
-        <w:t>Перейдите в папку данных Geant4 (путь подставьте свой):</w:t>
-      </w:r>
-    </w:p>
-    <w:p>
-      <w:pPr>
-        <w:shd w:val="clear" w:color="auto" w:fill="F4F4F4"/>
-        <w:spacing w:before="120" w:line="240" w:lineRule="auto"/>
-        <w:ind w:left="227"/>
-      </w:pPr>
-      <w:r>
-        <w:rPr>
-          <w:rFonts w:ascii="Consolas" w:hAnsi="Consolas" w:cs="Consolas"/>
-          <w:sz w:val="18"/>
-        </w:rPr>
-        <w:t xml:space="preserve">   cd /d "C:\Geant4\share\Geant4\data"</w:t>
-      </w:r>
-    </w:p>
-    <w:p>
-      <w:pPr>
-        <w:spacing w:after="40"/>
-        <w:ind w:left="510" w:hanging="510"/>
-      </w:pPr>
-      <w:r>
-        <w:rPr>
-          <w:b/>
-        </w:rPr>
-        <w:t>3.</w:t>
-      </w:r>
-      <w:r>
-        <w:rPr>
-          <w:b/>
-        </w:rPr>
-        <w:tab/>
-      </w:r>
-      <w:r>
-        <w:t xml:space="preserve">Распакуйте скачанный файл (путь подставьте свой, обычно это папка </w:t>
-      </w:r>
-      <w:r>
-        <w:t>«Загрузки»):</w:t>
-      </w:r>
-    </w:p>
-    <w:p>
-      <w:pPr>
-        <w:shd w:val="clear" w:color="auto" w:fill="F4F4F4"/>
-        <w:spacing w:before="120" w:line="240" w:lineRule="auto"/>
-        <w:ind w:left="227"/>
-      </w:pPr>
-      <w:r>
-        <w:rPr>
-          <w:rFonts w:ascii="Consolas" w:hAnsi="Consolas" w:cs="Consolas"/>
-          <w:sz w:val="18"/>
-        </w:rPr>
-        <w:lastRenderedPageBreak/>
-        <w:t xml:space="preserve">   tar -xzf "C:\Users\&lt;имя пользователя&gt;\Downloads\G4EMLOW.8.8.tar.gz"</w:t>
-      </w:r>
-    </w:p>
-    <w:p>
-      <w:pPr>
-        <w:spacing w:after="40"/>
-        <w:ind w:left="510" w:hanging="510"/>
-      </w:pPr>
-      <w:r>
-        <w:rPr>
-          <w:b/>
-        </w:rPr>
-        <w:t>4.</w:t>
-      </w:r>
-      <w:r>
-        <w:rPr>
-          <w:b/>
-        </w:rPr>
-        <w:tab/>
-      </w:r>
-      <w:r>
-        <w:t>Повторите команду для каждого скачанного пакета — у каждого свой путь к файлу.</w:t>
-      </w:r>
-    </w:p>
-    <w:p>
+        <w:t>start.bat</w:t>
+      </w:r>
+      <w:r>
+        <w:t xml:space="preserve"> ищет папки в </w:t>
+      </w:r>
       <w:r>
         <w:rPr>
           <w:rFonts w:ascii="Consolas" w:hAnsi="Consolas" w:cs="Consolas"/>
           <w:sz w:val="18"/>
           <w:shd w:val="clear" w:color="auto" w:fill="F4F4F4"/>
         </w:rPr>
-        <w:t>start.bat</w:t>
-      </w:r>
-      <w:r>
-        <w:t xml:space="preserve"> ищет папки данных и в </w:t>
+        <w:t>&lt;каталог Geant4&gt;\data</w:t>
+      </w:r>
+      <w:r>
+        <w:t xml:space="preserve"> - там, куда их ставит </w:t>
       </w:r>
       <w:r>
         <w:rPr>
@@ -8702,10 +8721,10 @@
           <w:sz w:val="18"/>
           <w:shd w:val="clear" w:color="auto" w:fill="F4F4F4"/>
         </w:rPr>
-        <w:t>share\Geant4\data</w:t>
-      </w:r>
-      <w:r>
-        <w:t xml:space="preserve">, и в </w:t>
+        <w:t>install_data.bat</w:t>
+      </w:r>
+      <w:r>
+        <w:t xml:space="preserve">, - и запасным вариантом в </w:t>
       </w:r>
       <w:r>
         <w:rPr>
@@ -8713,7 +8732,27 @@
           <w:sz w:val="18"/>
           <w:shd w:val="clear" w:color="auto" w:fill="F4F4F4"/>
         </w:rPr>
-        <w:t>&lt;каталог Geant4&gt;\Geant4-&lt;версия&gt;\da</w:t>
+        <w:t>share\Geant4\data</w:t>
+      </w:r>
+      <w:r>
+        <w:t xml:space="preserve"> (если пакеты поставил установщик G</w:t>
+      </w:r>
+      <w:r>
+        <w:t>eant4).</w:t>
+      </w:r>
+    </w:p>
+    <w:p>
+      <w:r>
+        <w:t xml:space="preserve">Если командная строка пугает — распакуйте через бесплатный архиватор 7-Zip: правая кнопка мыши по файлу → </w:t>
+      </w:r>
+      <w:r>
+        <w:rPr>
+          <w:b/>
+        </w:rPr>
+        <w:t>7-Zip → «Извлечь сюда»</w:t>
+      </w:r>
+      <w:r>
+        <w:t xml:space="preserve">, затем перенесите появившуюся папку (например </w:t>
       </w:r>
       <w:r>
         <w:rPr>
@@ -8721,10 +8760,24 @@
           <w:sz w:val="18"/>
           <w:shd w:val="clear" w:color="auto" w:fill="F4F4F4"/>
         </w:rPr>
-        <w:t>ta</w:t>
-      </w:r>
-      <w:r>
-        <w:t xml:space="preserve"> (туда ставит пакеты </w:t>
+        <w:t>G4EMLOW8.8</w:t>
+      </w:r>
+      <w:r>
+        <w:t>) в папку данных Geant4.</w:t>
+      </w:r>
+    </w:p>
+    <w:p>
+      <w:r>
+        <w:rPr>
+          <w:b/>
+        </w:rPr>
+        <w:t>Переменные среды.</w:t>
+      </w:r>
+      <w:r>
+        <w:t xml:space="preserve"> Переменные окружения</w:t>
+      </w:r>
+      <w:r>
+        <w:t xml:space="preserve"> — это записи в системе Windows, которые указывают программам, где лежат файлы. Geant4 использует переменные вида </w:t>
       </w:r>
       <w:r>
         <w:rPr>
@@ -8732,27 +8785,10 @@
           <w:sz w:val="18"/>
           <w:shd w:val="clear" w:color="auto" w:fill="F4F4F4"/>
         </w:rPr>
-        <w:t>install_data.bat</w:t>
-      </w:r>
-      <w:r>
-        <w:t>) — распаковывать в любую из этих папок, результат одинаков.</w:t>
-      </w:r>
-    </w:p>
-    <w:p>
-      <w:r>
-        <w:t xml:space="preserve">Если командная строка пугает — распакуйте через бесплатный архиватор 7-Zip: правая кнопка мыши по файлу → </w:t>
-      </w:r>
-      <w:r>
-        <w:rPr>
-          <w:b/>
-        </w:rPr>
-        <w:t>7-Zip → «Извлечь сюда»</w:t>
-      </w:r>
-      <w:r>
-        <w:t>, затем перенесите появившую</w:t>
-      </w:r>
-      <w:r>
-        <w:t xml:space="preserve">ся папку (например </w:t>
+        <w:t>G4*DATA</w:t>
+      </w:r>
+      <w:r>
+        <w:t xml:space="preserve">: например, </w:t>
       </w:r>
       <w:r>
         <w:rPr>
@@ -8760,21 +8796,10 @@
           <w:sz w:val="18"/>
           <w:shd w:val="clear" w:color="auto" w:fill="F4F4F4"/>
         </w:rPr>
-        <w:t>G4EMLOW8.8</w:t>
-      </w:r>
-      <w:r>
-        <w:t>) в папку данных Geant4.</w:t>
-      </w:r>
-    </w:p>
-    <w:p>
-      <w:r>
-        <w:rPr>
-          <w:b/>
-        </w:rPr>
-        <w:t>Переменные среды.</w:t>
-      </w:r>
-      <w:r>
-        <w:t xml:space="preserve"> Переменные окружения — это записи в системе Windows, которые указывают программам, где лежат файлы. Geant4 использует переменные вида </w:t>
+        <w:t>G4RADIOACTIVEDATA</w:t>
+      </w:r>
+      <w:r>
+        <w:t xml:space="preserve"> указывает на папку со схемами распадов, </w:t>
       </w:r>
       <w:r>
         <w:rPr>
@@ -8782,10 +8807,62 @@
           <w:sz w:val="18"/>
           <w:shd w:val="clear" w:color="auto" w:fill="F4F4F4"/>
         </w:rPr>
-        <w:t>G4*DATA</w:t>
-      </w:r>
-      <w:r>
-        <w:t xml:space="preserve">: например, </w:t>
+        <w:t>G4LEVELGAMMADATA</w:t>
+      </w:r>
+      <w:r>
+        <w:t xml:space="preserve"> — на папку с уровнями дочерних ядер.</w:t>
+      </w:r>
+    </w:p>
+    <w:p>
+      <w:r>
+        <w:t>Обычно пере</w:t>
+      </w:r>
+      <w:r>
+        <w:t xml:space="preserve">менные создаёт установщик Geant4, но при установке без пакетов данных их может не оказаться. </w:t>
+      </w:r>
+      <w:r>
+        <w:rPr>
+          <w:b/>
+        </w:rPr>
+        <w:t>Проще всего не трогать их руками: запустите `install_data.bat`, а затем `start.bat`</w:t>
+      </w:r>
+      <w:r>
+        <w:t xml:space="preserve"> — они сами найдут папки данных и создадут недостающие переменные (раздел 3.2).</w:t>
+      </w:r>
+    </w:p>
+    <w:p>
+      <w:r>
+        <w:t>Если нужно посмотреть или создать переменную вручную:</w:t>
+      </w:r>
+    </w:p>
+    <w:p>
+      <w:pPr>
+        <w:spacing w:after="40"/>
+        <w:ind w:left="510" w:hanging="510"/>
+      </w:pPr>
+      <w:r>
+        <w:rPr>
+          <w:b/>
+        </w:rPr>
+        <w:t>1.</w:t>
+      </w:r>
+      <w:r>
+        <w:rPr>
+          <w:b/>
+        </w:rPr>
+        <w:tab/>
+      </w:r>
+      <w:r>
+        <w:t xml:space="preserve">Нажмите </w:t>
+      </w:r>
+      <w:r>
+        <w:rPr>
+          <w:b/>
+        </w:rPr>
+        <w:t>Win + R</w:t>
+      </w:r>
+      <w:r>
+        <w:t xml:space="preserve">, введите </w:t>
       </w:r>
       <w:r>
         <w:rPr>
@@ -8793,13 +8870,52 @@
           <w:sz w:val="18"/>
           <w:shd w:val="clear" w:color="auto" w:fill="F4F4F4"/>
         </w:rPr>
-        <w:t>G4RADIOACTIVEDATA</w:t>
-      </w:r>
-      <w:r>
-        <w:t xml:space="preserve"> указывает на </w:t>
-      </w:r>
-      <w:r>
-        <w:t xml:space="preserve">папку со схемами распадов, </w:t>
+        <w:t>sysdm.cpl</w:t>
+      </w:r>
+      <w:r>
+        <w:t>, нажмите Enter.</w:t>
+      </w:r>
+    </w:p>
+    <w:p>
+      <w:pPr>
+        <w:spacing w:after="40"/>
+        <w:ind w:left="510" w:hanging="510"/>
+      </w:pPr>
+      <w:r>
+        <w:rPr>
+          <w:b/>
+        </w:rPr>
+        <w:t>2.</w:t>
+      </w:r>
+      <w:r>
+        <w:rPr>
+          <w:b/>
+        </w:rPr>
+        <w:tab/>
+      </w:r>
+      <w:r>
+        <w:t>Вкладка «Дополнительно» → кнопка «Переменные среды…».</w:t>
+      </w:r>
+    </w:p>
+    <w:p>
+      <w:pPr>
+        <w:spacing w:after="40"/>
+        <w:ind w:left="510" w:hanging="510"/>
+      </w:pPr>
+      <w:r>
+        <w:rPr>
+          <w:b/>
+        </w:rPr>
+        <w:t>3.</w:t>
+      </w:r>
+      <w:r>
+        <w:rPr>
+          <w:b/>
+        </w:rPr>
+        <w:tab/>
+      </w:r>
+      <w:r>
+        <w:t xml:space="preserve">Найдите </w:t>
       </w:r>
       <w:r>
         <w:rPr>
@@ -8807,65 +8923,13 @@
           <w:sz w:val="18"/>
           <w:shd w:val="clear" w:color="auto" w:fill="F4F4F4"/>
         </w:rPr>
-        <w:t>G4LEVELGAMMADATA</w:t>
-      </w:r>
-      <w:r>
-        <w:t xml:space="preserve"> — на папку с уровнями дочерних ядер.</w:t>
-      </w:r>
-    </w:p>
-    <w:p>
-      <w:r>
-        <w:t xml:space="preserve">Обычно переменные создаёт установщик Geant4, но при установке без пакетов данных их может не оказаться. </w:t>
-      </w:r>
-      <w:r>
-        <w:rPr>
-          <w:b/>
-        </w:rPr>
-        <w:t>Проще всего не трогать их руками: запустите `install_data.bat`, а затем</w:t>
-      </w:r>
-      <w:r>
-        <w:rPr>
-          <w:b/>
-        </w:rPr>
-        <w:t xml:space="preserve"> `start.bat`</w:t>
-      </w:r>
-      <w:r>
-        <w:t xml:space="preserve"> — они сами найдут папки данных и создадут недостающие переменные (раздел 3.2).</w:t>
-      </w:r>
-    </w:p>
-    <w:p>
-      <w:r>
-        <w:t>Если нужно посмотреть или создать переменную вручную:</w:t>
-      </w:r>
-    </w:p>
-    <w:p>
-      <w:pPr>
-        <w:spacing w:after="40"/>
-        <w:ind w:left="510" w:hanging="510"/>
-      </w:pPr>
-      <w:r>
-        <w:rPr>
-          <w:b/>
-        </w:rPr>
-        <w:t>1.</w:t>
-      </w:r>
-      <w:r>
-        <w:rPr>
-          <w:b/>
-        </w:rPr>
-        <w:tab/>
-      </w:r>
-      <w:r>
-        <w:t xml:space="preserve">Нажмите </w:t>
-      </w:r>
-      <w:r>
-        <w:rPr>
-          <w:b/>
-        </w:rPr>
-        <w:t>Win + R</w:t>
-      </w:r>
-      <w:r>
-        <w:t xml:space="preserve">, введите </w:t>
+        <w:t>G4RADIOACTIVEDATA</w:t>
+      </w:r>
+      <w:r>
+        <w:t xml:space="preserve"> — она может находиться в блоке «Системные переменные» или «Пер</w:t>
+      </w:r>
+      <w:r>
+        <w:t xml:space="preserve">еменные пользователя»; значением должен быть путь вида </w:t>
       </w:r>
       <w:r>
         <w:rPr>
@@ -8873,10 +8937,21 @@
           <w:sz w:val="18"/>
           <w:shd w:val="clear" w:color="auto" w:fill="F4F4F4"/>
         </w:rPr>
-        <w:t>sysdm.cpl</w:t>
-      </w:r>
-      <w:r>
-        <w:t>, нажмите Enter.</w:t>
+        <w:t>...\data\RadioactiveDecay6.1.2</w:t>
+      </w:r>
+      <w:r>
+        <w:t>.</w:t>
+      </w:r>
+    </w:p>
+    <w:p>
+      <w:r>
+        <w:t xml:space="preserve">&gt; </w:t>
+      </w:r>
+      <w:r>
+        <w:rPr>
+          <w:b/>
+        </w:rPr>
+        <w:t>[Скриншот: окно «Переменные среды» с подсвеченной G4RADIOACTIVEDATA]</w:t>
       </w:r>
     </w:p>
     <w:p>
@@ -8888,7 +8963,7 @@
         <w:rPr>
           <w:b/>
         </w:rPr>
-        <w:t>2.</w:t>
+        <w:t>4.</w:t>
       </w:r>
       <w:r>
         <w:rPr>
@@ -8897,28 +8972,10 @@
         <w:tab/>
       </w:r>
       <w:r>
-        <w:t>Вкладка «Дополнительно» → кнопка «Переменные среды…».</w:t>
-      </w:r>
-    </w:p>
-    <w:p>
-      <w:pPr>
-        <w:spacing w:after="40"/>
-        <w:ind w:left="510" w:hanging="510"/>
-      </w:pPr>
-      <w:r>
-        <w:rPr>
-          <w:b/>
-        </w:rPr>
-        <w:t>3.</w:t>
-      </w:r>
-      <w:r>
-        <w:rPr>
-          <w:b/>
-        </w:rPr>
-        <w:tab/>
-      </w:r>
-      <w:r>
-        <w:t xml:space="preserve">Найдите </w:t>
+        <w:t>Если переменной нет, а папка с данными уже скачана — нажмите «Создать…» и укажите имя переменно</w:t>
+      </w:r>
+      <w:r>
+        <w:t xml:space="preserve">й и путь к папке. Но быстрее и надёжнее это делает </w:t>
       </w:r>
       <w:r>
         <w:rPr>
@@ -8926,10 +8983,31 @@
           <w:sz w:val="18"/>
           <w:shd w:val="clear" w:color="auto" w:fill="F4F4F4"/>
         </w:rPr>
-        <w:t>G4RADIOACTIVEDATA</w:t>
-      </w:r>
-      <w:r>
-        <w:t xml:space="preserve"> — она может находиться в блоке «Системные переменные» или «Переменные пользователя»; значением должен быть путь вида </w:t>
+        <w:t>start.bat</w:t>
+      </w:r>
+      <w:r>
+        <w:t>.</w:t>
+      </w:r>
+    </w:p>
+    <w:p>
+      <w:pPr>
+        <w:pStyle w:val="21"/>
+      </w:pPr>
+      <w:bookmarkStart w:id="28" w:name="_Toc243412965"/>
+      <w:r>
+        <w:t>8.4. Обновление и удаление</w:t>
+      </w:r>
+      <w:bookmarkEnd w:id="28"/>
+    </w:p>
+    <w:p>
+      <w:r>
+        <w:rPr>
+          <w:b/>
+        </w:rPr>
+        <w:t>Обновление:</w:t>
+      </w:r>
+      <w:r>
+        <w:t xml:space="preserve"> скачайте новый архив релиза, распакуйте его поверх папки программы, заменив файлы. Файлы </w:t>
       </w:r>
       <w:r>
         <w:rPr>
@@ -8937,48 +9015,10 @@
           <w:sz w:val="18"/>
           <w:shd w:val="clear" w:color="auto" w:fill="F4F4F4"/>
         </w:rPr>
-        <w:t>...\share\Geant4\data\RadioactiveDecay6.1.2</w:t>
-      </w:r>
-      <w:r>
-        <w:t>.</w:t>
-      </w:r>
-    </w:p>
-    <w:p>
-      <w:r>
-        <w:t xml:space="preserve">&gt; </w:t>
-      </w:r>
-      <w:r>
-        <w:rPr>
-          <w:b/>
-        </w:rPr>
-        <w:t>[Скриншот: окно «Переменные среды» с подсвеченной G4RADIOACTIV</w:t>
-      </w:r>
-      <w:r>
-        <w:rPr>
-          <w:b/>
-        </w:rPr>
-        <w:t>EDATA]</w:t>
-      </w:r>
-    </w:p>
-    <w:p>
-      <w:pPr>
-        <w:spacing w:after="40"/>
-        <w:ind w:left="510" w:hanging="510"/>
-      </w:pPr>
-      <w:r>
-        <w:rPr>
-          <w:b/>
-        </w:rPr>
-        <w:t>4.</w:t>
-      </w:r>
-      <w:r>
-        <w:rPr>
-          <w:b/>
-        </w:rPr>
-        <w:tab/>
-      </w:r>
-      <w:r>
-        <w:t xml:space="preserve">Если переменной нет, а папка с данными уже скачана — нажмите «Создать…» и укажите имя переменной и путь к папке. Но быстрее и надёжнее это делает </w:t>
+        <w:t>run.mac</w:t>
+      </w:r>
+      <w:r>
+        <w:t xml:space="preserve"> и </w:t>
       </w:r>
       <w:r>
         <w:rPr>
@@ -8986,70 +9026,24 @@
           <w:sz w:val="18"/>
           <w:shd w:val="clear" w:color="auto" w:fill="F4F4F4"/>
         </w:rPr>
-        <w:t>start.bat</w:t>
-      </w:r>
-      <w:r>
-        <w:t>.</w:t>
-      </w:r>
-    </w:p>
-    <w:p>
-      <w:pPr>
-        <w:pStyle w:val="21"/>
-      </w:pPr>
-      <w:bookmarkStart w:id="28" w:name="_Toc243409817"/>
-      <w:r>
-        <w:t>8.4. Обновление и удаление</w:t>
-      </w:r>
-      <w:bookmarkEnd w:id="28"/>
+        <w:t>results.txt</w:t>
+      </w:r>
+      <w:r>
+        <w:t xml:space="preserve"> при обновлении можно сохранить.</w:t>
+      </w:r>
     </w:p>
     <w:p>
       <w:r>
         <w:rPr>
           <w:b/>
         </w:rPr>
-        <w:t>Обновление:</w:t>
-      </w:r>
-      <w:r>
-        <w:t xml:space="preserve"> скачайте новый архив релиза, распакуйте его поверх</w:t>
-      </w:r>
-      <w:r>
-        <w:t xml:space="preserve"> папки программы, заменив файлы. Файлы </w:t>
-      </w:r>
-      <w:r>
-        <w:rPr>
-          <w:rFonts w:ascii="Consolas" w:hAnsi="Consolas" w:cs="Consolas"/>
-          <w:sz w:val="18"/>
-          <w:shd w:val="clear" w:color="auto" w:fill="F4F4F4"/>
-        </w:rPr>
-        <w:t>run.mac</w:t>
-      </w:r>
-      <w:r>
-        <w:t xml:space="preserve"> и </w:t>
-      </w:r>
-      <w:r>
-        <w:rPr>
-          <w:rFonts w:ascii="Consolas" w:hAnsi="Consolas" w:cs="Consolas"/>
-          <w:sz w:val="18"/>
-          <w:shd w:val="clear" w:color="auto" w:fill="F4F4F4"/>
-        </w:rPr>
-        <w:t>results.txt</w:t>
-      </w:r>
-      <w:r>
-        <w:t xml:space="preserve"> при обновлении можно сохранить.</w:t>
-      </w:r>
-    </w:p>
-    <w:p>
-      <w:r>
-        <w:rPr>
-          <w:b/>
-        </w:rPr>
         <w:t>Удаление:</w:t>
       </w:r>
       <w:r>
-        <w:t xml:space="preserve"> просто удалите папку программы. Установленные Geant4, Python и matplotlib удаляются стандартными средствами Windows («Приложения»), если они больше не ну</w:t>
-      </w:r>
-      <w:r>
-        <w:t>жны.</w:t>
+        <w:t xml:space="preserve"> пр</w:t>
+      </w:r>
+      <w:r>
+        <w:t>осто удалите папку программы. Установленные Geant4, Python и matplotlib удаляются стандартными средствами Windows («Приложения»), если они больше не нужны.</w:t>
       </w:r>
     </w:p>
     <w:p>
@@ -9064,7 +9058,7 @@
       <w:pPr>
         <w:pStyle w:val="1"/>
       </w:pPr>
-      <w:bookmarkStart w:id="29" w:name="_Toc243409818"/>
+      <w:bookmarkStart w:id="29" w:name="_Toc243412966"/>
       <w:r>
         <w:t>9. Контрольный список перед первым запуском</w:t>
       </w:r>
@@ -9216,10 +9210,7 @@
         <w:tab/>
       </w:r>
       <w:r>
-        <w:t>Ус</w:t>
-      </w:r>
-      <w:r>
-        <w:t>тановлен matplotlib (раздел 4.4).</w:t>
+        <w:t>Установлен matplotlib (раздел 4.4).</w:t>
       </w:r>
     </w:p>
     <w:p>
@@ -9305,10 +9296,7 @@
         <w:tab/>
       </w:r>
       <w:r>
-        <w:t>На вкладке «Радионуклид» выбран нуклид, и показан</w:t>
-      </w:r>
-      <w:r>
-        <w:t>ы T½ и статус данных Geant4.</w:t>
+        <w:t>На вкладке «Радионуклид» выбран нуклид, и показаны T½ и статус данных Geant4.</w:t>
       </w:r>
     </w:p>
     <w:p>
@@ -20951,7 +20939,7 @@
     <w:autoRedefine/>
     <w:uiPriority w:val="39"/>
     <w:unhideWhenUsed/>
-    <w:rsid w:val="006509F8"/>
+    <w:rsid w:val="00847817"/>
     <w:pPr>
       <w:spacing w:after="100"/>
     </w:pPr>
@@ -20963,7 +20951,7 @@
     <w:autoRedefine/>
     <w:uiPriority w:val="39"/>
     <w:unhideWhenUsed/>
-    <w:rsid w:val="006509F8"/>
+    <w:rsid w:val="00847817"/>
     <w:pPr>
       <w:spacing w:after="100"/>
       <w:ind w:left="220"/>
@@ -20974,7 +20962,7 @@
     <w:basedOn w:val="a2"/>
     <w:uiPriority w:val="99"/>
     <w:unhideWhenUsed/>
-    <w:rsid w:val="006509F8"/>
+    <w:rsid w:val="00847817"/>
     <w:rPr>
       <w:color w:val="0000FF" w:themeColor="hyperlink"/>
       <w:u w:val="single"/>

--- a/MANUAL.docx
+++ b/MANUAL.docx
@@ -93,7 +93,7 @@
       <w:r>
         <w:fldChar w:fldCharType="separate"/>
       </w:r>
-      <w:hyperlink w:anchor="_Toc243412937" w:history="1">
+      <w:hyperlink w:anchor="_Toc243413221" w:history="1">
         <w:r>
           <w:rPr>
             <w:rStyle w:val="aff8"/>
@@ -120,7 +120,7 @@
             <w:noProof/>
             <w:webHidden/>
           </w:rPr>
-          <w:instrText xml:space="preserve"> PAGEREF _Toc243412937 \h </w:instrText>
+          <w:instrText xml:space="preserve"> PAGEREF _Toc243413221 \h </w:instrText>
         </w:r>
         <w:r>
           <w:rPr>
@@ -161,7 +161,7 @@
           <w:noProof/>
         </w:rPr>
       </w:pPr>
-      <w:hyperlink w:anchor="_Toc243412938" w:history="1">
+      <w:hyperlink w:anchor="_Toc243413222" w:history="1">
         <w:r>
           <w:rPr>
             <w:rStyle w:val="aff8"/>
@@ -188,7 +188,7 @@
             <w:noProof/>
             <w:webHidden/>
           </w:rPr>
-          <w:instrText xml:space="preserve"> PAGEREF _Toc243412938 \h </w:instrText>
+          <w:instrText xml:space="preserve"> PAGEREF _Toc243413222 \h </w:instrText>
         </w:r>
         <w:r>
           <w:rPr>
@@ -229,7 +229,7 @@
           <w:noProof/>
         </w:rPr>
       </w:pPr>
-      <w:hyperlink w:anchor="_Toc243412939" w:history="1">
+      <w:hyperlink w:anchor="_Toc243413223" w:history="1">
         <w:r>
           <w:rPr>
             <w:rStyle w:val="aff8"/>
@@ -256,7 +256,7 @@
             <w:noProof/>
             <w:webHidden/>
           </w:rPr>
-          <w:instrText xml:space="preserve"> PAGEREF _Toc243412939 \h </w:instrText>
+          <w:instrText xml:space="preserve"> PAGEREF _Toc243413223 \h </w:instrText>
         </w:r>
         <w:r>
           <w:rPr>
@@ -297,7 +297,7 @@
           <w:noProof/>
         </w:rPr>
       </w:pPr>
-      <w:hyperlink w:anchor="_Toc243412940" w:history="1">
+      <w:hyperlink w:anchor="_Toc243413224" w:history="1">
         <w:r>
           <w:rPr>
             <w:rStyle w:val="aff8"/>
@@ -324,7 +324,7 @@
             <w:noProof/>
             <w:webHidden/>
           </w:rPr>
-          <w:instrText xml:space="preserve"> PAGEREF _Toc243412940 \h </w:instrText>
+          <w:instrText xml:space="preserve"> PAGEREF _Toc243413224 \h </w:instrText>
         </w:r>
         <w:r>
           <w:rPr>
@@ -365,7 +365,7 @@
           <w:noProof/>
         </w:rPr>
       </w:pPr>
-      <w:hyperlink w:anchor="_Toc243412941" w:history="1">
+      <w:hyperlink w:anchor="_Toc243413225" w:history="1">
         <w:r>
           <w:rPr>
             <w:rStyle w:val="aff8"/>
@@ -392,7 +392,7 @@
             <w:noProof/>
             <w:webHidden/>
           </w:rPr>
-          <w:instrText xml:space="preserve"> PAGEREF _Toc243412941 \h </w:instrText>
+          <w:instrText xml:space="preserve"> PAGEREF _Toc243413225 \h </w:instrText>
         </w:r>
         <w:r>
           <w:rPr>
@@ -433,7 +433,7 @@
           <w:noProof/>
         </w:rPr>
       </w:pPr>
-      <w:hyperlink w:anchor="_Toc243412942" w:history="1">
+      <w:hyperlink w:anchor="_Toc243413226" w:history="1">
         <w:r>
           <w:rPr>
             <w:rStyle w:val="aff8"/>
@@ -460,7 +460,7 @@
             <w:noProof/>
             <w:webHidden/>
           </w:rPr>
-          <w:instrText xml:space="preserve"> PAGEREF _Toc243412942 \h </w:instrText>
+          <w:instrText xml:space="preserve"> PAGEREF _Toc243413226 \h </w:instrText>
         </w:r>
         <w:r>
           <w:rPr>
@@ -501,7 +501,7 @@
           <w:noProof/>
         </w:rPr>
       </w:pPr>
-      <w:hyperlink w:anchor="_Toc243412943" w:history="1">
+      <w:hyperlink w:anchor="_Toc243413227" w:history="1">
         <w:r>
           <w:rPr>
             <w:rStyle w:val="aff8"/>
@@ -528,7 +528,7 @@
             <w:noProof/>
             <w:webHidden/>
           </w:rPr>
-          <w:instrText xml:space="preserve"> PAGEREF _Toc243412943 \h </w:instrText>
+          <w:instrText xml:space="preserve"> PAGEREF _Toc243413227 \h </w:instrText>
         </w:r>
         <w:r>
           <w:rPr>
@@ -569,7 +569,7 @@
           <w:noProof/>
         </w:rPr>
       </w:pPr>
-      <w:hyperlink w:anchor="_Toc243412944" w:history="1">
+      <w:hyperlink w:anchor="_Toc243413228" w:history="1">
         <w:r>
           <w:rPr>
             <w:rStyle w:val="aff8"/>
@@ -596,7 +596,7 @@
             <w:noProof/>
             <w:webHidden/>
           </w:rPr>
-          <w:instrText xml:space="preserve"> PAGEREF _Toc243412944 \h </w:instrText>
+          <w:instrText xml:space="preserve"> PAGEREF _Toc243413228 \h </w:instrText>
         </w:r>
         <w:r>
           <w:rPr>
@@ -637,7 +637,7 @@
           <w:noProof/>
         </w:rPr>
       </w:pPr>
-      <w:hyperlink w:anchor="_Toc243412945" w:history="1">
+      <w:hyperlink w:anchor="_Toc243413229" w:history="1">
         <w:r>
           <w:rPr>
             <w:rStyle w:val="aff8"/>
@@ -664,7 +664,7 @@
             <w:noProof/>
             <w:webHidden/>
           </w:rPr>
-          <w:instrText xml:space="preserve"> PAGEREF _Toc243412945 \h </w:instrText>
+          <w:instrText xml:space="preserve"> PAGEREF _Toc243413229 \h </w:instrText>
         </w:r>
         <w:r>
           <w:rPr>
@@ -705,7 +705,7 @@
           <w:noProof/>
         </w:rPr>
       </w:pPr>
-      <w:hyperlink w:anchor="_Toc243412946" w:history="1">
+      <w:hyperlink w:anchor="_Toc243413230" w:history="1">
         <w:r>
           <w:rPr>
             <w:rStyle w:val="aff8"/>
@@ -732,7 +732,7 @@
             <w:noProof/>
             <w:webHidden/>
           </w:rPr>
-          <w:instrText xml:space="preserve"> PAGEREF _Toc243412946 \h </w:instrText>
+          <w:instrText xml:space="preserve"> PAGEREF _Toc243413230 \h </w:instrText>
         </w:r>
         <w:r>
           <w:rPr>
@@ -773,7 +773,7 @@
           <w:noProof/>
         </w:rPr>
       </w:pPr>
-      <w:hyperlink w:anchor="_Toc243412947" w:history="1">
+      <w:hyperlink w:anchor="_Toc243413231" w:history="1">
         <w:r>
           <w:rPr>
             <w:rStyle w:val="aff8"/>
@@ -800,7 +800,7 @@
             <w:noProof/>
             <w:webHidden/>
           </w:rPr>
-          <w:instrText xml:space="preserve"> PAGEREF _Toc243412947 \h </w:instrText>
+          <w:instrText xml:space="preserve"> PAGEREF _Toc243413231 \h </w:instrText>
         </w:r>
         <w:r>
           <w:rPr>
@@ -841,7 +841,7 @@
           <w:noProof/>
         </w:rPr>
       </w:pPr>
-      <w:hyperlink w:anchor="_Toc243412948" w:history="1">
+      <w:hyperlink w:anchor="_Toc243413232" w:history="1">
         <w:r>
           <w:rPr>
             <w:rStyle w:val="aff8"/>
@@ -868,7 +868,7 @@
             <w:noProof/>
             <w:webHidden/>
           </w:rPr>
-          <w:instrText xml:space="preserve"> PAGEREF _Toc243412948 \h </w:instrText>
+          <w:instrText xml:space="preserve"> PAGEREF _Toc243413232 \h </w:instrText>
         </w:r>
         <w:r>
           <w:rPr>
@@ -909,7 +909,7 @@
           <w:noProof/>
         </w:rPr>
       </w:pPr>
-      <w:hyperlink w:anchor="_Toc243412949" w:history="1">
+      <w:hyperlink w:anchor="_Toc243413233" w:history="1">
         <w:r>
           <w:rPr>
             <w:rStyle w:val="aff8"/>
@@ -936,7 +936,7 @@
             <w:noProof/>
             <w:webHidden/>
           </w:rPr>
-          <w:instrText xml:space="preserve"> PAGEREF _Toc243412949 \h </w:instrText>
+          <w:instrText xml:space="preserve"> PAGEREF _Toc243413233 \h </w:instrText>
         </w:r>
         <w:r>
           <w:rPr>
@@ -977,7 +977,7 @@
           <w:noProof/>
         </w:rPr>
       </w:pPr>
-      <w:hyperlink w:anchor="_Toc243412950" w:history="1">
+      <w:hyperlink w:anchor="_Toc243413234" w:history="1">
         <w:r>
           <w:rPr>
             <w:rStyle w:val="aff8"/>
@@ -1004,7 +1004,7 @@
             <w:noProof/>
             <w:webHidden/>
           </w:rPr>
-          <w:instrText xml:space="preserve"> PAGEREF _Toc243412950 \h </w:instrText>
+          <w:instrText xml:space="preserve"> PAGEREF _Toc243413234 \h </w:instrText>
         </w:r>
         <w:r>
           <w:rPr>
@@ -1045,7 +1045,7 @@
           <w:noProof/>
         </w:rPr>
       </w:pPr>
-      <w:hyperlink w:anchor="_Toc243412951" w:history="1">
+      <w:hyperlink w:anchor="_Toc243413235" w:history="1">
         <w:r>
           <w:rPr>
             <w:rStyle w:val="aff8"/>
@@ -1072,7 +1072,7 @@
             <w:noProof/>
             <w:webHidden/>
           </w:rPr>
-          <w:instrText xml:space="preserve"> PAGEREF _Toc243412951 \h </w:instrText>
+          <w:instrText xml:space="preserve"> PAGEREF _Toc243413235 \h </w:instrText>
         </w:r>
         <w:r>
           <w:rPr>
@@ -1113,7 +1113,7 @@
           <w:noProof/>
         </w:rPr>
       </w:pPr>
-      <w:hyperlink w:anchor="_Toc243412952" w:history="1">
+      <w:hyperlink w:anchor="_Toc243413236" w:history="1">
         <w:r>
           <w:rPr>
             <w:rStyle w:val="aff8"/>
@@ -1140,7 +1140,7 @@
             <w:noProof/>
             <w:webHidden/>
           </w:rPr>
-          <w:instrText xml:space="preserve"> PAGEREF _Toc243412952 \h </w:instrText>
+          <w:instrText xml:space="preserve"> PAGEREF _Toc243413236 \h </w:instrText>
         </w:r>
         <w:r>
           <w:rPr>
@@ -1181,7 +1181,7 @@
           <w:noProof/>
         </w:rPr>
       </w:pPr>
-      <w:hyperlink w:anchor="_Toc243412953" w:history="1">
+      <w:hyperlink w:anchor="_Toc243413237" w:history="1">
         <w:r>
           <w:rPr>
             <w:rStyle w:val="aff8"/>
@@ -1208,7 +1208,7 @@
             <w:noProof/>
             <w:webHidden/>
           </w:rPr>
-          <w:instrText xml:space="preserve"> PAGEREF _Toc243412953 \h </w:instrText>
+          <w:instrText xml:space="preserve"> PAGEREF _Toc243413237 \h </w:instrText>
         </w:r>
         <w:r>
           <w:rPr>
@@ -1249,7 +1249,7 @@
           <w:noProof/>
         </w:rPr>
       </w:pPr>
-      <w:hyperlink w:anchor="_Toc243412954" w:history="1">
+      <w:hyperlink w:anchor="_Toc243413238" w:history="1">
         <w:r>
           <w:rPr>
             <w:rStyle w:val="aff8"/>
@@ -1276,7 +1276,7 @@
             <w:noProof/>
             <w:webHidden/>
           </w:rPr>
-          <w:instrText xml:space="preserve"> PAGEREF _Toc243412954 \h </w:instrText>
+          <w:instrText xml:space="preserve"> PAGEREF _Toc243413238 \h </w:instrText>
         </w:r>
         <w:r>
           <w:rPr>
@@ -1317,7 +1317,7 @@
           <w:noProof/>
         </w:rPr>
       </w:pPr>
-      <w:hyperlink w:anchor="_Toc243412955" w:history="1">
+      <w:hyperlink w:anchor="_Toc243413239" w:history="1">
         <w:r>
           <w:rPr>
             <w:rStyle w:val="aff8"/>
@@ -1344,7 +1344,7 @@
             <w:noProof/>
             <w:webHidden/>
           </w:rPr>
-          <w:instrText xml:space="preserve"> PAGEREF _Toc243412955 \h </w:instrText>
+          <w:instrText xml:space="preserve"> PAGEREF _Toc243413239 \h </w:instrText>
         </w:r>
         <w:r>
           <w:rPr>
@@ -1385,7 +1385,7 @@
           <w:noProof/>
         </w:rPr>
       </w:pPr>
-      <w:hyperlink w:anchor="_Toc243412956" w:history="1">
+      <w:hyperlink w:anchor="_Toc243413240" w:history="1">
         <w:r>
           <w:rPr>
             <w:rStyle w:val="aff8"/>
@@ -1412,7 +1412,7 @@
             <w:noProof/>
             <w:webHidden/>
           </w:rPr>
-          <w:instrText xml:space="preserve"> PAGEREF _Toc243412956 \h </w:instrText>
+          <w:instrText xml:space="preserve"> PAGEREF _Toc243413240 \h </w:instrText>
         </w:r>
         <w:r>
           <w:rPr>
@@ -1453,7 +1453,7 @@
           <w:noProof/>
         </w:rPr>
       </w:pPr>
-      <w:hyperlink w:anchor="_Toc243412957" w:history="1">
+      <w:hyperlink w:anchor="_Toc243413241" w:history="1">
         <w:r>
           <w:rPr>
             <w:rStyle w:val="aff8"/>
@@ -1480,7 +1480,7 @@
             <w:noProof/>
             <w:webHidden/>
           </w:rPr>
-          <w:instrText xml:space="preserve"> PAGEREF _Toc243412957 \h </w:instrText>
+          <w:instrText xml:space="preserve"> PAGEREF _Toc243413241 \h </w:instrText>
         </w:r>
         <w:r>
           <w:rPr>
@@ -1521,7 +1521,7 @@
           <w:noProof/>
         </w:rPr>
       </w:pPr>
-      <w:hyperlink w:anchor="_Toc243412958" w:history="1">
+      <w:hyperlink w:anchor="_Toc243413242" w:history="1">
         <w:r>
           <w:rPr>
             <w:rStyle w:val="aff8"/>
@@ -1548,7 +1548,7 @@
             <w:noProof/>
             <w:webHidden/>
           </w:rPr>
-          <w:instrText xml:space="preserve"> PAGEREF _Toc243412958 \h </w:instrText>
+          <w:instrText xml:space="preserve"> PAGEREF _Toc243413242 \h </w:instrText>
         </w:r>
         <w:r>
           <w:rPr>
@@ -1589,7 +1589,7 @@
           <w:noProof/>
         </w:rPr>
       </w:pPr>
-      <w:hyperlink w:anchor="_Toc243412959" w:history="1">
+      <w:hyperlink w:anchor="_Toc243413243" w:history="1">
         <w:r>
           <w:rPr>
             <w:rStyle w:val="aff8"/>
@@ -1616,7 +1616,7 @@
             <w:noProof/>
             <w:webHidden/>
           </w:rPr>
-          <w:instrText xml:space="preserve"> PAGEREF _Toc243412959 \h </w:instrText>
+          <w:instrText xml:space="preserve"> PAGEREF _Toc243413243 \h </w:instrText>
         </w:r>
         <w:r>
           <w:rPr>
@@ -1657,7 +1657,7 @@
           <w:noProof/>
         </w:rPr>
       </w:pPr>
-      <w:hyperlink w:anchor="_Toc243412960" w:history="1">
+      <w:hyperlink w:anchor="_Toc243413244" w:history="1">
         <w:r>
           <w:rPr>
             <w:rStyle w:val="aff8"/>
@@ -1684,7 +1684,7 @@
             <w:noProof/>
             <w:webHidden/>
           </w:rPr>
-          <w:instrText xml:space="preserve"> PAGEREF _Toc243412960 \h </w:instrText>
+          <w:instrText xml:space="preserve"> PAGEREF _Toc243413244 \h </w:instrText>
         </w:r>
         <w:r>
           <w:rPr>
@@ -1725,7 +1725,7 @@
           <w:noProof/>
         </w:rPr>
       </w:pPr>
-      <w:hyperlink w:anchor="_Toc243412961" w:history="1">
+      <w:hyperlink w:anchor="_Toc243413245" w:history="1">
         <w:r>
           <w:rPr>
             <w:rStyle w:val="aff8"/>
@@ -1752,7 +1752,7 @@
             <w:noProof/>
             <w:webHidden/>
           </w:rPr>
-          <w:instrText xml:space="preserve"> PAGEREF _Toc243412961 \h </w:instrText>
+          <w:instrText xml:space="preserve"> PAGEREF _Toc243413245 \h </w:instrText>
         </w:r>
         <w:r>
           <w:rPr>
@@ -1793,7 +1793,7 @@
           <w:noProof/>
         </w:rPr>
       </w:pPr>
-      <w:hyperlink w:anchor="_Toc243412962" w:history="1">
+      <w:hyperlink w:anchor="_Toc243413246" w:history="1">
         <w:r>
           <w:rPr>
             <w:rStyle w:val="aff8"/>
@@ -1820,7 +1820,7 @@
             <w:noProof/>
             <w:webHidden/>
           </w:rPr>
-          <w:instrText xml:space="preserve"> PAGEREF _Toc243412962 \h </w:instrText>
+          <w:instrText xml:space="preserve"> PAGEREF _Toc243413246 \h </w:instrText>
         </w:r>
         <w:r>
           <w:rPr>
@@ -1861,7 +1861,7 @@
           <w:noProof/>
         </w:rPr>
       </w:pPr>
-      <w:hyperlink w:anchor="_Toc243412963" w:history="1">
+      <w:hyperlink w:anchor="_Toc243413247" w:history="1">
         <w:r>
           <w:rPr>
             <w:rStyle w:val="aff8"/>
@@ -1888,7 +1888,7 @@
             <w:noProof/>
             <w:webHidden/>
           </w:rPr>
-          <w:instrText xml:space="preserve"> PAGEREF _Toc243412963 \h </w:instrText>
+          <w:instrText xml:space="preserve"> PAGEREF _Toc243413247 \h </w:instrText>
         </w:r>
         <w:r>
           <w:rPr>
@@ -1929,7 +1929,7 @@
           <w:noProof/>
         </w:rPr>
       </w:pPr>
-      <w:hyperlink w:anchor="_Toc243412964" w:history="1">
+      <w:hyperlink w:anchor="_Toc243413248" w:history="1">
         <w:r>
           <w:rPr>
             <w:rStyle w:val="aff8"/>
@@ -1956,7 +1956,7 @@
             <w:noProof/>
             <w:webHidden/>
           </w:rPr>
-          <w:instrText xml:space="preserve"> PAGEREF _Toc243412964 \h </w:instrText>
+          <w:instrText xml:space="preserve"> PAGEREF _Toc243413248 \h </w:instrText>
         </w:r>
         <w:r>
           <w:rPr>
@@ -1997,7 +1997,7 @@
           <w:noProof/>
         </w:rPr>
       </w:pPr>
-      <w:hyperlink w:anchor="_Toc243412965" w:history="1">
+      <w:hyperlink w:anchor="_Toc243413249" w:history="1">
         <w:r>
           <w:rPr>
             <w:rStyle w:val="aff8"/>
@@ -2024,7 +2024,7 @@
             <w:noProof/>
             <w:webHidden/>
           </w:rPr>
-          <w:instrText xml:space="preserve"> PAGEREF _Toc243412965 \h </w:instrText>
+          <w:instrText xml:space="preserve"> PAGEREF _Toc243413249 \h </w:instrText>
         </w:r>
         <w:r>
           <w:rPr>
@@ -2065,7 +2065,7 @@
           <w:noProof/>
         </w:rPr>
       </w:pPr>
-      <w:hyperlink w:anchor="_Toc243412966" w:history="1">
+      <w:hyperlink w:anchor="_Toc243413250" w:history="1">
         <w:r>
           <w:rPr>
             <w:rStyle w:val="aff8"/>
@@ -2092,7 +2092,7 @@
             <w:noProof/>
             <w:webHidden/>
           </w:rPr>
-          <w:instrText xml:space="preserve"> PAGEREF _Toc243412966 \h </w:instrText>
+          <w:instrText xml:space="preserve"> PAGEREF _Toc243413250 \h </w:instrText>
         </w:r>
         <w:r>
           <w:rPr>
@@ -2137,7 +2137,7 @@
       <w:pPr>
         <w:pStyle w:val="1"/>
       </w:pPr>
-      <w:bookmarkStart w:id="0" w:name="_Toc243412937"/>
+      <w:bookmarkStart w:id="0" w:name="_Toc243413221"/>
       <w:r>
         <w:lastRenderedPageBreak/>
         <w:t>1. О программе</w:t>
@@ -2642,7 +2642,7 @@
       <w:pPr>
         <w:pStyle w:val="1"/>
       </w:pPr>
-      <w:bookmarkStart w:id="1" w:name="_Toc243412938"/>
+      <w:bookmarkStart w:id="1" w:name="_Toc243413222"/>
       <w:r>
         <w:t>2. Системные требования</w:t>
       </w:r>
@@ -3068,7 +3068,7 @@
       <w:pPr>
         <w:pStyle w:val="1"/>
       </w:pPr>
-      <w:bookmarkStart w:id="2" w:name="_Toc243412939"/>
+      <w:bookmarkStart w:id="2" w:name="_Toc243413223"/>
       <w:r>
         <w:t>3. Установка Geant4</w:t>
       </w:r>
@@ -3078,7 +3078,7 @@
       <w:pPr>
         <w:pStyle w:val="21"/>
       </w:pPr>
-      <w:bookmarkStart w:id="3" w:name="_Toc243412940"/>
+      <w:bookmarkStart w:id="3" w:name="_Toc243413224"/>
       <w:r>
         <w:t>3.1. Установка Geant4</w:t>
       </w:r>
@@ -3373,7 +3373,7 @@
       <w:pPr>
         <w:pStyle w:val="21"/>
       </w:pPr>
-      <w:bookmarkStart w:id="4" w:name="_Toc243412941"/>
+      <w:bookmarkStart w:id="4" w:name="_Toc243413225"/>
       <w:r>
         <w:t>3.2. Установка пакетов данных Geant4</w:t>
       </w:r>
@@ -4474,7 +4474,7 @@
       <w:pPr>
         <w:pStyle w:val="1"/>
       </w:pPr>
-      <w:bookmarkStart w:id="5" w:name="_Toc243412942"/>
+      <w:bookmarkStart w:id="5" w:name="_Toc243413226"/>
       <w:r>
         <w:t xml:space="preserve">4. Установка Python и </w:t>
       </w:r>
@@ -4487,7 +4487,7 @@
       <w:pPr>
         <w:pStyle w:val="21"/>
       </w:pPr>
-      <w:bookmarkStart w:id="6" w:name="_Toc243412943"/>
+      <w:bookmarkStart w:id="6" w:name="_Toc243413227"/>
       <w:r>
         <w:t>4.1. Установка Python</w:t>
       </w:r>
@@ -4659,7 +4659,7 @@
       <w:pPr>
         <w:pStyle w:val="21"/>
       </w:pPr>
-      <w:bookmarkStart w:id="7" w:name="_Toc243412944"/>
+      <w:bookmarkStart w:id="7" w:name="_Toc243413228"/>
       <w:r>
         <w:t>4.2. Открываем командную строку</w:t>
       </w:r>
@@ -4815,7 +4815,7 @@
       <w:pPr>
         <w:pStyle w:val="21"/>
       </w:pPr>
-      <w:bookmarkStart w:id="8" w:name="_Toc243412945"/>
+      <w:bookmarkStart w:id="8" w:name="_Toc243413229"/>
       <w:r>
         <w:t>4.3. Проверка, что Python установлен</w:t>
       </w:r>
@@ -4891,7 +4891,7 @@
       <w:pPr>
         <w:pStyle w:val="21"/>
       </w:pPr>
-      <w:bookmarkStart w:id="9" w:name="_Toc243412946"/>
+      <w:bookmarkStart w:id="9" w:name="_Toc243413230"/>
       <w:r>
         <w:t>4.4. Установка matplotlib</w:t>
       </w:r>
@@ -4980,7 +4980,7 @@
       <w:pPr>
         <w:pStyle w:val="21"/>
       </w:pPr>
-      <w:bookmarkStart w:id="10" w:name="_Toc243412947"/>
+      <w:bookmarkStart w:id="10" w:name="_Toc243413231"/>
       <w:r>
         <w:t>4.5. Закройте командную строку</w:t>
       </w:r>
@@ -5006,7 +5006,7 @@
       <w:pPr>
         <w:pStyle w:val="1"/>
       </w:pPr>
-      <w:bookmarkStart w:id="11" w:name="_Toc243412948"/>
+      <w:bookmarkStart w:id="11" w:name="_Toc243413232"/>
       <w:r>
         <w:t>5. Скачивание и запуск программы</w:t>
       </w:r>
@@ -5016,7 +5016,7 @@
       <w:pPr>
         <w:pStyle w:val="21"/>
       </w:pPr>
-      <w:bookmarkStart w:id="12" w:name="_Toc243412949"/>
+      <w:bookmarkStart w:id="12" w:name="_Toc243413233"/>
       <w:r>
         <w:t>5.1. Скачивание</w:t>
       </w:r>
@@ -5066,7 +5066,7 @@
       <w:pPr>
         <w:pStyle w:val="21"/>
       </w:pPr>
-      <w:bookmarkStart w:id="13" w:name="_Toc243412950"/>
+      <w:bookmarkStart w:id="13" w:name="_Toc243413234"/>
       <w:r>
         <w:t>5.2. Распаковка</w:t>
       </w:r>
@@ -5254,7 +5254,7 @@
       <w:pPr>
         <w:pStyle w:val="21"/>
       </w:pPr>
-      <w:bookmarkStart w:id="14" w:name="_Toc243412951"/>
+      <w:bookmarkStart w:id="14" w:name="_Toc243413235"/>
       <w:r>
         <w:t>5.3. Запуск</w:t>
       </w:r>
@@ -5521,7 +5521,7 @@
       <w:pPr>
         <w:pStyle w:val="1"/>
       </w:pPr>
-      <w:bookmarkStart w:id="15" w:name="_Toc243412952"/>
+      <w:bookmarkStart w:id="15" w:name="_Toc243413236"/>
       <w:r>
         <w:t>6. Программа: устройство и пример расчёта</w:t>
       </w:r>
@@ -5531,7 +5531,7 @@
       <w:pPr>
         <w:pStyle w:val="21"/>
       </w:pPr>
-      <w:bookmarkStart w:id="16" w:name="_Toc243412953"/>
+      <w:bookmarkStart w:id="16" w:name="_Toc243413237"/>
       <w:r>
         <w:t>6.</w:t>
       </w:r>
@@ -5840,7 +5840,7 @@
       <w:pPr>
         <w:pStyle w:val="21"/>
       </w:pPr>
-      <w:bookmarkStart w:id="17" w:name="_Toc243412954"/>
+      <w:bookmarkStart w:id="17" w:name="_Toc243413238"/>
       <w:r>
         <w:t>6.2. Пример: Lu-177 в стакане</w:t>
       </w:r>
@@ -6471,7 +6471,7 @@
       <w:pPr>
         <w:pStyle w:val="21"/>
       </w:pPr>
-      <w:bookmarkStart w:id="18" w:name="_Toc243412955"/>
+      <w:bookmarkStart w:id="18" w:name="_Toc243413239"/>
       <w:r>
         <w:t>6.3. К</w:t>
       </w:r>
@@ -7006,7 +7006,7 @@
       <w:pPr>
         <w:pStyle w:val="21"/>
       </w:pPr>
-      <w:bookmarkStart w:id="19" w:name="_Toc243412956"/>
+      <w:bookmarkStart w:id="19" w:name="_Toc243413240"/>
       <w:r>
         <w:t>6.4. Где сохраняются результаты</w:t>
       </w:r>
@@ -7110,7 +7110,7 @@
       <w:pPr>
         <w:pStyle w:val="1"/>
       </w:pPr>
-      <w:bookmarkStart w:id="20" w:name="_Toc243412957"/>
+      <w:bookmarkStart w:id="20" w:name="_Toc243413241"/>
       <w:r>
         <w:t>7. Если что-то пошло не так</w:t>
       </w:r>
@@ -7120,7 +7120,7 @@
       <w:pPr>
         <w:pStyle w:val="21"/>
       </w:pPr>
-      <w:bookmarkStart w:id="21" w:name="_Toc243412958"/>
+      <w:bookmarkStart w:id="21" w:name="_Toc243413242"/>
       <w:r>
         <w:t>7.1. Сообщения start.bat</w:t>
       </w:r>
@@ -7529,7 +7529,7 @@
       <w:pPr>
         <w:pStyle w:val="21"/>
       </w:pPr>
-      <w:bookmarkStart w:id="22" w:name="_Toc243412959"/>
+      <w:bookmarkStart w:id="22" w:name="_Toc243413243"/>
       <w:r>
         <w:t>7.2. Ошибки Geant4 при расчёте</w:t>
       </w:r>
@@ -7853,7 +7853,7 @@
       <w:pPr>
         <w:pStyle w:val="21"/>
       </w:pPr>
-      <w:bookmarkStart w:id="23" w:name="_Toc243412960"/>
+      <w:bookmarkStart w:id="23" w:name="_Toc243413244"/>
       <w:r>
         <w:t>7.3. Окно программы открылось, но что-то не так</w:t>
       </w:r>
@@ -8108,7 +8108,7 @@
       <w:pPr>
         <w:pStyle w:val="1"/>
       </w:pPr>
-      <w:bookmarkStart w:id="24" w:name="_Toc243412961"/>
+      <w:bookmarkStart w:id="24" w:name="_Toc243413245"/>
       <w:r>
         <w:t>8. Приложение для опытных пользователей</w:t>
       </w:r>
@@ -8126,7 +8126,7 @@
       <w:pPr>
         <w:pStyle w:val="21"/>
       </w:pPr>
-      <w:bookmarkStart w:id="25" w:name="_Toc243412962"/>
+      <w:bookmarkStart w:id="25" w:name="_Toc243413246"/>
       <w:r>
         <w:t>8.1. Пакетный режим (без графического интерфейса)</w:t>
       </w:r>
@@ -8434,7 +8434,7 @@
       <w:pPr>
         <w:pStyle w:val="21"/>
       </w:pPr>
-      <w:bookmarkStart w:id="26" w:name="_Toc243412963"/>
+      <w:bookmarkStart w:id="26" w:name="_Toc243413247"/>
       <w:r>
         <w:t>8.2. Интерактивный режим с визуализацией</w:t>
       </w:r>
@@ -8496,7 +8496,7 @@
       <w:pPr>
         <w:pStyle w:val="21"/>
       </w:pPr>
-      <w:bookmarkStart w:id="27" w:name="_Toc243412964"/>
+      <w:bookmarkStart w:id="27" w:name="_Toc243413248"/>
       <w:r>
         <w:t>8.3. Ручная распаковка пакетов и переменны</w:t>
       </w:r>
@@ -8724,7 +8724,24 @@
         <w:t>install_data.bat</w:t>
       </w:r>
       <w:r>
-        <w:t xml:space="preserve">, - и запасным вариантом в </w:t>
+        <w:t>.</w:t>
+      </w:r>
+    </w:p>
+    <w:p>
+      <w:r>
+        <w:t>Если командная строка пугает — распакуйте через бесплатный архиватор 7-Zip: п</w:t>
+      </w:r>
+      <w:r>
+        <w:t xml:space="preserve">равая кнопка мыши по файлу → </w:t>
+      </w:r>
+      <w:r>
+        <w:rPr>
+          <w:b/>
+        </w:rPr>
+        <w:t>7-Zip → «Извлечь сюда»</w:t>
+      </w:r>
+      <w:r>
+        <w:t xml:space="preserve">, затем перенесите появившуюся папку (например </w:t>
       </w:r>
       <w:r>
         <w:rPr>
@@ -8732,27 +8749,24 @@
           <w:sz w:val="18"/>
           <w:shd w:val="clear" w:color="auto" w:fill="F4F4F4"/>
         </w:rPr>
-        <w:t>share\Geant4\data</w:t>
-      </w:r>
-      <w:r>
-        <w:t xml:space="preserve"> (если пакеты поставил установщик G</w:t>
-      </w:r>
-      <w:r>
-        <w:t>eant4).</w:t>
-      </w:r>
-    </w:p>
-    <w:p>
-      <w:r>
-        <w:t xml:space="preserve">Если командная строка пугает — распакуйте через бесплатный архиватор 7-Zip: правая кнопка мыши по файлу → </w:t>
-      </w:r>
+        <w:t>G4EMLOW8.8</w:t>
+      </w:r>
+      <w:r>
+        <w:t>) в папку данных Geant4.</w:t>
+      </w:r>
+    </w:p>
+    <w:p>
       <w:r>
         <w:rPr>
           <w:b/>
         </w:rPr>
-        <w:t>7-Zip → «Извлечь сюда»</w:t>
-      </w:r>
-      <w:r>
-        <w:t xml:space="preserve">, затем перенесите появившуюся папку (например </w:t>
+        <w:t>Переменные среды.</w:t>
+      </w:r>
+      <w:r>
+        <w:t xml:space="preserve"> Переменные окружения — это записи в системе Windows, которые указывают программам, где лежат файлы. Geant</w:t>
+      </w:r>
+      <w:r>
+        <w:t xml:space="preserve">4 использует переменные вида </w:t>
       </w:r>
       <w:r>
         <w:rPr>
@@ -8760,24 +8774,10 @@
           <w:sz w:val="18"/>
           <w:shd w:val="clear" w:color="auto" w:fill="F4F4F4"/>
         </w:rPr>
-        <w:t>G4EMLOW8.8</w:t>
-      </w:r>
-      <w:r>
-        <w:t>) в папку данных Geant4.</w:t>
-      </w:r>
-    </w:p>
-    <w:p>
-      <w:r>
-        <w:rPr>
-          <w:b/>
-        </w:rPr>
-        <w:t>Переменные среды.</w:t>
-      </w:r>
-      <w:r>
-        <w:t xml:space="preserve"> Переменные окружения</w:t>
-      </w:r>
-      <w:r>
-        <w:t xml:space="preserve"> — это записи в системе Windows, которые указывают программам, где лежат файлы. Geant4 использует переменные вида </w:t>
+        <w:t>G4*DATA</w:t>
+      </w:r>
+      <w:r>
+        <w:t xml:space="preserve">: например, </w:t>
       </w:r>
       <w:r>
         <w:rPr>
@@ -8785,10 +8785,10 @@
           <w:sz w:val="18"/>
           <w:shd w:val="clear" w:color="auto" w:fill="F4F4F4"/>
         </w:rPr>
-        <w:t>G4*DATA</w:t>
-      </w:r>
-      <w:r>
-        <w:t xml:space="preserve">: например, </w:t>
+        <w:t>G4RADIOACTIVEDATA</w:t>
+      </w:r>
+      <w:r>
+        <w:t xml:space="preserve"> указывает на папку со схемами распадов, </w:t>
       </w:r>
       <w:r>
         <w:rPr>
@@ -8796,10 +8796,62 @@
           <w:sz w:val="18"/>
           <w:shd w:val="clear" w:color="auto" w:fill="F4F4F4"/>
         </w:rPr>
-        <w:t>G4RADIOACTIVEDATA</w:t>
-      </w:r>
-      <w:r>
-        <w:t xml:space="preserve"> указывает на папку со схемами распадов, </w:t>
+        <w:t>G4LEVELGAMMADATA</w:t>
+      </w:r>
+      <w:r>
+        <w:t xml:space="preserve"> — на папку с уровнями дочерних ядер.</w:t>
+      </w:r>
+    </w:p>
+    <w:p>
+      <w:r>
+        <w:t>Обычно переменные создаёт установщик Geant4, но при установке без пакетов данных их может не ока</w:t>
+      </w:r>
+      <w:r>
+        <w:t xml:space="preserve">заться. </w:t>
+      </w:r>
+      <w:r>
+        <w:rPr>
+          <w:b/>
+        </w:rPr>
+        <w:t>Проще всего не трогать их руками: запустите `install_data.bat`, а затем `start.bat`</w:t>
+      </w:r>
+      <w:r>
+        <w:t xml:space="preserve"> — они сами найдут папки данных и создадут недостающие переменные (раздел 3.2).</w:t>
+      </w:r>
+    </w:p>
+    <w:p>
+      <w:r>
+        <w:t>Если нужно посмотреть или создать переменную вручную:</w:t>
+      </w:r>
+    </w:p>
+    <w:p>
+      <w:pPr>
+        <w:spacing w:after="40"/>
+        <w:ind w:left="510" w:hanging="510"/>
+      </w:pPr>
+      <w:r>
+        <w:rPr>
+          <w:b/>
+        </w:rPr>
+        <w:t>1.</w:t>
+      </w:r>
+      <w:r>
+        <w:rPr>
+          <w:b/>
+        </w:rPr>
+        <w:tab/>
+      </w:r>
+      <w:r>
+        <w:t xml:space="preserve">Нажмите </w:t>
+      </w:r>
+      <w:r>
+        <w:rPr>
+          <w:b/>
+        </w:rPr>
+        <w:t>Win + R</w:t>
+      </w:r>
+      <w:r>
+        <w:t xml:space="preserve">, введите </w:t>
       </w:r>
       <w:r>
         <w:rPr>
@@ -8807,62 +8859,7 @@
           <w:sz w:val="18"/>
           <w:shd w:val="clear" w:color="auto" w:fill="F4F4F4"/>
         </w:rPr>
-        <w:t>G4LEVELGAMMADATA</w:t>
-      </w:r>
-      <w:r>
-        <w:t xml:space="preserve"> — на папку с уровнями дочерних ядер.</w:t>
-      </w:r>
-    </w:p>
-    <w:p>
-      <w:r>
-        <w:t>Обычно пере</w:t>
-      </w:r>
-      <w:r>
-        <w:t xml:space="preserve">менные создаёт установщик Geant4, но при установке без пакетов данных их может не оказаться. </w:t>
-      </w:r>
-      <w:r>
-        <w:rPr>
-          <w:b/>
-        </w:rPr>
-        <w:t>Проще всего не трогать их руками: запустите `install_data.bat`, а затем `start.bat`</w:t>
-      </w:r>
-      <w:r>
-        <w:t xml:space="preserve"> — они сами найдут папки данных и создадут недостающие переменные (раздел 3.2).</w:t>
-      </w:r>
-    </w:p>
-    <w:p>
-      <w:r>
-        <w:t>Если нужно посмотреть или создать переменную вручную:</w:t>
-      </w:r>
-    </w:p>
-    <w:p>
-      <w:pPr>
-        <w:spacing w:after="40"/>
-        <w:ind w:left="510" w:hanging="510"/>
-      </w:pPr>
-      <w:r>
-        <w:rPr>
-          <w:b/>
-        </w:rPr>
-        <w:t>1.</w:t>
-      </w:r>
-      <w:r>
-        <w:rPr>
-          <w:b/>
-        </w:rPr>
-        <w:tab/>
-      </w:r>
-      <w:r>
-        <w:t xml:space="preserve">Нажмите </w:t>
-      </w:r>
-      <w:r>
-        <w:rPr>
-          <w:b/>
-        </w:rPr>
-        <w:t>Win + R</w:t>
-      </w:r>
-      <w:r>
-        <w:t xml:space="preserve">, введите </w:t>
+        <w:t>sys</w:t>
       </w:r>
       <w:r>
         <w:rPr>
@@ -8870,7 +8867,7 @@
           <w:sz w:val="18"/>
           <w:shd w:val="clear" w:color="auto" w:fill="F4F4F4"/>
         </w:rPr>
-        <w:t>sysdm.cpl</w:t>
+        <w:t>dm.cpl</w:t>
       </w:r>
       <w:r>
         <w:t>, нажмите Enter.</w:t>
@@ -8926,10 +8923,7 @@
         <w:t>G4RADIOACTIVEDATA</w:t>
       </w:r>
       <w:r>
-        <w:t xml:space="preserve"> — она может находиться в блоке «Системные переменные» или «Пер</w:t>
-      </w:r>
-      <w:r>
-        <w:t xml:space="preserve">еменные пользователя»; значением должен быть путь вида </w:t>
+        <w:t xml:space="preserve"> — она может находиться в блоке «Системные переменные» или «Переменные пользователя»; значением должен быть путь вида </w:t>
       </w:r>
       <w:r>
         <w:rPr>
@@ -8972,10 +8966,7 @@
         <w:tab/>
       </w:r>
       <w:r>
-        <w:t>Если переменной нет, а папка с данными уже скачана — нажмите «Создать…» и укажите имя переменно</w:t>
-      </w:r>
-      <w:r>
-        <w:t xml:space="preserve">й и путь к папке. Но быстрее и надёжнее это делает </w:t>
+        <w:t xml:space="preserve">Если переменной нет, а папка с данными уже скачана — нажмите «Создать…» и укажите имя переменной и путь к папке. Но быстрее и надёжнее это делает </w:t>
       </w:r>
       <w:r>
         <w:rPr>
@@ -8993,9 +8984,12 @@
       <w:pPr>
         <w:pStyle w:val="21"/>
       </w:pPr>
-      <w:bookmarkStart w:id="28" w:name="_Toc243412965"/>
-      <w:r>
-        <w:t>8.4. Обновление и удаление</w:t>
+      <w:bookmarkStart w:id="28" w:name="_Toc243413249"/>
+      <w:r>
+        <w:t>8.4. Обновление и удале</w:t>
+      </w:r>
+      <w:r>
+        <w:t>ние</w:t>
       </w:r>
       <w:bookmarkEnd w:id="28"/>
     </w:p>
@@ -9040,10 +9034,10 @@
         <w:t>Удаление:</w:t>
       </w:r>
       <w:r>
-        <w:t xml:space="preserve"> пр</w:t>
-      </w:r>
-      <w:r>
-        <w:t>осто удалите папку программы. Установленные Geant4, Python и matplotlib удаляются стандартными средствами Windows («Приложения»), если они больше не нужны.</w:t>
+        <w:t xml:space="preserve"> просто удалите папку программы. Установленные Geant4, Python и matplotlib удаляются ста</w:t>
+      </w:r>
+      <w:r>
+        <w:t>ндартными средствами Windows («Приложения»), если они больше не нужны.</w:t>
       </w:r>
     </w:p>
     <w:p>
@@ -9058,7 +9052,7 @@
       <w:pPr>
         <w:pStyle w:val="1"/>
       </w:pPr>
-      <w:bookmarkStart w:id="29" w:name="_Toc243412966"/>
+      <w:bookmarkStart w:id="29" w:name="_Toc243413250"/>
       <w:r>
         <w:t>9. Контрольный список перед первым запуском</w:t>
       </w:r>
@@ -9103,7 +9097,10 @@
         <w:tab/>
       </w:r>
       <w:r>
-        <w:t>Установлен Geant4 11.4.1 (раздел 3), отмечена опция добавления в PATH, компьютер перезагружался после установки.</w:t>
+        <w:t xml:space="preserve">Установлен Geant4 11.4.1 (раздел 3), отмечена опция добавления в PATH, компьютер </w:t>
+      </w:r>
+      <w:r>
+        <w:t>перезагружался после установки.</w:t>
       </w:r>
     </w:p>
     <w:p>
@@ -9189,7 +9186,10 @@
         <w:t>py --version</w:t>
       </w:r>
       <w:r>
-        <w:t xml:space="preserve"> возвращает нужную версию (раздел 4.3).</w:t>
+        <w:t xml:space="preserve"> возвращае</w:t>
+      </w:r>
+      <w:r>
+        <w:t>т нужную версию (раздел 4.3).</w:t>
       </w:r>
     </w:p>
     <w:p>
@@ -9286,7 +9286,6 @@
         <w:rPr>
           <w:rFonts w:ascii="Segoe UI Symbol" w:hAnsi="Segoe UI Symbol"/>
         </w:rPr>
-        <w:lastRenderedPageBreak/>
         <w:t>☐</w:t>
       </w:r>
       <w:r>
@@ -9296,7 +9295,10 @@
         <w:tab/>
       </w:r>
       <w:r>
-        <w:t>На вкладке «Радионуклид» выбран нуклид, и показаны T½ и статус данных Geant4.</w:t>
+        <w:t>На вкладке «Рад</w:t>
+      </w:r>
+      <w:r>
+        <w:t>ионуклид» выбран нуклид, и показаны T½ и статус данных Geant4.</w:t>
       </w:r>
     </w:p>
     <w:p>
@@ -9308,6 +9310,7 @@
         <w:rPr>
           <w:rFonts w:ascii="Segoe UI Symbol" w:hAnsi="Segoe UI Symbol"/>
         </w:rPr>
+        <w:lastRenderedPageBreak/>
         <w:t>☐</w:t>
       </w:r>
       <w:r>
@@ -20939,7 +20942,7 @@
     <w:autoRedefine/>
     <w:uiPriority w:val="39"/>
     <w:unhideWhenUsed/>
-    <w:rsid w:val="00847817"/>
+    <w:rsid w:val="00E27F98"/>
     <w:pPr>
       <w:spacing w:after="100"/>
     </w:pPr>
@@ -20951,7 +20954,7 @@
     <w:autoRedefine/>
     <w:uiPriority w:val="39"/>
     <w:unhideWhenUsed/>
-    <w:rsid w:val="00847817"/>
+    <w:rsid w:val="00E27F98"/>
     <w:pPr>
       <w:spacing w:after="100"/>
       <w:ind w:left="220"/>
@@ -20962,7 +20965,7 @@
     <w:basedOn w:val="a2"/>
     <w:uiPriority w:val="99"/>
     <w:unhideWhenUsed/>
-    <w:rsid w:val="00847817"/>
+    <w:rsid w:val="00E27F98"/>
     <w:rPr>
       <w:color w:val="0000FF" w:themeColor="hyperlink"/>
       <w:u w:val="single"/>

--- a/MANUAL.docx
+++ b/MANUAL.docx
@@ -27,7 +27,7 @@
         <w:ind w:left="340" w:hanging="198"/>
       </w:pPr>
       <w:r>
-        <w:t>Версия документа: 3.2</w:t>
+        <w:t>Версия документа: 3.3</w:t>
       </w:r>
     </w:p>
     <w:p>
@@ -93,7 +93,7 @@
       <w:r>
         <w:fldChar w:fldCharType="separate"/>
       </w:r>
-      <w:hyperlink w:anchor="_Toc243413221" w:history="1">
+      <w:hyperlink w:anchor="_Toc243415794" w:history="1">
         <w:r>
           <w:rPr>
             <w:rStyle w:val="aff8"/>
@@ -120,7 +120,7 @@
             <w:noProof/>
             <w:webHidden/>
           </w:rPr>
-          <w:instrText xml:space="preserve"> PAGEREF _Toc243413221 \h </w:instrText>
+          <w:instrText xml:space="preserve"> PAGEREF _Toc243415794 \h </w:instrText>
         </w:r>
         <w:r>
           <w:rPr>
@@ -161,7 +161,7 @@
           <w:noProof/>
         </w:rPr>
       </w:pPr>
-      <w:hyperlink w:anchor="_Toc243413222" w:history="1">
+      <w:hyperlink w:anchor="_Toc243415795" w:history="1">
         <w:r>
           <w:rPr>
             <w:rStyle w:val="aff8"/>
@@ -188,7 +188,7 @@
             <w:noProof/>
             <w:webHidden/>
           </w:rPr>
-          <w:instrText xml:space="preserve"> PAGEREF _Toc243413222 \h </w:instrText>
+          <w:instrText xml:space="preserve"> PAGEREF _Toc243415795 \h </w:instrText>
         </w:r>
         <w:r>
           <w:rPr>
@@ -229,13 +229,13 @@
           <w:noProof/>
         </w:rPr>
       </w:pPr>
-      <w:hyperlink w:anchor="_Toc243413223" w:history="1">
+      <w:hyperlink w:anchor="_Toc243415796" w:history="1">
         <w:r>
           <w:rPr>
             <w:rStyle w:val="aff8"/>
             <w:noProof/>
           </w:rPr>
-          <w:t>3. Установка Geant4</w:t>
+          <w:t>3. Скачивание и распаковка программы</w:t>
         </w:r>
         <w:r>
           <w:rPr>
@@ -256,7 +256,7 @@
             <w:noProof/>
             <w:webHidden/>
           </w:rPr>
-          <w:instrText xml:space="preserve"> PAGEREF _Toc243413223 \h </w:instrText>
+          <w:instrText xml:space="preserve"> PAGEREF _Toc243415796 \h </w:instrText>
         </w:r>
         <w:r>
           <w:rPr>
@@ -297,13 +297,13 @@
           <w:noProof/>
         </w:rPr>
       </w:pPr>
-      <w:hyperlink w:anchor="_Toc243413224" w:history="1">
+      <w:hyperlink w:anchor="_Toc243415797" w:history="1">
         <w:r>
           <w:rPr>
             <w:rStyle w:val="aff8"/>
             <w:noProof/>
           </w:rPr>
-          <w:t>3.1. Установка Geant4</w:t>
+          <w:t>3.1. Скачивание</w:t>
         </w:r>
         <w:r>
           <w:rPr>
@@ -324,7 +324,7 @@
             <w:noProof/>
             <w:webHidden/>
           </w:rPr>
-          <w:instrText xml:space="preserve"> PAGEREF _Toc243413224 \h </w:instrText>
+          <w:instrText xml:space="preserve"> PAGEREF _Toc243415797 \h </w:instrText>
         </w:r>
         <w:r>
           <w:rPr>
@@ -365,13 +365,13 @@
           <w:noProof/>
         </w:rPr>
       </w:pPr>
-      <w:hyperlink w:anchor="_Toc243413225" w:history="1">
+      <w:hyperlink w:anchor="_Toc243415798" w:history="1">
         <w:r>
           <w:rPr>
             <w:rStyle w:val="aff8"/>
             <w:noProof/>
           </w:rPr>
-          <w:t>3.2. Установка пакетов данных Geant4</w:t>
+          <w:t>3.2. Распаковка</w:t>
         </w:r>
         <w:r>
           <w:rPr>
@@ -392,7 +392,7 @@
             <w:noProof/>
             <w:webHidden/>
           </w:rPr>
-          <w:instrText xml:space="preserve"> PAGEREF _Toc243413225 \h </w:instrText>
+          <w:instrText xml:space="preserve"> PAGEREF _Toc243415798 \h </w:instrText>
         </w:r>
         <w:r>
           <w:rPr>
@@ -433,7 +433,7 @@
           <w:noProof/>
         </w:rPr>
       </w:pPr>
-      <w:hyperlink w:anchor="_Toc243413226" w:history="1">
+      <w:hyperlink w:anchor="_Toc243415799" w:history="1">
         <w:r>
           <w:rPr>
             <w:rStyle w:val="aff8"/>
@@ -460,7 +460,7 @@
             <w:noProof/>
             <w:webHidden/>
           </w:rPr>
-          <w:instrText xml:space="preserve"> PAGEREF _Toc243413226 \h </w:instrText>
+          <w:instrText xml:space="preserve"> PAGEREF _Toc243415799 \h </w:instrText>
         </w:r>
         <w:r>
           <w:rPr>
@@ -480,7 +480,7 @@
             <w:noProof/>
             <w:webHidden/>
           </w:rPr>
-          <w:t>6</w:t>
+          <w:t>4</w:t>
         </w:r>
         <w:r>
           <w:rPr>
@@ -501,7 +501,7 @@
           <w:noProof/>
         </w:rPr>
       </w:pPr>
-      <w:hyperlink w:anchor="_Toc243413227" w:history="1">
+      <w:hyperlink w:anchor="_Toc243415800" w:history="1">
         <w:r>
           <w:rPr>
             <w:rStyle w:val="aff8"/>
@@ -528,7 +528,7 @@
             <w:noProof/>
             <w:webHidden/>
           </w:rPr>
-          <w:instrText xml:space="preserve"> PAGEREF _Toc243413227 \h </w:instrText>
+          <w:instrText xml:space="preserve"> PAGEREF _Toc243415800 \h </w:instrText>
         </w:r>
         <w:r>
           <w:rPr>
@@ -548,7 +548,7 @@
             <w:noProof/>
             <w:webHidden/>
           </w:rPr>
-          <w:t>6</w:t>
+          <w:t>4</w:t>
         </w:r>
         <w:r>
           <w:rPr>
@@ -569,7 +569,7 @@
           <w:noProof/>
         </w:rPr>
       </w:pPr>
-      <w:hyperlink w:anchor="_Toc243413228" w:history="1">
+      <w:hyperlink w:anchor="_Toc243415801" w:history="1">
         <w:r>
           <w:rPr>
             <w:rStyle w:val="aff8"/>
@@ -596,7 +596,7 @@
             <w:noProof/>
             <w:webHidden/>
           </w:rPr>
-          <w:instrText xml:space="preserve"> PAGEREF _Toc243413228 \h </w:instrText>
+          <w:instrText xml:space="preserve"> PAGEREF _Toc243415801 \h </w:instrText>
         </w:r>
         <w:r>
           <w:rPr>
@@ -616,7 +616,7 @@
             <w:noProof/>
             <w:webHidden/>
           </w:rPr>
-          <w:t>6</w:t>
+          <w:t>5</w:t>
         </w:r>
         <w:r>
           <w:rPr>
@@ -637,7 +637,7 @@
           <w:noProof/>
         </w:rPr>
       </w:pPr>
-      <w:hyperlink w:anchor="_Toc243413229" w:history="1">
+      <w:hyperlink w:anchor="_Toc243415802" w:history="1">
         <w:r>
           <w:rPr>
             <w:rStyle w:val="aff8"/>
@@ -664,7 +664,7 @@
             <w:noProof/>
             <w:webHidden/>
           </w:rPr>
-          <w:instrText xml:space="preserve"> PAGEREF _Toc243413229 \h </w:instrText>
+          <w:instrText xml:space="preserve"> PAGEREF _Toc243415802 \h </w:instrText>
         </w:r>
         <w:r>
           <w:rPr>
@@ -684,7 +684,7 @@
             <w:noProof/>
             <w:webHidden/>
           </w:rPr>
-          <w:t>6</w:t>
+          <w:t>5</w:t>
         </w:r>
         <w:r>
           <w:rPr>
@@ -705,7 +705,7 @@
           <w:noProof/>
         </w:rPr>
       </w:pPr>
-      <w:hyperlink w:anchor="_Toc243413230" w:history="1">
+      <w:hyperlink w:anchor="_Toc243415803" w:history="1">
         <w:r>
           <w:rPr>
             <w:rStyle w:val="aff8"/>
@@ -732,7 +732,7 @@
             <w:noProof/>
             <w:webHidden/>
           </w:rPr>
-          <w:instrText xml:space="preserve"> PAGEREF _Toc243413230 \h </w:instrText>
+          <w:instrText xml:space="preserve"> PAGEREF _Toc243415803 \h </w:instrText>
         </w:r>
         <w:r>
           <w:rPr>
@@ -752,7 +752,7 @@
             <w:noProof/>
             <w:webHidden/>
           </w:rPr>
-          <w:t>7</w:t>
+          <w:t>5</w:t>
         </w:r>
         <w:r>
           <w:rPr>
@@ -773,7 +773,7 @@
           <w:noProof/>
         </w:rPr>
       </w:pPr>
-      <w:hyperlink w:anchor="_Toc243413231" w:history="1">
+      <w:hyperlink w:anchor="_Toc243415804" w:history="1">
         <w:r>
           <w:rPr>
             <w:rStyle w:val="aff8"/>
@@ -800,7 +800,7 @@
             <w:noProof/>
             <w:webHidden/>
           </w:rPr>
-          <w:instrText xml:space="preserve"> PAGEREF _Toc243413231 \h </w:instrText>
+          <w:instrText xml:space="preserve"> PAGEREF _Toc243415804 \h </w:instrText>
         </w:r>
         <w:r>
           <w:rPr>
@@ -820,7 +820,7 @@
             <w:noProof/>
             <w:webHidden/>
           </w:rPr>
-          <w:t>7</w:t>
+          <w:t>5</w:t>
         </w:r>
         <w:r>
           <w:rPr>
@@ -841,13 +841,13 @@
           <w:noProof/>
         </w:rPr>
       </w:pPr>
-      <w:hyperlink w:anchor="_Toc243413232" w:history="1">
+      <w:hyperlink w:anchor="_Toc243415805" w:history="1">
         <w:r>
           <w:rPr>
             <w:rStyle w:val="aff8"/>
             <w:noProof/>
           </w:rPr>
-          <w:t>5. Скачивание и запуск программы</w:t>
+          <w:t>5. Установка Geant4</w:t>
         </w:r>
         <w:r>
           <w:rPr>
@@ -868,7 +868,7 @@
             <w:noProof/>
             <w:webHidden/>
           </w:rPr>
-          <w:instrText xml:space="preserve"> PAGEREF _Toc243413232 \h </w:instrText>
+          <w:instrText xml:space="preserve"> PAGEREF _Toc243415805 \h </w:instrText>
         </w:r>
         <w:r>
           <w:rPr>
@@ -888,7 +888,7 @@
             <w:noProof/>
             <w:webHidden/>
           </w:rPr>
-          <w:t>7</w:t>
+          <w:t>6</w:t>
         </w:r>
         <w:r>
           <w:rPr>
@@ -909,13 +909,13 @@
           <w:noProof/>
         </w:rPr>
       </w:pPr>
-      <w:hyperlink w:anchor="_Toc243413233" w:history="1">
+      <w:hyperlink w:anchor="_Toc243415806" w:history="1">
         <w:r>
           <w:rPr>
             <w:rStyle w:val="aff8"/>
             <w:noProof/>
           </w:rPr>
-          <w:t>5.1. Скачивание</w:t>
+          <w:t>5.1. Установка Geant4</w:t>
         </w:r>
         <w:r>
           <w:rPr>
@@ -936,7 +936,7 @@
             <w:noProof/>
             <w:webHidden/>
           </w:rPr>
-          <w:instrText xml:space="preserve"> PAGEREF _Toc243413233 \h </w:instrText>
+          <w:instrText xml:space="preserve"> PAGEREF _Toc243415806 \h </w:instrText>
         </w:r>
         <w:r>
           <w:rPr>
@@ -956,7 +956,7 @@
             <w:noProof/>
             <w:webHidden/>
           </w:rPr>
-          <w:t>7</w:t>
+          <w:t>6</w:t>
         </w:r>
         <w:r>
           <w:rPr>
@@ -977,13 +977,13 @@
           <w:noProof/>
         </w:rPr>
       </w:pPr>
-      <w:hyperlink w:anchor="_Toc243413234" w:history="1">
+      <w:hyperlink w:anchor="_Toc243415807" w:history="1">
         <w:r>
           <w:rPr>
             <w:rStyle w:val="aff8"/>
             <w:noProof/>
           </w:rPr>
-          <w:t>5.2. Распаковка</w:t>
+          <w:t>5.2. Установка пакетов данных Geant4</w:t>
         </w:r>
         <w:r>
           <w:rPr>
@@ -1004,7 +1004,7 @@
             <w:noProof/>
             <w:webHidden/>
           </w:rPr>
-          <w:instrText xml:space="preserve"> PAGEREF _Toc243413234 \h </w:instrText>
+          <w:instrText xml:space="preserve"> PAGEREF _Toc243415807 \h </w:instrText>
         </w:r>
         <w:r>
           <w:rPr>
@@ -1024,7 +1024,7 @@
             <w:noProof/>
             <w:webHidden/>
           </w:rPr>
-          <w:t>7</w:t>
+          <w:t>6</w:t>
         </w:r>
         <w:r>
           <w:rPr>
@@ -1045,13 +1045,13 @@
           <w:noProof/>
         </w:rPr>
       </w:pPr>
-      <w:hyperlink w:anchor="_Toc243413235" w:history="1">
+      <w:hyperlink w:anchor="_Toc243415808" w:history="1">
         <w:r>
           <w:rPr>
             <w:rStyle w:val="aff8"/>
             <w:noProof/>
           </w:rPr>
-          <w:t>5.3. Запуск</w:t>
+          <w:t>5.3. Первый запуск</w:t>
         </w:r>
         <w:r>
           <w:rPr>
@@ -1072,7 +1072,7 @@
             <w:noProof/>
             <w:webHidden/>
           </w:rPr>
-          <w:instrText xml:space="preserve"> PAGEREF _Toc243413235 \h </w:instrText>
+          <w:instrText xml:space="preserve"> PAGEREF _Toc243415808 \h </w:instrText>
         </w:r>
         <w:r>
           <w:rPr>
@@ -1092,7 +1092,7 @@
             <w:noProof/>
             <w:webHidden/>
           </w:rPr>
-          <w:t>7</w:t>
+          <w:t>8</w:t>
         </w:r>
         <w:r>
           <w:rPr>
@@ -1113,7 +1113,7 @@
           <w:noProof/>
         </w:rPr>
       </w:pPr>
-      <w:hyperlink w:anchor="_Toc243413236" w:history="1">
+      <w:hyperlink w:anchor="_Toc243415809" w:history="1">
         <w:r>
           <w:rPr>
             <w:rStyle w:val="aff8"/>
@@ -1140,7 +1140,7 @@
             <w:noProof/>
             <w:webHidden/>
           </w:rPr>
-          <w:instrText xml:space="preserve"> PAGEREF _Toc243413236 \h </w:instrText>
+          <w:instrText xml:space="preserve"> PAGEREF _Toc243415809 \h </w:instrText>
         </w:r>
         <w:r>
           <w:rPr>
@@ -1181,7 +1181,7 @@
           <w:noProof/>
         </w:rPr>
       </w:pPr>
-      <w:hyperlink w:anchor="_Toc243413237" w:history="1">
+      <w:hyperlink w:anchor="_Toc243415810" w:history="1">
         <w:r>
           <w:rPr>
             <w:rStyle w:val="aff8"/>
@@ -1208,7 +1208,7 @@
             <w:noProof/>
             <w:webHidden/>
           </w:rPr>
-          <w:instrText xml:space="preserve"> PAGEREF _Toc243413237 \h </w:instrText>
+          <w:instrText xml:space="preserve"> PAGEREF _Toc243415810 \h </w:instrText>
         </w:r>
         <w:r>
           <w:rPr>
@@ -1249,7 +1249,7 @@
           <w:noProof/>
         </w:rPr>
       </w:pPr>
-      <w:hyperlink w:anchor="_Toc243413238" w:history="1">
+      <w:hyperlink w:anchor="_Toc243415811" w:history="1">
         <w:r>
           <w:rPr>
             <w:rStyle w:val="aff8"/>
@@ -1276,7 +1276,7 @@
             <w:noProof/>
             <w:webHidden/>
           </w:rPr>
-          <w:instrText xml:space="preserve"> PAGEREF _Toc243413238 \h </w:instrText>
+          <w:instrText xml:space="preserve"> PAGEREF _Toc243415811 \h </w:instrText>
         </w:r>
         <w:r>
           <w:rPr>
@@ -1296,7 +1296,7 @@
             <w:noProof/>
             <w:webHidden/>
           </w:rPr>
-          <w:t>8</w:t>
+          <w:t>9</w:t>
         </w:r>
         <w:r>
           <w:rPr>
@@ -1317,7 +1317,7 @@
           <w:noProof/>
         </w:rPr>
       </w:pPr>
-      <w:hyperlink w:anchor="_Toc243413239" w:history="1">
+      <w:hyperlink w:anchor="_Toc243415812" w:history="1">
         <w:r>
           <w:rPr>
             <w:rStyle w:val="aff8"/>
@@ -1344,7 +1344,7 @@
             <w:noProof/>
             <w:webHidden/>
           </w:rPr>
-          <w:instrText xml:space="preserve"> PAGEREF _Toc243413239 \h </w:instrText>
+          <w:instrText xml:space="preserve"> PAGEREF _Toc243415812 \h </w:instrText>
         </w:r>
         <w:r>
           <w:rPr>
@@ -1364,7 +1364,7 @@
             <w:noProof/>
             <w:webHidden/>
           </w:rPr>
-          <w:t>9</w:t>
+          <w:t>10</w:t>
         </w:r>
         <w:r>
           <w:rPr>
@@ -1385,7 +1385,7 @@
           <w:noProof/>
         </w:rPr>
       </w:pPr>
-      <w:hyperlink w:anchor="_Toc243413240" w:history="1">
+      <w:hyperlink w:anchor="_Toc243415813" w:history="1">
         <w:r>
           <w:rPr>
             <w:rStyle w:val="aff8"/>
@@ -1412,7 +1412,7 @@
             <w:noProof/>
             <w:webHidden/>
           </w:rPr>
-          <w:instrText xml:space="preserve"> PAGEREF _Toc243413240 \h </w:instrText>
+          <w:instrText xml:space="preserve"> PAGEREF _Toc243415813 \h </w:instrText>
         </w:r>
         <w:r>
           <w:rPr>
@@ -1453,7 +1453,7 @@
           <w:noProof/>
         </w:rPr>
       </w:pPr>
-      <w:hyperlink w:anchor="_Toc243413241" w:history="1">
+      <w:hyperlink w:anchor="_Toc243415814" w:history="1">
         <w:r>
           <w:rPr>
             <w:rStyle w:val="aff8"/>
@@ -1480,7 +1480,7 @@
             <w:noProof/>
             <w:webHidden/>
           </w:rPr>
-          <w:instrText xml:space="preserve"> PAGEREF _Toc243413241 \h </w:instrText>
+          <w:instrText xml:space="preserve"> PAGEREF _Toc243415814 \h </w:instrText>
         </w:r>
         <w:r>
           <w:rPr>
@@ -1500,7 +1500,7 @@
             <w:noProof/>
             <w:webHidden/>
           </w:rPr>
-          <w:t>10</w:t>
+          <w:t>11</w:t>
         </w:r>
         <w:r>
           <w:rPr>
@@ -1521,7 +1521,7 @@
           <w:noProof/>
         </w:rPr>
       </w:pPr>
-      <w:hyperlink w:anchor="_Toc243413242" w:history="1">
+      <w:hyperlink w:anchor="_Toc243415815" w:history="1">
         <w:r>
           <w:rPr>
             <w:rStyle w:val="aff8"/>
@@ -1548,7 +1548,7 @@
             <w:noProof/>
             <w:webHidden/>
           </w:rPr>
-          <w:instrText xml:space="preserve"> PAGEREF _Toc243413242 \h </w:instrText>
+          <w:instrText xml:space="preserve"> PAGEREF _Toc243415815 \h </w:instrText>
         </w:r>
         <w:r>
           <w:rPr>
@@ -1568,7 +1568,7 @@
             <w:noProof/>
             <w:webHidden/>
           </w:rPr>
-          <w:t>10</w:t>
+          <w:t>11</w:t>
         </w:r>
         <w:r>
           <w:rPr>
@@ -1589,7 +1589,7 @@
           <w:noProof/>
         </w:rPr>
       </w:pPr>
-      <w:hyperlink w:anchor="_Toc243413243" w:history="1">
+      <w:hyperlink w:anchor="_Toc243415816" w:history="1">
         <w:r>
           <w:rPr>
             <w:rStyle w:val="aff8"/>
@@ -1616,7 +1616,7 @@
             <w:noProof/>
             <w:webHidden/>
           </w:rPr>
-          <w:instrText xml:space="preserve"> PAGEREF _Toc243413243 \h </w:instrText>
+          <w:instrText xml:space="preserve"> PAGEREF _Toc243415816 \h </w:instrText>
         </w:r>
         <w:r>
           <w:rPr>
@@ -1657,7 +1657,7 @@
           <w:noProof/>
         </w:rPr>
       </w:pPr>
-      <w:hyperlink w:anchor="_Toc243413244" w:history="1">
+      <w:hyperlink w:anchor="_Toc243415817" w:history="1">
         <w:r>
           <w:rPr>
             <w:rStyle w:val="aff8"/>
@@ -1684,7 +1684,7 @@
             <w:noProof/>
             <w:webHidden/>
           </w:rPr>
-          <w:instrText xml:space="preserve"> PAGEREF _Toc243413244 \h </w:instrText>
+          <w:instrText xml:space="preserve"> PAGEREF _Toc243415817 \h </w:instrText>
         </w:r>
         <w:r>
           <w:rPr>
@@ -1725,7 +1725,7 @@
           <w:noProof/>
         </w:rPr>
       </w:pPr>
-      <w:hyperlink w:anchor="_Toc243413245" w:history="1">
+      <w:hyperlink w:anchor="_Toc243415818" w:history="1">
         <w:r>
           <w:rPr>
             <w:rStyle w:val="aff8"/>
@@ -1752,7 +1752,7 @@
             <w:noProof/>
             <w:webHidden/>
           </w:rPr>
-          <w:instrText xml:space="preserve"> PAGEREF _Toc243413245 \h </w:instrText>
+          <w:instrText xml:space="preserve"> PAGEREF _Toc243415818 \h </w:instrText>
         </w:r>
         <w:r>
           <w:rPr>
@@ -1793,7 +1793,7 @@
           <w:noProof/>
         </w:rPr>
       </w:pPr>
-      <w:hyperlink w:anchor="_Toc243413246" w:history="1">
+      <w:hyperlink w:anchor="_Toc243415819" w:history="1">
         <w:r>
           <w:rPr>
             <w:rStyle w:val="aff8"/>
@@ -1820,7 +1820,7 @@
             <w:noProof/>
             <w:webHidden/>
           </w:rPr>
-          <w:instrText xml:space="preserve"> PAGEREF _Toc243413246 \h </w:instrText>
+          <w:instrText xml:space="preserve"> PAGEREF _Toc243415819 \h </w:instrText>
         </w:r>
         <w:r>
           <w:rPr>
@@ -1861,7 +1861,7 @@
           <w:noProof/>
         </w:rPr>
       </w:pPr>
-      <w:hyperlink w:anchor="_Toc243413247" w:history="1">
+      <w:hyperlink w:anchor="_Toc243415820" w:history="1">
         <w:r>
           <w:rPr>
             <w:rStyle w:val="aff8"/>
@@ -1888,7 +1888,7 @@
             <w:noProof/>
             <w:webHidden/>
           </w:rPr>
-          <w:instrText xml:space="preserve"> PAGEREF _Toc243413247 \h </w:instrText>
+          <w:instrText xml:space="preserve"> PAGEREF _Toc243415820 \h </w:instrText>
         </w:r>
         <w:r>
           <w:rPr>
@@ -1929,7 +1929,7 @@
           <w:noProof/>
         </w:rPr>
       </w:pPr>
-      <w:hyperlink w:anchor="_Toc243413248" w:history="1">
+      <w:hyperlink w:anchor="_Toc243415821" w:history="1">
         <w:r>
           <w:rPr>
             <w:rStyle w:val="aff8"/>
@@ -1956,7 +1956,7 @@
             <w:noProof/>
             <w:webHidden/>
           </w:rPr>
-          <w:instrText xml:space="preserve"> PAGEREF _Toc243413248 \h </w:instrText>
+          <w:instrText xml:space="preserve"> PAGEREF _Toc243415821 \h </w:instrText>
         </w:r>
         <w:r>
           <w:rPr>
@@ -1976,7 +1976,7 @@
             <w:noProof/>
             <w:webHidden/>
           </w:rPr>
-          <w:t>12</w:t>
+          <w:t>13</w:t>
         </w:r>
         <w:r>
           <w:rPr>
@@ -1997,7 +1997,7 @@
           <w:noProof/>
         </w:rPr>
       </w:pPr>
-      <w:hyperlink w:anchor="_Toc243413249" w:history="1">
+      <w:hyperlink w:anchor="_Toc243415822" w:history="1">
         <w:r>
           <w:rPr>
             <w:rStyle w:val="aff8"/>
@@ -2024,7 +2024,7 @@
             <w:noProof/>
             <w:webHidden/>
           </w:rPr>
-          <w:instrText xml:space="preserve"> PAGEREF _Toc243413249 \h </w:instrText>
+          <w:instrText xml:space="preserve"> PAGEREF _Toc243415822 \h </w:instrText>
         </w:r>
         <w:r>
           <w:rPr>
@@ -2065,7 +2065,7 @@
           <w:noProof/>
         </w:rPr>
       </w:pPr>
-      <w:hyperlink w:anchor="_Toc243413250" w:history="1">
+      <w:hyperlink w:anchor="_Toc243415823" w:history="1">
         <w:r>
           <w:rPr>
             <w:rStyle w:val="aff8"/>
@@ -2092,7 +2092,7 @@
             <w:noProof/>
             <w:webHidden/>
           </w:rPr>
-          <w:instrText xml:space="preserve"> PAGEREF _Toc243413250 \h </w:instrText>
+          <w:instrText xml:space="preserve"> PAGEREF _Toc243415823 \h </w:instrText>
         </w:r>
         <w:r>
           <w:rPr>
@@ -2112,7 +2112,7 @@
             <w:noProof/>
             <w:webHidden/>
           </w:rPr>
-          <w:t>13</w:t>
+          <w:t>14</w:t>
         </w:r>
         <w:r>
           <w:rPr>
@@ -2137,7 +2137,7 @@
       <w:pPr>
         <w:pStyle w:val="1"/>
       </w:pPr>
-      <w:bookmarkStart w:id="0" w:name="_Toc243413221"/>
+      <w:bookmarkStart w:id="0" w:name="_Toc243415794"/>
       <w:r>
         <w:lastRenderedPageBreak/>
         <w:t>1. О программе</w:t>
@@ -2642,7 +2642,7 @@
       <w:pPr>
         <w:pStyle w:val="1"/>
       </w:pPr>
-      <w:bookmarkStart w:id="1" w:name="_Toc243413222"/>
+      <w:bookmarkStart w:id="1" w:name="_Toc243415795"/>
       <w:r>
         <w:t>2. Системные требования</w:t>
       </w:r>
@@ -2804,7 +2804,7 @@
             </w:r>
             <w:r>
               <w:lastRenderedPageBreak/>
-              <w:t>раздел 3.2</w:t>
+              <w:t>раздел 5.2</w:t>
             </w:r>
           </w:p>
         </w:tc>
@@ -3068,21 +3068,87 @@
       <w:pPr>
         <w:pStyle w:val="1"/>
       </w:pPr>
-      <w:bookmarkStart w:id="2" w:name="_Toc243413223"/>
-      <w:r>
-        <w:t>3. Установка Geant4</w:t>
+      <w:bookmarkStart w:id="2" w:name="_Toc243415796"/>
+      <w:r>
+        <w:t>3. Скачивание и распаковка программы</w:t>
       </w:r>
       <w:bookmarkEnd w:id="2"/>
     </w:p>
     <w:p>
+      <w:r>
+        <w:t xml:space="preserve">Начнём с самой программы: её нужно скачать и </w:t>
+      </w:r>
+      <w:r>
+        <w:t>распаковать, чтобы потом положить рядом пакеты данных и запускать расчёты. Дальше — Python (раздел 4), затем Geant4 (раздел 5).</w:t>
+      </w:r>
+    </w:p>
+    <w:p>
       <w:pPr>
         <w:pStyle w:val="21"/>
       </w:pPr>
-      <w:bookmarkStart w:id="3" w:name="_Toc243413224"/>
-      <w:r>
-        <w:t>3.1. Установка Geant4</w:t>
+      <w:bookmarkStart w:id="3" w:name="_Toc243415797"/>
+      <w:r>
+        <w:t>3.1. Скачивание</w:t>
       </w:r>
       <w:bookmarkEnd w:id="3"/>
+    </w:p>
+    <w:p>
+      <w:r>
+        <w:t xml:space="preserve">Страница релизов: </w:t>
+      </w:r>
+      <w:hyperlink r:id="rId6">
+        <w:r>
+          <w:rPr>
+            <w:color w:val="0563C1"/>
+            <w:u w:val="single"/>
+          </w:rPr>
+          <w:t>https://g</w:t>
+        </w:r>
+        <w:r>
+          <w:rPr>
+            <w:color w:val="0563C1"/>
+            <w:u w:val="single"/>
+          </w:rPr>
+          <w:t>ithub.com/timishavet/geant4-autoradiolysis-beta/releases</w:t>
+        </w:r>
+      </w:hyperlink>
+    </w:p>
+    <w:p>
+      <w:r>
+        <w:t xml:space="preserve">Скачайте архив текущего релиза. Название файла — вида </w:t>
+      </w:r>
+      <w:r>
+        <w:rPr>
+          <w:rFonts w:ascii="Consolas" w:hAnsi="Consolas" w:cs="Consolas"/>
+          <w:sz w:val="18"/>
+          <w:shd w:val="clear" w:color="auto" w:fill="F4F4F4"/>
+        </w:rPr>
+        <w:t>geant4-autoradiolysis-beta-vX.Y.Z-win64.zip</w:t>
+      </w:r>
+      <w:r>
+        <w:t xml:space="preserve"> (например, </w:t>
+      </w:r>
+      <w:r>
+        <w:rPr>
+          <w:rFonts w:ascii="Consolas" w:hAnsi="Consolas" w:cs="Consolas"/>
+          <w:sz w:val="18"/>
+          <w:shd w:val="clear" w:color="auto" w:fill="F4F4F4"/>
+        </w:rPr>
+        <w:t>geant4-autoradiolysis-beta-v0.1.0-win64.zip</w:t>
+      </w:r>
+      <w:r>
+        <w:t>).</w:t>
+      </w:r>
+    </w:p>
+    <w:p>
+      <w:pPr>
+        <w:pStyle w:val="21"/>
+      </w:pPr>
+      <w:bookmarkStart w:id="4" w:name="_Toc243415798"/>
+      <w:r>
+        <w:t>3.2. Распаковка</w:t>
+      </w:r>
+      <w:bookmarkEnd w:id="4"/>
     </w:p>
     <w:p>
       <w:pPr>
@@ -3102,43 +3168,229 @@
         <w:tab/>
       </w:r>
       <w:r>
-        <w:t xml:space="preserve">Откройте в браузере страницу загрузки: </w:t>
-      </w:r>
-      <w:hyperlink r:id="rId6">
+        <w:t>Найдите скачанный архив в</w:t>
+      </w:r>
+      <w:r>
+        <w:t xml:space="preserve"> Проводнике (обычно это папка «Загрузки»).</w:t>
+      </w:r>
+    </w:p>
+    <w:p>
+      <w:pPr>
+        <w:spacing w:after="40"/>
+        <w:ind w:left="510" w:hanging="510"/>
+      </w:pPr>
+      <w:r>
+        <w:rPr>
+          <w:b/>
+        </w:rPr>
+        <w:t>2.</w:t>
+      </w:r>
+      <w:r>
+        <w:rPr>
+          <w:b/>
+        </w:rPr>
+        <w:tab/>
+      </w:r>
+      <w:r>
+        <w:t xml:space="preserve">Нажмите на архив </w:t>
+      </w:r>
+      <w:r>
+        <w:rPr>
+          <w:b/>
+        </w:rPr>
+        <w:t>правой кнопкой мыши</w:t>
+      </w:r>
+      <w:r>
+        <w:t xml:space="preserve"> → </w:t>
+      </w:r>
+      <w:r>
+        <w:rPr>
+          <w:b/>
+        </w:rPr>
+        <w:t>«Извлечь всё»</w:t>
+      </w:r>
+      <w:r>
+        <w:t xml:space="preserve"> → укажите, куда распаковать, например </w:t>
+      </w:r>
+      <w:r>
+        <w:rPr>
+          <w:rFonts w:ascii="Consolas" w:hAnsi="Consolas" w:cs="Consolas"/>
+          <w:sz w:val="18"/>
+          <w:shd w:val="clear" w:color="auto" w:fill="F4F4F4"/>
+        </w:rPr>
+        <w:t>C:\geant4-autoradiolysis-beta</w:t>
+      </w:r>
+      <w:r>
+        <w:t xml:space="preserve"> → нажмите «Извлечь».</w:t>
+      </w:r>
+    </w:p>
+    <w:p>
+      <w:r>
+        <w:t xml:space="preserve">&gt; </w:t>
+      </w:r>
+      <w:r>
+        <w:rPr>
+          <w:b/>
+        </w:rPr>
+        <w:t>[Скриншот: контекстное меню архива в Проводнике с пунктом «Извлечь</w:t>
+      </w:r>
+      <w:r>
+        <w:rPr>
+          <w:b/>
+        </w:rPr>
+        <w:t xml:space="preserve"> всё»]</w:t>
+      </w:r>
+    </w:p>
+    <w:p>
+      <w:pPr>
+        <w:spacing w:after="40"/>
+        <w:ind w:left="510" w:hanging="510"/>
+      </w:pPr>
+      <w:r>
+        <w:rPr>
+          <w:b/>
+        </w:rPr>
+        <w:t>3.</w:t>
+      </w:r>
+      <w:r>
+        <w:rPr>
+          <w:b/>
+        </w:rPr>
+        <w:tab/>
+      </w:r>
+      <w:r>
+        <w:t xml:space="preserve">После распаковки откроется папка с содержимым. Должны быть видны файлы </w:t>
+      </w:r>
+      <w:r>
+        <w:rPr>
+          <w:rFonts w:ascii="Consolas" w:hAnsi="Consolas" w:cs="Consolas"/>
+          <w:sz w:val="18"/>
+          <w:shd w:val="clear" w:color="auto" w:fill="F4F4F4"/>
+        </w:rPr>
+        <w:t>start.bat</w:t>
+      </w:r>
+      <w:r>
+        <w:t xml:space="preserve">, </w:t>
+      </w:r>
+      <w:r>
+        <w:rPr>
+          <w:rFonts w:ascii="Consolas" w:hAnsi="Consolas" w:cs="Consolas"/>
+          <w:sz w:val="18"/>
+          <w:shd w:val="clear" w:color="auto" w:fill="F4F4F4"/>
+        </w:rPr>
+        <w:t>install_data.bat</w:t>
+      </w:r>
+      <w:r>
+        <w:t xml:space="preserve">, </w:t>
+      </w:r>
+      <w:r>
+        <w:rPr>
+          <w:rFonts w:ascii="Consolas" w:hAnsi="Consolas" w:cs="Consolas"/>
+          <w:sz w:val="18"/>
+          <w:shd w:val="clear" w:color="auto" w:fill="F4F4F4"/>
+        </w:rPr>
+        <w:t>program_b.py</w:t>
+      </w:r>
+      <w:r>
+        <w:t xml:space="preserve"> и папка </w:t>
+      </w:r>
+      <w:r>
+        <w:rPr>
+          <w:rFonts w:ascii="Consolas" w:hAnsi="Consolas" w:cs="Consolas"/>
+          <w:sz w:val="18"/>
+          <w:shd w:val="clear" w:color="auto" w:fill="F4F4F4"/>
+        </w:rPr>
+        <w:t>build</w:t>
+      </w:r>
+      <w:r>
+        <w:t>.</w:t>
+      </w:r>
+    </w:p>
+    <w:p>
+      <w:r>
+        <w:t xml:space="preserve">&gt; </w:t>
+      </w:r>
+      <w:r>
+        <w:rPr>
+          <w:b/>
+        </w:rPr>
+        <w:t>[Скриншот: распакованная папка в Проводнике]</w:t>
+      </w:r>
+      <w:r>
+        <w:t xml:space="preserve"> &gt; </w:t>
+      </w:r>
+      <w:r>
+        <w:rPr>
+          <w:i/>
+        </w:rPr>
+        <w:t xml:space="preserve">— видны start.bat, install_data.bat, program_b.py, папка build и </w:t>
+      </w:r>
+      <w:r>
+        <w:rPr>
+          <w:i/>
+        </w:rPr>
+        <w:t>остальные файлы.</w:t>
+      </w:r>
+    </w:p>
+    <w:p>
+      <w:r>
+        <w:t>Если внутри окажется ещё одна вложенная папка — просто зайдите в неё.</w:t>
+      </w:r>
+    </w:p>
+    <w:p>
+      <w:r>
+        <w:t>Дальше — установите Python (раздел 4), затем Geant4 (раздел 5).</w:t>
+      </w:r>
+    </w:p>
+    <w:p>
+      <w:pPr>
+        <w:pStyle w:val="1"/>
+      </w:pPr>
+      <w:bookmarkStart w:id="5" w:name="_Toc243415799"/>
+      <w:r>
+        <w:t>4. Установка Python и зависимостей</w:t>
+      </w:r>
+      <w:bookmarkEnd w:id="5"/>
+    </w:p>
+    <w:p>
+      <w:pPr>
+        <w:pStyle w:val="21"/>
+      </w:pPr>
+      <w:bookmarkStart w:id="6" w:name="_Toc243415800"/>
+      <w:r>
+        <w:t>4.1. Установка Python</w:t>
+      </w:r>
+      <w:bookmarkEnd w:id="6"/>
+    </w:p>
+    <w:p>
+      <w:pPr>
+        <w:spacing w:after="40"/>
+        <w:ind w:left="510" w:hanging="510"/>
+      </w:pPr>
+      <w:r>
+        <w:rPr>
+          <w:b/>
+        </w:rPr>
+        <w:t>1.</w:t>
+      </w:r>
+      <w:r>
+        <w:rPr>
+          <w:b/>
+        </w:rPr>
+        <w:tab/>
+      </w:r>
+      <w:r>
+        <w:t xml:space="preserve">Откройте в браузере страницу: </w:t>
+      </w:r>
+      <w:hyperlink r:id="rId7">
         <w:r>
           <w:rPr>
             <w:color w:val="0563C1"/>
             <w:u w:val="single"/>
           </w:rPr>
-          <w:t>https://geant4.web.cern.ch/download/11.4.1</w:t>
+          <w:t>https://www.python.org/downloads/windows/</w:t>
         </w:r>
       </w:hyperlink>
-    </w:p>
-    <w:p>
-      <w:r>
-        <w:t xml:space="preserve">&gt; </w:t>
-      </w:r>
-      <w:r>
-        <w:rPr>
-          <w:b/>
-        </w:rPr>
-        <w:t>[Скриншот: страница загрузки Geant4 в браузере]</w:t>
-      </w:r>
-      <w:r>
-        <w:t xml:space="preserve"> &gt; </w:t>
-      </w:r>
-      <w:r>
-        <w:rPr>
-          <w:i/>
-        </w:rPr>
-        <w:t xml:space="preserve">— страница geant4.web.cern.ch/download/11.4.1, виден раздел </w:t>
-      </w:r>
-      <w:r>
-        <w:rPr>
-          <w:i/>
-        </w:rPr>
-        <w:t>Binary releases и кнопка Download exe в строке Windows.</w:t>
-      </w:r>
     </w:p>
     <w:p>
       <w:pPr>
@@ -3158,22 +3410,13 @@
         <w:tab/>
       </w:r>
       <w:r>
-        <w:t xml:space="preserve">Скачайте установщик </w:t>
+        <w:t xml:space="preserve">Скачайте самую свежую версию </w:t>
       </w:r>
       <w:r>
         <w:rPr>
           <w:b/>
         </w:rPr>
-        <w:t>Windows, Visual Studio Code</w:t>
-      </w:r>
-      <w:r>
-        <w:t xml:space="preserve"> → кнопка </w:t>
-      </w:r>
-      <w:r>
-        <w:rPr>
-          <w:b/>
-        </w:rPr>
-        <w:t>Download exe</w:t>
+        <w:t>Windows installer (64-bit)</w:t>
       </w:r>
       <w:r>
         <w:t>.</w:t>
@@ -3197,7 +3440,7 @@
         <w:tab/>
       </w:r>
       <w:r>
-        <w:t>Запустите скачанный файл установщика. Дальше отвечайте «Далее» (Next) на все вопросы установщика.</w:t>
+        <w:t>Запустите установщик.</w:t>
       </w:r>
     </w:p>
     <w:p>
@@ -3209,6 +3452,7 @@
         <w:rPr>
           <w:b/>
         </w:rPr>
+        <w:lastRenderedPageBreak/>
         <w:t>4.</w:t>
       </w:r>
       <w:r>
@@ -3216,16 +3460,246 @@
           <w:b/>
         </w:rPr>
         <w:tab/>
-        <w:t>На что обратить вниман</w:t>
+        <w:t xml:space="preserve">Обязательно включите галочку внизу </w:t>
       </w:r>
       <w:r>
         <w:rPr>
           <w:b/>
         </w:rPr>
-        <w:t>ие — каталог установки.</w:t>
-      </w:r>
-      <w:r>
-        <w:t xml:space="preserve"> Укажите простой путь без пробелов и без кириллицы, например:</w:t>
+        <w:t>окна: «Add python.exe to PATH»</w:t>
+      </w:r>
+      <w:r>
+        <w:t xml:space="preserve"> — без неё программа не сможет найти Python.</w:t>
+      </w:r>
+    </w:p>
+    <w:p>
+      <w:r>
+        <w:t xml:space="preserve">&gt; </w:t>
+      </w:r>
+      <w:r>
+        <w:rPr>
+          <w:b/>
+        </w:rPr>
+        <w:t>[Скриншот: окно установщика Python с галочкой Add python.exe to PATH]</w:t>
+      </w:r>
+      <w:r>
+        <w:t xml:space="preserve"> &gt; </w:t>
+      </w:r>
+      <w:r>
+        <w:rPr>
+          <w:i/>
+        </w:rPr>
+        <w:t>— первое окно установщика, внизу отмечена галочка «Add python.exe to PATH», затем нажата кнопка «Install No</w:t>
+      </w:r>
+      <w:r>
+        <w:rPr>
+          <w:i/>
+        </w:rPr>
+        <w:t>w».</w:t>
+      </w:r>
+    </w:p>
+    <w:p>
+      <w:pPr>
+        <w:spacing w:after="40"/>
+        <w:ind w:left="510" w:hanging="510"/>
+      </w:pPr>
+      <w:r>
+        <w:rPr>
+          <w:b/>
+        </w:rPr>
+        <w:t>5.</w:t>
+      </w:r>
+      <w:r>
+        <w:rPr>
+          <w:b/>
+        </w:rPr>
+        <w:tab/>
+      </w:r>
+      <w:r>
+        <w:t xml:space="preserve">Нажмите </w:t>
+      </w:r>
+      <w:r>
+        <w:rPr>
+          <w:b/>
+        </w:rPr>
+        <w:t>Install Now</w:t>
+      </w:r>
+      <w:r>
+        <w:t xml:space="preserve"> и дождитесь завершения.</w:t>
+      </w:r>
+    </w:p>
+    <w:p>
+      <w:pPr>
+        <w:pStyle w:val="21"/>
+      </w:pPr>
+      <w:bookmarkStart w:id="7" w:name="_Toc243415801"/>
+      <w:r>
+        <w:t>4.2. Открываем командную строку</w:t>
+      </w:r>
+      <w:bookmarkEnd w:id="7"/>
+    </w:p>
+    <w:p>
+      <w:r>
+        <w:t>Для установки одной библиотеки (matplotlib) понадобится командная строка — это чёрное окно, куда вводятся текстовые команды. Открывается она так:</w:t>
+      </w:r>
+    </w:p>
+    <w:p>
+      <w:pPr>
+        <w:spacing w:after="40"/>
+        <w:ind w:left="510" w:hanging="510"/>
+      </w:pPr>
+      <w:r>
+        <w:rPr>
+          <w:b/>
+        </w:rPr>
+        <w:t>1.</w:t>
+      </w:r>
+      <w:r>
+        <w:rPr>
+          <w:b/>
+        </w:rPr>
+        <w:tab/>
+      </w:r>
+      <w:r>
+        <w:t xml:space="preserve">Нажмите на клавиатуре </w:t>
+      </w:r>
+      <w:r>
+        <w:rPr>
+          <w:b/>
+        </w:rPr>
+        <w:t>Wi</w:t>
+      </w:r>
+      <w:r>
+        <w:rPr>
+          <w:b/>
+        </w:rPr>
+        <w:t>n + R</w:t>
+      </w:r>
+      <w:r>
+        <w:t xml:space="preserve"> (клавиша Windows и буква R одновременно).</w:t>
+      </w:r>
+    </w:p>
+    <w:p>
+      <w:pPr>
+        <w:spacing w:after="40"/>
+        <w:ind w:left="510" w:hanging="510"/>
+      </w:pPr>
+      <w:r>
+        <w:rPr>
+          <w:b/>
+        </w:rPr>
+        <w:t>2.</w:t>
+      </w:r>
+      <w:r>
+        <w:rPr>
+          <w:b/>
+        </w:rPr>
+        <w:tab/>
+      </w:r>
+      <w:r>
+        <w:t xml:space="preserve">В появившемся маленьком окне «Выполнить» введите слово </w:t>
+      </w:r>
+      <w:r>
+        <w:rPr>
+          <w:rFonts w:ascii="Consolas" w:hAnsi="Consolas" w:cs="Consolas"/>
+          <w:sz w:val="18"/>
+          <w:shd w:val="clear" w:color="auto" w:fill="F4F4F4"/>
+        </w:rPr>
+        <w:t>cmd</w:t>
+      </w:r>
+      <w:r>
+        <w:t xml:space="preserve"> и нажмите </w:t>
+      </w:r>
+      <w:r>
+        <w:rPr>
+          <w:b/>
+        </w:rPr>
+        <w:t>Enter</w:t>
+      </w:r>
+      <w:r>
+        <w:t>.</w:t>
+      </w:r>
+    </w:p>
+    <w:p>
+      <w:r>
+        <w:t xml:space="preserve">&gt; </w:t>
+      </w:r>
+      <w:r>
+        <w:rPr>
+          <w:b/>
+        </w:rPr>
+        <w:t>[Скриншот: окно «Выполнить» с введённой командой cmd]</w:t>
+      </w:r>
+      <w:r>
+        <w:t xml:space="preserve"> &gt; </w:t>
+      </w:r>
+      <w:r>
+        <w:rPr>
+          <w:i/>
+        </w:rPr>
+        <w:t>— окно Win+R, в поле «Открыть» набрано cmd.</w:t>
+      </w:r>
+    </w:p>
+    <w:p>
+      <w:pPr>
+        <w:spacing w:after="40"/>
+        <w:ind w:left="510" w:hanging="510"/>
+      </w:pPr>
+      <w:r>
+        <w:rPr>
+          <w:b/>
+        </w:rPr>
+        <w:t>3.</w:t>
+      </w:r>
+      <w:r>
+        <w:rPr>
+          <w:b/>
+        </w:rPr>
+        <w:tab/>
+      </w:r>
+      <w:r>
+        <w:t>Откроется чёрное окно ко</w:t>
+      </w:r>
+      <w:r>
+        <w:t>мандной строки — оно понадобится только на несколько минут.</w:t>
+      </w:r>
+    </w:p>
+    <w:p>
+      <w:r>
+        <w:t xml:space="preserve">&gt; </w:t>
+      </w:r>
+      <w:r>
+        <w:rPr>
+          <w:b/>
+        </w:rPr>
+        <w:t>[Скриншот: окно командной строки]</w:t>
+      </w:r>
+      <w:r>
+        <w:t xml:space="preserve"> &gt; </w:t>
+      </w:r>
+      <w:r>
+        <w:rPr>
+          <w:i/>
+        </w:rPr>
+        <w:t>— пустое чёрное окно с приглашением C:\Users\...&gt;</w:t>
+      </w:r>
+    </w:p>
+    <w:p>
+      <w:pPr>
+        <w:pStyle w:val="21"/>
+      </w:pPr>
+      <w:bookmarkStart w:id="8" w:name="_Toc243415802"/>
+      <w:r>
+        <w:t>4.3. Проверка, что Python установлен</w:t>
+      </w:r>
+      <w:bookmarkEnd w:id="8"/>
+    </w:p>
+    <w:p>
+      <w:r>
+        <w:t>В командной строке введите (можно скопировать и вставить) и нажмите Ent</w:t>
+      </w:r>
+      <w:r>
+        <w:t>er:</w:t>
       </w:r>
     </w:p>
     <w:p>
@@ -3239,28 +3713,200 @@
           <w:rFonts w:ascii="Consolas" w:hAnsi="Consolas" w:cs="Consolas"/>
           <w:sz w:val="18"/>
         </w:rPr>
-        <w:t xml:space="preserve">   C:\Geant4</w:t>
-      </w:r>
-    </w:p>
-    <w:p>
-      <w:r>
-        <w:t xml:space="preserve">&gt; </w:t>
+        <w:t>py --version</w:t>
+      </w:r>
+    </w:p>
+    <w:p>
+      <w:r>
+        <w:t>Должно появиться что-то вроде:</w:t>
+      </w:r>
+    </w:p>
+    <w:p>
+      <w:pPr>
+        <w:shd w:val="clear" w:color="auto" w:fill="F4F4F4"/>
+        <w:spacing w:before="120" w:line="240" w:lineRule="auto"/>
+        <w:ind w:left="227"/>
+      </w:pPr>
+      <w:r>
+        <w:rPr>
+          <w:rFonts w:ascii="Consolas" w:hAnsi="Consolas" w:cs="Consolas"/>
+          <w:sz w:val="18"/>
+        </w:rPr>
+        <w:t>Python 3.14.5</w:t>
+      </w:r>
+    </w:p>
+    <w:p>
+      <w:r>
+        <w:t xml:space="preserve">Любая версия 3.12 или новее подходит. Если написано </w:t>
+      </w:r>
+      <w:r>
+        <w:rPr>
+          <w:rFonts w:ascii="Consolas" w:hAnsi="Consolas" w:cs="Consolas"/>
+          <w:sz w:val="18"/>
+          <w:shd w:val="clear" w:color="auto" w:fill="F4F4F4"/>
+        </w:rPr>
+        <w:t>Python 3.11.x</w:t>
+      </w:r>
+      <w:r>
+        <w:t xml:space="preserve"> или старше — скачайте и переустановите Python, не забыв про галочку «Add python.exe to PATH».</w:t>
+      </w:r>
+    </w:p>
+    <w:p>
+      <w:r>
+        <w:t>Если появилось сообщение «'py' не является внутренней или внешней командой» — галочка «Add python.exe to PATH» не была отмечена. Переустановите Python с этой гал</w:t>
+      </w:r>
+      <w:r>
+        <w:t>очкой и снова проверьте.</w:t>
+      </w:r>
+    </w:p>
+    <w:p>
+      <w:pPr>
+        <w:pStyle w:val="21"/>
+      </w:pPr>
+      <w:bookmarkStart w:id="9" w:name="_Toc243415803"/>
+      <w:r>
+        <w:t>4.4. Установка matplotlib</w:t>
+      </w:r>
+      <w:bookmarkEnd w:id="9"/>
+    </w:p>
+    <w:p>
+      <w:r>
+        <w:t xml:space="preserve">Программе нужна библиотека </w:t>
       </w:r>
       <w:r>
         <w:rPr>
           <w:b/>
         </w:rPr>
-        <w:t>[Скриншот: окно установщика Geant4 с выбором каталога]</w:t>
-      </w:r>
-      <w:r>
-        <w:t xml:space="preserve"> &gt; </w:t>
-      </w:r>
-      <w:r>
-        <w:rPr>
-          <w:i/>
-        </w:rPr>
-        <w:t>— шаг установки, где вводится путь C:\Geant4.</w:t>
-      </w:r>
+        <w:t>matplotlib</w:t>
+      </w:r>
+      <w:r>
+        <w:t xml:space="preserve"> — она рисует графики бета-спектров на вкладке «Спектры». Всё остальное работает и без неё, но в полной комплектации её лучше поставить сразу.</w:t>
+      </w:r>
+    </w:p>
+    <w:p>
+      <w:r>
+        <w:t>Всё в том же окне командн</w:t>
+      </w:r>
+      <w:r>
+        <w:t>ой строки выполните:</w:t>
+      </w:r>
+    </w:p>
+    <w:p>
+      <w:pPr>
+        <w:shd w:val="clear" w:color="auto" w:fill="F4F4F4"/>
+        <w:spacing w:before="120" w:line="240" w:lineRule="auto"/>
+        <w:ind w:left="227"/>
+      </w:pPr>
+      <w:r>
+        <w:rPr>
+          <w:rFonts w:ascii="Consolas" w:hAnsi="Consolas" w:cs="Consolas"/>
+          <w:sz w:val="18"/>
+        </w:rPr>
+        <w:t>py -m pip install matplotlib</w:t>
+      </w:r>
+    </w:p>
+    <w:p>
+      <w:r>
+        <w:t xml:space="preserve">Дождитесь завершения (в конце должна появиться строчка </w:t>
+      </w:r>
+      <w:r>
+        <w:rPr>
+          <w:rFonts w:ascii="Consolas" w:hAnsi="Consolas" w:cs="Consolas"/>
+          <w:sz w:val="18"/>
+          <w:shd w:val="clear" w:color="auto" w:fill="F4F4F4"/>
+        </w:rPr>
+        <w:t>Successfully installed matplotlib-...</w:t>
+      </w:r>
+      <w:r>
+        <w:t>). Проверьте:</w:t>
+      </w:r>
+    </w:p>
+    <w:p>
+      <w:pPr>
+        <w:shd w:val="clear" w:color="auto" w:fill="F4F4F4"/>
+        <w:spacing w:before="120" w:line="240" w:lineRule="auto"/>
+        <w:ind w:left="227"/>
+      </w:pPr>
+      <w:r>
+        <w:rPr>
+          <w:rFonts w:ascii="Consolas" w:hAnsi="Consolas" w:cs="Consolas"/>
+          <w:sz w:val="18"/>
+        </w:rPr>
+        <w:t>py -c "import matplotlib; print(matplotlib.__version__)"</w:t>
+      </w:r>
+    </w:p>
+    <w:p>
+      <w:r>
+        <w:t xml:space="preserve">Должна напечататься версия, например </w:t>
+      </w:r>
+      <w:r>
+        <w:rPr>
+          <w:rFonts w:ascii="Consolas" w:hAnsi="Consolas" w:cs="Consolas"/>
+          <w:sz w:val="18"/>
+          <w:shd w:val="clear" w:color="auto" w:fill="F4F4F4"/>
+        </w:rPr>
+        <w:t>3.10.9</w:t>
+      </w:r>
+      <w:r>
+        <w:t>.</w:t>
+      </w:r>
+    </w:p>
+    <w:p>
+      <w:pPr>
+        <w:pStyle w:val="21"/>
+      </w:pPr>
+      <w:bookmarkStart w:id="10" w:name="_Toc243415804"/>
+      <w:r>
+        <w:t>4.5. Закройте командную строку</w:t>
+      </w:r>
+      <w:bookmarkEnd w:id="10"/>
+    </w:p>
+    <w:p>
+      <w:r>
+        <w:t>Окно командной строки можно закрыть — оно больше не понадобится.</w:t>
+      </w:r>
+    </w:p>
+    <w:p>
+      <w:r>
+        <w:t>Дальше — установка Geant4 (раздел 5).</w:t>
+      </w:r>
+    </w:p>
+    <w:p>
+      <w:pPr>
+        <w:pBdr>
+          <w:bottom w:val="single" w:sz="6" w:space="1" w:color="BFBFBF"/>
+        </w:pBdr>
+        <w:spacing w:before="40" w:after="40"/>
+      </w:pPr>
+    </w:p>
+    <w:p>
+      <w:pPr>
+        <w:pStyle w:val="1"/>
+      </w:pPr>
+      <w:bookmarkStart w:id="11" w:name="_Toc243415805"/>
+      <w:r>
+        <w:lastRenderedPageBreak/>
+        <w:t>5. Установка Geant4</w:t>
+      </w:r>
+      <w:bookmarkEnd w:id="11"/>
+    </w:p>
+    <w:p>
+      <w:r>
+        <w:t>Geant4 — это движок расчётов: набор библиотек и вспомога</w:t>
+      </w:r>
+      <w:r>
+        <w:t>тельных файлов, к которым обращается программа. Ставится один раз.</w:t>
+      </w:r>
+    </w:p>
+    <w:p>
+      <w:pPr>
+        <w:pStyle w:val="21"/>
+      </w:pPr>
+      <w:bookmarkStart w:id="12" w:name="_Toc243415806"/>
+      <w:r>
+        <w:t>5.1. Установка Geant4</w:t>
+      </w:r>
+      <w:bookmarkEnd w:id="12"/>
     </w:p>
     <w:p>
       <w:pPr>
@@ -3271,34 +3917,42 @@
         <w:rPr>
           <w:b/>
         </w:rPr>
-        <w:t>5.</w:t>
+        <w:t>1.</w:t>
       </w:r>
       <w:r>
         <w:rPr>
           <w:b/>
         </w:rPr>
         <w:tab/>
-        <w:t>В одном из окон установщика есть предложение добав</w:t>
+      </w:r>
+      <w:r>
+        <w:t xml:space="preserve">Откройте в браузере страницу загрузки: </w:t>
+      </w:r>
+      <w:hyperlink r:id="rId8">
+        <w:r>
+          <w:rPr>
+            <w:color w:val="0563C1"/>
+            <w:u w:val="single"/>
+          </w:rPr>
+          <w:t>https://geant4.web.cern.ch/download/11.4.1</w:t>
+        </w:r>
+      </w:hyperlink>
+    </w:p>
+    <w:p>
+      <w:r>
+        <w:t xml:space="preserve">&gt; </w:t>
       </w:r>
       <w:r>
         <w:rPr>
           <w:b/>
         </w:rPr>
-        <w:t>ить Geant4 в переменные системы Windows (PATH) — обязательно отметьте его.</w:t>
-      </w:r>
-      <w:r>
-        <w:t xml:space="preserve"> Без этой опции система не узнает, где стоит Geant4, и программа его не найдёт.</w:t>
-      </w:r>
-    </w:p>
-    <w:p>
-      <w:r>
-        <w:t xml:space="preserve">&gt; </w:t>
+        <w:t>[Скриншот: страниц</w:t>
       </w:r>
       <w:r>
         <w:rPr>
           <w:b/>
         </w:rPr>
-        <w:t>[Скриншот: окно установщика Geant4 с опцией добавления в PATH]</w:t>
+        <w:t>а загрузки Geant4 в браузере]</w:t>
       </w:r>
       <w:r>
         <w:t xml:space="preserve"> &gt; </w:t>
@@ -3307,13 +3961,7 @@
         <w:rPr>
           <w:i/>
         </w:rPr>
-        <w:t xml:space="preserve">— шаг установки, отмечена </w:t>
-      </w:r>
-      <w:r>
-        <w:rPr>
-          <w:i/>
-        </w:rPr>
-        <w:t>опция добавления Geant4 в PATH.</w:t>
+        <w:t>— страница geant4.web.cern.ch/download/11.4.1, виден раздел Binary releases и кнопка Download exe в строке Windows.</w:t>
       </w:r>
     </w:p>
     <w:p>
@@ -3325,7 +3973,7 @@
         <w:rPr>
           <w:b/>
         </w:rPr>
-        <w:t>6.</w:t>
+        <w:t>2.</w:t>
       </w:r>
       <w:r>
         <w:rPr>
@@ -3334,7 +3982,51 @@
         <w:tab/>
       </w:r>
       <w:r>
-        <w:t>Состав компонентов оставьте по умолчанию.</w:t>
+        <w:t xml:space="preserve">Скачайте установщик для Windows: в таблице </w:t>
+      </w:r>
+      <w:r>
+        <w:rPr>
+          <w:b/>
+        </w:rPr>
+        <w:t>Binary releases</w:t>
+      </w:r>
+      <w:r>
+        <w:t xml:space="preserve"> найдите строку </w:t>
+      </w:r>
+      <w:r>
+        <w:rPr>
+          <w:b/>
+        </w:rPr>
+        <w:t>Windows 11, Visual Studio Code-</w:t>
+      </w:r>
+      <w:r>
+        <w:rPr>
+          <w:b/>
+        </w:rPr>
+        <w:t>17.11.4</w:t>
+      </w:r>
+      <w:r>
+        <w:t xml:space="preserve"> и нажмите </w:t>
+      </w:r>
+      <w:r>
+        <w:rPr>
+          <w:b/>
+        </w:rPr>
+        <w:t>Download exe</w:t>
+      </w:r>
+      <w:r>
+        <w:t xml:space="preserve"> (файл </w:t>
+      </w:r>
+      <w:r>
+        <w:rPr>
+          <w:rFonts w:ascii="Consolas" w:hAnsi="Consolas" w:cs="Consolas"/>
+          <w:sz w:val="18"/>
+          <w:shd w:val="clear" w:color="auto" w:fill="F4F4F4"/>
+        </w:rPr>
+        <w:t>WIN64-VC17.11.4-11.exe</w:t>
+      </w:r>
+      <w:r>
+        <w:t>). Название с Visual Studio Code относится к компилятору Microsoft Visual C++ 17.11.4, на котором собраны библиотеки Geant4; сам редактор VS Code устанавливать не нужно — в пакете только Geant4.</w:t>
       </w:r>
     </w:p>
     <w:p>
@@ -3346,6 +4038,155 @@
         <w:rPr>
           <w:b/>
         </w:rPr>
+        <w:t>3.</w:t>
+      </w:r>
+      <w:r>
+        <w:rPr>
+          <w:b/>
+        </w:rPr>
+        <w:tab/>
+      </w:r>
+      <w:r>
+        <w:t>Запустите скачанный файл установщика. Дальше отвечайте «Далее» (Next) на все вопросы установщика.</w:t>
+      </w:r>
+    </w:p>
+    <w:p>
+      <w:pPr>
+        <w:spacing w:after="40"/>
+        <w:ind w:left="510" w:hanging="510"/>
+      </w:pPr>
+      <w:r>
+        <w:rPr>
+          <w:b/>
+        </w:rPr>
+        <w:t>4.</w:t>
+      </w:r>
+      <w:r>
+        <w:rPr>
+          <w:b/>
+        </w:rPr>
+        <w:tab/>
+        <w:t>На что обратить внимание — каталог установки.</w:t>
+      </w:r>
+      <w:r>
+        <w:t xml:space="preserve"> Укажите простой путь без пробелов и без кириллицы, например:</w:t>
+      </w:r>
+    </w:p>
+    <w:p>
+      <w:pPr>
+        <w:shd w:val="clear" w:color="auto" w:fill="F4F4F4"/>
+        <w:spacing w:before="120" w:line="240" w:lineRule="auto"/>
+        <w:ind w:left="227"/>
+      </w:pPr>
+      <w:r>
+        <w:rPr>
+          <w:rFonts w:ascii="Consolas" w:hAnsi="Consolas" w:cs="Consolas"/>
+          <w:sz w:val="18"/>
+        </w:rPr>
+        <w:t xml:space="preserve">   C:\Geant4</w:t>
+      </w:r>
+    </w:p>
+    <w:p>
+      <w:r>
+        <w:t xml:space="preserve">&gt; </w:t>
+      </w:r>
+      <w:r>
+        <w:rPr>
+          <w:b/>
+        </w:rPr>
+        <w:t>[Скриншот: окно установщика Gean</w:t>
+      </w:r>
+      <w:r>
+        <w:rPr>
+          <w:b/>
+        </w:rPr>
+        <w:t>t4 с выбором каталога]</w:t>
+      </w:r>
+      <w:r>
+        <w:t xml:space="preserve"> &gt; </w:t>
+      </w:r>
+      <w:r>
+        <w:rPr>
+          <w:i/>
+        </w:rPr>
+        <w:t>— шаг установки, где вводится путь C:\Geant4.</w:t>
+      </w:r>
+    </w:p>
+    <w:p>
+      <w:pPr>
+        <w:spacing w:after="40"/>
+        <w:ind w:left="510" w:hanging="510"/>
+      </w:pPr>
+      <w:r>
+        <w:rPr>
+          <w:b/>
+        </w:rPr>
+        <w:t>5.</w:t>
+      </w:r>
+      <w:r>
+        <w:rPr>
+          <w:b/>
+        </w:rPr>
+        <w:tab/>
+        <w:t>В одном из окон установщика есть предложение добавить Geant4 в переменные системы Windows (PATH) — обязательно отметьте его.</w:t>
+      </w:r>
+      <w:r>
+        <w:t xml:space="preserve"> Без этой опции система не узнает, где стоит Geant4, и про</w:t>
+      </w:r>
+      <w:r>
+        <w:t>грамма его не найдёт.</w:t>
+      </w:r>
+    </w:p>
+    <w:p>
+      <w:r>
+        <w:t xml:space="preserve">&gt; </w:t>
+      </w:r>
+      <w:r>
+        <w:rPr>
+          <w:b/>
+        </w:rPr>
+        <w:t>[Скриншот: окно установщика Geant4 с опцией добавления в PATH]</w:t>
+      </w:r>
+      <w:r>
+        <w:t xml:space="preserve"> &gt; </w:t>
+      </w:r>
+      <w:r>
+        <w:rPr>
+          <w:i/>
+        </w:rPr>
+        <w:t>— шаг установки, отмечена опция добавления Geant4 в PATH.</w:t>
+      </w:r>
+    </w:p>
+    <w:p>
+      <w:pPr>
+        <w:spacing w:after="40"/>
+        <w:ind w:left="510" w:hanging="510"/>
+      </w:pPr>
+      <w:r>
+        <w:rPr>
+          <w:b/>
+        </w:rPr>
+        <w:t>6.</w:t>
+      </w:r>
+      <w:r>
+        <w:rPr>
+          <w:b/>
+        </w:rPr>
+        <w:tab/>
+      </w:r>
+      <w:r>
+        <w:t>Состав компонентов оставьте по умолчанию.</w:t>
+      </w:r>
+    </w:p>
+    <w:p>
+      <w:pPr>
+        <w:spacing w:after="40"/>
+        <w:ind w:left="510" w:hanging="510"/>
+      </w:pPr>
+      <w:r>
+        <w:rPr>
+          <w:b/>
+        </w:rPr>
         <w:t>7.</w:t>
       </w:r>
       <w:r>
@@ -3363,7 +4204,13 @@
         <w:rPr>
           <w:b/>
         </w:rPr>
-        <w:t>После полной установки перезагрузите компьютер</w:t>
+        <w:t xml:space="preserve">После </w:t>
+      </w:r>
+      <w:r>
+        <w:rPr>
+          <w:b/>
+        </w:rPr>
+        <w:t>полной установки перезагрузите компьютер</w:t>
       </w:r>
       <w:r>
         <w:t xml:space="preserve"> — это гарантирует, что все изменения (в том числе PATH) вступят в силу.</w:t>
@@ -3373,18 +4220,18 @@
       <w:pPr>
         <w:pStyle w:val="21"/>
       </w:pPr>
-      <w:bookmarkStart w:id="4" w:name="_Toc243413225"/>
-      <w:r>
-        <w:t>3.2. Установка пакетов данных Geant4</w:t>
-      </w:r>
-      <w:bookmarkEnd w:id="4"/>
-    </w:p>
-    <w:p>
-      <w:r>
-        <w:t>Geant4 работает не сама — ей нужны таблицы физических данных: схемы распада, уровни дочерних ядер, сечения взаимодействий частиц. Они распространя</w:t>
-      </w:r>
-      <w:r>
-        <w:t>ются отдельными пакетами.</w:t>
+      <w:bookmarkStart w:id="13" w:name="_Toc243415807"/>
+      <w:r>
+        <w:t>5.2. Установка пакетов данных Geant4</w:t>
+      </w:r>
+      <w:bookmarkEnd w:id="13"/>
+    </w:p>
+    <w:p>
+      <w:r>
+        <w:t xml:space="preserve">Geant4 работает не сама — ей нужны таблицы физических данных: схемы распада, уровни дочерних ядер, </w:t>
+      </w:r>
+      <w:r>
+        <w:t>сечения взаимодействий частиц. Они распространяются отдельными пакетами.</w:t>
       </w:r>
     </w:p>
     <w:p>
@@ -3425,7 +4272,6 @@
               <w:spacing w:after="40"/>
             </w:pPr>
             <w:r>
-              <w:lastRenderedPageBreak/>
               <w:t>Пакет</w:t>
             </w:r>
           </w:p>
@@ -3473,20 +4319,13 @@
               <w:spacing w:after="40"/>
               <w:cnfStyle w:val="000000100000" w:firstRow="0" w:lastRow="0" w:firstColumn="0" w:lastColumn="0" w:oddVBand="0" w:evenVBand="0" w:oddHBand="1" w:evenHBand="0" w:firstRowFirstColumn="0" w:firstRowLastColumn="0" w:lastRowFirstColumn="0" w:lastRowLastColumn="0"/>
             </w:pPr>
-            <w:hyperlink r:id="rId7">
+            <w:hyperlink r:id="rId9">
               <w:r>
                 <w:rPr>
                   <w:color w:val="0563C1"/>
                   <w:u w:val="single"/>
                 </w:rPr>
-                <w:t>https://cern.ch/geant4</w:t>
-              </w:r>
-              <w:r>
-                <w:rPr>
-                  <w:color w:val="0563C1"/>
-                  <w:u w:val="single"/>
-                </w:rPr>
-                <w:t>-data/datasets/G4EMLOW.8.8.tar.gz</w:t>
+                <w:t>https://cern.ch/geant4-data/datasets/G4EMLOW.8.8.tar.gz</w:t>
               </w:r>
             </w:hyperlink>
           </w:p>
@@ -3520,13 +4359,20 @@
               <w:spacing w:after="40"/>
               <w:cnfStyle w:val="000000010000" w:firstRow="0" w:lastRow="0" w:firstColumn="0" w:lastColumn="0" w:oddVBand="0" w:evenVBand="0" w:oddHBand="0" w:evenHBand="1" w:firstRowFirstColumn="0" w:firstRowLastColumn="0" w:lastRowFirstColumn="0" w:lastRowLastColumn="0"/>
             </w:pPr>
-            <w:hyperlink r:id="rId8">
+            <w:hyperlink r:id="rId10">
               <w:r>
                 <w:rPr>
                   <w:color w:val="0563C1"/>
                   <w:u w:val="single"/>
                 </w:rPr>
-                <w:t>https://cern.ch/geant4-data/datasets/G4RadioactiveDecay.6.1.2.tar.gz</w:t>
+                <w:t>https://cern.ch/geant4-data/datasets/G4RadioactiveDecay.6.1.2</w:t>
+              </w:r>
+              <w:r>
+                <w:rPr>
+                  <w:color w:val="0563C1"/>
+                  <w:u w:val="single"/>
+                </w:rPr>
+                <w:t>.tar.gz</w:t>
               </w:r>
             </w:hyperlink>
           </w:p>
@@ -3560,7 +4406,7 @@
               <w:spacing w:after="40"/>
               <w:cnfStyle w:val="000000100000" w:firstRow="0" w:lastRow="0" w:firstColumn="0" w:lastColumn="0" w:oddVBand="0" w:evenVBand="0" w:oddHBand="1" w:evenHBand="0" w:firstRowFirstColumn="0" w:firstRowLastColumn="0" w:lastRowFirstColumn="0" w:lastRowLastColumn="0"/>
             </w:pPr>
-            <w:hyperlink r:id="rId9">
+            <w:hyperlink r:id="rId11">
               <w:r>
                 <w:rPr>
                   <w:color w:val="0563C1"/>
@@ -3600,13 +4446,21 @@
               <w:spacing w:after="40"/>
               <w:cnfStyle w:val="000000010000" w:firstRow="0" w:lastRow="0" w:firstColumn="0" w:lastColumn="0" w:oddVBand="0" w:evenVBand="0" w:oddHBand="0" w:evenHBand="1" w:firstRowFirstColumn="0" w:firstRowLastColumn="0" w:lastRowFirstColumn="0" w:lastRowLastColumn="0"/>
             </w:pPr>
-            <w:hyperlink r:id="rId10">
+            <w:hyperlink r:id="rId12">
               <w:r>
                 <w:rPr>
                   <w:color w:val="0563C1"/>
                   <w:u w:val="single"/>
                 </w:rPr>
-                <w:t>https://cern.ch/geant4-data/datasets/G4ENSDFSTATE.3.0.tar.gz</w:t>
+                <w:t>https://cern.ch/geant4-</w:t>
+              </w:r>
+              <w:r>
+                <w:rPr>
+                  <w:color w:val="0563C1"/>
+                  <w:u w:val="single"/>
+                </w:rPr>
+                <w:lastRenderedPageBreak/>
+                <w:t>data/datasets/G4ENSDFSTATE.3.0.tar.gz</w:t>
               </w:r>
             </w:hyperlink>
           </w:p>
@@ -3627,6 +4481,7 @@
               <w:spacing w:after="40"/>
             </w:pPr>
             <w:r>
+              <w:lastRenderedPageBreak/>
               <w:t>G4PARTICLEXS.4.2</w:t>
             </w:r>
           </w:p>
@@ -3640,20 +4495,13 @@
               <w:spacing w:after="40"/>
               <w:cnfStyle w:val="000000100000" w:firstRow="0" w:lastRow="0" w:firstColumn="0" w:lastColumn="0" w:oddVBand="0" w:evenVBand="0" w:oddHBand="1" w:evenHBand="0" w:firstRowFirstColumn="0" w:firstRowLastColumn="0" w:lastRowFirstColumn="0" w:lastRowLastColumn="0"/>
             </w:pPr>
-            <w:hyperlink r:id="rId11">
+            <w:hyperlink r:id="rId13">
               <w:r>
                 <w:rPr>
                   <w:color w:val="0563C1"/>
                   <w:u w:val="single"/>
                 </w:rPr>
-                <w:t>https://cern.ch/gea</w:t>
-              </w:r>
-              <w:r>
-                <w:rPr>
-                  <w:color w:val="0563C1"/>
-                  <w:u w:val="single"/>
-                </w:rPr>
-                <w:t>nt4-data/datasets/G4PARTICLEXS.4.2.tar.gz</w:t>
+                <w:t>https://cern.ch/geant4-data/datasets/G4PARTICLEXS.4.2.tar.gz</w:t>
               </w:r>
             </w:hyperlink>
           </w:p>
@@ -3669,7 +4517,7 @@
       <w:r>
         <w:t xml:space="preserve">Полный список пакетов Geant4 (остальные для работы программы не обязательны) — на странице </w:t>
       </w:r>
-      <w:hyperlink r:id="rId12">
+      <w:hyperlink r:id="rId14">
         <w:r>
           <w:rPr>
             <w:color w:val="0563C1"/>
@@ -3679,10 +4527,7 @@
         </w:r>
       </w:hyperlink>
       <w:r>
-        <w:t>, разде</w:t>
-      </w:r>
-      <w:r>
-        <w:t xml:space="preserve">л </w:t>
+        <w:t xml:space="preserve">, раздел </w:t>
       </w:r>
       <w:r>
         <w:rPr>
@@ -3783,10 +4628,10 @@
         <w:t>program_b.py</w:t>
       </w:r>
       <w:r>
-        <w:t>). В</w:t>
-      </w:r>
-      <w:r>
-        <w:t xml:space="preserve"> папке «Загрузки» их оставлять не нужно.</w:t>
+        <w:t>). В папке «Загрузки» их оставлять не</w:t>
+      </w:r>
+      <w:r>
+        <w:t xml:space="preserve"> нужно.</w:t>
       </w:r>
     </w:p>
     <w:p>
@@ -4001,7 +4846,14 @@
           <w:rFonts w:ascii="Consolas" w:hAnsi="Consolas" w:cs="Consolas"/>
           <w:sz w:val="18"/>
         </w:rPr>
-        <w:t xml:space="preserve">  [распаковано] G4EMLOW.8.8 - папка: ...\data\G4EMLOW8.8</w:t>
+        <w:t xml:space="preserve">  [распакован</w:t>
+      </w:r>
+      <w:r>
+        <w:rPr>
+          <w:rFonts w:ascii="Consolas" w:hAnsi="Consolas" w:cs="Consolas"/>
+          <w:sz w:val="18"/>
+        </w:rPr>
+        <w:t>о] G4EMLOW.8.8 - папка: ...\data\G4EMLOW8.8</w:t>
       </w:r>
     </w:p>
     <w:p>
@@ -4065,10 +4917,7 @@
     </w:p>
     <w:p>
       <w:r>
-        <w:t>Стат</w:t>
-      </w:r>
-      <w:r>
-        <w:t xml:space="preserve">ус </w:t>
+        <w:t xml:space="preserve">Статус </w:t>
       </w:r>
       <w:r>
         <w:rPr>
@@ -4079,7 +4928,10 @@
         <w:t>[ок]</w:t>
       </w:r>
       <w:r>
-        <w:t xml:space="preserve"> означает, что пакет уже стоит (например, его поставил сам установщик Geant4) — распаковывать его повторно не нужно.</w:t>
+        <w:t xml:space="preserve"> означает, что пакет уже стоит (например, его поставил сам установщ</w:t>
+      </w:r>
+      <w:r>
+        <w:t>ик Geant4) — распаковывать его повторно не нужно.</w:t>
       </w:r>
     </w:p>
     <w:p>
@@ -4101,10 +4953,7 @@
         <w:t>G4LEDATA data directory was not found</w:t>
       </w:r>
       <w:r>
-        <w:t xml:space="preserve"> (или</w:t>
-      </w:r>
-      <w:r>
-        <w:t xml:space="preserve"> похожую, с другим именем переменной):</w:t>
+        <w:t xml:space="preserve"> (или похожую, с другим именем переменной):</w:t>
       </w:r>
     </w:p>
     <w:tbl>
@@ -4148,7 +4997,10 @@
               <w:cnfStyle w:val="100000000000" w:firstRow="1" w:lastRow="0" w:firstColumn="0" w:lastColumn="0" w:oddVBand="0" w:evenVBand="0" w:oddHBand="0" w:evenHBand="0" w:firstRowFirstColumn="0" w:firstRowLastColumn="0" w:lastRowFirstColumn="0" w:lastRowLastColumn="0"/>
             </w:pPr>
             <w:r>
-              <w:t>Чего не хватает</w:t>
+              <w:t xml:space="preserve">Чего не </w:t>
+            </w:r>
+            <w:r>
+              <w:t>хватает</w:t>
             </w:r>
           </w:p>
         </w:tc>
@@ -4251,7 +5103,6 @@
                 <w:sz w:val="18"/>
                 <w:shd w:val="clear" w:color="auto" w:fill="F4F4F4"/>
               </w:rPr>
-              <w:lastRenderedPageBreak/>
               <w:t>G4LEVELGAMMADATA ...</w:t>
             </w:r>
           </w:p>
@@ -4291,7 +5142,15 @@
                 <w:sz w:val="18"/>
                 <w:shd w:val="clear" w:color="auto" w:fill="F4F4F4"/>
               </w:rPr>
-              <w:t>G4ENSDFSTATEDATA ...</w:t>
+              <w:t>G4ENSDFSTATEDATA ..</w:t>
+            </w:r>
+            <w:r>
+              <w:rPr>
+                <w:rFonts w:ascii="Consolas" w:hAnsi="Consolas" w:cs="Consolas"/>
+                <w:sz w:val="18"/>
+                <w:shd w:val="clear" w:color="auto" w:fill="F4F4F4"/>
+              </w:rPr>
+              <w:t>.</w:t>
             </w:r>
           </w:p>
         </w:tc>
@@ -4357,10 +5216,7 @@
     </w:p>
     <w:p>
       <w:r>
-        <w:t>Все эти ошибки лечатся одинаково: выполните порядок дейс</w:t>
-      </w:r>
-      <w:r>
-        <w:t>твий выше. Подробнее — раздел 7.2.</w:t>
+        <w:t>Все эти ошибки лечатся одинаково: выполните порядок действий выше. Подробнее — раздел 7.2.</w:t>
       </w:r>
     </w:p>
     <w:p>
@@ -4368,6 +5224,7 @@
         <w:rPr>
           <w:b/>
         </w:rPr>
+        <w:lastRenderedPageBreak/>
         <w:t>Переменные среды — вручную ничего не нужно.</w:t>
       </w:r>
       <w:r>
@@ -4415,10 +5272,7 @@
         <w:t>start.bat</w:t>
       </w:r>
       <w:r>
-        <w:t xml:space="preserve"> сами находят установленные папки данных и создаю</w:t>
-      </w:r>
-      <w:r>
-        <w:t xml:space="preserve">т недостающие переменные. Например, </w:t>
+        <w:t xml:space="preserve"> сами находят установленные папки данных и создают недостающие переменные. Например, </w:t>
       </w:r>
       <w:r>
         <w:rPr>
@@ -4443,7 +5297,14 @@
           <w:rFonts w:ascii="Consolas" w:hAnsi="Consolas" w:cs="Consolas"/>
           <w:sz w:val="18"/>
         </w:rPr>
-        <w:t>[Исправлено] создана переменная G4LEDATA = C:\Geant4\data\G4EMLOW8.8</w:t>
+        <w:t xml:space="preserve">[Исправлено] </w:t>
+      </w:r>
+      <w:r>
+        <w:rPr>
+          <w:rFonts w:ascii="Consolas" w:hAnsi="Consolas" w:cs="Consolas"/>
+          <w:sz w:val="18"/>
+        </w:rPr>
+        <w:t>создана переменная G4LEDATA = C:\Geant4\data\G4EMLOW8.8</w:t>
       </w:r>
     </w:p>
     <w:p>
@@ -4472,256 +5333,33 @@
     </w:p>
     <w:p>
       <w:pPr>
-        <w:pStyle w:val="1"/>
-      </w:pPr>
-      <w:bookmarkStart w:id="5" w:name="_Toc243413226"/>
-      <w:r>
-        <w:t xml:space="preserve">4. Установка Python и </w:t>
-      </w:r>
-      <w:r>
-        <w:t>зависимостей</w:t>
-      </w:r>
-      <w:bookmarkEnd w:id="5"/>
-    </w:p>
-    <w:p>
-      <w:pPr>
         <w:pStyle w:val="21"/>
       </w:pPr>
-      <w:bookmarkStart w:id="6" w:name="_Toc243413227"/>
-      <w:r>
-        <w:t>4.1. Установка Python</w:t>
-      </w:r>
-      <w:bookmarkEnd w:id="6"/>
-    </w:p>
-    <w:p>
-      <w:pPr>
-        <w:spacing w:after="40"/>
-        <w:ind w:left="510" w:hanging="510"/>
-      </w:pPr>
+      <w:bookmarkStart w:id="14" w:name="_Toc243415808"/>
+      <w:r>
+        <w:t>5.3. Первый запуск</w:t>
+      </w:r>
+      <w:bookmarkEnd w:id="14"/>
+    </w:p>
+    <w:p>
       <w:r>
         <w:rPr>
           <w:b/>
         </w:rPr>
-        <w:t>1.</w:t>
-      </w:r>
-      <w:r>
-        <w:rPr>
-          <w:b/>
-        </w:rPr>
-        <w:tab/>
-      </w:r>
-      <w:r>
-        <w:t xml:space="preserve">Откройте в браузере страницу: </w:t>
-      </w:r>
-      <w:hyperlink r:id="rId13">
-        <w:r>
-          <w:rPr>
-            <w:color w:val="0563C1"/>
-            <w:u w:val="single"/>
-          </w:rPr>
-          <w:t>https://www.python.org/downloads/windows/</w:t>
-        </w:r>
-      </w:hyperlink>
-    </w:p>
-    <w:p>
-      <w:pPr>
-        <w:spacing w:after="40"/>
-        <w:ind w:left="510" w:hanging="510"/>
-      </w:pPr>
-      <w:r>
-        <w:rPr>
-          <w:b/>
-        </w:rPr>
-        <w:t>2.</w:t>
-      </w:r>
-      <w:r>
-        <w:rPr>
-          <w:b/>
-        </w:rPr>
-        <w:tab/>
-      </w:r>
-      <w:r>
-        <w:t xml:space="preserve">Скачайте самую свежую версию </w:t>
-      </w:r>
-      <w:r>
-        <w:rPr>
-          <w:b/>
-        </w:rPr>
-        <w:t>Windows installer (64-bit)</w:t>
-      </w:r>
-      <w:r>
-        <w:t>.</w:t>
-      </w:r>
-    </w:p>
-    <w:p>
-      <w:pPr>
-        <w:spacing w:after="40"/>
-        <w:ind w:left="510" w:hanging="510"/>
-      </w:pPr>
-      <w:r>
-        <w:rPr>
-          <w:b/>
-        </w:rPr>
-        <w:t>3.</w:t>
-      </w:r>
-      <w:r>
-        <w:rPr>
-          <w:b/>
-        </w:rPr>
-        <w:tab/>
-      </w:r>
-      <w:r>
-        <w:t xml:space="preserve">Запустите </w:t>
-      </w:r>
-      <w:r>
-        <w:t>установщик.</w:t>
-      </w:r>
-    </w:p>
-    <w:p>
-      <w:pPr>
-        <w:spacing w:after="40"/>
-        <w:ind w:left="510" w:hanging="510"/>
-      </w:pPr>
-      <w:r>
-        <w:rPr>
-          <w:b/>
-        </w:rPr>
-        <w:t>4.</w:t>
-      </w:r>
-      <w:r>
-        <w:rPr>
-          <w:b/>
-        </w:rPr>
-        <w:tab/>
-        <w:t>Обязательно включите галочку внизу окна: «Add python.exe to PATH»</w:t>
-      </w:r>
-      <w:r>
-        <w:t xml:space="preserve"> — без неё программа не сможет найти Python.</w:t>
-      </w:r>
-    </w:p>
-    <w:p>
-      <w:r>
-        <w:t xml:space="preserve">&gt; </w:t>
-      </w:r>
-      <w:r>
-        <w:rPr>
-          <w:b/>
-        </w:rPr>
-        <w:t>[Скриншот: окно установщика Python с галочкой Add python.exe to PATH]</w:t>
-      </w:r>
-      <w:r>
-        <w:t xml:space="preserve"> &gt; </w:t>
-      </w:r>
-      <w:r>
-        <w:rPr>
-          <w:i/>
-        </w:rPr>
-        <w:t>— первое окно установщика, внизу отмечена галочка «Add py</w:t>
-      </w:r>
-      <w:r>
-        <w:rPr>
-          <w:i/>
-        </w:rPr>
-        <w:t>thon.exe to PATH», затем нажата кнопка «Install Now».</w:t>
-      </w:r>
-    </w:p>
-    <w:p>
-      <w:pPr>
-        <w:spacing w:after="40"/>
-        <w:ind w:left="510" w:hanging="510"/>
-      </w:pPr>
-      <w:r>
-        <w:rPr>
-          <w:b/>
-        </w:rPr>
-        <w:t>5.</w:t>
-      </w:r>
-      <w:r>
-        <w:rPr>
-          <w:b/>
-        </w:rPr>
-        <w:tab/>
-      </w:r>
-      <w:r>
-        <w:t xml:space="preserve">Нажмите </w:t>
-      </w:r>
-      <w:r>
-        <w:rPr>
-          <w:b/>
-        </w:rPr>
-        <w:t>Install Now</w:t>
-      </w:r>
-      <w:r>
-        <w:t xml:space="preserve"> и дождитесь завершения.</w:t>
-      </w:r>
-    </w:p>
-    <w:p>
-      <w:pPr>
-        <w:pStyle w:val="21"/>
-      </w:pPr>
-      <w:bookmarkStart w:id="7" w:name="_Toc243413228"/>
-      <w:r>
-        <w:t>4.2. Открываем командную строку</w:t>
-      </w:r>
-      <w:bookmarkEnd w:id="7"/>
-    </w:p>
-    <w:p>
-      <w:r>
-        <w:t>Для установки одной библиотеки (matplotlib) понадобится командная строка — это чёрное окно, куда вводятся текстовые команды</w:t>
-      </w:r>
-      <w:r>
-        <w:t>. Открывается она так:</w:t>
-      </w:r>
-    </w:p>
-    <w:p>
-      <w:pPr>
-        <w:spacing w:after="40"/>
-        <w:ind w:left="510" w:hanging="510"/>
-      </w:pPr>
-      <w:r>
-        <w:rPr>
-          <w:b/>
-        </w:rPr>
-        <w:t>1.</w:t>
-      </w:r>
-      <w:r>
-        <w:rPr>
-          <w:b/>
-        </w:rPr>
-        <w:tab/>
-      </w:r>
-      <w:r>
-        <w:t xml:space="preserve">Нажмите на клавиатуре </w:t>
-      </w:r>
-      <w:r>
-        <w:rPr>
-          <w:b/>
-        </w:rPr>
-        <w:t>Win + R</w:t>
-      </w:r>
-      <w:r>
-        <w:t xml:space="preserve"> (клавиша Windows и буква R одновременно).</w:t>
-      </w:r>
-    </w:p>
-    <w:p>
-      <w:pPr>
-        <w:spacing w:after="40"/>
-        <w:ind w:left="510" w:hanging="510"/>
-      </w:pPr>
-      <w:r>
-        <w:rPr>
-          <w:b/>
-        </w:rPr>
-        <w:t>2.</w:t>
-      </w:r>
-      <w:r>
-        <w:rPr>
-          <w:b/>
-        </w:rPr>
-        <w:tab/>
-      </w:r>
-      <w:r>
-        <w:t xml:space="preserve">В появившемся маленьком окне «Выполнить» введите слово </w:t>
+        <w:t>Дважды щёлкните по файлу `start.bat`.</w:t>
+      </w:r>
+    </w:p>
+    <w:p>
+      <w:r>
+        <w:t>При первом запуске Windows может показать пр</w:t>
+      </w:r>
+      <w:r>
+        <w:t>едупреждение «Windows защищена от запуска незнакомых приложений» — нажмите «Всё равно запустить» (этот файл — часть программы, он безопасен).</w:t>
+      </w:r>
+    </w:p>
+    <w:p>
+      <w:r>
+        <w:t xml:space="preserve">Что делает </w:t>
       </w:r>
       <w:r>
         <w:rPr>
@@ -4729,45 +5367,10 @@
           <w:sz w:val="18"/>
           <w:shd w:val="clear" w:color="auto" w:fill="F4F4F4"/>
         </w:rPr>
-        <w:t>cmd</w:t>
-      </w:r>
-      <w:r>
-        <w:t xml:space="preserve"> и нажмите </w:t>
-      </w:r>
-      <w:r>
-        <w:rPr>
-          <w:b/>
-        </w:rPr>
-        <w:t>Enter</w:t>
-      </w:r>
-      <w:r>
-        <w:t>.</w:t>
-      </w:r>
-    </w:p>
-    <w:p>
-      <w:r>
-        <w:t xml:space="preserve">&gt; </w:t>
-      </w:r>
-      <w:r>
-        <w:rPr>
-          <w:b/>
-        </w:rPr>
-        <w:t>[Скриншот: окно «Выполнить» с введённой командой cmd]</w:t>
-      </w:r>
-      <w:r>
-        <w:t xml:space="preserve"> &gt; </w:t>
-      </w:r>
-      <w:r>
-        <w:rPr>
-          <w:i/>
-        </w:rPr>
-        <w:t xml:space="preserve">— окно Win+R, в поле </w:t>
-      </w:r>
-      <w:r>
-        <w:rPr>
-          <w:i/>
-        </w:rPr>
-        <w:t>«Открыть» набрано cmd.</w:t>
+        <w:t>start.bat</w:t>
+      </w:r>
+      <w:r>
+        <w:t>:</w:t>
       </w:r>
     </w:p>
     <w:p>
@@ -4779,6 +5382,51 @@
         <w:rPr>
           <w:b/>
         </w:rPr>
+        <w:t>1.</w:t>
+      </w:r>
+      <w:r>
+        <w:rPr>
+          <w:b/>
+        </w:rPr>
+        <w:tab/>
+      </w:r>
+      <w:r>
+        <w:t>Проверяет, что установлен Python.</w:t>
+      </w:r>
+    </w:p>
+    <w:p>
+      <w:pPr>
+        <w:spacing w:after="40"/>
+        <w:ind w:left="510" w:hanging="510"/>
+      </w:pPr>
+      <w:r>
+        <w:rPr>
+          <w:b/>
+        </w:rPr>
+        <w:t>2.</w:t>
+      </w:r>
+      <w:r>
+        <w:rPr>
+          <w:b/>
+        </w:rPr>
+        <w:tab/>
+      </w:r>
+      <w:r>
+        <w:t>Проверяет, что Python собран с tkinter (нужен для ок</w:t>
+      </w:r>
+      <w:r>
+        <w:t>он интерфейса).</w:t>
+      </w:r>
+    </w:p>
+    <w:p>
+      <w:pPr>
+        <w:spacing w:after="40"/>
+        <w:ind w:left="510" w:hanging="510"/>
+      </w:pPr>
+      <w:r>
+        <w:rPr>
+          <w:b/>
+        </w:rPr>
         <w:t>3.</w:t>
       </w:r>
       <w:r>
@@ -4788,84 +5436,49 @@
         <w:tab/>
       </w:r>
       <w:r>
-        <w:t>Откроется чёрное окно командной строки — оно понадобится только на несколько минут.</w:t>
-      </w:r>
-    </w:p>
-    <w:p>
-      <w:r>
-        <w:t xml:space="preserve">&gt; </w:t>
-      </w:r>
+        <w:t>Проверяет, что установлен matplotlib.</w:t>
+      </w:r>
+    </w:p>
+    <w:p>
+      <w:pPr>
+        <w:spacing w:after="40"/>
+        <w:ind w:left="510" w:hanging="510"/>
+      </w:pPr>
       <w:r>
         <w:rPr>
           <w:b/>
         </w:rPr>
-        <w:t>[Скриншот: окно командной строки]</w:t>
-      </w:r>
-      <w:r>
-        <w:t xml:space="preserve"> &gt; </w:t>
-      </w:r>
-      <w:r>
-        <w:rPr>
-          <w:i/>
-        </w:rPr>
-        <w:t>— пустое чёрное окно с приглашением C:\Users\...&gt;</w:t>
-      </w:r>
-    </w:p>
-    <w:p>
-      <w:pPr>
-        <w:pStyle w:val="21"/>
-      </w:pPr>
-      <w:bookmarkStart w:id="8" w:name="_Toc243413229"/>
-      <w:r>
-        <w:t>4.3. Проверка, что Python установлен</w:t>
-      </w:r>
-      <w:bookmarkEnd w:id="8"/>
-    </w:p>
-    <w:p>
-      <w:r>
-        <w:t>В командной строке вв</w:t>
-      </w:r>
-      <w:r>
-        <w:t>едите (можно скопировать и вставить) и нажмите Enter:</w:t>
-      </w:r>
-    </w:p>
-    <w:p>
-      <w:pPr>
-        <w:shd w:val="clear" w:color="auto" w:fill="F4F4F4"/>
-        <w:spacing w:before="120" w:line="240" w:lineRule="auto"/>
-        <w:ind w:left="227"/>
-      </w:pPr>
-      <w:r>
-        <w:rPr>
-          <w:rFonts w:ascii="Consolas" w:hAnsi="Consolas" w:cs="Consolas"/>
-          <w:sz w:val="18"/>
-        </w:rPr>
-        <w:t>py --version</w:t>
-      </w:r>
-    </w:p>
-    <w:p>
-      <w:r>
-        <w:t>Должно появиться что-то вроде:</w:t>
-      </w:r>
-    </w:p>
-    <w:p>
-      <w:pPr>
-        <w:shd w:val="clear" w:color="auto" w:fill="F4F4F4"/>
-        <w:spacing w:before="120" w:line="240" w:lineRule="auto"/>
-        <w:ind w:left="227"/>
-      </w:pPr>
-      <w:r>
-        <w:rPr>
-          <w:rFonts w:ascii="Consolas" w:hAnsi="Consolas" w:cs="Consolas"/>
-          <w:sz w:val="18"/>
-        </w:rPr>
-        <w:t>Python 3.14.5</w:t>
-      </w:r>
-    </w:p>
-    <w:p>
-      <w:r>
-        <w:lastRenderedPageBreak/>
-        <w:t xml:space="preserve">Любая версия 3.12 или новее подходит. Если написано </w:t>
+        <w:t>4.</w:t>
+      </w:r>
+      <w:r>
+        <w:rPr>
+          <w:b/>
+        </w:rPr>
+        <w:tab/>
+      </w:r>
+      <w:r>
+        <w:t>Находит установленный Geant4 и проверяет, прописан ли он в системе (PATH).</w:t>
+      </w:r>
+    </w:p>
+    <w:p>
+      <w:pPr>
+        <w:spacing w:after="40"/>
+        <w:ind w:left="510" w:hanging="510"/>
+      </w:pPr>
+      <w:r>
+        <w:rPr>
+          <w:b/>
+        </w:rPr>
+        <w:t>5.</w:t>
+      </w:r>
+      <w:r>
+        <w:rPr>
+          <w:b/>
+        </w:rPr>
+        <w:tab/>
+      </w:r>
+      <w:r>
+        <w:t xml:space="preserve">Проверяет все пакеты данных Geant4: если папка с данными есть, а переменная не задана — создаёт её сама (печатает </w:t>
       </w:r>
       <w:r>
         <w:rPr>
@@ -4873,66 +5486,7 @@
           <w:sz w:val="18"/>
           <w:shd w:val="clear" w:color="auto" w:fill="F4F4F4"/>
         </w:rPr>
-        <w:t>Python 3.11.x</w:t>
-      </w:r>
-      <w:r>
-        <w:t xml:space="preserve"> или старше — скачайте и переустановите Python, не забыв про галочку «Add pytho</w:t>
-      </w:r>
-      <w:r>
-        <w:t>n.exe to PATH».</w:t>
-      </w:r>
-    </w:p>
-    <w:p>
-      <w:r>
-        <w:t>Если появилось сообщение «'py' не является внутренней или внешней командой» — галочка «Add python.exe to PATH» не была отмечена. Переустановите Python с этой галочкой и снова проверьте.</w:t>
-      </w:r>
-    </w:p>
-    <w:p>
-      <w:pPr>
-        <w:pStyle w:val="21"/>
-      </w:pPr>
-      <w:bookmarkStart w:id="9" w:name="_Toc243413230"/>
-      <w:r>
-        <w:t>4.4. Установка matplotlib</w:t>
-      </w:r>
-      <w:bookmarkEnd w:id="9"/>
-    </w:p>
-    <w:p>
-      <w:r>
-        <w:t xml:space="preserve">Программе нужна библиотека </w:t>
-      </w:r>
-      <w:r>
-        <w:rPr>
-          <w:b/>
-        </w:rPr>
-        <w:t>matplotlib</w:t>
-      </w:r>
-      <w:r>
-        <w:t xml:space="preserve"> — она рисует графики бета-спектров на вкладке «Спектры». Всё остальное работает и без неё, но в полной комплектации её лучше поставить сразу.</w:t>
-      </w:r>
-    </w:p>
-    <w:p>
-      <w:r>
-        <w:t>Всё в том же окне командной строки выполните:</w:t>
-      </w:r>
-    </w:p>
-    <w:p>
-      <w:pPr>
-        <w:shd w:val="clear" w:color="auto" w:fill="F4F4F4"/>
-        <w:spacing w:before="120" w:line="240" w:lineRule="auto"/>
-        <w:ind w:left="227"/>
-      </w:pPr>
-      <w:r>
-        <w:rPr>
-          <w:rFonts w:ascii="Consolas" w:hAnsi="Consolas" w:cs="Consolas"/>
-          <w:sz w:val="18"/>
-        </w:rPr>
-        <w:t>py -m pip install matplotlib</w:t>
-      </w:r>
-    </w:p>
-    <w:p>
-      <w:r>
-        <w:t xml:space="preserve">Дождитесь завершения (в конце должна появиться строчка </w:t>
+        <w:t>[Исп</w:t>
       </w:r>
       <w:r>
         <w:rPr>
@@ -4940,29 +5494,10 @@
           <w:sz w:val="18"/>
           <w:shd w:val="clear" w:color="auto" w:fill="F4F4F4"/>
         </w:rPr>
-        <w:t>Successfully installed matplotlib-...</w:t>
-      </w:r>
-      <w:r>
-        <w:t>). Проверьте:</w:t>
-      </w:r>
-    </w:p>
-    <w:p>
-      <w:pPr>
-        <w:shd w:val="clear" w:color="auto" w:fill="F4F4F4"/>
-        <w:spacing w:before="120" w:line="240" w:lineRule="auto"/>
-        <w:ind w:left="227"/>
-      </w:pPr>
-      <w:r>
-        <w:rPr>
-          <w:rFonts w:ascii="Consolas" w:hAnsi="Consolas" w:cs="Consolas"/>
-          <w:sz w:val="18"/>
-        </w:rPr>
-        <w:t>py -c "import matplotlib; print(matplotlib.__version__)"</w:t>
-      </w:r>
-    </w:p>
-    <w:p>
-      <w:r>
-        <w:t xml:space="preserve">Должна напечататься версия, например </w:t>
+        <w:t>равлено] создана переменная ...</w:t>
+      </w:r>
+      <w:r>
+        <w:t xml:space="preserve">); если пакетов не хватает — предлагает скачать архивы и запустить </w:t>
       </w:r>
       <w:r>
         <w:rPr>
@@ -4970,28 +5505,96 @@
           <w:sz w:val="18"/>
           <w:shd w:val="clear" w:color="auto" w:fill="F4F4F4"/>
         </w:rPr>
-        <w:t>3.10.9</w:t>
-      </w:r>
-      <w:r>
-        <w:t>.</w:t>
-      </w:r>
-    </w:p>
-    <w:p>
-      <w:pPr>
-        <w:pStyle w:val="21"/>
-      </w:pPr>
-      <w:bookmarkStart w:id="10" w:name="_Toc243413231"/>
-      <w:r>
-        <w:t>4.5. Закройте командную строку</w:t>
-      </w:r>
-      <w:bookmarkEnd w:id="10"/>
-    </w:p>
-    <w:p>
-      <w:r>
-        <w:t>Окно командной ст</w:t>
-      </w:r>
-      <w:r>
-        <w:t>роки можно закрыть — оно больше не понадобится.</w:t>
+        <w:t>install_data.bat</w:t>
+      </w:r>
+      <w:r>
+        <w:t xml:space="preserve"> (раздел 5.2).</w:t>
+      </w:r>
+    </w:p>
+    <w:p>
+      <w:pPr>
+        <w:spacing w:after="40"/>
+        <w:ind w:left="510" w:hanging="510"/>
+      </w:pPr>
+      <w:r>
+        <w:rPr>
+          <w:b/>
+        </w:rPr>
+        <w:t>6.</w:t>
+      </w:r>
+      <w:r>
+        <w:rPr>
+          <w:b/>
+        </w:rPr>
+        <w:tab/>
+      </w:r>
+      <w:r>
+        <w:t xml:space="preserve">Проверяет, что файл </w:t>
+      </w:r>
+      <w:r>
+        <w:rPr>
+          <w:rFonts w:ascii="Consolas" w:hAnsi="Consolas" w:cs="Consolas"/>
+          <w:sz w:val="18"/>
+          <w:shd w:val="clear" w:color="auto" w:fill="F4F4F4"/>
+        </w:rPr>
+        <w:t>build\Release\main.exe</w:t>
+      </w:r>
+      <w:r>
+        <w:t xml:space="preserve"> на месте (архив распакован полностью).</w:t>
+      </w:r>
+    </w:p>
+    <w:p>
+      <w:r>
+        <w:t xml:space="preserve">Если </w:t>
+      </w:r>
+      <w:r>
+        <w:rPr>
+          <w:b/>
+        </w:rPr>
+        <w:t>всё в порядке</w:t>
+      </w:r>
+      <w:r>
+        <w:t xml:space="preserve"> — молча открывается окн</w:t>
+      </w:r>
+      <w:r>
+        <w:t xml:space="preserve">о программы «Программа Б — Генератор макросов». Если что-то не нашлось — </w:t>
+      </w:r>
+      <w:r>
+        <w:rPr>
+          <w:rFonts w:ascii="Consolas" w:hAnsi="Consolas" w:cs="Consolas"/>
+          <w:sz w:val="18"/>
+          <w:shd w:val="clear" w:color="auto" w:fill="F4F4F4"/>
+        </w:rPr>
+        <w:t>start.bat</w:t>
+      </w:r>
+      <w:r>
+        <w:t xml:space="preserve"> напишет, чего именно не хватает и что сделать (список сообщений — в разделе 7).</w:t>
+      </w:r>
+    </w:p>
+    <w:p>
+      <w:r>
+        <w:t xml:space="preserve">&gt; </w:t>
+      </w:r>
+      <w:r>
+        <w:rPr>
+          <w:b/>
+        </w:rPr>
+        <w:t>[Скриншот: окно «Программа Б — Генератор макросов»]</w:t>
+      </w:r>
+      <w:r>
+        <w:t xml:space="preserve"> &gt; </w:t>
+      </w:r>
+      <w:r>
+        <w:rPr>
+          <w:i/>
+        </w:rPr>
+        <w:t>— окно программы, видны вкладки: Геом</w:t>
+      </w:r>
+      <w:r>
+        <w:rPr>
+          <w:i/>
+        </w:rPr>
+        <w:t>етрия, Среда и материалы, Радионуклид, Распад, Получаемые значения, Запуск и вывод, Спектры.</w:t>
       </w:r>
     </w:p>
     <w:p>
@@ -5006,537 +5609,19 @@
       <w:pPr>
         <w:pStyle w:val="1"/>
       </w:pPr>
-      <w:bookmarkStart w:id="11" w:name="_Toc243413232"/>
-      <w:r>
-        <w:t>5. Скачивание и запуск программы</w:t>
-      </w:r>
-      <w:bookmarkEnd w:id="11"/>
+      <w:bookmarkStart w:id="15" w:name="_Toc243415809"/>
+      <w:r>
+        <w:t>6. Программа: устройство и пример расчёта</w:t>
+      </w:r>
+      <w:bookmarkEnd w:id="15"/>
     </w:p>
     <w:p>
       <w:pPr>
         <w:pStyle w:val="21"/>
       </w:pPr>
-      <w:bookmarkStart w:id="12" w:name="_Toc243413233"/>
-      <w:r>
-        <w:t>5.1. Скачивание</w:t>
-      </w:r>
-      <w:bookmarkEnd w:id="12"/>
-    </w:p>
-    <w:p>
-      <w:r>
-        <w:t xml:space="preserve">Страница релизов: </w:t>
-      </w:r>
-      <w:hyperlink r:id="rId14">
-        <w:r>
-          <w:rPr>
-            <w:color w:val="0563C1"/>
-            <w:u w:val="single"/>
-          </w:rPr>
-          <w:t>https://github.com/timishavet/geant4-autoradiolysis-bet</w:t>
-        </w:r>
-        <w:r>
-          <w:rPr>
-            <w:color w:val="0563C1"/>
-            <w:u w:val="single"/>
-          </w:rPr>
-          <w:t>a/releases</w:t>
-        </w:r>
-      </w:hyperlink>
-    </w:p>
-    <w:p>
-      <w:r>
-        <w:t>Скачайте файл текущего релиза:</w:t>
-      </w:r>
-    </w:p>
-    <w:p>
-      <w:pPr>
-        <w:shd w:val="clear" w:color="auto" w:fill="F4F4F4"/>
-        <w:spacing w:before="120" w:line="240" w:lineRule="auto"/>
-        <w:ind w:left="227"/>
-      </w:pPr>
-      <w:r>
-        <w:rPr>
-          <w:rFonts w:ascii="Consolas" w:hAnsi="Consolas" w:cs="Consolas"/>
-          <w:sz w:val="18"/>
-        </w:rPr>
-        <w:t>geant4-autoradiolysis-beta-v0.1.0-win64.zip</w:t>
-      </w:r>
-    </w:p>
-    <w:p>
-      <w:pPr>
-        <w:pStyle w:val="21"/>
-      </w:pPr>
-      <w:bookmarkStart w:id="13" w:name="_Toc243413234"/>
-      <w:r>
-        <w:t>5.2. Распаковка</w:t>
-      </w:r>
-      <w:bookmarkEnd w:id="13"/>
-    </w:p>
-    <w:p>
-      <w:pPr>
-        <w:spacing w:after="40"/>
-        <w:ind w:left="510" w:hanging="510"/>
-      </w:pPr>
-      <w:r>
-        <w:rPr>
-          <w:b/>
-        </w:rPr>
-        <w:t>1.</w:t>
-      </w:r>
-      <w:r>
-        <w:rPr>
-          <w:b/>
-        </w:rPr>
-        <w:tab/>
-      </w:r>
-      <w:r>
-        <w:t>Найдите скачанный архив в Проводнике (обычно это папка «Загрузки»).</w:t>
-      </w:r>
-    </w:p>
-    <w:p>
-      <w:pPr>
-        <w:spacing w:after="40"/>
-        <w:ind w:left="510" w:hanging="510"/>
-      </w:pPr>
-      <w:r>
-        <w:rPr>
-          <w:b/>
-        </w:rPr>
-        <w:t>2.</w:t>
-      </w:r>
-      <w:r>
-        <w:rPr>
-          <w:b/>
-        </w:rPr>
-        <w:tab/>
-      </w:r>
-      <w:r>
-        <w:t xml:space="preserve">Нажмите на архив </w:t>
-      </w:r>
-      <w:r>
-        <w:rPr>
-          <w:b/>
-        </w:rPr>
-        <w:t>правой кнопкой мыши</w:t>
-      </w:r>
-      <w:r>
-        <w:t xml:space="preserve"> → </w:t>
-      </w:r>
-      <w:r>
-        <w:rPr>
-          <w:b/>
-        </w:rPr>
-        <w:t>«Извлечь всё»</w:t>
-      </w:r>
-      <w:r>
-        <w:t xml:space="preserve"> → укажите, куда распаковать</w:t>
-      </w:r>
-      <w:r>
-        <w:t xml:space="preserve">, например </w:t>
-      </w:r>
-      <w:r>
-        <w:rPr>
-          <w:rFonts w:ascii="Consolas" w:hAnsi="Consolas" w:cs="Consolas"/>
-          <w:sz w:val="18"/>
-          <w:shd w:val="clear" w:color="auto" w:fill="F4F4F4"/>
-        </w:rPr>
-        <w:t>C:\geant4-autoradiolysis-beta</w:t>
-      </w:r>
-      <w:r>
-        <w:t xml:space="preserve"> → нажмите «Извлечь».</w:t>
-      </w:r>
-    </w:p>
-    <w:p>
-      <w:r>
-        <w:t xml:space="preserve">&gt; </w:t>
-      </w:r>
-      <w:r>
-        <w:rPr>
-          <w:b/>
-        </w:rPr>
-        <w:t>[Скриншот: контекстное меню архива в Проводнике с пунктом «Извлечь всё»]</w:t>
-      </w:r>
-    </w:p>
-    <w:p>
-      <w:pPr>
-        <w:spacing w:after="40"/>
-        <w:ind w:left="510" w:hanging="510"/>
-      </w:pPr>
-      <w:r>
-        <w:rPr>
-          <w:b/>
-        </w:rPr>
-        <w:t>3.</w:t>
-      </w:r>
-      <w:r>
-        <w:rPr>
-          <w:b/>
-        </w:rPr>
-        <w:tab/>
-      </w:r>
-      <w:r>
-        <w:t xml:space="preserve">После распаковки откроется папка с содержимым. Должны быть видны файлы </w:t>
-      </w:r>
-      <w:r>
-        <w:rPr>
-          <w:rFonts w:ascii="Consolas" w:hAnsi="Consolas" w:cs="Consolas"/>
-          <w:sz w:val="18"/>
-          <w:shd w:val="clear" w:color="auto" w:fill="F4F4F4"/>
-        </w:rPr>
-        <w:t>start.bat</w:t>
-      </w:r>
-      <w:r>
-        <w:t xml:space="preserve">, </w:t>
-      </w:r>
-      <w:r>
-        <w:rPr>
-          <w:rFonts w:ascii="Consolas" w:hAnsi="Consolas" w:cs="Consolas"/>
-          <w:sz w:val="18"/>
-          <w:shd w:val="clear" w:color="auto" w:fill="F4F4F4"/>
-        </w:rPr>
-        <w:t>install_data.bat</w:t>
-      </w:r>
-      <w:r>
-        <w:t xml:space="preserve">, </w:t>
-      </w:r>
-      <w:r>
-        <w:rPr>
-          <w:rFonts w:ascii="Consolas" w:hAnsi="Consolas" w:cs="Consolas"/>
-          <w:sz w:val="18"/>
-          <w:shd w:val="clear" w:color="auto" w:fill="F4F4F4"/>
-        </w:rPr>
-        <w:t>program_b.py</w:t>
-      </w:r>
-      <w:r>
-        <w:t xml:space="preserve"> и п</w:t>
-      </w:r>
-      <w:r>
-        <w:t xml:space="preserve">апка </w:t>
-      </w:r>
-      <w:r>
-        <w:rPr>
-          <w:rFonts w:ascii="Consolas" w:hAnsi="Consolas" w:cs="Consolas"/>
-          <w:sz w:val="18"/>
-          <w:shd w:val="clear" w:color="auto" w:fill="F4F4F4"/>
-        </w:rPr>
-        <w:t>build</w:t>
-      </w:r>
-      <w:r>
-        <w:t>.</w:t>
-      </w:r>
-    </w:p>
-    <w:p>
-      <w:r>
-        <w:t xml:space="preserve">&gt; </w:t>
-      </w:r>
-      <w:r>
-        <w:rPr>
-          <w:b/>
-        </w:rPr>
-        <w:t>[Скриншот: распакованная папка в Проводнике]</w:t>
-      </w:r>
-      <w:r>
-        <w:t xml:space="preserve"> &gt; </w:t>
-      </w:r>
-      <w:r>
-        <w:rPr>
-          <w:i/>
-        </w:rPr>
-        <w:t>— видны start.bat, install_data.bat, program_b.py, папка build и остальные файлы.</w:t>
-      </w:r>
-    </w:p>
-    <w:p>
-      <w:r>
-        <w:t>Если внутри окажется ещё одна вложенная папка — просто зайдите в неё.</w:t>
-      </w:r>
-    </w:p>
-    <w:p>
-      <w:pPr>
-        <w:pStyle w:val="21"/>
-      </w:pPr>
-      <w:bookmarkStart w:id="14" w:name="_Toc243413235"/>
-      <w:r>
-        <w:t>5.3. Запуск</w:t>
-      </w:r>
-      <w:bookmarkEnd w:id="14"/>
-    </w:p>
-    <w:p>
-      <w:r>
-        <w:rPr>
-          <w:b/>
-        </w:rPr>
-        <w:t>Дважды щёлкните по файлу `start</w:t>
-      </w:r>
-      <w:r>
-        <w:rPr>
-          <w:b/>
-        </w:rPr>
-        <w:t>.bat`.</w:t>
-      </w:r>
-    </w:p>
-    <w:p>
-      <w:r>
-        <w:t>При первом запуске Windows может показать предупреждение «Windows защищена от запуска незнакомых приложений» — нажмите «Всё равно запустить» (этот файл — часть программы, он безопасен).</w:t>
-      </w:r>
-    </w:p>
-    <w:p>
-      <w:r>
-        <w:lastRenderedPageBreak/>
-        <w:t xml:space="preserve">Что делает </w:t>
-      </w:r>
-      <w:r>
-        <w:rPr>
-          <w:rFonts w:ascii="Consolas" w:hAnsi="Consolas" w:cs="Consolas"/>
-          <w:sz w:val="18"/>
-          <w:shd w:val="clear" w:color="auto" w:fill="F4F4F4"/>
-        </w:rPr>
-        <w:t>start.bat</w:t>
-      </w:r>
-      <w:r>
-        <w:t>:</w:t>
-      </w:r>
-    </w:p>
-    <w:p>
-      <w:pPr>
-        <w:spacing w:after="40"/>
-        <w:ind w:left="510" w:hanging="510"/>
-      </w:pPr>
-      <w:r>
-        <w:rPr>
-          <w:b/>
-        </w:rPr>
-        <w:t>1.</w:t>
-      </w:r>
-      <w:r>
-        <w:rPr>
-          <w:b/>
-        </w:rPr>
-        <w:tab/>
-      </w:r>
-      <w:r>
-        <w:t xml:space="preserve">Проверяет, что установлен </w:t>
-      </w:r>
-      <w:r>
-        <w:t>Python.</w:t>
-      </w:r>
-    </w:p>
-    <w:p>
-      <w:pPr>
-        <w:spacing w:after="40"/>
-        <w:ind w:left="510" w:hanging="510"/>
-      </w:pPr>
-      <w:r>
-        <w:rPr>
-          <w:b/>
-        </w:rPr>
-        <w:t>2.</w:t>
-      </w:r>
-      <w:r>
-        <w:rPr>
-          <w:b/>
-        </w:rPr>
-        <w:tab/>
-      </w:r>
-      <w:r>
-        <w:t>Проверяет, что Python собран с tkinter (нужен для окон интерфейса).</w:t>
-      </w:r>
-    </w:p>
-    <w:p>
-      <w:pPr>
-        <w:spacing w:after="40"/>
-        <w:ind w:left="510" w:hanging="510"/>
-      </w:pPr>
-      <w:r>
-        <w:rPr>
-          <w:b/>
-        </w:rPr>
-        <w:t>3.</w:t>
-      </w:r>
-      <w:r>
-        <w:rPr>
-          <w:b/>
-        </w:rPr>
-        <w:tab/>
-      </w:r>
-      <w:r>
-        <w:t>Проверяет, что установлен matplotlib.</w:t>
-      </w:r>
-    </w:p>
-    <w:p>
-      <w:pPr>
-        <w:spacing w:after="40"/>
-        <w:ind w:left="510" w:hanging="510"/>
-      </w:pPr>
-      <w:r>
-        <w:rPr>
-          <w:b/>
-        </w:rPr>
-        <w:t>4.</w:t>
-      </w:r>
-      <w:r>
-        <w:rPr>
-          <w:b/>
-        </w:rPr>
-        <w:tab/>
-      </w:r>
-      <w:r>
-        <w:t>Находит установленный Geant4 и проверяет, прописан ли он в системе (PATH).</w:t>
-      </w:r>
-    </w:p>
-    <w:p>
-      <w:pPr>
-        <w:spacing w:after="40"/>
-        <w:ind w:left="510" w:hanging="510"/>
-      </w:pPr>
-      <w:r>
-        <w:rPr>
-          <w:b/>
-        </w:rPr>
-        <w:t>5.</w:t>
-      </w:r>
-      <w:r>
-        <w:rPr>
-          <w:b/>
-        </w:rPr>
-        <w:tab/>
-      </w:r>
-      <w:r>
-        <w:t xml:space="preserve">Проверяет все пакеты данных Geant4: если папка с данными есть, а переменная не задана — создаёт её сама (печатает </w:t>
-      </w:r>
-      <w:r>
-        <w:rPr>
-          <w:rFonts w:ascii="Consolas" w:hAnsi="Consolas" w:cs="Consolas"/>
-          <w:sz w:val="18"/>
-          <w:shd w:val="clear" w:color="auto" w:fill="F4F4F4"/>
-        </w:rPr>
-        <w:t>[Исправлено] создана переменная ...</w:t>
-      </w:r>
-      <w:r>
-        <w:t xml:space="preserve">); если пакетов не хватает — предлагает скачать архивы и запустить </w:t>
-      </w:r>
-      <w:r>
-        <w:rPr>
-          <w:rFonts w:ascii="Consolas" w:hAnsi="Consolas" w:cs="Consolas"/>
-          <w:sz w:val="18"/>
-          <w:shd w:val="clear" w:color="auto" w:fill="F4F4F4"/>
-        </w:rPr>
-        <w:t>install_data.bat</w:t>
-      </w:r>
-      <w:r>
-        <w:t xml:space="preserve"> (раздел 3.2).</w:t>
-      </w:r>
-    </w:p>
-    <w:p>
-      <w:pPr>
-        <w:spacing w:after="40"/>
-        <w:ind w:left="510" w:hanging="510"/>
-      </w:pPr>
-      <w:r>
-        <w:rPr>
-          <w:b/>
-        </w:rPr>
-        <w:t>6.</w:t>
-      </w:r>
-      <w:r>
-        <w:rPr>
-          <w:b/>
-        </w:rPr>
-        <w:tab/>
-      </w:r>
-      <w:r>
-        <w:t>Провер</w:t>
-      </w:r>
-      <w:r>
-        <w:t xml:space="preserve">яет, что файл </w:t>
-      </w:r>
-      <w:r>
-        <w:rPr>
-          <w:rFonts w:ascii="Consolas" w:hAnsi="Consolas" w:cs="Consolas"/>
-          <w:sz w:val="18"/>
-          <w:shd w:val="clear" w:color="auto" w:fill="F4F4F4"/>
-        </w:rPr>
-        <w:t>build\Release\main.exe</w:t>
-      </w:r>
-      <w:r>
-        <w:t xml:space="preserve"> на месте (архив распакован полностью).</w:t>
-      </w:r>
-    </w:p>
-    <w:p>
-      <w:r>
-        <w:t xml:space="preserve">Если </w:t>
-      </w:r>
-      <w:r>
-        <w:rPr>
-          <w:b/>
-        </w:rPr>
-        <w:t>всё в порядке</w:t>
-      </w:r>
-      <w:r>
-        <w:t xml:space="preserve"> — молча открывается окно программы «Программа Б — Генератор макросов». Если что-то не нашлось — </w:t>
-      </w:r>
-      <w:r>
-        <w:rPr>
-          <w:rFonts w:ascii="Consolas" w:hAnsi="Consolas" w:cs="Consolas"/>
-          <w:sz w:val="18"/>
-          <w:shd w:val="clear" w:color="auto" w:fill="F4F4F4"/>
-        </w:rPr>
-        <w:t>start.bat</w:t>
-      </w:r>
-      <w:r>
-        <w:t xml:space="preserve"> напишет, чего именно не хватает и что сделать (список с</w:t>
-      </w:r>
-      <w:r>
-        <w:t>ообщений — в разделе 7).</w:t>
-      </w:r>
-    </w:p>
-    <w:p>
-      <w:r>
-        <w:t xml:space="preserve">&gt; </w:t>
-      </w:r>
-      <w:r>
-        <w:rPr>
-          <w:b/>
-        </w:rPr>
-        <w:t>[Скриншот: окно «Программа Б — Генератор макросов»]</w:t>
-      </w:r>
-      <w:r>
-        <w:t xml:space="preserve"> &gt; </w:t>
-      </w:r>
-      <w:r>
-        <w:rPr>
-          <w:i/>
-        </w:rPr>
-        <w:t>— окно программы, видны вкладки: Геометрия, Среда и материалы, Радионуклид, Распад, Получаемые значения, Запуск и вывод, Спектры.</w:t>
-      </w:r>
-    </w:p>
-    <w:p>
-      <w:pPr>
-        <w:pBdr>
-          <w:bottom w:val="single" w:sz="6" w:space="1" w:color="BFBFBF"/>
-        </w:pBdr>
-        <w:spacing w:before="40" w:after="40"/>
-      </w:pPr>
-    </w:p>
-    <w:p>
-      <w:pPr>
-        <w:pStyle w:val="1"/>
-      </w:pPr>
-      <w:bookmarkStart w:id="15" w:name="_Toc243413236"/>
-      <w:r>
-        <w:t>6. Программа: устройство и пример расчёта</w:t>
-      </w:r>
-      <w:bookmarkEnd w:id="15"/>
-    </w:p>
-    <w:p>
-      <w:pPr>
-        <w:pStyle w:val="21"/>
-      </w:pPr>
-      <w:bookmarkStart w:id="16" w:name="_Toc243413237"/>
-      <w:r>
-        <w:t>6.</w:t>
-      </w:r>
-      <w:r>
-        <w:t>1. Вкладки программы</w:t>
+      <w:bookmarkStart w:id="16" w:name="_Toc243415810"/>
+      <w:r>
+        <w:t>6.1. Вкладки программы</w:t>
       </w:r>
       <w:bookmarkEnd w:id="16"/>
     </w:p>
@@ -5615,7 +5700,10 @@
               <w:cnfStyle w:val="000000100000" w:firstRow="0" w:lastRow="0" w:firstColumn="0" w:lastColumn="0" w:oddVBand="0" w:evenVBand="0" w:oddHBand="1" w:evenHBand="0" w:firstRowFirstColumn="0" w:firstRowLastColumn="0" w:lastRowFirstColumn="0" w:lastRowLastColumn="0"/>
             </w:pPr>
             <w:r>
-              <w:t>форма ёмкости (цилиндр, стакан, пробирка), радиус, высота, толщина стеклянной стенки, сухой бортик</w:t>
+              <w:t xml:space="preserve">форма ёмкости (цилиндр, стакан, пробирка), радиус, </w:t>
+            </w:r>
+            <w:r>
+              <w:t>высота, толщина стеклянной стенки, сухой бортик</w:t>
             </w:r>
           </w:p>
         </w:tc>
@@ -5683,10 +5771,7 @@
               <w:cnfStyle w:val="000000100000" w:firstRow="0" w:lastRow="0" w:firstColumn="0" w:lastColumn="0" w:oddVBand="0" w:evenVBand="0" w:oddHBand="1" w:evenHBand="0" w:firstRowFirstColumn="0" w:firstRowLastColumn="0" w:lastRowFirstColumn="0" w:lastRowLastColumn="0"/>
             </w:pPr>
             <w:r>
-              <w:t xml:space="preserve">выбор </w:t>
-            </w:r>
-            <w:r>
-              <w:t>радионуклида; показываются период полураспада T½ и наличие данных Geant4</w:t>
+              <w:t>выбор радионуклида; показываются период полураспада T½ и наличие данных Geant4</w:t>
             </w:r>
           </w:p>
         </w:tc>
@@ -5720,7 +5805,10 @@
               <w:cnfStyle w:val="000000010000" w:firstRow="0" w:lastRow="0" w:firstColumn="0" w:lastColumn="0" w:oddVBand="0" w:evenVBand="0" w:oddHBand="0" w:evenHBand="1" w:firstRowFirstColumn="0" w:firstRowLastColumn="0" w:lastRowFirstColumn="0" w:lastRowLastColumn="0"/>
             </w:pPr>
             <w:r>
-              <w:t>режим расчёта: по числу распадов или по активности и времени облучения</w:t>
+              <w:t>режим расчёта: по числу распадов или по активнос</w:t>
+            </w:r>
+            <w:r>
+              <w:t>ти и времени облучения</w:t>
             </w:r>
           </w:p>
         </w:tc>
@@ -5788,10 +5876,7 @@
               <w:cnfStyle w:val="000000010000" w:firstRow="0" w:lastRow="0" w:firstColumn="0" w:lastColumn="0" w:oddVBand="0" w:evenVBand="0" w:oddHBand="0" w:evenHBand="1" w:firstRowFirstColumn="0" w:firstRowLastColumn="0" w:lastRowFirstColumn="0" w:lastRowLastColumn="0"/>
             </w:pPr>
             <w:r>
-              <w:t>запуск симуляции, прогресс, просмо</w:t>
-            </w:r>
-            <w:r>
-              <w:t>тр результатов</w:t>
+              <w:t>запуск симуляции, прогресс, просмотр результатов</w:t>
             </w:r>
           </w:p>
         </w:tc>
@@ -5811,6 +5896,7 @@
               <w:spacing w:after="40"/>
             </w:pPr>
             <w:r>
+              <w:lastRenderedPageBreak/>
               <w:t>Спектры</w:t>
             </w:r>
           </w:p>
@@ -5840,7 +5926,7 @@
       <w:pPr>
         <w:pStyle w:val="21"/>
       </w:pPr>
-      <w:bookmarkStart w:id="17" w:name="_Toc243413238"/>
+      <w:bookmarkStart w:id="17" w:name="_Toc243415811"/>
       <w:r>
         <w:t>6.2. Пример: Lu-177 в стакане</w:t>
       </w:r>
@@ -5848,10 +5934,10 @@
     </w:p>
     <w:p>
       <w:r>
-        <w:t>Разберём полный расчёт: сколько поглощённой дозы получает вода в стакане от растворённого в ней Lu-177 (β⁻-излучатель, E_βmax ≈ 497 кэВ, один из основных нуклидов таргетной радио</w:t>
-      </w:r>
-      <w:r>
-        <w:t>терапии).</w:t>
+        <w:t xml:space="preserve">Разберём полный расчёт: сколько </w:t>
+      </w:r>
+      <w:r>
+        <w:t>поглощённой дозы получает вода в стакане от растворённого в ней Lu-177 (β⁻-излучатель, E_βmax ≈ 497 кэВ, один из основных нуклидов таргетной радиотерапии).</w:t>
       </w:r>
     </w:p>
     <w:p>
@@ -5888,7 +5974,10 @@
         <w:ind w:left="340" w:hanging="198"/>
       </w:pPr>
       <w:r>
-        <w:t>Радиус: 2 см, Высота: 6 см (значения по умолчанию)</w:t>
+        <w:t>Радиус: 2 см, Высота: 6 см (значе</w:t>
+      </w:r>
+      <w:r>
+        <w:t>ния по умолчанию)</w:t>
       </w:r>
     </w:p>
     <w:p>
@@ -5903,10 +5992,7 @@
     </w:p>
     <w:p>
       <w:r>
-        <w:t xml:space="preserve">Программа сразу покажет объём жидкости — для этих размеров </w:t>
-      </w:r>
-      <w:r>
-        <w:t>75,3982 см³.</w:t>
+        <w:t>Программа сразу покажет объём жидкости — для этих размеров 75,3982 см³.</w:t>
       </w:r>
     </w:p>
     <w:p>
@@ -5914,11 +6000,13 @@
         <w:rPr>
           <w:b/>
         </w:rPr>
-        <w:lastRenderedPageBreak/>
         <w:t>Шаг 2 — Среда и материалы.</w:t>
       </w:r>
       <w:r>
-        <w:t xml:space="preserve"> Оставляем по умолчанию: жидкость — вода (G4_WATER, 1,000 г/см³), оболочка — стекло (SiO₂, 2,320 г/см³).</w:t>
+        <w:t xml:space="preserve"> Оставляем по умолчанию: жидкость — вода (G4_WATER, 1,000 г/см³), оболочка — стекл</w:t>
+      </w:r>
+      <w:r>
+        <w:t>о (SiO₂, 2,320 г/см³).</w:t>
       </w:r>
     </w:p>
     <w:p>
@@ -5938,10 +6026,7 @@
         <w:t>Lu-177</w:t>
       </w:r>
       <w:r>
-        <w:t xml:space="preserve">. Программа покажет период </w:t>
-      </w:r>
-      <w:r>
-        <w:t>полураспада (T½ ≈ 6,644 сут) и сообщение «Схема распада есть. Уровни дочерних есть.» — значит, данные Geant4 на месте.</w:t>
+        <w:t>. Программа покажет период полураспада (T½ ≈ 6,644 сут) и сообщение «Схема распада есть. Уровни дочерних есть.» — значит, данные Geant4 на месте.</w:t>
       </w:r>
     </w:p>
     <w:p>
@@ -5952,7 +6037,10 @@
         <w:t>Шаг 4 — Распад.</w:t>
       </w:r>
       <w:r>
-        <w:t xml:space="preserve"> Режим: </w:t>
+        <w:t xml:space="preserve"> </w:t>
+      </w:r>
+      <w:r>
+        <w:t xml:space="preserve">Режим: </w:t>
       </w:r>
       <w:r>
         <w:rPr>
@@ -5992,10 +6080,7 @@
         <w:t>«Запустить симуляцию»</w:t>
       </w:r>
       <w:r>
-        <w:t>. Сл</w:t>
-      </w:r>
-      <w:r>
-        <w:t>едите за прогресс-баром. Для ста тысяч распадов на обычном компьютере требуется не больше пары секунд.</w:t>
+        <w:t>. Следите за прогресс-баром. Для ста тысяч распадов на обычном компьютере требуется не больше пары секунд.</w:t>
       </w:r>
     </w:p>
     <w:p>
@@ -6006,10 +6091,10 @@
         <w:t>Шаг 6 — Результаты.</w:t>
       </w:r>
       <w:r>
-        <w:t xml:space="preserve"> После завершения внизу появится блок результатов (примерный вид; точные числа будут отличаться, так как генератор случайных чисел каж</w:t>
-      </w:r>
-      <w:r>
-        <w:t>дый раз другой):</w:t>
+        <w:t xml:space="preserve"> После заверш</w:t>
+      </w:r>
+      <w:r>
+        <w:t>ения внизу появится блок результатов (примерный вид; точные числа будут отличаться, так как генератор случайных чисел каждый раз другой):</w:t>
       </w:r>
     </w:p>
     <w:p>
@@ -6114,14 +6199,7 @@
           <w:rFonts w:ascii="Consolas" w:hAnsi="Consolas" w:cs="Consolas"/>
           <w:sz w:val="18"/>
         </w:rPr>
-        <w:t>Geometry variant:    beak</w:t>
-      </w:r>
-      <w:r>
-        <w:rPr>
-          <w:rFonts w:ascii="Consolas" w:hAnsi="Consolas" w:cs="Consolas"/>
-          <w:sz w:val="18"/>
-        </w:rPr>
-        <w:t>er</w:t>
+        <w:t>Geometry variant:    beaker</w:t>
       </w:r>
     </w:p>
     <w:p>
@@ -6166,7 +6244,14 @@
           <w:rFonts w:ascii="Consolas" w:hAnsi="Consolas" w:cs="Consolas"/>
           <w:sz w:val="18"/>
         </w:rPr>
-        <w:t>Volume:              75.3982 cm3</w:t>
+        <w:t xml:space="preserve">Volume:       </w:t>
+      </w:r>
+      <w:r>
+        <w:rPr>
+          <w:rFonts w:ascii="Consolas" w:hAnsi="Consolas" w:cs="Consolas"/>
+          <w:sz w:val="18"/>
+        </w:rPr>
+        <w:t xml:space="preserve">       75.3982 cm3</w:t>
       </w:r>
     </w:p>
     <w:p>
@@ -6241,14 +6326,7 @@
           <w:rFonts w:ascii="Consolas" w:hAnsi="Consolas" w:cs="Consolas"/>
           <w:sz w:val="18"/>
         </w:rPr>
-        <w:t xml:space="preserve">Dry rim above:       </w:t>
-      </w:r>
-      <w:r>
-        <w:rPr>
-          <w:rFonts w:ascii="Consolas" w:hAnsi="Consolas" w:cs="Consolas"/>
-          <w:sz w:val="18"/>
-        </w:rPr>
-        <w:t>0.0000 cm</w:t>
+        <w:t>Dry rim above:       0.0000 cm</w:t>
       </w:r>
     </w:p>
     <w:p>
@@ -6278,7 +6356,14 @@
           <w:rFonts w:ascii="Consolas" w:hAnsi="Consolas" w:cs="Consolas"/>
           <w:sz w:val="18"/>
         </w:rPr>
-        <w:t>=== Simulation results ===</w:t>
+        <w:t>=== Simulation results ==</w:t>
+      </w:r>
+      <w:r>
+        <w:rPr>
+          <w:rFonts w:ascii="Consolas" w:hAnsi="Consolas" w:cs="Consolas"/>
+          <w:sz w:val="18"/>
+        </w:rPr>
+        <w:t>=</w:t>
       </w:r>
     </w:p>
     <w:p>
@@ -6353,14 +6438,7 @@
           <w:rFonts w:ascii="Consolas" w:hAnsi="Consolas" w:cs="Consolas"/>
           <w:sz w:val="18"/>
         </w:rPr>
-        <w:t xml:space="preserve">Transferred (B):     </w:t>
-      </w:r>
-      <w:r>
-        <w:rPr>
-          <w:rFonts w:ascii="Consolas" w:hAnsi="Consolas" w:cs="Consolas"/>
-          <w:sz w:val="18"/>
-        </w:rPr>
-        <w:t>1.4951e+04 MeV</w:t>
+        <w:t>Transferred (B):     1.4951e+04 MeV</w:t>
       </w:r>
     </w:p>
     <w:p>
@@ -6405,7 +6483,14 @@
           <w:rFonts w:ascii="Consolas" w:hAnsi="Consolas" w:cs="Consolas"/>
           <w:sz w:val="18"/>
         </w:rPr>
-        <w:t>Energy per decay:    0.1495 MeV</w:t>
+        <w:t>Ene</w:t>
+      </w:r>
+      <w:r>
+        <w:rPr>
+          <w:rFonts w:ascii="Consolas" w:hAnsi="Consolas" w:cs="Consolas"/>
+          <w:sz w:val="18"/>
+        </w:rPr>
+        <w:t>rgy per decay:    0.1495 MeV</w:t>
       </w:r>
     </w:p>
     <w:p>
@@ -6471,12 +6556,10 @@
       <w:pPr>
         <w:pStyle w:val="21"/>
       </w:pPr>
-      <w:bookmarkStart w:id="18" w:name="_Toc243413239"/>
-      <w:r>
-        <w:t>6.3. К</w:t>
-      </w:r>
-      <w:r>
-        <w:t>ак читать результаты</w:t>
+      <w:bookmarkStart w:id="18" w:name="_Toc243415812"/>
+      <w:r>
+        <w:lastRenderedPageBreak/>
+        <w:t>6.3. Как читать результаты</w:t>
       </w:r>
       <w:bookmarkEnd w:id="18"/>
     </w:p>
@@ -6560,7 +6643,10 @@
               <w:cnfStyle w:val="000000100000" w:firstRow="0" w:lastRow="0" w:firstColumn="0" w:lastColumn="0" w:oddVBand="0" w:evenVBand="0" w:oddHBand="1" w:evenHBand="0" w:firstRowFirstColumn="0" w:firstRowLastColumn="0" w:lastRowFirstColumn="0" w:lastRowLastColumn="0"/>
             </w:pPr>
             <w:r>
-              <w:t>сколько распадов просчитано — должно совпадать с заданным</w:t>
+              <w:t xml:space="preserve">сколько распадов </w:t>
+            </w:r>
+            <w:r>
+              <w:t>просчитано — должно совпадать с заданным</w:t>
             </w:r>
           </w:p>
         </w:tc>
@@ -6649,10 +6735,7 @@
               <w:cnfStyle w:val="000000100000" w:firstRow="0" w:lastRow="0" w:firstColumn="0" w:lastColumn="0" w:oddVBand="0" w:evenVBand="0" w:oddHBand="1" w:evenHBand="0" w:firstRowFirstColumn="0" w:firstRowLastColumn="0" w:lastRowFirstColumn="0" w:lastRowLastColumn="0"/>
             </w:pPr>
             <w:r>
-              <w:t xml:space="preserve">энергия, поглощённая </w:t>
-            </w:r>
-            <w:r>
-              <w:t>жидкостью по Path A, МэВ</w:t>
+              <w:t>энергия, поглощённая жидкостью по Path A, МэВ</w:t>
             </w:r>
           </w:p>
         </w:tc>
@@ -6697,7 +6780,10 @@
               <w:t>поглощённая доза по Path A, Гр (Грей)</w:t>
             </w:r>
             <w:r>
-              <w:t xml:space="preserve"> — основной результат расчёта</w:t>
+              <w:t xml:space="preserve"> — основн</w:t>
+            </w:r>
+            <w:r>
+              <w:t>ой результат расчёта</w:t>
             </w:r>
           </w:p>
         </w:tc>
@@ -6761,7 +6847,6 @@
                 <w:sz w:val="18"/>
                 <w:shd w:val="clear" w:color="auto" w:fill="F4F4F4"/>
               </w:rPr>
-              <w:lastRenderedPageBreak/>
               <w:t>Escaped energy (B)</w:t>
             </w:r>
           </w:p>
@@ -6776,10 +6861,7 @@
               <w:cnfStyle w:val="000000010000" w:firstRow="0" w:lastRow="0" w:firstColumn="0" w:lastColumn="0" w:oddVBand="0" w:evenVBand="0" w:oddHBand="0" w:evenHBand="1" w:firstRowFirstColumn="0" w:firstRowLastColumn="0" w:lastRowFirstColumn="0" w:lastRowLastColumn="0"/>
             </w:pPr>
             <w:r>
-              <w:t>энергия, покинувшая объём жидкости чере</w:t>
-            </w:r>
-            <w:r>
-              <w:t>з её границу (в основном вторичными γ-квантами), МэВ</w:t>
+              <w:t>энергия, покинувшая объём жидкости через её границу (в основном вторичными γ-квантами), МэВ</w:t>
             </w:r>
           </w:p>
         </w:tc>
@@ -6818,7 +6900,10 @@
               <w:cnfStyle w:val="000000100000" w:firstRow="0" w:lastRow="0" w:firstColumn="0" w:lastColumn="0" w:oddVBand="0" w:evenVBand="0" w:oddHBand="1" w:evenHBand="0" w:firstRowFirstColumn="0" w:firstRowLastColumn="0" w:lastRowFirstColumn="0" w:lastRowLastColumn="0"/>
             </w:pPr>
             <w:r>
-              <w:t>энергия, оставшаяся в жидкости по балансу (выход из баланса), МэВ</w:t>
+              <w:t xml:space="preserve">энергия, </w:t>
+            </w:r>
+            <w:r>
+              <w:t>оставшаяся в жидкости по балансу (выход из баланса), МэВ</w:t>
             </w:r>
           </w:p>
         </w:tc>
@@ -6905,7 +6990,10 @@
               <w:t>Должно быть ≈ 0</w:t>
             </w:r>
             <w:r>
-              <w:t xml:space="preserve"> — это ключевая проверка корректности: два независимых метода дали одинаковый результат</w:t>
+              <w:t xml:space="preserve"> — это ключевая проверка корректности: два независимых метода дали одинак</w:t>
+            </w:r>
+            <w:r>
+              <w:t>овый результат</w:t>
             </w:r>
           </w:p>
         </w:tc>
@@ -6957,10 +7045,7 @@
     </w:p>
     <w:p>
       <w:r>
-        <w:t>Физический смысл: полная энергия распадов делится на пог</w:t>
-      </w:r>
-      <w:r>
-        <w:t>лощённую в жидкости и ушедшую наружу. Поглощённая часть (</w:t>
+        <w:t>Физический смысл: полная энергия распадов делится на поглощённую в жидкости и ушедшую наружу. Поглощённая часть (</w:t>
       </w:r>
       <w:r>
         <w:rPr>
@@ -6982,10 +7067,10 @@
         <w:t>Transferred (B)</w:t>
       </w:r>
       <w:r>
-        <w:t>) — это в основном энергия β-частиц: их пробег в воде при E_βmax ≈ 497 кэВ около миллиметра, поэтому практически все они останавливаются в сантиметровом объёме и о</w:t>
-      </w:r>
-      <w:r>
-        <w:t>тдают энергию на ионизацию среды. Энергию же, покинувшую объём через границу жидкости (</w:t>
+        <w:t>) — это в основном энерг</w:t>
+      </w:r>
+      <w:r>
+        <w:t>ия β-частиц: их пробег в воде при E_βmax ≈ 497 кэВ около миллиметра, поэтому практически все они останавливаются в сантиметровом объёме и отдают энергию на ионизацию среды. Энергию же, покинувшую объём через границу жидкости (</w:t>
       </w:r>
       <w:r>
         <w:rPr>
@@ -6996,17 +7081,20 @@
         <w:t>Escaped energy (B)</w:t>
       </w:r>
       <w:r>
-        <w:t xml:space="preserve">), уносят преимущественно вторичные γ-кванта — прежде всего квант 208 кэВ дочернего ядра Hf-177: длина свободного пробега такого кванта в воде порядка </w:t>
-      </w:r>
-      <w:r>
-        <w:t>10 см, поэтому часть квантов проходит сквозь несколько сантиметров воды, не поглотившись. В этой геометрии наружу уходит около двух третей энергии распада, и поглощённая доза при 10⁵ распадов в 75 см³ воды — порядка 10⁻⁸ Гр.</w:t>
+        <w:t>), уносят пр</w:t>
+      </w:r>
+      <w:r>
+        <w:t>еимущественно вторичные γ-кванта — прежде всего квант 208 кэВ дочернего ядра Hf-177: длина свободного пробега такого кванта в воде порядка 10 см, поэтому часть квантов проходит сквозь несколько сантиметров воды, не поглотившись. В этой геометрии наружу ухо</w:t>
+      </w:r>
+      <w:r>
+        <w:t>дит около двух третей энергии распада, и поглощённая доза при 10⁵ распадов в 75 см³ воды — порядка 10⁻⁸ Гр.</w:t>
       </w:r>
     </w:p>
     <w:p>
       <w:pPr>
         <w:pStyle w:val="21"/>
       </w:pPr>
-      <w:bookmarkStart w:id="19" w:name="_Toc243413240"/>
+      <w:bookmarkStart w:id="19" w:name="_Toc243415813"/>
       <w:r>
         <w:t>6.4. Где сохраняются результаты</w:t>
       </w:r>
@@ -7049,7 +7137,10 @@
         <w:t>дописывается</w:t>
       </w:r>
       <w:r>
-        <w:t xml:space="preserve"> в конец файла, так что </w:t>
+        <w:t xml:space="preserve"> в к</w:t>
+      </w:r>
+      <w:r>
+        <w:t xml:space="preserve">онец файла, так что </w:t>
       </w:r>
       <w:r>
         <w:rPr>
@@ -7092,10 +7183,7 @@
         <w:t>beta_plus.txt</w:t>
       </w:r>
       <w:r>
-        <w:t xml:space="preserve"> — энергии бета-частиц,</w:t>
-      </w:r>
-      <w:r>
-        <w:t xml:space="preserve"> если на вкладке «Спектры» включена запись спектров.</w:t>
+        <w:t xml:space="preserve"> — энергии бета-частиц, если на вкладке «Спектры» включена запись спектров.</w:t>
       </w:r>
     </w:p>
     <w:p>
@@ -7110,8 +7198,9 @@
       <w:pPr>
         <w:pStyle w:val="1"/>
       </w:pPr>
-      <w:bookmarkStart w:id="20" w:name="_Toc243413241"/>
-      <w:r>
+      <w:bookmarkStart w:id="20" w:name="_Toc243415814"/>
+      <w:r>
+        <w:lastRenderedPageBreak/>
         <w:t>7. Если что-то пошло не так</w:t>
       </w:r>
       <w:bookmarkEnd w:id="20"/>
@@ -7120,7 +7209,7 @@
       <w:pPr>
         <w:pStyle w:val="21"/>
       </w:pPr>
-      <w:bookmarkStart w:id="21" w:name="_Toc243413242"/>
+      <w:bookmarkStart w:id="21" w:name="_Toc243415815"/>
       <w:r>
         <w:t>7.1. Сообщения start.bat</w:t>
       </w:r>
@@ -7360,14 +7449,10 @@
               <w:cnfStyle w:val="000000010000" w:firstRow="0" w:lastRow="0" w:firstColumn="0" w:lastColumn="0" w:oddVBand="0" w:evenVBand="0" w:oddHBand="0" w:evenHBand="1" w:firstRowFirstColumn="0" w:firstRowLastColumn="0" w:lastRowFirstColumn="0" w:lastRowLastColumn="0"/>
             </w:pPr>
             <w:r>
-              <w:t xml:space="preserve">Установите Geant4 11.4.1 (раздел 3), не забудьте отметить опцию добавления в PATH </w:t>
+              <w:t xml:space="preserve">Установите Geant4 11.4.1 (раздел 5), не забудьте отметить опцию добавления в PATH </w:t>
             </w:r>
             <w:r>
-              <w:t xml:space="preserve">(шаг 5) и </w:t>
-            </w:r>
-            <w:r>
-              <w:lastRenderedPageBreak/>
-              <w:t>перезагрузите компьютер</w:t>
+              <w:t>(шаг 5) и перезагрузите компьютер</w:t>
             </w:r>
           </w:p>
         </w:tc>
@@ -7392,7 +7477,6 @@
                 <w:sz w:val="18"/>
                 <w:shd w:val="clear" w:color="auto" w:fill="F4F4F4"/>
               </w:rPr>
-              <w:lastRenderedPageBreak/>
               <w:t>в установке Geant4 не хватает пакетов данных</w:t>
             </w:r>
           </w:p>
@@ -7418,7 +7502,7 @@
               <w:t>.tar.gz</w:t>
             </w:r>
             <w:r>
-              <w:t xml:space="preserve"> (ссылки — в разделе 3.2), положите их рядом с </w:t>
+              <w:t xml:space="preserve"> (ссылки — в разделе 5.2), положите их рядом с </w:t>
             </w:r>
             <w:r>
               <w:rPr>
@@ -7498,7 +7582,7 @@
               <w:cnfStyle w:val="000000010000" w:firstRow="0" w:lastRow="0" w:firstColumn="0" w:lastColumn="0" w:oddVBand="0" w:evenVBand="0" w:oddHBand="0" w:evenHBand="1" w:firstRowFirstColumn="0" w:firstRowLastColumn="0" w:lastRowFirstColumn="0" w:lastRowLastColumn="0"/>
             </w:pPr>
             <w:r>
-              <w:t>Архив распакован не полностью — распакуйте заново (раздел 5.2)</w:t>
+              <w:t>Архив распакован не полностью — распакуйте заново (раздел 3.2)</w:t>
             </w:r>
           </w:p>
         </w:tc>
@@ -7529,7 +7613,7 @@
       <w:pPr>
         <w:pStyle w:val="21"/>
       </w:pPr>
-      <w:bookmarkStart w:id="22" w:name="_Toc243413243"/>
+      <w:bookmarkStart w:id="22" w:name="_Toc243415816"/>
       <w:r>
         <w:t>7.2. Ошибки Geant4 при расчёте</w:t>
       </w:r>
@@ -7559,7 +7643,10 @@
         <w:t>start.bat</w:t>
       </w:r>
       <w:r>
-        <w:t xml:space="preserve"> запускали не перед расчётом или обходили его:</w:t>
+        <w:t xml:space="preserve"> запускал</w:t>
+      </w:r>
+      <w:r>
+        <w:t>и не перед расчётом или обходили его:</w:t>
       </w:r>
     </w:p>
     <w:tbl>
@@ -7642,10 +7729,7 @@
               <w:cnfStyle w:val="000000100000" w:firstRow="0" w:lastRow="0" w:firstColumn="0" w:lastColumn="0" w:oddVBand="0" w:evenVBand="0" w:oddHBand="1" w:evenHBand="0" w:firstRowFirstColumn="0" w:firstRowLastColumn="0" w:lastRowFirstColumn="0" w:lastRowLastColumn="0"/>
             </w:pPr>
             <w:r>
-              <w:t>Не хватает пакета G4EMLOW — раздел 3.2: скачайте архив, положит</w:t>
-            </w:r>
-            <w:r>
-              <w:t xml:space="preserve">е рядом с </w:t>
+              <w:t xml:space="preserve">Не хватает пакета G4EMLOW — раздел 5.2: скачайте архив, положите рядом с </w:t>
             </w:r>
             <w:r>
               <w:rPr>
@@ -7689,7 +7773,10 @@
               <w:t>G4LEDATA</w:t>
             </w:r>
             <w:r>
-              <w:t xml:space="preserve"> пропишется сама)</w:t>
+              <w:t xml:space="preserve"> </w:t>
+            </w:r>
+            <w:r>
+              <w:t>пропишется сама)</w:t>
             </w:r>
           </w:p>
         </w:tc>
@@ -7739,7 +7826,7 @@
               <w:cnfStyle w:val="000000010000" w:firstRow="0" w:lastRow="0" w:firstColumn="0" w:lastColumn="0" w:oddVBand="0" w:evenVBand="0" w:oddHBand="0" w:evenHBand="1" w:firstRowFirstColumn="0" w:firstRowLastColumn="0" w:lastRowFirstColumn="0" w:lastRowLastColumn="0"/>
             </w:pPr>
             <w:r>
-              <w:t>Не хватает пакетов RadioactiveDecay / PhotonEvaporation — раздел 3.2</w:t>
+              <w:t>Не хватает пакетов RadioactiveDecay / PhotonEvaporation — раздел 5.2</w:t>
             </w:r>
           </w:p>
         </w:tc>
@@ -7775,15 +7862,7 @@
                 <w:sz w:val="18"/>
                 <w:shd w:val="clear" w:color="auto" w:fill="F4F4F4"/>
               </w:rPr>
-              <w:t>G4PART</w:t>
-            </w:r>
-            <w:r>
-              <w:rPr>
-                <w:rFonts w:ascii="Consolas" w:hAnsi="Consolas" w:cs="Consolas"/>
-                <w:sz w:val="18"/>
-                <w:shd w:val="clear" w:color="auto" w:fill="F4F4F4"/>
-              </w:rPr>
-              <w:t>ICLEXSDATA ...</w:t>
+              <w:t>G4PARTICLEXSDATA ...</w:t>
             </w:r>
           </w:p>
         </w:tc>
@@ -7797,7 +7876,7 @@
               <w:cnfStyle w:val="000000100000" w:firstRow="0" w:lastRow="0" w:firstColumn="0" w:lastColumn="0" w:oddVBand="0" w:evenVBand="0" w:oddHBand="1" w:evenHBand="0" w:firstRowFirstColumn="0" w:firstRowLastColumn="0" w:lastRowFirstColumn="0" w:lastRowLastColumn="0"/>
             </w:pPr>
             <w:r>
-              <w:t>Не хватает пакетов G4ENSDFSTATE / G4PARTICLEXS — раздел 3.2</w:t>
+              <w:t>Не хватает пакетов G4ENSDFSTATE / G4PARTICLEXS — раздел 5.2</w:t>
             </w:r>
           </w:p>
         </w:tc>
@@ -7821,7 +7900,7 @@
         <w:t>... data directory was not found</w:t>
       </w:r>
       <w:r>
-        <w:t xml:space="preserve"> лечатся одинаково: выполните порядок действий из раздела 3.2 — скачайте нужный архив, положите рядом с </w:t>
+        <w:t xml:space="preserve"> лечатся одинаково: выполните порядок действий из раздела 5.2 — скачайте нужный архив, положите рядом с </w:t>
       </w:r>
       <w:r>
         <w:rPr>
@@ -7832,10 +7911,7 @@
         <w:t>install_data.bat</w:t>
       </w:r>
       <w:r>
-        <w:t xml:space="preserve">, </w:t>
-      </w:r>
-      <w:r>
-        <w:t xml:space="preserve">запустите его, затем запустите </w:t>
+        <w:t xml:space="preserve">, запустите его, затем запустите </w:t>
       </w:r>
       <w:r>
         <w:rPr>
@@ -7853,7 +7929,7 @@
       <w:pPr>
         <w:pStyle w:val="21"/>
       </w:pPr>
-      <w:bookmarkStart w:id="23" w:name="_Toc243413244"/>
+      <w:bookmarkStart w:id="23" w:name="_Toc243415817"/>
       <w:r>
         <w:t>7.3. Окно программы открылось, но что-то не так</w:t>
       </w:r>
@@ -7920,7 +7996,11 @@
               <w:spacing w:after="40"/>
             </w:pPr>
             <w:r>
-              <w:t>Ошибка «Illegal application state» при запуске по своему макросу</w:t>
+              <w:lastRenderedPageBreak/>
+              <w:t xml:space="preserve">Ошибка «Illegal </w:t>
+            </w:r>
+            <w:r>
+              <w:t>application state» при запуске по своему макросу</w:t>
             </w:r>
           </w:p>
         </w:tc>
@@ -7985,7 +8065,10 @@
               <w:cnfStyle w:val="000000010000" w:firstRow="0" w:lastRow="0" w:firstColumn="0" w:lastColumn="0" w:oddVBand="0" w:evenVBand="0" w:oddHBand="0" w:evenHBand="1" w:firstRowFirstColumn="0" w:firstRowLastColumn="0" w:lastRowFirstColumn="0" w:lastRowLastColumn="0"/>
             </w:pPr>
             <w:r>
-              <w:t>Для этого нуклида в вашей установке Geant4 нет схемы распада — выберите другой нуклид из списка</w:t>
+              <w:t>Для этого нуклида в вашей установке Geant4 нет схемы распада — выб</w:t>
+            </w:r>
+            <w:r>
+              <w:t>ерите другой нуклид из списка</w:t>
             </w:r>
           </w:p>
         </w:tc>
@@ -8005,10 +8088,7 @@
               <w:spacing w:after="40"/>
             </w:pPr>
             <w:r>
-              <w:t xml:space="preserve">Программа </w:t>
-            </w:r>
-            <w:r>
-              <w:t>«зависла» на прогресс-баре</w:t>
+              <w:t>Программа «зависла» на прогресс-баре</w:t>
             </w:r>
           </w:p>
         </w:tc>
@@ -8056,10 +8136,7 @@
               <w:cnfStyle w:val="000000010000" w:firstRow="0" w:lastRow="0" w:firstColumn="0" w:lastColumn="0" w:oddVBand="0" w:evenVBand="0" w:oddHBand="0" w:evenHBand="1" w:firstRowFirstColumn="0" w:firstRowLastColumn="0" w:lastRowFirstColumn="0" w:lastRowLastColumn="0"/>
             </w:pPr>
             <w:r>
-              <w:t>Запустите start.bat через правую кнопку мыши → «Запуск от имени адми</w:t>
-            </w:r>
-            <w:r>
-              <w:t xml:space="preserve">нистратора». Если окно всё равно закрывается — запустите его из командной строки, чтобы увидеть текст ошибки: Win+R → </w:t>
+              <w:t xml:space="preserve">Запустите start.bat через правую кнопку мыши → «Запуск от имени администратора». Если окно всё равно закрывается — запустите его из командной строки, чтобы увидеть текст ошибки: Win+R → </w:t>
             </w:r>
             <w:r>
               <w:rPr>
@@ -8081,11 +8158,7 @@
               <w:t>start.bat</w:t>
             </w:r>
             <w:r>
-              <w:t xml:space="preserve"> в окно и нажмите </w:t>
-            </w:r>
-            <w:r>
-              <w:lastRenderedPageBreak/>
-              <w:t>Enter</w:t>
+              <w:t xml:space="preserve"> в окно и нажмите Enter</w:t>
             </w:r>
           </w:p>
         </w:tc>
@@ -8108,25 +8181,25 @@
       <w:pPr>
         <w:pStyle w:val="1"/>
       </w:pPr>
-      <w:bookmarkStart w:id="24" w:name="_Toc243413245"/>
-      <w:r>
-        <w:t>8. Приложение для опытных пользователей</w:t>
+      <w:bookmarkStart w:id="24" w:name="_Toc243415818"/>
+      <w:r>
+        <w:t>8. Приложени</w:t>
+      </w:r>
+      <w:r>
+        <w:t>е для опытных пользователей</w:t>
       </w:r>
       <w:bookmarkEnd w:id="24"/>
     </w:p>
     <w:p>
       <w:r>
-        <w:t xml:space="preserve">Разделы ниже не нужны для обычной </w:t>
-      </w:r>
-      <w:r>
-        <w:t>работы; они пригодятся, если потребуется запускать расчёты без интерфейса или разбираться в устройстве установки Geant4.</w:t>
+        <w:t>Разделы ниже не нужны для обычной работы; они пригодятся, если потребуется запускать расчёты без интерфейса или разбираться в устройстве установки Geant4.</w:t>
       </w:r>
     </w:p>
     <w:p>
       <w:pPr>
         <w:pStyle w:val="21"/>
       </w:pPr>
-      <w:bookmarkStart w:id="25" w:name="_Toc243413246"/>
+      <w:bookmarkStart w:id="25" w:name="_Toc243415819"/>
       <w:r>
         <w:t>8.1. Пакетный режим (без графического интерфейса)</w:t>
       </w:r>
@@ -8142,7 +8215,10 @@
         <w:t>main.exe</w:t>
       </w:r>
       <w:r>
-        <w:t xml:space="preserve"> умеет работать по файлу-макросу:</w:t>
+        <w:t xml:space="preserve"> умеет работать</w:t>
+      </w:r>
+      <w:r>
+        <w:t xml:space="preserve"> по файлу-макросу:</w:t>
       </w:r>
     </w:p>
     <w:p>
@@ -8187,7 +8263,14 @@
           <w:rFonts w:ascii="Consolas" w:hAnsi="Consolas" w:cs="Consolas"/>
           <w:sz w:val="18"/>
         </w:rPr>
-        <w:t>/myDetector/setGeometry        cylinder | beaker | tube</w:t>
+        <w:t>/myDetector/setGeometry        cylinder | beak</w:t>
+      </w:r>
+      <w:r>
+        <w:rPr>
+          <w:rFonts w:ascii="Consolas" w:hAnsi="Consolas" w:cs="Consolas"/>
+          <w:sz w:val="18"/>
+        </w:rPr>
+        <w:t>er | tube</w:t>
       </w:r>
     </w:p>
     <w:p>
@@ -8217,14 +8300,7 @@
           <w:rFonts w:ascii="Consolas" w:hAnsi="Consolas" w:cs="Consolas"/>
           <w:sz w:val="18"/>
         </w:rPr>
-        <w:t>/myDetector/setH</w:t>
-      </w:r>
-      <w:r>
-        <w:rPr>
-          <w:rFonts w:ascii="Consolas" w:hAnsi="Consolas" w:cs="Consolas"/>
-          <w:sz w:val="18"/>
-        </w:rPr>
-        <w:t>alfHeight      3 cm</w:t>
+        <w:t>/myDetector/setHalfHeight      3 cm</w:t>
       </w:r>
     </w:p>
     <w:p>
@@ -8329,14 +8405,7 @@
           <w:rFonts w:ascii="Consolas" w:hAnsi="Consolas" w:cs="Consolas"/>
           <w:sz w:val="18"/>
         </w:rPr>
-        <w:t>/mySpectrum/e</w:t>
-      </w:r>
-      <w:r>
-        <w:rPr>
-          <w:rFonts w:ascii="Consolas" w:hAnsi="Consolas" w:cs="Consolas"/>
-          <w:sz w:val="18"/>
-        </w:rPr>
-        <w:t>nable</w:t>
+        <w:t>/mySpectrum/enable</w:t>
       </w:r>
     </w:p>
     <w:p>
@@ -8424,7 +8493,15 @@
           <w:sz w:val="18"/>
           <w:shd w:val="clear" w:color="auto" w:fill="F4F4F4"/>
         </w:rPr>
-        <w:t>/run/initialize</w:t>
+        <w:t>/run/initi</w:t>
+      </w:r>
+      <w:r>
+        <w:rPr>
+          <w:rFonts w:ascii="Consolas" w:hAnsi="Consolas" w:cs="Consolas"/>
+          <w:sz w:val="18"/>
+          <w:shd w:val="clear" w:color="auto" w:fill="F4F4F4"/>
+        </w:rPr>
+        <w:t>alize</w:t>
       </w:r>
       <w:r>
         <w:t>.</w:t>
@@ -8434,7 +8511,7 @@
       <w:pPr>
         <w:pStyle w:val="21"/>
       </w:pPr>
-      <w:bookmarkStart w:id="26" w:name="_Toc243413247"/>
+      <w:bookmarkStart w:id="26" w:name="_Toc243415820"/>
       <w:r>
         <w:t>8.2. Интерактивный режим с визуализацией</w:t>
       </w:r>
@@ -8456,6 +8533,7 @@
     </w:p>
     <w:p>
       <w:r>
+        <w:lastRenderedPageBreak/>
         <w:t xml:space="preserve">или запустите </w:t>
       </w:r>
       <w:r>
@@ -8496,12 +8574,9 @@
       <w:pPr>
         <w:pStyle w:val="21"/>
       </w:pPr>
-      <w:bookmarkStart w:id="27" w:name="_Toc243413248"/>
-      <w:r>
-        <w:t>8.3. Ручная распаковка пакетов и переменны</w:t>
-      </w:r>
-      <w:r>
-        <w:t>е G4*DATA</w:t>
+      <w:bookmarkStart w:id="27" w:name="_Toc243415821"/>
+      <w:r>
+        <w:t>8.3. Ручная распаковка пакетов и переменные G4*DATA</w:t>
       </w:r>
       <w:bookmarkEnd w:id="27"/>
     </w:p>
@@ -8513,7 +8588,10 @@
         <w:t>Распаковка вручную.</w:t>
       </w:r>
       <w:r>
-        <w:t xml:space="preserve"> Обычно пакеты ставит </w:t>
+        <w:t xml:space="preserve"> Обычно п</w:t>
+      </w:r>
+      <w:r>
+        <w:t xml:space="preserve">акеты ставит </w:t>
       </w:r>
       <w:r>
         <w:rPr>
@@ -8524,7 +8602,7 @@
         <w:t>install_data.bat</w:t>
       </w:r>
       <w:r>
-        <w:t xml:space="preserve"> (раздел 3.2) — ручной способ нужен, только если он по каким-то причинам не подходит. Файл пакета имеет расширение </w:t>
+        <w:t xml:space="preserve"> (раздел 5.2) — ручной способ нужен, только если он по каким-то причинам не подходит. Файл пакета имеет расширение </w:t>
       </w:r>
       <w:r>
         <w:rPr>
@@ -8535,10 +8613,10 @@
         <w:t>.tar.gz</w:t>
       </w:r>
       <w:r>
-        <w:t>: Windows 11 открывает такие архивы прямо в Проводнике (правая кноп</w:t>
-      </w:r>
-      <w:r>
-        <w:t xml:space="preserve">ка → «Извлечь всё»), а в Windows 10 встроенной поддержки нет — там пригодится бесплатный 7-Zip (описан ниже). Способ, работающий в обеих системах, — команда </w:t>
+        <w:t>: Windows 11 открывает такие архивы прямо в Проводнике (правая кнопка → «Извлечь всё»), а в Windows 10 вс</w:t>
+      </w:r>
+      <w:r>
+        <w:t xml:space="preserve">троенной поддержки нет — там пригодится бесплатный 7-Zip (описан ниже). Способ, работающий в обеих системах, — команда </w:t>
       </w:r>
       <w:r>
         <w:rPr>
@@ -8611,7 +8689,10 @@
         <w:tab/>
       </w:r>
       <w:r>
-        <w:t>Перейдите в папку данных Geant4 (путь подставьте свой):</w:t>
+        <w:t>Перейдите в папку данных Gea</w:t>
+      </w:r>
+      <w:r>
+        <w:t>nt4 (путь подставьте свой):</w:t>
       </w:r>
     </w:p>
     <w:p>
@@ -8660,15 +8741,7 @@
           <w:rFonts w:ascii="Consolas" w:hAnsi="Consolas" w:cs="Consolas"/>
           <w:sz w:val="18"/>
         </w:rPr>
-        <w:lastRenderedPageBreak/>
-        <w:t xml:space="preserve">   tar -xzf "C:\Users\&lt;имя пользователя&gt;\Downloads\G4EMLOW.</w:t>
-      </w:r>
-      <w:r>
-        <w:rPr>
-          <w:rFonts w:ascii="Consolas" w:hAnsi="Consolas" w:cs="Consolas"/>
-          <w:sz w:val="18"/>
-        </w:rPr>
-        <w:t>8.8.tar.gz"</w:t>
+        <w:t xml:space="preserve">   tar -xzf "C:\Users\&lt;имя пользователя&gt;\Downloads\G4EMLOW.8.8.tar.gz"</w:t>
       </w:r>
     </w:p>
     <w:p>
@@ -8729,10 +8802,10 @@
     </w:p>
     <w:p>
       <w:r>
-        <w:t>Если командная строка пугает — распакуйте через бесплатный архиватор 7-Zip: п</w:t>
-      </w:r>
-      <w:r>
-        <w:t xml:space="preserve">равая кнопка мыши по файлу → </w:t>
+        <w:t>Если командная стр</w:t>
+      </w:r>
+      <w:r>
+        <w:t xml:space="preserve">ока пугает — распакуйте через бесплатный архиватор 7-Zip: правая кнопка мыши по файлу → </w:t>
       </w:r>
       <w:r>
         <w:rPr>
@@ -8763,10 +8836,10 @@
         <w:t>Переменные среды.</w:t>
       </w:r>
       <w:r>
-        <w:t xml:space="preserve"> Переменные окружения — это записи в системе Windows, которые указывают программам, где лежат файлы. Geant</w:t>
-      </w:r>
-      <w:r>
-        <w:t xml:space="preserve">4 использует переменные вида </w:t>
+        <w:t xml:space="preserve"> Переменные окружения — это записи в системе Wi</w:t>
+      </w:r>
+      <w:r>
+        <w:t xml:space="preserve">ndows, которые указывают программам, где лежат файлы. Geant4 использует переменные вида </w:t>
       </w:r>
       <w:r>
         <w:rPr>
@@ -8804,10 +8877,10 @@
     </w:p>
     <w:p>
       <w:r>
-        <w:t>Обычно переменные создаёт установщик Geant4, но при установке без пакетов данных их может не ока</w:t>
-      </w:r>
-      <w:r>
-        <w:t xml:space="preserve">заться. </w:t>
+        <w:t xml:space="preserve">Обычно переменные создаёт установщик </w:t>
+      </w:r>
+      <w:r>
+        <w:t xml:space="preserve">Geant4, но при установке без пакетов данных их может не оказаться. </w:t>
       </w:r>
       <w:r>
         <w:rPr>
@@ -8816,12 +8889,15 @@
         <w:t>Проще всего не трогать их руками: запустите `install_data.bat`, а затем `start.bat`</w:t>
       </w:r>
       <w:r>
-        <w:t xml:space="preserve"> — они сами найдут папки данных и создадут недостающие переменные (раздел 3.2).</w:t>
-      </w:r>
-    </w:p>
-    <w:p>
-      <w:r>
-        <w:t>Если нужно посмотреть или создать переменную вручную:</w:t>
+        <w:t xml:space="preserve"> — они сами найдут папки данных и создадут недостающие переменные (раздел 5.2).</w:t>
+      </w:r>
+    </w:p>
+    <w:p>
+      <w:r>
+        <w:t xml:space="preserve">Если нужно посмотреть или </w:t>
+      </w:r>
+      <w:r>
+        <w:t>создать переменную вручную:</w:t>
       </w:r>
     </w:p>
     <w:p>
@@ -8859,7 +8935,52 @@
           <w:sz w:val="18"/>
           <w:shd w:val="clear" w:color="auto" w:fill="F4F4F4"/>
         </w:rPr>
-        <w:t>sys</w:t>
+        <w:t>sysdm.cpl</w:t>
+      </w:r>
+      <w:r>
+        <w:t>, нажмите Enter.</w:t>
+      </w:r>
+    </w:p>
+    <w:p>
+      <w:pPr>
+        <w:spacing w:after="40"/>
+        <w:ind w:left="510" w:hanging="510"/>
+      </w:pPr>
+      <w:r>
+        <w:rPr>
+          <w:b/>
+        </w:rPr>
+        <w:t>2.</w:t>
+      </w:r>
+      <w:r>
+        <w:rPr>
+          <w:b/>
+        </w:rPr>
+        <w:tab/>
+      </w:r>
+      <w:r>
+        <w:t>Вкладка «Дополнительно» → кнопка «Переменные среды…».</w:t>
+      </w:r>
+    </w:p>
+    <w:p>
+      <w:pPr>
+        <w:spacing w:after="40"/>
+        <w:ind w:left="510" w:hanging="510"/>
+      </w:pPr>
+      <w:r>
+        <w:rPr>
+          <w:b/>
+        </w:rPr>
+        <w:t>3.</w:t>
+      </w:r>
+      <w:r>
+        <w:rPr>
+          <w:b/>
+        </w:rPr>
+        <w:tab/>
+      </w:r>
+      <w:r>
+        <w:t xml:space="preserve">Найдите </w:t>
       </w:r>
       <w:r>
         <w:rPr>
@@ -8867,52 +8988,13 @@
           <w:sz w:val="18"/>
           <w:shd w:val="clear" w:color="auto" w:fill="F4F4F4"/>
         </w:rPr>
-        <w:t>dm.cpl</w:t>
-      </w:r>
-      <w:r>
-        <w:t>, нажмите Enter.</w:t>
-      </w:r>
-    </w:p>
-    <w:p>
-      <w:pPr>
-        <w:spacing w:after="40"/>
-        <w:ind w:left="510" w:hanging="510"/>
-      </w:pPr>
-      <w:r>
-        <w:rPr>
-          <w:b/>
-        </w:rPr>
-        <w:t>2.</w:t>
-      </w:r>
-      <w:r>
-        <w:rPr>
-          <w:b/>
-        </w:rPr>
-        <w:tab/>
-      </w:r>
-      <w:r>
-        <w:t>Вкладка «Дополнительно» → кнопка «Переменные среды…».</w:t>
-      </w:r>
-    </w:p>
-    <w:p>
-      <w:pPr>
-        <w:spacing w:after="40"/>
-        <w:ind w:left="510" w:hanging="510"/>
-      </w:pPr>
-      <w:r>
-        <w:rPr>
-          <w:b/>
-        </w:rPr>
-        <w:t>3.</w:t>
-      </w:r>
-      <w:r>
-        <w:rPr>
-          <w:b/>
-        </w:rPr>
-        <w:tab/>
-      </w:r>
-      <w:r>
-        <w:t xml:space="preserve">Найдите </w:t>
+        <w:t>G4RADIOACTIVEDATA</w:t>
+      </w:r>
+      <w:r>
+        <w:t xml:space="preserve"> — она может находиться в блоке «Системные переменные» или «Переменные пользователя»; зна</w:t>
+      </w:r>
+      <w:r>
+        <w:t xml:space="preserve">чением должен быть путь вида </w:t>
       </w:r>
       <w:r>
         <w:rPr>
@@ -8920,10 +9002,42 @@
           <w:sz w:val="18"/>
           <w:shd w:val="clear" w:color="auto" w:fill="F4F4F4"/>
         </w:rPr>
-        <w:t>G4RADIOACTIVEDATA</w:t>
-      </w:r>
-      <w:r>
-        <w:t xml:space="preserve"> — она может находиться в блоке «Системные переменные» или «Переменные пользователя»; значением должен быть путь вида </w:t>
+        <w:t>...\data\RadioactiveDecay6.1.2</w:t>
+      </w:r>
+      <w:r>
+        <w:t>.</w:t>
+      </w:r>
+    </w:p>
+    <w:p>
+      <w:r>
+        <w:t xml:space="preserve">&gt; </w:t>
+      </w:r>
+      <w:r>
+        <w:rPr>
+          <w:b/>
+        </w:rPr>
+        <w:t>[Скриншот: окно «Переменные среды» с подсвеченной G4RADIOACTIVEDATA]</w:t>
+      </w:r>
+    </w:p>
+    <w:p>
+      <w:pPr>
+        <w:spacing w:after="40"/>
+        <w:ind w:left="510" w:hanging="510"/>
+      </w:pPr>
+      <w:r>
+        <w:rPr>
+          <w:b/>
+        </w:rPr>
+        <w:t>4.</w:t>
+      </w:r>
+      <w:r>
+        <w:rPr>
+          <w:b/>
+        </w:rPr>
+        <w:tab/>
+      </w:r>
+      <w:r>
+        <w:t xml:space="preserve">Если переменной нет, а папка с данными уже скачана — нажмите «Создать…» и укажите имя переменной и путь к папке. Но быстрее и надёжнее это делает </w:t>
       </w:r>
       <w:r>
         <w:rPr>
@@ -8931,42 +9045,34 @@
           <w:sz w:val="18"/>
           <w:shd w:val="clear" w:color="auto" w:fill="F4F4F4"/>
         </w:rPr>
-        <w:t>...\data\RadioactiveDecay6.1.2</w:t>
+        <w:t>start.bat</w:t>
       </w:r>
       <w:r>
         <w:t>.</w:t>
       </w:r>
     </w:p>
     <w:p>
-      <w:r>
-        <w:t xml:space="preserve">&gt; </w:t>
-      </w:r>
+      <w:pPr>
+        <w:pStyle w:val="21"/>
+      </w:pPr>
+      <w:bookmarkStart w:id="28" w:name="_Toc243415822"/>
+      <w:r>
+        <w:t>8.4. Обновление и удаление</w:t>
+      </w:r>
+      <w:bookmarkEnd w:id="28"/>
+    </w:p>
+    <w:p>
       <w:r>
         <w:rPr>
           <w:b/>
         </w:rPr>
-        <w:t>[Скриншот: окно «Переменные среды» с подсвеченной G4RADIOACTIVEDATA]</w:t>
-      </w:r>
-    </w:p>
-    <w:p>
-      <w:pPr>
-        <w:spacing w:after="40"/>
-        <w:ind w:left="510" w:hanging="510"/>
-      </w:pPr>
-      <w:r>
-        <w:rPr>
-          <w:b/>
-        </w:rPr>
-        <w:t>4.</w:t>
-      </w:r>
-      <w:r>
-        <w:rPr>
-          <w:b/>
-        </w:rPr>
-        <w:tab/>
-      </w:r>
-      <w:r>
-        <w:t xml:space="preserve">Если переменной нет, а папка с данными уже скачана — нажмите «Создать…» и укажите имя переменной и путь к папке. Но быстрее и надёжнее это делает </w:t>
+        <w:t>Обновление:</w:t>
+      </w:r>
+      <w:r>
+        <w:t xml:space="preserve"> скачайте новый архив релиза, распакуйте его поверх папки про</w:t>
+      </w:r>
+      <w:r>
+        <w:t xml:space="preserve">граммы, заменив файлы. Файлы </w:t>
       </w:r>
       <w:r>
         <w:rPr>
@@ -8974,34 +9080,10 @@
           <w:sz w:val="18"/>
           <w:shd w:val="clear" w:color="auto" w:fill="F4F4F4"/>
         </w:rPr>
-        <w:t>start.bat</w:t>
-      </w:r>
-      <w:r>
-        <w:t>.</w:t>
-      </w:r>
-    </w:p>
-    <w:p>
-      <w:pPr>
-        <w:pStyle w:val="21"/>
-      </w:pPr>
-      <w:bookmarkStart w:id="28" w:name="_Toc243413249"/>
-      <w:r>
-        <w:t>8.4. Обновление и удале</w:t>
-      </w:r>
-      <w:r>
-        <w:t>ние</w:t>
-      </w:r>
-      <w:bookmarkEnd w:id="28"/>
-    </w:p>
-    <w:p>
-      <w:r>
-        <w:rPr>
-          <w:b/>
-        </w:rPr>
-        <w:t>Обновление:</w:t>
-      </w:r>
-      <w:r>
-        <w:t xml:space="preserve"> скачайте новый архив релиза, распакуйте его поверх папки программы, заменив файлы. Файлы </w:t>
+        <w:t>run.mac</w:t>
+      </w:r>
+      <w:r>
+        <w:t xml:space="preserve"> и </w:t>
       </w:r>
       <w:r>
         <w:rPr>
@@ -9009,17 +9091,6 @@
           <w:sz w:val="18"/>
           <w:shd w:val="clear" w:color="auto" w:fill="F4F4F4"/>
         </w:rPr>
-        <w:t>run.mac</w:t>
-      </w:r>
-      <w:r>
-        <w:t xml:space="preserve"> и </w:t>
-      </w:r>
-      <w:r>
-        <w:rPr>
-          <w:rFonts w:ascii="Consolas" w:hAnsi="Consolas" w:cs="Consolas"/>
-          <w:sz w:val="18"/>
-          <w:shd w:val="clear" w:color="auto" w:fill="F4F4F4"/>
-        </w:rPr>
         <w:t>results.txt</w:t>
       </w:r>
       <w:r>
@@ -9034,10 +9105,7 @@
         <w:t>Удаление:</w:t>
       </w:r>
       <w:r>
-        <w:t xml:space="preserve"> просто удалите папку программы. Установленные Geant4, Python и matplotlib удаляются ста</w:t>
-      </w:r>
-      <w:r>
-        <w:t>ндартными средствами Windows («Приложения»), если они больше не нужны.</w:t>
+        <w:t xml:space="preserve"> просто удалите папку программы. Установленные Geant4, Python и matplotlib удаляются стандартными средствами Windows («Приложения»), если они больше не нужны.</w:t>
       </w:r>
     </w:p>
     <w:p>
@@ -9052,9 +9120,13 @@
       <w:pPr>
         <w:pStyle w:val="1"/>
       </w:pPr>
-      <w:bookmarkStart w:id="29" w:name="_Toc243413250"/>
-      <w:r>
-        <w:t>9. Контрольный список перед первым запуском</w:t>
+      <w:bookmarkStart w:id="29" w:name="_Toc243415823"/>
+      <w:r>
+        <w:lastRenderedPageBreak/>
+        <w:t>9. К</w:t>
+      </w:r>
+      <w:r>
+        <w:t>онтрольный список перед первым запуском</w:t>
       </w:r>
       <w:bookmarkEnd w:id="29"/>
     </w:p>
@@ -9097,10 +9169,7 @@
         <w:tab/>
       </w:r>
       <w:r>
-        <w:t xml:space="preserve">Установлен Geant4 11.4.1 (раздел 3), отмечена опция добавления в PATH, компьютер </w:t>
-      </w:r>
-      <w:r>
-        <w:t>перезагружался после установки.</w:t>
+        <w:t>Установлен Geant4 11.4.1 (раздел 5), отмечена опция добавления в PATH, компьютер перезагружался после установки.</w:t>
       </w:r>
     </w:p>
     <w:p>
@@ -9129,10 +9198,7 @@
           <w:sz w:val="18"/>
           <w:shd w:val="clear" w:color="auto" w:fill="F4F4F4"/>
         </w:rPr>
-        <w:t>install_data.bat</w:t>
-      </w:r>
-      <w:r>
-        <w:t xml:space="preserve">, </w:t>
+        <w:t>install_da</w:t>
       </w:r>
       <w:r>
         <w:rPr>
@@ -9140,10 +9206,10 @@
           <w:sz w:val="18"/>
           <w:shd w:val="clear" w:color="auto" w:fill="F4F4F4"/>
         </w:rPr>
-        <w:t>install_data.bat</w:t>
-      </w:r>
-      <w:r>
-        <w:t xml:space="preserve"> запущен и написал </w:t>
+        <w:t>ta.bat</w:t>
+      </w:r>
+      <w:r>
+        <w:t xml:space="preserve">, </w:t>
       </w:r>
       <w:r>
         <w:rPr>
@@ -9151,31 +9217,10 @@
           <w:sz w:val="18"/>
           <w:shd w:val="clear" w:color="auto" w:fill="F4F4F4"/>
         </w:rPr>
-        <w:t>Готово: установлено 5 из 5 пакетов</w:t>
-      </w:r>
-      <w:r>
-        <w:t xml:space="preserve"> (раздел 3.2).</w:t>
-      </w:r>
-    </w:p>
-    <w:p>
-      <w:pPr>
-        <w:spacing w:after="40"/>
-        <w:ind w:left="340" w:hanging="340"/>
-      </w:pPr>
-      <w:r>
-        <w:rPr>
-          <w:rFonts w:ascii="Segoe UI Symbol" w:hAnsi="Segoe UI Symbol"/>
-        </w:rPr>
-        <w:t>☐</w:t>
-      </w:r>
-      <w:r>
-        <w:rPr>
-          <w:rFonts w:ascii="Segoe UI Symbol" w:hAnsi="Segoe UI Symbol"/>
-        </w:rPr>
-        <w:tab/>
-      </w:r>
-      <w:r>
-        <w:t xml:space="preserve">Установлен Python 3.12 или новее, команда </w:t>
+        <w:t>install_data.bat</w:t>
+      </w:r>
+      <w:r>
+        <w:t xml:space="preserve"> запущен и написал </w:t>
       </w:r>
       <w:r>
         <w:rPr>
@@ -9183,13 +9228,10 @@
           <w:sz w:val="18"/>
           <w:shd w:val="clear" w:color="auto" w:fill="F4F4F4"/>
         </w:rPr>
-        <w:t>py --version</w:t>
-      </w:r>
-      <w:r>
-        <w:t xml:space="preserve"> возвращае</w:t>
-      </w:r>
-      <w:r>
-        <w:t>т нужную версию (раздел 4.3).</w:t>
+        <w:t>Готово: установлено 5 из 5 пакетов</w:t>
+      </w:r>
+      <w:r>
+        <w:t xml:space="preserve"> (раздел 5.2).</w:t>
       </w:r>
     </w:p>
     <w:p>
@@ -9210,28 +9252,7 @@
         <w:tab/>
       </w:r>
       <w:r>
-        <w:t>Установлен matplotlib (раздел 4.4).</w:t>
-      </w:r>
-    </w:p>
-    <w:p>
-      <w:pPr>
-        <w:spacing w:after="40"/>
-        <w:ind w:left="340" w:hanging="340"/>
-      </w:pPr>
-      <w:r>
-        <w:rPr>
-          <w:rFonts w:ascii="Segoe UI Symbol" w:hAnsi="Segoe UI Symbol"/>
-        </w:rPr>
-        <w:t>☐</w:t>
-      </w:r>
-      <w:r>
-        <w:rPr>
-          <w:rFonts w:ascii="Segoe UI Symbol" w:hAnsi="Segoe UI Symbol"/>
-        </w:rPr>
-        <w:tab/>
-      </w:r>
-      <w:r>
-        <w:t xml:space="preserve">Архив релиза распакован в простую папку без кириллицы в пути — например, </w:t>
+        <w:t xml:space="preserve">Установлен Python 3.12 или новее, команда </w:t>
       </w:r>
       <w:r>
         <w:rPr>
@@ -9239,10 +9260,10 @@
           <w:sz w:val="18"/>
           <w:shd w:val="clear" w:color="auto" w:fill="F4F4F4"/>
         </w:rPr>
-        <w:t>C:\geant4-autoradiolysis-beta</w:t>
-      </w:r>
-      <w:r>
-        <w:t>.</w:t>
+        <w:t>py --version</w:t>
+      </w:r>
+      <w:r>
+        <w:t xml:space="preserve"> возвращает нужную версию (раздел 4.3).</w:t>
       </w:r>
     </w:p>
     <w:p>
@@ -9263,7 +9284,28 @@
         <w:tab/>
       </w:r>
       <w:r>
-        <w:t xml:space="preserve">Двойной клик по </w:t>
+        <w:t>Установлен matplotlib (раздел 4.4).</w:t>
+      </w:r>
+    </w:p>
+    <w:p>
+      <w:pPr>
+        <w:spacing w:after="40"/>
+        <w:ind w:left="340" w:hanging="340"/>
+      </w:pPr>
+      <w:r>
+        <w:rPr>
+          <w:rFonts w:ascii="Segoe UI Symbol" w:hAnsi="Segoe UI Symbol"/>
+        </w:rPr>
+        <w:t>☐</w:t>
+      </w:r>
+      <w:r>
+        <w:rPr>
+          <w:rFonts w:ascii="Segoe UI Symbol" w:hAnsi="Segoe UI Symbol"/>
+        </w:rPr>
+        <w:tab/>
+      </w:r>
+      <w:r>
+        <w:t xml:space="preserve">Архив релиза распакован в простую папку без кириллицы в пути — например, </w:t>
       </w:r>
       <w:r>
         <w:rPr>
@@ -9271,10 +9313,10 @@
           <w:sz w:val="18"/>
           <w:shd w:val="clear" w:color="auto" w:fill="F4F4F4"/>
         </w:rPr>
-        <w:t>start.bat</w:t>
-      </w:r>
-      <w:r>
-        <w:t xml:space="preserve"> открывает окно программы без ошибок.</w:t>
+        <w:t>C:\geant4-autoradiolysis-beta</w:t>
+      </w:r>
+      <w:r>
+        <w:t>.</w:t>
       </w:r>
     </w:p>
     <w:p>
@@ -9295,10 +9337,18 @@
         <w:tab/>
       </w:r>
       <w:r>
-        <w:t>На вкладке «Рад</w:t>
-      </w:r>
-      <w:r>
-        <w:t>ионуклид» выбран нуклид, и показаны T½ и статус данных Geant4.</w:t>
+        <w:t xml:space="preserve">Двойной клик по </w:t>
+      </w:r>
+      <w:r>
+        <w:rPr>
+          <w:rFonts w:ascii="Consolas" w:hAnsi="Consolas" w:cs="Consolas"/>
+          <w:sz w:val="18"/>
+          <w:shd w:val="clear" w:color="auto" w:fill="F4F4F4"/>
+        </w:rPr>
+        <w:t>start.bat</w:t>
+      </w:r>
+      <w:r>
+        <w:t xml:space="preserve"> открывает окно программы без ошибок.</w:t>
       </w:r>
     </w:p>
     <w:p>
@@ -9310,7 +9360,6 @@
         <w:rPr>
           <w:rFonts w:ascii="Segoe UI Symbol" w:hAnsi="Segoe UI Symbol"/>
         </w:rPr>
-        <w:lastRenderedPageBreak/>
         <w:t>☐</w:t>
       </w:r>
       <w:r>
@@ -9320,7 +9369,31 @@
         <w:tab/>
       </w:r>
       <w:r>
-        <w:t xml:space="preserve">Тестовый расчёт (раздел 6.2) выполнен, в результатах </w:t>
+        <w:t>На вкладке «Радионуклид» выбран нуклид, и показаны T½ и статус данных Geant4.</w:t>
+      </w:r>
+    </w:p>
+    <w:p>
+      <w:pPr>
+        <w:spacing w:after="40"/>
+        <w:ind w:left="340" w:hanging="340"/>
+      </w:pPr>
+      <w:r>
+        <w:rPr>
+          <w:rFonts w:ascii="Segoe UI Symbol" w:hAnsi="Segoe UI Symbol"/>
+        </w:rPr>
+        <w:t>☐</w:t>
+      </w:r>
+      <w:r>
+        <w:rPr>
+          <w:rFonts w:ascii="Segoe UI Symbol" w:hAnsi="Segoe UI Symbol"/>
+        </w:rPr>
+        <w:tab/>
+      </w:r>
+      <w:r>
+        <w:t>Тесто</w:t>
+      </w:r>
+      <w:r>
+        <w:t xml:space="preserve">вый расчёт (раздел 6.2) выполнен, в результатах </w:t>
       </w:r>
       <w:r>
         <w:rPr>
@@ -20942,7 +21015,7 @@
     <w:autoRedefine/>
     <w:uiPriority w:val="39"/>
     <w:unhideWhenUsed/>
-    <w:rsid w:val="00E27F98"/>
+    <w:rsid w:val="000D12A0"/>
     <w:pPr>
       <w:spacing w:after="100"/>
     </w:pPr>
@@ -20954,7 +21027,7 @@
     <w:autoRedefine/>
     <w:uiPriority w:val="39"/>
     <w:unhideWhenUsed/>
-    <w:rsid w:val="00E27F98"/>
+    <w:rsid w:val="000D12A0"/>
     <w:pPr>
       <w:spacing w:after="100"/>
       <w:ind w:left="220"/>
@@ -20965,7 +21038,7 @@
     <w:basedOn w:val="a2"/>
     <w:uiPriority w:val="99"/>
     <w:unhideWhenUsed/>
-    <w:rsid w:val="00E27F98"/>
+    <w:rsid w:val="000D12A0"/>
     <w:rPr>
       <w:color w:val="0000FF" w:themeColor="hyperlink"/>
       <w:u w:val="single"/>

--- a/MANUAL.docx
+++ b/MANUAL.docx
@@ -27,7 +27,7 @@
         <w:ind w:left="340" w:hanging="198"/>
       </w:pPr>
       <w:r>
-        <w:t>Версия документа: 3.3</w:t>
+        <w:t>Версия документа: 3.4</w:t>
       </w:r>
     </w:p>
     <w:p>
@@ -93,7 +93,7 @@
       <w:r>
         <w:fldChar w:fldCharType="separate"/>
       </w:r>
-      <w:hyperlink w:anchor="_Toc243415794" w:history="1">
+      <w:hyperlink w:anchor="_Toc243493612" w:history="1">
         <w:r>
           <w:rPr>
             <w:rStyle w:val="aff8"/>
@@ -120,7 +120,7 @@
             <w:noProof/>
             <w:webHidden/>
           </w:rPr>
-          <w:instrText xml:space="preserve"> PAGEREF _Toc243415794 \h </w:instrText>
+          <w:instrText xml:space="preserve"> PAGEREF _Toc243493612 \h </w:instrText>
         </w:r>
         <w:r>
           <w:rPr>
@@ -161,7 +161,7 @@
           <w:noProof/>
         </w:rPr>
       </w:pPr>
-      <w:hyperlink w:anchor="_Toc243415795" w:history="1">
+      <w:hyperlink w:anchor="_Toc243493613" w:history="1">
         <w:r>
           <w:rPr>
             <w:rStyle w:val="aff8"/>
@@ -188,7 +188,7 @@
             <w:noProof/>
             <w:webHidden/>
           </w:rPr>
-          <w:instrText xml:space="preserve"> PAGEREF _Toc243415795 \h </w:instrText>
+          <w:instrText xml:space="preserve"> PAGEREF _Toc243493613 \h </w:instrText>
         </w:r>
         <w:r>
           <w:rPr>
@@ -229,7 +229,7 @@
           <w:noProof/>
         </w:rPr>
       </w:pPr>
-      <w:hyperlink w:anchor="_Toc243415796" w:history="1">
+      <w:hyperlink w:anchor="_Toc243493614" w:history="1">
         <w:r>
           <w:rPr>
             <w:rStyle w:val="aff8"/>
@@ -256,7 +256,7 @@
             <w:noProof/>
             <w:webHidden/>
           </w:rPr>
-          <w:instrText xml:space="preserve"> PAGEREF _Toc243415796 \h </w:instrText>
+          <w:instrText xml:space="preserve"> PAGEREF _Toc243493614 \h </w:instrText>
         </w:r>
         <w:r>
           <w:rPr>
@@ -297,7 +297,7 @@
           <w:noProof/>
         </w:rPr>
       </w:pPr>
-      <w:hyperlink w:anchor="_Toc243415797" w:history="1">
+      <w:hyperlink w:anchor="_Toc243493615" w:history="1">
         <w:r>
           <w:rPr>
             <w:rStyle w:val="aff8"/>
@@ -324,7 +324,7 @@
             <w:noProof/>
             <w:webHidden/>
           </w:rPr>
-          <w:instrText xml:space="preserve"> PAGEREF _Toc243415797 \h </w:instrText>
+          <w:instrText xml:space="preserve"> PAGEREF _Toc243493615 \h </w:instrText>
         </w:r>
         <w:r>
           <w:rPr>
@@ -365,7 +365,7 @@
           <w:noProof/>
         </w:rPr>
       </w:pPr>
-      <w:hyperlink w:anchor="_Toc243415798" w:history="1">
+      <w:hyperlink w:anchor="_Toc243493616" w:history="1">
         <w:r>
           <w:rPr>
             <w:rStyle w:val="aff8"/>
@@ -392,7 +392,7 @@
             <w:noProof/>
             <w:webHidden/>
           </w:rPr>
-          <w:instrText xml:space="preserve"> PAGEREF _Toc243415798 \h </w:instrText>
+          <w:instrText xml:space="preserve"> PAGEREF _Toc243493616 \h </w:instrText>
         </w:r>
         <w:r>
           <w:rPr>
@@ -433,7 +433,7 @@
           <w:noProof/>
         </w:rPr>
       </w:pPr>
-      <w:hyperlink w:anchor="_Toc243415799" w:history="1">
+      <w:hyperlink w:anchor="_Toc243493617" w:history="1">
         <w:r>
           <w:rPr>
             <w:rStyle w:val="aff8"/>
@@ -460,7 +460,7 @@
             <w:noProof/>
             <w:webHidden/>
           </w:rPr>
-          <w:instrText xml:space="preserve"> PAGEREF _Toc243415799 \h </w:instrText>
+          <w:instrText xml:space="preserve"> PAGEREF _Toc243493617 \h </w:instrText>
         </w:r>
         <w:r>
           <w:rPr>
@@ -501,7 +501,7 @@
           <w:noProof/>
         </w:rPr>
       </w:pPr>
-      <w:hyperlink w:anchor="_Toc243415800" w:history="1">
+      <w:hyperlink w:anchor="_Toc243493618" w:history="1">
         <w:r>
           <w:rPr>
             <w:rStyle w:val="aff8"/>
@@ -528,7 +528,7 @@
             <w:noProof/>
             <w:webHidden/>
           </w:rPr>
-          <w:instrText xml:space="preserve"> PAGEREF _Toc243415800 \h </w:instrText>
+          <w:instrText xml:space="preserve"> PAGEREF _Toc243493618 \h </w:instrText>
         </w:r>
         <w:r>
           <w:rPr>
@@ -569,7 +569,7 @@
           <w:noProof/>
         </w:rPr>
       </w:pPr>
-      <w:hyperlink w:anchor="_Toc243415801" w:history="1">
+      <w:hyperlink w:anchor="_Toc243493619" w:history="1">
         <w:r>
           <w:rPr>
             <w:rStyle w:val="aff8"/>
@@ -596,7 +596,7 @@
             <w:noProof/>
             <w:webHidden/>
           </w:rPr>
-          <w:instrText xml:space="preserve"> PAGEREF _Toc243415801 \h </w:instrText>
+          <w:instrText xml:space="preserve"> PAGEREF _Toc243493619 \h </w:instrText>
         </w:r>
         <w:r>
           <w:rPr>
@@ -637,7 +637,7 @@
           <w:noProof/>
         </w:rPr>
       </w:pPr>
-      <w:hyperlink w:anchor="_Toc243415802" w:history="1">
+      <w:hyperlink w:anchor="_Toc243493620" w:history="1">
         <w:r>
           <w:rPr>
             <w:rStyle w:val="aff8"/>
@@ -664,7 +664,7 @@
             <w:noProof/>
             <w:webHidden/>
           </w:rPr>
-          <w:instrText xml:space="preserve"> PAGEREF _Toc243415802 \h </w:instrText>
+          <w:instrText xml:space="preserve"> PAGEREF _Toc243493620 \h </w:instrText>
         </w:r>
         <w:r>
           <w:rPr>
@@ -705,7 +705,7 @@
           <w:noProof/>
         </w:rPr>
       </w:pPr>
-      <w:hyperlink w:anchor="_Toc243415803" w:history="1">
+      <w:hyperlink w:anchor="_Toc243493621" w:history="1">
         <w:r>
           <w:rPr>
             <w:rStyle w:val="aff8"/>
@@ -732,7 +732,7 @@
             <w:noProof/>
             <w:webHidden/>
           </w:rPr>
-          <w:instrText xml:space="preserve"> PAGEREF _Toc243415803 \h </w:instrText>
+          <w:instrText xml:space="preserve"> PAGEREF _Toc243493621 \h </w:instrText>
         </w:r>
         <w:r>
           <w:rPr>
@@ -773,7 +773,7 @@
           <w:noProof/>
         </w:rPr>
       </w:pPr>
-      <w:hyperlink w:anchor="_Toc243415804" w:history="1">
+      <w:hyperlink w:anchor="_Toc243493622" w:history="1">
         <w:r>
           <w:rPr>
             <w:rStyle w:val="aff8"/>
@@ -800,7 +800,7 @@
             <w:noProof/>
             <w:webHidden/>
           </w:rPr>
-          <w:instrText xml:space="preserve"> PAGEREF _Toc243415804 \h </w:instrText>
+          <w:instrText xml:space="preserve"> PAGEREF _Toc243493622 \h </w:instrText>
         </w:r>
         <w:r>
           <w:rPr>
@@ -841,7 +841,7 @@
           <w:noProof/>
         </w:rPr>
       </w:pPr>
-      <w:hyperlink w:anchor="_Toc243415805" w:history="1">
+      <w:hyperlink w:anchor="_Toc243493623" w:history="1">
         <w:r>
           <w:rPr>
             <w:rStyle w:val="aff8"/>
@@ -868,7 +868,7 @@
             <w:noProof/>
             <w:webHidden/>
           </w:rPr>
-          <w:instrText xml:space="preserve"> PAGEREF _Toc243415805 \h </w:instrText>
+          <w:instrText xml:space="preserve"> PAGEREF _Toc243493623 \h </w:instrText>
         </w:r>
         <w:r>
           <w:rPr>
@@ -909,7 +909,7 @@
           <w:noProof/>
         </w:rPr>
       </w:pPr>
-      <w:hyperlink w:anchor="_Toc243415806" w:history="1">
+      <w:hyperlink w:anchor="_Toc243493624" w:history="1">
         <w:r>
           <w:rPr>
             <w:rStyle w:val="aff8"/>
@@ -936,7 +936,7 @@
             <w:noProof/>
             <w:webHidden/>
           </w:rPr>
-          <w:instrText xml:space="preserve"> PAGEREF _Toc243415806 \h </w:instrText>
+          <w:instrText xml:space="preserve"> PAGEREF _Toc243493624 \h </w:instrText>
         </w:r>
         <w:r>
           <w:rPr>
@@ -977,7 +977,7 @@
           <w:noProof/>
         </w:rPr>
       </w:pPr>
-      <w:hyperlink w:anchor="_Toc243415807" w:history="1">
+      <w:hyperlink w:anchor="_Toc243493625" w:history="1">
         <w:r>
           <w:rPr>
             <w:rStyle w:val="aff8"/>
@@ -1004,7 +1004,7 @@
             <w:noProof/>
             <w:webHidden/>
           </w:rPr>
-          <w:instrText xml:space="preserve"> PAGEREF _Toc243415807 \h </w:instrText>
+          <w:instrText xml:space="preserve"> PAGEREF _Toc243493625 \h </w:instrText>
         </w:r>
         <w:r>
           <w:rPr>
@@ -1045,7 +1045,7 @@
           <w:noProof/>
         </w:rPr>
       </w:pPr>
-      <w:hyperlink w:anchor="_Toc243415808" w:history="1">
+      <w:hyperlink w:anchor="_Toc243493626" w:history="1">
         <w:r>
           <w:rPr>
             <w:rStyle w:val="aff8"/>
@@ -1072,7 +1072,7 @@
             <w:noProof/>
             <w:webHidden/>
           </w:rPr>
-          <w:instrText xml:space="preserve"> PAGEREF _Toc243415808 \h </w:instrText>
+          <w:instrText xml:space="preserve"> PAGEREF _Toc243493626 \h </w:instrText>
         </w:r>
         <w:r>
           <w:rPr>
@@ -1113,7 +1113,7 @@
           <w:noProof/>
         </w:rPr>
       </w:pPr>
-      <w:hyperlink w:anchor="_Toc243415809" w:history="1">
+      <w:hyperlink w:anchor="_Toc243493627" w:history="1">
         <w:r>
           <w:rPr>
             <w:rStyle w:val="aff8"/>
@@ -1140,7 +1140,7 @@
             <w:noProof/>
             <w:webHidden/>
           </w:rPr>
-          <w:instrText xml:space="preserve"> PAGEREF _Toc243415809 \h </w:instrText>
+          <w:instrText xml:space="preserve"> PAGEREF _Toc243493627 \h </w:instrText>
         </w:r>
         <w:r>
           <w:rPr>
@@ -1160,7 +1160,7 @@
             <w:noProof/>
             <w:webHidden/>
           </w:rPr>
-          <w:t>8</w:t>
+          <w:t>9</w:t>
         </w:r>
         <w:r>
           <w:rPr>
@@ -1181,7 +1181,7 @@
           <w:noProof/>
         </w:rPr>
       </w:pPr>
-      <w:hyperlink w:anchor="_Toc243415810" w:history="1">
+      <w:hyperlink w:anchor="_Toc243493628" w:history="1">
         <w:r>
           <w:rPr>
             <w:rStyle w:val="aff8"/>
@@ -1208,7 +1208,7 @@
             <w:noProof/>
             <w:webHidden/>
           </w:rPr>
-          <w:instrText xml:space="preserve"> PAGEREF _Toc243415810 \h </w:instrText>
+          <w:instrText xml:space="preserve"> PAGEREF _Toc243493628 \h </w:instrText>
         </w:r>
         <w:r>
           <w:rPr>
@@ -1228,7 +1228,7 @@
             <w:noProof/>
             <w:webHidden/>
           </w:rPr>
-          <w:t>8</w:t>
+          <w:t>9</w:t>
         </w:r>
         <w:r>
           <w:rPr>
@@ -1249,7 +1249,7 @@
           <w:noProof/>
         </w:rPr>
       </w:pPr>
-      <w:hyperlink w:anchor="_Toc243415811" w:history="1">
+      <w:hyperlink w:anchor="_Toc243493629" w:history="1">
         <w:r>
           <w:rPr>
             <w:rStyle w:val="aff8"/>
@@ -1276,7 +1276,7 @@
             <w:noProof/>
             <w:webHidden/>
           </w:rPr>
-          <w:instrText xml:space="preserve"> PAGEREF _Toc243415811 \h </w:instrText>
+          <w:instrText xml:space="preserve"> PAGEREF _Toc243493629 \h </w:instrText>
         </w:r>
         <w:r>
           <w:rPr>
@@ -1317,7 +1317,7 @@
           <w:noProof/>
         </w:rPr>
       </w:pPr>
-      <w:hyperlink w:anchor="_Toc243415812" w:history="1">
+      <w:hyperlink w:anchor="_Toc243493630" w:history="1">
         <w:r>
           <w:rPr>
             <w:rStyle w:val="aff8"/>
@@ -1344,7 +1344,7 @@
             <w:noProof/>
             <w:webHidden/>
           </w:rPr>
-          <w:instrText xml:space="preserve"> PAGEREF _Toc243415812 \h </w:instrText>
+          <w:instrText xml:space="preserve"> PAGEREF _Toc243493630 \h </w:instrText>
         </w:r>
         <w:r>
           <w:rPr>
@@ -1385,7 +1385,7 @@
           <w:noProof/>
         </w:rPr>
       </w:pPr>
-      <w:hyperlink w:anchor="_Toc243415813" w:history="1">
+      <w:hyperlink w:anchor="_Toc243493631" w:history="1">
         <w:r>
           <w:rPr>
             <w:rStyle w:val="aff8"/>
@@ -1412,7 +1412,7 @@
             <w:noProof/>
             <w:webHidden/>
           </w:rPr>
-          <w:instrText xml:space="preserve"> PAGEREF _Toc243415813 \h </w:instrText>
+          <w:instrText xml:space="preserve"> PAGEREF _Toc243493631 \h </w:instrText>
         </w:r>
         <w:r>
           <w:rPr>
@@ -1432,7 +1432,7 @@
             <w:noProof/>
             <w:webHidden/>
           </w:rPr>
-          <w:t>10</w:t>
+          <w:t>11</w:t>
         </w:r>
         <w:r>
           <w:rPr>
@@ -1453,7 +1453,7 @@
           <w:noProof/>
         </w:rPr>
       </w:pPr>
-      <w:hyperlink w:anchor="_Toc243415814" w:history="1">
+      <w:hyperlink w:anchor="_Toc243493632" w:history="1">
         <w:r>
           <w:rPr>
             <w:rStyle w:val="aff8"/>
@@ -1480,7 +1480,7 @@
             <w:noProof/>
             <w:webHidden/>
           </w:rPr>
-          <w:instrText xml:space="preserve"> PAGEREF _Toc243415814 \h </w:instrText>
+          <w:instrText xml:space="preserve"> PAGEREF _Toc243493632 \h </w:instrText>
         </w:r>
         <w:r>
           <w:rPr>
@@ -1521,7 +1521,7 @@
           <w:noProof/>
         </w:rPr>
       </w:pPr>
-      <w:hyperlink w:anchor="_Toc243415815" w:history="1">
+      <w:hyperlink w:anchor="_Toc243493633" w:history="1">
         <w:r>
           <w:rPr>
             <w:rStyle w:val="aff8"/>
@@ -1548,7 +1548,7 @@
             <w:noProof/>
             <w:webHidden/>
           </w:rPr>
-          <w:instrText xml:space="preserve"> PAGEREF _Toc243415815 \h </w:instrText>
+          <w:instrText xml:space="preserve"> PAGEREF _Toc243493633 \h </w:instrText>
         </w:r>
         <w:r>
           <w:rPr>
@@ -1589,7 +1589,7 @@
           <w:noProof/>
         </w:rPr>
       </w:pPr>
-      <w:hyperlink w:anchor="_Toc243415816" w:history="1">
+      <w:hyperlink w:anchor="_Toc243493634" w:history="1">
         <w:r>
           <w:rPr>
             <w:rStyle w:val="aff8"/>
@@ -1616,7 +1616,7 @@
             <w:noProof/>
             <w:webHidden/>
           </w:rPr>
-          <w:instrText xml:space="preserve"> PAGEREF _Toc243415816 \h </w:instrText>
+          <w:instrText xml:space="preserve"> PAGEREF _Toc243493634 \h </w:instrText>
         </w:r>
         <w:r>
           <w:rPr>
@@ -1636,7 +1636,7 @@
             <w:noProof/>
             <w:webHidden/>
           </w:rPr>
-          <w:t>11</w:t>
+          <w:t>12</w:t>
         </w:r>
         <w:r>
           <w:rPr>
@@ -1657,7 +1657,7 @@
           <w:noProof/>
         </w:rPr>
       </w:pPr>
-      <w:hyperlink w:anchor="_Toc243415817" w:history="1">
+      <w:hyperlink w:anchor="_Toc243493635" w:history="1">
         <w:r>
           <w:rPr>
             <w:rStyle w:val="aff8"/>
@@ -1684,7 +1684,7 @@
             <w:noProof/>
             <w:webHidden/>
           </w:rPr>
-          <w:instrText xml:space="preserve"> PAGEREF _Toc243415817 \h </w:instrText>
+          <w:instrText xml:space="preserve"> PAGEREF _Toc243493635 \h </w:instrText>
         </w:r>
         <w:r>
           <w:rPr>
@@ -1704,7 +1704,7 @@
             <w:noProof/>
             <w:webHidden/>
           </w:rPr>
-          <w:t>11</w:t>
+          <w:t>12</w:t>
         </w:r>
         <w:r>
           <w:rPr>
@@ -1725,7 +1725,7 @@
           <w:noProof/>
         </w:rPr>
       </w:pPr>
-      <w:hyperlink w:anchor="_Toc243415818" w:history="1">
+      <w:hyperlink w:anchor="_Toc243493636" w:history="1">
         <w:r>
           <w:rPr>
             <w:rStyle w:val="aff8"/>
@@ -1752,7 +1752,7 @@
             <w:noProof/>
             <w:webHidden/>
           </w:rPr>
-          <w:instrText xml:space="preserve"> PAGEREF _Toc243415818 \h </w:instrText>
+          <w:instrText xml:space="preserve"> PAGEREF _Toc243493636 \h </w:instrText>
         </w:r>
         <w:r>
           <w:rPr>
@@ -1793,7 +1793,7 @@
           <w:noProof/>
         </w:rPr>
       </w:pPr>
-      <w:hyperlink w:anchor="_Toc243415819" w:history="1">
+      <w:hyperlink w:anchor="_Toc243493637" w:history="1">
         <w:r>
           <w:rPr>
             <w:rStyle w:val="aff8"/>
@@ -1820,7 +1820,7 @@
             <w:noProof/>
             <w:webHidden/>
           </w:rPr>
-          <w:instrText xml:space="preserve"> PAGEREF _Toc243415819 \h </w:instrText>
+          <w:instrText xml:space="preserve"> PAGEREF _Toc243493637 \h </w:instrText>
         </w:r>
         <w:r>
           <w:rPr>
@@ -1861,7 +1861,7 @@
           <w:noProof/>
         </w:rPr>
       </w:pPr>
-      <w:hyperlink w:anchor="_Toc243415820" w:history="1">
+      <w:hyperlink w:anchor="_Toc243493638" w:history="1">
         <w:r>
           <w:rPr>
             <w:rStyle w:val="aff8"/>
@@ -1888,7 +1888,7 @@
             <w:noProof/>
             <w:webHidden/>
           </w:rPr>
-          <w:instrText xml:space="preserve"> PAGEREF _Toc243415820 \h </w:instrText>
+          <w:instrText xml:space="preserve"> PAGEREF _Toc243493638 \h </w:instrText>
         </w:r>
         <w:r>
           <w:rPr>
@@ -1908,7 +1908,7 @@
             <w:noProof/>
             <w:webHidden/>
           </w:rPr>
-          <w:t>12</w:t>
+          <w:t>13</w:t>
         </w:r>
         <w:r>
           <w:rPr>
@@ -1929,7 +1929,7 @@
           <w:noProof/>
         </w:rPr>
       </w:pPr>
-      <w:hyperlink w:anchor="_Toc243415821" w:history="1">
+      <w:hyperlink w:anchor="_Toc243493639" w:history="1">
         <w:r>
           <w:rPr>
             <w:rStyle w:val="aff8"/>
@@ -1956,7 +1956,7 @@
             <w:noProof/>
             <w:webHidden/>
           </w:rPr>
-          <w:instrText xml:space="preserve"> PAGEREF _Toc243415821 \h </w:instrText>
+          <w:instrText xml:space="preserve"> PAGEREF _Toc243493639 \h </w:instrText>
         </w:r>
         <w:r>
           <w:rPr>
@@ -1997,7 +1997,7 @@
           <w:noProof/>
         </w:rPr>
       </w:pPr>
-      <w:hyperlink w:anchor="_Toc243415822" w:history="1">
+      <w:hyperlink w:anchor="_Toc243493640" w:history="1">
         <w:r>
           <w:rPr>
             <w:rStyle w:val="aff8"/>
@@ -2024,7 +2024,7 @@
             <w:noProof/>
             <w:webHidden/>
           </w:rPr>
-          <w:instrText xml:space="preserve"> PAGEREF _Toc243415822 \h </w:instrText>
+          <w:instrText xml:space="preserve"> PAGEREF _Toc243493640 \h </w:instrText>
         </w:r>
         <w:r>
           <w:rPr>
@@ -2044,7 +2044,7 @@
             <w:noProof/>
             <w:webHidden/>
           </w:rPr>
-          <w:t>13</w:t>
+          <w:t>14</w:t>
         </w:r>
         <w:r>
           <w:rPr>
@@ -2065,7 +2065,7 @@
           <w:noProof/>
         </w:rPr>
       </w:pPr>
-      <w:hyperlink w:anchor="_Toc243415823" w:history="1">
+      <w:hyperlink w:anchor="_Toc243493641" w:history="1">
         <w:r>
           <w:rPr>
             <w:rStyle w:val="aff8"/>
@@ -2092,7 +2092,7 @@
             <w:noProof/>
             <w:webHidden/>
           </w:rPr>
-          <w:instrText xml:space="preserve"> PAGEREF _Toc243415823 \h </w:instrText>
+          <w:instrText xml:space="preserve"> PAGEREF _Toc243493641 \h </w:instrText>
         </w:r>
         <w:r>
           <w:rPr>
@@ -2137,7 +2137,7 @@
       <w:pPr>
         <w:pStyle w:val="1"/>
       </w:pPr>
-      <w:bookmarkStart w:id="0" w:name="_Toc243415794"/>
+      <w:bookmarkStart w:id="0" w:name="_Toc243493612"/>
       <w:r>
         <w:lastRenderedPageBreak/>
         <w:t>1. О программе</w:t>
@@ -2561,7 +2561,7 @@
           <w:rFonts w:ascii="Consolas" w:hAnsi="Consolas" w:cs="Consolas"/>
           <w:sz w:val="18"/>
         </w:rPr>
-        <w:t>├── install_data.bat          — установка пакетов данных Geant4 (запускается один раз)</w:t>
+        <w:t>├── install_data.bat          — установка пакетов данных Geant4, любых (запускается один раз)</w:t>
       </w:r>
     </w:p>
     <w:p>
@@ -2591,7 +2591,14 @@
           <w:rFonts w:ascii="Consolas" w:hAnsi="Consolas" w:cs="Consolas"/>
           <w:sz w:val="18"/>
         </w:rPr>
-        <w:t>├── vis.mac, gui.mac          — макросы визуализации и меню</w:t>
+        <w:t xml:space="preserve">├── vis.mac, gui.mac          — макросы визуализации и </w:t>
+      </w:r>
+      <w:r>
+        <w:rPr>
+          <w:rFonts w:ascii="Consolas" w:hAnsi="Consolas" w:cs="Consolas"/>
+          <w:sz w:val="18"/>
+        </w:rPr>
+        <w:t>меню</w:t>
       </w:r>
     </w:p>
     <w:p>
@@ -2606,14 +2613,7 @@
           <w:rFonts w:ascii="Consolas" w:hAnsi="Consolas" w:cs="Consolas"/>
           <w:sz w:val="18"/>
         </w:rPr>
-        <w:t>├─</w:t>
-      </w:r>
-      <w:r>
-        <w:rPr>
-          <w:rFonts w:ascii="Consolas" w:hAnsi="Consolas" w:cs="Consolas"/>
-          <w:sz w:val="18"/>
-        </w:rPr>
-        <w:t>─ MANUAL.docx               — это руководство в формате Word</w:t>
+        <w:t>├── MANUAL.docx               — это руководство в формате Word</w:t>
       </w:r>
     </w:p>
     <w:p>
@@ -2642,7 +2642,7 @@
       <w:pPr>
         <w:pStyle w:val="1"/>
       </w:pPr>
-      <w:bookmarkStart w:id="1" w:name="_Toc243415795"/>
+      <w:bookmarkStart w:id="1" w:name="_Toc243493613"/>
       <w:r>
         <w:t>2. Системные требования</w:t>
       </w:r>
@@ -2797,10 +2797,7 @@
               <w:cnfStyle w:val="000000010000" w:firstRow="0" w:lastRow="0" w:firstColumn="0" w:lastColumn="0" w:oddVBand="0" w:evenVBand="0" w:oddHBand="0" w:evenHBand="1" w:firstRowFirstColumn="0" w:firstRowLastColumn="0" w:lastRowFirstColumn="0" w:lastRowLastColumn="0"/>
             </w:pPr>
             <w:r>
-              <w:t xml:space="preserve">крупный </w:t>
-            </w:r>
-            <w:r>
-              <w:t xml:space="preserve">пакет, занимает несколько ГБ на диске; отдельно скачиваются пакеты данных, см. </w:t>
+              <w:t xml:space="preserve">крупный пакет, занимает несколько ГБ на диске; отдельно скачиваются пакеты данных, см. </w:t>
             </w:r>
             <w:r>
               <w:lastRenderedPageBreak/>
@@ -2935,10 +2932,10 @@
               <w:cnfStyle w:val="000000100000" w:firstRow="0" w:lastRow="0" w:firstColumn="0" w:lastColumn="0" w:oddVBand="0" w:evenVBand="0" w:oddHBand="1" w:evenHBand="0" w:firstRowFirstColumn="0" w:firstRowLastColumn="0" w:lastRowFirstColumn="0" w:lastRowLastColumn="0"/>
             </w:pPr>
             <w:r>
-              <w:t>ставится вм</w:t>
+              <w:t>ста</w:t>
             </w:r>
             <w:r>
-              <w:t>есте с Geant4</w:t>
+              <w:t>вится вместе с Geant4</w:t>
             </w:r>
           </w:p>
         </w:tc>
@@ -3068,7 +3065,7 @@
       <w:pPr>
         <w:pStyle w:val="1"/>
       </w:pPr>
-      <w:bookmarkStart w:id="2" w:name="_Toc243415796"/>
+      <w:bookmarkStart w:id="2" w:name="_Toc243493614"/>
       <w:r>
         <w:t>3. Скачивание и распаковка программы</w:t>
       </w:r>
@@ -3086,7 +3083,7 @@
       <w:pPr>
         <w:pStyle w:val="21"/>
       </w:pPr>
-      <w:bookmarkStart w:id="3" w:name="_Toc243415797"/>
+      <w:bookmarkStart w:id="3" w:name="_Toc243493615"/>
       <w:r>
         <w:t>3.1. Скачивание</w:t>
       </w:r>
@@ -3144,7 +3141,7 @@
       <w:pPr>
         <w:pStyle w:val="21"/>
       </w:pPr>
-      <w:bookmarkStart w:id="4" w:name="_Toc243415798"/>
+      <w:bookmarkStart w:id="4" w:name="_Toc243493616"/>
       <w:r>
         <w:t>3.2. Распаковка</w:t>
       </w:r>
@@ -3346,7 +3343,7 @@
       <w:pPr>
         <w:pStyle w:val="1"/>
       </w:pPr>
-      <w:bookmarkStart w:id="5" w:name="_Toc243415799"/>
+      <w:bookmarkStart w:id="5" w:name="_Toc243493617"/>
       <w:r>
         <w:t>4. Установка Python и зависимостей</w:t>
       </w:r>
@@ -3356,7 +3353,7 @@
       <w:pPr>
         <w:pStyle w:val="21"/>
       </w:pPr>
-      <w:bookmarkStart w:id="6" w:name="_Toc243415800"/>
+      <w:bookmarkStart w:id="6" w:name="_Toc243493618"/>
       <w:r>
         <w:t>4.1. Установка Python</w:t>
       </w:r>
@@ -3532,7 +3529,7 @@
       <w:pPr>
         <w:pStyle w:val="21"/>
       </w:pPr>
-      <w:bookmarkStart w:id="7" w:name="_Toc243415801"/>
+      <w:bookmarkStart w:id="7" w:name="_Toc243493619"/>
       <w:r>
         <w:t>4.2. Открываем командную строку</w:t>
       </w:r>
@@ -3688,7 +3685,7 @@
       <w:pPr>
         <w:pStyle w:val="21"/>
       </w:pPr>
-      <w:bookmarkStart w:id="8" w:name="_Toc243415802"/>
+      <w:bookmarkStart w:id="8" w:name="_Toc243493620"/>
       <w:r>
         <w:t>4.3. Проверка, что Python установлен</w:t>
       </w:r>
@@ -3763,7 +3760,7 @@
       <w:pPr>
         <w:pStyle w:val="21"/>
       </w:pPr>
-      <w:bookmarkStart w:id="9" w:name="_Toc243415803"/>
+      <w:bookmarkStart w:id="9" w:name="_Toc243493621"/>
       <w:r>
         <w:t>4.4. Установка matplotlib</w:t>
       </w:r>
@@ -3855,7 +3852,7 @@
       <w:pPr>
         <w:pStyle w:val="21"/>
       </w:pPr>
-      <w:bookmarkStart w:id="10" w:name="_Toc243415804"/>
+      <w:bookmarkStart w:id="10" w:name="_Toc243493622"/>
       <w:r>
         <w:t>4.5. Закройте командную строку</w:t>
       </w:r>
@@ -3883,7 +3880,7 @@
       <w:pPr>
         <w:pStyle w:val="1"/>
       </w:pPr>
-      <w:bookmarkStart w:id="11" w:name="_Toc243415805"/>
+      <w:bookmarkStart w:id="11" w:name="_Toc243493623"/>
       <w:r>
         <w:lastRenderedPageBreak/>
         <w:t>5. Установка Geant4</w:t>
@@ -3902,7 +3899,7 @@
       <w:pPr>
         <w:pStyle w:val="21"/>
       </w:pPr>
-      <w:bookmarkStart w:id="12" w:name="_Toc243415806"/>
+      <w:bookmarkStart w:id="12" w:name="_Toc243493624"/>
       <w:r>
         <w:t>5.1. Установка Geant4</w:t>
       </w:r>
@@ -4220,7 +4217,7 @@
       <w:pPr>
         <w:pStyle w:val="21"/>
       </w:pPr>
-      <w:bookmarkStart w:id="13" w:name="_Toc243415807"/>
+      <w:bookmarkStart w:id="13" w:name="_Toc243493625"/>
       <w:r>
         <w:t>5.2. Установка пакетов данных Geant4</w:t>
       </w:r>
@@ -4242,7 +4239,7 @@
         <w:t>Что скачать.</w:t>
       </w:r>
       <w:r>
-        <w:t xml:space="preserve"> Для работы программы критичны пять пакетов (версии указаны для Geant4 11.4.1):</w:t>
+        <w:t xml:space="preserve"> Для работы программы обязательны пять пакетов (версии указаны для Geant4 11.4.1):</w:t>
       </w:r>
     </w:p>
     <w:tbl>
@@ -4365,14 +4362,14 @@
                   <w:color w:val="0563C1"/>
                   <w:u w:val="single"/>
                 </w:rPr>
-                <w:t>https://cern.ch/geant4-data/datasets/G4RadioactiveDecay.6.1.2</w:t>
+                <w:t>https://cern.ch/geant4-data/datasets/G4RadioactiveDecay.6.</w:t>
               </w:r>
               <w:r>
                 <w:rPr>
                   <w:color w:val="0563C1"/>
                   <w:u w:val="single"/>
                 </w:rPr>
-                <w:t>.tar.gz</w:t>
+                <w:t>1.2.tar.gz</w:t>
               </w:r>
             </w:hyperlink>
           </w:p>
@@ -4501,7 +4498,14 @@
                   <w:color w:val="0563C1"/>
                   <w:u w:val="single"/>
                 </w:rPr>
-                <w:t>https://cern.ch/geant4-data/datasets/G4PARTICLEXS.4.2.tar.gz</w:t>
+                <w:t>https://cern.ch/geant4-data/datasets/G4PARTICLEXS.4.2.tar.</w:t>
+              </w:r>
+              <w:r>
+                <w:rPr>
+                  <w:color w:val="0563C1"/>
+                  <w:u w:val="single"/>
+                </w:rPr>
+                <w:t>gz</w:t>
               </w:r>
             </w:hyperlink>
           </w:p>
@@ -4515,57 +4519,16 @@
     </w:p>
     <w:p>
       <w:r>
-        <w:t xml:space="preserve">Полный список пакетов Geant4 (остальные для работы программы не обязательны) — на странице </w:t>
-      </w:r>
-      <w:hyperlink r:id="rId14">
-        <w:r>
-          <w:rPr>
-            <w:color w:val="0563C1"/>
-            <w:u w:val="single"/>
-          </w:rPr>
-          <w:t>https://geant4.web.cern.ch/download/11.4.1.html</w:t>
-        </w:r>
-      </w:hyperlink>
-      <w:r>
-        <w:t xml:space="preserve">, раздел </w:t>
+        <w:t xml:space="preserve">Кроме них Geant4 распространяет ещё </w:t>
       </w:r>
       <w:r>
         <w:rPr>
           <w:b/>
         </w:rPr>
-        <w:t>Datasets</w:t>
-      </w:r>
-      <w:r>
-        <w:t>.</w:t>
-      </w:r>
-    </w:p>
-    <w:p>
-      <w:r>
-        <w:rPr>
-          <w:b/>
-        </w:rPr>
-        <w:t>Порядок действий:</w:t>
-      </w:r>
-    </w:p>
-    <w:p>
-      <w:pPr>
-        <w:spacing w:after="40"/>
-        <w:ind w:left="510" w:hanging="510"/>
-      </w:pPr>
-      <w:r>
-        <w:rPr>
-          <w:b/>
-        </w:rPr>
-        <w:t>1.</w:t>
-      </w:r>
-      <w:r>
-        <w:rPr>
-          <w:b/>
-        </w:rPr>
-        <w:tab/>
-      </w:r>
-      <w:r>
-        <w:t xml:space="preserve">Скачайте пять файлов из таблицы выше — по каждой ссылке браузер начнёт загрузку файла </w:t>
+        <w:t>десять необязательных</w:t>
+      </w:r>
+      <w:r>
+        <w:t xml:space="preserve"> пакетов: G4NDL.4.7.1, G4PII.1.3, G4RealSurface.2.2, G4SAIDDATA.2.0, G4ABLA.3.3, G4INCL.1.3, G4CHANNELING.2.0, G4TENDL.1.4, G4NUDEXLIB.1.0, G4URRPT.1.1. Они нужны для других типов излучателей и на работу программы не влияют — но </w:t>
       </w:r>
       <w:r>
         <w:rPr>
@@ -4573,10 +4536,42 @@
           <w:sz w:val="18"/>
           <w:shd w:val="clear" w:color="auto" w:fill="F4F4F4"/>
         </w:rPr>
-        <w:t>.tar.gz</w:t>
+        <w:t>install_data.bat</w:t>
+      </w:r>
+      <w:r>
+        <w:t xml:space="preserve"> умеет став</w:t>
+      </w:r>
+      <w:r>
+        <w:t xml:space="preserve">ить и их, если положить их архивы рядом с ним. Полный список пакетов и ссылки — на странице </w:t>
+      </w:r>
+      <w:hyperlink r:id="rId14">
+        <w:r>
+          <w:rPr>
+            <w:color w:val="0563C1"/>
+            <w:u w:val="single"/>
+          </w:rPr>
+          <w:t>https://geant4.web.cern.ch/download/11.4.1.html</w:t>
+        </w:r>
+      </w:hyperlink>
+      <w:r>
+        <w:t xml:space="preserve">, раздел </w:t>
+      </w:r>
+      <w:r>
+        <w:rPr>
+          <w:b/>
+        </w:rPr>
+        <w:t>Datasets</w:t>
       </w:r>
       <w:r>
         <w:t>.</w:t>
+      </w:r>
+    </w:p>
+    <w:p>
+      <w:r>
+        <w:rPr>
+          <w:b/>
+        </w:rPr>
+        <w:t>Порядок действий:</w:t>
       </w:r>
     </w:p>
     <w:p>
@@ -4588,7 +4583,7 @@
         <w:rPr>
           <w:b/>
         </w:rPr>
-        <w:t>2.</w:t>
+        <w:t>1.</w:t>
       </w:r>
       <w:r>
         <w:rPr>
@@ -4597,16 +4592,10 @@
         <w:tab/>
       </w:r>
       <w:r>
-        <w:t xml:space="preserve">Положите скачанные файлы </w:t>
-      </w:r>
-      <w:r>
-        <w:rPr>
-          <w:b/>
-        </w:rPr>
-        <w:t>рядом с `install_data.bat`</w:t>
-      </w:r>
-      <w:r>
-        <w:t xml:space="preserve"> — то есть в папку программы (туда, где лежат </w:t>
+        <w:t>Скачайте п</w:t>
+      </w:r>
+      <w:r>
+        <w:t xml:space="preserve">ять файлов из таблицы выше — по каждой ссылке браузер начнёт загрузку файла </w:t>
       </w:r>
       <w:r>
         <w:rPr>
@@ -4614,10 +4603,40 @@
           <w:sz w:val="18"/>
           <w:shd w:val="clear" w:color="auto" w:fill="F4F4F4"/>
         </w:rPr>
-        <w:t>start.bat</w:t>
-      </w:r>
-      <w:r>
-        <w:t xml:space="preserve"> и </w:t>
+        <w:t>.tar.gz</w:t>
+      </w:r>
+      <w:r>
+        <w:t>.</w:t>
+      </w:r>
+    </w:p>
+    <w:p>
+      <w:pPr>
+        <w:spacing w:after="40"/>
+        <w:ind w:left="510" w:hanging="510"/>
+      </w:pPr>
+      <w:r>
+        <w:rPr>
+          <w:b/>
+        </w:rPr>
+        <w:t>2.</w:t>
+      </w:r>
+      <w:r>
+        <w:rPr>
+          <w:b/>
+        </w:rPr>
+        <w:tab/>
+      </w:r>
+      <w:r>
+        <w:t xml:space="preserve">Положите скачанные файлы </w:t>
+      </w:r>
+      <w:r>
+        <w:rPr>
+          <w:b/>
+        </w:rPr>
+        <w:t>рядом с `install_data.bat`</w:t>
+      </w:r>
+      <w:r>
+        <w:t xml:space="preserve"> — то есть в папку программы (туда, где лежат </w:t>
       </w:r>
       <w:r>
         <w:rPr>
@@ -4625,34 +4644,10 @@
           <w:sz w:val="18"/>
           <w:shd w:val="clear" w:color="auto" w:fill="F4F4F4"/>
         </w:rPr>
-        <w:t>program_b.py</w:t>
-      </w:r>
-      <w:r>
-        <w:t>). В папке «Загрузки» их оставлять не</w:t>
-      </w:r>
-      <w:r>
-        <w:t xml:space="preserve"> нужно.</w:t>
-      </w:r>
-    </w:p>
-    <w:p>
-      <w:pPr>
-        <w:spacing w:after="40"/>
-        <w:ind w:left="510" w:hanging="510"/>
-      </w:pPr>
-      <w:r>
-        <w:rPr>
-          <w:b/>
-        </w:rPr>
-        <w:t>3.</w:t>
-      </w:r>
-      <w:r>
-        <w:rPr>
-          <w:b/>
-        </w:rPr>
-        <w:tab/>
-      </w:r>
-      <w:r>
-        <w:t xml:space="preserve">Дважды щёлкните по файлу </w:t>
+        <w:t>start.bat</w:t>
+      </w:r>
+      <w:r>
+        <w:t xml:space="preserve"> и </w:t>
       </w:r>
       <w:r>
         <w:rPr>
@@ -4660,10 +4655,34 @@
           <w:sz w:val="18"/>
           <w:shd w:val="clear" w:color="auto" w:fill="F4F4F4"/>
         </w:rPr>
-        <w:t>install_data.bat</w:t>
-      </w:r>
-      <w:r>
-        <w:t xml:space="preserve"> — он распакует пакеты в папку </w:t>
+        <w:t>program_b.py</w:t>
+      </w:r>
+      <w:r>
+        <w:t xml:space="preserve">). В папке «Загрузки» их оставлять не </w:t>
+      </w:r>
+      <w:r>
+        <w:t>нужно.</w:t>
+      </w:r>
+    </w:p>
+    <w:p>
+      <w:pPr>
+        <w:spacing w:after="40"/>
+        <w:ind w:left="510" w:hanging="510"/>
+      </w:pPr>
+      <w:r>
+        <w:rPr>
+          <w:b/>
+        </w:rPr>
+        <w:t>3.</w:t>
+      </w:r>
+      <w:r>
+        <w:rPr>
+          <w:b/>
+        </w:rPr>
+        <w:tab/>
+      </w:r>
+      <w:r>
+        <w:t xml:space="preserve">Запустите </w:t>
       </w:r>
       <w:r>
         <w:rPr>
@@ -4671,34 +4690,31 @@
           <w:sz w:val="18"/>
           <w:shd w:val="clear" w:color="auto" w:fill="F4F4F4"/>
         </w:rPr>
-        <w:t>&lt;каталог Geant4&gt;\data</w:t>
-      </w:r>
-      <w:r>
-        <w:t xml:space="preserve"> (она создаётся автоматически) и сам пропишет переменные среды Windows. При первом запуске Windows может показать предупреждение «Windows защищена от запуска незнакомых приложений» — нажмите «Всё равно запустить».</w:t>
-      </w:r>
-    </w:p>
-    <w:p>
-      <w:pPr>
-        <w:spacing w:after="40"/>
-        <w:ind w:left="510" w:hanging="510"/>
-      </w:pPr>
+        <w:t>install_data.bat</w:t>
+      </w:r>
+      <w:r>
+        <w:t xml:space="preserve"> </w:t>
+      </w:r>
       <w:r>
         <w:rPr>
           <w:b/>
         </w:rPr>
-        <w:t>4.</w:t>
+        <w:t>от имени администратора</w:t>
+      </w:r>
+      <w:r>
+        <w:t xml:space="preserve">: нажмите на файл правой кнопкой мыши → </w:t>
       </w:r>
       <w:r>
         <w:rPr>
           <w:b/>
         </w:rPr>
-        <w:tab/>
-      </w:r>
-      <w:r>
-        <w:t>Дождитесь конца: в конце должно появить</w:t>
-      </w:r>
-      <w:r>
-        <w:t xml:space="preserve">ся сообщение </w:t>
+        <w:t>«Запуск от имени администратора»</w:t>
+      </w:r>
+      <w:r>
+        <w:t xml:space="preserve">. Права администратора нужны, чтобы распаковать пакеты в папку установки Geant4 — без них распаковка может не удаться. Если </w:t>
+      </w:r>
+      <w:r>
+        <w:t xml:space="preserve">запустить файл без повышения прав, скрипт запросит их сам. Скрипт разложит пакеты в папку </w:t>
       </w:r>
       <w:r>
         <w:rPr>
@@ -4706,10 +4722,34 @@
           <w:sz w:val="18"/>
           <w:shd w:val="clear" w:color="auto" w:fill="F4F4F4"/>
         </w:rPr>
-        <w:t>Готово: установлено 5 из 5 пакетов.</w:t>
-      </w:r>
-      <w:r>
-        <w:t xml:space="preserve"> Если каких-то пакетов не хватило — экран покажет перечень с ссылками: скачайте недостающие файлы, положите рядом с </w:t>
+        <w:t>&lt;каталог Geant4&gt;\data</w:t>
+      </w:r>
+      <w:r>
+        <w:t xml:space="preserve"> (она создаётся автоматически) и сам пропишет переменные среды Windows. Если архивы необязательных пакетов тоже лежат рядом, они установятся вмес</w:t>
+      </w:r>
+      <w:r>
+        <w:t>те с обязательными. При первом запуске Windows может показать предупреждение «Windows защищена от запуска незнакомых приложений» — нажмите «Всё равно запустить».</w:t>
+      </w:r>
+    </w:p>
+    <w:p>
+      <w:pPr>
+        <w:spacing w:after="40"/>
+        <w:ind w:left="510" w:hanging="510"/>
+      </w:pPr>
+      <w:r>
+        <w:rPr>
+          <w:b/>
+        </w:rPr>
+        <w:t>4.</w:t>
+      </w:r>
+      <w:r>
+        <w:rPr>
+          <w:b/>
+        </w:rPr>
+        <w:tab/>
+      </w:r>
+      <w:r>
+        <w:t xml:space="preserve">Дождитесь конца: в конце должно появиться сообщение </w:t>
       </w:r>
       <w:r>
         <w:rPr>
@@ -4717,31 +4757,7 @@
           <w:sz w:val="18"/>
           <w:shd w:val="clear" w:color="auto" w:fill="F4F4F4"/>
         </w:rPr>
-        <w:t>install_data.bat</w:t>
-      </w:r>
-      <w:r>
-        <w:t xml:space="preserve"> и запустите его ещё раз.</w:t>
-      </w:r>
-    </w:p>
-    <w:p>
-      <w:pPr>
-        <w:spacing w:after="40"/>
-        <w:ind w:left="510" w:hanging="510"/>
-      </w:pPr>
-      <w:r>
-        <w:rPr>
-          <w:b/>
-        </w:rPr>
-        <w:t>5.</w:t>
-      </w:r>
-      <w:r>
-        <w:rPr>
-          <w:b/>
-        </w:rPr>
-        <w:tab/>
-      </w:r>
-      <w:r>
-        <w:t xml:space="preserve">Запустите </w:t>
+        <w:t>Готово: обязательных пакетов 5 из 5 (вс</w:t>
       </w:r>
       <w:r>
         <w:rPr>
@@ -4749,13 +4765,74 @@
           <w:sz w:val="18"/>
           <w:shd w:val="clear" w:color="auto" w:fill="F4F4F4"/>
         </w:rPr>
+        <w:t>его 15 из 15).</w:t>
+      </w:r>
+      <w:r>
+        <w:t xml:space="preserve"> — всего 15, если рядом лежали архивы всех пакетов, и 5, если только обязательные. Если каких-то </w:t>
+      </w:r>
+      <w:r>
+        <w:rPr>
+          <w:b/>
+        </w:rPr>
+        <w:t>обязательных</w:t>
+      </w:r>
+      <w:r>
+        <w:t xml:space="preserve"> пакетов не хватило — экран покажет перечень с ссылками: скачайте недостающие файлы, положите рядом с </w:t>
+      </w:r>
+      <w:r>
+        <w:rPr>
+          <w:rFonts w:ascii="Consolas" w:hAnsi="Consolas" w:cs="Consolas"/>
+          <w:sz w:val="18"/>
+          <w:shd w:val="clear" w:color="auto" w:fill="F4F4F4"/>
+        </w:rPr>
+        <w:t>install_data.bat</w:t>
+      </w:r>
+      <w:r>
+        <w:t xml:space="preserve"> и запустите ег</w:t>
+      </w:r>
+      <w:r>
+        <w:t xml:space="preserve">о ещё раз. Недостающие </w:t>
+      </w:r>
+      <w:r>
+        <w:rPr>
+          <w:b/>
+        </w:rPr>
+        <w:t>необязательные</w:t>
+      </w:r>
+      <w:r>
+        <w:t xml:space="preserve"> пакеты скрипт перечислит одной строкой и отдельно скажет, что на работу программы они не влияют.</w:t>
+      </w:r>
+    </w:p>
+    <w:p>
+      <w:pPr>
+        <w:spacing w:after="40"/>
+        <w:ind w:left="510" w:hanging="510"/>
+      </w:pPr>
+      <w:r>
+        <w:rPr>
+          <w:b/>
+        </w:rPr>
+        <w:t>5.</w:t>
+      </w:r>
+      <w:r>
+        <w:rPr>
+          <w:b/>
+        </w:rPr>
+        <w:tab/>
+      </w:r>
+      <w:r>
+        <w:t xml:space="preserve">Запустите </w:t>
+      </w:r>
+      <w:r>
+        <w:rPr>
+          <w:rFonts w:ascii="Consolas" w:hAnsi="Consolas" w:cs="Consolas"/>
+          <w:sz w:val="18"/>
+          <w:shd w:val="clear" w:color="auto" w:fill="F4F4F4"/>
+        </w:rPr>
         <w:t>start.bat</w:t>
       </w:r>
       <w:r>
-        <w:t xml:space="preserve"> (раздел 5.3) — откроется ок</w:t>
-      </w:r>
-      <w:r>
-        <w:t>но программы.</w:t>
+        <w:t xml:space="preserve"> (раздел 5.3) — откроется окно программы.</w:t>
       </w:r>
     </w:p>
     <w:p>
@@ -4786,7 +4863,14 @@
           <w:rFonts w:ascii="Consolas" w:hAnsi="Consolas" w:cs="Consolas"/>
           <w:sz w:val="18"/>
         </w:rPr>
-        <w:t>=============================================================</w:t>
+        <w:t>=========================</w:t>
+      </w:r>
+      <w:r>
+        <w:rPr>
+          <w:rFonts w:ascii="Consolas" w:hAnsi="Consolas" w:cs="Consolas"/>
+          <w:sz w:val="18"/>
+        </w:rPr>
+        <w:t>====================================</w:t>
       </w:r>
     </w:p>
     <w:p>
@@ -4846,14 +4930,7 @@
           <w:rFonts w:ascii="Consolas" w:hAnsi="Consolas" w:cs="Consolas"/>
           <w:sz w:val="18"/>
         </w:rPr>
-        <w:t xml:space="preserve">  [распакован</w:t>
-      </w:r>
-      <w:r>
-        <w:rPr>
-          <w:rFonts w:ascii="Consolas" w:hAnsi="Consolas" w:cs="Consolas"/>
-          <w:sz w:val="18"/>
-        </w:rPr>
-        <w:t>о] G4EMLOW.8.8 - папка: ...\data\G4EMLOW8.8</w:t>
+        <w:t xml:space="preserve">  [распаковано] G4EMLOW.8.8 - папка: ...\data\G4EMLOW8.8</w:t>
       </w:r>
     </w:p>
     <w:p>
@@ -4883,7 +4960,14 @@
           <w:rFonts w:ascii="Consolas" w:hAnsi="Consolas" w:cs="Consolas"/>
           <w:sz w:val="18"/>
         </w:rPr>
-        <w:t xml:space="preserve"> Готово: установлено 5 из 5 пакетов.</w:t>
+        <w:t xml:space="preserve"> Готово: обязательных</w:t>
+      </w:r>
+      <w:r>
+        <w:rPr>
+          <w:rFonts w:ascii="Consolas" w:hAnsi="Consolas" w:cs="Consolas"/>
+          <w:sz w:val="18"/>
+        </w:rPr>
+        <w:t xml:space="preserve"> пакетов 5 из 5 (всего 15 из 15).</w:t>
       </w:r>
     </w:p>
     <w:p>
@@ -4912,7 +4996,7 @@
           <w:rFonts w:ascii="Consolas" w:hAnsi="Consolas" w:cs="Consolas"/>
           <w:sz w:val="18"/>
         </w:rPr>
-        <w:t>=============================================================</w:t>
+        <w:t>============================================================</w:t>
       </w:r>
     </w:p>
     <w:p>
@@ -4928,10 +5012,21 @@
         <w:t>[ок]</w:t>
       </w:r>
       <w:r>
-        <w:t xml:space="preserve"> означает, что пакет уже стоит (например, его поставил сам установщ</w:t>
-      </w:r>
-      <w:r>
-        <w:t>ик Geant4) — распаковывать его повторно не нужно.</w:t>
+        <w:t xml:space="preserve"> означает, что пакет уже распакован в папке </w:t>
+      </w:r>
+      <w:r>
+        <w:rPr>
+          <w:rFonts w:ascii="Consolas" w:hAnsi="Consolas" w:cs="Consolas"/>
+          <w:sz w:val="18"/>
+          <w:shd w:val="clear" w:color="auto" w:fill="F4F4F4"/>
+        </w:rPr>
+        <w:t>&lt;каталог Geant4&gt;\data</w:t>
+      </w:r>
+      <w:r>
+        <w:t xml:space="preserve"> — повторно распаковывать его не нужно, скрипт только пр</w:t>
+      </w:r>
+      <w:r>
+        <w:t>опишет переменную среды.</w:t>
       </w:r>
     </w:p>
     <w:p>
@@ -4997,10 +5092,7 @@
               <w:cnfStyle w:val="100000000000" w:firstRow="1" w:lastRow="0" w:firstColumn="0" w:lastColumn="0" w:oddVBand="0" w:evenVBand="0" w:oddHBand="0" w:evenHBand="0" w:firstRowFirstColumn="0" w:firstRowLastColumn="0" w:lastRowFirstColumn="0" w:lastRowLastColumn="0"/>
             </w:pPr>
             <w:r>
-              <w:t xml:space="preserve">Чего не </w:t>
-            </w:r>
-            <w:r>
-              <w:t>хватает</w:t>
+              <w:t>Чего не хватает</w:t>
             </w:r>
           </w:p>
         </w:tc>
@@ -5025,7 +5117,15 @@
                 <w:sz w:val="18"/>
                 <w:shd w:val="clear" w:color="auto" w:fill="F4F4F4"/>
               </w:rPr>
-              <w:t>G4LEDATA data directory was not found</w:t>
+              <w:t xml:space="preserve">G4LEDATA data </w:t>
+            </w:r>
+            <w:r>
+              <w:rPr>
+                <w:rFonts w:ascii="Consolas" w:hAnsi="Consolas" w:cs="Consolas"/>
+                <w:sz w:val="18"/>
+                <w:shd w:val="clear" w:color="auto" w:fill="F4F4F4"/>
+              </w:rPr>
+              <w:t>directory was not found</w:t>
             </w:r>
           </w:p>
         </w:tc>
@@ -5039,7 +5139,11 @@
               <w:cnfStyle w:val="000000100000" w:firstRow="0" w:lastRow="0" w:firstColumn="0" w:lastColumn="0" w:oddVBand="0" w:evenVBand="0" w:oddHBand="1" w:evenHBand="0" w:firstRowFirstColumn="0" w:firstRowLastColumn="0" w:lastRowFirstColumn="0" w:lastRowLastColumn="0"/>
             </w:pPr>
             <w:r>
-              <w:t>пакет G4EMLOW — таблицы электромагнитного взаимодействия</w:t>
+              <w:t xml:space="preserve">пакет G4EMLOW — таблицы электромагнитного </w:t>
+            </w:r>
+            <w:r>
+              <w:lastRenderedPageBreak/>
+              <w:t>взаимодействия</w:t>
             </w:r>
           </w:p>
         </w:tc>
@@ -5064,6 +5168,7 @@
                 <w:sz w:val="18"/>
                 <w:shd w:val="clear" w:color="auto" w:fill="F4F4F4"/>
               </w:rPr>
+              <w:lastRenderedPageBreak/>
               <w:t>G4RADIOACTIVEDATA ...</w:t>
             </w:r>
           </w:p>
@@ -5142,15 +5247,7 @@
                 <w:sz w:val="18"/>
                 <w:shd w:val="clear" w:color="auto" w:fill="F4F4F4"/>
               </w:rPr>
-              <w:t>G4ENSDFSTATEDATA ..</w:t>
-            </w:r>
-            <w:r>
-              <w:rPr>
-                <w:rFonts w:ascii="Consolas" w:hAnsi="Consolas" w:cs="Consolas"/>
-                <w:sz w:val="18"/>
-                <w:shd w:val="clear" w:color="auto" w:fill="F4F4F4"/>
-              </w:rPr>
-              <w:t>.</w:t>
+              <w:t>G4ENSDFSTATEDATA ...</w:t>
             </w:r>
           </w:p>
         </w:tc>
@@ -5164,7 +5261,10 @@
               <w:cnfStyle w:val="000000010000" w:firstRow="0" w:lastRow="0" w:firstColumn="0" w:lastColumn="0" w:oddVBand="0" w:evenVBand="0" w:oddHBand="0" w:evenHBand="1" w:firstRowFirstColumn="0" w:firstRowLastColumn="0" w:lastRowFirstColumn="0" w:lastRowLastColumn="0"/>
             </w:pPr>
             <w:r>
-              <w:t>пакет G4ENSDFSTATE — энергии уровней ядер</w:t>
+              <w:t xml:space="preserve">пакет G4ENSDFSTATE — </w:t>
+            </w:r>
+            <w:r>
+              <w:t>энергии уровней ядер</w:t>
             </w:r>
           </w:p>
         </w:tc>
@@ -5224,7 +5324,6 @@
         <w:rPr>
           <w:b/>
         </w:rPr>
-        <w:lastRenderedPageBreak/>
         <w:t>Переменные среды — вручную ничего не нужно.</w:t>
       </w:r>
       <w:r>
@@ -5250,7 +5349,7 @@
         <w:t>G4EMLOW8.8</w:t>
       </w:r>
       <w:r>
-        <w:t xml:space="preserve">). </w:t>
+        <w:t xml:space="preserve">). Переменные создаёт </w:t>
       </w:r>
       <w:r>
         <w:rPr>
@@ -5261,7 +5360,7 @@
         <w:t>install_data.bat</w:t>
       </w:r>
       <w:r>
-        <w:t xml:space="preserve"> и </w:t>
+        <w:t xml:space="preserve"> — он находит установленные папки данных и прописывает переменные всех пакетов, которые поставил. </w:t>
       </w:r>
       <w:r>
         <w:rPr>
@@ -5272,7 +5371,22 @@
         <w:t>start.bat</w:t>
       </w:r>
       <w:r>
-        <w:t xml:space="preserve"> сами находят установленные папки данных и создают недостающие переменные. Например, </w:t>
+        <w:t xml:space="preserve"> переменные </w:t>
+      </w:r>
+      <w:r>
+        <w:rPr>
+          <w:b/>
+        </w:rPr>
+        <w:t>н</w:t>
+      </w:r>
+      <w:r>
+        <w:rPr>
+          <w:b/>
+        </w:rPr>
+        <w:t>е создаёт и не меняет</w:t>
+      </w:r>
+      <w:r>
+        <w:t xml:space="preserve"> — он только проверяет, что они заданы и указывают на существующие папки. Если переменных нет, </w:t>
       </w:r>
       <w:r>
         <w:rPr>
@@ -5283,33 +5397,7 @@
         <w:t>start.bat</w:t>
       </w:r>
       <w:r>
-        <w:t xml:space="preserve"> печатает:</w:t>
-      </w:r>
-    </w:p>
-    <w:p>
-      <w:pPr>
-        <w:shd w:val="clear" w:color="auto" w:fill="F4F4F4"/>
-        <w:spacing w:before="120" w:line="240" w:lineRule="auto"/>
-        <w:ind w:left="227"/>
-      </w:pPr>
-      <w:r>
-        <w:rPr>
-          <w:rFonts w:ascii="Consolas" w:hAnsi="Consolas" w:cs="Consolas"/>
-          <w:sz w:val="18"/>
-        </w:rPr>
-        <w:t xml:space="preserve">[Исправлено] </w:t>
-      </w:r>
-      <w:r>
-        <w:rPr>
-          <w:rFonts w:ascii="Consolas" w:hAnsi="Consolas" w:cs="Consolas"/>
-          <w:sz w:val="18"/>
-        </w:rPr>
-        <w:t>создана переменная G4LEDATA = C:\Geant4\data\G4EMLOW8.8</w:t>
-      </w:r>
-    </w:p>
-    <w:p>
-      <w:r>
-        <w:t xml:space="preserve">Распаковать архивы вручную (без </w:t>
+        <w:t xml:space="preserve"> напишет об этом и предложит запустить </w:t>
       </w:r>
       <w:r>
         <w:rPr>
@@ -5320,7 +5408,26 @@
         <w:t>install_data.bat</w:t>
       </w:r>
       <w:r>
-        <w:t>) или посмотреть переменную вручную — раздел 8.3.</w:t>
+        <w:t xml:space="preserve"> (раздел 5.2).</w:t>
+      </w:r>
+    </w:p>
+    <w:p>
+      <w:r>
+        <w:t xml:space="preserve">Распаковать архивы вручную (без </w:t>
+      </w:r>
+      <w:r>
+        <w:rPr>
+          <w:rFonts w:ascii="Consolas" w:hAnsi="Consolas" w:cs="Consolas"/>
+          <w:sz w:val="18"/>
+          <w:shd w:val="clear" w:color="auto" w:fill="F4F4F4"/>
+        </w:rPr>
+        <w:t>install_data.bat</w:t>
+      </w:r>
+      <w:r>
+        <w:t>) или посмотр</w:t>
+      </w:r>
+      <w:r>
+        <w:t>еть переменную вручную — раздел 8.3.</w:t>
       </w:r>
     </w:p>
     <w:p>
@@ -5335,7 +5442,7 @@
       <w:pPr>
         <w:pStyle w:val="21"/>
       </w:pPr>
-      <w:bookmarkStart w:id="14" w:name="_Toc243415808"/>
+      <w:bookmarkStart w:id="14" w:name="_Toc243493626"/>
       <w:r>
         <w:t>5.3. Первый запуск</w:t>
       </w:r>
@@ -5351,10 +5458,10 @@
     </w:p>
     <w:p>
       <w:r>
-        <w:t>При первом запуске Windows может показать пр</w:t>
-      </w:r>
-      <w:r>
-        <w:t>едупреждение «Windows защищена от запуска незнакомых приложений» — нажмите «Всё равно запустить» (этот файл — часть программы, он безопасен).</w:t>
+        <w:t>При первом запуске Windows может показать предупреждение «Windows защищена от запуска незнакомых приложений» — нажмите «Всё равно запустить» (этот файл — часть п</w:t>
+      </w:r>
+      <w:r>
+        <w:t>рограммы, он безопасен).</w:t>
       </w:r>
     </w:p>
     <w:p>
@@ -5412,10 +5519,7 @@
         <w:tab/>
       </w:r>
       <w:r>
-        <w:t>Проверяет, что Python собран с tkinter (нужен для ок</w:t>
-      </w:r>
-      <w:r>
-        <w:t>он интерфейса).</w:t>
+        <w:t>Проверяет, что Python собран с tkinter (нужен для окон интерфейса).</w:t>
       </w:r>
     </w:p>
     <w:p>
@@ -5457,7 +5561,10 @@
         <w:tab/>
       </w:r>
       <w:r>
-        <w:t>Находит установленный Geant4 и проверяет, прописан ли он в системе (PATH).</w:t>
+        <w:t xml:space="preserve">Находит установленный Geant4 и проверяет, прописан ли он </w:t>
+      </w:r>
+      <w:r>
+        <w:t>в системе (PATH).</w:t>
       </w:r>
     </w:p>
     <w:p>
@@ -5478,7 +5585,7 @@
         <w:tab/>
       </w:r>
       <w:r>
-        <w:t xml:space="preserve">Проверяет все пакеты данных Geant4: если папка с данными есть, а переменная не задана — создаёт её сама (печатает </w:t>
+        <w:t xml:space="preserve">Проверяет пакеты данных Geant4: для пяти обязательных — проверяет, что переменная задана и папка с данными на месте; если чего-то не хватает, пишет перечень и предлагает запустить </w:t>
       </w:r>
       <w:r>
         <w:rPr>
@@ -5486,7 +5593,13 @@
           <w:sz w:val="18"/>
           <w:shd w:val="clear" w:color="auto" w:fill="F4F4F4"/>
         </w:rPr>
-        <w:t>[Исп</w:t>
+        <w:t>install_data.bat</w:t>
+      </w:r>
+      <w:r>
+        <w:t xml:space="preserve"> (раздел 5.2). Остальные десять пакетов</w:t>
+      </w:r>
+      <w:r>
+        <w:t xml:space="preserve"> тоже проверяются, но их отсутствие на работу программы не влияет и сообщением не мешает. Никаких переменных </w:t>
       </w:r>
       <w:r>
         <w:rPr>
@@ -5494,10 +5607,10 @@
           <w:sz w:val="18"/>
           <w:shd w:val="clear" w:color="auto" w:fill="F4F4F4"/>
         </w:rPr>
-        <w:t>равлено] создана переменная ...</w:t>
-      </w:r>
-      <w:r>
-        <w:t xml:space="preserve">); если пакетов не хватает — предлагает скачать архивы и запустить </w:t>
+        <w:t>start.bat</w:t>
+      </w:r>
+      <w:r>
+        <w:t xml:space="preserve"> не создаёт и не меняет — это делает </w:t>
       </w:r>
       <w:r>
         <w:rPr>
@@ -5508,7 +5621,7 @@
         <w:t>install_data.bat</w:t>
       </w:r>
       <w:r>
-        <w:t xml:space="preserve"> (раздел 5.2).</w:t>
+        <w:t>.</w:t>
       </w:r>
     </w:p>
     <w:p>
@@ -5540,7 +5653,10 @@
         <w:t>build\Release\main.exe</w:t>
       </w:r>
       <w:r>
-        <w:t xml:space="preserve"> на месте (архив распакован полностью).</w:t>
+        <w:t xml:space="preserve"> на месте (архив распакован полностью)</w:t>
+      </w:r>
+      <w:r>
+        <w:t>.</w:t>
       </w:r>
     </w:p>
     <w:p>
@@ -5554,10 +5670,7 @@
         <w:t>всё в порядке</w:t>
       </w:r>
       <w:r>
-        <w:t xml:space="preserve"> — молча открывается окн</w:t>
-      </w:r>
-      <w:r>
-        <w:t xml:space="preserve">о программы «Программа Б — Генератор макросов». Если что-то не нашлось — </w:t>
+        <w:t xml:space="preserve"> — молча открывается окно программы «Программа Б — Генератор макросов». Если что-то не нашлось — </w:t>
       </w:r>
       <w:r>
         <w:rPr>
@@ -5579,7 +5692,13 @@
         <w:rPr>
           <w:b/>
         </w:rPr>
-        <w:t>[Скриншот: окно «Программа Б — Генератор макросов»]</w:t>
+        <w:t>[Скриншот: окно «Программа Б — Генератор макрос</w:t>
+      </w:r>
+      <w:r>
+        <w:rPr>
+          <w:b/>
+        </w:rPr>
+        <w:t>ов»]</w:t>
       </w:r>
       <w:r>
         <w:t xml:space="preserve"> &gt; </w:t>
@@ -5588,13 +5707,7 @@
         <w:rPr>
           <w:i/>
         </w:rPr>
-        <w:t>— окно программы, видны вкладки: Геом</w:t>
-      </w:r>
-      <w:r>
-        <w:rPr>
-          <w:i/>
-        </w:rPr>
-        <w:t>етрия, Среда и материалы, Радионуклид, Распад, Получаемые значения, Запуск и вывод, Спектры.</w:t>
+        <w:t>— окно программы, видны вкладки: Геометрия, Среда и материалы, Радионуклид, Распад, Получаемые значения, Запуск и вывод, Спектры.</w:t>
       </w:r>
     </w:p>
     <w:p>
@@ -5609,8 +5722,9 @@
       <w:pPr>
         <w:pStyle w:val="1"/>
       </w:pPr>
-      <w:bookmarkStart w:id="15" w:name="_Toc243415809"/>
-      <w:r>
+      <w:bookmarkStart w:id="15" w:name="_Toc243493627"/>
+      <w:r>
+        <w:lastRenderedPageBreak/>
         <w:t>6. Программа: устройство и пример расчёта</w:t>
       </w:r>
       <w:bookmarkEnd w:id="15"/>
@@ -5619,7 +5733,7 @@
       <w:pPr>
         <w:pStyle w:val="21"/>
       </w:pPr>
-      <w:bookmarkStart w:id="16" w:name="_Toc243415810"/>
+      <w:bookmarkStart w:id="16" w:name="_Toc243493628"/>
       <w:r>
         <w:t>6.1. Вкладки программы</w:t>
       </w:r>
@@ -5700,10 +5814,10 @@
               <w:cnfStyle w:val="000000100000" w:firstRow="0" w:lastRow="0" w:firstColumn="0" w:lastColumn="0" w:oddVBand="0" w:evenVBand="0" w:oddHBand="1" w:evenHBand="0" w:firstRowFirstColumn="0" w:firstRowLastColumn="0" w:lastRowFirstColumn="0" w:lastRowLastColumn="0"/>
             </w:pPr>
             <w:r>
-              <w:t xml:space="preserve">форма ёмкости (цилиндр, стакан, пробирка), радиус, </w:t>
+              <w:t xml:space="preserve">форма </w:t>
             </w:r>
             <w:r>
-              <w:t>высота, толщина стеклянной стенки, сухой бортик</w:t>
+              <w:t>ёмкости (цилиндр, стакан, пробирка), радиус, высота, толщина стеклянной стенки, сухой бортик</w:t>
             </w:r>
           </w:p>
         </w:tc>
@@ -5805,10 +5919,10 @@
               <w:cnfStyle w:val="000000010000" w:firstRow="0" w:lastRow="0" w:firstColumn="0" w:lastColumn="0" w:oddVBand="0" w:evenVBand="0" w:oddHBand="0" w:evenHBand="1" w:firstRowFirstColumn="0" w:firstRowLastColumn="0" w:lastRowFirstColumn="0" w:lastRowLastColumn="0"/>
             </w:pPr>
             <w:r>
-              <w:t>режим расчёта: по числу распадов или по активнос</w:t>
+              <w:t>реж</w:t>
             </w:r>
             <w:r>
-              <w:t>ти и времени облучения</w:t>
+              <w:t>им расчёта: по числу распадов или по активности и времени облучения</w:t>
             </w:r>
           </w:p>
         </w:tc>
@@ -5896,7 +6010,6 @@
               <w:spacing w:after="40"/>
             </w:pPr>
             <w:r>
-              <w:lastRenderedPageBreak/>
               <w:t>Спектры</w:t>
             </w:r>
           </w:p>
@@ -5926,7 +6039,7 @@
       <w:pPr>
         <w:pStyle w:val="21"/>
       </w:pPr>
-      <w:bookmarkStart w:id="17" w:name="_Toc243415811"/>
+      <w:bookmarkStart w:id="17" w:name="_Toc243493629"/>
       <w:r>
         <w:t>6.2. Пример: Lu-177 в стакане</w:t>
       </w:r>
@@ -5934,10 +6047,7 @@
     </w:p>
     <w:p>
       <w:r>
-        <w:t xml:space="preserve">Разберём полный расчёт: сколько </w:t>
-      </w:r>
-      <w:r>
-        <w:t>поглощённой дозы получает вода в стакане от растворённого в ней Lu-177 (β⁻-излучатель, E_βmax ≈ 497 кэВ, один из основных нуклидов таргетной радиотерапии).</w:t>
+        <w:t>Разберём полный расчёт: сколько поглощённой дозы получает вода в стакане от растворённого в ней Lu-177 (β⁻-излучатель, E_βmax ≈ 497 кэВ, один из основных нуклидов таргетной радиотерапии).</w:t>
       </w:r>
     </w:p>
     <w:p>
@@ -5974,10 +6084,10 @@
         <w:ind w:left="340" w:hanging="198"/>
       </w:pPr>
       <w:r>
-        <w:t>Радиус: 2 см, Высота: 6 см (значе</w:t>
-      </w:r>
-      <w:r>
-        <w:t>ния по умолчанию)</w:t>
+        <w:t>Р</w:t>
+      </w:r>
+      <w:r>
+        <w:t>адиус: 2 см, Высота: 6 см (значения по умолчанию)</w:t>
       </w:r>
     </w:p>
     <w:p>
@@ -6003,10 +6113,10 @@
         <w:t>Шаг 2 — Среда и материалы.</w:t>
       </w:r>
       <w:r>
-        <w:t xml:space="preserve"> Оставляем по умолчанию: жидкость — вода (G4_WATER, 1,000 г/см³), оболочка — стекл</w:t>
-      </w:r>
-      <w:r>
-        <w:t>о (SiO₂, 2,320 г/см³).</w:t>
+        <w:t xml:space="preserve"> Оставляем по умолчанию: жидкость — вода (G4_WATER</w:t>
+      </w:r>
+      <w:r>
+        <w:t>, 1,000 г/см³), оболочка — стекло (SiO₂, 2,320 г/см³).</w:t>
       </w:r>
     </w:p>
     <w:p>
@@ -6026,7 +6136,10 @@
         <w:t>Lu-177</w:t>
       </w:r>
       <w:r>
-        <w:t>. Программа покажет период полураспада (T½ ≈ 6,644 сут) и сообщение «Схема распада есть. Уровни дочерних есть.» — значит, данные Geant4 на месте.</w:t>
+        <w:t>. Программа покажет период полураспада (T½ ≈ 6,644 сут) и сообщение «Схема распада есть. Уровни дочерних есть.» — значит, данные G</w:t>
+      </w:r>
+      <w:r>
+        <w:t>eant4 на месте.</w:t>
       </w:r>
     </w:p>
     <w:p>
@@ -6037,10 +6150,7 @@
         <w:t>Шаг 4 — Распад.</w:t>
       </w:r>
       <w:r>
-        <w:t xml:space="preserve"> </w:t>
-      </w:r>
-      <w:r>
-        <w:t xml:space="preserve">Режим: </w:t>
+        <w:t xml:space="preserve"> Режим: </w:t>
       </w:r>
       <w:r>
         <w:rPr>
@@ -6091,10 +6201,7 @@
         <w:t>Шаг 6 — Результаты.</w:t>
       </w:r>
       <w:r>
-        <w:t xml:space="preserve"> После заверш</w:t>
-      </w:r>
-      <w:r>
-        <w:t>ения внизу появится блок результатов (примерный вид; точные числа будут отличаться, так как генератор случайных чисел каждый раз другой):</w:t>
+        <w:t xml:space="preserve"> После завершения внизу появится блок результатов (примерный вид; точные числа будут отличаться, так как генератор случайных чисел каждый раз другой):</w:t>
       </w:r>
     </w:p>
     <w:p>
@@ -6109,6 +6216,7 @@
           <w:rFonts w:ascii="Consolas" w:hAnsi="Consolas" w:cs="Consolas"/>
           <w:sz w:val="18"/>
         </w:rPr>
+        <w:lastRenderedPageBreak/>
         <w:t>========================================</w:t>
       </w:r>
     </w:p>
@@ -6468,7 +6576,14 @@
           <w:rFonts w:ascii="Consolas" w:hAnsi="Consolas" w:cs="Consolas"/>
           <w:sz w:val="18"/>
         </w:rPr>
-        <w:t>Cross-check (A-B):   -3.0923e-11 MeV</w:t>
+        <w:t xml:space="preserve">Cross-check (A-B):   </w:t>
+      </w:r>
+      <w:r>
+        <w:rPr>
+          <w:rFonts w:ascii="Consolas" w:hAnsi="Consolas" w:cs="Consolas"/>
+          <w:sz w:val="18"/>
+        </w:rPr>
+        <w:t>-3.0923e-11 MeV</w:t>
       </w:r>
     </w:p>
     <w:p>
@@ -6483,14 +6598,7 @@
           <w:rFonts w:ascii="Consolas" w:hAnsi="Consolas" w:cs="Consolas"/>
           <w:sz w:val="18"/>
         </w:rPr>
-        <w:t>Ene</w:t>
-      </w:r>
-      <w:r>
-        <w:rPr>
-          <w:rFonts w:ascii="Consolas" w:hAnsi="Consolas" w:cs="Consolas"/>
-          <w:sz w:val="18"/>
-        </w:rPr>
-        <w:t>rgy per decay:    0.1495 MeV</w:t>
+        <w:t>Energy per decay:    0.1495 MeV</w:t>
       </w:r>
     </w:p>
     <w:p>
@@ -6556,9 +6664,8 @@
       <w:pPr>
         <w:pStyle w:val="21"/>
       </w:pPr>
-      <w:bookmarkStart w:id="18" w:name="_Toc243415812"/>
-      <w:r>
-        <w:lastRenderedPageBreak/>
+      <w:bookmarkStart w:id="18" w:name="_Toc243493630"/>
+      <w:r>
         <w:t>6.3. Как читать результаты</w:t>
       </w:r>
       <w:bookmarkEnd w:id="18"/>
@@ -6643,10 +6750,10 @@
               <w:cnfStyle w:val="000000100000" w:firstRow="0" w:lastRow="0" w:firstColumn="0" w:lastColumn="0" w:oddVBand="0" w:evenVBand="0" w:oddHBand="1" w:evenHBand="0" w:firstRowFirstColumn="0" w:firstRowLastColumn="0" w:lastRowFirstColumn="0" w:lastRowLastColumn="0"/>
             </w:pPr>
             <w:r>
-              <w:t xml:space="preserve">сколько распадов </w:t>
+              <w:t xml:space="preserve">сколько </w:t>
             </w:r>
             <w:r>
-              <w:t>просчитано — должно совпадать с заданным</w:t>
+              <w:t>распадов просчитано — должно совпадать с заданным</w:t>
             </w:r>
           </w:p>
         </w:tc>
@@ -6780,10 +6887,7 @@
               <w:t>поглощённая доза по Path A, Гр (Грей)</w:t>
             </w:r>
             <w:r>
-              <w:t xml:space="preserve"> — основн</w:t>
-            </w:r>
-            <w:r>
-              <w:t>ой результат расчёта</w:t>
+              <w:t xml:space="preserve"> — основной результат расчёта</w:t>
             </w:r>
           </w:p>
         </w:tc>
@@ -6900,10 +7004,7 @@
               <w:cnfStyle w:val="000000100000" w:firstRow="0" w:lastRow="0" w:firstColumn="0" w:lastColumn="0" w:oddVBand="0" w:evenVBand="0" w:oddHBand="1" w:evenHBand="0" w:firstRowFirstColumn="0" w:firstRowLastColumn="0" w:lastRowFirstColumn="0" w:lastRowLastColumn="0"/>
             </w:pPr>
             <w:r>
-              <w:t xml:space="preserve">энергия, </w:t>
-            </w:r>
-            <w:r>
-              <w:t>оставшаяся в жидкости по балансу (выход из баланса), МэВ</w:t>
+              <w:t>энергия, оставшаяся в жидкости по балансу (выход из баланса), МэВ</w:t>
             </w:r>
           </w:p>
         </w:tc>
@@ -6990,10 +7091,10 @@
               <w:t>Должно быть ≈ 0</w:t>
             </w:r>
             <w:r>
-              <w:t xml:space="preserve"> — это ключевая проверка корректности: два независимых метода дали одинак</w:t>
+              <w:t xml:space="preserve"> — это ключевая проверка корректности: два независимых метода да</w:t>
             </w:r>
             <w:r>
-              <w:t>овый результат</w:t>
+              <w:t>ли одинаковый результат</w:t>
             </w:r>
           </w:p>
         </w:tc>
@@ -7045,6 +7146,7 @@
     </w:p>
     <w:p>
       <w:r>
+        <w:lastRenderedPageBreak/>
         <w:t>Физический смысл: полная энергия распадов делится на поглощённую в жидкости и ушедшую наружу. Поглощённая часть (</w:t>
       </w:r>
       <w:r>
@@ -7067,10 +7169,10 @@
         <w:t>Transferred (B)</w:t>
       </w:r>
       <w:r>
-        <w:t>) — это в основном энерг</w:t>
-      </w:r>
-      <w:r>
-        <w:t>ия β-частиц: их пробег в воде при E_βmax ≈ 497 кэВ около миллиметра, поэтому практически все они останавливаются в сантиметровом объёме и отдают энергию на ионизацию среды. Энергию же, покинувшую объём через границу жидкости (</w:t>
+        <w:t>) — это в основ</w:t>
+      </w:r>
+      <w:r>
+        <w:t>ном энергия β-частиц: их пробег в воде при E_βmax ≈ 497 кэВ около миллиметра, поэтому практически все они останавливаются в сантиметровом объёме и отдают энергию на ионизацию среды. Энергию же, покинувшую объём через границу жидкости (</w:t>
       </w:r>
       <w:r>
         <w:rPr>
@@ -7081,20 +7183,20 @@
         <w:t>Escaped energy (B)</w:t>
       </w:r>
       <w:r>
-        <w:t>), уносят пр</w:t>
-      </w:r>
-      <w:r>
-        <w:t>еимущественно вторичные γ-кванта — прежде всего квант 208 кэВ дочернего ядра Hf-177: длина свободного пробега такого кванта в воде порядка 10 см, поэтому часть квантов проходит сквозь несколько сантиметров воды, не поглотившись. В этой геометрии наружу ухо</w:t>
-      </w:r>
-      <w:r>
-        <w:t>дит около двух третей энергии распада, и поглощённая доза при 10⁵ распадов в 75 см³ воды — порядка 10⁻⁸ Гр.</w:t>
+        <w:t xml:space="preserve">), </w:t>
+      </w:r>
+      <w:r>
+        <w:t>уносят преимущественно вторичные γ-кванта — прежде всего квант 208 кэВ дочернего ядра Hf-177: длина свободного пробега такого кванта в воде порядка 10 см, поэтому часть квантов проходит сквозь несколько сантиметров воды, не поглотившись. В этой геометрии н</w:t>
+      </w:r>
+      <w:r>
+        <w:t>аружу уходит около двух третей энергии распада, и поглощённая доза при 10⁵ распадов в 75 см³ воды — порядка 10⁻⁸ Гр.</w:t>
       </w:r>
     </w:p>
     <w:p>
       <w:pPr>
         <w:pStyle w:val="21"/>
       </w:pPr>
-      <w:bookmarkStart w:id="19" w:name="_Toc243415813"/>
+      <w:bookmarkStart w:id="19" w:name="_Toc243493631"/>
       <w:r>
         <w:t>6.4. Где сохраняются результаты</w:t>
       </w:r>
@@ -7137,10 +7239,7 @@
         <w:t>дописывается</w:t>
       </w:r>
       <w:r>
-        <w:t xml:space="preserve"> в к</w:t>
-      </w:r>
-      <w:r>
-        <w:t xml:space="preserve">онец файла, так что </w:t>
+        <w:t xml:space="preserve"> в конец файла, так что </w:t>
       </w:r>
       <w:r>
         <w:rPr>
@@ -7198,9 +7297,8 @@
       <w:pPr>
         <w:pStyle w:val="1"/>
       </w:pPr>
-      <w:bookmarkStart w:id="20" w:name="_Toc243415814"/>
-      <w:r>
-        <w:lastRenderedPageBreak/>
+      <w:bookmarkStart w:id="20" w:name="_Toc243493632"/>
+      <w:r>
         <w:t>7. Если что-то пошло не так</w:t>
       </w:r>
       <w:bookmarkEnd w:id="20"/>
@@ -7209,7 +7307,7 @@
       <w:pPr>
         <w:pStyle w:val="21"/>
       </w:pPr>
-      <w:bookmarkStart w:id="21" w:name="_Toc243415815"/>
+      <w:bookmarkStart w:id="21" w:name="_Toc243493633"/>
       <w:r>
         <w:t>7.1. Сообщения start.bat</w:t>
       </w:r>
@@ -7346,10 +7444,7 @@
               <w:cnfStyle w:val="000000010000" w:firstRow="0" w:lastRow="0" w:firstColumn="0" w:lastColumn="0" w:oddVBand="0" w:evenVBand="0" w:oddHBand="0" w:evenHBand="1" w:firstRowFirstColumn="0" w:firstRowLastColumn="0" w:lastRowFirstColumn="0" w:lastRowLastColumn="0"/>
             </w:pPr>
             <w:r>
-              <w:t xml:space="preserve">Переустановите Python: запустите установщик повторно → «Modify» → </w:t>
-            </w:r>
-            <w:r>
-              <w:t>включите «tcl/tk and IDLE»</w:t>
+              <w:t>Переустановите Python: запустите установщик повторно → «Modify» → включите «tcl/tk and IDLE»</w:t>
             </w:r>
           </w:p>
         </w:tc>
@@ -7449,10 +7544,7 @@
               <w:cnfStyle w:val="000000010000" w:firstRow="0" w:lastRow="0" w:firstColumn="0" w:lastColumn="0" w:oddVBand="0" w:evenVBand="0" w:oddHBand="0" w:evenHBand="1" w:firstRowFirstColumn="0" w:firstRowLastColumn="0" w:lastRowFirstColumn="0" w:lastRowLastColumn="0"/>
             </w:pPr>
             <w:r>
-              <w:t xml:space="preserve">Установите Geant4 11.4.1 (раздел 5), не забудьте отметить опцию добавления в PATH </w:t>
-            </w:r>
-            <w:r>
-              <w:t>(шаг 5) и перезагрузите компьютер</w:t>
+              <w:t>Установите Geant4 11.4.1 (раздел 5), не забудьте отметить опцию добавления в PATH (шаг 5) и перезагрузите компьютер</w:t>
             </w:r>
           </w:p>
         </w:tc>
@@ -7477,7 +7569,15 @@
                 <w:sz w:val="18"/>
                 <w:shd w:val="clear" w:color="auto" w:fill="F4F4F4"/>
               </w:rPr>
-              <w:t>в установке Geant4 не хватает пакетов данных</w:t>
+              <w:t xml:space="preserve">в установке Geant4 не </w:t>
+            </w:r>
+            <w:r>
+              <w:rPr>
+                <w:rFonts w:ascii="Consolas" w:hAnsi="Consolas" w:cs="Consolas"/>
+                <w:sz w:val="18"/>
+                <w:shd w:val="clear" w:color="auto" w:fill="F4F4F4"/>
+              </w:rPr>
+              <w:t>хватает пакетов данных</w:t>
             </w:r>
           </w:p>
         </w:tc>
@@ -7513,18 +7613,19 @@
               <w:t>install_data.bat</w:t>
             </w:r>
             <w:r>
-              <w:t xml:space="preserve">, запустите </w:t>
+              <w:t xml:space="preserve"> и запустите его </w:t>
             </w:r>
             <w:r>
               <w:rPr>
-                <w:rFonts w:ascii="Consolas" w:hAnsi="Consolas" w:cs="Consolas"/>
-                <w:sz w:val="18"/>
-                <w:shd w:val="clear" w:color="auto" w:fill="F4F4F4"/>
+                <w:b/>
               </w:rPr>
-              <w:t>install_data.bat</w:t>
+              <w:t>от имени администратора</w:t>
             </w:r>
             <w:r>
-              <w:t xml:space="preserve"> один раз, затем </w:t>
+              <w:t xml:space="preserve"> (правая кнопка мыши → «Запуск от имени администратора») — он и распакует недостающее, и пропишет переменны</w:t>
+            </w:r>
+            <w:r>
+              <w:t xml:space="preserve">е. Затем запустите </w:t>
             </w:r>
             <w:r>
               <w:rPr>
@@ -7560,15 +7661,7 @@
                 <w:sz w:val="18"/>
                 <w:shd w:val="clear" w:color="auto" w:fill="F4F4F4"/>
               </w:rPr>
-              <w:t>не найден файл build\Relea</w:t>
-            </w:r>
-            <w:r>
-              <w:rPr>
-                <w:rFonts w:ascii="Consolas" w:hAnsi="Consolas" w:cs="Consolas"/>
-                <w:sz w:val="18"/>
-                <w:shd w:val="clear" w:color="auto" w:fill="F4F4F4"/>
-              </w:rPr>
-              <w:t>se\main.exe</w:t>
+              <w:t>не найден файл build\Release\main.exe</w:t>
             </w:r>
           </w:p>
         </w:tc>
@@ -7613,15 +7706,19 @@
       <w:pPr>
         <w:pStyle w:val="21"/>
       </w:pPr>
-      <w:bookmarkStart w:id="22" w:name="_Toc243415816"/>
-      <w:r>
+      <w:bookmarkStart w:id="22" w:name="_Toc243493634"/>
+      <w:r>
+        <w:lastRenderedPageBreak/>
         <w:t>7.2. Ошибки Geant4 при расчёте</w:t>
       </w:r>
       <w:bookmarkEnd w:id="22"/>
     </w:p>
     <w:p>
       <w:r>
-        <w:t xml:space="preserve">Эти ошибки появляются в самой программе (не в окне </w:t>
+        <w:t xml:space="preserve">Эти ошибки появляются в самой </w:t>
+      </w:r>
+      <w:r>
+        <w:t xml:space="preserve">программе (не в окне </w:t>
       </w:r>
       <w:r>
         <w:rPr>
@@ -7643,10 +7740,7 @@
         <w:t>start.bat</w:t>
       </w:r>
       <w:r>
-        <w:t xml:space="preserve"> запускал</w:t>
-      </w:r>
-      <w:r>
-        <w:t>и не перед расчётом или обходили его:</w:t>
+        <w:t xml:space="preserve"> запускали не перед расчётом или обходили его:</w:t>
       </w:r>
     </w:p>
     <w:tbl>
@@ -7740,7 +7834,10 @@
               <w:t>install_data.bat</w:t>
             </w:r>
             <w:r>
-              <w:t xml:space="preserve">, запустите </w:t>
+              <w:t>, за</w:t>
+            </w:r>
+            <w:r>
+              <w:t xml:space="preserve">пустите </w:t>
             </w:r>
             <w:r>
               <w:rPr>
@@ -7773,10 +7870,7 @@
               <w:t>G4LEDATA</w:t>
             </w:r>
             <w:r>
-              <w:t xml:space="preserve"> </w:t>
-            </w:r>
-            <w:r>
-              <w:t>пропишется сама)</w:t>
+              <w:t xml:space="preserve"> пропишется сама)</w:t>
             </w:r>
           </w:p>
         </w:tc>
@@ -7876,7 +7970,10 @@
               <w:cnfStyle w:val="000000100000" w:firstRow="0" w:lastRow="0" w:firstColumn="0" w:lastColumn="0" w:oddVBand="0" w:evenVBand="0" w:oddHBand="1" w:evenHBand="0" w:firstRowFirstColumn="0" w:firstRowLastColumn="0" w:lastRowFirstColumn="0" w:lastRowLastColumn="0"/>
             </w:pPr>
             <w:r>
-              <w:t>Не хватает пакетов G4ENSDFSTATE / G4PARTICLEXS — раздел 5.2</w:t>
+              <w:t xml:space="preserve">Не </w:t>
+            </w:r>
+            <w:r>
+              <w:t>хватает пакетов G4ENSDFSTATE / G4PARTICLEXS — раздел 5.2</w:t>
             </w:r>
           </w:p>
         </w:tc>
@@ -7911,7 +8008,10 @@
         <w:t>install_data.bat</w:t>
       </w:r>
       <w:r>
-        <w:t xml:space="preserve">, запустите его, затем запустите </w:t>
+        <w:t>, запустите его, зат</w:t>
+      </w:r>
+      <w:r>
+        <w:t xml:space="preserve">ем запустите </w:t>
       </w:r>
       <w:r>
         <w:rPr>
@@ -7929,7 +8029,7 @@
       <w:pPr>
         <w:pStyle w:val="21"/>
       </w:pPr>
-      <w:bookmarkStart w:id="23" w:name="_Toc243415817"/>
+      <w:bookmarkStart w:id="23" w:name="_Toc243493635"/>
       <w:r>
         <w:t>7.3. Окно программы открылось, но что-то не так</w:t>
       </w:r>
@@ -7996,11 +8096,7 @@
               <w:spacing w:after="40"/>
             </w:pPr>
             <w:r>
-              <w:lastRenderedPageBreak/>
-              <w:t xml:space="preserve">Ошибка «Illegal </w:t>
-            </w:r>
-            <w:r>
-              <w:t>application state» при запуске по своему макросу</w:t>
+              <w:t>Ошибка «Illegal application state» при запуске по своему макросу</w:t>
             </w:r>
           </w:p>
         </w:tc>
@@ -8051,7 +8147,10 @@
               <w:spacing w:after="40"/>
             </w:pPr>
             <w:r>
-              <w:t>На вкладке «Радионуклид» написано, что данных Geant4 нет</w:t>
+              <w:t>На вкла</w:t>
+            </w:r>
+            <w:r>
+              <w:t>дке «Радионуклид» написано, что данных Geant4 нет</w:t>
             </w:r>
           </w:p>
         </w:tc>
@@ -8065,10 +8164,7 @@
               <w:cnfStyle w:val="000000010000" w:firstRow="0" w:lastRow="0" w:firstColumn="0" w:lastColumn="0" w:oddVBand="0" w:evenVBand="0" w:oddHBand="0" w:evenHBand="1" w:firstRowFirstColumn="0" w:firstRowLastColumn="0" w:lastRowFirstColumn="0" w:lastRowLastColumn="0"/>
             </w:pPr>
             <w:r>
-              <w:t>Для этого нуклида в вашей установке Geant4 нет схемы распада — выб</w:t>
-            </w:r>
-            <w:r>
-              <w:t>ерите другой нуклид из списка</w:t>
+              <w:t>Для этого нуклида в вашей установке Geant4 нет схемы распада — выберите другой нуклид из списка</w:t>
             </w:r>
           </w:p>
         </w:tc>
@@ -8102,7 +8198,10 @@
               <w:cnfStyle w:val="000000100000" w:firstRow="0" w:lastRow="0" w:firstColumn="0" w:lastColumn="0" w:oddVBand="0" w:evenVBand="0" w:oddHBand="1" w:evenHBand="0" w:firstRowFirstColumn="0" w:firstRowLastColumn="0" w:lastRowFirstColumn="0" w:lastRowLastColumn="0"/>
             </w:pPr>
             <w:r>
-              <w:t>Возможно, задано очень много распадов — подождите или нажмите «Остановить симуляцию» и уменьшите число распадов</w:t>
+              <w:t xml:space="preserve">Возможно, задано очень много распадов — подождите или нажмите </w:t>
+            </w:r>
+            <w:r>
+              <w:t>«Остановить симуляцию» и уменьшите число распадов</w:t>
             </w:r>
           </w:p>
         </w:tc>
@@ -8136,7 +8235,10 @@
               <w:cnfStyle w:val="000000010000" w:firstRow="0" w:lastRow="0" w:firstColumn="0" w:lastColumn="0" w:oddVBand="0" w:evenVBand="0" w:oddHBand="0" w:evenHBand="1" w:firstRowFirstColumn="0" w:firstRowLastColumn="0" w:lastRowFirstColumn="0" w:lastRowLastColumn="0"/>
             </w:pPr>
             <w:r>
-              <w:t xml:space="preserve">Запустите start.bat через правую кнопку мыши → «Запуск от имени администратора». Если окно всё равно закрывается — запустите его из командной строки, чтобы увидеть текст ошибки: Win+R → </w:t>
+              <w:t>Запустите start.bat через правую кнопку мыши → «Запуск от имени администратора». Если окно всё равно закрывается — запустите его из командной строки, чтобы у</w:t>
+            </w:r>
+            <w:r>
+              <w:t xml:space="preserve">видеть текст ошибки: Win+R → </w:t>
             </w:r>
             <w:r>
               <w:rPr>
@@ -8181,25 +8283,25 @@
       <w:pPr>
         <w:pStyle w:val="1"/>
       </w:pPr>
-      <w:bookmarkStart w:id="24" w:name="_Toc243415818"/>
-      <w:r>
-        <w:t>8. Приложени</w:t>
-      </w:r>
-      <w:r>
-        <w:t>е для опытных пользователей</w:t>
+      <w:bookmarkStart w:id="24" w:name="_Toc243493636"/>
+      <w:r>
+        <w:t>8. Приложение для опытных пользователей</w:t>
       </w:r>
       <w:bookmarkEnd w:id="24"/>
     </w:p>
     <w:p>
       <w:r>
-        <w:t>Разделы ниже не нужны для обычной работы; они пригодятся, если потребуется запускать расчёты без интерфейса или разбираться в устройстве установки Geant4.</w:t>
+        <w:t>Разделы ниже не нужны для обычной работы; они пригодятся, если потребуется запускать расчёты без интерфейса или разбираться в уст</w:t>
+      </w:r>
+      <w:r>
+        <w:t>ройстве установки Geant4.</w:t>
       </w:r>
     </w:p>
     <w:p>
       <w:pPr>
         <w:pStyle w:val="21"/>
       </w:pPr>
-      <w:bookmarkStart w:id="25" w:name="_Toc243415819"/>
+      <w:bookmarkStart w:id="25" w:name="_Toc243493637"/>
       <w:r>
         <w:t>8.1. Пакетный режим (без графического интерфейса)</w:t>
       </w:r>
@@ -8215,10 +8317,7 @@
         <w:t>main.exe</w:t>
       </w:r>
       <w:r>
-        <w:t xml:space="preserve"> умеет работать</w:t>
-      </w:r>
-      <w:r>
-        <w:t xml:space="preserve"> по файлу-макросу:</w:t>
+        <w:t xml:space="preserve"> умеет работать по файлу-макросу:</w:t>
       </w:r>
     </w:p>
     <w:p>
@@ -8232,6 +8331,7 @@
           <w:rFonts w:ascii="Consolas" w:hAnsi="Consolas" w:cs="Consolas"/>
           <w:sz w:val="18"/>
         </w:rPr>
+        <w:lastRenderedPageBreak/>
         <w:t>build\Release\main.exe run.mac</w:t>
       </w:r>
     </w:p>
@@ -8248,7 +8348,10 @@
         <w:t>run.mac</w:t>
       </w:r>
       <w:r>
-        <w:t xml:space="preserve"> создаётся графическим интерфейсом автоматически при каждом запуске (его также можно сохранить кнопкой «Сохранить .mac»). Основные команды макроса:</w:t>
+        <w:t xml:space="preserve"> создаётся графическим интерфейсом автоматически при каждом запуске (его также можно сохранить </w:t>
+      </w:r>
+      <w:r>
+        <w:t>кнопкой «Сохранить .mac»). Основные команды макроса:</w:t>
       </w:r>
     </w:p>
     <w:p>
@@ -8263,14 +8366,7 @@
           <w:rFonts w:ascii="Consolas" w:hAnsi="Consolas" w:cs="Consolas"/>
           <w:sz w:val="18"/>
         </w:rPr>
-        <w:t>/myDetector/setGeometry        cylinder | beak</w:t>
-      </w:r>
-      <w:r>
-        <w:rPr>
-          <w:rFonts w:ascii="Consolas" w:hAnsi="Consolas" w:cs="Consolas"/>
-          <w:sz w:val="18"/>
-        </w:rPr>
-        <w:t>er | tube</w:t>
+        <w:t>/myDetector/setGeometry        cylinder | beaker | tube</w:t>
       </w:r>
     </w:p>
     <w:p>
@@ -8330,7 +8426,14 @@
           <w:rFonts w:ascii="Consolas" w:hAnsi="Consolas" w:cs="Consolas"/>
           <w:sz w:val="18"/>
         </w:rPr>
-        <w:t>/myDetector/setRim             0 cm</w:t>
+        <w:t xml:space="preserve">/myDetector/setRim             0 </w:t>
+      </w:r>
+      <w:r>
+        <w:rPr>
+          <w:rFonts w:ascii="Consolas" w:hAnsi="Consolas" w:cs="Consolas"/>
+          <w:sz w:val="18"/>
+        </w:rPr>
+        <w:t>cm</w:t>
       </w:r>
     </w:p>
     <w:p>
@@ -8493,7 +8596,39 @@
           <w:sz w:val="18"/>
           <w:shd w:val="clear" w:color="auto" w:fill="F4F4F4"/>
         </w:rPr>
-        <w:t>/run/initi</w:t>
+        <w:t>/run/initialize</w:t>
+      </w:r>
+      <w:r>
+        <w:t>.</w:t>
+      </w:r>
+    </w:p>
+    <w:p>
+      <w:pPr>
+        <w:pStyle w:val="21"/>
+      </w:pPr>
+      <w:bookmarkStart w:id="26" w:name="_Toc243493638"/>
+      <w:r>
+        <w:t>8.2. Интерактивный режим с визуализацией</w:t>
+      </w:r>
+      <w:bookmarkEnd w:id="26"/>
+    </w:p>
+    <w:p>
+      <w:pPr>
+        <w:shd w:val="clear" w:color="auto" w:fill="F4F4F4"/>
+        <w:spacing w:before="120" w:line="240" w:lineRule="auto"/>
+        <w:ind w:left="227"/>
+      </w:pPr>
+      <w:r>
+        <w:rPr>
+          <w:rFonts w:ascii="Consolas" w:hAnsi="Consolas" w:cs="Consolas"/>
+          <w:sz w:val="18"/>
+        </w:rPr>
+        <w:t>interactive.bat</w:t>
+      </w:r>
+    </w:p>
+    <w:p>
+      <w:r>
+        <w:t xml:space="preserve">или запустите </w:t>
       </w:r>
       <w:r>
         <w:rPr>
@@ -8501,21 +8636,158 @@
           <w:sz w:val="18"/>
           <w:shd w:val="clear" w:color="auto" w:fill="F4F4F4"/>
         </w:rPr>
-        <w:t>alize</w:t>
-      </w:r>
-      <w:r>
-        <w:t>.</w:t>
+        <w:t>main.exe</w:t>
+      </w:r>
+      <w:r>
+        <w:t xml:space="preserve"> без аргументов — откроется меню Geant4 с визуализацией геометрии (</w:t>
+      </w:r>
+      <w:r>
+        <w:t xml:space="preserve">нужна поддержка OpenGL). Запускайте из папки программы: макросы </w:t>
+      </w:r>
+      <w:r>
+        <w:rPr>
+          <w:rFonts w:ascii="Consolas" w:hAnsi="Consolas" w:cs="Consolas"/>
+          <w:sz w:val="18"/>
+          <w:shd w:val="clear" w:color="auto" w:fill="F4F4F4"/>
+        </w:rPr>
+        <w:t>vis.mac</w:t>
+      </w:r>
+      <w:r>
+        <w:t xml:space="preserve"> и </w:t>
+      </w:r>
+      <w:r>
+        <w:rPr>
+          <w:rFonts w:ascii="Consolas" w:hAnsi="Consolas" w:cs="Consolas"/>
+          <w:sz w:val="18"/>
+          <w:shd w:val="clear" w:color="auto" w:fill="F4F4F4"/>
+        </w:rPr>
+        <w:t>gui.mac</w:t>
+      </w:r>
+      <w:r>
+        <w:t xml:space="preserve"> ищутся в текущем каталоге.</w:t>
       </w:r>
     </w:p>
     <w:p>
       <w:pPr>
         <w:pStyle w:val="21"/>
       </w:pPr>
-      <w:bookmarkStart w:id="26" w:name="_Toc243415820"/>
-      <w:r>
-        <w:t>8.2. Интерактивный режим с визуализацией</w:t>
-      </w:r>
-      <w:bookmarkEnd w:id="26"/>
+      <w:bookmarkStart w:id="27" w:name="_Toc243493639"/>
+      <w:r>
+        <w:t>8.3. Ручная распаковка пакетов и переменные G4*DATA</w:t>
+      </w:r>
+      <w:bookmarkEnd w:id="27"/>
+    </w:p>
+    <w:p>
+      <w:r>
+        <w:rPr>
+          <w:b/>
+        </w:rPr>
+        <w:t>Распаковка вручную.</w:t>
+      </w:r>
+      <w:r>
+        <w:t xml:space="preserve"> Обычно пакеты ставит </w:t>
+      </w:r>
+      <w:r>
+        <w:rPr>
+          <w:rFonts w:ascii="Consolas" w:hAnsi="Consolas" w:cs="Consolas"/>
+          <w:sz w:val="18"/>
+          <w:shd w:val="clear" w:color="auto" w:fill="F4F4F4"/>
+        </w:rPr>
+        <w:t>install_data.bat</w:t>
+      </w:r>
+      <w:r>
+        <w:t xml:space="preserve"> от имени администратора (раздел 5.2) </w:t>
+      </w:r>
+      <w:r>
+        <w:t xml:space="preserve">— ручной способ нужен, только если он по каким-то причинам не подходит. Файл пакета имеет расширение </w:t>
+      </w:r>
+      <w:r>
+        <w:rPr>
+          <w:rFonts w:ascii="Consolas" w:hAnsi="Consolas" w:cs="Consolas"/>
+          <w:sz w:val="18"/>
+          <w:shd w:val="clear" w:color="auto" w:fill="F4F4F4"/>
+        </w:rPr>
+        <w:t>.tar.gz</w:t>
+      </w:r>
+      <w:r>
+        <w:t>: Windows 11 открывает такие архивы прямо в Проводнике (правая кнопка → «Извлечь всё»), а в Windows 10 встроенной поддержки нет — там пригодится бес</w:t>
+      </w:r>
+      <w:r>
+        <w:t xml:space="preserve">платный 7-Zip (описан ниже). Способ, работающий в обеих системах, — команда </w:t>
+      </w:r>
+      <w:r>
+        <w:rPr>
+          <w:rFonts w:ascii="Consolas" w:hAnsi="Consolas" w:cs="Consolas"/>
+          <w:sz w:val="18"/>
+          <w:shd w:val="clear" w:color="auto" w:fill="F4F4F4"/>
+        </w:rPr>
+        <w:t>tar</w:t>
+      </w:r>
+      <w:r>
+        <w:t>, встроенная в Windows 10/11:</w:t>
+      </w:r>
+    </w:p>
+    <w:p>
+      <w:pPr>
+        <w:spacing w:after="40"/>
+        <w:ind w:left="510" w:hanging="510"/>
+      </w:pPr>
+      <w:r>
+        <w:rPr>
+          <w:b/>
+        </w:rPr>
+        <w:t>1.</w:t>
+      </w:r>
+      <w:r>
+        <w:rPr>
+          <w:b/>
+        </w:rPr>
+        <w:tab/>
+      </w:r>
+      <w:r>
+        <w:t xml:space="preserve">Откройте командную строку: </w:t>
+      </w:r>
+      <w:r>
+        <w:rPr>
+          <w:b/>
+        </w:rPr>
+        <w:t>Win + R</w:t>
+      </w:r>
+      <w:r>
+        <w:t xml:space="preserve"> → </w:t>
+      </w:r>
+      <w:r>
+        <w:rPr>
+          <w:rFonts w:ascii="Consolas" w:hAnsi="Consolas" w:cs="Consolas"/>
+          <w:sz w:val="18"/>
+          <w:shd w:val="clear" w:color="auto" w:fill="F4F4F4"/>
+        </w:rPr>
+        <w:t>cmd</w:t>
+      </w:r>
+      <w:r>
+        <w:t xml:space="preserve"> → Enter (как в разделе 4.2).</w:t>
+      </w:r>
+    </w:p>
+    <w:p>
+      <w:pPr>
+        <w:spacing w:after="40"/>
+        <w:ind w:left="510" w:hanging="510"/>
+      </w:pPr>
+      <w:r>
+        <w:rPr>
+          <w:b/>
+        </w:rPr>
+        <w:t>2.</w:t>
+      </w:r>
+      <w:r>
+        <w:rPr>
+          <w:b/>
+        </w:rPr>
+        <w:tab/>
+      </w:r>
+      <w:r>
+        <w:t>Перейдите в папку данных Geant4 (путь подставьте свой):</w:t>
+      </w:r>
     </w:p>
     <w:p>
       <w:pPr>
@@ -8528,24 +8800,83 @@
           <w:rFonts w:ascii="Consolas" w:hAnsi="Consolas" w:cs="Consolas"/>
           <w:sz w:val="18"/>
         </w:rPr>
-        <w:t>interactive.bat</w:t>
-      </w:r>
-    </w:p>
-    <w:p>
-      <w:r>
-        <w:lastRenderedPageBreak/>
-        <w:t xml:space="preserve">или запустите </w:t>
-      </w:r>
+        <w:t xml:space="preserve">   cd /d "C:\Ge</w:t>
+      </w:r>
+      <w:r>
+        <w:rPr>
+          <w:rFonts w:ascii="Consolas" w:hAnsi="Consolas" w:cs="Consolas"/>
+          <w:sz w:val="18"/>
+        </w:rPr>
+        <w:t>ant4\data"</w:t>
+      </w:r>
+    </w:p>
+    <w:p>
+      <w:pPr>
+        <w:spacing w:after="40"/>
+        <w:ind w:left="510" w:hanging="510"/>
+      </w:pPr>
+      <w:r>
+        <w:rPr>
+          <w:b/>
+        </w:rPr>
+        <w:t>3.</w:t>
+      </w:r>
+      <w:r>
+        <w:rPr>
+          <w:b/>
+        </w:rPr>
+        <w:tab/>
+      </w:r>
+      <w:r>
+        <w:t>Распакуйте скачанный файл (путь подставьте свой, обычно это папка «Загрузки»):</w:t>
+      </w:r>
+    </w:p>
+    <w:p>
+      <w:pPr>
+        <w:shd w:val="clear" w:color="auto" w:fill="F4F4F4"/>
+        <w:spacing w:before="120" w:line="240" w:lineRule="auto"/>
+        <w:ind w:left="227"/>
+      </w:pPr>
+      <w:r>
+        <w:rPr>
+          <w:rFonts w:ascii="Consolas" w:hAnsi="Consolas" w:cs="Consolas"/>
+          <w:sz w:val="18"/>
+        </w:rPr>
+        <w:t xml:space="preserve">   tar -xzf "C:\Users\&lt;имя пользователя&gt;\Downloads\G4EMLOW.8.8.tar.gz"</w:t>
+      </w:r>
+    </w:p>
+    <w:p>
+      <w:pPr>
+        <w:spacing w:after="40"/>
+        <w:ind w:left="510" w:hanging="510"/>
+      </w:pPr>
+      <w:r>
+        <w:rPr>
+          <w:b/>
+        </w:rPr>
+        <w:t>4.</w:t>
+      </w:r>
+      <w:r>
+        <w:rPr>
+          <w:b/>
+        </w:rPr>
+        <w:tab/>
+      </w:r>
+      <w:r>
+        <w:t>Повторите команду для каждого скачанного пакета — у каждого свой путь к файлу.</w:t>
+      </w:r>
+    </w:p>
+    <w:p>
       <w:r>
         <w:rPr>
           <w:rFonts w:ascii="Consolas" w:hAnsi="Consolas" w:cs="Consolas"/>
           <w:sz w:val="18"/>
           <w:shd w:val="clear" w:color="auto" w:fill="F4F4F4"/>
         </w:rPr>
-        <w:t>main.exe</w:t>
-      </w:r>
-      <w:r>
-        <w:t xml:space="preserve"> без аргументов — откроется меню Geant4 с визуализацией геометрии (нужна поддержка OpenGL). Запускайте из папки программы: макросы </w:t>
+        <w:t>start.bat</w:t>
+      </w:r>
+      <w:r>
+        <w:t xml:space="preserve"> ищет папки в </w:t>
       </w:r>
       <w:r>
         <w:rPr>
@@ -8553,10 +8884,10 @@
           <w:sz w:val="18"/>
           <w:shd w:val="clear" w:color="auto" w:fill="F4F4F4"/>
         </w:rPr>
-        <w:t>vis.mac</w:t>
-      </w:r>
-      <w:r>
-        <w:t xml:space="preserve"> и </w:t>
+        <w:t>&lt;каталог Geant4&gt;\data</w:t>
+      </w:r>
+      <w:r>
+        <w:t xml:space="preserve"> - там, куда их ставит </w:t>
       </w:r>
       <w:r>
         <w:rPr>
@@ -8564,34 +8895,27 @@
           <w:sz w:val="18"/>
           <w:shd w:val="clear" w:color="auto" w:fill="F4F4F4"/>
         </w:rPr>
-        <w:t>gui.mac</w:t>
-      </w:r>
-      <w:r>
-        <w:t xml:space="preserve"> ищутся в текущем каталоге.</w:t>
-      </w:r>
-    </w:p>
-    <w:p>
-      <w:pPr>
-        <w:pStyle w:val="21"/>
-      </w:pPr>
-      <w:bookmarkStart w:id="27" w:name="_Toc243415821"/>
-      <w:r>
-        <w:t>8.3. Ручная распаковка пакетов и переменные G4*DATA</w:t>
-      </w:r>
-      <w:bookmarkEnd w:id="27"/>
-    </w:p>
-    <w:p>
+        <w:t>install_data.bat</w:t>
+      </w:r>
+      <w:r>
+        <w:t>.</w:t>
+      </w:r>
+    </w:p>
+    <w:p>
+      <w:r>
+        <w:t xml:space="preserve">Если командная строка пугает — распакуйте через бесплатный архиватор 7-Zip: правая кнопка мыши по файлу → </w:t>
+      </w:r>
       <w:r>
         <w:rPr>
           <w:b/>
         </w:rPr>
-        <w:t>Распаковка вручную.</w:t>
-      </w:r>
-      <w:r>
-        <w:t xml:space="preserve"> Обычно п</w:t>
-      </w:r>
-      <w:r>
-        <w:t xml:space="preserve">акеты ставит </w:t>
+        <w:t>7-Zip → «Извлечь сюда»</w:t>
+      </w:r>
+      <w:r>
+        <w:t>, затем перенесите появившуюся папку (напри</w:t>
+      </w:r>
+      <w:r>
+        <w:t xml:space="preserve">мер </w:t>
       </w:r>
       <w:r>
         <w:rPr>
@@ -8599,10 +8923,21 @@
           <w:sz w:val="18"/>
           <w:shd w:val="clear" w:color="auto" w:fill="F4F4F4"/>
         </w:rPr>
-        <w:t>install_data.bat</w:t>
-      </w:r>
-      <w:r>
-        <w:t xml:space="preserve"> (раздел 5.2) — ручной способ нужен, только если он по каким-то причинам не подходит. Файл пакета имеет расширение </w:t>
+        <w:t>G4EMLOW8.8</w:t>
+      </w:r>
+      <w:r>
+        <w:t>) в папку данных Geant4.</w:t>
+      </w:r>
+    </w:p>
+    <w:p>
+      <w:r>
+        <w:rPr>
+          <w:b/>
+        </w:rPr>
+        <w:t>Переменные среды.</w:t>
+      </w:r>
+      <w:r>
+        <w:t xml:space="preserve"> Переменные окружения — это записи в системе Windows, которые указывают программам, где лежат файлы. Geant4 использует переменные вида </w:t>
       </w:r>
       <w:r>
         <w:rPr>
@@ -8610,13 +8945,10 @@
           <w:sz w:val="18"/>
           <w:shd w:val="clear" w:color="auto" w:fill="F4F4F4"/>
         </w:rPr>
-        <w:t>.tar.gz</w:t>
-      </w:r>
-      <w:r>
-        <w:t>: Windows 11 открывает такие архивы прямо в Проводнике (правая кнопка → «Извлечь всё»), а в Windows 10 вс</w:t>
-      </w:r>
-      <w:r>
-        <w:t xml:space="preserve">троенной поддержки нет — там пригодится бесплатный 7-Zip (описан ниже). Способ, работающий в обеих системах, — команда </w:t>
+        <w:t>G4*DATA</w:t>
+      </w:r>
+      <w:r>
+        <w:t xml:space="preserve">: например, </w:t>
       </w:r>
       <w:r>
         <w:rPr>
@@ -8624,40 +8956,13 @@
           <w:sz w:val="18"/>
           <w:shd w:val="clear" w:color="auto" w:fill="F4F4F4"/>
         </w:rPr>
-        <w:t>tar</w:t>
-      </w:r>
-      <w:r>
-        <w:t>, встроенная в Windows 10/11:</w:t>
-      </w:r>
-    </w:p>
-    <w:p>
-      <w:pPr>
-        <w:spacing w:after="40"/>
-        <w:ind w:left="510" w:hanging="510"/>
-      </w:pPr>
-      <w:r>
-        <w:rPr>
-          <w:b/>
-        </w:rPr>
-        <w:t>1.</w:t>
-      </w:r>
-      <w:r>
-        <w:rPr>
-          <w:b/>
-        </w:rPr>
-        <w:tab/>
-      </w:r>
-      <w:r>
-        <w:t xml:space="preserve">Откройте командную строку: </w:t>
-      </w:r>
-      <w:r>
-        <w:rPr>
-          <w:b/>
-        </w:rPr>
-        <w:t>Win + R</w:t>
-      </w:r>
-      <w:r>
-        <w:t xml:space="preserve"> → </w:t>
+        <w:t>G4RADIOACTIVEDATA</w:t>
+      </w:r>
+      <w:r>
+        <w:t xml:space="preserve"> указывает на папку со схемам</w:t>
+      </w:r>
+      <w:r>
+        <w:t xml:space="preserve">и распадов, </w:t>
       </w:r>
       <w:r>
         <w:rPr>
@@ -8665,10 +8970,33 @@
           <w:sz w:val="18"/>
           <w:shd w:val="clear" w:color="auto" w:fill="F4F4F4"/>
         </w:rPr>
-        <w:t>cmd</w:t>
-      </w:r>
-      <w:r>
-        <w:t xml:space="preserve"> → Enter (как в разделе 4.2).</w:t>
+        <w:t>G4LEVELGAMMADATA</w:t>
+      </w:r>
+      <w:r>
+        <w:t xml:space="preserve"> — на папку с уровнями дочерних ядер.</w:t>
+      </w:r>
+    </w:p>
+    <w:p>
+      <w:r>
+        <w:t xml:space="preserve">Обычно переменные создаёт установщик Geant4, но при установке без пакетов данных их может не оказаться. </w:t>
+      </w:r>
+      <w:r>
+        <w:rPr>
+          <w:b/>
+        </w:rPr>
+        <w:t>Проще всего не трогать их руками: запустите `install_data.bat`, а затем `start.bat`</w:t>
+      </w:r>
+      <w:r>
+        <w:t xml:space="preserve"> — </w:t>
+      </w:r>
+      <w:r>
+        <w:t>они сами найдут папки данных и создадут недостающие переменные (раздел 5.2).</w:t>
+      </w:r>
+    </w:p>
+    <w:p>
+      <w:r>
+        <w:lastRenderedPageBreak/>
+        <w:t>Если нужно посмотреть или создать переменную вручную:</w:t>
       </w:r>
     </w:p>
     <w:p>
@@ -8680,7 +9008,7 @@
         <w:rPr>
           <w:b/>
         </w:rPr>
-        <w:t>2.</w:t>
+        <w:t>1.</w:t>
       </w:r>
       <w:r>
         <w:rPr>
@@ -8689,93 +9017,69 @@
         <w:tab/>
       </w:r>
       <w:r>
-        <w:t>Перейдите в папку данных Gea</w:t>
-      </w:r>
-      <w:r>
-        <w:t>nt4 (путь подставьте свой):</w:t>
-      </w:r>
-    </w:p>
-    <w:p>
-      <w:pPr>
-        <w:shd w:val="clear" w:color="auto" w:fill="F4F4F4"/>
-        <w:spacing w:before="120" w:line="240" w:lineRule="auto"/>
-        <w:ind w:left="227"/>
-      </w:pPr>
-      <w:r>
-        <w:rPr>
-          <w:rFonts w:ascii="Consolas" w:hAnsi="Consolas" w:cs="Consolas"/>
-          <w:sz w:val="18"/>
-        </w:rPr>
-        <w:t xml:space="preserve">   cd /d "C:\Geant4\data"</w:t>
-      </w:r>
-    </w:p>
-    <w:p>
-      <w:pPr>
-        <w:spacing w:after="40"/>
-        <w:ind w:left="510" w:hanging="510"/>
-      </w:pPr>
+        <w:t xml:space="preserve">Нажмите </w:t>
+      </w:r>
       <w:r>
         <w:rPr>
           <w:b/>
         </w:rPr>
-        <w:t>3.</w:t>
-      </w:r>
-      <w:r>
-        <w:rPr>
-          <w:b/>
-        </w:rPr>
-        <w:tab/>
-      </w:r>
-      <w:r>
-        <w:t>Распакуйте скачанный файл (путь подставьте свой, обычно это папка «Загрузки»):</w:t>
-      </w:r>
-    </w:p>
-    <w:p>
-      <w:pPr>
-        <w:shd w:val="clear" w:color="auto" w:fill="F4F4F4"/>
-        <w:spacing w:before="120" w:line="240" w:lineRule="auto"/>
-        <w:ind w:left="227"/>
-      </w:pPr>
-      <w:r>
-        <w:rPr>
-          <w:rFonts w:ascii="Consolas" w:hAnsi="Consolas" w:cs="Consolas"/>
-          <w:sz w:val="18"/>
-        </w:rPr>
-        <w:t xml:space="preserve">   tar -xzf "C:\Users\&lt;имя пользователя&gt;\Downloads\G4EMLOW.8.8.tar.gz"</w:t>
-      </w:r>
-    </w:p>
-    <w:p>
-      <w:pPr>
-        <w:spacing w:after="40"/>
-        <w:ind w:left="510" w:hanging="510"/>
-      </w:pPr>
-      <w:r>
-        <w:rPr>
-          <w:b/>
-        </w:rPr>
-        <w:t>4.</w:t>
-      </w:r>
-      <w:r>
-        <w:rPr>
-          <w:b/>
-        </w:rPr>
-        <w:tab/>
-      </w:r>
-      <w:r>
-        <w:t>Повторите команду для каждого скачанного пакета — у каждого свой путь к файлу.</w:t>
-      </w:r>
-    </w:p>
-    <w:p>
+        <w:t>Win + R</w:t>
+      </w:r>
+      <w:r>
+        <w:t xml:space="preserve">, введите </w:t>
+      </w:r>
       <w:r>
         <w:rPr>
           <w:rFonts w:ascii="Consolas" w:hAnsi="Consolas" w:cs="Consolas"/>
           <w:sz w:val="18"/>
           <w:shd w:val="clear" w:color="auto" w:fill="F4F4F4"/>
         </w:rPr>
-        <w:t>start.bat</w:t>
-      </w:r>
-      <w:r>
-        <w:t xml:space="preserve"> ищет папки в </w:t>
+        <w:t>sysdm.cpl</w:t>
+      </w:r>
+      <w:r>
+        <w:t>, нажмите Enter.</w:t>
+      </w:r>
+    </w:p>
+    <w:p>
+      <w:pPr>
+        <w:spacing w:after="40"/>
+        <w:ind w:left="510" w:hanging="510"/>
+      </w:pPr>
+      <w:r>
+        <w:rPr>
+          <w:b/>
+        </w:rPr>
+        <w:t>2.</w:t>
+      </w:r>
+      <w:r>
+        <w:rPr>
+          <w:b/>
+        </w:rPr>
+        <w:tab/>
+      </w:r>
+      <w:r>
+        <w:t>Вкладка «Дополнительно» → кнопка «Переменные среды…».</w:t>
+      </w:r>
+    </w:p>
+    <w:p>
+      <w:pPr>
+        <w:spacing w:after="40"/>
+        <w:ind w:left="510" w:hanging="510"/>
+      </w:pPr>
+      <w:r>
+        <w:rPr>
+          <w:b/>
+        </w:rPr>
+        <w:t>3.</w:t>
+      </w:r>
+      <w:r>
+        <w:rPr>
+          <w:b/>
+        </w:rPr>
+        <w:tab/>
+      </w:r>
+      <w:r>
+        <w:t xml:space="preserve">Найдите </w:t>
       </w:r>
       <w:r>
         <w:rPr>
@@ -8783,10 +9087,10 @@
           <w:sz w:val="18"/>
           <w:shd w:val="clear" w:color="auto" w:fill="F4F4F4"/>
         </w:rPr>
-        <w:t>&lt;каталог Geant4&gt;\data</w:t>
-      </w:r>
-      <w:r>
-        <w:t xml:space="preserve"> - там, куда их ставит </w:t>
+        <w:t>G4RADIOACTIVEDATA</w:t>
+      </w:r>
+      <w:r>
+        <w:t xml:space="preserve"> — она может находиться в блоке «Системные переменные» или «Переменные пользователя»; значением должен быть путь вида </w:t>
       </w:r>
       <w:r>
         <w:rPr>
@@ -8794,7 +9098,7 @@
           <w:sz w:val="18"/>
           <w:shd w:val="clear" w:color="auto" w:fill="F4F4F4"/>
         </w:rPr>
-        <w:t>install_data.bat</w:t>
+        <w:t>...\data\RadioactiveDecay6.1.2</w:t>
       </w:r>
       <w:r>
         <w:t>.</w:t>
@@ -8802,19 +9106,37 @@
     </w:p>
     <w:p>
       <w:r>
-        <w:t>Если командная стр</w:t>
-      </w:r>
-      <w:r>
-        <w:t xml:space="preserve">ока пугает — распакуйте через бесплатный архиватор 7-Zip: правая кнопка мыши по файлу → </w:t>
+        <w:t xml:space="preserve">&gt; </w:t>
       </w:r>
       <w:r>
         <w:rPr>
           <w:b/>
         </w:rPr>
-        <w:t>7-Zip → «Извлечь сюда»</w:t>
-      </w:r>
-      <w:r>
-        <w:t xml:space="preserve">, затем перенесите появившуюся папку (например </w:t>
+        <w:t>[Скриншот: окно «Переменные среды» с подсвеченной G4RADIOACTIVEDATA]</w:t>
+      </w:r>
+    </w:p>
+    <w:p>
+      <w:pPr>
+        <w:spacing w:after="40"/>
+        <w:ind w:left="510" w:hanging="510"/>
+      </w:pPr>
+      <w:r>
+        <w:rPr>
+          <w:b/>
+        </w:rPr>
+        <w:t>4.</w:t>
+      </w:r>
+      <w:r>
+        <w:rPr>
+          <w:b/>
+        </w:rPr>
+        <w:tab/>
+      </w:r>
+      <w:r>
+        <w:t>Если пе</w:t>
+      </w:r>
+      <w:r>
+        <w:t xml:space="preserve">ременной нет, а папка с данными уже скачана — нажмите «Создать…» и укажите имя переменной и путь к папке. Но быстрее и надёжнее это делает </w:t>
       </w:r>
       <w:r>
         <w:rPr>
@@ -8822,257 +9144,34 @@
           <w:sz w:val="18"/>
           <w:shd w:val="clear" w:color="auto" w:fill="F4F4F4"/>
         </w:rPr>
-        <w:t>G4EMLOW8.8</w:t>
-      </w:r>
-      <w:r>
-        <w:t>) в папку данных Geant4.</w:t>
-      </w:r>
+        <w:t>start.bat</w:t>
+      </w:r>
+      <w:r>
+        <w:t>.</w:t>
+      </w:r>
+    </w:p>
+    <w:p>
+      <w:pPr>
+        <w:pStyle w:val="21"/>
+      </w:pPr>
+      <w:bookmarkStart w:id="28" w:name="_Toc243493640"/>
+      <w:r>
+        <w:t>8.4. Обновление и удаление</w:t>
+      </w:r>
+      <w:bookmarkEnd w:id="28"/>
     </w:p>
     <w:p>
       <w:r>
         <w:rPr>
           <w:b/>
         </w:rPr>
-        <w:t>Переменные среды.</w:t>
-      </w:r>
-      <w:r>
-        <w:t xml:space="preserve"> Переменные окружения — это записи в системе Wi</w:t>
-      </w:r>
-      <w:r>
-        <w:t xml:space="preserve">ndows, которые указывают программам, где лежат файлы. Geant4 использует переменные вида </w:t>
-      </w:r>
-      <w:r>
-        <w:rPr>
-          <w:rFonts w:ascii="Consolas" w:hAnsi="Consolas" w:cs="Consolas"/>
-          <w:sz w:val="18"/>
-          <w:shd w:val="clear" w:color="auto" w:fill="F4F4F4"/>
-        </w:rPr>
-        <w:t>G4*DATA</w:t>
-      </w:r>
-      <w:r>
-        <w:t xml:space="preserve">: например, </w:t>
-      </w:r>
-      <w:r>
-        <w:rPr>
-          <w:rFonts w:ascii="Consolas" w:hAnsi="Consolas" w:cs="Consolas"/>
-          <w:sz w:val="18"/>
-          <w:shd w:val="clear" w:color="auto" w:fill="F4F4F4"/>
-        </w:rPr>
-        <w:t>G4RADIOACTIVEDATA</w:t>
-      </w:r>
-      <w:r>
-        <w:t xml:space="preserve"> указывает на папку со схемами распадов, </w:t>
-      </w:r>
-      <w:r>
-        <w:rPr>
-          <w:rFonts w:ascii="Consolas" w:hAnsi="Consolas" w:cs="Consolas"/>
-          <w:sz w:val="18"/>
-          <w:shd w:val="clear" w:color="auto" w:fill="F4F4F4"/>
-        </w:rPr>
-        <w:t>G4LEVELGAMMADATA</w:t>
-      </w:r>
-      <w:r>
-        <w:t xml:space="preserve"> — на папку с уровнями дочерних ядер.</w:t>
-      </w:r>
-    </w:p>
-    <w:p>
-      <w:r>
-        <w:t xml:space="preserve">Обычно переменные создаёт установщик </w:t>
-      </w:r>
-      <w:r>
-        <w:t xml:space="preserve">Geant4, но при установке без пакетов данных их может не оказаться. </w:t>
-      </w:r>
-      <w:r>
-        <w:rPr>
-          <w:b/>
-        </w:rPr>
-        <w:t>Проще всего не трогать их руками: запустите `install_data.bat`, а затем `start.bat`</w:t>
-      </w:r>
-      <w:r>
-        <w:t xml:space="preserve"> — они сами найдут папки данных и создадут недостающие переменные (раздел 5.2).</w:t>
-      </w:r>
-    </w:p>
-    <w:p>
-      <w:r>
-        <w:t xml:space="preserve">Если нужно посмотреть или </w:t>
-      </w:r>
-      <w:r>
-        <w:t>создать переменную вручную:</w:t>
-      </w:r>
-    </w:p>
-    <w:p>
-      <w:pPr>
-        <w:spacing w:after="40"/>
-        <w:ind w:left="510" w:hanging="510"/>
-      </w:pPr>
-      <w:r>
-        <w:rPr>
-          <w:b/>
-        </w:rPr>
-        <w:t>1.</w:t>
-      </w:r>
-      <w:r>
-        <w:rPr>
-          <w:b/>
-        </w:rPr>
-        <w:tab/>
-      </w:r>
-      <w:r>
-        <w:t xml:space="preserve">Нажмите </w:t>
-      </w:r>
-      <w:r>
-        <w:rPr>
-          <w:b/>
-        </w:rPr>
-        <w:t>Win + R</w:t>
-      </w:r>
-      <w:r>
-        <w:t xml:space="preserve">, введите </w:t>
-      </w:r>
-      <w:r>
-        <w:rPr>
-          <w:rFonts w:ascii="Consolas" w:hAnsi="Consolas" w:cs="Consolas"/>
-          <w:sz w:val="18"/>
-          <w:shd w:val="clear" w:color="auto" w:fill="F4F4F4"/>
-        </w:rPr>
-        <w:t>sysdm.cpl</w:t>
-      </w:r>
-      <w:r>
-        <w:t>, нажмите Enter.</w:t>
-      </w:r>
-    </w:p>
-    <w:p>
-      <w:pPr>
-        <w:spacing w:after="40"/>
-        <w:ind w:left="510" w:hanging="510"/>
-      </w:pPr>
-      <w:r>
-        <w:rPr>
-          <w:b/>
-        </w:rPr>
-        <w:t>2.</w:t>
-      </w:r>
-      <w:r>
-        <w:rPr>
-          <w:b/>
-        </w:rPr>
-        <w:tab/>
-      </w:r>
-      <w:r>
-        <w:t>Вкладка «Дополнительно» → кнопка «Переменные среды…».</w:t>
-      </w:r>
-    </w:p>
-    <w:p>
-      <w:pPr>
-        <w:spacing w:after="40"/>
-        <w:ind w:left="510" w:hanging="510"/>
-      </w:pPr>
-      <w:r>
-        <w:rPr>
-          <w:b/>
-        </w:rPr>
-        <w:t>3.</w:t>
-      </w:r>
-      <w:r>
-        <w:rPr>
-          <w:b/>
-        </w:rPr>
-        <w:tab/>
-      </w:r>
-      <w:r>
-        <w:t xml:space="preserve">Найдите </w:t>
-      </w:r>
-      <w:r>
-        <w:rPr>
-          <w:rFonts w:ascii="Consolas" w:hAnsi="Consolas" w:cs="Consolas"/>
-          <w:sz w:val="18"/>
-          <w:shd w:val="clear" w:color="auto" w:fill="F4F4F4"/>
-        </w:rPr>
-        <w:t>G4RADIOACTIVEDATA</w:t>
-      </w:r>
-      <w:r>
-        <w:t xml:space="preserve"> — она может находиться в блоке «Системные переменные» или «Переменные пользователя»; зна</w:t>
-      </w:r>
-      <w:r>
-        <w:t xml:space="preserve">чением должен быть путь вида </w:t>
-      </w:r>
-      <w:r>
-        <w:rPr>
-          <w:rFonts w:ascii="Consolas" w:hAnsi="Consolas" w:cs="Consolas"/>
-          <w:sz w:val="18"/>
-          <w:shd w:val="clear" w:color="auto" w:fill="F4F4F4"/>
-        </w:rPr>
-        <w:t>...\data\RadioactiveDecay6.1.2</w:t>
-      </w:r>
-      <w:r>
-        <w:t>.</w:t>
-      </w:r>
-    </w:p>
-    <w:p>
-      <w:r>
-        <w:t xml:space="preserve">&gt; </w:t>
-      </w:r>
-      <w:r>
-        <w:rPr>
-          <w:b/>
-        </w:rPr>
-        <w:t>[Скриншот: окно «Переменные среды» с подсвеченной G4RADIOACTIVEDATA]</w:t>
-      </w:r>
-    </w:p>
-    <w:p>
-      <w:pPr>
-        <w:spacing w:after="40"/>
-        <w:ind w:left="510" w:hanging="510"/>
-      </w:pPr>
-      <w:r>
-        <w:rPr>
-          <w:b/>
-        </w:rPr>
-        <w:t>4.</w:t>
-      </w:r>
-      <w:r>
-        <w:rPr>
-          <w:b/>
-        </w:rPr>
-        <w:tab/>
-      </w:r>
-      <w:r>
-        <w:t xml:space="preserve">Если переменной нет, а папка с данными уже скачана — нажмите «Создать…» и укажите имя переменной и путь к папке. Но быстрее и надёжнее это делает </w:t>
-      </w:r>
-      <w:r>
-        <w:rPr>
-          <w:rFonts w:ascii="Consolas" w:hAnsi="Consolas" w:cs="Consolas"/>
-          <w:sz w:val="18"/>
-          <w:shd w:val="clear" w:color="auto" w:fill="F4F4F4"/>
-        </w:rPr>
-        <w:t>start.bat</w:t>
-      </w:r>
-      <w:r>
-        <w:t>.</w:t>
-      </w:r>
-    </w:p>
-    <w:p>
-      <w:pPr>
-        <w:pStyle w:val="21"/>
-      </w:pPr>
-      <w:bookmarkStart w:id="28" w:name="_Toc243415822"/>
-      <w:r>
-        <w:t>8.4. Обновление и удаление</w:t>
-      </w:r>
-      <w:bookmarkEnd w:id="28"/>
-    </w:p>
-    <w:p>
-      <w:r>
-        <w:rPr>
-          <w:b/>
-        </w:rPr>
         <w:t>Обновление:</w:t>
       </w:r>
       <w:r>
-        <w:t xml:space="preserve"> скачайте новый архив релиза, распакуйте его поверх папки про</w:t>
-      </w:r>
-      <w:r>
-        <w:t xml:space="preserve">граммы, заменив файлы. Файлы </w:t>
+        <w:t xml:space="preserve"> скачайте новый архив релиза, распакуйте его поверх папки программы,</w:t>
+      </w:r>
+      <w:r>
+        <w:t xml:space="preserve"> заменив файлы. Файлы </w:t>
       </w:r>
       <w:r>
         <w:rPr>
@@ -9120,13 +9219,12 @@
       <w:pPr>
         <w:pStyle w:val="1"/>
       </w:pPr>
-      <w:bookmarkStart w:id="29" w:name="_Toc243415823"/>
-      <w:r>
-        <w:lastRenderedPageBreak/>
-        <w:t>9. К</w:t>
-      </w:r>
-      <w:r>
-        <w:t>онтрольный список перед первым запуском</w:t>
+      <w:bookmarkStart w:id="29" w:name="_Toc243493641"/>
+      <w:r>
+        <w:t>9. Контроль</w:t>
+      </w:r>
+      <w:r>
+        <w:t>ный список перед первым запуском</w:t>
       </w:r>
       <w:bookmarkEnd w:id="29"/>
     </w:p>
@@ -9190,7 +9288,7 @@
         <w:tab/>
       </w:r>
       <w:r>
-        <w:t xml:space="preserve">Скачаны пять архивов данных Geant4 и положены рядом с </w:t>
+        <w:t xml:space="preserve">Скачаны пять обязательных архивов данных Geant4 и положены рядом с </w:t>
       </w:r>
       <w:r>
         <w:rPr>
@@ -9198,7 +9296,7 @@
           <w:sz w:val="18"/>
           <w:shd w:val="clear" w:color="auto" w:fill="F4F4F4"/>
         </w:rPr>
-        <w:t>install_da</w:t>
+        <w:t>inst</w:t>
       </w:r>
       <w:r>
         <w:rPr>
@@ -9206,7 +9304,7 @@
           <w:sz w:val="18"/>
           <w:shd w:val="clear" w:color="auto" w:fill="F4F4F4"/>
         </w:rPr>
-        <w:t>ta.bat</w:t>
+        <w:t>all_data.bat</w:t>
       </w:r>
       <w:r>
         <w:t xml:space="preserve">, </w:t>
@@ -9220,7 +9318,16 @@
         <w:t>install_data.bat</w:t>
       </w:r>
       <w:r>
-        <w:t xml:space="preserve"> запущен и написал </w:t>
+        <w:t xml:space="preserve"> запущен </w:t>
+      </w:r>
+      <w:r>
+        <w:rPr>
+          <w:b/>
+        </w:rPr>
+        <w:t>от имени администратора</w:t>
+      </w:r>
+      <w:r>
+        <w:t xml:space="preserve"> и написал </w:t>
       </w:r>
       <w:r>
         <w:rPr>
@@ -9228,7 +9335,7 @@
           <w:sz w:val="18"/>
           <w:shd w:val="clear" w:color="auto" w:fill="F4F4F4"/>
         </w:rPr>
-        <w:t>Готово: установлено 5 из 5 пакетов</w:t>
+        <w:t>Готово: обязательных пакетов 5 из 5</w:t>
       </w:r>
       <w:r>
         <w:t xml:space="preserve"> (раздел 5.2).</w:t>
@@ -9284,7 +9391,10 @@
         <w:tab/>
       </w:r>
       <w:r>
-        <w:t>Установлен matplotlib (раздел 4.4).</w:t>
+        <w:t xml:space="preserve">Установлен matplotlib </w:t>
+      </w:r>
+      <w:r>
+        <w:t>(раздел 4.4).</w:t>
       </w:r>
     </w:p>
     <w:p>
@@ -9369,7 +9479,10 @@
         <w:tab/>
       </w:r>
       <w:r>
-        <w:t>На вкладке «Радионуклид» выбран нуклид, и показаны T½ и статус данных Geant4.</w:t>
+        <w:t>На вкладке «Радионуклид» выбран нуклид, и показаны T½ и статус данных</w:t>
+      </w:r>
+      <w:r>
+        <w:t xml:space="preserve"> Geant4.</w:t>
       </w:r>
     </w:p>
     <w:p>
@@ -9390,10 +9503,7 @@
         <w:tab/>
       </w:r>
       <w:r>
-        <w:t>Тесто</w:t>
-      </w:r>
-      <w:r>
-        <w:t xml:space="preserve">вый расчёт (раздел 6.2) выполнен, в результатах </w:t>
+        <w:t xml:space="preserve">Тестовый расчёт (раздел 6.2) выполнен, в результатах </w:t>
       </w:r>
       <w:r>
         <w:rPr>
@@ -21015,7 +21125,7 @@
     <w:autoRedefine/>
     <w:uiPriority w:val="39"/>
     <w:unhideWhenUsed/>
-    <w:rsid w:val="000D12A0"/>
+    <w:rsid w:val="001D44D6"/>
     <w:pPr>
       <w:spacing w:after="100"/>
     </w:pPr>
@@ -21027,7 +21137,7 @@
     <w:autoRedefine/>
     <w:uiPriority w:val="39"/>
     <w:unhideWhenUsed/>
-    <w:rsid w:val="000D12A0"/>
+    <w:rsid w:val="001D44D6"/>
     <w:pPr>
       <w:spacing w:after="100"/>
       <w:ind w:left="220"/>
@@ -21038,7 +21148,7 @@
     <w:basedOn w:val="a2"/>
     <w:uiPriority w:val="99"/>
     <w:unhideWhenUsed/>
-    <w:rsid w:val="000D12A0"/>
+    <w:rsid w:val="001D44D6"/>
     <w:rPr>
       <w:color w:val="0000FF" w:themeColor="hyperlink"/>
       <w:u w:val="single"/>
